--- a/01_доклад/Не_просто_накормить_доклад.docx
+++ b/01_доклад/Не_просто_накормить_доклад.docx
@@ -139,13 +139,13 @@
         <w:t xml:space="preserve">1</w:t>
       </w:r>
       <w:r>
-        <w:t xml:space="preserve">. СанПиН 2.3/2.4.3590-20 требует для организаций социального обслуживания не менее трёх приёмов пищи в день и диетическое питание по показаниям</w:t>
+        <w:t xml:space="preserve">. СанПиН 2.3/2.4.3590-20 требует для организаций социального обслуживания не менее трёх приёмов пищи в день и диетическое питание по показаниям; с 01.09.2026 ту же норму закрепляет СанПиН 2.3/2.4.4282-26</w:t>
       </w:r>
       <w:r>
         <w:t xml:space="preserve">2</w:t>
       </w:r>
       <w:r>
-        <w:t xml:space="preserve">. Федеральный закон № 442-ФЗ требует учитывать индивидуальные потребности получателя услуг</w:t>
+        <w:t xml:space="preserve">. Федеральный закон № 442-ФЗ закрепляет права получателя (ст. 9) и требует учитывать индивидуальные потребности через ИППСУ (ст. 16)</w:t>
       </w:r>
       <w:r>
         <w:t xml:space="preserve">3</w:t>
@@ -403,7 +403,7 @@
         <w:t xml:space="preserve"> </w:t>
       </w:r>
       <w:r>
-        <w:t xml:space="preserve">Проживающие в ПНИ и ДСО для лиц с психическими расстройствами пользуются правами пациентов психиатрических стационаров (ст. 43 Закона № 3185-1), а питание прямо нормировано СанПиН 2.3/2.4.3590-20 (не менее трёх приёмов в день, диетическое по показаниям)</w:t>
+        <w:t xml:space="preserve">Проживающие в ПНИ и ДСО для лиц с психическими расстройствами пользуются правами пациентов психиатрических стационаров (ст. 43 Закона № 3185-1), а питание нормировано СанПиН 2.3/2.4.3590-20 (не менее трёх приёмов в день, диетическое по показаниям); с 01.09.2026 ту же норму закрепляет СанПиН 2.3/2.4.4282-26, п. 56 подп. 11</w:t>
       </w:r>
       <w:r>
         <w:t xml:space="preserve">1</w:t>
@@ -547,7 +547,7 @@
         <w:t xml:space="preserve"> </w:t>
       </w:r>
       <w:r>
-        <w:t xml:space="preserve">Признание недееспособным лишает права совершать сделки, но не отменяет бытовых предпочтений; закон требует учитывать мнение недееспособного при выборе условий проживания</w:t>
+        <w:t xml:space="preserve">Признание недееспособным означает, что сделки совершает опекун (ст. 29 ГК РФ), но не отменяет бытовых предпочтений; выбор блюда — не сделка. Закон требует учитывать мнение недееспособного при решении вопросов, затрагивающих его интересы</w:t>
       </w:r>
       <w:r>
         <w:t xml:space="preserve">19</w:t>
@@ -7011,7 +7011,23 @@
         <w:t xml:space="preserve"> </w:t>
       </w:r>
       <w:r>
-        <w:t xml:space="preserve">признание гражданина недееспособным (ст. 29) лишает его права совершать сделки; опека оформляет отношения по ст. 31–32.</w:t>
+        <w:t xml:space="preserve">признание гражданина недееспособным (ст. 29) означает, что сделки от его имени совершает опекун (п. 2 ст. 29); опека оформляет отношения по ст. 31–32. Мелкие бытовые сделки без согласия попечителя допускаются</w:t>
+      </w:r>
+      <w:r>
+        <w:t xml:space="preserve"> </w:t>
+      </w:r>
+      <w:r>
+        <w:rPr>
+          <w:b/>
+          <w:bCs/>
+        </w:rPr>
+        <w:t xml:space="preserve">ограниченно дееспособным</w:t>
+      </w:r>
+      <w:r>
+        <w:t xml:space="preserve"> </w:t>
+      </w:r>
+      <w:r>
+        <w:t xml:space="preserve">(п. 3 ст. 30), а не недееспособным — эти режимы нельзя смешивать. Выбор блюда при раздаче — не сделка, а элемент ухода и реализации права на достоинство; он не требует дееспособности.</w:t>
       </w:r>
       <w:r>
         <w:t xml:space="preserve"> </w:t>
@@ -7065,7 +7081,7 @@
         <w:t xml:space="preserve"> </w:t>
       </w:r>
       <w:r>
-        <w:t xml:space="preserve">индивидуальная программа (ИППСУ) и учёт индивидуальных потребностей получателя</w:t>
+        <w:t xml:space="preserve">права получателя (ст. 9), индивидуальная программа (ИППСУ, ст. 16) и учёт индивидуальных потребностей</w:t>
       </w:r>
       <w:r>
         <w:t xml:space="preserve">3</w:t>
@@ -7958,7 +7974,7 @@
         <w:t xml:space="preserve">Структурный конфликт (по вторичной аналитике, до 74 % жителей ПНИ недееспособны, а опекуном нередко выступает само учреждение</w:t>
       </w:r>
       <w:r>
-        <w:t xml:space="preserve">5</w:t>
+        <w:t xml:space="preserve">19</w:t>
       </w:r>
       <w:r>
         <w:t xml:space="preserve"> </w:t>
@@ -8084,13 +8100,13 @@
         <w:t xml:space="preserve"> </w:t>
       </w:r>
       <w:r>
-        <w:t xml:space="preserve">— прямая санитарная норма для организаций соцобслуживания (СанПиН 2.3/2.4.3590-20, п. 7.1.11–7.1.14)</w:t>
+        <w:t xml:space="preserve">— прямая санитарная норма для организаций соцобслуживания. На дату семинара (25–27.08.2026) действует СанПиН 2.3/2.4.3590-20, п. 7.1.11–7.1.14; с 01.09.2026 его сменяет СанПиН 2.3/2.4.4282-26 (пост. Главного государственного санитарного врача РФ от 02.06.2026 № 18), п. 56 подп. 11–14: питание проживающих в стационарных организациях соцобслуживания организуется не менее 3 раз в день, в том числе диетическое (лечебное) по медицинским показаниям</w:t>
       </w:r>
       <w:r>
         <w:t xml:space="preserve">2</w:t>
       </w:r>
       <w:r>
-        <w:t xml:space="preserve">. Норма не ограничивает число вариантов блюд — только безопасность и периодичность.</w:t>
+        <w:t xml:space="preserve">. Ни одна из редакций не ограничивает число вариантов блюд — только безопасность и периодичность.</w:t>
       </w:r>
     </w:p>
     <w:p>
@@ -8106,13 +8122,13 @@
           <w:b/>
           <w:bCs/>
         </w:rPr>
-        <w:t xml:space="preserve">Учёт индивидуальных потребностей получателя</w:t>
-      </w:r>
-      <w:r>
-        <w:t xml:space="preserve"> </w:t>
-      </w:r>
-      <w:r>
-        <w:t xml:space="preserve">— требование 442-ФЗ, реализуемое через ИППСУ</w:t>
+        <w:t xml:space="preserve">Права получателя и учёт индивидуальных потребностей</w:t>
+      </w:r>
+      <w:r>
+        <w:t xml:space="preserve"> </w:t>
+      </w:r>
+      <w:r>
+        <w:t xml:space="preserve">— ст. 9 442-ФЗ (права получателя социальных услуг) и ИППСУ (ст. 16)</w:t>
       </w:r>
       <w:r>
         <w:t xml:space="preserve">3</w:t>
@@ -8769,7 +8785,7 @@
         <w:t xml:space="preserve"> </w:t>
       </w:r>
       <w:r>
-        <w:t xml:space="preserve">как системная практика — нарушение доступности питания (п. 7.1.11 СанПиН)</w:t>
+        <w:t xml:space="preserve">как системная практика — нарушение доступности питания (п. 7.1.11 СанПиН 3590-20; с 01.09.2026 — п. 56 подп. 11 СанПиН 4282-26)</w:t>
       </w:r>
       <w:r>
         <w:t xml:space="preserve">2</w:t>
@@ -8964,13 +8980,13 @@
         <w:t xml:space="preserve">Рекомендованные нормы Минтруда (приказ 520н</w:t>
       </w:r>
       <w:r>
-        <w:t xml:space="preserve">11</w:t>
+        <w:t xml:space="preserve">29</w:t>
       </w:r>
       <w:r>
         <w:t xml:space="preserve">) — ориентир, пока регион не сделал их императивными; СанПиН</w:t>
       </w:r>
       <w:r>
-        <w:t xml:space="preserve">60</w:t>
+        <w:t xml:space="preserve">2</w:t>
       </w:r>
       <w:r>
         <w:t xml:space="preserve"> </w:t>
@@ -9089,13 +9105,19 @@
         <w:pStyle w:val="FirstParagraph"/>
       </w:pPr>
       <w:r>
-        <w:t xml:space="preserve">Санитарные правила для организаций социального обслуживания (СанПиН 2.3/2.4.3590-20) требуют: не менее трёх приёмов пищи в день, диетическое питание по показаниям, контроль на всех этапах — приёмка сырья, суточные пробы готовой продукции, бракераж, температурный режим, питьевой режим</w:t>
+        <w:t xml:space="preserve">Санитарные правила для организаций социального обслуживания на дату семинара — СанПиН 2.3/2.4.3590-20: не менее трёх приёмов пищи в день, диетическое питание по показаниям, контроль на всех этапах — приёмка сырья, суточные пробы готовой продукции, бракераж, температурный режим, питьевой режим</w:t>
       </w:r>
       <w:r>
         <w:t xml:space="preserve">2</w:t>
       </w:r>
       <w:r>
-        <w:t xml:space="preserve">. Ни один пункт этих правил не ограничивает число вариантов блюда. Вариативность попадает в санитарный контур целиком — и в этом её сила (каждый вариант защищён теми же процедурами, что и мономеню), и её уязвимость (каждый вариант должен их проходить).</w:t>
+        <w:t xml:space="preserve">. С 01.09.2026 3590-20 утрачивает силу; действует СанПиН 2.3/2.4.4282-26 (пост. № 18 от 02.06.2026). Для стационарного соцобслуживания сохраняется тот же каркас: питание не менее 3 раз в день, в том числе диетическое (лечебное) по медицинским показаниям; суточные пробы — от каждой партии блюда (п. 56 подп. 11–14)</w:t>
+      </w:r>
+      <w:r>
+        <w:t xml:space="preserve">2</w:t>
+      </w:r>
+      <w:r>
+        <w:t xml:space="preserve">. Ни одна из редакций не ограничивает число вариантов блюда. Вариативность попадает в санитарный контур целиком — и в этом её сила (каждый вариант защищён теми же процедурами, что и мономеню), и её уязвимость (каждый вариант должен их проходить). После 1 сентября локальные акты и чек-листы пищеблока нужно перепривязать к пунктам 4282-26, не меняя самой модели выбора.</w:t>
       </w:r>
     </w:p>
     <w:bookmarkEnd w:id="139"/>
@@ -10638,7 +10660,7 @@
         <w:t xml:space="preserve">24</w:t>
       </w:r>
       <w:r>
-        <w:t xml:space="preserve">61</w:t>
+        <w:t xml:space="preserve">60</w:t>
       </w:r>
       <w:r>
         <w:t xml:space="preserve">25</w:t>
@@ -10964,7 +10986,7 @@
         <w:t xml:space="preserve">22</w:t>
       </w:r>
       <w:r>
-        <w:t xml:space="preserve">62</w:t>
+        <w:t xml:space="preserve">61</w:t>
       </w:r>
       <w:r>
         <w:t xml:space="preserve">), дегустации новых блюд с голосованием (немецкая практика</w:t>
@@ -11499,7 +11521,7 @@
         <w:t xml:space="preserve">Семинар «Пространство Новых Идей 2.0» собирает в Санкт-Петербурге руководителей стационарных организаций социального обслуживания со всей страны</w:t>
       </w:r>
       <w:r>
-        <w:t xml:space="preserve">63</w:t>
+        <w:t xml:space="preserve">62</w:t>
       </w:r>
       <w:r>
         <w:t xml:space="preserve">. Очищенный список участников (прилагается к докладу отдельным файлом) даёт точную картину:</w:t>
@@ -11547,7 +11569,7 @@
         <w:t xml:space="preserve">19</w:t>
       </w:r>
       <w:r>
-        <w:t xml:space="preserve">60</w:t>
+        <w:t xml:space="preserve">63</w:t>
       </w:r>
       <w:r>
         <w:t xml:space="preserve">:</w:t>
@@ -13900,13 +13922,13 @@
         <w:t xml:space="preserve">30</w:t>
       </w:r>
       <w:r>
-        <w:t xml:space="preserve">62</w:t>
+        <w:t xml:space="preserve">61</w:t>
       </w:r>
       <w:r>
         <w:t xml:space="preserve">. Муниципальные замеры (Талльберг) показали выполнение нормы интервала у 79 % проживающих — пример дешёвого честного индикатора, измеряемого одной строкой расписания</w:t>
       </w:r>
       <w:r>
-        <w:t xml:space="preserve">62</w:t>
+        <w:t xml:space="preserve">61</w:t>
       </w:r>
       <w:r>
         <w:t xml:space="preserve">. Финляндия:</w:t>
@@ -15091,7 +15113,7 @@
         <w:t xml:space="preserve">25</w:t>
       </w:r>
       <w:r>
-        <w:t xml:space="preserve">61</w:t>
+        <w:t xml:space="preserve">60</w:t>
       </w:r>
       <w:r>
         <w:t xml:space="preserve">; это системные реформы (штат, архитектура, финансирование), а не «приёмы» — переносятся как горизонт, а не как действие на следующей неделе.</w:t>
@@ -17163,7 +17185,7 @@
         <w:pStyle w:val="FirstParagraph"/>
       </w:pPr>
       <w:r>
-        <w:t xml:space="preserve">Закупка продуктов для государственного стационарного учреждения идёт по 44-ФЗ, и для директора это зона двух встречных рисков: формальных (нарушение процедуры) и антимонопольных (картель поставщиков или, наоборот, обвинение в ограничении конкуренции). Доклад не заменяет контрактного управляющего и юриста по закупкам; раздел показывает только то, как закупка связана с питанием и вариативностью, и где директор обязан быть грамотным лично.</w:t>
+        <w:t xml:space="preserve">Закупка продуктов для казённого и бюджетного стационарного учреждения, как правило, идёт по 44-ФЗ. Для автономного учреждения режим зависит от положения о закупке: часть операций может идти по 223-ФЗ, а закупки за счёт субсидии на госзадание нередко остаются в контуре 44-ФЗ — это зона юриста и контрактной службы, а не универсальная формула «всем 44-ФЗ». Для директора это зона двух встречных рисков: формальных (нарушение процедуры) и антимонопольных (картель поставщиков или, наоборот, обвинение в ограничении конкуренции). Доклад не заменяет контрактного управляющего и юриста по закупкам; раздел показывает только то, как закупка связана с питанием и вариативностью, и где директор обязан быть грамотным лично.</w:t>
       </w:r>
     </w:p>
     <w:bookmarkEnd w:id="266"/>
@@ -17671,7 +17693,7 @@
         <w:t xml:space="preserve"> </w:t>
       </w:r>
       <w:r>
-        <w:t xml:space="preserve">(локальный акт). Разделы: нормативная база (3185-1 ст. 43, СанПиН 2.3/2.4.3590-20, приказ Минтруда 520н — с указанием, что нормы рекомендованные, если регион не императивен)</w:t>
+        <w:t xml:space="preserve">(локальный акт). Разделы: нормативная база (3185-1 ст. 43, СанПиН 2.3/2.4.3590-20 и с 01.09.2026 — СанПиН 2.3/2.4.4282-26, приказ Минтруда 520н — с указанием, что нормы рекомендованные, если регион не императивен)</w:t>
       </w:r>
       <w:r>
         <w:t xml:space="preserve">1</w:t>
@@ -18091,7 +18113,7 @@
         <w:t xml:space="preserve">и логика надзорных документов</w:t>
       </w:r>
       <w:r>
-        <w:t xml:space="preserve">60</w:t>
+        <w:t xml:space="preserve">10</w:t>
       </w:r>
       <w:r>
         <w:t xml:space="preserve">; это не консультация юриста по конкретному делу.</w:t>
@@ -18122,7 +18144,7 @@
         <w:t xml:space="preserve"> </w:t>
       </w:r>
       <w:r>
-        <w:t xml:space="preserve">— санитария: СанПиН 2.3/2.4.3590-20, включая п. 7.1.11–7.1.14 о режиме питания СОСО (не реже трёхразового, режим по заключению врача для нуждающихся)</w:t>
+        <w:t xml:space="preserve">— санитария: на дату семинара СанПиН 2.3/2.4.3590-20, п. 7.1.11–7.1.14; с 01.09.2026 — СанПиН 2.3/2.4.4282-26, п. 56 подп. 11–14 (питание проживающих не менее 3 раз в день, в том числе диетическое по показаниям; суточные пробы)</w:t>
       </w:r>
       <w:r>
         <w:t xml:space="preserve">2</w:t>
@@ -19935,7 +19957,7 @@
         <w:t xml:space="preserve"> </w:t>
       </w:r>
       <w:r>
-        <w:t xml:space="preserve">Проверьте, о чём возражение: СанПиН 3590-20 регулирует поточность, температуру, пробы — а не число вариантов блюда</w:t>
+        <w:t xml:space="preserve">Проверьте, о чём возражение: СанПиН 3590-20 (с 01.09.2026 — 4282-26) регулирует поточность, температуру, пробы — а не число вариантов блюда</w:t>
       </w:r>
       <w:r>
         <w:t xml:space="preserve">2</w:t>
@@ -21503,16 +21525,16 @@
         <w:t xml:space="preserve">4</w:t>
       </w:r>
       <w:r>
-        <w:t xml:space="preserve">19</w:t>
-      </w:r>
-      <w:r>
-        <w:t xml:space="preserve">4</w:t>
-      </w:r>
-      <w:r>
         <w:t xml:space="preserve">5</w:t>
       </w:r>
       <w:r>
         <w:t xml:space="preserve">6</w:t>
+      </w:r>
+      <w:r>
+        <w:t xml:space="preserve">13</w:t>
+      </w:r>
+      <w:r>
+        <w:t xml:space="preserve">20</w:t>
       </w:r>
       <w:r>
         <w:t xml:space="preserve">. Оценка распространённости практик («мало», «растёт») помечена как интерпретация, основанная на открытом поиске, а не на репрезентативном обследовании — такого обследования не существует.</w:t>
@@ -21627,7 +21649,7 @@
         <w:t xml:space="preserve">84</w:t>
       </w:r>
       <w:r>
-        <w:t xml:space="preserve">) меняются, и перед приказом каждый пункт проверяется заново — доклад обучает этой проверке, но не заменяет её.</w:t>
+        <w:t xml:space="preserve">) меняются, и перед приказом каждый пункт проверяется заново — доклад обучает этой проверке, но не заменяет её. Пример: СанПиН 2.3/2.4.4282-26 утверждён 02.06.2026 и вступает в силу 01.09.2026, через несколько дней после семинара; в этой версии доклада переход от 3590-20 к 4282-26 зафиксирован, но локальные акты учреждения нужно перепривязать самостоятельно.</w:t>
       </w:r>
       <w:r>
         <w:t xml:space="preserve"> </w:t>
@@ -22211,7 +22233,7 @@
         <w:t xml:space="preserve">; в российской рамке — исполнение обязанности обеспечить питание по СанПиН 2.3/2.4.3590-20</w:t>
       </w:r>
       <w:r>
-        <w:t xml:space="preserve">60</w:t>
+        <w:t xml:space="preserve">2</w:t>
       </w:r>
       <w:r>
         <w:t xml:space="preserve"> </w:t>
@@ -22220,7 +22242,7 @@
         <w:t xml:space="preserve">и уважение достоинства (ст. 37, 43 закона 3185-1)</w:t>
       </w:r>
       <w:r>
-        <w:t xml:space="preserve">2</w:t>
+        <w:t xml:space="preserve">1</w:t>
       </w:r>
       <w:r>
         <w:t xml:space="preserve">.</w:t>
@@ -22398,13 +22420,13 @@
         <w:t xml:space="preserve">Врачебное назначение — акт профессиональной компетенции, которую персонал СОСО не имеет права пересматривать; стык соцобслуживания и лечебного питания решается через региональный «мост» (раздел 24, пример — распоряжение 19РВ-32)</w:t>
       </w:r>
       <w:r>
-        <w:t xml:space="preserve">12</w:t>
+        <w:t xml:space="preserve">20</w:t>
       </w:r>
       <w:r>
         <w:t xml:space="preserve">. Право на выбор сохраняется внутри назначенных рамок (ст. 37, 43 закона 3185-1)</w:t>
       </w:r>
       <w:r>
-        <w:t xml:space="preserve">2</w:t>
+        <w:t xml:space="preserve">1</w:t>
       </w:r>
       <w:r>
         <w:t xml:space="preserve">.</w:t>
@@ -22594,7 +22616,7 @@
         <w:t xml:space="preserve">). В российской рамке — реализация ст. 37 через процедуру</w:t>
       </w:r>
       <w:r>
-        <w:t xml:space="preserve">2</w:t>
+        <w:t xml:space="preserve">1</w:t>
       </w:r>
       <w:r>
         <w:t xml:space="preserve">.</w:t>
@@ -22975,7 +22997,7 @@
         <w:t xml:space="preserve">Недопустимость принудительного кормления — из ст. 37 закона 3185-1 (гуманное обращение)</w:t>
       </w:r>
       <w:r>
-        <w:t xml:space="preserve">2</w:t>
+        <w:t xml:space="preserve">1</w:t>
       </w:r>
       <w:r>
         <w:t xml:space="preserve">; риск недоедания при отказах — клиническая проблема с документированной летальной значимостью (пневмония, истощение)</w:t>
@@ -23159,10 +23181,10 @@
         <w:t xml:space="preserve"> </w:t>
       </w:r>
       <w:r>
-        <w:t xml:space="preserve">Режим питания СОСО по СанПиН — не реже трёхразового с учётом заключения врача для нуждающихся (п. 7.1.11–7.1.14)</w:t>
-      </w:r>
-      <w:r>
-        <w:t xml:space="preserve">60</w:t>
+        <w:t xml:space="preserve">Режим питания СОСО по СанПиН — не реже трёхразового с учётом заключения врача для нуждающихся (п. 7.1.11–7.1.14 3590-20; с 01.09.2026 — п. 56 подп. 11 4282-26)</w:t>
+      </w:r>
+      <w:r>
+        <w:t xml:space="preserve">2</w:t>
       </w:r>
       <w:r>
         <w:t xml:space="preserve">; седация как побочный эффект и её влияние на режим — клиническая реальность антипсихотической терапии</w:t>
@@ -23361,7 +23383,7 @@
         <w:t xml:space="preserve">; обязанность защищать жителя от вредного воздействия других жителей — из общей логики ст. 37</w:t>
       </w:r>
       <w:r>
-        <w:t xml:space="preserve">2</w:t>
+        <w:t xml:space="preserve">1</w:t>
       </w:r>
       <w:r>
         <w:t xml:space="preserve">.</w:t>
@@ -23763,10 +23785,10 @@
         <w:t xml:space="preserve">42</w:t>
       </w:r>
       <w:r>
-        <w:t xml:space="preserve">; исполнение врачебного назначения — обязанность, вытекающая из п. 7.1.12 СанПиН (питание по заключению врача для нуждающихся)</w:t>
-      </w:r>
-      <w:r>
-        <w:t xml:space="preserve">60</w:t>
+        <w:t xml:space="preserve">; исполнение врачебного назначения — обязанность, вытекающая из п. 7.1.12 СанПиН 3590-20 (с 01.09.2026 — п. 56 подп. 11 4282-26: питание по медицинским показаниям)</w:t>
+      </w:r>
+      <w:r>
+        <w:t xml:space="preserve">2</w:t>
       </w:r>
       <w:r>
         <w:t xml:space="preserve">.</w:t>
@@ -23944,7 +23966,7 @@
         <w:t xml:space="preserve">Права жителя не ограничиваются по требованию третьих лиц без оснований (ст. 37, 43 закона 3185-1)</w:t>
       </w:r>
       <w:r>
-        <w:t xml:space="preserve">2</w:t>
+        <w:t xml:space="preserve">1</w:t>
       </w:r>
       <w:r>
         <w:t xml:space="preserve">; участие близких в пищевой биографии приветствуется как источник информации, но не как источник запретов (раздел 15).</w:t>
@@ -24143,10 +24165,10 @@
         <w:t xml:space="preserve">39</w:t>
       </w:r>
       <w:r>
-        <w:t xml:space="preserve">; обязанность исполнять назначение — из п. 7.1.12 СанПиН</w:t>
-      </w:r>
-      <w:r>
-        <w:t xml:space="preserve">60</w:t>
+        <w:t xml:space="preserve">; обязанность исполнять назначение — из п. 7.1.12 СанПиН 3590-20 (с 01.09.2026 — п. 56 подп. 11 4282-26)</w:t>
+      </w:r>
+      <w:r>
+        <w:t xml:space="preserve">2</w:t>
       </w:r>
       <w:r>
         <w:t xml:space="preserve">.</w:t>
@@ -24488,7 +24510,7 @@
         <w:t xml:space="preserve">Форма сведения (приложение 7 + учётная форма), приказ о порядке учёта вариативных позиций, действующие учётные формы по 52н с учётом переходного статуса</w:t>
       </w:r>
       <w:r>
-        <w:t xml:space="preserve">1</w:t>
+        <w:t xml:space="preserve">84</w:t>
       </w:r>
       <w:r>
         <w:t xml:space="preserve">.</w:t>
@@ -24512,7 +24534,7 @@
         <w:t xml:space="preserve">Списание по факту выдачи: статистика выбора за месяц автоматически даёт пропорцию списания парных продуктов. Уточнить у учредителя признаваемую форму — статусы форм меняются поэтапно</w:t>
       </w:r>
       <w:r>
-        <w:t xml:space="preserve">1</w:t>
+        <w:t xml:space="preserve">84</w:t>
       </w:r>
       <w:r>
         <w:t xml:space="preserve">.</w:t>
@@ -24705,16 +24727,10 @@
         <w:t xml:space="preserve"> </w:t>
       </w:r>
       <w:r>
-        <w:t xml:space="preserve">Исполнение контракта и претензионная работа — 44-ФЗ и условия контракта</w:t>
-      </w:r>
-      <w:r>
-        <w:t xml:space="preserve">10</w:t>
-      </w:r>
-      <w:r>
-        <w:t xml:space="preserve">; гарантия полноценного приёма пищи при срыве — из обязанности обеспечить питание</w:t>
-      </w:r>
-      <w:r>
-        <w:t xml:space="preserve">60</w:t>
+        <w:t xml:space="preserve">Исполнение контракта и претензионная работа — 44-ФЗ и условия контракта; гарантия полноценного приёма пищи при срыве — из обязанности обеспечить питание</w:t>
+      </w:r>
+      <w:r>
+        <w:t xml:space="preserve">2</w:t>
       </w:r>
       <w:r>
         <w:t xml:space="preserve">.</w:t>
@@ -24892,7 +24908,7 @@
         <w:t xml:space="preserve">Гуманное обращение и недопустимость лишения питания — ст. 37 закона 3185-1</w:t>
       </w:r>
       <w:r>
-        <w:t xml:space="preserve">2</w:t>
+        <w:t xml:space="preserve">1</w:t>
       </w:r>
       <w:r>
         <w:t xml:space="preserve">; использование еды как рычага — маркер институциональной культуры, который международные системы оценки (CQC) трактуют как дефект ухода</w:t>
@@ -25291,13 +25307,13 @@
         <w:t xml:space="preserve">СанПиН задаёт кратность (не реже трёхразового) и учёт заключения врача, а не астрономическое время ужина</w:t>
       </w:r>
       <w:r>
-        <w:t xml:space="preserve">60</w:t>
+        <w:t xml:space="preserve">2</w:t>
       </w:r>
       <w:r>
         <w:t xml:space="preserve">; право на привычный ритм — элемент уважения биографии (ст. 37)</w:t>
       </w:r>
       <w:r>
-        <w:t xml:space="preserve">2</w:t>
+        <w:t xml:space="preserve">1</w:t>
       </w:r>
       <w:r>
         <w:t xml:space="preserve">.</w:t>
@@ -25496,10 +25512,10 @@
         <w:t xml:space="preserve">; обязанность обеспечить потребление назначенного питания — из ст. 37/43 и СанПиН</w:t>
       </w:r>
       <w:r>
+        <w:t xml:space="preserve">1</w:t>
+      </w:r>
+      <w:r>
         <w:t xml:space="preserve">2</w:t>
-      </w:r>
-      <w:r>
-        <w:t xml:space="preserve">60</w:t>
       </w:r>
       <w:r>
         <w:t xml:space="preserve">.</w:t>
@@ -25858,7 +25874,7 @@
         <w:t xml:space="preserve">Ст. 37/43 закона 3185-1 — права не ставятся в зависимость от дееспособности</w:t>
       </w:r>
       <w:r>
-        <w:t xml:space="preserve">2</w:t>
+        <w:t xml:space="preserve">1</w:t>
       </w:r>
       <w:r>
         <w:t xml:space="preserve">; КПИ и общие замечания ККИ — о поддерживаемом принятии решений</w:t>
@@ -26082,7 +26098,7 @@
         <w:t xml:space="preserve">; обязанность организации — обеспечить потребление питания имеющимися ресурсами с максимальным качеством и одновременно документировать дефицит (ст. 37/43)</w:t>
       </w:r>
       <w:r>
-        <w:t xml:space="preserve">2</w:t>
+        <w:t xml:space="preserve">1</w:t>
       </w:r>
       <w:r>
         <w:t xml:space="preserve">.</w:t>
@@ -26260,7 +26276,7 @@
         <w:t xml:space="preserve">СанПиН регулирует безопасность и кратность, а не число линий</w:t>
       </w:r>
       <w:r>
-        <w:t xml:space="preserve">60</w:t>
+        <w:t xml:space="preserve">2</w:t>
       </w:r>
       <w:r>
         <w:t xml:space="preserve">; мировая практика заказного питания (room service модели в госпиталях) показывает: выбор строится на предзаказе и организации, а не только на площадях</w:t>
@@ -34740,7 +34756,7 @@
         <w:t xml:space="preserve"> </w:t>
       </w:r>
       <w:r>
-        <w:t xml:space="preserve">СанПиН 2.3/2.4.3590-20 (пост. Гл. сан. врача РФ от 27.10.2020 № 32), п. 7.1.11–7.1.14, 8.4.1. https://base.garant.ru/74891586/ (проверено: 23.07.2026)</w:t>
+        <w:t xml:space="preserve">СанПиН 2.3/2.4.3590-20 (пост. № 32 от 27.10.2020), п. 7.1.11–7.1.14, 8.4.1; с 01.09.2026 заменяется СанПиН 2.3/2.4.4282-26 (пост. № 18 от 02.06.2026), п. 56 подп. 11–14. https://base.garant.ru/74891586/ ; 4282-26: https://base.garant.ru/414329257/ (проверено: 17.08.2026)</w:t>
       </w:r>
     </w:p>
     <w:p>
@@ -34754,7 +34770,7 @@
         <w:t xml:space="preserve"> </w:t>
       </w:r>
       <w:r>
-        <w:t xml:space="preserve">ФЗ № 442-ФЗ «Об основах социального обслуживания граждан в РФ», ст. 7, 14, 17, 31, 32. https://www.consultant.ru/document/cons_doc_LAW_156558/ (проверено: 23.07.2026)</w:t>
+        <w:t xml:space="preserve">ФЗ № 442-ФЗ «Об основах социального обслуживания граждан в РФ», ст. 9, 16, 17, 31, 32. https://www.consultant.ru/document/cons_doc_LAW_156558/ (проверено: 23.07.2026)</w:t>
       </w:r>
     </w:p>
     <w:p>
@@ -35552,49 +35568,49 @@
         <w:t xml:space="preserve"> </w:t>
       </w:r>
       <w:r>
+        <w:t xml:space="preserve">Eden Alternative: философия и десять принципов — США. https://edenalt.org/</w:t>
+      </w:r>
+    </w:p>
+    <w:p>
+      <w:pPr>
+        <w:pStyle w:val="BodyText"/>
+      </w:pPr>
+      <w:r>
+        <w:t xml:space="preserve">61.</w:t>
+      </w:r>
+      <w:r>
+        <w:t xml:space="preserve"> </w:t>
+      </w:r>
+      <w:r>
+        <w:t xml:space="preserve">Region Jämtland: кейс Tallgläntan — замеры ночного голодания 2×/год — Швеция, 2016. https://www.regionjh.se/download/18.7b79416a31d3449611c4/1557149809111/2016-2-Skoglind-%C3%96hman.pdf</w:t>
+      </w:r>
+    </w:p>
+    <w:p>
+      <w:pPr>
+        <w:pStyle w:val="BodyText"/>
+      </w:pPr>
+      <w:r>
+        <w:t xml:space="preserve">62.</w:t>
+      </w:r>
+      <w:r>
+        <w:t xml:space="preserve"> </w:t>
+      </w:r>
+      <w:r>
+        <w:t xml:space="preserve">Письмо Минтруда о семинаре + список участников (приложения пользователя). — (проверено: 23.07.2026)</w:t>
+      </w:r>
+    </w:p>
+    <w:p>
+      <w:pPr>
+        <w:pStyle w:val="BodyText"/>
+      </w:pPr>
+      <w:r>
+        <w:t xml:space="preserve">63.</w:t>
+      </w:r>
+      <w:r>
+        <w:t xml:space="preserve"> </w:t>
+      </w:r>
+      <w:r>
         <w:t xml:space="preserve">Ведомости: «Психоневрологических интернатов за три года стало на 13% меньше» (10.04.2026). https://www.vedomosti.ru/society/articles/2026/04/10/1189295-psihonevrologicheskih-internatov-stalo-menshe (проверено: 23.07.2026)</w:t>
-      </w:r>
-    </w:p>
-    <w:p>
-      <w:pPr>
-        <w:pStyle w:val="BodyText"/>
-      </w:pPr>
-      <w:r>
-        <w:t xml:space="preserve">61.</w:t>
-      </w:r>
-      <w:r>
-        <w:t xml:space="preserve"> </w:t>
-      </w:r>
-      <w:r>
-        <w:t xml:space="preserve">Eden Alternative: философия и десять принципов — США. https://edenalt.org/</w:t>
-      </w:r>
-    </w:p>
-    <w:p>
-      <w:pPr>
-        <w:pStyle w:val="BodyText"/>
-      </w:pPr>
-      <w:r>
-        <w:t xml:space="preserve">62.</w:t>
-      </w:r>
-      <w:r>
-        <w:t xml:space="preserve"> </w:t>
-      </w:r>
-      <w:r>
-        <w:t xml:space="preserve">Region Jämtland: кейс Tallgläntan — замеры ночного голодания 2×/год — Швеция, 2016. https://www.regionjh.se/download/18.7b79416a31d3449611c4/1557149809111/2016-2-Skoglind-%C3%96hman.pdf</w:t>
-      </w:r>
-    </w:p>
-    <w:p>
-      <w:pPr>
-        <w:pStyle w:val="BodyText"/>
-      </w:pPr>
-      <w:r>
-        <w:t xml:space="preserve">63.</w:t>
-      </w:r>
-      <w:r>
-        <w:t xml:space="preserve"> </w:t>
-      </w:r>
-      <w:r>
-        <w:t xml:space="preserve">Письмо Минтруда о семинаре + список участников (приложения пользователя). — (проверено: 23.07.2026)</w:t>
       </w:r>
     </w:p>
     <w:p>

--- a/01_доклад/Не_просто_накормить_доклад.docx
+++ b/01_доклад/Не_просто_накормить_доклад.docx
@@ -3914,7 +3914,7 @@
     </w:p>
     <w:bookmarkEnd w:id="55"/>
     <w:bookmarkEnd w:id="56"/>
-    <w:bookmarkStart w:id="65" w:name="X3bdde6f59ee00f58bf623869e7116aa59fe3ad4"/>
+    <w:bookmarkStart w:id="67" w:name="X3bdde6f59ee00f58bf623869e7116aa59fe3ad4"/>
     <w:p>
       <w:pPr>
         <w:pStyle w:val="Heading1"/>
@@ -4478,12 +4478,130 @@
         <w:t xml:space="preserve">42</w:t>
       </w:r>
       <w:r>
-        <w:t xml:space="preserve">. Практический минимум: загуститель на кухне по назначениям, тест стекания с вилки/ложки перед выдачей, кружки с клапанами — по показаниям. И запрет-правило: «просто меньше пить» — не решение, а путь к обезвоживанию, которое у пожилого жителя само по себе провоцирует и пневмонии, и делирий.</w:t>
+        <w:t xml:space="preserve">. Практический минимум: загуститель на кухне по назначениям, тест стекания с вилки/ложки перед выдачей, кружки с клапанами — по показаниям. И запрет-правило: «просто меньше пить» — не решение, а путь к обезвоживанию, которое у пожилого жителя само по себе провоцирует и пневмонии, и делирий. Доказательная оговорка усиливает правило: загущённые напитки доказанно снижают потребление жидкости и создают нагрузку лечения, а убедительных данных о снижении респираторных осложнений при их рутинном применении нет</w:t>
+      </w:r>
+      <w:r>
+        <w:t xml:space="preserve">44</w:t>
+      </w:r>
+      <w:r>
+        <w:t xml:space="preserve">45</w:t>
+      </w:r>
+      <w:r>
+        <w:t xml:space="preserve"> </w:t>
+      </w:r>
+      <w:r>
+        <w:t xml:space="preserve">— поэтому «загустить и забыть» худшая из стратегий, а назначение текстуры напитка — решение врача с пересмотром, а не навсегда.</w:t>
+      </w:r>
+    </w:p>
+    <w:p>
+      <w:pPr>
+        <w:pStyle w:val="BodyText"/>
+      </w:pPr>
+      <w:r>
+        <w:t xml:space="preserve">Что организация может мониторить без врача: фактический объём выпитого за сутки (маркированная посуда или простая ведомость — «стакан» как единица учёта), регулярные предложения жидкости между приёмами пищи (чайная пауза как шестое пищевое событие — для лежачих и при жаре), у жителей на загущённых напитках — индикаторы дегидратации на посту (тёмная моча, сухость языка, сонливость вне режима). Строка в панели раздела 22 — «выпито за сутки, мл (или стаканов), среднее по группе риска». Это дешёвый способ поймать самый частый скрытый дефицит учреждения.</w:t>
       </w:r>
     </w:p>
     <w:bookmarkEnd w:id="64"/>
+    <w:bookmarkStart w:id="65" w:name="X112f0309735080e9cc865459d550b6c3033dd3c"/>
+    <w:p>
+      <w:pPr>
+        <w:pStyle w:val="Heading2"/>
+      </w:pPr>
+      <w:r>
+        <w:t xml:space="preserve">10.9. Структурированный скрининг: шкала вместо «опытного глаза»</w:t>
+      </w:r>
+    </w:p>
+    <w:p>
+      <w:pPr>
+        <w:pStyle w:val="FirstParagraph"/>
+      </w:pPr>
+      <w:r>
+        <w:t xml:space="preserve">Шесть признаков раздела 10.3 — инструмент первой линии, но он зависит от наблюдателя. Там, где дисфагия вероятна (тяжёлые нарушения, повторные пневмонии, кашель при еде), наблюдение стоит дополнить валидированным инструментом. Два бесплатных кандидата:</w:t>
+      </w:r>
+      <w:r>
+        <w:t xml:space="preserve"> </w:t>
+      </w:r>
+      <w:r>
+        <w:rPr>
+          <w:b/>
+          <w:bCs/>
+        </w:rPr>
+        <w:t xml:space="preserve">GUSS</w:t>
+      </w:r>
+      <w:r>
+        <w:t xml:space="preserve"> </w:t>
+      </w:r>
+      <w:r>
+        <w:t xml:space="preserve">(Gugging Swallowing Screen) — прикроватный тест из пяти проб (от полужидкой к твёрдой текстуре), валидирован против эндоскопической оценки глотания, выполняется подготовленной медсестрой за 10–15 минут</w:t>
+      </w:r>
+      <w:r>
+        <w:t xml:space="preserve">46</w:t>
+      </w:r>
+      <w:r>
+        <w:t xml:space="preserve">;</w:t>
+      </w:r>
+      <w:r>
+        <w:t xml:space="preserve"> </w:t>
+      </w:r>
+      <w:r>
+        <w:rPr>
+          <w:b/>
+          <w:bCs/>
+        </w:rPr>
+        <w:t xml:space="preserve">EAT-10</w:t>
+      </w:r>
+      <w:r>
+        <w:t xml:space="preserve"> </w:t>
+      </w:r>
+      <w:r>
+        <w:t xml:space="preserve">— 10 вопросов о симптомах глотания, заполняется с жителем или в форме интервью</w:t>
+      </w:r>
+      <w:r>
+        <w:t xml:space="preserve">47</w:t>
+      </w:r>
+      <w:r>
+        <w:t xml:space="preserve">. Оба дают число, которое можно записать в карту и сравнить через полгода — то есть превращают «поперхивается иногда» в измеримый показатель. Ограничение честное: оба инструмента созданы не для психиатрического контингента и требуют адаптации инструкции под конкретного жителя; решение о текстуре всё равно принимает врач. Рабочая рамка: GUSS/EAT-10 — по показаниям и при сомнениях, шесть признаков — для всех, каждый день.</w:t>
+      </w:r>
+    </w:p>
     <w:bookmarkEnd w:id="65"/>
-    <w:bookmarkStart w:id="77" w:name="Xccd25ac2d389d4e547d3f0ef32338bd0cd39a57"/>
+    <w:bookmarkStart w:id="66" w:name="X90437002a032c4796a2ac3e8fded4c13c343085"/>
+    <w:p>
+      <w:pPr>
+        <w:pStyle w:val="Heading2"/>
+      </w:pPr>
+      <w:r>
+        <w:t xml:space="preserve">10.10. Гигиена полости рта: самая дешёвая профилактика аспирационной пневмонии</w:t>
+      </w:r>
+    </w:p>
+    <w:p>
+      <w:pPr>
+        <w:pStyle w:val="FirstParagraph"/>
+      </w:pPr>
+      <w:r>
+        <w:t xml:space="preserve">Аспирационная пневмония — главный смертельный риск этого контингента (раздел 10.1), и её бактериальная нагрузка формируется прежде всего в полости рта. Это делает ежедневный уход за полостью рта у зависимых жителей не «комфортной процедурой», а клинической мерой: в РКИ на 366 проживающих домов ухода ежедневный уход за полостью рта снизил частоту пневмоний с 19 % до 11 %</w:t>
+      </w:r>
+      <w:r>
+        <w:t xml:space="preserve">48</w:t>
+      </w:r>
+      <w:r>
+        <w:t xml:space="preserve">; обзор четырёх РКИ оценивает, что улучшение гигиены полости рта может предотвращать примерно каждую десятую смерть от аспирационной пневмонии у немощных пожилых</w:t>
+      </w:r>
+      <w:r>
+        <w:t xml:space="preserve">49</w:t>
+      </w:r>
+      <w:r>
+        <w:t xml:space="preserve">. Для организации это значит три вещи: щётка/губка и паста в процедурной, а не «по запросу»; строка в обходе («рот осмотрен, обработан»); обучение смены — два движения, две минуты на жителя. Мера бесплатна, не требует врача и логарифмически дешевле лечения одной пневмонии; её место в панели чисел раздела 22 — строка «осмотр полости рта выполнен, %». Отдельный контур — зубные протезы: плохо сидящие протезы и сухость во рту — две главные жалобы проживающих домов ухода</w:t>
+      </w:r>
+      <w:r>
+        <w:t xml:space="preserve">50</w:t>
+      </w:r>
+      <w:r>
+        <w:t xml:space="preserve">; протез, который мешает жевать, — частая маска «плохого аппетита» (раздел 12).</w:t>
+      </w:r>
+    </w:p>
+    <w:bookmarkEnd w:id="66"/>
+    <w:bookmarkEnd w:id="67"/>
+    <w:bookmarkStart w:id="79" w:name="Xccd25ac2d389d4e547d3f0ef32338bd0cd39a57"/>
     <w:p>
       <w:pPr>
         <w:pStyle w:val="Heading1"/>
@@ -4492,7 +4610,7 @@
         <w:t xml:space="preserve">11. Лекарства и еда: пять правил, которые обязана знать кухня</w:t>
       </w:r>
     </w:p>
-    <w:bookmarkStart w:id="66" w:name="принцип-раздела"/>
+    <w:bookmarkStart w:id="68" w:name="принцип-раздела"/>
     <w:p>
       <w:pPr>
         <w:pStyle w:val="Heading2"/>
@@ -4557,8 +4675,8 @@
         <w:t xml:space="preserve">— разумная предосторожность профессиональных руководств.</w:t>
       </w:r>
     </w:p>
-    <w:bookmarkEnd w:id="66"/>
-    <w:bookmarkStart w:id="67" w:name="Xf90a0277655667967da2dada28952d54e2bc9ec"/>
+    <w:bookmarkEnd w:id="68"/>
+    <w:bookmarkStart w:id="69" w:name="Xf90a0277655667967da2dada28952d54e2bc9ec"/>
     <w:p>
       <w:pPr>
         <w:pStyle w:val="Heading2"/>
@@ -4597,7 +4715,7 @@
         <w:t xml:space="preserve">. Симметричный риск — резкая отмена привычного кофеина: падение концентрации клозапина на 37–47 % с риском потери эффекта</w:t>
       </w:r>
       <w:r>
-        <w:t xml:space="preserve">44</w:t>
+        <w:t xml:space="preserve">51</w:t>
       </w:r>
       <w:r>
         <w:t xml:space="preserve">. Отдельно: курение индуцирует метаболизм клозапина и оланзапина, снижая их концентрации примерно вдвое — резкое прекращение курения без коррекции опасно</w:t>
@@ -4633,8 +4751,8 @@
         <w:t xml:space="preserve">.</w:t>
       </w:r>
     </w:p>
-    <w:bookmarkEnd w:id="67"/>
-    <w:bookmarkStart w:id="68" w:name="X337a1f02c5212731d3ef7bcff8883a1ad9ab2c5"/>
+    <w:bookmarkEnd w:id="69"/>
+    <w:bookmarkStart w:id="70" w:name="X337a1f02c5212731d3ef7bcff8883a1ad9ab2c5"/>
     <w:p>
       <w:pPr>
         <w:pStyle w:val="Heading2"/>
@@ -4664,7 +4782,7 @@
         <w:t xml:space="preserve">16</w:t>
       </w:r>
       <w:r>
-        <w:t xml:space="preserve">45</w:t>
+        <w:t xml:space="preserve">52</w:t>
       </w:r>
       <w:r>
         <w:t xml:space="preserve">. Опасные сценарии в стационаре: внезапный «малосольный стол» по инициативе кухни; жара без доступа к воде; рвота/диарея; отказ от питья при обострении.</w:t>
@@ -4688,8 +4806,8 @@
         <w:t xml:space="preserve">для жителей на литии — никаких изменений солевого режима без врача; доступ к воде визуально гарантирован (не «по просьбе»); при рвоте/диарее или жаре — отметка врачу в тот же день; при отказе от еды и питья — правило эскалации раздела 12 сокращается.</w:t>
       </w:r>
     </w:p>
-    <w:bookmarkEnd w:id="68"/>
-    <w:bookmarkStart w:id="69" w:name="X00bdbc543bf72e3770f07bfe4ad7c1a15716202"/>
+    <w:bookmarkEnd w:id="70"/>
+    <w:bookmarkStart w:id="71" w:name="X00bdbc543bf72e3770f07bfe4ad7c1a15716202"/>
     <w:p>
       <w:pPr>
         <w:pStyle w:val="Heading2"/>
@@ -4719,13 +4837,13 @@
         <w:t xml:space="preserve">17</w:t>
       </w:r>
       <w:r>
-        <w:t xml:space="preserve">46</w:t>
+        <w:t xml:space="preserve">53</w:t>
       </w:r>
       <w:r>
         <w:t xml:space="preserve">. Описанные реакции — подъём давления со 160/90 до 220/115 и выше</w:t>
       </w:r>
       <w:r>
-        <w:t xml:space="preserve">47</w:t>
+        <w:t xml:space="preserve">54</w:t>
       </w:r>
       <w:r>
         <w:t xml:space="preserve">.</w:t>
@@ -4749,8 +4867,8 @@
         <w:t xml:space="preserve">житель на ИМАО — отдельная строка в меню-потребности; кухня получает тираминовую разметку (перечень исключаемых продуктов от врача); варианты выбора для такого жителя формируются внутри безопасного множества — вариативность сохраняется полностью.</w:t>
       </w:r>
     </w:p>
-    <w:bookmarkEnd w:id="69"/>
-    <w:bookmarkStart w:id="70" w:name="Xde1375aea4ad5cba4b5700038ba8e3e4feed1e9"/>
+    <w:bookmarkEnd w:id="71"/>
+    <w:bookmarkStart w:id="72" w:name="Xde1375aea4ad5cba4b5700038ba8e3e4feed1e9"/>
     <w:p>
       <w:pPr>
         <w:pStyle w:val="Heading2"/>
@@ -4801,8 +4919,8 @@
         <w:t xml:space="preserve">простое и бесплатное — грейпфрут и грейпфрутовый сок не включаются в закупку и в меню стационара вовсе; сезонные «подарочные» фрукты от семей проверяются дежурным. Одна строка в положении о питании закрывает вопрос.</w:t>
       </w:r>
     </w:p>
-    <w:bookmarkEnd w:id="70"/>
-    <w:bookmarkStart w:id="71" w:name="X4d4664bf7b09addf09aceadee72ff363c592f14"/>
+    <w:bookmarkEnd w:id="72"/>
+    <w:bookmarkStart w:id="73" w:name="X4d4664bf7b09addf09aceadee72ff363c592f14"/>
     <w:p>
       <w:pPr>
         <w:pStyle w:val="Heading2"/>
@@ -4829,8 +4947,8 @@
         <w:t xml:space="preserve">Алкоголь при приёме психотропных препаратов непредсказуемо усиливает седацию и риски; в стационаре он исключён полностью — и это должно быть прописано в правилах приёма передач. Серая зона — энергетические напитки (кофеин + стимуляторы): для клозапина они эквивалентны резкому росту кофеина (правило 1), для тревожных и биполярных состояний — провокация; доступность энергетиков в буфете стационара — организационная ошибка, которую легко устранить ассортиментным перечнем.</w:t>
       </w:r>
     </w:p>
-    <w:bookmarkEnd w:id="71"/>
-    <w:bookmarkStart w:id="72" w:name="лекарственно-пищевая-таблица-форма"/>
+    <w:bookmarkEnd w:id="73"/>
+    <w:bookmarkStart w:id="74" w:name="лекарственно-пищевая-таблица-форма"/>
     <w:p>
       <w:pPr>
         <w:pStyle w:val="Heading2"/>
@@ -4856,8 +4974,8 @@
         <w:t xml:space="preserve">— наша форма делает то же в рамках российского документооборота.</w:t>
       </w:r>
     </w:p>
-    <w:bookmarkEnd w:id="72"/>
-    <w:bookmarkStart w:id="73" w:name="чего-в-разделе-нет"/>
+    <w:bookmarkEnd w:id="74"/>
+    <w:bookmarkStart w:id="75" w:name="чего-в-разделе-нет"/>
     <w:p>
       <w:pPr>
         <w:pStyle w:val="Heading2"/>
@@ -4874,8 +4992,8 @@
         <w:t xml:space="preserve">Мы не утверждаем, что перечень исчерпывающий: полный перечень взаимодействий ведёт врач. Мы не рекомендуем кухне самостоятельно трактовать инструкции: роль кухни и поста — исполнять таблицу, роль врача — её вести. И мы не превращаем правила в запрет на выбор: все пять правил определяют границы, внутри которых выбор остаётся полным.</w:t>
       </w:r>
     </w:p>
-    <w:bookmarkEnd w:id="73"/>
-    <w:bookmarkStart w:id="74" w:name="три-сценария-из-практики-поста"/>
+    <w:bookmarkEnd w:id="75"/>
+    <w:bookmarkStart w:id="76" w:name="три-сценария-из-практики-поста"/>
     <w:p>
       <w:pPr>
         <w:pStyle w:val="Heading2"/>
@@ -4920,7 +5038,7 @@
         <w:t xml:space="preserve">. Действие смены: не конфискация со скандалом, а сообщение врачу и согласованный режим кофеина — резкая отмена тоже опасна (синдром отмены с падением концентраций на 37–47 %</w:t>
       </w:r>
       <w:r>
-        <w:t xml:space="preserve">44</w:t>
+        <w:t xml:space="preserve">51</w:t>
       </w:r>
       <w:r>
         <w:t xml:space="preserve">).</w:t>
@@ -4945,7 +5063,7 @@
         <w:t xml:space="preserve">16</w:t>
       </w:r>
       <w:r>
-        <w:t xml:space="preserve">45</w:t>
+        <w:t xml:space="preserve">52</w:t>
       </w:r>
       <w:r>
         <w:t xml:space="preserve">. Действие: не запрет огурцов, а стабильность — и информация врачу.</w:t>
@@ -4973,8 +5091,8 @@
         <w:t xml:space="preserve">. Действие: грейпфрут исключается из меню этой группы на уровне кухни, а не на уровне памяти смены. Общий принцип трёх сцен: взаимодействия ловятся не бдительностью отдельного человека, а конструкцией — таблицей на кухне, правилом передач, маршрутом «увидел → сообщил врачу сегодня».</w:t>
       </w:r>
     </w:p>
-    <w:bookmarkEnd w:id="74"/>
-    <w:bookmarkStart w:id="75" w:name="границы-таблицы"/>
+    <w:bookmarkEnd w:id="76"/>
+    <w:bookmarkStart w:id="77" w:name="границы-таблицы"/>
     <w:p>
       <w:pPr>
         <w:pStyle w:val="Heading2"/>
@@ -4991,8 +5109,8 @@
         <w:t xml:space="preserve">Таблица пяти правил (приложение 21) — не справочник взаимодействий, а минимум, который обязан существовать в каждой организации. Полный справочник живёт у врача и в аптечных системах проверки; попытка повесить на пост полную фармакологию закончится тем, что не будут читать ничего. Классы уверенности в таблице — обязательный элемент: они учат смену различать «установлено» (клозапин-кофеин, литий-соль) и «осторожность по классу» (отдельные комбинации ИМАО), и не требовать от кухни одинаковой жёсткости там, где разная доказательность.</w:t>
       </w:r>
     </w:p>
-    <w:bookmarkEnd w:id="75"/>
-    <w:bookmarkStart w:id="76" w:name="передачи-как-фармакологический-канал"/>
+    <w:bookmarkEnd w:id="77"/>
+    <w:bookmarkStart w:id="78" w:name="передачи-как-фармакологический-канал"/>
     <w:p>
       <w:pPr>
         <w:pStyle w:val="Heading2"/>
@@ -5009,9 +5127,9 @@
         <w:t xml:space="preserve">Комната передач — не бытовая зона, а неконтролируемая аптека, если ею не управлять: кофе, крепкий чай, энергетики, грейпфруты, копчёности, алкоголь приходят именно оттуда — с любовью и без рецепта. Порядок, согласующий права и безопасность: перечень ограничений на стенде (санитарный и лекарственный блоки отдельно), регистрация передач, хранение с маркировкой, выдача по режиму для позиций из лекарственной таблицы. Родственникам это объясняется памяткой (приложение 32) как забота, а не подозрение: «мы проверяем передачи, потому что у вашего близкого лекарства конфликтуют с продуктами» — и большинство конфликтов гаснет на этой фразе.</w:t>
       </w:r>
     </w:p>
-    <w:bookmarkEnd w:id="76"/>
-    <w:bookmarkEnd w:id="77"/>
-    <w:bookmarkStart w:id="88" w:name="X75f1de13e3f767fffb18a14a89444b22a892fbb"/>
+    <w:bookmarkEnd w:id="78"/>
+    <w:bookmarkEnd w:id="79"/>
+    <w:bookmarkStart w:id="90" w:name="X75f1de13e3f767fffb18a14a89444b22a892fbb"/>
     <w:p>
       <w:pPr>
         <w:pStyle w:val="Heading1"/>
@@ -5020,7 +5138,7 @@
         <w:t xml:space="preserve">12. Отказ от еды: от первого пропуска до врачебного решения</w:t>
       </w:r>
     </w:p>
-    <w:bookmarkStart w:id="78" w:name="X80c0d9653f04b61f23715beef66cbb12a760d98"/>
+    <w:bookmarkStart w:id="80" w:name="X80c0d9653f04b61f23715beef66cbb12a760d98"/>
     <w:p>
       <w:pPr>
         <w:pStyle w:val="Heading2"/>
@@ -5046,8 +5164,8 @@
         <w:t xml:space="preserve">. Поэтому отказ должен обрабатываться алгоритмом, а не интуицией дежурного.</w:t>
       </w:r>
     </w:p>
-    <w:bookmarkEnd w:id="78"/>
-    <w:bookmarkStart w:id="79" w:name="классификация-причин"/>
+    <w:bookmarkEnd w:id="80"/>
+    <w:bookmarkStart w:id="81" w:name="классификация-причин"/>
     <w:p>
       <w:pPr>
         <w:pStyle w:val="Heading2"/>
@@ -5333,8 +5451,22 @@
         <w:t xml:space="preserve">Смешение корзин — главная ошибка: «осознанный отказ» лечат как симптом, а симптом списывают на «характер».</w:t>
       </w:r>
     </w:p>
-    <w:bookmarkEnd w:id="79"/>
-    <w:bookmarkStart w:id="80" w:name="алгоритм-эскалации"/>
+    <w:p>
+      <w:pPr>
+        <w:pStyle w:val="BodyText"/>
+      </w:pPr>
+      <w:r>
+        <w:t xml:space="preserve">В таблице намеренно нет отдельной строки «болит жевать» — а это одна из самых частых масок отказа: плохо сидящие протезы и сухость во рту — две главные проблемы полости рта у проживающих домов ухода, их сообщают более половины опрошенных</w:t>
+      </w:r>
+      <w:r>
+        <w:t xml:space="preserve">50</w:t>
+      </w:r>
+      <w:r>
+        <w:t xml:space="preserve">. Житель, которому больно жевать, выглядит как «плохо ест твёрдое, просит мягкое» — и уходит в корзину «организационная», хотя его место в стоматологическом маршруте. Один вопрос в скрининге отказа — «болит ли жевать, мешает ли что-то во рту» — разделяет эти пути за десять секунд; состояние полости рта и протезов фиксируется в пищевом паспорте при поступлении (приложение 37).</w:t>
+      </w:r>
+    </w:p>
+    <w:bookmarkEnd w:id="81"/>
+    <w:bookmarkStart w:id="82" w:name="алгоритм-эскалации"/>
     <w:p>
       <w:pPr>
         <w:pStyle w:val="Heading2"/>
@@ -5354,7 +5486,7 @@
         <w:t xml:space="preserve">22</w:t>
       </w:r>
       <w:r>
-        <w:t xml:space="preserve">48</w:t>
+        <w:t xml:space="preserve">55</w:t>
       </w:r>
       <w:r>
         <w:t xml:space="preserve">. Мы предлагаем её как проект российского правила (это не российская норма — маркировка обязательна):</w:t>
@@ -5476,7 +5608,7 @@
         <w:t xml:space="preserve">Обезвоживание при приёме лития и ряда других препаратов — прямая угроза</w:t>
       </w:r>
       <w:r>
-        <w:t xml:space="preserve">45</w:t>
+        <w:t xml:space="preserve">52</w:t>
       </w:r>
       <w:r>
         <w:t xml:space="preserve">.</w:t>
@@ -5504,8 +5636,8 @@
         <w:t xml:space="preserve">что установлено, что назначено, когда пересмотр.</w:t>
       </w:r>
     </w:p>
-    <w:bookmarkEnd w:id="80"/>
-    <w:bookmarkStart w:id="81" w:name="X52fb7c766841046122d5f93c0bd63e4260c509c"/>
+    <w:bookmarkEnd w:id="82"/>
+    <w:bookmarkStart w:id="83" w:name="X52fb7c766841046122d5f93c0bd63e4260c509c"/>
     <w:p>
       <w:pPr>
         <w:pStyle w:val="Heading2"/>
@@ -5528,8 +5660,8 @@
         <w:t xml:space="preserve">. Иное — медицинское искусственное питание: решение о нём принимает врач в рамках законодательства об охране здоровья и правил оказания психиатрической помощи; это клиническая, а не административная плоскость, и доклад в неё не входит. Граница для персонала формулируется одной фразой: еду предлагают, заменяют, адаптируют, фиксируют и эскалируют — но не вводят силой.</w:t>
       </w:r>
     </w:p>
-    <w:bookmarkEnd w:id="81"/>
-    <w:bookmarkStart w:id="82" w:name="дееспособность-и-осознанный-отказ"/>
+    <w:bookmarkEnd w:id="83"/>
+    <w:bookmarkStart w:id="84" w:name="дееспособность-и-осознанный-отказ"/>
     <w:p>
       <w:pPr>
         <w:pStyle w:val="Heading2"/>
@@ -5558,8 +5690,8 @@
         <w:t xml:space="preserve">. Практическая форма: осознанный отказ фиксируется словами жителя в журнале («отказался от ужина, поел в 21:00 по просьбе») — и перестаёт быть «нарушением», становясь данными.</w:t>
       </w:r>
     </w:p>
-    <w:bookmarkEnd w:id="82"/>
-    <w:bookmarkStart w:id="83" w:name="предсмертный-период"/>
+    <w:bookmarkEnd w:id="84"/>
+    <w:bookmarkStart w:id="85" w:name="предсмертный-период"/>
     <w:p>
       <w:pPr>
         <w:pStyle w:val="Heading2"/>
@@ -5591,8 +5723,8 @@
         <w:t xml:space="preserve">, паллиативный маршрут питания должен существовать письменно: кто определяет статус, как меняется меню, как информируется семья. Документальное оформление маршрута — в комплекте раздела 31.</w:t>
       </w:r>
     </w:p>
-    <w:bookmarkEnd w:id="83"/>
-    <w:bookmarkStart w:id="84" w:name="управленческий-вывод-3"/>
+    <w:bookmarkEnd w:id="85"/>
+    <w:bookmarkStart w:id="86" w:name="управленческий-вывод-3"/>
     <w:p>
       <w:pPr>
         <w:pStyle w:val="Heading2"/>
@@ -5609,8 +5741,8 @@
         <w:t xml:space="preserve">Отказ от еды — единственная ситуация стола, где промедление измеряется днями, а последствия — жизнью. Минимальный комплект: журнал отказов + правило «три подряд → врач сегодня» + альтернатива при каждом отказе + список дисфагического риска на посту. Стоимость — одна тетрадь и один инструктаж. Отсутствие этого комплекта при тяжёлом исходе — главный документальный риск директора (раздел 33).</w:t>
       </w:r>
     </w:p>
-    <w:bookmarkEnd w:id="84"/>
-    <w:bookmarkStart w:id="85" w:name="разбор-эскалации-по-часам"/>
+    <w:bookmarkEnd w:id="86"/>
+    <w:bookmarkStart w:id="87" w:name="разбор-эскалации-по-часам"/>
     <w:p>
       <w:pPr>
         <w:pStyle w:val="Heading2"/>
@@ -5627,8 +5759,8 @@
         <w:t xml:space="preserve">Правило «три отказа → врач сегодня» работает только с назначенными часами и фамилиями. Рабочая хронология дня: завтрак 8:30 — отказ зафиксирован в журнале к 9:00, смена предложила замену; обед 13:00 — второй отказ, старшая смены лично выясняет контекст до 14:00 (болен? конфликт? «отравлено»?); ужин 17:30 — третий отказ; 18:00 — сообщение дежурному врачу или врачу по телефону; решение врача фиксируется письменно тем же вечером. Три провальных точки этой хронологии: «подождём утреннего обхода» (обход может быть через сутки — для бредовой мотивировки это поздно); «передадим устно со смены на смену» (устная передача теряет второй отказ, и счёт начинается с нуля); «врач скажет — наблюдайте» без записи (наблюдение без критериев — не решение; запись должна содержать: что наблюдать, как часто, когда пересмотр). Эскалация — не проявление паники, а штатный маршрут: врач, получающий три-четыре таких сообщения в месяц, получает их как рабочий поток; врач, не получающий их никогда, должен спросить, ведётся ли журнал.</w:t>
       </w:r>
     </w:p>
-    <w:bookmarkEnd w:id="85"/>
-    <w:bookmarkStart w:id="86" w:name="насилие-почему-формулировка-жёсткая"/>
+    <w:bookmarkEnd w:id="87"/>
+    <w:bookmarkStart w:id="88" w:name="насилие-почему-формулировка-жёсткая"/>
     <w:p>
       <w:pPr>
         <w:pStyle w:val="Heading2"/>
@@ -5654,8 +5786,8 @@
         <w:t xml:space="preserve">и одновременно защита самого персонала: эпизод принудительного кормления — готовый сюжет для прокуратуры, а его отсутствие в жалобах проверяемо.</w:t>
       </w:r>
     </w:p>
-    <w:bookmarkEnd w:id="86"/>
-    <w:bookmarkStart w:id="87" w:name="что-говорить-жителю-фразы-смены"/>
+    <w:bookmarkEnd w:id="88"/>
+    <w:bookmarkStart w:id="89" w:name="что-говорить-жителю-фразы-смены"/>
     <w:p>
       <w:pPr>
         <w:pStyle w:val="Heading2"/>
@@ -5672,9 +5804,9 @@
         <w:t xml:space="preserve">Алгоритмы не работают без слов, а слова в момент отказа рождаются плохие: «ну что ты, давай ложечку». Рабочие формулировки, которые стоит дать смене готовыми: при отказе от блюда — «Хорошо, это уберу. Есть ещё ___, принести?» (без «почему» и без оценки); при отказе от еды — «Не будете сейчас — оставлю, скажете, когда захотите» (контроль возвращается жителю, еда сохраняется); при подозрении («отравлено») — «Я вас услышала. Скажу врачу, он придёт сегодня. Хотите, принесу в упаковке?» (без спора с содержанием). Общий принцип фраз: коротко, без уговоров, с возвратом контроля, с маршрутом. Запрещённые конструкции: «а кто будет доедать», «врач сказал надо», «в последний раз предлагаю» — каждая из них превращает приём пищи в торг, а торг проигрывается системой ежедневно.</w:t>
       </w:r>
     </w:p>
-    <w:bookmarkEnd w:id="87"/>
-    <w:bookmarkEnd w:id="88"/>
-    <w:bookmarkStart w:id="98" w:name="переедание-гиперфагия-и-ночное-едение"/>
+    <w:bookmarkEnd w:id="89"/>
+    <w:bookmarkEnd w:id="90"/>
+    <w:bookmarkStart w:id="102" w:name="переедание-гиперфагия-и-ночное-едение"/>
     <w:p>
       <w:pPr>
         <w:pStyle w:val="Heading1"/>
@@ -5683,7 +5815,7 @@
         <w:t xml:space="preserve">13. Переедание, гиперфагия и ночное едение</w:t>
       </w:r>
     </w:p>
-    <w:bookmarkStart w:id="89" w:name="X781202e0c68d1fe586d25d5153b3740030a3e92"/>
+    <w:bookmarkStart w:id="91" w:name="X781202e0c68d1fe586d25d5153b3740030a3e92"/>
     <w:p>
       <w:pPr>
         <w:pStyle w:val="Heading2"/>
@@ -5706,19 +5838,19 @@
         <w:t xml:space="preserve">. Консенсусное определение клинически значимой прибавки (≥7 % массы тела) при длительном применении (около 38 недель, Campforts и соавт., 2023) достигается при клозапине у 76,3 % пациентов, при оланзапине — у 36,9 %, при рисперидоне — у 23,0 %</w:t>
       </w:r>
       <w:r>
-        <w:t xml:space="preserve">49</w:t>
+        <w:t xml:space="preserve">56</w:t>
       </w:r>
       <w:r>
         <w:t xml:space="preserve">. При первом эпизоде психоза скорость максимальна: долгосрочная прибавка достигает +9,34 кг (оланзапин) и +7,19 кг (клозапин)</w:t>
       </w:r>
       <w:r>
-        <w:t xml:space="preserve">50</w:t>
+        <w:t xml:space="preserve">57</w:t>
       </w:r>
       <w:r>
         <w:t xml:space="preserve">. Метаболический мониторинг предписан руководствами (вес, глюкоза, липиды по расписанию)</w:t>
       </w:r>
       <w:r>
-        <w:t xml:space="preserve">51</w:t>
+        <w:t xml:space="preserve">58</w:t>
       </w:r>
       <w:r>
         <w:t xml:space="preserve">.</w:t>
@@ -5732,8 +5864,8 @@
         <w:t xml:space="preserve">Для организации стола вывод двойной. Первый: выраженное переедание у жителя на весогенном препарате — во многом фармакологический эффект (гиперфагия), а не «прожорливость», и относиться к нему как к дисциплинарной проблеме — ошибка. Второй: кухня не может и не должна «лечить» это голоданием — самодеятельные ограничения рациона без врачебного назначения незаконны (раздел 17) и опасны.</w:t>
       </w:r>
     </w:p>
-    <w:bookmarkEnd w:id="89"/>
-    <w:bookmarkStart w:id="90" w:name="Xe7eb967f2627d9487d232ab0a6e460b526c4ffd"/>
+    <w:bookmarkEnd w:id="91"/>
+    <w:bookmarkStart w:id="92" w:name="Xe7eb967f2627d9487d232ab0a6e460b526c4ffd"/>
     <w:p>
       <w:pPr>
         <w:pStyle w:val="Heading2"/>
@@ -5764,20 +5896,20 @@
         <w:t xml:space="preserve">Эффективность вмешательств по весу скромная, и это тоже надо знать до того, как обещать результат: мета-анализ образа жизни при тяжёлых психических расстройствах даёт средний эффект порядка −1,4 кг</w:t>
       </w:r>
       <w:r>
-        <w:t xml:space="preserve">52</w:t>
+        <w:t xml:space="preserve">59</w:t>
       </w:r>
       <w:r>
         <w:t xml:space="preserve">; программа с участием диетолога (Teasdale) показывает лучшие результаты именно при специалисте</w:t>
       </w:r>
       <w:r>
-        <w:t xml:space="preserve">53</w:t>
+        <w:t xml:space="preserve">60</w:t>
       </w:r>
       <w:r>
         <w:t xml:space="preserve">. Практический смысл: метаболическая стратегия — марафон с малыми цифрами, а не быстрая победа, и её ядро — не ограничения, а пищевая среда плюс мониторинг плюс врач.</w:t>
       </w:r>
     </w:p>
-    <w:bookmarkEnd w:id="90"/>
-    <w:bookmarkStart w:id="91" w:name="X0be20b8132c8cc46bfcd5de11769ed562e296b4"/>
+    <w:bookmarkEnd w:id="92"/>
+    <w:bookmarkStart w:id="93" w:name="X0be20b8132c8cc46bfcd5de11769ed562e296b4"/>
     <w:p>
       <w:pPr>
         <w:pStyle w:val="Heading2"/>
@@ -5804,7 +5936,7 @@
         <w:t xml:space="preserve">График из международных руководств: взвешивание на старте терапии, на 4-й, 8-й, 12-й неделе и далее регулярно; триггеры +5 % за 3 месяца и онтарианские пороги потери/набора (5/7,5/10 %) — сигналы врачу</w:t>
       </w:r>
       <w:r>
-        <w:t xml:space="preserve">51</w:t>
+        <w:t xml:space="preserve">58</w:t>
       </w:r>
       <w:r>
         <w:t xml:space="preserve">22</w:t>
@@ -5849,8 +5981,8 @@
         <w:t xml:space="preserve">Конфликт «дай вторую котлету» (кейс раздела 5) решается письменным порядком добавки: кому, что, когда — по общему правилу, а медицинские ограничения порций вводятся только врачом и только поимённо (раздел 17).</w:t>
       </w:r>
     </w:p>
-    <w:bookmarkEnd w:id="91"/>
-    <w:bookmarkStart w:id="92" w:name="Xfd046bc4f994299a48801fc4c84afa770d10bfd"/>
+    <w:bookmarkEnd w:id="93"/>
+    <w:bookmarkStart w:id="94" w:name="Xfd046bc4f994299a48801fc4c84afa770d10bfd"/>
     <w:p>
       <w:pPr>
         <w:pStyle w:val="Heading2"/>
@@ -5895,8 +6027,8 @@
         <w:t xml:space="preserve">. То есть одна бесплатная мера закрывает сразу две задачи — поведенческую и нормативную.</w:t>
       </w:r>
     </w:p>
-    <w:bookmarkEnd w:id="92"/>
-    <w:bookmarkStart w:id="93" w:name="когда-вопрос-клинический"/>
+    <w:bookmarkEnd w:id="94"/>
+    <w:bookmarkStart w:id="95" w:name="когда-вопрос-клинический"/>
     <w:p>
       <w:pPr>
         <w:pStyle w:val="Heading2"/>
@@ -5913,8 +6045,8 @@
         <w:t xml:space="preserve">Эскалация к врачу обязательна при: прибавке +5 % и более за 3 месяца на препарате; выраженной гиперфагии, ломающей режим; подозрении на ночное едение как синдром; любом запросе жителя или семьи «посадить на диету». Решения, которые принимает только врач: изменение препарата, назначение ограничительного рациона, направление к эндокринологу, метформин и прочее. Роль организации — дать врачу данные (вес, журнал потребления, пищевая карта) и исполнить назначения точно.</w:t>
       </w:r>
     </w:p>
-    <w:bookmarkEnd w:id="93"/>
-    <w:bookmarkStart w:id="94" w:name="управленческий-вывод-4"/>
+    <w:bookmarkEnd w:id="95"/>
+    <w:bookmarkStart w:id="96" w:name="управленческий-вывод-4"/>
     <w:p>
       <w:pPr>
         <w:pStyle w:val="Heading2"/>
@@ -5931,8 +6063,8 @@
         <w:t xml:space="preserve">Гиперфагия и ночное едение — зона, где «дисциплинарная» реакция наихудшая из возможных: она не работает фармакологически, конфликтна и юридически уязвима. Работающий пакет стоит копейки: мониторинг веса с триггерами, пищевая среда, правила добавки, структурированная ночная доступность. А вариативность здесь — союзник: выбор внутри продуманной среды снижает конфликтность вокруг еды, которая и есть главный стрессоген этой темы.</w:t>
       </w:r>
     </w:p>
-    <w:bookmarkEnd w:id="94"/>
-    <w:bookmarkStart w:id="95" w:name="X2a543a296abd52666963f285cdd7841c73b7484"/>
+    <w:bookmarkEnd w:id="96"/>
+    <w:bookmarkStart w:id="97" w:name="X2a543a296abd52666963f285cdd7841c73b7484"/>
     <w:p>
       <w:pPr>
         <w:pStyle w:val="Heading2"/>
@@ -6019,8 +6151,8 @@
         <w:t xml:space="preserve">) означают: в отделении на 30 человек это не гипотетика, а от одного до девяти жителей еженощно. Вопрос не «бывает ли», а «подпольно или организованно».</w:t>
       </w:r>
     </w:p>
-    <w:bookmarkEnd w:id="95"/>
-    <w:bookmarkStart w:id="96" w:name="Xef64532e931f59038107c6056f8bf9b66e0485f"/>
+    <w:bookmarkEnd w:id="97"/>
+    <w:bookmarkStart w:id="98" w:name="Xef64532e931f59038107c6056f8bf9b66e0485f"/>
     <w:p>
       <w:pPr>
         <w:pStyle w:val="Heading2"/>
@@ -6043,20 +6175,20 @@
         <w:t xml:space="preserve">, при первом эпизоде психоза набор достигает +9,34 кг на оланзапине за 12 недель</w:t>
       </w:r>
       <w:r>
-        <w:t xml:space="preserve">50</w:t>
+        <w:t xml:space="preserve">57</w:t>
       </w:r>
       <w:r>
         <w:t xml:space="preserve">, а мониторинг метаболических параметров в реальной практике выполняется неполно</w:t>
       </w:r>
       <w:r>
-        <w:t xml:space="preserve">51</w:t>
+        <w:t xml:space="preserve">58</w:t>
       </w:r>
       <w:r>
         <w:t xml:space="preserve">. Организационный вывод для СОСО: график взвешивания (ежемесячно, одни весы, одно время), запись в карту, порог реакции (набор более 5 % за квартал → врач и пересмотр пищевого плана). Это дешевле любого другого мониторинга в доме — и регулярно оказывается первым сигналом, что схема терапии требует пересмотра.</w:t>
       </w:r>
     </w:p>
-    <w:bookmarkEnd w:id="96"/>
-    <w:bookmarkStart w:id="97" w:name="разговор-с-жителем-о-весе-без-стыда"/>
+    <w:bookmarkEnd w:id="98"/>
+    <w:bookmarkStart w:id="99" w:name="разговор-с-жителем-о-весе-без-стыда"/>
     <w:p>
       <w:pPr>
         <w:pStyle w:val="Heading2"/>
@@ -6079,9 +6211,139 @@
         <w:t xml:space="preserve">. Рабочая позиция смены и врача: проблема формулируется как «побочный эффект лечения, который мы вместе обходим», а не как «ваше переедание». Инструменты — те, что в разделе: объёмные низкокалорийные добавки, дробность, доступность по режиму, активность по возможности. И главное — честная информированность: житель, понимающий, почему его порция устроена так, а не иначе, сотрудничает; житель, получающий ограничения без объяснений, обходит их — через передачи, чужие тарелки и подполье, где калорий всегда больше.</w:t>
       </w:r>
     </w:p>
-    <w:bookmarkEnd w:id="97"/>
-    <w:bookmarkEnd w:id="98"/>
-    <w:bookmarkStart w:id="106" w:name="X164bd4f542cccde13ad6c98587ac0111a606078"/>
+    <w:bookmarkEnd w:id="99"/>
+    <w:bookmarkStart w:id="100" w:name="X520d4ffbd7b81ffdb9964ba724ea38c7aa7a732"/>
+    <w:p>
+      <w:pPr>
+        <w:pStyle w:val="Heading2"/>
+      </w:pPr>
+      <w:r>
+        <w:t xml:space="preserve">13.10. Запор: скрытый регулятор аппетита и поведения</w:t>
+      </w:r>
+    </w:p>
+    <w:p>
+      <w:pPr>
+        <w:pStyle w:val="FirstParagraph"/>
+      </w:pPr>
+      <w:r>
+        <w:t xml:space="preserve">Сниженный аппетит, «необъяснимые» эпизоды беспокойства и отказы от еды в ПНИ часто имеют одну незаметную причину — запор. У жителей на клозапине риск приобретает отдельный статус: запоры возникают у 30–60 % принимающих, при объективных исследованиях моторики ЖКТ признаки гипомотильности обнаруживаются до 80 %, а тяжёлый запор может завершиться иблусом, перфорацией и смертью — регулятор TGA (Австралия) ввёл для него рамочное предупреждение в инструкцию</w:t>
+      </w:r>
+      <w:r>
+        <w:t xml:space="preserve">61</w:t>
+      </w:r>
+      <w:r>
+        <w:t xml:space="preserve">. Британская фармацевтическая служба прямо называет запор при клозапине потенциально фатальным и требует активного ведения: мониторинг стула и профилактические слабительные по назначению врача</w:t>
+      </w:r>
+      <w:r>
+        <w:t xml:space="preserve">62</w:t>
+      </w:r>
+      <w:r>
+        <w:t xml:space="preserve">. Для организации питания это значит: деликатный учёт стула в постовом журнале (да/нет за сутки — без деталей); вода и клетчатка как часть меню, а не «по просьбе»; движение после еды как часть режима дня. Триггер эскалации — трое суток без стула у жителя из группы антихолинергической нагрузки — врач сегодня.</w:t>
+      </w:r>
+      <w:r>
+        <w:t xml:space="preserve"> </w:t>
+      </w:r>
+      <w:r>
+        <w:rPr>
+          <w:i/>
+          <w:iCs/>
+        </w:rPr>
+        <w:t xml:space="preserve">Маркировка: питание — поддержка и мониторинг; слабительные, диагностика и подбор — только врач (раздел 18 семинарского пакета: «не без врача»).</w:t>
+      </w:r>
+    </w:p>
+    <w:bookmarkEnd w:id="100"/>
+    <w:bookmarkStart w:id="101" w:name="микронутриенты-то-что-не-видно-на-весах"/>
+    <w:p>
+      <w:pPr>
+        <w:pStyle w:val="Heading2"/>
+      </w:pPr>
+      <w:r>
+        <w:t xml:space="preserve">13.11. Микронутриенты: то, что не видно на весах</w:t>
+      </w:r>
+    </w:p>
+    <w:p>
+      <w:pPr>
+        <w:pStyle w:val="FirstParagraph"/>
+      </w:pPr>
+      <w:r>
+        <w:t xml:space="preserve">Мониторинг раздела 13.9 смотрит на вес, глюкозу и липиды — и не видит дефицитов, которые влияют на настроение, когницию и аппетит. Три точки приложения.</w:t>
+      </w:r>
+      <w:r>
+        <w:t xml:space="preserve"> </w:t>
+      </w:r>
+      <w:r>
+        <w:rPr>
+          <w:b/>
+          <w:bCs/>
+        </w:rPr>
+        <w:t xml:space="preserve">Витамин D:</w:t>
+      </w:r>
+      <w:r>
+        <w:t xml:space="preserve"> </w:t>
+      </w:r>
+      <w:r>
+        <w:t xml:space="preserve">дефицит распространён в психиатрической популяции, и рутинный скрининг рекомендован в профильной литературе</w:t>
+      </w:r>
+      <w:r>
+        <w:t xml:space="preserve">63</w:t>
+      </w:r>
+      <w:r>
+        <w:t xml:space="preserve">; карбамазепин — фермент-индуктор и по данным мета-анализа ассоциирован со снижением 25(OH)D</w:t>
+      </w:r>
+      <w:r>
+        <w:t xml:space="preserve">64</w:t>
+      </w:r>
+      <w:r>
+        <w:t xml:space="preserve">, а он уже есть в лекарственно-пищевой таблице раздела 11.</w:t>
+      </w:r>
+      <w:r>
+        <w:t xml:space="preserve"> </w:t>
+      </w:r>
+      <w:r>
+        <w:rPr>
+          <w:b/>
+          <w:bCs/>
+        </w:rPr>
+        <w:t xml:space="preserve">B12 и фолат:</w:t>
+      </w:r>
+      <w:r>
+        <w:t xml:space="preserve"> </w:t>
+      </w:r>
+      <w:r>
+        <w:t xml:space="preserve">дефицит нарастает с возрастом, связан с депрессией и когнитивными нарушениями и систематически недодиагностируется у пожилых</w:t>
+      </w:r>
+      <w:r>
+        <w:t xml:space="preserve">65</w:t>
+      </w:r>
+      <w:r>
+        <w:t xml:space="preserve">.</w:t>
+      </w:r>
+      <w:r>
+        <w:t xml:space="preserve"> </w:t>
+      </w:r>
+      <w:r>
+        <w:rPr>
+          <w:b/>
+          <w:bCs/>
+        </w:rPr>
+        <w:t xml:space="preserve">Железо:</w:t>
+      </w:r>
+      <w:r>
+        <w:t xml:space="preserve"> </w:t>
+      </w:r>
+      <w:r>
+        <w:t xml:space="preserve">редкое мясо плюс хронические потери дают анемию, маскирующуюся под «усталость и не ест». Практическая рамка: организация может только спросить и подсветить — пункт «профиль микронутриентов обсудить с врачом» в годовом маршруте жителей на антиконвульсантах и вегетарианцах; назначение анализов и добавок — исключительная зона врача</w:t>
+      </w:r>
+      <w:r>
+        <w:t xml:space="preserve">63</w:t>
+      </w:r>
+      <w:r>
+        <w:t xml:space="preserve">.</w:t>
+      </w:r>
+    </w:p>
+    <w:bookmarkEnd w:id="101"/>
+    <w:bookmarkEnd w:id="102"/>
+    <w:bookmarkStart w:id="110" w:name="X164bd4f542cccde13ad6c98587ac0111a606078"/>
     <w:p>
       <w:pPr>
         <w:pStyle w:val="Heading1"/>
@@ -6090,7 +6352,7 @@
         <w:t xml:space="preserve">14. Пикацизм, заглатывание и другие поведенческие риски за столом</w:t>
       </w:r>
     </w:p>
-    <w:bookmarkStart w:id="99" w:name="круг-рисков"/>
+    <w:bookmarkStart w:id="103" w:name="круг-рисков"/>
     <w:p>
       <w:pPr>
         <w:pStyle w:val="Heading2"/>
@@ -6209,8 +6471,8 @@
         <w:t xml:space="preserve">Еда только определённого цвета, только из своей тарелки, строгий порядок блюд. Пока ритуал не опасен — он не «лечится», а учитывается: это самый дешёвый вид персонализации. Пищевая карта фиксирует ритуал как данность, и кухня с ним считается.</w:t>
       </w:r>
     </w:p>
-    <w:bookmarkEnd w:id="99"/>
-    <w:bookmarkStart w:id="100" w:name="Xb105616441645d432560a69533c59eb76c8def3"/>
+    <w:bookmarkEnd w:id="103"/>
+    <w:bookmarkStart w:id="104" w:name="Xb105616441645d432560a69533c59eb76c8def3"/>
     <w:p>
       <w:pPr>
         <w:pStyle w:val="Heading2"/>
@@ -6315,8 +6577,8 @@
         <w:t xml:space="preserve">повторяющийся эпизод — врач; эпизод с угрозой (поперхивание, несъедобное, чужое лекарство) — врач немедленно.</w:t>
       </w:r>
     </w:p>
-    <w:bookmarkEnd w:id="100"/>
-    <w:bookmarkStart w:id="101" w:name="граница-с-насилием-вторая-сторона"/>
+    <w:bookmarkEnd w:id="104"/>
+    <w:bookmarkStart w:id="105" w:name="граница-с-насилием-вторая-сторона"/>
     <w:p>
       <w:pPr>
         <w:pStyle w:val="Heading2"/>
@@ -6348,8 +6610,8 @@
         <w:t xml:space="preserve">) — но она не инструмент «дисциплины за столом». Локальный акт должен прямо запрещать: лишение еды как меру воздействия, ограничение питья, «штрафные» порции. Эта строка положения о питании защищает и жителя, и директора.</w:t>
       </w:r>
     </w:p>
-    <w:bookmarkEnd w:id="101"/>
-    <w:bookmarkStart w:id="102" w:name="управленческий-вывод-5"/>
+    <w:bookmarkEnd w:id="105"/>
+    <w:bookmarkStart w:id="106" w:name="управленческий-вывод-5"/>
     <w:p>
       <w:pPr>
         <w:pStyle w:val="Heading2"/>
@@ -6366,8 +6628,8 @@
         <w:t xml:space="preserve">Поведенческие риски стола — зона, где дешевле всего обходится предвидение и дороже всего — импровизация. Один инструктаж смены (среда — наблюдение — запись — эскалация), безопасная посуда, правила рассадки и добавки, прямой запрет «едовых наказаний» в положении о питании — и большинство эпизодов либо не происходит, либо заканчивается записью, а не травмой.</w:t>
       </w:r>
     </w:p>
-    <w:bookmarkEnd w:id="102"/>
-    <w:bookmarkStart w:id="103" w:name="X4c6a9d7b18b1a822ac4eff64602b33860ef2411"/>
+    <w:bookmarkEnd w:id="106"/>
+    <w:bookmarkStart w:id="107" w:name="X4c6a9d7b18b1a822ac4eff64602b33860ef2411"/>
     <w:p>
       <w:pPr>
         <w:pStyle w:val="Heading2"/>
@@ -6448,8 +6710,8 @@
         <w:t xml:space="preserve">— врач при первом эпизоде (пикацизм — не «привычка», а симптом с дифференциальной линейкой от дефицитов до компульсий), скорая — при проглатывании опасного. Отдельная строка протокола — замещение: жевательные альтернативы и структурированная доступность еды по согласованию с врачом; логика та же, что у ночной доступности (раздел 13): поведение, которому нет легального выхода, уходит в подполье и становится опаснее.</w:t>
       </w:r>
     </w:p>
-    <w:bookmarkEnd w:id="103"/>
-    <w:bookmarkStart w:id="104" w:name="X758f97bfe74467918204bbedce0fd0a14997b0e"/>
+    <w:bookmarkEnd w:id="107"/>
+    <w:bookmarkStart w:id="108" w:name="X758f97bfe74467918204bbedce0fd0a14997b0e"/>
     <w:p>
       <w:pPr>
         <w:pStyle w:val="Heading2"/>
@@ -6466,8 +6728,8 @@
         <w:t xml:space="preserve">Проглоченный предмет — соматическая ситуация, а не поведенческая: наблюдение за стулом, температурой, болью в животе в последующие дни — по назначению врача, с записью. Ошибка «проглотил — вышло — забыли» опасна: часть предметов травмирует не сразу. Каждый эпизод проглатывания закрывается протоколом разбора (приложение 34), и разбор спрашивает не «кто недосмотрел», а «как предмет оказался доступен» — второй вопрос чинит систему, первый только запугивает смену в молчание о следующем эпизоде.</w:t>
       </w:r>
     </w:p>
-    <w:bookmarkEnd w:id="104"/>
-    <w:bookmarkStart w:id="105" w:name="пикацизм-и-кухня-точка-пересечения"/>
+    <w:bookmarkEnd w:id="108"/>
+    <w:bookmarkStart w:id="109" w:name="пикацизм-и-кухня-точка-пересечения"/>
     <w:p>
       <w:pPr>
         <w:pStyle w:val="Heading2"/>
@@ -6484,9 +6746,9 @@
         <w:t xml:space="preserve">У пикацизма есть прямая связь с организацией еды: часть эпизодов — это поиск еды несоциальными способами на фоне голода (реального или субъективного при гиперфагии). Отсюда два кухонных инструмента в протоколе: структурированная доступность (запланированные перекусы снижают поисковое поведение) и безопасная среда буфета (в буфетной зоне для жителя с пикацизмом нет ничего, что нельзя есть). Это тот случай, когда правильная организация питания — буквально профилактика инцидентов.</w:t>
       </w:r>
     </w:p>
-    <w:bookmarkEnd w:id="105"/>
-    <w:bookmarkEnd w:id="106"/>
-    <w:bookmarkStart w:id="116" w:name="X78b150e1e56547c8d70d8e69d408178151d013f"/>
+    <w:bookmarkEnd w:id="109"/>
+    <w:bookmarkEnd w:id="110"/>
+    <w:bookmarkStart w:id="121" w:name="X78b150e1e56547c8d70d8e69d408178151d013f"/>
     <w:p>
       <w:pPr>
         <w:pStyle w:val="Heading1"/>
@@ -6495,7 +6757,7 @@
         <w:t xml:space="preserve">15. Невербальный выбор: как услышать того, кто не говорит</w:t>
       </w:r>
     </w:p>
-    <w:bookmarkStart w:id="107" w:name="масштаб-вопроса"/>
+    <w:bookmarkStart w:id="111" w:name="масштаб-вопроса"/>
     <w:p>
       <w:pPr>
         <w:pStyle w:val="Heading2"/>
@@ -6518,8 +6780,8 @@
         <w:t xml:space="preserve">, а значимая часть оставшихся не может выразить выбор словом по состоянию: неговорящие и малоговорящие, глубокая умственная отсталость, деменция, острые состояния. Если вариативность строится на вопросе «что будете?», она автоматически исключает большинство. Поэтому технология выбора для тех, кто не говорит, — не дополнение к системе, а её ядро.</w:t>
       </w:r>
     </w:p>
-    <w:bookmarkEnd w:id="107"/>
-    <w:bookmarkStart w:id="108" w:name="Xa5a389b2682696386c8e07249b121d0970df7ff"/>
+    <w:bookmarkEnd w:id="111"/>
+    <w:bookmarkStart w:id="112" w:name="Xa5a389b2682696386c8e07249b121d0970df7ff"/>
     <w:p>
       <w:pPr>
         <w:pStyle w:val="Heading2"/>
@@ -6560,8 +6822,8 @@
         <w:t xml:space="preserve">Маркировка: этот абзац — системное толкование норм, а не прямое правило закона; прямой нормы «выбор блюда не требует дееспособности» в российском законодательстве нет. Практические формы ниже — проект локальной практики.</w:t>
       </w:r>
     </w:p>
-    <w:bookmarkEnd w:id="108"/>
-    <w:bookmarkStart w:id="109" w:name="четыре-канала-воли"/>
+    <w:bookmarkEnd w:id="112"/>
+    <w:bookmarkStart w:id="113" w:name="четыре-канала-воли"/>
     <w:p>
       <w:pPr>
         <w:pStyle w:val="Heading2"/>
@@ -6588,7 +6850,7 @@
         <w:t xml:space="preserve">Вербальный выбор требует удержать в памяти два слова и соотнести их с опытом — задача, непосильная многим. Показ двух реальных порций снимает её: человек указывает, тянется, смотрит, отворачивается. Практика деменс-ухода прямо рекомендует визуальный выбор вместо вербального</w:t>
       </w:r>
       <w:r>
-        <w:t xml:space="preserve">54</w:t>
+        <w:t xml:space="preserve">66</w:t>
       </w:r>
       <w:r>
         <w:t xml:space="preserve">36</w:t>
@@ -6615,7 +6877,7 @@
         <w:t xml:space="preserve">Тарелка — это голос: систематически несъедаемое блюдо — зафиксированное «нет», доедаемое до конца — «да». Журнал потребления (раздел 9) становится документом выявления предпочтений; муниципальные скандинавские стандарты прямо требуют документировать наблюдаемые предпочтения тех, кто не может сообщить их словами</w:t>
       </w:r>
       <w:r>
-        <w:t xml:space="preserve">55</w:t>
+        <w:t xml:space="preserve">67</w:t>
       </w:r>
       <w:r>
         <w:t xml:space="preserve">.</w:t>
@@ -6675,8 +6937,8 @@
         <w:t xml:space="preserve">.</w:t>
       </w:r>
     </w:p>
-    <w:bookmarkEnd w:id="109"/>
-    <w:bookmarkStart w:id="110" w:name="иерархия-источников-при-расхождении"/>
+    <w:bookmarkEnd w:id="113"/>
+    <w:bookmarkStart w:id="114" w:name="иерархия-источников-при-расхождении"/>
     <w:p>
       <w:pPr>
         <w:pStyle w:val="Heading2"/>
@@ -6699,8 +6961,8 @@
         <w:t xml:space="preserve">.</w:t>
       </w:r>
     </w:p>
-    <w:bookmarkEnd w:id="110"/>
-    <w:bookmarkStart w:id="111" w:name="технология-на-линии-сценарий-для-смены"/>
+    <w:bookmarkEnd w:id="114"/>
+    <w:bookmarkStart w:id="115" w:name="технология-на-линии-сценарий-для-смены"/>
     <w:p>
       <w:pPr>
         <w:pStyle w:val="Heading2"/>
@@ -6794,8 +7056,8 @@
         <w:t xml:space="preserve">Время на одного жителя — 15–20 секунд; на отделение — несколько добавочных минут на линии, которые окупаются снижением несъеденных порций.</w:t>
       </w:r>
     </w:p>
-    <w:bookmarkEnd w:id="111"/>
-    <w:bookmarkStart w:id="112" w:name="управленческий-вывод-6"/>
+    <w:bookmarkEnd w:id="115"/>
+    <w:bookmarkStart w:id="116" w:name="управленческий-вывод-6"/>
     <w:p>
       <w:pPr>
         <w:pStyle w:val="Heading2"/>
@@ -6818,8 +7080,8 @@
         <w:t xml:space="preserve">, технология невербального выбора — это и есть вариативность, а не её доступный вариант для меньшинства.</w:t>
       </w:r>
     </w:p>
-    <w:bookmarkEnd w:id="112"/>
-    <w:bookmarkStart w:id="113" w:name="X7f4a2e7d846bf1e754d65f25bc9c64bca9e9f89"/>
+    <w:bookmarkEnd w:id="116"/>
+    <w:bookmarkStart w:id="117" w:name="X7f4a2e7d846bf1e754d65f25bc9c64bca9e9f89"/>
     <w:p>
       <w:pPr>
         <w:pStyle w:val="Heading2"/>
@@ -6916,8 +7178,8 @@
         <w:t xml:space="preserve">(«всем полезно») — слабейший источник, приемлемый только когда первые четыре пусты. Иерархия записывается в положение о питании одним абзацем — и снимает самый токсичный класс конфликтов: споры родственников, смены и администрации о том, «что он на самом деле хочет». Спор переносится из плоскости мнений в плоскость уровней: у каждого мнения есть этаж, и этаж решает.</w:t>
       </w:r>
     </w:p>
-    <w:bookmarkEnd w:id="113"/>
-    <w:bookmarkStart w:id="114" w:name="ошибка-профессионального-чтения"/>
+    <w:bookmarkEnd w:id="117"/>
+    <w:bookmarkStart w:id="118" w:name="ошибка-профессионального-чтения"/>
     <w:p>
       <w:pPr>
         <w:pStyle w:val="Heading2"/>
@@ -6934,8 +7196,8 @@
         <w:t xml:space="preserve">Отдельный риск — уверенность опытной смены «я его десять лет знаю». Опыт ценен, но непроверяем: знание живёт в голове и уходит с ротацией. Правило: любое «я знаю» обязано быть переведено в запись (карта, форма наблюдения) в течение недели; непереведённое знание для системы не существует. Это звучит бюрократично ровно до первой смены кадров — после неё это звучит как единственный способ не потерять человека вместе с ушедшей сиделкой.</w:t>
       </w:r>
     </w:p>
-    <w:bookmarkEnd w:id="114"/>
-    <w:bookmarkStart w:id="115" w:name="Xf9d3fb8973136657e95ffc27ca6907a20a8e883"/>
+    <w:bookmarkEnd w:id="118"/>
+    <w:bookmarkStart w:id="119" w:name="Xf9d3fb8973136657e95ffc27ca6907a20a8e883"/>
     <w:p>
       <w:pPr>
         <w:pStyle w:val="Heading2"/>
@@ -6952,9 +7214,45 @@
         <w:t xml:space="preserve">Навык считывания тренируется, а не приходит с возрастом. Три упражнения для инструктажа: «молчаливый заказ» — сотрудники заказывают друг у друга без слов и проверяют, как их поняли; «перестановка» — тренировка теста позиционного эффекта на себе; «неделя наблюдения» — каждый ведёт мини-журнал одного жителя и защищает вывод перед сменой. После этих упражнений форма приложения 6 перестаёт быть бумажкой — она становится записью того, что смена уже умеет видеть.</w:t>
       </w:r>
     </w:p>
-    <w:bookmarkEnd w:id="115"/>
-    <w:bookmarkEnd w:id="116"/>
-    <w:bookmarkStart w:id="126" w:name="X1f8de269e095cdd395ae10cc7771c815f0a0c4a"/>
+    <w:bookmarkEnd w:id="119"/>
+    <w:bookmarkStart w:id="120" w:name="культурные-и-религиозные-рамки-стола"/>
+    <w:p>
+      <w:pPr>
+        <w:pStyle w:val="Heading2"/>
+      </w:pPr>
+      <w:r>
+        <w:t xml:space="preserve">15.10. Культурные и религиозные рамки стола</w:t>
+      </w:r>
+    </w:p>
+    <w:p>
+      <w:pPr>
+        <w:pStyle w:val="FirstParagraph"/>
+      </w:pPr>
+      <w:r>
+        <w:t xml:space="preserve">Каналы воли раздела 15.3 работают и тогда, когда предпочтение жителя задано не вкусом, а традицией: халяль или кашрут, пост (в том числе многодневный у верующих), вегетарианство, отказ от отдельных продуктов по убеждению. Для 51 региона с разным конфессиональным составом это не экзотика, а обычная часть контингента — и вопрос достоинства в смысле ст. 37 через ст. 43 закона № 3185-1</w:t>
+      </w:r>
+      <w:r>
+        <w:t xml:space="preserve">1</w:t>
+      </w:r>
+      <w:r>
+        <w:t xml:space="preserve">. Международная рамка уже содержит образец: нормы Онтарио требуют при поступлении нутритивной оценки, включающей культурные, духовные и религиозные предпочтения, и планирования меню с их учётом</w:t>
+      </w:r>
+      <w:r>
+        <w:t xml:space="preserve">22</w:t>
+      </w:r>
+      <w:r>
+        <w:t xml:space="preserve">; российская рамка такого пункта не содержит, но ничего не запрещает — «индивидуальные потребности» 442-ФЗ покрывают и его</w:t>
+      </w:r>
+      <w:r>
+        <w:t xml:space="preserve">3</w:t>
+      </w:r>
+      <w:r>
+        <w:t xml:space="preserve">. Практический минимум: два вопроса в пищевой биографии («есть ли пища, которую вы не едите по убеждению или вере?»; «соблюдаете ли посты?») и одна строка в заказе меню — «ограничения по убеждению». Если таких жителей больше двух-трёх, имеет смысл держать в цикле пару блюд, закрывающих основные ограничения (например, постное горячее как регулярная позиция), — это дешевле индивидуальной готовки и не требует новой строки в смете. Рамка остаётся прежней: религиозное ограничение — это волеизъявление того же достоинства, что и «не люблю рыбу», а не медицинская диета; и оно не может быть основанием для худшего рациона. Форма фиксации — пищевой паспорт (приложение 37).</w:t>
+      </w:r>
+    </w:p>
+    <w:bookmarkEnd w:id="120"/>
+    <w:bookmarkEnd w:id="121"/>
+    <w:bookmarkStart w:id="131" w:name="X1f8de269e095cdd395ae10cc7771c815f0a0c4a"/>
     <w:p>
       <w:pPr>
         <w:pStyle w:val="Heading1"/>
@@ -6963,7 +7261,7 @@
         <w:t xml:space="preserve">16. Дееспособность, опека и выбор еды: карта решений</w:t>
       </w:r>
     </w:p>
-    <w:bookmarkStart w:id="117" w:name="постановка-вопроса"/>
+    <w:bookmarkStart w:id="122" w:name="постановка-вопроса"/>
     <w:p>
       <w:pPr>
         <w:pStyle w:val="Heading2"/>
@@ -6980,8 +7278,8 @@
         <w:t xml:space="preserve">Тема семинара — права, свободы и интересы жителей. В питании они упираются в юридический вопрос, который редко формулируется прямо: кто вправе решать, что ест недееспособный житель, — и вправе ли вообще кто-то, кроме него? Раздел даёт карту решений: двенадцать вопросов с ответами «прямая норма / системное толкование / открытый вопрос». Маркировка соблюдается строго, потому что именно здесь директору опаснее всего опереться на красивую, но неподдержанную формулу.</w:t>
       </w:r>
     </w:p>
-    <w:bookmarkEnd w:id="117"/>
-    <w:bookmarkStart w:id="118" w:name="нормативная-основа"/>
+    <w:bookmarkEnd w:id="122"/>
+    <w:bookmarkStart w:id="123" w:name="нормативная-основа"/>
     <w:p>
       <w:pPr>
         <w:pStyle w:val="Heading2"/>
@@ -7090,8 +7388,8 @@
         <w:t xml:space="preserve">.</w:t>
       </w:r>
     </w:p>
-    <w:bookmarkEnd w:id="118"/>
-    <w:bookmarkStart w:id="119" w:name="карта-решений-двенадцать-вопросов"/>
+    <w:bookmarkEnd w:id="123"/>
+    <w:bookmarkStart w:id="124" w:name="карта-решений-двенадцать-вопросов"/>
     <w:p>
       <w:pPr>
         <w:pStyle w:val="Heading2"/>
@@ -7724,8 +8022,8 @@
         </w:tc>
       </w:tr>
     </w:tbl>
-    <w:bookmarkEnd w:id="119"/>
-    <w:bookmarkStart w:id="120" w:name="X5b6f743aa0d97cc9cd27687f847c0f77f295c0a"/>
+    <w:bookmarkEnd w:id="124"/>
+    <w:bookmarkStart w:id="125" w:name="X5b6f743aa0d97cc9cd27687f847c0f77f295c0a"/>
     <w:p>
       <w:pPr>
         <w:pStyle w:val="Heading2"/>
@@ -7848,8 +8146,8 @@
         <w:t xml:space="preserve">— молчаливое усмотрение хуже зафиксированного решения.</w:t>
       </w:r>
     </w:p>
-    <w:bookmarkEnd w:id="120"/>
-    <w:bookmarkStart w:id="121" w:name="практическая-формула-для-локального-акта"/>
+    <w:bookmarkEnd w:id="125"/>
+    <w:bookmarkStart w:id="126" w:name="практическая-формула-для-локального-акта"/>
     <w:p>
       <w:pPr>
         <w:pStyle w:val="Heading2"/>
@@ -7866,8 +8164,8 @@
         <w:t xml:space="preserve">Предлагаемая формулировка для положения о питании (проект): «При организации питания учитываются мнение и предпочтения получателей социальных услуг, в том числе признанных недееспособными, выявленные доступным способом (словом, показом, наблюдением за потреблением, пищевой биографией, сведениями близких). Ограничения рациона вводятся только по назначению врача поимённо с указанием цели и срока пересмотра. Лишение пищи или питья как мера воздействия не допускается». Каждая фраза этой формулы имеет нормативную или документальную опору в разделах 16.2–16.4 — и ни одна не выходит за пределы действующего права.</w:t>
       </w:r>
     </w:p>
-    <w:bookmarkEnd w:id="121"/>
-    <w:bookmarkStart w:id="122" w:name="управленческий-вывод-7"/>
+    <w:bookmarkEnd w:id="126"/>
+    <w:bookmarkStart w:id="127" w:name="управленческий-вывод-7"/>
     <w:p>
       <w:pPr>
         <w:pStyle w:val="Heading2"/>
@@ -7884,8 +8182,8 @@
         <w:t xml:space="preserve">Дееспособность — самая «пугающая» тема вариативности, и потому самая переоценённая: юридически выбор еды не требует дееспособности, а учёт мнения недееспособного прямо предписан. Реальные риски лежат в другом месте: в непрозрачных решениях «по усмотрению», в конфликте интересов опекуна-учреждения и в отсутствии документов. Все три закрываются локальными актами, а не судебными решениями.</w:t>
       </w:r>
     </w:p>
-    <w:bookmarkEnd w:id="122"/>
-    <w:bookmarkStart w:id="123" w:name="X8440e382e8e0f40622ed74f7bb3cb520674eb6a"/>
+    <w:bookmarkEnd w:id="127"/>
+    <w:bookmarkStart w:id="128" w:name="X8440e382e8e0f40622ed74f7bb3cb520674eb6a"/>
     <w:p>
       <w:pPr>
         <w:pStyle w:val="Heading2"/>
@@ -7956,8 +8254,8 @@
         <w:t xml:space="preserve">: опека фиксирует неспособность, поддержка ищет формат, при котором способность проявляется.</w:t>
       </w:r>
     </w:p>
-    <w:bookmarkEnd w:id="123"/>
-    <w:bookmarkStart w:id="124" w:name="X07d2536b5a182fbb77fca869327df81bd3e6101"/>
+    <w:bookmarkEnd w:id="128"/>
+    <w:bookmarkStart w:id="129" w:name="X07d2536b5a182fbb77fca869327df81bd3e6101"/>
     <w:p>
       <w:pPr>
         <w:pStyle w:val="Heading2"/>
@@ -7983,8 +8281,8 @@
         <w:t xml:space="preserve">— статус данных: вторичная аналитика) не решается доброй волей, но ограничивается тремя документальными приёмами. Первый: правило приоритета зафиксированных предпочтений над административным удобством — записанное в положение (приложение 29), оно делает конфликт видимым, а не растворенным. Второй: протоколирование разногласий — если администрация отклоняет зафиксированное предпочтение, причина пишется (санитария, назначение врача, ресурс), а не замалчивается. Третий: внешний элемент там, где он доступен, — совет жителей с участием независимых представителей, близких, общественных наблюдателей (раздел 34): единственный реальный балансир конфликта «учреждение решает за жителя решения самого учреждения». Ни один приём не отменяет конфликта; все три вместе делают его управляемым и проверяемым — большего локальный уровень дать не может, и это честная граница раздела.</w:t>
       </w:r>
     </w:p>
-    <w:bookmarkEnd w:id="124"/>
-    <w:bookmarkStart w:id="125" w:name="разбор-трёх-коллизий-из-зала"/>
+    <w:bookmarkEnd w:id="129"/>
+    <w:bookmarkStart w:id="130" w:name="разбор-трёх-коллизий-из-зала"/>
     <w:p>
       <w:pPr>
         <w:pStyle w:val="Heading2"/>
@@ -8043,9 +8341,9 @@
         <w:t xml:space="preserve">Снижение способности к выбору — клинический сигнал само по себе (депрессия, прогрессирование, седация после смены схемы): сообщение врачу обязательно, «перестал — значит, не хочет» — диагностическая ошибка. Общая механика: каждая коллизия решается возвратом к источникам воли и к врачу — и никогда авторитетом должности.</w:t>
       </w:r>
     </w:p>
-    <w:bookmarkEnd w:id="125"/>
-    <w:bookmarkEnd w:id="126"/>
-    <w:bookmarkStart w:id="138" w:name="X96a7c8a46e63da1f29fbfdc710b487fc4dc07a6"/>
+    <w:bookmarkEnd w:id="130"/>
+    <w:bookmarkEnd w:id="131"/>
+    <w:bookmarkStart w:id="143" w:name="X96a7c8a46e63da1f29fbfdc710b487fc4dc07a6"/>
     <w:p>
       <w:pPr>
         <w:pStyle w:val="Heading1"/>
@@ -8054,7 +8352,7 @@
         <w:t xml:space="preserve">17. Право Российской Федерации: что разрешено, что требуется, что опасно</w:t>
       </w:r>
     </w:p>
-    <w:bookmarkStart w:id="127" w:name="логика-раздела"/>
+    <w:bookmarkStart w:id="132" w:name="логика-раздела"/>
     <w:p>
       <w:pPr>
         <w:pStyle w:val="Heading2"/>
@@ -8071,8 +8369,8 @@
         <w:t xml:space="preserve">Правовая часть доклада построена не как перечень норм, а как карта из трёх зон. Зелёная зона — то, что разрешено или требуется прямо и что директор может делать без согласований. Жёлтая зона — то, что требует документов, согласований или врача. Красная зона — то, что является нарушением независимо от благих намерений. Для каждого элемента указан уровень: норма, толкование, рекомендация.</w:t>
       </w:r>
     </w:p>
-    <w:bookmarkEnd w:id="127"/>
-    <w:bookmarkStart w:id="128" w:name="X79323f37859627c4febc2096360048b816700b0"/>
+    <w:bookmarkEnd w:id="132"/>
+    <w:bookmarkStart w:id="133" w:name="X79323f37859627c4febc2096360048b816700b0"/>
     <w:p>
       <w:pPr>
         <w:pStyle w:val="Heading2"/>
@@ -8289,7 +8587,7 @@
         <w:t xml:space="preserve">3</w:t>
       </w:r>
       <w:r>
-        <w:t xml:space="preserve">56</w:t>
+        <w:t xml:space="preserve">68</w:t>
       </w:r>
       <w:r>
         <w:t xml:space="preserve"> </w:t>
@@ -8298,8 +8596,8 @@
         <w:t xml:space="preserve">— рамка для финансовых моделей раздела 29.</w:t>
       </w:r>
     </w:p>
-    <w:bookmarkEnd w:id="128"/>
-    <w:bookmarkStart w:id="129" w:name="жёлтая-зона-делать-можно-через-процедуру"/>
+    <w:bookmarkEnd w:id="133"/>
+    <w:bookmarkStart w:id="134" w:name="жёлтая-зона-делать-можно-через-процедуру"/>
     <w:p>
       <w:pPr>
         <w:pStyle w:val="Heading2"/>
@@ -8619,8 +8917,8 @@
         </w:tc>
       </w:tr>
     </w:tbl>
-    <w:bookmarkEnd w:id="129"/>
-    <w:bookmarkStart w:id="130" w:name="X7511f993bd21e5ed8a31fc3ba3f0ad3106b85e5"/>
+    <w:bookmarkEnd w:id="134"/>
+    <w:bookmarkStart w:id="135" w:name="X7511f993bd21e5ed8a31fc3ba3f0ad3106b85e5"/>
     <w:p>
       <w:pPr>
         <w:pStyle w:val="Heading2"/>
@@ -8757,10 +9055,10 @@
         <w:t xml:space="preserve">— антимонопольная ответственность вплоть до уголовной (ст. 178 УК; практика ФАС)</w:t>
       </w:r>
       <w:r>
-        <w:t xml:space="preserve">57</w:t>
-      </w:r>
-      <w:r>
-        <w:t xml:space="preserve">58</w:t>
+        <w:t xml:space="preserve">69</w:t>
+      </w:r>
+      <w:r>
+        <w:t xml:space="preserve">70</w:t>
       </w:r>
       <w:r>
         <w:t xml:space="preserve">.</w:t>
@@ -8794,8 +9092,8 @@
         <w:t xml:space="preserve">.</w:t>
       </w:r>
     </w:p>
-    <w:bookmarkEnd w:id="130"/>
-    <w:bookmarkStart w:id="131" w:name="X401d2f90eee5e00458c6d1866eacfb0195ced35"/>
+    <w:bookmarkEnd w:id="135"/>
+    <w:bookmarkStart w:id="136" w:name="X401d2f90eee5e00458c6d1866eacfb0195ced35"/>
     <w:p>
       <w:pPr>
         <w:pStyle w:val="Heading2"/>
@@ -8841,8 +9139,8 @@
         <w:t xml:space="preserve">Уровень: системное толкование + практика; до проверки в конкретном регионе не использовать как готовое решение.</w:t>
       </w:r>
     </w:p>
-    <w:bookmarkEnd w:id="131"/>
-    <w:bookmarkStart w:id="132" w:name="пищевые-карты-и-152-фз"/>
+    <w:bookmarkEnd w:id="136"/>
+    <w:bookmarkStart w:id="137" w:name="пищевые-карты-и-152-фз"/>
     <w:p>
       <w:pPr>
         <w:pStyle w:val="Heading2"/>
@@ -8869,8 +9167,8 @@
         <w:t xml:space="preserve">Уровень: рекомендация по применению 152-ФЗ; форма карты в приложении 3 требует локальной правовой проверки.</w:t>
       </w:r>
     </w:p>
-    <w:bookmarkEnd w:id="132"/>
-    <w:bookmarkStart w:id="133" w:name="кпи-статус-и-практическое-значение"/>
+    <w:bookmarkEnd w:id="137"/>
+    <w:bookmarkStart w:id="138" w:name="кпи-статус-и-практическое-значение"/>
     <w:p>
       <w:pPr>
         <w:pStyle w:val="Heading2"/>
@@ -8887,7 +9185,7 @@
         <w:t xml:space="preserve">Россия подписала Конвенцию о правах инвалидов в 2008 году и ратифицировала её в 2012 году; конвенция действует как международный договор РФ. Статья 28 (достойный уровень жизни, включая достаточное питание) и Замечание общего порядка № 1 к ст. 12 (поддержанное принятие решений) — международный стандарт, который российские суды и органы используют как ориентир толкования</w:t>
       </w:r>
       <w:r>
-        <w:t xml:space="preserve">59</w:t>
+        <w:t xml:space="preserve">71</w:t>
       </w:r>
       <w:r>
         <w:t xml:space="preserve">26</w:t>
@@ -8906,8 +9204,8 @@
         <w:t xml:space="preserve">Уровень: международный договор + толковательная практика; в локальных актах ссылаться можно и полезно — как на обоснование, а не как на прямую обязанность формата «КПИ требует два варианта каши».</w:t>
       </w:r>
     </w:p>
-    <w:bookmarkEnd w:id="133"/>
-    <w:bookmarkStart w:id="134" w:name="управленческий-вывод-8"/>
+    <w:bookmarkEnd w:id="138"/>
+    <w:bookmarkStart w:id="139" w:name="управленческий-вывод-8"/>
     <w:p>
       <w:pPr>
         <w:pStyle w:val="Heading2"/>
@@ -8924,8 +9222,8 @@
         <w:t xml:space="preserve">Правовая рамка вариативности уже существует — её не нужно «пробивать». Зелёная зона шире, чем принято думать; жёлтая зона закрывается документами за недели; красная зона вся связана не с выбором, а с безопасностью и насилием. Главный правовой риск директора — не внедрение выбора, а отсутствие документов при уже существующей практике (раздел 31).</w:t>
       </w:r>
     </w:p>
-    <w:bookmarkEnd w:id="134"/>
-    <w:bookmarkStart w:id="135" w:name="X049a3e95f3a94dcdaa057c11ef737ffa1b74f80"/>
+    <w:bookmarkEnd w:id="139"/>
+    <w:bookmarkStart w:id="140" w:name="X049a3e95f3a94dcdaa057c11ef737ffa1b74f80"/>
     <w:p>
       <w:pPr>
         <w:pStyle w:val="Heading2"/>
@@ -9011,8 +9309,8 @@
         <w:t xml:space="preserve">Право, записанное без процедуры («уважать достоинство»), исполняется через документы: журнал, карта, протокол. Эти три вопроса снимают две типовые ошибки зала: первая — «нам всё запрещено» (обычно по акту, адресованному не вам); вторая — «нам всё можно» (по акту рекомендательному, который в вашем регионе давно императивен). Зелёная, жёлтая и красная зоны раздела — это и есть ответы на три вопроса, применённые к типовым ситуациям вариативного питания.</w:t>
       </w:r>
     </w:p>
-    <w:bookmarkEnd w:id="135"/>
-    <w:bookmarkStart w:id="136" w:name="Xe181c679cd1cc38d1117a7023f39c9b5b367629"/>
+    <w:bookmarkEnd w:id="140"/>
+    <w:bookmarkStart w:id="141" w:name="Xe181c679cd1cc38d1117a7023f39c9b5b367629"/>
     <w:p>
       <w:pPr>
         <w:pStyle w:val="Heading2"/>
@@ -9035,8 +9333,8 @@
         <w:t xml:space="preserve">. Конструкция честно называется временной и документируется как временная — с датой запроса учредителю. Тогда серая зона перестаёт быть безответственностью и становится зафиксированным пробелом региона с назначенным владельцем пробела.</w:t>
       </w:r>
     </w:p>
-    <w:bookmarkEnd w:id="136"/>
-    <w:bookmarkStart w:id="137" w:name="кпи-и-правовая-культура-дальний-горизонт"/>
+    <w:bookmarkEnd w:id="141"/>
+    <w:bookmarkStart w:id="142" w:name="кпи-и-правовая-культура-дальний-горизонт"/>
     <w:p>
       <w:pPr>
         <w:pStyle w:val="Heading2"/>
@@ -9080,9 +9378,9 @@
         <w:t xml:space="preserve">показывают вектор. Дом, построивший процедуры выбора сегодня добровольно, встретит завтрашние требования готовым; дом, ждущий обязательности, будет догонять под давлением сроков — а догоняющее внедрение всегда дороже и фиктивнее добровольного.</w:t>
       </w:r>
     </w:p>
-    <w:bookmarkEnd w:id="137"/>
-    <w:bookmarkEnd w:id="138"/>
-    <w:bookmarkStart w:id="148" w:name="X131e78ca5af909a63ed9c9fa9bc7c801822a7c9"/>
+    <w:bookmarkEnd w:id="142"/>
+    <w:bookmarkEnd w:id="143"/>
+    <w:bookmarkStart w:id="153" w:name="X131e78ca5af909a63ed9c9fa9bc7c801822a7c9"/>
     <w:p>
       <w:pPr>
         <w:pStyle w:val="Heading1"/>
@@ -9091,7 +9389,7 @@
         <w:t xml:space="preserve">18. Санитария и пищевая безопасность при вариативности</w:t>
       </w:r>
     </w:p>
-    <w:bookmarkStart w:id="139" w:name="X085a20464d7360c9d9f9a40c7e57d759eb49b2c"/>
+    <w:bookmarkStart w:id="144" w:name="X085a20464d7360c9d9f9a40c7e57d759eb49b2c"/>
     <w:p>
       <w:pPr>
         <w:pStyle w:val="Heading2"/>
@@ -9120,8 +9418,8 @@
         <w:t xml:space="preserve">. Ни одна из редакций не ограничивает число вариантов блюда. Вариативность попадает в санитарный контур целиком — и в этом её сила (каждый вариант защищён теми же процедурами, что и мономеню), и её уязвимость (каждый вариант должен их проходить). После 1 сентября локальные акты и чек-листы пищеблока нужно перепривязать к пунктам 4282-26, не меняя самой модели выбора.</w:t>
       </w:r>
     </w:p>
-    <w:bookmarkEnd w:id="139"/>
-    <w:bookmarkStart w:id="140" w:name="санитарный-контур-при-двух-вариантах"/>
+    <w:bookmarkEnd w:id="144"/>
+    <w:bookmarkStart w:id="145" w:name="санитарный-контур-при-двух-вариантах"/>
     <w:p>
       <w:pPr>
         <w:pStyle w:val="Heading2"/>
@@ -9234,8 +9532,8 @@
         <w:t xml:space="preserve">; журнал замен фиксирует, что ушло в переработку по правилам, а что — в списание.</w:t>
       </w:r>
     </w:p>
-    <w:bookmarkEnd w:id="140"/>
-    <w:bookmarkStart w:id="141" w:name="типовые-нарушения-и-цена"/>
+    <w:bookmarkEnd w:id="145"/>
+    <w:bookmarkStart w:id="146" w:name="типовые-нарушения-и-цена"/>
     <w:p>
       <w:pPr>
         <w:pStyle w:val="Heading2"/>
@@ -9280,8 +9578,8 @@
         <w:t xml:space="preserve">Маркировка: дела касаются учреждений соцобслуживания иных типов; для ПНИ это ограниченная аналогия с прямой переносимостью состава нарушений.</w:t>
       </w:r>
     </w:p>
-    <w:bookmarkEnd w:id="141"/>
-    <w:bookmarkStart w:id="142" w:name="буфет-передачи-и-серая-еда"/>
+    <w:bookmarkEnd w:id="146"/>
+    <w:bookmarkStart w:id="147" w:name="буфет-передачи-и-серая-еда"/>
     <w:p>
       <w:pPr>
         <w:pStyle w:val="Heading2"/>
@@ -9361,8 +9659,8 @@
         <w:t xml:space="preserve">Запасы в тумбочках («хомячение», раздел 9) — санитарный вопрос сроков годности и гигиены, решаемый через легальные зоны хранения перекусов и регулярную замену, а не конфискации.</w:t>
       </w:r>
     </w:p>
-    <w:bookmarkEnd w:id="142"/>
-    <w:bookmarkStart w:id="143" w:name="ответственный-за-санитарный-контур"/>
+    <w:bookmarkEnd w:id="147"/>
+    <w:bookmarkStart w:id="148" w:name="ответственный-за-санитарный-контур"/>
     <w:p>
       <w:pPr>
         <w:pStyle w:val="Heading2"/>
@@ -9379,8 +9677,8 @@
         <w:t xml:space="preserve">При любой вариативности остаётся один ответственный: руководитель учреждения, делегирующий контроль через приказ (завхоз/шеф/диетсестра — по штату). Делегирование исполнения не отменяет ответственности за работающий контроль: различие «распределил функции» и «контролирует фактически» — центральное для раздела 33 об ответственности. Минимальный инструмент: еженедельный обход пищеблока руководителем или заместителем по чек-листу пищеблока (приложение 19) с записью — десять минут, которые превращают «формально распределено» в «фактически контролируется».</w:t>
       </w:r>
     </w:p>
-    <w:bookmarkEnd w:id="143"/>
-    <w:bookmarkStart w:id="144" w:name="управленческий-вывод-9"/>
+    <w:bookmarkEnd w:id="148"/>
+    <w:bookmarkStart w:id="149" w:name="управленческий-вывод-9"/>
     <w:p>
       <w:pPr>
         <w:pStyle w:val="Heading2"/>
@@ -9397,8 +9695,8 @@
         <w:t xml:space="preserve">Вариативность не создаёт новых санитарных требований — она удваивает точки применения существующих. Если контур (пробы, температуры, маркировка, журналы) работает фактически, второй вариант проходит его без проблем; если контур имитируется, вариативность удвоит имитацию и риск. Поэтому санитарная готовность — обязательная ступень 0 дорожной карты (раздел 35): сначала контур, потом выбор.</w:t>
       </w:r>
     </w:p>
-    <w:bookmarkEnd w:id="144"/>
-    <w:bookmarkStart w:id="145" w:name="Xd2ebe4118d14369677e2a75b1320eb4c8bed778"/>
+    <w:bookmarkEnd w:id="149"/>
+    <w:bookmarkStart w:id="150" w:name="Xd2ebe4118d14369677e2a75b1320eb4c8bed778"/>
     <w:p>
       <w:pPr>
         <w:pStyle w:val="Heading2"/>
@@ -9495,8 +9793,8 @@
         <w:t xml:space="preserve">температура и пробы фиксируются в тех же санитарных журналах, без отдельной «вариативной» бухгалтерии. Пятая страница-паспорт подписывается завпроизводством и прикладывается к приказу о пилоте — и первый же вопрос проверяющего «как вы это организовали» отвечается документом, а не экскурсией.</w:t>
       </w:r>
     </w:p>
-    <w:bookmarkEnd w:id="145"/>
-    <w:bookmarkStart w:id="146" w:name="буфет-и-передачи-два-хронических-очага"/>
+    <w:bookmarkEnd w:id="150"/>
+    <w:bookmarkStart w:id="151" w:name="буфет-и-передачи-два-хронических-очага"/>
     <w:p>
       <w:pPr>
         <w:pStyle w:val="Heading2"/>
@@ -9519,8 +9817,8 @@
         <w:t xml:space="preserve">), регистрация, хранение с маркировкой. Оба регламента короткие, но их отсутствие — причина двух крайностей: полного запрета («ничего нельзя» — нарушение прав и источник подполья) и полного бесконтролья (риск и отравлений, и взаимодействий). Регламент — это форма разрешения, а не форма запрета; так его и стоит писать.</w:t>
       </w:r>
     </w:p>
-    <w:bookmarkEnd w:id="146"/>
-    <w:bookmarkStart w:id="147" w:name="Xda866ba771199d86ea8ddee88e4c9295d77d35e"/>
+    <w:bookmarkEnd w:id="151"/>
+    <w:bookmarkStart w:id="152" w:name="Xda866ba771199d86ea8ddee88e4c9295d77d35e"/>
     <w:p>
       <w:pPr>
         <w:pStyle w:val="Heading2"/>
@@ -9537,9 +9835,9 @@
         <w:t xml:space="preserve">Три типовые ошибки проб в вариативной линии: проба «средняя по обеду» (не доказывает безопасность ни одного варианта); проба только варианта А (вариант Б беззащитен при любом инциденте); проба без маркировки варианта (через сутки никто не докажет, что в банке). Правило одно: каждый вариант каждой позиции — своя промаркированная проба, в той же процедуре и тех же журналах, что и раньше. Трудозатрата — минуты; доказательная цена — вся вариативная линия.</w:t>
       </w:r>
     </w:p>
-    <w:bookmarkEnd w:id="147"/>
-    <w:bookmarkEnd w:id="148"/>
-    <w:bookmarkStart w:id="159" w:name="X79637e3ce59fbc58b15746178dceda1e23e75c3"/>
+    <w:bookmarkEnd w:id="152"/>
+    <w:bookmarkEnd w:id="153"/>
+    <w:bookmarkStart w:id="164" w:name="X79637e3ce59fbc58b15746178dceda1e23e75c3"/>
     <w:p>
       <w:pPr>
         <w:pStyle w:val="Heading1"/>
@@ -9548,7 +9846,7 @@
         <w:t xml:space="preserve">19. Два варианта блюда: технология без второй кухни</w:t>
       </w:r>
     </w:p>
-    <w:bookmarkStart w:id="149" w:name="идея-в-одном-абзаце"/>
+    <w:bookmarkStart w:id="154" w:name="идея-в-одном-абзаце"/>
     <w:p>
       <w:pPr>
         <w:pStyle w:val="Heading2"/>
@@ -9596,8 +9894,8 @@
         <w:t xml:space="preserve">.</w:t>
       </w:r>
     </w:p>
-    <w:bookmarkEnd w:id="149"/>
-    <w:bookmarkStart w:id="150" w:name="пары-эквивалентов"/>
+    <w:bookmarkEnd w:id="154"/>
+    <w:bookmarkStart w:id="155" w:name="пары-эквивалентов"/>
     <w:p>
       <w:pPr>
         <w:pStyle w:val="Heading2"/>
@@ -9747,8 +10045,8 @@
         <w:t xml:space="preserve">Чего в парах быть не должно: «основное / недо-вариант» (гречка или «что осталось») — это нарушает критерий равноценности (раздел 8.3) и убивает доверие к выбору за неделю.</w:t>
       </w:r>
     </w:p>
-    <w:bookmarkEnd w:id="150"/>
-    <w:bookmarkStart w:id="151" w:name="точки-выбора-с-чего-начинать"/>
+    <w:bookmarkEnd w:id="155"/>
+    <w:bookmarkStart w:id="156" w:name="точки-выбора-с-чего-начинать"/>
     <w:p>
       <w:pPr>
         <w:pStyle w:val="Heading2"/>
@@ -9780,8 +10078,8 @@
         <w:t xml:space="preserve">.</w:t>
       </w:r>
     </w:p>
-    <w:bookmarkEnd w:id="151"/>
-    <w:bookmarkStart w:id="152" w:name="объёмы-журнал-заказа"/>
+    <w:bookmarkEnd w:id="156"/>
+    <w:bookmarkStart w:id="157" w:name="объёмы-журнал-заказа"/>
     <w:p>
       <w:pPr>
         <w:pStyle w:val="Heading2"/>
@@ -9906,8 +10204,8 @@
         <w:t xml:space="preserve">Для жителей, выбирающих невербально (раздел 15), заказ формируется на основе пищевых карт и вчерашнего показа — та же тетрадь, другой источник данных.</w:t>
       </w:r>
     </w:p>
-    <w:bookmarkEnd w:id="152"/>
-    <w:bookmarkStart w:id="153" w:name="кто-это-делает-роли"/>
+    <w:bookmarkEnd w:id="157"/>
+    <w:bookmarkStart w:id="158" w:name="кто-это-делает-роли"/>
     <w:p>
       <w:pPr>
         <w:pStyle w:val="Heading2"/>
@@ -9943,8 +10241,8 @@
         <w:t xml:space="preserve">— то есть вариативность живёт внутри существующей структуры норм и раскладок, а не «сбоку» от них. Распределение ролей: диетсестра (или завхоз, где диетсестры нет) — пары эквивалентов и раскладка; повар — производство двух вариантов в одном потоке; раздающие/сиделки — предложение выбора и журнал; старшая смена — контроль «вариант Б существует» (пункт чек-листа реальности выбора, приложение 24); руководитель — положение о питании и разбор ежемесячной статистики.</w:t>
       </w:r>
     </w:p>
-    <w:bookmarkEnd w:id="153"/>
-    <w:bookmarkStart w:id="154" w:name="сколько-это-стоит-честная-рамка"/>
+    <w:bookmarkEnd w:id="158"/>
+    <w:bookmarkStart w:id="159" w:name="сколько-это-стоит-честная-рамка"/>
     <w:p>
       <w:pPr>
         <w:pStyle w:val="Heading2"/>
@@ -9971,8 +10269,8 @@
         <w:t xml:space="preserve">Расчёт иллюстративный: замер обязателен до выводов (приложение 25).</w:t>
       </w:r>
     </w:p>
-    <w:bookmarkEnd w:id="154"/>
-    <w:bookmarkStart w:id="155" w:name="управленческий-вывод-10"/>
+    <w:bookmarkEnd w:id="159"/>
+    <w:bookmarkStart w:id="160" w:name="управленческий-вывод-10"/>
     <w:p>
       <w:pPr>
         <w:pStyle w:val="Heading2"/>
@@ -10004,8 +10302,8 @@
         <w:t xml:space="preserve">— и именно поэтому «нет денег» как возражение разбирается в разделе 37 отдельно.</w:t>
       </w:r>
     </w:p>
-    <w:bookmarkEnd w:id="155"/>
-    <w:bookmarkStart w:id="156" w:name="X583517f14e9c4e88b5b03ca5698c804008f71e3"/>
+    <w:bookmarkEnd w:id="160"/>
+    <w:bookmarkStart w:id="161" w:name="X583517f14e9c4e88b5b03ca5698c804008f71e3"/>
     <w:p>
       <w:pPr>
         <w:pStyle w:val="Heading2"/>
@@ -10111,8 +10409,8 @@
         <w:t xml:space="preserve">— укладывается в этот набор без единой экзотической позиции.</w:t>
       </w:r>
     </w:p>
-    <w:bookmarkEnd w:id="156"/>
-    <w:bookmarkStart w:id="157" w:name="что-не-является-парой"/>
+    <w:bookmarkEnd w:id="161"/>
+    <w:bookmarkStart w:id="162" w:name="что-не-является-парой"/>
     <w:p>
       <w:pPr>
         <w:pStyle w:val="Heading2"/>
@@ -10129,8 +10427,8 @@
         <w:t xml:space="preserve">Три антипримера для самопроверки: «второй вариант — без всего» (отказ от компонента не является выбором блюда); «второй вариант есть, но его надо просить заранее за неделю у заведующей» (выбор с барьером доступа — декоративный); «второй вариант — то же самое, но холодное/вчерашнее» (санитарно и этически недопустимо). Все три встречаются в реальной жизни чаще, чем честное «у нас один вариант», — и все три ловятся проверкой реальности выбора (приложение 24) вопросом №3.</w:t>
       </w:r>
     </w:p>
-    <w:bookmarkEnd w:id="157"/>
-    <w:bookmarkStart w:id="158" w:name="журнал-замен-недооценённый-документ"/>
+    <w:bookmarkEnd w:id="162"/>
+    <w:bookmarkStart w:id="163" w:name="журнал-замен-недооценённый-документ"/>
     <w:p>
       <w:pPr>
         <w:pStyle w:val="Heading2"/>
@@ -10156,9 +10454,9 @@
         <w:t xml:space="preserve">фактически описывает содержание этого журнала. Правила ведения: запись в день события (вечерние «по памяти» превращают журнал в художественный текст); фиксируется не только «чем заменили», но и «принял ли»; серия замен одного блюда у разных жителей — сигнал кухне о блюде, а не о жителях. Раз в месяц журнал замен читается вместе с журналом срывов: два документа в паре показывают, где система отказывает жителю (срывы), а где житель — системе (замены), и это разные ремонтные работы.</w:t>
       </w:r>
     </w:p>
-    <w:bookmarkEnd w:id="158"/>
-    <w:bookmarkEnd w:id="159"/>
-    <w:bookmarkStart w:id="170" w:name="X2569848eec558f3ed00c7a2a69f119e79566693"/>
+    <w:bookmarkEnd w:id="163"/>
+    <w:bookmarkEnd w:id="164"/>
+    <w:bookmarkStart w:id="175" w:name="X2569848eec558f3ed00c7a2a69f119e79566693"/>
     <w:p>
       <w:pPr>
         <w:pStyle w:val="Heading1"/>
@@ -10167,7 +10465,7 @@
         <w:t xml:space="preserve">20. Точка раздачи: дизайн линии, очередь и помощь</w:t>
       </w:r>
     </w:p>
-    <w:bookmarkStart w:id="160" w:name="почему-линия-важнее-меню"/>
+    <w:bookmarkStart w:id="165" w:name="почему-линия-важнее-меню"/>
     <w:p>
       <w:pPr>
         <w:pStyle w:val="Heading2"/>
@@ -10184,8 +10482,8 @@
         <w:t xml:space="preserve">Вариативность живёт или умирает в трёх метрах раздаточной линии: здесь сталкиваются очередь, выбор, помощь кормимым, температура блюд и конфликты «почему ему больше». Меню может быть идеальным — если линия спроектирована под скорость, а не под человека, выбор превратится в давление, а помощь — в ожидание холодной тарелки. Раздел разбирает организацию точки раздачи на четыре элемента: поток, подача помощи, видимость порций, атмосфера.</w:t>
       </w:r>
     </w:p>
-    <w:bookmarkEnd w:id="160"/>
-    <w:bookmarkStart w:id="161" w:name="поток-как-не-создать-пробку"/>
+    <w:bookmarkEnd w:id="165"/>
+    <w:bookmarkStart w:id="166" w:name="поток-как-не-создать-пробку"/>
     <w:p>
       <w:pPr>
         <w:pStyle w:val="Heading2"/>
@@ -10283,8 +10581,8 @@
         <w:t xml:space="preserve">Если объём большой: позиции без выбора (хлеб, первое при едином супе) выдаются отдельно от позиций с выбором — выбор не тормозит общий поток.</w:t>
       </w:r>
     </w:p>
-    <w:bookmarkEnd w:id="161"/>
-    <w:bookmarkStart w:id="162" w:name="подача-помощи-еда-под-готовые-руки"/>
+    <w:bookmarkEnd w:id="166"/>
+    <w:bookmarkStart w:id="167" w:name="подача-помощи-еда-под-готовые-руки"/>
     <w:p>
       <w:pPr>
         <w:pStyle w:val="Heading2"/>
@@ -10403,8 +10701,8 @@
         <w:t xml:space="preserve">если норма 1:2 недостижима, это фиксируется числом и выносится учредителю письменно (раздел 38): молчаливый дефицит — риск директора, зафиксированный — предмет решения учредителя.</w:t>
       </w:r>
     </w:p>
-    <w:bookmarkEnd w:id="162"/>
-    <w:bookmarkStart w:id="163" w:name="видимость-порций-почему-ему-больше"/>
+    <w:bookmarkEnd w:id="167"/>
+    <w:bookmarkStart w:id="168" w:name="видимость-порций-почему-ему-больше"/>
     <w:p>
       <w:pPr>
         <w:pStyle w:val="Heading2"/>
@@ -10469,8 +10767,8 @@
         <w:t xml:space="preserve">(«после раздачи всем — добавка из остатка»). Заметим: конфликт вызывает не выбор, а неравенство; прозрачность его лечит, а не создаёт.</w:t>
       </w:r>
     </w:p>
-    <w:bookmarkEnd w:id="163"/>
-    <w:bookmarkStart w:id="164" w:name="X2e71e9add71a09b610c6e953f46175ab00195ab"/>
+    <w:bookmarkEnd w:id="168"/>
+    <w:bookmarkStart w:id="169" w:name="X2e71e9add71a09b610c6e953f46175ab00195ab"/>
     <w:p>
       <w:pPr>
         <w:pStyle w:val="Heading2"/>
@@ -10505,8 +10803,8 @@
         <w:t xml:space="preserve">. Общий знаменатель: раздача — это сервисное взаимодействие, а не технологическая операция. Минимальный пакет без затрат: раздающий называет варианты вслух («гречка или рис?»), а не молча черпает; жителю дают 3–5 секунд на решение без давления очереди (предзаказ это обеспечивает); жалоба на блюдо принимается как данные, а не как претензия — и попадает в журнал.</w:t>
       </w:r>
     </w:p>
-    <w:bookmarkEnd w:id="164"/>
-    <w:bookmarkStart w:id="165" w:name="температура-и-время-на-еду"/>
+    <w:bookmarkEnd w:id="169"/>
+    <w:bookmarkStart w:id="170" w:name="температура-и-время-на-еду"/>
     <w:p>
       <w:pPr>
         <w:pStyle w:val="Heading2"/>
@@ -10523,8 +10821,8 @@
         <w:t xml:space="preserve">Два замера, которые стоит сделать один раз и повторять ежеквартально (методика — раздел 22): температура блюд на первом и последнем столе (падение &gt;10–15 °C — предмет перестройки потока) и фактическое время на еду у самого медленного едока из группы помощи (если &lt;15 минут — торопят, и это риск аспирации, раздел 10). Оба замера бесплатны и оба превращают «у нас всё нормально» в числа.</w:t>
       </w:r>
     </w:p>
-    <w:bookmarkEnd w:id="165"/>
-    <w:bookmarkStart w:id="166" w:name="управленческий-вывод-11"/>
+    <w:bookmarkEnd w:id="170"/>
+    <w:bookmarkStart w:id="171" w:name="управленческий-вывод-11"/>
     <w:p>
       <w:pPr>
         <w:pStyle w:val="Heading2"/>
@@ -10541,8 +10839,8 @@
         <w:t xml:space="preserve">Линия раздачи — место, где вариативность проверяется ежедневно. Минимальный комплект: предзаказ, визуальное меню, рассадка по помощи, порционные ложки, объявленные правила добавки, два ежеквартальных замера. Ни один элемент не требует денег; все вместе превращают «конвейер» в точку сервиса — и именно здесь жители впервые почувствуют разницу между «накормить» и «обслужить».</w:t>
       </w:r>
     </w:p>
-    <w:bookmarkEnd w:id="166"/>
-    <w:bookmarkStart w:id="167" w:name="поток-инженерия-очереди-за-один-обед"/>
+    <w:bookmarkEnd w:id="171"/>
+    <w:bookmarkStart w:id="172" w:name="поток-инженерия-очереди-за-один-обед"/>
     <w:p>
       <w:pPr>
         <w:pStyle w:val="Heading2"/>
@@ -10639,8 +10937,8 @@
         <w:t xml:space="preserve">— при больших потоках, если позволяет помещение. Замер до и после (время от первого до последнего выданного) показывает эффект каждого решения в минутах — и даёт цифру для разговора о вариативности: «выбор добавил 4 минуты к обеду» — факт; «выбор создал хаос» — обычно диагноз отсутствия этих пяти решений, а не самого выбора.</w:t>
       </w:r>
     </w:p>
-    <w:bookmarkEnd w:id="167"/>
-    <w:bookmarkStart w:id="168" w:name="X81315b148bac70fad92c1bafbdf2e15508c3c24"/>
+    <w:bookmarkEnd w:id="172"/>
+    <w:bookmarkStart w:id="173" w:name="X81315b148bac70fad92c1bafbdf2e15508c3c24"/>
     <w:p>
       <w:pPr>
         <w:pStyle w:val="Heading2"/>
@@ -10660,7 +10958,7 @@
         <w:t xml:space="preserve">24</w:t>
       </w:r>
       <w:r>
-        <w:t xml:space="preserve">60</w:t>
+        <w:t xml:space="preserve">72</w:t>
       </w:r>
       <w:r>
         <w:t xml:space="preserve">25</w:t>
@@ -10669,8 +10967,8 @@
         <w:t xml:space="preserve">) единодушны в одном: обед читается жителями по атмосфере раньше, чем по меню. Элементы нулевой стоимости с наибольшим эффектом: скатерти и салфетки вместо «голого пластика»; еда на столах до рассадки, а не поиск глазами; персонал не стоит полукругом «над» едящими; шумовой фон без бряцания тележек в часы еды; освещение рабочее, а не казённо-верхнее. Ни один элемент не требует закупки сверх мелочей — но все вместе они и есть «столовая против раздаточной». Проверка простая: фотография вашего зала в часы обеда рядом с фотографией домашней кухни — разница, которую видно на снимке, и есть программа работ на квартал.</w:t>
       </w:r>
     </w:p>
-    <w:bookmarkEnd w:id="168"/>
-    <w:bookmarkStart w:id="169" w:name="стол-для-группы-помощи-микроустройство"/>
+    <w:bookmarkEnd w:id="173"/>
+    <w:bookmarkStart w:id="174" w:name="стол-для-группы-помощи-микроустройство"/>
     <w:p>
       <w:pPr>
         <w:pStyle w:val="Heading2"/>
@@ -10687,9 +10985,9 @@
         <w:t xml:space="preserve">Устройство стола, за которым едят с помощью, решает половину задачи кормления. Рассадка: помогающий между двумя жителями, а не напротив одного (постоянный зрительный контакт с обоими); жители с дисфагическим риском — не вместе (каждый требует полного внимания в момент глотка). Посуда: глубокие тарелки с бортиком, нескользящие подставки, ложки удобного захвата — адаптивная посуда возвращает частичную самостоятельность там, где она казалась потерянной, и каждый самостоятельный житель — это освобождённые минуты помощи для другого. Подача: порции среднего размера с добавкой вместо больших (большая порция деморализует едока и провоцирует спешку помогающего). Тишина разговоров: помогающий, обсуждающий с коллегой свои дела через голову едока, — самый распространённый дефект стола помощи и самый дешёвый в устранении: одно правило инструктажа «с едоком говорят с едоком».</w:t>
       </w:r>
     </w:p>
-    <w:bookmarkEnd w:id="169"/>
-    <w:bookmarkEnd w:id="170"/>
-    <w:bookmarkStart w:id="180" w:name="Xb9e787c6b5d72bb8257ded363b4137c029af36b"/>
+    <w:bookmarkEnd w:id="174"/>
+    <w:bookmarkEnd w:id="175"/>
+    <w:bookmarkStart w:id="185" w:name="Xb9e787c6b5d72bb8257ded363b4137c029af36b"/>
     <w:p>
       <w:pPr>
         <w:pStyle w:val="Heading1"/>
@@ -10698,7 +10996,7 @@
         <w:t xml:space="preserve">21. Когда выбор изменился: журнал, пересчёт и «фиктивная вариативность»</w:t>
       </w:r>
     </w:p>
-    <w:bookmarkStart w:id="171" w:name="тема-раздела"/>
+    <w:bookmarkStart w:id="176" w:name="тема-раздела"/>
     <w:p>
       <w:pPr>
         <w:pStyle w:val="Heading2"/>
@@ -10715,8 +11013,8 @@
         <w:t xml:space="preserve">Выбор жителя — не константа: он меняется с состоянием, сезоном, сменой препаратов и просто со временем. Система, которая записала предпочтения при поступлении и больше не спрашивала, через год обслуживает человека, которого больше нет. Раздел — о том, как выбор отслеживается, пересчитывается и превращается в данные для кухни; и о том, как отличить работающую вариативность от её декорации.</w:t>
       </w:r>
     </w:p>
-    <w:bookmarkEnd w:id="171"/>
-    <w:bookmarkStart w:id="172" w:name="три-регистра-данных-о-выборе"/>
+    <w:bookmarkEnd w:id="176"/>
+    <w:bookmarkStart w:id="177" w:name="три-регистра-данных-о-выборе"/>
     <w:p>
       <w:pPr>
         <w:pStyle w:val="Heading2"/>
@@ -10785,8 +11083,8 @@
         <w:t xml:space="preserve">.</w:t>
       </w:r>
     </w:p>
-    <w:bookmarkEnd w:id="172"/>
-    <w:bookmarkStart w:id="173" w:name="пересчёт-объёмов-и-цикла"/>
+    <w:bookmarkEnd w:id="177"/>
+    <w:bookmarkStart w:id="178" w:name="пересчёт-объёмов-и-цикла"/>
     <w:p>
       <w:pPr>
         <w:pStyle w:val="Heading2"/>
@@ -10829,8 +11127,8 @@
         <w:t xml:space="preserve">Отдельное правило: статистика выбора стабилизируется за 2–3 месяца, и решения по ней принимаются на горизонте месяца, а не по эпизоду. «Вчера все взяли гречку» — не основание менять пропорции; «за четыре недели рис берут втрое чаще» — основание.</w:t>
       </w:r>
     </w:p>
-    <w:bookmarkEnd w:id="173"/>
-    <w:bookmarkStart w:id="174" w:name="фиктивная-вариативность-пять-признаков"/>
+    <w:bookmarkEnd w:id="178"/>
+    <w:bookmarkStart w:id="179" w:name="фиктивная-вариативность-пять-признаков"/>
     <w:p>
       <w:pPr>
         <w:pStyle w:val="Heading2"/>
@@ -10965,8 +11263,8 @@
         <w:t xml:space="preserve">Каждый признак устраняется конкретным действием из разделов 19–20 — фиктивность не приговор, а диагноз.</w:t>
       </w:r>
     </w:p>
-    <w:bookmarkEnd w:id="174"/>
-    <w:bookmarkStart w:id="175" w:name="X942a1a1840a4403ff58c77213f10a550a9a54b9"/>
+    <w:bookmarkEnd w:id="179"/>
+    <w:bookmarkStart w:id="180" w:name="X942a1a1840a4403ff58c77213f10a550a9a54b9"/>
     <w:p>
       <w:pPr>
         <w:pStyle w:val="Heading2"/>
@@ -10986,7 +11284,7 @@
         <w:t xml:space="preserve">22</w:t>
       </w:r>
       <w:r>
-        <w:t xml:space="preserve">61</w:t>
+        <w:t xml:space="preserve">73</w:t>
       </w:r>
       <w:r>
         <w:t xml:space="preserve">), дегустации новых блюд с голосованием (немецкая практика</w:t>
@@ -11015,8 +11313,8 @@
         <w:t xml:space="preserve">— переносимая практика, стоящая одну строку в регламенте.</w:t>
       </w:r>
     </w:p>
-    <w:bookmarkEnd w:id="175"/>
-    <w:bookmarkStart w:id="176" w:name="управленческий-вывод-12"/>
+    <w:bookmarkEnd w:id="180"/>
+    <w:bookmarkStart w:id="181" w:name="управленческий-вывод-12"/>
     <w:p>
       <w:pPr>
         <w:pStyle w:val="Heading2"/>
@@ -11033,8 +11331,8 @@
         <w:t xml:space="preserve">Данные о выборе — это то, что отличает систему от акции. Минимальный набор: журнал заказа (сутки), журнал потребления (неделя), статистика выбора (месяц), совет жителей (цикл). Все четыре — тетради и графы, а не программное обеспечение; их суммарная стоимость — канцелярия и дисциплина. Зато именно они дают директору доказательную базу для учредителя и проверяющего: «выбор работает — вот доли, вот пересчёт, вот решения совета» (раздел 32).</w:t>
       </w:r>
     </w:p>
-    <w:bookmarkEnd w:id="176"/>
-    <w:bookmarkStart w:id="177" w:name="пересчёт-меню-по-статистике-рабочий-цикл"/>
+    <w:bookmarkEnd w:id="181"/>
+    <w:bookmarkStart w:id="182" w:name="пересчёт-меню-по-статистике-рабочий-цикл"/>
     <w:p>
       <w:pPr>
         <w:pStyle w:val="Heading2"/>
@@ -11051,8 +11349,8 @@
         <w:t xml:space="preserve">Статистика выбора превращается в меню через четырёхнедельный цикл. Неделя 4 месяца: итоги журнала заказа суммируются по позициям — каждая пара получает фактическую пропорцию (например, 62/38, а не заложенные 50/50). Объёмы варки следующего цикла ставятся по фактической пропорции с резервом 10 % на вариант Б. Позиции с устойчивой долей ниже 15 % — кандидаты на замену: они не «плохие», они не выбираемы этим контингентом; замена выносится на дегустацию совета жителей (раздел 34). Позиции, заканчивающиеся до третьего отделения дважды за цикл, — кандидаты на увеличение доли (журнал срывов, приложение 8). Цикл занимает у диетсестры/завпроизводства два часа в месяц — и именно он отличает живое меню от спущенного сверху. Один честный эффект, который цикл показывает почти всегда: фактические пропорции стабилизируются через 6–8 недель и дальше меняются мало — эффект новизны кончается, и начинается настоящая карта вкусов дома, впервые измеренная.</w:t>
       </w:r>
     </w:p>
-    <w:bookmarkEnd w:id="177"/>
-    <w:bookmarkStart w:id="178" w:name="X8066cad22465e8d0457cd9a8d3d4e33d520d7c0"/>
+    <w:bookmarkEnd w:id="182"/>
+    <w:bookmarkStart w:id="183" w:name="X8066cad22465e8d0457cd9a8d3d4e33d520d7c0"/>
     <w:p>
       <w:pPr>
         <w:pStyle w:val="Heading2"/>
@@ -11069,8 +11367,8 @@
         <w:t xml:space="preserve">Признаки раздела стоит уметь читать в полевых условиях, за один визит: журнал есть, но заполнен одним почерком и одной ручкой за неделю; доля «стандартных» выше 90 % без объяснения; жители на вопрос «что выбирали вчера» отвечают «не знаю»; второй вариант «есть», но к моменту вашего прихода «уже закончился» (проверьте журнал срывов — пустой журнал при ежедневных срывах и есть диагноз); выбор существует только на завтрак и только по кашам — при том что положение обещает «полную вариативность». Каждый признак по отдельности может иметь невинное объяснение; два и более — система фиктивна, и дальнейший разговор идёт не о «развитии», а о перезапуске (кейс 12).</w:t>
       </w:r>
     </w:p>
-    <w:bookmarkEnd w:id="178"/>
-    <w:bookmarkStart w:id="179" w:name="Xe1236a447a51aa808efa1e5b257d73b5605a725"/>
+    <w:bookmarkEnd w:id="183"/>
+    <w:bookmarkStart w:id="184" w:name="Xe1236a447a51aa808efa1e5b257d73b5605a725"/>
     <w:p>
       <w:pPr>
         <w:pStyle w:val="Heading2"/>
@@ -11087,9 +11385,9 @@
         <w:t xml:space="preserve">Статистика выбора — материал совета (раздел 34), но подача решает всё. Три правила презентации чисел жителям: одна цифра — один вывод («выбирает 6 из 10 — значит, меню надо показывать ещё четверым»); никаких процентов без абсолютов (проценты пугают, «двенадцать человек» — понятно); каждая цифра заканчивается вопросом к залу («как думаете, почему рыбу выбирают чаще курицы?»). Совет, обсуждающий свои собственные данные, — это уже не консультация, а соуправление; и именно такие протоколы убеждают любого проверяющего быстрее любых положений.</w:t>
       </w:r>
     </w:p>
-    <w:bookmarkEnd w:id="179"/>
-    <w:bookmarkEnd w:id="180"/>
-    <w:bookmarkStart w:id="190" w:name="X06e853546a990506482f390d7b70bbe8e37e167"/>
+    <w:bookmarkEnd w:id="184"/>
+    <w:bookmarkEnd w:id="185"/>
+    <w:bookmarkStart w:id="195" w:name="X06e853546a990506482f390d7b70bbe8e37e167"/>
     <w:p>
       <w:pPr>
         <w:pStyle w:val="Heading1"/>
@@ -11098,7 +11396,7 @@
         <w:t xml:space="preserve">22. Как проверить реальность питания: аудит и замеры</w:t>
       </w:r>
     </w:p>
-    <w:bookmarkStart w:id="181" w:name="принцип-измеряй-факт-а-не-документ"/>
+    <w:bookmarkStart w:id="186" w:name="принцип-измеряй-факт-а-не-документ"/>
     <w:p>
       <w:pPr>
         <w:pStyle w:val="Heading2"/>
@@ -11115,8 +11413,8 @@
         <w:t xml:space="preserve">Всё, что написано в докладе дальше (пилот, финансы, ответственность), опирается на данные. Дом, который не измерил себя, не сможет ни доказать эффект пилота, ни защититься перед проверкой, ни понять, что чинить первым. Раздел собирает измерительный инструментарий: экспресс-аудит, семидневный замер и квартальную панель. Общее правило: измеряется факт (температура на последнем столе, остаток на тарелке, интервал в часах), а не запись о факте.</w:t>
       </w:r>
     </w:p>
-    <w:bookmarkEnd w:id="181"/>
-    <w:bookmarkStart w:id="182" w:name="экспресс-аудит-стол-за-один-день"/>
+    <w:bookmarkEnd w:id="186"/>
+    <w:bookmarkStart w:id="187" w:name="экспресс-аудит-стол-за-один-день"/>
     <w:p>
       <w:pPr>
         <w:pStyle w:val="Heading2"/>
@@ -11213,8 +11511,8 @@
         <w:t xml:space="preserve">Итог — 24 строки «да/нет/число», каждая из которых сама становится строкой плана. Опыт подобных замеров устойчив: большинство находок бесплатны (расписание, порядок подачи, журналы), меньшинство — организационны (рассадка, смена), единицы требуют денег.</w:t>
       </w:r>
     </w:p>
-    <w:bookmarkEnd w:id="182"/>
-    <w:bookmarkStart w:id="183" w:name="семидневный-замер-отходов-и-потребления"/>
+    <w:bookmarkEnd w:id="187"/>
+    <w:bookmarkStart w:id="188" w:name="семидневный-замер-отходов-и-потребления"/>
     <w:p>
       <w:pPr>
         <w:pStyle w:val="Heading2"/>
@@ -11241,8 +11539,8 @@
         <w:t xml:space="preserve">Методическая оговорка: семь дней — короткий ряд; сезонность и «хорошие дни» искажают. Замер повторяется ежеквартально; выводы делаются на повторяемости, а не на одном замере.</w:t>
       </w:r>
     </w:p>
-    <w:bookmarkEnd w:id="183"/>
-    <w:bookmarkStart w:id="184" w:name="квартальная-панель-директора"/>
+    <w:bookmarkEnd w:id="188"/>
+    <w:bookmarkStart w:id="189" w:name="квартальная-панель-директора"/>
     <w:p>
       <w:pPr>
         <w:pStyle w:val="Heading2"/>
@@ -11279,8 +11577,8 @@
         <w:t xml:space="preserve">Панель делает три вещи: показывает динамику (главный аргумент в разговоре с учредителем), рано сигналит о сбоях (до проверки, а не на ней) и дисциплинирует систему (что измеряется — то существует).</w:t>
       </w:r>
     </w:p>
-    <w:bookmarkEnd w:id="184"/>
-    <w:bookmarkStart w:id="185" w:name="Xf3e83a97ae808ac018f11476d44fea99afd793e"/>
+    <w:bookmarkEnd w:id="189"/>
+    <w:bookmarkStart w:id="190" w:name="Xf3e83a97ae808ac018f11476d44fea99afd793e"/>
     <w:p>
       <w:pPr>
         <w:pStyle w:val="Heading2"/>
@@ -11357,8 +11655,8 @@
         <w:t xml:space="preserve">Спросить у завхоза: «Сколько стоит сырьё на жителя в день?» — пауза в ответе измеряет финансовую прозрачность.</w:t>
       </w:r>
     </w:p>
-    <w:bookmarkEnd w:id="185"/>
-    <w:bookmarkStart w:id="186" w:name="управленческий-вывод-13"/>
+    <w:bookmarkEnd w:id="190"/>
+    <w:bookmarkStart w:id="191" w:name="управленческий-вывод-13"/>
     <w:p>
       <w:pPr>
         <w:pStyle w:val="Heading2"/>
@@ -11375,8 +11673,8 @@
         <w:t xml:space="preserve">Аудит и замеры — единственный способ перевести разговор о питании из плоскости мнений в плоскость фактов. Последовательность: экспресс-аудит (неделя 1 пилота), семидневный замер (недели 1–2), квартальная панель (постоянно). Стоимость — время одного непрофильного сотрудника в квартал и две тетради; отдача — доказательная база всей остальной работы доклада.</w:t>
       </w:r>
     </w:p>
-    <w:bookmarkEnd w:id="186"/>
-    <w:bookmarkStart w:id="187" w:name="X25819dbd3a567d84111eadc86fb376573e61acd"/>
+    <w:bookmarkEnd w:id="191"/>
+    <w:bookmarkStart w:id="192" w:name="X25819dbd3a567d84111eadc86fb376573e61acd"/>
     <w:p>
       <w:pPr>
         <w:pStyle w:val="Heading2"/>
@@ -11457,8 +11755,8 @@
         <w:t xml:space="preserve">точка старта; задача — замеры (приложения 25–26) и один разговор с учредителем (раздел 38) до любых изменений на линии. Два правила шкалы: оценку ставит факт вчерашнего дня, а не наличие документа («положение есть» = 0 баллов, если вчера выбора не было); повторный аудит тем же человеком через квартал важнее идеальной первой оценки — динамика балла и есть главный показатель управляемости темы.</w:t>
       </w:r>
     </w:p>
-    <w:bookmarkEnd w:id="187"/>
-    <w:bookmarkStart w:id="188" w:name="кто-замеряет-почему-не-свой"/>
+    <w:bookmarkEnd w:id="192"/>
+    <w:bookmarkStart w:id="193" w:name="кто-замеряет-почему-не-свой"/>
     <w:p>
       <w:pPr>
         <w:pStyle w:val="Heading2"/>
@@ -11475,8 +11773,8 @@
         <w:t xml:space="preserve">Самоаудит систематически завышает баллы не из лжи, а из адаптации: своя столовая «всегда такая». Поэтому замеряющий — не владелец процесса: заместитель по другому контуру, бухгалтер, сестра-хозяйка соседнего отделения, приглашённый коллега из другой организации (взаимные аудиты двух домов — дешёвый и честный формат, легко организуемый через учредителя). Единственная компетенция, необходимая замеряющему, — умение записывать факт, а не впечатление: «вариант Б закончился на втором отделении» — факт; «кухня не справляется» — впечатление. Чек-листы приложений 18–21 построены под факты.</w:t>
       </w:r>
     </w:p>
-    <w:bookmarkEnd w:id="188"/>
-    <w:bookmarkStart w:id="189" w:name="X96e2c35339b9371008f21eb9a736d08d12299c2"/>
+    <w:bookmarkEnd w:id="193"/>
+    <w:bookmarkStart w:id="194" w:name="X96e2c35339b9371008f21eb9a736d08d12299c2"/>
     <w:p>
       <w:pPr>
         <w:pStyle w:val="Heading2"/>
@@ -11493,9 +11791,9 @@
         <w:t xml:space="preserve">Формат, недоступный внутри одной организации и почти бесплатный между двумя: взаимный аудит. Два дома (лучше — разных типов и регионов, находка через семинарский контакт) обмениваются аудиторами на один день; аудитор проходит чек-листы приложений 18–21 и пишет только факты. Три эффекта, не дающиеся самоаудитом: видны «невидимые нормы» (то, что у вас «всегда так», глаз чужого останавливает); переносятся приёмы (аудитор уносит к себе три находки хозяина — взаимность выгодна обоим); появляется внешний факт для разговора с учредителем («коллеги прошли — вот запись»). Единственное правило формата: сначала договорённость о некарательности — находки взаимного аудита не уходят наверх без согласия принимающей стороны, иначе формат умрёт после первого визита.</w:t>
       </w:r>
     </w:p>
-    <w:bookmarkEnd w:id="189"/>
-    <w:bookmarkEnd w:id="190"/>
-    <w:bookmarkStart w:id="198" w:name="X10ac9b3cdd13b2af1178b24ac3f68935875a7f2"/>
+    <w:bookmarkEnd w:id="194"/>
+    <w:bookmarkEnd w:id="195"/>
+    <w:bookmarkStart w:id="203" w:name="X10ac9b3cdd13b2af1178b24ac3f68935875a7f2"/>
     <w:p>
       <w:pPr>
         <w:pStyle w:val="Heading1"/>
@@ -11504,7 +11802,7 @@
         <w:t xml:space="preserve">23. Кто участвует: география семинара и система ПНИ-2026</w:t>
       </w:r>
     </w:p>
-    <w:bookmarkStart w:id="191" w:name="аудитория-по-документам"/>
+    <w:bookmarkStart w:id="196" w:name="аудитория-по-документам"/>
     <w:p>
       <w:pPr>
         <w:pStyle w:val="Heading2"/>
@@ -11521,7 +11819,7 @@
         <w:t xml:space="preserve">Семинар «Пространство Новых Идей 2.0» собирает в Санкт-Петербурге руководителей стационарных организаций социального обслуживания со всей страны</w:t>
       </w:r>
       <w:r>
-        <w:t xml:space="preserve">62</w:t>
+        <w:t xml:space="preserve">74</w:t>
       </w:r>
       <w:r>
         <w:t xml:space="preserve">. Очищенный список участников (прилагается к докладу отдельным файлом) даёт точную картину:</w:t>
@@ -11548,8 +11846,8 @@
         <w:t xml:space="preserve">Это важно для доклада: аудитория говорит на разных «организационных диалектах» — но пищевая задача у всех одна. Поэтому доклад адресован «директору стационарной организации», а не «директору ПНИ».</w:t>
       </w:r>
     </w:p>
-    <w:bookmarkEnd w:id="191"/>
-    <w:bookmarkStart w:id="192" w:name="Xbb2ab22de3b94be8c81cdd06036c4effe53653f"/>
+    <w:bookmarkEnd w:id="196"/>
+    <w:bookmarkStart w:id="197" w:name="Xbb2ab22de3b94be8c81cdd06036c4effe53653f"/>
     <w:p>
       <w:pPr>
         <w:pStyle w:val="Heading2"/>
@@ -11569,7 +11867,7 @@
         <w:t xml:space="preserve">19</w:t>
       </w:r>
       <w:r>
-        <w:t xml:space="preserve">63</w:t>
+        <w:t xml:space="preserve">75</w:t>
       </w:r>
       <w:r>
         <w:t xml:space="preserve">:</w:t>
@@ -11785,8 +12083,8 @@
         <w:t xml:space="preserve">Статус данных: вторичная аналитика на государственных массивах, не официальная статистическая отчётность Минтруда; первичные ряды в машиночитаемом виде на дату подготовки доклада в открытом доступе не извлечены — зафиксировано в журнале верификации. Все цифры используются как порядковые ориентиры, а не как точная статистика.</w:t>
       </w:r>
     </w:p>
-    <w:bookmarkEnd w:id="192"/>
-    <w:bookmarkStart w:id="193" w:name="что-цифры-значат-для-темы-доклада"/>
+    <w:bookmarkEnd w:id="197"/>
+    <w:bookmarkStart w:id="198" w:name="что-цифры-значат-для-темы-доклада"/>
     <w:p>
       <w:pPr>
         <w:pStyle w:val="Heading2"/>
@@ -11803,8 +12101,8 @@
         <w:t xml:space="preserve">Четыре следствия. Первое: контингент стареет (65 % старше 45 лет) — значит, растут дисфагия, соматика, потребность в помощи за столом (разделы 10, 20, 28). Второе: 74 % недееспособных — значит, технология невербального выбора (раздел 15) важнее вербальной. Третье: переименования в ДСО — это не косметика: новая вывеска задаёт ожидание «дома», и питание — первое место, где это ожидание проверяется. Четвёртое: сопровождаемое проживание растёт — и навыки «своего стола» (ступени 3–5 лестницы, раздел 8) становятся реабилитационной задачей с измеримым выходом.</w:t>
       </w:r>
     </w:p>
-    <w:bookmarkEnd w:id="193"/>
-    <w:bookmarkStart w:id="194" w:name="кто-в-зале-уже-внедрил-вариативность"/>
+    <w:bookmarkEnd w:id="198"/>
+    <w:bookmarkStart w:id="199" w:name="кто-в-зале-уже-внедрил-вариативность"/>
     <w:p>
       <w:pPr>
         <w:pStyle w:val="Heading2"/>
@@ -11855,8 +12153,8 @@
         <w:t xml:space="preserve">. Это значит: доклад говорит не о гипотезах, а о практике, которая физически присутствует в зале, — и живой обмен опытом между коллегами ценнее любого текста. Организационное предложение к семинару: вынести эти три кейса в программу разборов (раздел 40).</w:t>
       </w:r>
     </w:p>
-    <w:bookmarkEnd w:id="194"/>
-    <w:bookmarkStart w:id="195" w:name="что-список-участников-говорит-о-системе"/>
+    <w:bookmarkEnd w:id="199"/>
+    <w:bookmarkStart w:id="200" w:name="что-список-участников-говорит-о-системе"/>
     <w:p>
       <w:pPr>
         <w:pStyle w:val="Heading2"/>
@@ -11873,8 +12171,8 @@
         <w:t xml:space="preserve">Очищенный список (170 записей, 51 субъект; 4 явных дубля → расчётно 166 уникальных организаций; контрольный файл PARTICIPANTS_CLEAN.xlsx) — сам по себе срез отрасли, и читать его стоит внимательно. Во-первых, типология: рядом сидят ПНИ «классические», переименованные ДСО, дома-интернаты общего типа, СРЦ и детские организации — единая тема питания собирает разные правовые режимы в одном зале, и советы, применимые к взрослому ПНИ, требуют отдельной проверки для детского учреждения (в докладе детский контур обозначен, но не раскрыт — это честная граница). Во-вторых, география: 51 регион — это больше половины субъектов РФ, то есть решения зала потенциально затрагивают большинство региональных систем, а «семинарская повестка» способна стать отраслевой (раздел 40). В-третьих, качество исходных данных: 20 записей с пометками о неуверенном распознавании текста и 4 дубля — скромное, но показательное напоминание: даже официальный список участников федерального семинара требует чистки перед использованием. Тот же принцип действует везде в докладе: сначала чистка и верификация, потом выводы.</w:t>
       </w:r>
     </w:p>
-    <w:bookmarkEnd w:id="195"/>
-    <w:bookmarkStart w:id="196" w:name="X45065ad6b242f80dcdd62db596186ddafb12cbf"/>
+    <w:bookmarkEnd w:id="200"/>
+    <w:bookmarkStart w:id="201" w:name="X45065ad6b242f80dcdd62db596186ddafb12cbf"/>
     <w:p>
       <w:pPr>
         <w:pStyle w:val="Heading2"/>
@@ -11912,8 +12210,8 @@
         <w:t xml:space="preserve">) — из того же региона, что и первый. Это меняет роль доклада: он не «убеждает попробовать», а даёт залу общий язык для разговора с теми, кто уже пробовал. Практический вывод для модераторов: вопросы «сколько это стоило», «что сказала проверка», «где ломалось» должны адресоваться не лектору, а носителям опыта в зале (формат панели — раздел 40). Для всех остальных участников их присутствие — единственная форма доказательства, сильнее любой презентации: коллега с таким же штатом, таким же учредителем и таким же СанПиНом уже сделал это.</w:t>
       </w:r>
     </w:p>
-    <w:bookmarkEnd w:id="196"/>
-    <w:bookmarkStart w:id="197" w:name="чего-в-списке-нет-и-что-это-значит"/>
+    <w:bookmarkEnd w:id="201"/>
+    <w:bookmarkStart w:id="202" w:name="чего-в-списке-нет-и-что-это-значит"/>
     <w:p>
       <w:pPr>
         <w:pStyle w:val="Heading2"/>
@@ -11930,9 +12228,9 @@
         <w:t xml:space="preserve">В списке участников нет общественных организаций жителей и их семей, нет представителей профсоюзов смен, нет экспертов по питанию — состав сугубо управленческий. Это не упрек организаторам, а напоминание залу: решения будут приниматься о людях, которых в зале нет. Компенсация — процедурная: всё, что семинар решит, встретит первую проверку не в отчёте учредителю, а в столовой — перед жителем и перед сменой. Держать этих двух невидимых участников в поле зрения — задача модерации каждого обсуждения.</w:t>
       </w:r>
     </w:p>
-    <w:bookmarkEnd w:id="197"/>
-    <w:bookmarkEnd w:id="198"/>
-    <w:bookmarkStart w:id="207" w:name="как-устроены-нормы-в-регионах"/>
+    <w:bookmarkEnd w:id="202"/>
+    <w:bookmarkEnd w:id="203"/>
+    <w:bookmarkStart w:id="212" w:name="как-устроены-нормы-в-регионах"/>
     <w:p>
       <w:pPr>
         <w:pStyle w:val="Heading1"/>
@@ -11941,7 +12239,7 @@
         <w:t xml:space="preserve">24. Как устроены нормы в регионах</w:t>
       </w:r>
     </w:p>
-    <w:bookmarkStart w:id="199" w:name="двухуровневая-система-норм-питания"/>
+    <w:bookmarkStart w:id="204" w:name="двухуровневая-система-норм-питания"/>
     <w:p>
       <w:pPr>
         <w:pStyle w:val="Heading2"/>
@@ -11980,7 +12278,7 @@
         <w:t xml:space="preserve">. Региональный уровень — нормативные акты субъектов, которые принимают эти нормы как обязательные для подведомственных учреждений, конкретизируют и дополняют: примеры, проверенные в наших реестрах, — постановление Правительства Москвы № 1068-ПП, постановление администрации Псковской области № 206, постановление Правительства Красноярского края № 607-п, постановление Правительства Ленинградской области № 458, постановление Правительства ХМАО № 306-п</w:t>
       </w:r>
       <w:r>
-        <w:t xml:space="preserve">64</w:t>
+        <w:t xml:space="preserve">76</w:t>
       </w:r>
       <w:r>
         <w:t xml:space="preserve">12</w:t>
@@ -12000,8 +12298,8 @@
         <w:t xml:space="preserve">Для директора действует региональный акт: именно он определяет граммы, раскладку и таблицы замен его учреждения. Первое практическое действие по теме питания — найти и перечитать свой региональный нормативный акт (а не федеральные приказы): путь к нему — через учредителя.</w:t>
       </w:r>
     </w:p>
-    <w:bookmarkEnd w:id="199"/>
-    <w:bookmarkStart w:id="200" w:name="что-общего-у-региональных-норм"/>
+    <w:bookmarkEnd w:id="204"/>
+    <w:bookmarkStart w:id="205" w:name="что-общего-у-региональных-норм"/>
     <w:p>
       <w:pPr>
         <w:pStyle w:val="Heading2"/>
@@ -12142,8 +12440,8 @@
         <w:t xml:space="preserve">Различия между регионами — в деталях граммов, категориях и степени свободы таблиц замен. Систематического сопоставления всех 89 субъектов не существует (мы не нашли такого обзора — фиксируем как пробел данных); поэтому любые обобщения о «российских нормах вообще» следует делать осторожно.</w:t>
       </w:r>
     </w:p>
-    <w:bookmarkEnd w:id="200"/>
-    <w:bookmarkStart w:id="201" w:name="Xcfa3776335e25a79da1ea8ead29f95cd9d002ec"/>
+    <w:bookmarkEnd w:id="205"/>
+    <w:bookmarkStart w:id="206" w:name="Xcfa3776335e25a79da1ea8ead29f95cd9d002ec"/>
     <w:p>
       <w:pPr>
         <w:pStyle w:val="Heading2"/>
@@ -12258,8 +12556,8 @@
         <w:t xml:space="preserve">Практический вывод: при заимствовании чужого опыта смотрите на архетип источника. Модель классического ПНИ переносится на ДСО с адаптацией (другие нормы, смешанный контингент), а не копируется.</w:t>
       </w:r>
     </w:p>
-    <w:bookmarkEnd w:id="201"/>
-    <w:bookmarkStart w:id="202" w:name="X2d996ff02bc46aa32783c2aa6e70448f33f4e35"/>
+    <w:bookmarkEnd w:id="206"/>
+    <w:bookmarkStart w:id="207" w:name="X2d996ff02bc46aa32783c2aa6e70448f33f4e35"/>
     <w:p>
       <w:pPr>
         <w:pStyle w:val="Heading2"/>
@@ -12336,8 +12634,8 @@
         <w:t xml:space="preserve">Зафиксировать письменно: какие решения в питании принимает учреждение само, какие — учредитель (матрица полномочий, приложение 17).</w:t>
       </w:r>
     </w:p>
-    <w:bookmarkEnd w:id="202"/>
-    <w:bookmarkStart w:id="203" w:name="управленческий-вывод-14"/>
+    <w:bookmarkEnd w:id="207"/>
+    <w:bookmarkStart w:id="208" w:name="управленческий-вывод-14"/>
     <w:p>
       <w:pPr>
         <w:pStyle w:val="Heading2"/>
@@ -12354,8 +12652,8 @@
         <w:t xml:space="preserve">Региональная рамка — не препятствие, а карта: таблицы замен в ней — готовое законное пространство выбора, которым почти никто не пользуется по назначению. Пять шагов раздела 24.4 занимают неделю и не требуют ничьих разрешений; без них любой пилот строится вслепую, а любой разговор с учредителем — без общего документа.</w:t>
       </w:r>
     </w:p>
-    <w:bookmarkEnd w:id="203"/>
-    <w:bookmarkStart w:id="204" w:name="X0af6c72689e562ac772c2bfd7a63a00033e068e"/>
+    <w:bookmarkEnd w:id="208"/>
+    <w:bookmarkStart w:id="209" w:name="X0af6c72689e562ac772c2bfd7a63a00033e068e"/>
     <w:p>
       <w:pPr>
         <w:pStyle w:val="Heading2"/>
@@ -12433,8 +12731,8 @@
         <w:t xml:space="preserve">) — самый благоприятный для жителей с лечебным питанием и самый редкий. Один регион может комбинировать архетипы по направлениям (императивное меню + мост). Поэтому диагностика региона — не анекдот «у нас нельзя», а заполненная форма из пяти строк: статус норм, меню, мост, формы учёта, закупочная модель. Именно эту форму семинар собирает по 51 региону (раздел 40) — первый реальный срез вместо фольклора.</w:t>
       </w:r>
     </w:p>
-    <w:bookmarkEnd w:id="204"/>
-    <w:bookmarkStart w:id="205" w:name="проверка-за-пять-шагов-сценарий-недели"/>
+    <w:bookmarkEnd w:id="209"/>
+    <w:bookmarkStart w:id="210" w:name="проверка-за-пять-шагов-сценарий-недели"/>
     <w:p>
       <w:pPr>
         <w:pStyle w:val="Heading2"/>
@@ -12451,8 +12749,8 @@
         <w:t xml:space="preserve">Шаги раздела укладываются в одну рабочую неделю: день 1 — письмо учредителю с вопросами 1–4 из раздела 38; день 2 — параллельный сбор документов внутри (какое меню фактически висит на кухне, кто его утвердил, когда пересматривалось); день 3 — сверка: региональное предписано ≠ фактическое; разница фиксируется письменно; день 4 — ответ учредителя (или фиксация его отсутствия) и решение о рамке пилота; день 5 — запись рамки в приказ о пилоте (приложение 28). Неделя без единого изменения на линии — но после неё вы знаете правовую геометрию своей кухни точнее, чем за предыдущие годы.</w:t>
       </w:r>
     </w:p>
-    <w:bookmarkEnd w:id="205"/>
-    <w:bookmarkStart w:id="206" w:name="разговор-с-регионом-как-ставить-вопрос"/>
+    <w:bookmarkEnd w:id="210"/>
+    <w:bookmarkStart w:id="211" w:name="разговор-с-регионом-как-ставить-вопрос"/>
     <w:p>
       <w:pPr>
         <w:pStyle w:val="Heading2"/>
@@ -12469,9 +12767,9 @@
         <w:t xml:space="preserve">Региональный чиновник отвечает на точно поставленный вопрос в десять раз охотнее, чем на «разберитесь с нормами». Точная постановка: «Просим подтвердить статус приказа Минтруда № 520н в части норм питания для подведомственных организаций: рекомендованный или обязательный; просим указать акт, которым статус установлен». Один вопрос, одна просьба о документе — и ответ становится проверяемым. Такой же шаблон — для меню, «моста» и форм учёта. Четыре письма по этому шаблону заменяют год коридорных пересудов.</w:t>
       </w:r>
     </w:p>
-    <w:bookmarkEnd w:id="206"/>
-    <w:bookmarkEnd w:id="207"/>
-    <w:bookmarkStart w:id="218" w:name="X39decf5afb61bf34017702e6ca9b091d2cea317"/>
+    <w:bookmarkEnd w:id="211"/>
+    <w:bookmarkEnd w:id="212"/>
+    <w:bookmarkStart w:id="223" w:name="X39decf5afb61bf34017702e6ca9b091d2cea317"/>
     <w:p>
       <w:pPr>
         <w:pStyle w:val="Heading1"/>
@@ -12480,7 +12778,7 @@
         <w:t xml:space="preserve">25. Российские практики: три подтверждённых кейса и одна региональная модель</w:t>
       </w:r>
     </w:p>
-    <w:bookmarkStart w:id="208" w:name="Xecbf42602ff7eeb1e28c8164b7cd1a84e66cf66"/>
+    <w:bookmarkStart w:id="213" w:name="Xecbf42602ff7eeb1e28c8164b7cd1a84e66cf66"/>
     <w:p>
       <w:pPr>
         <w:pStyle w:val="Heading2"/>
@@ -12497,8 +12795,8 @@
         <w:t xml:space="preserve">В этом разделе действует строгое правило: практикой считается только то, о чём организация или регион рассказали публично на официальном ресурсе; новость — это подтверждение факта сообщения, а не аудит практики. Мы не утверждаем, что перечень полон: напротив, один из выводов раздела — российская практика вариативности шире её публичной документации, и поиск в рамках подготовки доклада — срез, а не перепись. Там, где деталей нет в источнике, прямо написано «данных нет».</w:t>
       </w:r>
     </w:p>
-    <w:bookmarkEnd w:id="208"/>
-    <w:bookmarkStart w:id="209" w:name="X4de85f4220d54866cd0809db2b4388a5c6cccc1"/>
+    <w:bookmarkEnd w:id="213"/>
+    <w:bookmarkStart w:id="214" w:name="X4de85f4220d54866cd0809db2b4388a5c6cccc1"/>
     <w:p>
       <w:pPr>
         <w:pStyle w:val="Heading2"/>
@@ -12555,8 +12853,8 @@
         <w:t xml:space="preserve">Разбор конфигурации: ступень 1 лестницы (раздел 8) — точечный выбор на ключевых приёмах и днях; вариативность встроена в структуру норм (ответственная — диетсестра), что снимает конфликт «выбор против раскладки». Чего в источнике нет: охват (все отделения или часть), учёт невербального выбора, статистика, влияние на отходы, судьба после 2024 года. Данных нет — и это повод для прямого контакта, а не для домыслов.</w:t>
       </w:r>
     </w:p>
-    <w:bookmarkEnd w:id="209"/>
-    <w:bookmarkStart w:id="210" w:name="X9ddaeae102814e4cb1ea239866ff275826fd3ec"/>
+    <w:bookmarkEnd w:id="214"/>
+    <w:bookmarkStart w:id="215" w:name="X9ddaeae102814e4cb1ea239866ff275826fd3ec"/>
     <w:p>
       <w:pPr>
         <w:pStyle w:val="Heading2"/>
@@ -12613,8 +12911,8 @@
         <w:t xml:space="preserve">Разбор конфигурации: ступень 2 — ежедневный выбор по всем основным позициям, полный охват. Два ценнейших для семинара факта из первых рук: (1) главное сопротивление было внутренним (страхи персонала) и не материализовалось; (2) внедрение сопровождалось бытовым апгрейдом (посуда) и обучением жителей — вариативность как программа, а не как приказ. Успенский ПНИ — участник семинара (№ 117 по приложению).</w:t>
       </w:r>
     </w:p>
-    <w:bookmarkEnd w:id="210"/>
-    <w:bookmarkStart w:id="211" w:name="Xd19a7c3d66121ec02dc99af3a52a8bc2f0f4d9b"/>
+    <w:bookmarkEnd w:id="215"/>
+    <w:bookmarkStart w:id="216" w:name="Xd19a7c3d66121ec02dc99af3a52a8bc2f0f4d9b"/>
     <w:p>
       <w:pPr>
         <w:pStyle w:val="Heading2"/>
@@ -12684,8 +12982,8 @@
         <w:t xml:space="preserve">Разбор конфигурации: самая методически интересная — внедрение начато с измерения (опрос) и сегментации (сначала мобильные жители), а не с приказа. Это ровно логика дорожной карты раздела 35. Усть-Илимский ДСО — тоже участник семинара (№ 94).</w:t>
       </w:r>
     </w:p>
-    <w:bookmarkEnd w:id="211"/>
-    <w:bookmarkStart w:id="212" w:name="X926e7febf1eafb6be14772f1c61b98e1bdb0243"/>
+    <w:bookmarkEnd w:id="216"/>
+    <w:bookmarkStart w:id="217" w:name="X926e7febf1eafb6be14772f1c61b98e1bdb0243"/>
     <w:p>
       <w:pPr>
         <w:pStyle w:val="Heading2"/>
@@ -12747,8 +13045,8 @@
         <w:t xml:space="preserve">Маркировка: источник вторичный; масштаб (сколько учреждений фактически) на дату подготовки доклада не установлен.</w:t>
       </w:r>
     </w:p>
-    <w:bookmarkEnd w:id="212"/>
-    <w:bookmarkStart w:id="213" w:name="Xa2cb01fcb0f75b14e7459c5e9177e5f332a5ef9"/>
+    <w:bookmarkEnd w:id="217"/>
+    <w:bookmarkStart w:id="218" w:name="Xa2cb01fcb0f75b14e7459c5e9177e5f332a5ef9"/>
     <w:p>
       <w:pPr>
         <w:pStyle w:val="Heading2"/>
@@ -12813,8 +13111,8 @@
         <w:t xml:space="preserve">. Это не «вариативное меню» в нашем строгом смысле, но работающая модель персонализации и участия жителей внутри действующей нормативной рамки — и пример легального «мостика» к лечебному питанию (раздел 17.5).</w:t>
       </w:r>
     </w:p>
-    <w:bookmarkEnd w:id="213"/>
-    <w:bookmarkStart w:id="214" w:name="сравнительная-таблица-практик"/>
+    <w:bookmarkEnd w:id="218"/>
+    <w:bookmarkStart w:id="219" w:name="сравнительная-таблица-практик"/>
     <w:p>
       <w:pPr>
         <w:pStyle w:val="Heading2"/>
@@ -13317,8 +13615,8 @@
         </w:tc>
       </w:tr>
     </w:tbl>
-    <w:bookmarkEnd w:id="214"/>
-    <w:bookmarkStart w:id="215" w:name="выводы-для-участников"/>
+    <w:bookmarkEnd w:id="219"/>
+    <w:bookmarkStart w:id="220" w:name="выводы-для-участников"/>
     <w:p>
       <w:pPr>
         <w:pStyle w:val="Heading2"/>
@@ -13430,8 +13728,8 @@
         <w:t xml:space="preserve">деталей (учёт, статистика, документы) в публичных сообщениях нет; каждое учреждение, внедрившее выбор и рассказавшее о нём с цифрами, сдвинет отрасль сильнее любого методического доклада (раздел 39).</w:t>
       </w:r>
     </w:p>
-    <w:bookmarkEnd w:id="215"/>
-    <w:bookmarkStart w:id="216" w:name="X58d0e361e154ff6903cb4acb168267bec878dbc"/>
+    <w:bookmarkEnd w:id="220"/>
+    <w:bookmarkStart w:id="221" w:name="X58d0e361e154ff6903cb4acb168267bec878dbc"/>
     <w:p>
       <w:pPr>
         <w:pStyle w:val="Heading2"/>
@@ -13547,8 +13845,8 @@
         <w:t xml:space="preserve">— формулировка, возможная только там, где страхи сначала признали, а потом измерили. Отсутствующий признак не менее важен: ни одна из практик не сообщает о новых ставках, реконструкциях или грантах как условии старта. Это не доказывает «бесплатности» (честная рамка стоимости — раздел 29), но доказывает другое: входной порог — организационный, а не капитальный.</w:t>
       </w:r>
     </w:p>
-    <w:bookmarkEnd w:id="216"/>
-    <w:bookmarkStart w:id="217" w:name="Xf316a4aeecf90b927ff309edb8dcacd8aa79adf"/>
+    <w:bookmarkEnd w:id="221"/>
+    <w:bookmarkStart w:id="222" w:name="Xf316a4aeecf90b927ff309edb8dcacd8aa79adf"/>
     <w:p>
       <w:pPr>
         <w:pStyle w:val="Heading2"/>
@@ -13577,9 +13875,9 @@
         <w:t xml:space="preserve">), и честно не выполнено там, где их нет: повторных публикаций по Болотнинскому и Успенскому на момент проверки не обнаружено. Это не умаляет практики — это калибрует вывод: «внедрено публично» ≠ «работает годами», и зал должен слышать обе половины фразы.</w:t>
       </w:r>
     </w:p>
-    <w:bookmarkEnd w:id="217"/>
-    <w:bookmarkEnd w:id="218"/>
-    <w:bookmarkStart w:id="232" w:name="X425a70431dde03db255a93c37e85d31ea3ea318"/>
+    <w:bookmarkEnd w:id="222"/>
+    <w:bookmarkEnd w:id="223"/>
+    <w:bookmarkStart w:id="237" w:name="X425a70431dde03db255a93c37e85d31ea3ea318"/>
     <w:p>
       <w:pPr>
         <w:pStyle w:val="Heading1"/>
@@ -13588,7 +13886,7 @@
         <w:t xml:space="preserve">26. Международный опыт: проверяемые нормы девяти систем</w:t>
       </w:r>
     </w:p>
-    <w:bookmarkStart w:id="219" w:name="правила-заимствования"/>
+    <w:bookmarkStart w:id="224" w:name="правила-заимствования"/>
     <w:p>
       <w:pPr>
         <w:pStyle w:val="Heading2"/>
@@ -13637,8 +13935,8 @@
         <w:t xml:space="preserve">— в большинстве систем нормы писаны для гериатрического ухода, а не для психиатрии; перенос на ПНИ — наша адаптация, и она маркируется. Третье: превосходные степени («лучшая система») исключены — мы сравниваем механизмы, а не страны.</w:t>
       </w:r>
     </w:p>
-    <w:bookmarkEnd w:id="219"/>
-    <w:bookmarkStart w:id="220" w:name="великобритания-психиатрическая-специфика"/>
+    <w:bookmarkEnd w:id="224"/>
+    <w:bookmarkStart w:id="225" w:name="великобритания-психиатрическая-специфика"/>
     <w:p>
       <w:pPr>
         <w:pStyle w:val="Heading2"/>
@@ -13671,7 +13969,7 @@
         <w:t xml:space="preserve">36</w:t>
       </w:r>
       <w:r>
-        <w:t xml:space="preserve">65</w:t>
+        <w:t xml:space="preserve">77</w:t>
       </w:r>
       <w:r>
         <w:t xml:space="preserve">. Заимствуемые инструменты: гибкий завтрак для седацированных; меню без приборов (finger food) для состояний с риском; протокол питания в изоляции (посуда, текстура, фиксация потребления, эскалация); лекарственно-пищевая таблица в меню (наш раздел 11); self-catering на реабилитационных отделениях. Базовый стандарт — Regulation 14 регулятора CQC: учёт предпочтений</w:t>
@@ -13696,17 +13994,17 @@
         <w:t xml:space="preserve">. Практика «защищённых приёмов пищи» приводится с честной оговоркой: систематический обзор признаёт её доказательную базу недостаточной</w:t>
       </w:r>
       <w:r>
-        <w:t xml:space="preserve">66</w:t>
-      </w:r>
-      <w:r>
-        <w:t xml:space="preserve">67</w:t>
+        <w:t xml:space="preserve">78</w:t>
+      </w:r>
+      <w:r>
+        <w:t xml:space="preserve">79</w:t>
       </w:r>
       <w:r>
         <w:t xml:space="preserve">.</w:t>
       </w:r>
     </w:p>
-    <w:bookmarkEnd w:id="220"/>
-    <w:bookmarkStart w:id="221" w:name="Xd611fbf22de1edfe8fef64afd0db3b8e39df806"/>
+    <w:bookmarkEnd w:id="225"/>
+    <w:bookmarkStart w:id="226" w:name="Xd611fbf22de1edfe8fef64afd0db3b8e39df806"/>
     <w:p>
       <w:pPr>
         <w:pStyle w:val="Heading2"/>
@@ -13745,7 +14043,7 @@
         <w:t xml:space="preserve">. Финансовая подпорка — следствие скандала: медиана расходов на сырьё $8,00 AUD в день (исследование Hugo)</w:t>
       </w:r>
       <w:r>
-        <w:t xml:space="preserve">68</w:t>
+        <w:t xml:space="preserve">80</w:t>
       </w:r>
       <w:r>
         <w:t xml:space="preserve"> </w:t>
@@ -13764,14 +14062,14 @@
         <w:t xml:space="preserve">в обмен на обязательную ежеквартальную отчётность о расходах на питание</w:t>
       </w:r>
       <w:r>
-        <w:t xml:space="preserve">69</w:t>
+        <w:t xml:space="preserve">81</w:t>
       </w:r>
       <w:r>
         <w:t xml:space="preserve">. Механизм «деньги в обмен на прозрачность» — самый переносимый финансовый элемент международного опыта (раздел 29).</w:t>
       </w:r>
     </w:p>
-    <w:bookmarkEnd w:id="221"/>
-    <w:bookmarkStart w:id="222" w:name="онтарио-решётка-измеримых-норм"/>
+    <w:bookmarkEnd w:id="226"/>
+    <w:bookmarkStart w:id="227" w:name="онтарио-решётка-измеримых-норм"/>
     <w:p>
       <w:pPr>
         <w:pStyle w:val="Heading2"/>
@@ -13820,14 +14118,14 @@
         <w:t xml:space="preserve">. Профессиональные формы добавляют триггеры потребления: ≥25 % порции за 2 из 3 приёмов в течение недели; отказ от трёх приёмов подряд</w:t>
       </w:r>
       <w:r>
-        <w:t xml:space="preserve">48</w:t>
+        <w:t xml:space="preserve">55</w:t>
       </w:r>
       <w:r>
         <w:t xml:space="preserve">. Почти вся эта решётка переносима в российский локальный акт без изменения закона — что и сделано в разделах 12, 20, 21.</w:t>
       </w:r>
     </w:p>
-    <w:bookmarkEnd w:id="222"/>
-    <w:bookmarkStart w:id="223" w:name="Xc1fad08df90c1f0dd06ab72607323c513828d98"/>
+    <w:bookmarkEnd w:id="227"/>
+    <w:bookmarkStart w:id="228" w:name="Xc1fad08df90c1f0dd06ab72607323c513828d98"/>
     <w:p>
       <w:pPr>
         <w:pStyle w:val="Heading2"/>
@@ -13879,14 +14177,14 @@
         <w:t xml:space="preserve">(16 — при питательном перекусе на ночь). Нарушения фиксируются пронумерованными инспекционными F-тегами (F800–F807 — пищевой блок)</w:t>
       </w:r>
       <w:r>
-        <w:t xml:space="preserve">70</w:t>
+        <w:t xml:space="preserve">82</w:t>
       </w:r>
       <w:r>
         <w:t xml:space="preserve">: механика пронумерованных проверяемых пунктов переносима во внутренний аудит учреждения (приложения 18–24).</w:t>
       </w:r>
     </w:p>
-    <w:bookmarkEnd w:id="223"/>
-    <w:bookmarkStart w:id="224" w:name="Xbbd1a59249dd8e4b0209b7d795e4265eb964913"/>
+    <w:bookmarkEnd w:id="228"/>
+    <w:bookmarkStart w:id="229" w:name="Xbbd1a59249dd8e4b0209b7d795e4265eb964913"/>
     <w:p>
       <w:pPr>
         <w:pStyle w:val="Heading2"/>
@@ -13922,13 +14220,13 @@
         <w:t xml:space="preserve">30</w:t>
       </w:r>
       <w:r>
-        <w:t xml:space="preserve">61</w:t>
+        <w:t xml:space="preserve">73</w:t>
       </w:r>
       <w:r>
         <w:t xml:space="preserve">. Муниципальные замеры (Талльберг) показали выполнение нормы интервала у 79 % проживающих — пример дешёвого честного индикатора, измеряемого одной строкой расписания</w:t>
       </w:r>
       <w:r>
-        <w:t xml:space="preserve">61</w:t>
+        <w:t xml:space="preserve">73</w:t>
       </w:r>
       <w:r>
         <w:t xml:space="preserve">. Финляндия:</w:t>
@@ -13953,7 +14251,7 @@
         <w:t xml:space="preserve">32</w:t>
       </w:r>
       <w:r>
-        <w:t xml:space="preserve">71</w:t>
+        <w:t xml:space="preserve">83</w:t>
       </w:r>
       <w:r>
         <w:t xml:space="preserve"> </w:t>
@@ -13962,8 +14260,8 @@
         <w:t xml:space="preserve">— бесплатный мониторинг потребления и поведения.</w:t>
       </w:r>
     </w:p>
-    <w:bookmarkEnd w:id="224"/>
-    <w:bookmarkStart w:id="225" w:name="X3ec95f2d6bd421cfeba90601424d2bf0f4f157e"/>
+    <w:bookmarkEnd w:id="229"/>
+    <w:bookmarkStart w:id="230" w:name="X3ec95f2d6bd421cfeba90601424d2bf0f4f157e"/>
     <w:p>
       <w:pPr>
         <w:pStyle w:val="Heading2"/>
@@ -14053,7 +14351,7 @@
         <w:t xml:space="preserve">аппетитные названия блюд измеримо меняют выбор</w:t>
       </w:r>
       <w:r>
-        <w:t xml:space="preserve">72</w:t>
+        <w:t xml:space="preserve">84</w:t>
       </w:r>
       <w:r>
         <w:t xml:space="preserve"> </w:t>
@@ -14062,8 +14360,8 @@
         <w:t xml:space="preserve">— самая дешёвая из всех норм раздела.</w:t>
       </w:r>
     </w:p>
-    <w:bookmarkEnd w:id="225"/>
-    <w:bookmarkStart w:id="226" w:name="япония-как-стимул-стал-стандартом"/>
+    <w:bookmarkEnd w:id="230"/>
+    <w:bookmarkStart w:id="231" w:name="япония-как-стимул-стал-стандартом"/>
     <w:p>
       <w:pPr>
         <w:pStyle w:val="Heading2"/>
@@ -14096,25 +14394,25 @@
         <w:t xml:space="preserve">и обязательной сдачей данных в национальную базу LIFE (2021)</w:t>
       </w:r>
       <w:r>
-        <w:t xml:space="preserve">73</w:t>
-      </w:r>
-      <w:r>
-        <w:t xml:space="preserve">74</w:t>
-      </w:r>
-      <w:r>
-        <w:t xml:space="preserve">75</w:t>
+        <w:t xml:space="preserve">85</w:t>
+      </w:r>
+      <w:r>
+        <w:t xml:space="preserve">86</w:t>
+      </w:r>
+      <w:r>
+        <w:t xml:space="preserve">87</w:t>
       </w:r>
       <w:r>
         <w:t xml:space="preserve">. Измеримые связки: доплата — с меньшим риском ухудшения уровня ухода (HR 0,90)</w:t>
       </w:r>
       <w:r>
-        <w:t xml:space="preserve">76</w:t>
+        <w:t xml:space="preserve">88</w:t>
       </w:r>
       <w:r>
         <w:t xml:space="preserve">; два управляющих диетолога вместо одного — госпитализация 20,3 % против 30,6 %</w:t>
       </w:r>
       <w:r>
-        <w:t xml:space="preserve">77</w:t>
+        <w:t xml:space="preserve">89</w:t>
       </w:r>
       <w:r>
         <w:t xml:space="preserve">.</w:t>
@@ -14130,8 +14428,8 @@
         <w:t xml:space="preserve">Оговорка: не РКИ, возможны искажения отбора; используется как порядок величин, а не доказательство причинности.</w:t>
       </w:r>
     </w:p>
-    <w:bookmarkEnd w:id="226"/>
-    <w:bookmarkStart w:id="227" w:name="десять-переносимых-норм-сводка"/>
+    <w:bookmarkEnd w:id="231"/>
+    <w:bookmarkStart w:id="232" w:name="десять-переносимых-норм-сводка"/>
     <w:p>
       <w:pPr>
         <w:pStyle w:val="Heading2"/>
@@ -14663,8 +14961,8 @@
         </w:tc>
       </w:tr>
     </w:tbl>
-    <w:bookmarkEnd w:id="227"/>
-    <w:bookmarkStart w:id="228" w:name="управленческий-вывод-15"/>
+    <w:bookmarkEnd w:id="232"/>
+    <w:bookmarkStart w:id="233" w:name="управленческий-вывод-15"/>
     <w:p>
       <w:pPr>
         <w:pStyle w:val="Heading2"/>
@@ -14681,8 +14979,8 @@
         <w:t xml:space="preserve">Во всех девяти системах выбор в питании закреплён законом, стандартом или условием оплаты — это нормативный мейнстрим, а не эксперимент. Российская раскладка с таблицами замен принадлежит той же логике; отставание — не в праве, а в наполнении и измерении. Правило переноса: берём проверяемые нормы, маркируем их происхождение, внедряем локальным актом, измеряем эффект своими инструментами (раздел 22).</w:t>
       </w:r>
     </w:p>
-    <w:bookmarkEnd w:id="228"/>
-    <w:bookmarkStart w:id="229" w:name="Xb347a7ac904989f76239071f312c99dc2e4c3d1"/>
+    <w:bookmarkEnd w:id="233"/>
+    <w:bookmarkStart w:id="234" w:name="Xb347a7ac904989f76239071f312c99dc2e4c3d1"/>
     <w:p>
       <w:pPr>
         <w:pStyle w:val="Heading2"/>
@@ -14737,7 +15035,7 @@
         <w:t xml:space="preserve">американские F-теги</w:t>
       </w:r>
       <w:r>
-        <w:t xml:space="preserve">70</w:t>
+        <w:t xml:space="preserve">82</w:t>
       </w:r>
       <w:r>
         <w:t xml:space="preserve"> </w:t>
@@ -14771,8 +15069,8 @@
         <w:t xml:space="preserve">— это норма на старте, и оценивать её результаты ещё рано; переносится формулировка права («что, когда, где и как я ем») как целевой ориентир, а не как «проверенная модель». Романтизация («вот там-то умеют») так же вредна, как ксенофобия («там деньги другие»): обе отменяют анализ. Правильный вопрос к каждой норме — «какой механизм здесь работает и существует ли он у нас в принципе». Из десяти переносимых норм таблицы раздела восемь опираются на механизмы, которые в российской рамке уже существуют: совет, журнал, альтернатива при отказе, триггеры веса, ночной интервал.</w:t>
       </w:r>
     </w:p>
-    <w:bookmarkEnd w:id="229"/>
-    <w:bookmarkStart w:id="230" w:name="Xae8e617dd679520cc698ca04593a41bec5bdc2c"/>
+    <w:bookmarkEnd w:id="234"/>
+    <w:bookmarkStart w:id="235" w:name="Xae8e617dd679520cc698ca04593a41bec5bdc2c"/>
     <w:p>
       <w:pPr>
         <w:pStyle w:val="Heading2"/>
@@ -14789,32 +15087,32 @@
         <w:t xml:space="preserve">Япония — единственная из девяти систем, где норма о питании выросла из той же логики дефицита, что знакома российской отрасли: сначала надбавка за назначение специалиста по питанию (2005 год</w:t>
       </w:r>
       <w:r>
-        <w:t xml:space="preserve">73</w:t>
+        <w:t xml:space="preserve">85</w:t>
       </w:r>
       <w:r>
         <w:t xml:space="preserve">), через 16 лет — обязательность</w:t>
       </w:r>
       <w:r>
-        <w:t xml:space="preserve">75</w:t>
+        <w:t xml:space="preserve">87</w:t>
       </w:r>
       <w:r>
         <w:t xml:space="preserve">, параллельно — национальная база данных LIFE, делающая практики сопоставимыми</w:t>
       </w:r>
       <w:r>
-        <w:t xml:space="preserve">76</w:t>
+        <w:t xml:space="preserve">88</w:t>
       </w:r>
       <w:r>
         <w:t xml:space="preserve">. И именно Япония дала редкое исходное доказательство уровня системы: структурированная поддержка питания ассоциировалась со снижением госпитализаций (20,3 % против 30,6 %) и смертности (HR 0,90) в большой когорте</w:t>
       </w:r>
       <w:r>
-        <w:t xml:space="preserve">78</w:t>
+        <w:t xml:space="preserve">90</w:t>
       </w:r>
       <w:r>
         <w:t xml:space="preserve">. Урок двойной: изменение норм о питании — марафон в полтора десятилетия (планируйте соответственно, раздел 39), и оно начинается с денег за специалиста, а не с призывов к качеству. Для российской повестки это прямой аргумент в споре о ставках (раздел 38, вопрос 5).</w:t>
       </w:r>
     </w:p>
-    <w:bookmarkEnd w:id="230"/>
-    <w:bookmarkStart w:id="231" w:name="Xb9746f928bdd55f6fa1065d2632402dead2ed06"/>
+    <w:bookmarkEnd w:id="235"/>
+    <w:bookmarkStart w:id="236" w:name="Xb9746f928bdd55f6fa1065d2632402dead2ed06"/>
     <w:p>
       <w:pPr>
         <w:pStyle w:val="Heading2"/>
@@ -14843,9 +15141,9 @@
         <w:t xml:space="preserve">. Теперь типовой российский распорядок: ужин 17:30, завтрак 8:30 — пятнадцать часов. Это не экзотическое нарушение, а норма большинства зданий, и меняется она не ремонтом, а двумя решениями: сдвигом ужина или завтрака хотя бы на час и легитимизацией вечернего перекуса (кефир, хлеб — раздел 13.9). Проверка в вашем доме занимает минуту: возьмите распорядок и вычтите. Если получилось больше 13–14 часов — у вас есть первое конкретное изменение, не требующее ничего, кроме приказа о распорядке, и при этом измеримо влияющее на ночное едение, утреннее самочувствие и срывы.</w:t>
       </w:r>
     </w:p>
-    <w:bookmarkEnd w:id="231"/>
-    <w:bookmarkEnd w:id="232"/>
-    <w:bookmarkStart w:id="242" w:name="X161f5f8b1c07faf8cc4bd08aca8a6b3d6060e69"/>
+    <w:bookmarkEnd w:id="236"/>
+    <w:bookmarkEnd w:id="237"/>
+    <w:bookmarkStart w:id="247" w:name="X161f5f8b1c07faf8cc4bd08aca8a6b3d6060e69"/>
     <w:p>
       <w:pPr>
         <w:pStyle w:val="Heading1"/>
@@ -14854,7 +15152,7 @@
         <w:t xml:space="preserve">27. Что говорят исследования: доказательные вмешательства и их границы</w:t>
       </w:r>
     </w:p>
-    <w:bookmarkStart w:id="233" w:name="зачем-раздел-и-как-его-читать"/>
+    <w:bookmarkStart w:id="238" w:name="зачем-раздел-и-как-его-читать"/>
     <w:p>
       <w:pPr>
         <w:pStyle w:val="Heading2"/>
@@ -14887,8 +15185,8 @@
         <w:t xml:space="preserve">— перенос на ПНИ требует адаптации и собственного измерения (раздел 22).</w:t>
       </w:r>
     </w:p>
-    <w:bookmarkEnd w:id="233"/>
-    <w:bookmarkStart w:id="234" w:name="вмешательства-с-измеримым-эффектом"/>
+    <w:bookmarkEnd w:id="238"/>
+    <w:bookmarkStart w:id="239" w:name="вмешательства-с-измеримым-эффектом"/>
     <w:p>
       <w:pPr>
         <w:pStyle w:val="Heading2"/>
@@ -14963,7 +15261,7 @@
         <w:t xml:space="preserve">Программы обучения персонала деменс-ухода (Montessori-based activities) улучшают самостоятельность еды и снижают проблемное поведение за столом</w:t>
       </w:r>
       <w:r>
-        <w:t xml:space="preserve">54</w:t>
+        <w:t xml:space="preserve">66</w:t>
       </w:r>
       <w:r>
         <w:t xml:space="preserve">. Перенос: применим для отделений с когнитивными нарушениями; это подход к обучению навыку, а не к меню.</w:t>
@@ -14987,10 +15285,10 @@
         <w:t xml:space="preserve">Крупные административные массивы: доплата ассоциирована с меньшим риском ухудшения ухода (HR 0,90); диетологи — с меньшей госпитализацией (20,3 % vs 30,6 %)</w:t>
       </w:r>
       <w:r>
-        <w:t xml:space="preserve">76</w:t>
-      </w:r>
-      <w:r>
-        <w:t xml:space="preserve">77</w:t>
+        <w:t xml:space="preserve">88</w:t>
+      </w:r>
+      <w:r>
+        <w:t xml:space="preserve">89</w:t>
       </w:r>
       <w:r>
         <w:t xml:space="preserve">.</w:t>
@@ -15006,8 +15304,8 @@
         <w:t xml:space="preserve">Ограничение: наблюдательные данные, возможен отбор; причинность не доказана.</w:t>
       </w:r>
     </w:p>
-    <w:bookmarkEnd w:id="234"/>
-    <w:bookmarkStart w:id="235" w:name="X7eef14250f97854f9b4932a8b5f7a1d22cce980"/>
+    <w:bookmarkEnd w:id="239"/>
+    <w:bookmarkStart w:id="240" w:name="X7eef14250f97854f9b4932a8b5f7a1d22cce980"/>
     <w:p>
       <w:pPr>
         <w:pStyle w:val="Heading2"/>
@@ -15050,10 +15348,10 @@
         <w:t xml:space="preserve">— исследования малочисленны и неоднородны</w:t>
       </w:r>
       <w:r>
-        <w:t xml:space="preserve">66</w:t>
-      </w:r>
-      <w:r>
-        <w:t xml:space="preserve">67</w:t>
+        <w:t xml:space="preserve">78</w:t>
+      </w:r>
+      <w:r>
+        <w:t xml:space="preserve">79</w:t>
       </w:r>
       <w:r>
         <w:t xml:space="preserve">. Вердикт доклада: разумно и бесплатно, но не «доказано»; внедряется как организационная гигиена без обещания эффекта.</w:t>
@@ -15077,7 +15375,7 @@
         <w:t xml:space="preserve">Мета-анализ: средний эффект порядка −1,4 кг</w:t>
       </w:r>
       <w:r>
-        <w:t xml:space="preserve">52</w:t>
+        <w:t xml:space="preserve">59</w:t>
       </w:r>
       <w:r>
         <w:t xml:space="preserve"> </w:t>
@@ -15086,7 +15384,7 @@
         <w:t xml:space="preserve">— статистически реальный, клинически скромный. Программы с диетологом сильнее</w:t>
       </w:r>
       <w:r>
-        <w:t xml:space="preserve">53</w:t>
+        <w:t xml:space="preserve">60</w:t>
       </w:r>
       <w:r>
         <w:t xml:space="preserve">. Вердикт: метаболическая стратегия строится на среде и мониторинге (раздел 13), а не на ожидании больших цифр.</w:t>
@@ -15113,14 +15411,14 @@
         <w:t xml:space="preserve">25</w:t>
       </w:r>
       <w:r>
-        <w:t xml:space="preserve">60</w:t>
+        <w:t xml:space="preserve">72</w:t>
       </w:r>
       <w:r>
         <w:t xml:space="preserve">; это системные реформы (штат, архитектура, финансирование), а не «приёмы» — переносятся как горизонт, а не как действие на следующей неделе.</w:t>
       </w:r>
     </w:p>
-    <w:bookmarkEnd w:id="235"/>
-    <w:bookmarkStart w:id="236" w:name="X5e063fbfbea794ec7efc9e8ab95c439854cbf4f"/>
+    <w:bookmarkEnd w:id="240"/>
+    <w:bookmarkStart w:id="241" w:name="X5e063fbfbea794ec7efc9e8ab95c439854cbf4f"/>
     <w:p>
       <w:pPr>
         <w:pStyle w:val="Heading2"/>
@@ -15258,7 +15556,7 @@
               <w:t xml:space="preserve">Консенсус CRWG</w:t>
             </w:r>
             <w:r>
-              <w:t xml:space="preserve">49</w:t>
+              <w:t xml:space="preserve">56</w:t>
             </w:r>
           </w:p>
         </w:tc>
@@ -15296,7 +15594,7 @@
               <w:t xml:space="preserve">FEPWG</w:t>
             </w:r>
             <w:r>
-              <w:t xml:space="preserve">50</w:t>
+              <w:t xml:space="preserve">57</w:t>
             </w:r>
           </w:p>
         </w:tc>
@@ -15495,8 +15793,8 @@
         </w:tc>
       </w:tr>
     </w:tbl>
-    <w:bookmarkEnd w:id="236"/>
-    <w:bookmarkStart w:id="237" w:name="X17564f188e67791396594ad3b9ad22521c48262"/>
+    <w:bookmarkEnd w:id="241"/>
+    <w:bookmarkStart w:id="242" w:name="X17564f188e67791396594ad3b9ad22521c48262"/>
     <w:p>
       <w:pPr>
         <w:pStyle w:val="Heading2"/>
@@ -15571,8 +15869,8 @@
         <w:t xml:space="preserve">— отечественной исследовательской базы по питанию в ПНИ мы не нашли; это само по себе находка для семинара (раздел 39: отраслевые данные — вклад учреждений).</w:t>
       </w:r>
     </w:p>
-    <w:bookmarkEnd w:id="237"/>
-    <w:bookmarkStart w:id="238" w:name="управленческий-вывод-16"/>
+    <w:bookmarkEnd w:id="242"/>
+    <w:bookmarkStart w:id="243" w:name="управленческий-вывод-16"/>
     <w:p>
       <w:pPr>
         <w:pStyle w:val="Heading2"/>
@@ -15589,8 +15887,8 @@
         <w:t xml:space="preserve">Доказательная карта даёт три опоры: измеримые вмешательства (семейная подача, IDDSI, Монтессори, диетологи) — внедрять по показаниям; слабые (защищённые приёмы, lifestyle) — внедрять как гигиену без обещаний; пробелы (вариативность, отходы, Россия) — измерять самим. Директор, внедривший выбор и замеривший отходы, вес и жалобы, через год будет владеть доказательством, которого сейчас нет ни у кого в стране.</w:t>
       </w:r>
     </w:p>
-    <w:bookmarkEnd w:id="238"/>
-    <w:bookmarkStart w:id="239" w:name="X9b5f1b831960b005ea90ac389860eba2513dae4"/>
+    <w:bookmarkEnd w:id="243"/>
+    <w:bookmarkStart w:id="244" w:name="X9b5f1b831960b005ea90ac389860eba2513dae4"/>
     <w:p>
       <w:pPr>
         <w:pStyle w:val="Heading2"/>
@@ -15667,14 +15965,14 @@
         <w:t xml:space="preserve">организация питания как сервиса ассоциировалась со снижением госпитализаций и смертности</w:t>
       </w:r>
       <w:r>
-        <w:t xml:space="preserve">78</w:t>
+        <w:t xml:space="preserve">90</w:t>
       </w:r>
       <w:r>
         <w:t xml:space="preserve">; единственное «исходное» доказательство на уровне системы. Заметьте, чего нет в этой тройке: ни одного российского исследования и ни одного исследования вариативного меню как такового. Это не случайность, а точная карта пробела раздела 27.4 — и точный ответ на вопрос «а где доказательства, что это надо делать у нас»: доказательства есть о механизмах (среда стола, текстуры, организация сервиса), доказательств «два варианта каши против одного» не существует ни в одной стране — и честный доклад обязан это произнести вслух.</w:t>
       </w:r>
     </w:p>
-    <w:bookmarkEnd w:id="239"/>
-    <w:bookmarkStart w:id="240" w:name="Xba9d9ffa4bdfe0a363f8d21161965d918f4afff"/>
+    <w:bookmarkEnd w:id="244"/>
+    <w:bookmarkStart w:id="245" w:name="Xba9d9ffa4bdfe0a363f8d21161965d918f4afff"/>
     <w:p>
       <w:pPr>
         <w:pStyle w:val="Heading2"/>
@@ -15691,8 +15989,8 @@
         <w:t xml:space="preserve">Правило трёх вопросов к любой «научной» цифре, которую вам принесут: какая популяция (психиатрия? пожилые? дети?), какой дизайн (РКИ? наблюдение? новость?) и что измерено (вес и госпитализации — или «удовлетворённость» по самодельной анкете). Цифра, не выдержавшая трёх вопросов, в приказ не попадает — в лучшем случае в презентацию с оговоркой. Реестры доклада (MEDICAL_EVIDENCE.xlsx) размечены именно по этим трём осям — ими можно пользоваться как готовой проверкой.</w:t>
       </w:r>
     </w:p>
-    <w:bookmarkEnd w:id="240"/>
-    <w:bookmarkStart w:id="241" w:name="X9d80c19d800ac85af9918b2cb6c9436239b3bbb"/>
+    <w:bookmarkEnd w:id="245"/>
+    <w:bookmarkStart w:id="246" w:name="X9d80c19d800ac85af9918b2cb6c9436239b3bbb"/>
     <w:p>
       <w:pPr>
         <w:pStyle w:val="Heading2"/>
@@ -15709,9 +16007,9 @@
         <w:t xml:space="preserve">Если у отрасли появится возможность одного исследования — вот его постановка, собранная из пробелов раздела: многоцентровое (5–7 ПНИ разных регионов) прагматичное исследование внедрения выбора из двух вариантов с измерением отходов, веса, отказов, трудозатрат и качества жизни за 6 месяцев, с замером до/после по единой методике. Такое исследование закрыло бы главный пробел («нет РКИ вариативности в психиатрии») дешевле одного федерального форума — и общий замер семинара (раздел 40) является его заделом.</w:t>
       </w:r>
     </w:p>
-    <w:bookmarkEnd w:id="241"/>
-    <w:bookmarkEnd w:id="242"/>
-    <w:bookmarkStart w:id="253" w:name="люди-за-линией-персонал-стола"/>
+    <w:bookmarkEnd w:id="246"/>
+    <w:bookmarkEnd w:id="247"/>
+    <w:bookmarkStart w:id="258" w:name="люди-за-линией-персонал-стола"/>
     <w:p>
       <w:pPr>
         <w:pStyle w:val="Heading1"/>
@@ -15720,7 +16018,7 @@
         <w:t xml:space="preserve">28. Люди за линией: персонал стола</w:t>
       </w:r>
     </w:p>
-    <w:bookmarkStart w:id="243" w:name="X892aef2f7e6e5bea72223a75340d8e46fb91823"/>
+    <w:bookmarkStart w:id="248" w:name="X892aef2f7e6e5bea72223a75340d8e46fb91823"/>
     <w:p>
       <w:pPr>
         <w:pStyle w:val="Heading2"/>
@@ -15756,8 +16054,8 @@
         <w:t xml:space="preserve">. Раздел разбирает людей за линией: роли, нагрузку, обучение, мотивацию и ошибки управления.</w:t>
       </w:r>
     </w:p>
-    <w:bookmarkEnd w:id="243"/>
-    <w:bookmarkStart w:id="244" w:name="роли-и-их-реальная-нагрузка"/>
+    <w:bookmarkEnd w:id="248"/>
+    <w:bookmarkStart w:id="249" w:name="роли-и-их-реальная-нагрузка"/>
     <w:p>
       <w:pPr>
         <w:pStyle w:val="Heading2"/>
@@ -15874,8 +16172,8 @@
         <w:t xml:space="preserve">Владелец системы: положение о питании, приказы, еженедельный обход по чек-листу (раздел 18.5), квартальная панель (раздел 22.4), разговор с учредителем (раздел 38).</w:t>
       </w:r>
     </w:p>
-    <w:bookmarkEnd w:id="244"/>
-    <w:bookmarkStart w:id="245" w:name="норма-помощи-самая-болезненная-цифра"/>
+    <w:bookmarkEnd w:id="249"/>
+    <w:bookmarkStart w:id="250" w:name="норма-помощи-самая-болезненная-цифра"/>
     <w:p>
       <w:pPr>
         <w:pStyle w:val="Heading2"/>
@@ -15967,8 +16265,8 @@
         <w:t xml:space="preserve">разрыв между фактом и ориентиром оформляется числом и выносится учредителю письменно (раздел 38). Молчаливый дефицит — зона риска директора (раздел 33); зафиксированный — предмет компетенции учредителя.</w:t>
       </w:r>
     </w:p>
-    <w:bookmarkEnd w:id="245"/>
-    <w:bookmarkStart w:id="246" w:name="обучение-три-уровня-за-три-инструктажа"/>
+    <w:bookmarkEnd w:id="250"/>
+    <w:bookmarkStart w:id="251" w:name="обучение-три-уровня-за-три-инструктажа"/>
     <w:p>
       <w:pPr>
         <w:pStyle w:val="Heading2"/>
@@ -16065,8 +16363,8 @@
         <w:t xml:space="preserve">. Обучение — самая дешёвая точка рычага во всём докладе.</w:t>
       </w:r>
     </w:p>
-    <w:bookmarkEnd w:id="246"/>
-    <w:bookmarkStart w:id="247" w:name="мотивация-и-выгорание"/>
+    <w:bookmarkEnd w:id="251"/>
+    <w:bookmarkStart w:id="252" w:name="мотивация-и-выгорание"/>
     <w:p>
       <w:pPr>
         <w:pStyle w:val="Heading2"/>
@@ -16137,8 +16435,8 @@
         <w:t xml:space="preserve">Письменные правила добавки, порций и замен снимают с работника роль «злодея»: решение принимает правило, а не человек на линии (раздел 20.4).</w:t>
       </w:r>
     </w:p>
-    <w:bookmarkEnd w:id="247"/>
-    <w:bookmarkStart w:id="248" w:name="типовые-ошибки-управления"/>
+    <w:bookmarkEnd w:id="252"/>
+    <w:bookmarkStart w:id="253" w:name="типовые-ошибки-управления"/>
     <w:p>
       <w:pPr>
         <w:pStyle w:val="Heading2"/>
@@ -16223,8 +16521,8 @@
         <w:t xml:space="preserve">: персонал, не понимающий смысла выбора, видит в нём только лишнюю работу — и оказывается прав по-своему.</w:t>
       </w:r>
     </w:p>
-    <w:bookmarkEnd w:id="248"/>
-    <w:bookmarkStart w:id="249" w:name="управленческий-вывод-17"/>
+    <w:bookmarkEnd w:id="253"/>
+    <w:bookmarkStart w:id="254" w:name="управленческий-вывод-17"/>
     <w:p>
       <w:pPr>
         <w:pStyle w:val="Heading2"/>
@@ -16250,8 +16548,8 @@
         <w:t xml:space="preserve">— но они перестали быть страхами только после того, как их озвучили и проработали, а не проигнорировали.</w:t>
       </w:r>
     </w:p>
-    <w:bookmarkEnd w:id="249"/>
-    <w:bookmarkStart w:id="250" w:name="три-инструктажа-содержание-по-уровням"/>
+    <w:bookmarkEnd w:id="254"/>
+    <w:bookmarkStart w:id="255" w:name="три-инструктажа-содержание-по-уровням"/>
     <w:p>
       <w:pPr>
         <w:pStyle w:val="Heading2"/>
@@ -16316,8 +16614,8 @@
         <w:t xml:space="preserve">правовая рамка зон (раздел 17); сценарий ответа проверяющему (раздел 32); панель чисел и её чтение. Периодичность: при найме — до первой смены; далее раз в год с коротким опросом. Проверка инструктажа — не подпись в листе, а три вопроса у линии: «что делать, если выбранное кончилось?», «кому сообщаем о трёх отказах?», «покажите запись вчерашнего заказа». Ответы — единственное свидетельство, что инструктаж состоялся.</w:t>
       </w:r>
     </w:p>
-    <w:bookmarkEnd w:id="250"/>
-    <w:bookmarkStart w:id="251" w:name="мотивация-без-мифов"/>
+    <w:bookmarkEnd w:id="255"/>
+    <w:bookmarkStart w:id="256" w:name="мотивация-без-мифов"/>
     <w:p>
       <w:pPr>
         <w:pStyle w:val="Heading2"/>
@@ -16343,8 +16641,8 @@
         <w:t xml:space="preserve">; реальная валюта смены — выполнимость: процедура, которая укладывается в смену, выполняется; процедура, добавляющая час на «бумагу», саботируется молча и справедливо. Миф идеологический: «главное — объяснить про права» — права убеждают руководителей, а смену убеждает другое: меньше скандалов за столом, меньше недоеденных тарелок, ясные ответы на «а что мне делать, если…». Поэтому мотивационное ядро инструктажа — не ценности, а кейсы 1–22: смена узнаёт свои смены и получает маршруты. Ценности — обязательный фон, но фон не заменяет маршрут.</w:t>
       </w:r>
     </w:p>
-    <w:bookmarkEnd w:id="251"/>
-    <w:bookmarkStart w:id="252" w:name="беречь-тех-кто-кормит"/>
+    <w:bookmarkEnd w:id="256"/>
+    <w:bookmarkStart w:id="257" w:name="беречь-тех-кто-кормит"/>
     <w:p>
       <w:pPr>
         <w:pStyle w:val="Heading2"/>
@@ -16361,9 +16659,9 @@
         <w:t xml:space="preserve">Помощь за столом — эмоционально самая дорогая работа дома: она ежедневно сталкивается с отказами, агрессией, смертью подопечных — и почти никогда не получает обратной связи о ценности. Три организационных жеста, удерживающих людей в этой роли: регулярный разбор трудных ситуаций без поиска виноватых (кейсы 1–22 как материал); публичная конкретная благодарность («ты накормила его вчера, когда он неделю не ел» — а не «всем спасибо»); защита от бессмысленной бумаги (каждая новая форма — через фильтр «какое решение она меняет», раздел 31.7). Текучесть смены — скрытый налог на качество питания: новая сиделка не знает карт, темпов, жителей; дом с кадровой каруселью кормит хуже при любом меню.</w:t>
       </w:r>
     </w:p>
-    <w:bookmarkEnd w:id="252"/>
-    <w:bookmarkEnd w:id="253"/>
-    <w:bookmarkStart w:id="265" w:name="Xdd21f798fe908fdd37793a1f368b417b1c4cb2b"/>
+    <w:bookmarkEnd w:id="257"/>
+    <w:bookmarkEnd w:id="258"/>
+    <w:bookmarkStart w:id="270" w:name="Xdd21f798fe908fdd37793a1f368b417b1c4cb2b"/>
     <w:p>
       <w:pPr>
         <w:pStyle w:val="Heading1"/>
@@ -16372,7 +16670,7 @@
         <w:t xml:space="preserve">29. Финансовые модели: сколько стоит питание и сколько стоит выбор</w:t>
       </w:r>
     </w:p>
-    <w:bookmarkStart w:id="254" w:name="честная-рамка-что-мы-не-утверждаем"/>
+    <w:bookmarkStart w:id="259" w:name="честная-рамка-что-мы-не-утверждаем"/>
     <w:p>
       <w:pPr>
         <w:pStyle w:val="Heading2"/>
@@ -16389,8 +16687,8 @@
         <w:t xml:space="preserve">В прежних версиях этого материала встречалась формула «вариативность почти бесплатна». Она удалена. Честная позиция: стоимость вариативности зависит от модели и измеряется замером; утверждать экономию без данных нельзя, утверждать невозможность без данных тоже нельзя. Раздел даёт инструментарий счёта: три стоимости питания, пять моделей вариативности с их ценой и порядок замера. Все числовые примеры помечены как иллюстративные.</w:t>
       </w:r>
     </w:p>
-    <w:bookmarkEnd w:id="254"/>
-    <w:bookmarkStart w:id="255" w:name="три-стоимости-которые-путают"/>
+    <w:bookmarkEnd w:id="259"/>
+    <w:bookmarkStart w:id="260" w:name="три-стоимости-которые-путают"/>
     <w:p>
       <w:pPr>
         <w:pStyle w:val="Heading2"/>
@@ -16417,44 +16715,44 @@
         <w:t xml:space="preserve">— продукты на жителя в день. Международные ориентиры (с годом и валютой, не нормативы для РФ): медиана $8,00 AUD (Австралия, исследование Hugo)</w:t>
       </w:r>
       <w:r>
-        <w:t xml:space="preserve">68</w:t>
+        <w:t xml:space="preserve">80</w:t>
       </w:r>
       <w:r>
         <w:t xml:space="preserve">; Онтарио: «скандальные» $8,33 CAD, выросшие до $13,71 CAD после публичной кампании</w:t>
       </w:r>
       <w:r>
-        <w:t xml:space="preserve">79</w:t>
-      </w:r>
-      <w:r>
-        <w:t xml:space="preserve">80</w:t>
+        <w:t xml:space="preserve">91</w:t>
+      </w:r>
+      <w:r>
+        <w:t xml:space="preserve">92</w:t>
       </w:r>
       <w:r>
         <w:t xml:space="preserve">; США: более четверти домов в 2025 году опустились ниже $10 (данные отраслевой ассоциации ANFP — не госоргана)</w:t>
       </w:r>
       <w:r>
+        <w:t xml:space="preserve">93</w:t>
+      </w:r>
+      <w:r>
+        <w:t xml:space="preserve">94</w:t>
+      </w:r>
+      <w:r>
+        <w:t xml:space="preserve">. Урок для нас не в цифрах, а в механизме: во всех трёх странах изменения начались с</w:t>
+      </w:r>
+      <w:r>
+        <w:t xml:space="preserve"> </w:t>
+      </w:r>
+      <w:r>
+        <w:rPr>
+          <w:b/>
+          <w:bCs/>
+        </w:rPr>
+        <w:t xml:space="preserve">публикации сырьевой строки</w:t>
+      </w:r>
+      <w:r>
         <w:t xml:space="preserve">81</w:t>
       </w:r>
       <w:r>
-        <w:t xml:space="preserve">82</w:t>
-      </w:r>
-      <w:r>
-        <w:t xml:space="preserve">. Урок для нас не в цифрах, а в механизме: во всех трёх странах изменения начались с</w:t>
-      </w:r>
-      <w:r>
-        <w:t xml:space="preserve"> </w:t>
-      </w:r>
-      <w:r>
-        <w:rPr>
-          <w:b/>
-          <w:bCs/>
-        </w:rPr>
-        <w:t xml:space="preserve">публикации сырьевой строки</w:t>
-      </w:r>
-      <w:r>
-        <w:t xml:space="preserve">69</w:t>
-      </w:r>
-      <w:r>
-        <w:t xml:space="preserve">80</w:t>
+        <w:t xml:space="preserve">92</w:t>
       </w:r>
       <w:r>
         <w:t xml:space="preserve">.</w:t>
@@ -16478,7 +16776,7 @@
         <w:t xml:space="preserve">— сырьё + труд кухни + энергия + амортизация. Канадский аудит оценивал её в $27,91–54,85 за жителя в день — в 3–6 раз выше сырьевой строки</w:t>
       </w:r>
       <w:r>
-        <w:t xml:space="preserve">48</w:t>
+        <w:t xml:space="preserve">55</w:t>
       </w:r>
       <w:r>
         <w:t xml:space="preserve">. Вывод: экономия на сырьё при огромной полной стоимости — самая неэффективная экономия системы.</w:t>
@@ -16502,14 +16800,14 @@
         <w:t xml:space="preserve">— время помощников за столом. Оценка тех же канадских данных — до 45 минут в день на жителя группы помощи</w:t>
       </w:r>
       <w:r>
-        <w:t xml:space="preserve">48</w:t>
+        <w:t xml:space="preserve">55</w:t>
       </w:r>
       <w:r>
         <w:t xml:space="preserve">. Это самая дорогая и самая скрытая строка: она живёт в штатном расписании, а не в продуктовом бюджете.</w:t>
       </w:r>
     </w:p>
-    <w:bookmarkEnd w:id="255"/>
-    <w:bookmarkStart w:id="256" w:name="X03b7d17515dfb0fa325e5abe632a714a253f117"/>
+    <w:bookmarkEnd w:id="260"/>
+    <w:bookmarkStart w:id="261" w:name="X03b7d17515dfb0fa325e5abe632a714a253f117"/>
     <w:p>
       <w:pPr>
         <w:pStyle w:val="Heading2"/>
@@ -16526,17 +16824,17 @@
         <w:t xml:space="preserve">Формула (методика — приложение 25): расходы на продукты за месяц ÷ число жителей ÷ число дней = руб./житель/день. Три правила интерпретации: считать только продукты (без труда и коммуналки); сравнивать с собой в динамике и с региональными коллегами, а не с зарубежными долларами (структуры цен разные); публиковать — учредителю и совету жителей, потому что прозрачность строки во всех изученных странах работала на её рост</w:t>
       </w:r>
       <w:r>
-        <w:t xml:space="preserve">69</w:t>
-      </w:r>
-      <w:r>
-        <w:t xml:space="preserve">79</w:t>
+        <w:t xml:space="preserve">81</w:t>
+      </w:r>
+      <w:r>
+        <w:t xml:space="preserve">91</w:t>
       </w:r>
       <w:r>
         <w:t xml:space="preserve">. Если никто в доме не может назвать эту цифру за пять минут — это первая находка аудита (раздел 22).</w:t>
       </w:r>
     </w:p>
-    <w:bookmarkEnd w:id="256"/>
-    <w:bookmarkStart w:id="257" w:name="Xfd5842f1638c74ce1d0f1ded882b52d11cda34c"/>
+    <w:bookmarkEnd w:id="261"/>
+    <w:bookmarkStart w:id="262" w:name="Xfd5842f1638c74ce1d0f1ded882b52d11cda34c"/>
     <w:p>
       <w:pPr>
         <w:pStyle w:val="Heading2"/>
@@ -16951,8 +17249,8 @@
         <w:t xml:space="preserve">Расчёт иллюстративный; пропорции устанавливаются статистикой выбора.</w:t>
       </w:r>
     </w:p>
-    <w:bookmarkEnd w:id="257"/>
-    <w:bookmarkStart w:id="258" w:name="отходы-единственная-честная-экономия"/>
+    <w:bookmarkEnd w:id="262"/>
+    <w:bookmarkStart w:id="263" w:name="отходы-единственная-честная-экономия"/>
     <w:p>
       <w:pPr>
         <w:pStyle w:val="Heading2"/>
@@ -16982,14 +17280,14 @@
         <w:t xml:space="preserve">. Семидневный замер отходов до пилота и через 90 дней даёт собственную цифру, которая и есть честный ответ на вопрос «сколько экономит выбор» — у вас, а не в среднем. Международные аналоги (снижение остатков при улучшении качества и выбора) существуют</w:t>
       </w:r>
       <w:r>
-        <w:t xml:space="preserve">83</w:t>
+        <w:t xml:space="preserve">95</w:t>
       </w:r>
       <w:r>
         <w:t xml:space="preserve">, но переносятся только как гипотеза.</w:t>
       </w:r>
     </w:p>
-    <w:bookmarkEnd w:id="258"/>
-    <w:bookmarkStart w:id="259" w:name="каналы-денег-и-разговор-с-учредителем"/>
+    <w:bookmarkEnd w:id="263"/>
+    <w:bookmarkStart w:id="264" w:name="каналы-денег-и-разговор-с-учредителем"/>
     <w:p>
       <w:pPr>
         <w:pStyle w:val="Heading2"/>
@@ -17006,273 +17304,273 @@
         <w:t xml:space="preserve">Реальные источники изменения продуктовой строки: региональные нормы (их пересмотр — компетенция учредителя/региона), экономия отходов (по замеру), пожертвования и целевые программы, буфетная выручка (если предусмотрена уставной деятельностью). Инструмент разговора с учредителем — пакет из раздела 38: сырьевая строка в динамике, замер отходов, сравнение с международной механикой прозрачности</w:t>
       </w:r>
       <w:r>
+        <w:t xml:space="preserve">81</w:t>
+      </w:r>
+      <w:r>
+        <w:t xml:space="preserve">. Австралийский урок для учредителя: надбавка $10 AUD была дана</w:t>
+      </w:r>
+      <w:r>
+        <w:t xml:space="preserve"> </w:t>
+      </w:r>
+      <w:r>
+        <w:rPr>
+          <w:b/>
+          <w:bCs/>
+        </w:rPr>
+        <w:t xml:space="preserve">в обмен на ежеквартальную отчётность</w:t>
+      </w:r>
+      <w:r>
+        <w:t xml:space="preserve">81</w:t>
+      </w:r>
+      <w:r>
+        <w:t xml:space="preserve"> </w:t>
+      </w:r>
+      <w:r>
+        <w:t xml:space="preserve">— предложить такую конструкцию (прозрачность строки в обмен на её увеличение) может и российский директор.</w:t>
+      </w:r>
+    </w:p>
+    <w:bookmarkEnd w:id="264"/>
+    <w:bookmarkStart w:id="265" w:name="ловушка-экономии"/>
+    <w:p>
+      <w:pPr>
+        <w:pStyle w:val="Heading2"/>
+      </w:pPr>
+      <w:r>
+        <w:t xml:space="preserve">29.7. Ловушка экономии</w:t>
+      </w:r>
+    </w:p>
+    <w:p>
+      <w:pPr>
+        <w:pStyle w:val="FirstParagraph"/>
+      </w:pPr>
+      <w:r>
+        <w:t xml:space="preserve">Единственное предупреждение раздела: питание — худшее место для экономии бюджета. Механика ловушки изучена: сырьевая строка сжимается → качество падает → растут отходы и недоедание → растут соматические расходы и жалобы → система платит втрое в других строках</w:t>
+      </w:r>
+      <w:r>
+        <w:t xml:space="preserve">55</w:t>
+      </w:r>
+      <w:r>
+        <w:t xml:space="preserve">80</w:t>
+      </w:r>
+      <w:r>
+        <w:t xml:space="preserve">. Директору, которому «режут продукты», аргумент не моральный, а арифметический: покажите полную стоимость недоедания (пневмонии, госпитализации) против копеечной экономии сырьевой строки.</w:t>
+      </w:r>
+    </w:p>
+    <w:bookmarkEnd w:id="265"/>
+    <w:bookmarkStart w:id="266" w:name="управленческий-вывод-18"/>
+    <w:p>
+      <w:pPr>
+        <w:pStyle w:val="Heading2"/>
+      </w:pPr>
+      <w:r>
+        <w:t xml:space="preserve">29.8. Управленческий вывод</w:t>
+      </w:r>
+    </w:p>
+    <w:p>
+      <w:pPr>
+        <w:pStyle w:val="FirstParagraph"/>
+      </w:pPr>
+      <w:r>
+        <w:t xml:space="preserve">Финансовая грамотность темы — три действия: посчитать сырьевую строку (час), замерить отходы (неделя), назвать дефицит числом и выносить его учредителю письменно (постоянно). Вариативность М1–М2 при этом не требует новых денег, но и не обещает экономии до замера. Всё, что сверх этого, — предмет пилота с цифрами, а не убеждений.</w:t>
+      </w:r>
+    </w:p>
+    <w:bookmarkEnd w:id="266"/>
+    <w:bookmarkStart w:id="267" w:name="отходы-как-замер-превращается-в-рубли"/>
+    <w:p>
+      <w:pPr>
+        <w:pStyle w:val="Heading2"/>
+      </w:pPr>
+      <w:r>
+        <w:t xml:space="preserve">29.11. Отходы: как замер превращается в рубли</w:t>
+      </w:r>
+    </w:p>
+    <w:p>
+      <w:pPr>
+        <w:pStyle w:val="FirstParagraph"/>
+      </w:pPr>
+      <w:r>
+        <w:t xml:space="preserve">Цепочка «замер → вывод → рубль» короче, чем кажется. Замер (приложение 25) даёт граммы на порцию по блюдам; топ-3 блюд по остаткам сверяются с меню-циклом: уходят, уменьшаются в порции или заменяются парой. Перевод в рубли: масса недельных отходов × усреднённая закупочная цена килограмма по фактуре — это ваша фактическая строка «выброшенных денег», первая честная экономическая цифра дома. Три правила интерпретации: отходы не равны нулю нигде (цель — снижение, а не стерильность); тарелочные и кухонные остатки — разные диагнозы (тарелочные — про вкус, размер порции и состояние жителей; кухонные — про планирование объёмов); снижение отходов после введения выбора — гипотеза, подтверждаемая только повторным замером через 90 дней, и если замер её не подтвердил, это такой же результат. Иллюстративный расчёт (не замер): дом на 150 жителей, 80 г тарелочных остатков на порцию, 3 приёма пищи — 36 кг в день; при цене условных 250 руб./кг — порядка 9 000 руб. в день потенциала, из которого реально извлекается часть. Цифры условные — порядок действий настоящий.</w:t>
+      </w:r>
+    </w:p>
+    <w:bookmarkEnd w:id="267"/>
+    <w:bookmarkStart w:id="268" w:name="X92a2e777bc5cbe041d3ea35815016a0cf3abc21"/>
+    <w:p>
+      <w:pPr>
+        <w:pStyle w:val="Heading2"/>
+      </w:pPr>
+      <w:r>
+        <w:t xml:space="preserve">29.10. Ловушка экономии: когда «сократить сырьё» дороже всего</w:t>
+      </w:r>
+    </w:p>
+    <w:p>
+      <w:pPr>
+        <w:pStyle w:val="FirstParagraph"/>
+      </w:pPr>
+      <w:r>
+        <w:t xml:space="preserve">Канадский аудит полной стоимости питания</w:t>
+      </w:r>
+      <w:r>
+        <w:t xml:space="preserve">55</w:t>
+      </w:r>
+      <w:r>
+        <w:t xml:space="preserve"> </w:t>
+      </w:r>
+      <w:r>
+        <w:t xml:space="preserve">показал пропорцию, которую стоит помнить при любом разговоре об экономии: сырьё — меньшая часть полной стоимости, труд и инфраструктура — большая. Следствие: сокращение сырьевой строки — самая заметная и самая вредная экономия: она бьёт по жителям напрямую, экономит меньшую долю и производит скрытые издержки (вес, здоровье, жалобы, проверки). Обратная стратегия — эффективность большой доли (поток, трудозатраты, отходы) при стабильной сырьевой строке — внешне незаметна и реально действенна. Именно поэтому публикация сырьевой строки (раздел 29.3) — защита жителей: видимая строка сопротивляется сокращению лучше невидимой</w:t>
+      </w:r>
+      <w:r>
+        <w:t xml:space="preserve">81</w:t>
+      </w:r>
+      <w:r>
+        <w:t xml:space="preserve">91</w:t>
+      </w:r>
+      <w:r>
+        <w:t xml:space="preserve">.</w:t>
+      </w:r>
+    </w:p>
+    <w:bookmarkEnd w:id="268"/>
+    <w:bookmarkStart w:id="269" w:name="Xe614a08da9ec86ba0a02f73cae0751fbb813a62"/>
+    <w:p>
+      <w:pPr>
+        <w:pStyle w:val="Heading2"/>
+      </w:pPr>
+      <w:r>
+        <w:t xml:space="preserve">29.9. Разговор о деньгах с учредителем: скелет презентации</w:t>
+      </w:r>
+    </w:p>
+    <w:p>
+      <w:pPr>
+        <w:pStyle w:val="FirstParagraph"/>
+      </w:pPr>
+      <w:r>
+        <w:t xml:space="preserve">Десять слайдов мысленной презентации (не путать с семинарской): 1) сырьевая строка наша — факт, руб./житель/день; 2) динамика за год — факт; 3) сравнение с полной стоимостью — доля сырья в структуре (методика</w:t>
+      </w:r>
+      <w:r>
+        <w:t xml:space="preserve">55</w:t>
+      </w:r>
+      <w:r>
+        <w:t xml:space="preserve">); 4) отходы в рублях — факт замера; 5) что сделано без денег — список; 6) эффект — числа до/после; 7) что стоит денег — три позиции с расчётом; 8) цена бездействия — риски в цифрах (отходы, жалобы, проверки</w:t>
+      </w:r>
+      <w:r>
         <w:t xml:space="preserve">69</w:t>
       </w:r>
       <w:r>
-        <w:t xml:space="preserve">. Австралийский урок для учредителя: надбавка $10 AUD была дана</w:t>
-      </w:r>
-      <w:r>
-        <w:t xml:space="preserve"> </w:t>
-      </w:r>
-      <w:r>
-        <w:rPr>
-          <w:b/>
-          <w:bCs/>
-        </w:rPr>
-        <w:t xml:space="preserve">в обмен на ежеквартальную отчётность</w:t>
+        <w:t xml:space="preserve">); 9) просимое решение — одно, конкретное, с датой; 10) что отчётность будет показывать через квартал. Скелет работает потому, что каждый слайд — число или документ; эмоция в разговоре о деньгах проигрывает смете всегда.</w:t>
+      </w:r>
+    </w:p>
+    <w:bookmarkEnd w:id="269"/>
+    <w:bookmarkEnd w:id="270"/>
+    <w:bookmarkStart w:id="279" w:name="закупки-продуктов-44-фз-без-кошмаров"/>
+    <w:p>
+      <w:pPr>
+        <w:pStyle w:val="Heading1"/>
+      </w:pPr>
+      <w:r>
+        <w:t xml:space="preserve">30. Закупки продуктов: 44-ФЗ без кошмаров</w:t>
+      </w:r>
+    </w:p>
+    <w:bookmarkStart w:id="271" w:name="рамка-раздела"/>
+    <w:p>
+      <w:pPr>
+        <w:pStyle w:val="Heading2"/>
+      </w:pPr>
+      <w:r>
+        <w:t xml:space="preserve">30.1. Рамка раздела</w:t>
+      </w:r>
+    </w:p>
+    <w:p>
+      <w:pPr>
+        <w:pStyle w:val="FirstParagraph"/>
+      </w:pPr>
+      <w:r>
+        <w:t xml:space="preserve">Закупка продуктов для казённого и бюджетного стационарного учреждения, как правило, идёт по 44-ФЗ. Для автономного учреждения режим зависит от положения о закупке: часть операций может идти по 223-ФЗ, а закупки за счёт субсидии на госзадание нередко остаются в контуре 44-ФЗ — это зона юриста и контрактной службы, а не универсальная формула «всем 44-ФЗ». Для директора это зона двух встречных рисков: формальных (нарушение процедуры) и антимонопольных (картель поставщиков или, наоборот, обвинение в ограничении конкуренции). Доклад не заменяет контрактного управляющего и юриста по закупкам; раздел показывает только то, как закупка связана с питанием и вариативностью, и где директор обязан быть грамотным лично.</w:t>
+      </w:r>
+    </w:p>
+    <w:bookmarkEnd w:id="271"/>
+    <w:bookmarkStart w:id="272" w:name="Xf79f6e94eee3b6b47bd9d8d5ff6105d0035a788"/>
+    <w:p>
+      <w:pPr>
+        <w:pStyle w:val="Heading2"/>
+      </w:pPr>
+      <w:r>
+        <w:t xml:space="preserve">30.2. Продуктовая рамка: что нужно знать директору</w:t>
+      </w:r>
+    </w:p>
+    <w:p>
+      <w:pPr>
+        <w:pStyle w:val="FirstParagraph"/>
+      </w:pPr>
+      <w:r>
+        <w:t xml:space="preserve">Три практических принципа. Первый:</w:t>
+      </w:r>
+      <w:r>
+        <w:t xml:space="preserve"> </w:t>
+      </w:r>
+      <w:r>
+        <w:rPr>
+          <w:b/>
+          <w:bCs/>
+        </w:rPr>
+        <w:t xml:space="preserve">объект закупки — продукты по спецификации</w:t>
+      </w:r>
+      <w:r>
+        <w:t xml:space="preserve">, и качество спецификации определяет качество стола сильнее, чем качество повара. Спецификация «крупа гречневая, ГОСТ, ядрица, не ниже первого сорта» и спецификация «крупа» — две разные столовые. Второй:</w:t>
+      </w:r>
+      <w:r>
+        <w:t xml:space="preserve"> </w:t>
+      </w:r>
+      <w:r>
+        <w:rPr>
+          <w:b/>
+          <w:bCs/>
+        </w:rPr>
+        <w:t xml:space="preserve">пропорции внутри спецификации — инструмент вариативности</w:t>
+      </w:r>
+      <w:r>
+        <w:t xml:space="preserve">: пары эквивалентов (гречка/рис, курица/рыба) закладываются в закупку заранее, по статистике выбора (раздел 21); вариативность, не заложенная в план закупок, умрёт на складе. Третий:</w:t>
+      </w:r>
+      <w:r>
+        <w:t xml:space="preserve"> </w:t>
+      </w:r>
+      <w:r>
+        <w:rPr>
+          <w:b/>
+          <w:bCs/>
+        </w:rPr>
+        <w:t xml:space="preserve">сроки и партии</w:t>
+      </w:r>
+      <w:r>
+        <w:t xml:space="preserve"> </w:t>
+      </w:r>
+      <w:r>
+        <w:t xml:space="preserve">важнее экономии на цене — срыв поставки одной позиции ломает всю цепочку раскладки и таблиц замен.</w:t>
+      </w:r>
+    </w:p>
+    <w:bookmarkEnd w:id="272"/>
+    <w:bookmarkStart w:id="273" w:name="антимонопольная-зона-практика-фас"/>
+    <w:p>
+      <w:pPr>
+        <w:pStyle w:val="Heading2"/>
+      </w:pPr>
+      <w:r>
+        <w:t xml:space="preserve">30.3. Антимонопольная зона: практика ФАС</w:t>
+      </w:r>
+    </w:p>
+    <w:p>
+      <w:pPr>
+        <w:pStyle w:val="FirstParagraph"/>
+      </w:pPr>
+      <w:r>
+        <w:t xml:space="preserve">Проверенная практика показывает масштаб рисков: ФАС раскрыла картель на торгах по поставке социально значимых продуктов — 543 торга на 4,7 млрд рублей (Москва, Московская область, Владимирская область, Дагестан; 2024)</w:t>
       </w:r>
       <w:r>
         <w:t xml:space="preserve">69</w:t>
       </w:r>
       <w:r>
-        <w:t xml:space="preserve"> </w:t>
-      </w:r>
-      <w:r>
-        <w:t xml:space="preserve">— предложить такую конструкцию (прозрачность строки в обмен на её увеличение) может и российский директор.</w:t>
-      </w:r>
-    </w:p>
-    <w:bookmarkEnd w:id="259"/>
-    <w:bookmarkStart w:id="260" w:name="ловушка-экономии"/>
-    <w:p>
-      <w:pPr>
-        <w:pStyle w:val="Heading2"/>
-      </w:pPr>
-      <w:r>
-        <w:t xml:space="preserve">29.7. Ловушка экономии</w:t>
-      </w:r>
-    </w:p>
-    <w:p>
-      <w:pPr>
-        <w:pStyle w:val="FirstParagraph"/>
-      </w:pPr>
-      <w:r>
-        <w:t xml:space="preserve">Единственное предупреждение раздела: питание — худшее место для экономии бюджета. Механика ловушки изучена: сырьевая строка сжимается → качество падает → растут отходы и недоедание → растут соматические расходы и жалобы → система платит втрое в других строках</w:t>
-      </w:r>
-      <w:r>
-        <w:t xml:space="preserve">48</w:t>
-      </w:r>
-      <w:r>
-        <w:t xml:space="preserve">68</w:t>
-      </w:r>
-      <w:r>
-        <w:t xml:space="preserve">. Директору, которому «режут продукты», аргумент не моральный, а арифметический: покажите полную стоимость недоедания (пневмонии, госпитализации) против копеечной экономии сырьевой строки.</w:t>
-      </w:r>
-    </w:p>
-    <w:bookmarkEnd w:id="260"/>
-    <w:bookmarkStart w:id="261" w:name="управленческий-вывод-18"/>
-    <w:p>
-      <w:pPr>
-        <w:pStyle w:val="Heading2"/>
-      </w:pPr>
-      <w:r>
-        <w:t xml:space="preserve">29.8. Управленческий вывод</w:t>
-      </w:r>
-    </w:p>
-    <w:p>
-      <w:pPr>
-        <w:pStyle w:val="FirstParagraph"/>
-      </w:pPr>
-      <w:r>
-        <w:t xml:space="preserve">Финансовая грамотность темы — три действия: посчитать сырьевую строку (час), замерить отходы (неделя), назвать дефицит числом и выносить его учредителю письменно (постоянно). Вариативность М1–М2 при этом не требует новых денег, но и не обещает экономии до замера. Всё, что сверх этого, — предмет пилота с цифрами, а не убеждений.</w:t>
-      </w:r>
-    </w:p>
-    <w:bookmarkEnd w:id="261"/>
-    <w:bookmarkStart w:id="262" w:name="отходы-как-замер-превращается-в-рубли"/>
-    <w:p>
-      <w:pPr>
-        <w:pStyle w:val="Heading2"/>
-      </w:pPr>
-      <w:r>
-        <w:t xml:space="preserve">29.11. Отходы: как замер превращается в рубли</w:t>
-      </w:r>
-    </w:p>
-    <w:p>
-      <w:pPr>
-        <w:pStyle w:val="FirstParagraph"/>
-      </w:pPr>
-      <w:r>
-        <w:t xml:space="preserve">Цепочка «замер → вывод → рубль» короче, чем кажется. Замер (приложение 25) даёт граммы на порцию по блюдам; топ-3 блюд по остаткам сверяются с меню-циклом: уходят, уменьшаются в порции или заменяются парой. Перевод в рубли: масса недельных отходов × усреднённая закупочная цена килограмма по фактуре — это ваша фактическая строка «выброшенных денег», первая честная экономическая цифра дома. Три правила интерпретации: отходы не равны нулю нигде (цель — снижение, а не стерильность); тарелочные и кухонные остатки — разные диагнозы (тарелочные — про вкус, размер порции и состояние жителей; кухонные — про планирование объёмов); снижение отходов после введения выбора — гипотеза, подтверждаемая только повторным замером через 90 дней, и если замер её не подтвердил, это такой же результат. Иллюстративный расчёт (не замер): дом на 150 жителей, 80 г тарелочных остатков на порцию, 3 приёма пищи — 36 кг в день; при цене условных 250 руб./кг — порядка 9 000 руб. в день потенциала, из которого реально извлекается часть. Цифры условные — порядок действий настоящий.</w:t>
-      </w:r>
-    </w:p>
-    <w:bookmarkEnd w:id="262"/>
-    <w:bookmarkStart w:id="263" w:name="X92a2e777bc5cbe041d3ea35815016a0cf3abc21"/>
-    <w:p>
-      <w:pPr>
-        <w:pStyle w:val="Heading2"/>
-      </w:pPr>
-      <w:r>
-        <w:t xml:space="preserve">29.10. Ловушка экономии: когда «сократить сырьё» дороже всего</w:t>
-      </w:r>
-    </w:p>
-    <w:p>
-      <w:pPr>
-        <w:pStyle w:val="FirstParagraph"/>
-      </w:pPr>
-      <w:r>
-        <w:t xml:space="preserve">Канадский аудит полной стоимости питания</w:t>
-      </w:r>
-      <w:r>
-        <w:t xml:space="preserve">48</w:t>
-      </w:r>
-      <w:r>
-        <w:t xml:space="preserve"> </w:t>
-      </w:r>
-      <w:r>
-        <w:t xml:space="preserve">показал пропорцию, которую стоит помнить при любом разговоре об экономии: сырьё — меньшая часть полной стоимости, труд и инфраструктура — большая. Следствие: сокращение сырьевой строки — самая заметная и самая вредная экономия: она бьёт по жителям напрямую, экономит меньшую долю и производит скрытые издержки (вес, здоровье, жалобы, проверки). Обратная стратегия — эффективность большой доли (поток, трудозатраты, отходы) при стабильной сырьевой строке — внешне незаметна и реально действенна. Именно поэтому публикация сырьевой строки (раздел 29.3) — защита жителей: видимая строка сопротивляется сокращению лучше невидимой</w:t>
-      </w:r>
-      <w:r>
-        <w:t xml:space="preserve">69</w:t>
-      </w:r>
-      <w:r>
-        <w:t xml:space="preserve">79</w:t>
-      </w:r>
-      <w:r>
-        <w:t xml:space="preserve">.</w:t>
-      </w:r>
-    </w:p>
-    <w:bookmarkEnd w:id="263"/>
-    <w:bookmarkStart w:id="264" w:name="Xe614a08da9ec86ba0a02f73cae0751fbb813a62"/>
-    <w:p>
-      <w:pPr>
-        <w:pStyle w:val="Heading2"/>
-      </w:pPr>
-      <w:r>
-        <w:t xml:space="preserve">29.9. Разговор о деньгах с учредителем: скелет презентации</w:t>
-      </w:r>
-    </w:p>
-    <w:p>
-      <w:pPr>
-        <w:pStyle w:val="FirstParagraph"/>
-      </w:pPr>
-      <w:r>
-        <w:t xml:space="preserve">Десять слайдов мысленной презентации (не путать с семинарской): 1) сырьевая строка наша — факт, руб./житель/день; 2) динамика за год — факт; 3) сравнение с полной стоимостью — доля сырья в структуре (методика</w:t>
-      </w:r>
-      <w:r>
-        <w:t xml:space="preserve">48</w:t>
-      </w:r>
-      <w:r>
-        <w:t xml:space="preserve">); 4) отходы в рублях — факт замера; 5) что сделано без денег — список; 6) эффект — числа до/после; 7) что стоит денег — три позиции с расчётом; 8) цена бездействия — риски в цифрах (отходы, жалобы, проверки</w:t>
-      </w:r>
-      <w:r>
-        <w:t xml:space="preserve">57</w:t>
-      </w:r>
-      <w:r>
-        <w:t xml:space="preserve">); 9) просимое решение — одно, конкретное, с датой; 10) что отчётность будет показывать через квартал. Скелет работает потому, что каждый слайд — число или документ; эмоция в разговоре о деньгах проигрывает смете всегда.</w:t>
-      </w:r>
-    </w:p>
-    <w:bookmarkEnd w:id="264"/>
-    <w:bookmarkEnd w:id="265"/>
-    <w:bookmarkStart w:id="274" w:name="закупки-продуктов-44-фз-без-кошмаров"/>
-    <w:p>
-      <w:pPr>
-        <w:pStyle w:val="Heading1"/>
-      </w:pPr>
-      <w:r>
-        <w:t xml:space="preserve">30. Закупки продуктов: 44-ФЗ без кошмаров</w:t>
-      </w:r>
-    </w:p>
-    <w:bookmarkStart w:id="266" w:name="рамка-раздела"/>
-    <w:p>
-      <w:pPr>
-        <w:pStyle w:val="Heading2"/>
-      </w:pPr>
-      <w:r>
-        <w:t xml:space="preserve">30.1. Рамка раздела</w:t>
-      </w:r>
-    </w:p>
-    <w:p>
-      <w:pPr>
-        <w:pStyle w:val="FirstParagraph"/>
-      </w:pPr>
-      <w:r>
-        <w:t xml:space="preserve">Закупка продуктов для казённого и бюджетного стационарного учреждения, как правило, идёт по 44-ФЗ. Для автономного учреждения режим зависит от положения о закупке: часть операций может идти по 223-ФЗ, а закупки за счёт субсидии на госзадание нередко остаются в контуре 44-ФЗ — это зона юриста и контрактной службы, а не универсальная формула «всем 44-ФЗ». Для директора это зона двух встречных рисков: формальных (нарушение процедуры) и антимонопольных (картель поставщиков или, наоборот, обвинение в ограничении конкуренции). Доклад не заменяет контрактного управляющего и юриста по закупкам; раздел показывает только то, как закупка связана с питанием и вариативностью, и где директор обязан быть грамотным лично.</w:t>
-      </w:r>
-    </w:p>
-    <w:bookmarkEnd w:id="266"/>
-    <w:bookmarkStart w:id="267" w:name="Xf79f6e94eee3b6b47bd9d8d5ff6105d0035a788"/>
-    <w:p>
-      <w:pPr>
-        <w:pStyle w:val="Heading2"/>
-      </w:pPr>
-      <w:r>
-        <w:t xml:space="preserve">30.2. Продуктовая рамка: что нужно знать директору</w:t>
-      </w:r>
-    </w:p>
-    <w:p>
-      <w:pPr>
-        <w:pStyle w:val="FirstParagraph"/>
-      </w:pPr>
-      <w:r>
-        <w:t xml:space="preserve">Три практических принципа. Первый:</w:t>
-      </w:r>
-      <w:r>
-        <w:t xml:space="preserve"> </w:t>
-      </w:r>
-      <w:r>
-        <w:rPr>
-          <w:b/>
-          <w:bCs/>
-        </w:rPr>
-        <w:t xml:space="preserve">объект закупки — продукты по спецификации</w:t>
-      </w:r>
-      <w:r>
-        <w:t xml:space="preserve">, и качество спецификации определяет качество стола сильнее, чем качество повара. Спецификация «крупа гречневая, ГОСТ, ядрица, не ниже первого сорта» и спецификация «крупа» — две разные столовые. Второй:</w:t>
-      </w:r>
-      <w:r>
-        <w:t xml:space="preserve"> </w:t>
-      </w:r>
-      <w:r>
-        <w:rPr>
-          <w:b/>
-          <w:bCs/>
-        </w:rPr>
-        <w:t xml:space="preserve">пропорции внутри спецификации — инструмент вариативности</w:t>
-      </w:r>
-      <w:r>
-        <w:t xml:space="preserve">: пары эквивалентов (гречка/рис, курица/рыба) закладываются в закупку заранее, по статистике выбора (раздел 21); вариативность, не заложенная в план закупок, умрёт на складе. Третий:</w:t>
-      </w:r>
-      <w:r>
-        <w:t xml:space="preserve"> </w:t>
-      </w:r>
-      <w:r>
-        <w:rPr>
-          <w:b/>
-          <w:bCs/>
-        </w:rPr>
-        <w:t xml:space="preserve">сроки и партии</w:t>
-      </w:r>
-      <w:r>
-        <w:t xml:space="preserve"> </w:t>
-      </w:r>
-      <w:r>
-        <w:t xml:space="preserve">важнее экономии на цене — срыв поставки одной позиции ломает всю цепочку раскладки и таблиц замен.</w:t>
-      </w:r>
-    </w:p>
-    <w:bookmarkEnd w:id="267"/>
-    <w:bookmarkStart w:id="268" w:name="антимонопольная-зона-практика-фас"/>
-    <w:p>
-      <w:pPr>
-        <w:pStyle w:val="Heading2"/>
-      </w:pPr>
-      <w:r>
-        <w:t xml:space="preserve">30.3. Антимонопольная зона: практика ФАС</w:t>
-      </w:r>
-    </w:p>
-    <w:p>
-      <w:pPr>
-        <w:pStyle w:val="FirstParagraph"/>
-      </w:pPr>
-      <w:r>
-        <w:t xml:space="preserve">Проверенная практика показывает масштаб рисков: ФАС раскрыла картель на торгах по поставке социально значимых продуктов — 543 торга на 4,7 млрд рублей (Москва, Московская область, Владимирская область, Дагестан; 2024)</w:t>
-      </w:r>
-      <w:r>
-        <w:t xml:space="preserve">57</w:t>
-      </w:r>
-      <w:r>
         <w:t xml:space="preserve">; в Челябинске — картель на 27 тендерах школьного питания со штрафом и уголовным делом по ст. 178 УК (2025)</w:t>
       </w:r>
       <w:r>
-        <w:t xml:space="preserve">58</w:t>
+        <w:t xml:space="preserve">70</w:t>
       </w:r>
       <w:r>
         <w:t xml:space="preserve">. Для директора учреждения-заказчика выводы три:</w:t>
@@ -17350,8 +17648,8 @@
         <w:t xml:space="preserve">Маркировка: практика ФАС приведена по публичным сообщениям; для конкретных закупочных решений требуется заключение контрактной службы/юриста.</w:t>
       </w:r>
     </w:p>
-    <w:bookmarkEnd w:id="268"/>
-    <w:bookmarkStart w:id="269" w:name="закупка-и-вариативность-стыковка"/>
+    <w:bookmarkEnd w:id="273"/>
+    <w:bookmarkStart w:id="274" w:name="закупка-и-вариативность-стыковка"/>
     <w:p>
       <w:pPr>
         <w:pStyle w:val="Heading2"/>
@@ -17437,8 +17735,8 @@
         <w:t xml:space="preserve">.</w:t>
       </w:r>
     </w:p>
-    <w:bookmarkEnd w:id="269"/>
-    <w:bookmarkStart w:id="270" w:name="аутсорсинг-питания-за-и-против-честно"/>
+    <w:bookmarkEnd w:id="274"/>
+    <w:bookmarkStart w:id="275" w:name="аутсорсинг-питания-за-и-против-честно"/>
     <w:p>
       <w:pPr>
         <w:pStyle w:val="Heading2"/>
@@ -17481,8 +17779,8 @@
         <w:t xml:space="preserve">Рекомендация, не норма.</w:t>
       </w:r>
     </w:p>
-    <w:bookmarkEnd w:id="270"/>
-    <w:bookmarkStart w:id="271" w:name="управленческий-вывод-19"/>
+    <w:bookmarkEnd w:id="275"/>
+    <w:bookmarkStart w:id="276" w:name="управленческий-вывод-19"/>
     <w:p>
       <w:pPr>
         <w:pStyle w:val="Heading2"/>
@@ -17499,8 +17797,8 @@
         <w:t xml:space="preserve">Директор не обязан быть закупщиком, но обязан: понимать, что спецификация определяет стол; закладывать вариативность в план закупок по статистике; знать признаки картеля и канал сообщения в УФАС; документировать приёмку; при аутсорсинге — вписывать выбор в ТЗ. Это пять пунктов грамотности, а не погружение в 44-ФЗ, — и они закрывают главные закупочные риски темы.</w:t>
       </w:r>
     </w:p>
-    <w:bookmarkEnd w:id="271"/>
-    <w:bookmarkStart w:id="272" w:name="Xc6b094f311520c0a49c95737989997e8f2e9c46"/>
+    <w:bookmarkEnd w:id="276"/>
+    <w:bookmarkStart w:id="277" w:name="Xc6b094f311520c0a49c95737989997e8f2e9c46"/>
     <w:p>
       <w:pPr>
         <w:pStyle w:val="Heading2"/>
@@ -17597,8 +17895,8 @@
         <w:t xml:space="preserve">ответственный и форма акта — претензионная работа без этой строки превращается в обиды. Каждая строка согласуется с контрактной службой заранее; конфликт «меню против контракта» — всегда симптом того, что меню меняли, а спецификацию нет.</w:t>
       </w:r>
     </w:p>
-    <w:bookmarkEnd w:id="272"/>
-    <w:bookmarkStart w:id="273" w:name="Xcb9bc508e998886b8ef45b6c72d85e603527671"/>
+    <w:bookmarkEnd w:id="277"/>
+    <w:bookmarkStart w:id="278" w:name="Xcb9bc508e998886b8ef45b6c72d85e603527671"/>
     <w:p>
       <w:pPr>
         <w:pStyle w:val="Heading2"/>
@@ -17615,21 +17913,21 @@
         <w:t xml:space="preserve">Масштаб проблемы измерим: ФАС фиксировала картели на сотнях торгов по соцпитанию (543 торга на 4,7 млрд руб. за 2024 год)</w:t>
       </w:r>
       <w:r>
-        <w:t xml:space="preserve">57</w:t>
+        <w:t xml:space="preserve">69</w:t>
       </w:r>
       <w:r>
         <w:t xml:space="preserve">, а региональные дела доходят до штрафов в миллионы рублей</w:t>
       </w:r>
       <w:r>
-        <w:t xml:space="preserve">58</w:t>
+        <w:t xml:space="preserve">70</w:t>
       </w:r>
       <w:r>
         <w:t xml:space="preserve">. Директор — не следователь, но три признака обязан уметь видеть в своих закупках: одни и те же два-три поставщика поочерёдно «выигрывают» с близкими ценами годами; снижение от начальной цены ритуально мало (доли процента); «проигравший» в этом торге побеждает в соседнем с тем же раскладом. Один признак — не доказательство; устойчивая картина — основание для информации учредителя и, при его согласии, обращения в ФАС (анонимность заявителя законом предусмотрена). Прагматический смысл для темы доклада: картельная закупка — скрытый налог на сырьевую строку; разговор «дорого варить два варианта» иногда стоит начинать не с кухни, а с цен закупки.</w:t>
       </w:r>
     </w:p>
-    <w:bookmarkEnd w:id="273"/>
-    <w:bookmarkEnd w:id="274"/>
-    <w:bookmarkStart w:id="284" w:name="Xd2fa706ae8e58f95f3b875ca550f34ac645a139"/>
+    <w:bookmarkEnd w:id="278"/>
+    <w:bookmarkEnd w:id="279"/>
+    <w:bookmarkStart w:id="289" w:name="Xd2fa706ae8e58f95f3b875ca550f34ac645a139"/>
     <w:p>
       <w:pPr>
         <w:pStyle w:val="Heading1"/>
@@ -17638,7 +17936,7 @@
         <w:t xml:space="preserve">31. Документальный комплект: как практика становится системой</w:t>
       </w:r>
     </w:p>
-    <w:bookmarkStart w:id="275" w:name="Xfb5f4c79176c340cafda470c3e412816b75618a"/>
+    <w:bookmarkStart w:id="280" w:name="Xfb5f4c79176c340cafda470c3e412816b75618a"/>
     <w:p>
       <w:pPr>
         <w:pStyle w:val="Heading2"/>
@@ -17668,8 +17966,8 @@
         <w:t xml:space="preserve">, требующие адаптации под региональные нормы и согласования.</w:t>
       </w:r>
     </w:p>
-    <w:bookmarkEnd w:id="275"/>
-    <w:bookmarkStart w:id="276" w:name="шесть-базовых-документов"/>
+    <w:bookmarkEnd w:id="280"/>
+    <w:bookmarkStart w:id="281" w:name="шесть-базовых-документов"/>
     <w:p>
       <w:pPr>
         <w:pStyle w:val="Heading2"/>
@@ -17840,8 +18138,8 @@
         <w:t xml:space="preserve">.</w:t>
       </w:r>
     </w:p>
-    <w:bookmarkEnd w:id="276"/>
-    <w:bookmarkStart w:id="277" w:name="три-клинических-документа"/>
+    <w:bookmarkEnd w:id="281"/>
+    <w:bookmarkStart w:id="282" w:name="три-клинических-документа"/>
     <w:p>
       <w:pPr>
         <w:pStyle w:val="Heading2"/>
@@ -17910,8 +18208,8 @@
         <w:t xml:space="preserve">(раздел 12, приложение 9): дата, приём пищи, обстоятельства, действия. Правило эскалации: три отказа подряд — врач в тот же день.</w:t>
       </w:r>
     </w:p>
-    <w:bookmarkEnd w:id="277"/>
-    <w:bookmarkStart w:id="278" w:name="три-управленческих-документа"/>
+    <w:bookmarkEnd w:id="282"/>
+    <w:bookmarkStart w:id="283" w:name="три-управленческих-документа"/>
     <w:p>
       <w:pPr>
         <w:pStyle w:val="Heading2"/>
@@ -17971,8 +18269,8 @@
         <w:t xml:space="preserve">(раздел 22, приложение 35): 12 чисел на одном листе — от отходов до доли выбирающих. Панель — не отчётность наверх, а инструмент самопроверки.</w:t>
       </w:r>
     </w:p>
-    <w:bookmarkEnd w:id="278"/>
-    <w:bookmarkStart w:id="279" w:name="учётная-форма-что-сказать-честно"/>
+    <w:bookmarkEnd w:id="283"/>
+    <w:bookmarkStart w:id="284" w:name="учётная-форма-что-сказать-честно"/>
     <w:p>
       <w:pPr>
         <w:pStyle w:val="Heading2"/>
@@ -17989,14 +18287,14 @@
         <w:t xml:space="preserve">Для учёта продуктов в СОСО применяются формы по приказу Минфина 52н; переход на электронные формы идёт поэтапно через приказы 61н, 142н, 100н, 157н, 174н</w:t>
       </w:r>
       <w:r>
-        <w:t xml:space="preserve">84</w:t>
+        <w:t xml:space="preserve">96</w:t>
       </w:r>
       <w:r>
         <w:t xml:space="preserve">. Практическое правило: не называйте конкретную форму «обязательной для вас», пока это не подтвердил учредитель или региональный орган — статус форм менялся не раз, а ошибка в обосновании документа обесценивает весь комплект. Форма учёта — не препятствие вариативности: журнал заказа живёт рядом с любой учётной формой, а не вместо неё.</w:t>
       </w:r>
     </w:p>
-    <w:bookmarkEnd w:id="279"/>
-    <w:bookmarkStart w:id="280" w:name="управленческий-вывод-20"/>
+    <w:bookmarkEnd w:id="284"/>
+    <w:bookmarkStart w:id="285" w:name="управленческий-вывод-20"/>
     <w:p>
       <w:pPr>
         <w:pStyle w:val="Heading2"/>
@@ -18013,8 +18311,8 @@
         <w:t xml:space="preserve">Двенадцать документов — это один компактный пакет, а не библиотека. Соберите его за неделю из приложений 1–36, подпишите приказ, покажите учредителю — и ваша практика перестанёт зависеть от того, кто сегодня стоит у раздачи.</w:t>
       </w:r>
     </w:p>
-    <w:bookmarkEnd w:id="280"/>
-    <w:bookmarkStart w:id="281" w:name="порядок-сборки-комплекта-за-неделю"/>
+    <w:bookmarkEnd w:id="285"/>
+    <w:bookmarkStart w:id="286" w:name="порядок-сборки-комплекта-за-неделю"/>
     <w:p>
       <w:pPr>
         <w:pStyle w:val="Heading2"/>
@@ -18031,8 +18329,8 @@
         <w:t xml:space="preserve">Комплект из двенадцати документов пугает списком и успокаивает порядком: собирается он за пять рабочих дней при условии, что приложения 1–36 используются как заготовки, а не как чистый лист. День 1: приказ об ответственных и приказ о пилоте (приложения 17, 28) — фамилии и даты решают половину вопросов. День 2: положение о питании с разделом о вариативности (приложение 29) — самый длинный документ, 60 % текста берётся из заготовки. День 3: клинический блок с врачом — лекарственно-пищевая таблица, список риска, журнал отказов (приложение 21, 9); без подписи врача день не заканчивать. День 4: операционный блок — журналы заказа/замен/срывов, меню с парами, пищевые карты первой очереди (группа риска и неговорящие — первыми, остальные — в течение квартала). День 5: управленческий блок — регламент совета (приложение 30), панель (приложение 35), письмо учредителю. Проверка собранного — двумя вопросами: может ли новый сотрудник по этой папке понять свои действия за час; отвечает ли папка на три вопроса проверяющего из раздела 32. Если два «да» — комплект работает; дальше его задача — только актуализироваться.</w:t>
       </w:r>
     </w:p>
-    <w:bookmarkEnd w:id="281"/>
-    <w:bookmarkStart w:id="282" w:name="когда-документов-слишком-много"/>
+    <w:bookmarkEnd w:id="286"/>
+    <w:bookmarkStart w:id="287" w:name="когда-документов-слишком-много"/>
     <w:p>
       <w:pPr>
         <w:pStyle w:val="Heading2"/>
@@ -18049,8 +18347,8 @@
         <w:t xml:space="preserve">Антипаттерн комплекта — раздувание: положение на сорока страницах, журналы на двенадцати графах, карты на шести листах. Признак избыточности один: форма не заполняется в ритме смены. Правило сокращения обратное правилу сборки: каждая графа каждого журнала обязана отвечать на вопрос «какое решение принимается по этой графе»; графа без решения удаляется без сожаления. Лучший комплект — самый короткий из полностью работающих: проверяющему нужна доказуемость, смене — выполнимость, и у обоих запросов общий знаменатель — краткость.</w:t>
       </w:r>
     </w:p>
-    <w:bookmarkEnd w:id="282"/>
-    <w:bookmarkStart w:id="283" w:name="жизненный-цикл-документа-пересмотр"/>
+    <w:bookmarkEnd w:id="287"/>
+    <w:bookmarkStart w:id="288" w:name="жизненный-цикл-документа-пересмотр"/>
     <w:p>
       <w:pPr>
         <w:pStyle w:val="Heading2"/>
@@ -18067,15 +18365,15 @@
         <w:t xml:space="preserve">Документ без даты пересмотра стареет молча и опасно. Расписание комплекта: меню и пары — по циклу пересчёта (раздел 21.9); лекарственно-пищевая таблица — при каждой смене назначений и не реже раза в квартал; список риска — ежемесячно; положение — раз в год с оглядкой на изменения норм (учётные формы меняются этапами</w:t>
       </w:r>
       <w:r>
-        <w:t xml:space="preserve">84</w:t>
+        <w:t xml:space="preserve">96</w:t>
       </w:r>
       <w:r>
         <w:t xml:space="preserve">); панель — ежеквартально. Ответственный за актуальность каждого документа — в приказе об ответственных, одной строкой на документ. Проверка старения — вопросом при обходе: «покажите, когда это менялось последний раз»; документ, не менявшийся год в живой системе, либо мёртв, либо система неживая.</w:t>
       </w:r>
     </w:p>
-    <w:bookmarkEnd w:id="283"/>
-    <w:bookmarkEnd w:id="284"/>
-    <w:bookmarkStart w:id="293" w:name="X86e9f53ab16b6b17dd6a298d92c11c9b169e6eb"/>
+    <w:bookmarkEnd w:id="288"/>
+    <w:bookmarkEnd w:id="289"/>
+    <w:bookmarkStart w:id="298" w:name="X86e9f53ab16b6b17dd6a298d92c11c9b169e6eb"/>
     <w:p>
       <w:pPr>
         <w:pStyle w:val="Heading1"/>
@@ -18084,7 +18382,7 @@
         <w:t xml:space="preserve">32. Как отвечать проверяющему: сценарий диалога без страха</w:t>
       </w:r>
     </w:p>
-    <w:bookmarkStart w:id="285" w:name="почему-этот-раздел-отдельно"/>
+    <w:bookmarkStart w:id="290" w:name="почему-этот-раздел-отдельно"/>
     <w:p>
       <w:pPr>
         <w:pStyle w:val="Heading2"/>
@@ -18101,10 +18399,10 @@
         <w:t xml:space="preserve">Главный барьер вариативности, который называют директора, — не деньги и не санитария, а фраза «придут и спросят». Страх реальный, но размытый: редко кто может сказать, кто именно придёт и что именно спросит. Раздел разбирает проверку на составляющие и даёт сценарий ответа для каждого типа вопроса. Основа — материалы реальных административных дел</w:t>
       </w:r>
       <w:r>
-        <w:t xml:space="preserve">57</w:t>
-      </w:r>
-      <w:r>
-        <w:t xml:space="preserve">58</w:t>
+        <w:t xml:space="preserve">69</w:t>
+      </w:r>
+      <w:r>
+        <w:t xml:space="preserve">70</w:t>
       </w:r>
       <w:r>
         <w:t xml:space="preserve"> </w:t>
@@ -18119,8 +18417,8 @@
         <w:t xml:space="preserve">; это не консультация юриста по конкретному делу.</w:t>
       </w:r>
     </w:p>
-    <w:bookmarkEnd w:id="285"/>
-    <w:bookmarkStart w:id="286" w:name="кто-приходит-и-что-проверяет"/>
+    <w:bookmarkEnd w:id="290"/>
+    <w:bookmarkStart w:id="291" w:name="кто-приходит-и-что-проверяет"/>
     <w:p>
       <w:pPr>
         <w:pStyle w:val="Heading2"/>
@@ -18195,8 +18493,8 @@
         <w:t xml:space="preserve">. Прокурорский вопрос формулируется как «были ли нарушены права»; журнал отказов и документированный выбор — это ответ, а не уязвимость.</w:t>
       </w:r>
     </w:p>
-    <w:bookmarkEnd w:id="286"/>
-    <w:bookmarkStart w:id="287" w:name="три-вопроса-и-три-ответа"/>
+    <w:bookmarkEnd w:id="291"/>
+    <w:bookmarkStart w:id="292" w:name="три-вопроса-и-три-ответа"/>
     <w:p>
       <w:pPr>
         <w:pStyle w:val="Heading2"/>
@@ -18283,8 +18581,8 @@
         <w:t xml:space="preserve">.</w:t>
       </w:r>
     </w:p>
-    <w:bookmarkEnd w:id="287"/>
-    <w:bookmarkStart w:id="288" w:name="чего-не-говорить-проверяющему"/>
+    <w:bookmarkEnd w:id="292"/>
+    <w:bookmarkStart w:id="293" w:name="чего-не-говорить-проверяющему"/>
     <w:p>
       <w:pPr>
         <w:pStyle w:val="Heading2"/>
@@ -18301,8 +18599,8 @@
         <w:t xml:space="preserve">Три ошибки из практики: не говорите «так теперь везде» (неправда и не аргумент); не говорите «нам диетолог разрешил» (должности диетолога может не быть в штате — это уязвимость, а не защита); не говорите «жители сами захотели» без документа (устная воля не проверяема; пищевая карта и протокол совета жителей — проверяемы). Общее правило: каждая устная фраза должна иметь бумажный двойник в комплекте из раздела 31.</w:t>
       </w:r>
     </w:p>
-    <w:bookmarkEnd w:id="288"/>
-    <w:bookmarkStart w:id="289" w:name="если-замечание-всё-же-выписано"/>
+    <w:bookmarkEnd w:id="293"/>
+    <w:bookmarkStart w:id="294" w:name="если-замечание-всё-же-выписано"/>
     <w:p>
       <w:pPr>
         <w:pStyle w:val="Heading2"/>
@@ -18319,7 +18617,7 @@
         <w:t xml:space="preserve">Порядок действий: зафиксировать формулировку замечания точно; запросить норму, на которую ссылаются (по опыту административных дел, немотивированные отсылки к «нарушению порядка» разваливаются при запросе конкретики)</w:t>
       </w:r>
       <w:r>
-        <w:t xml:space="preserve">57</w:t>
+        <w:t xml:space="preserve">69</w:t>
       </w:r>
       <w:r>
         <w:t xml:space="preserve">; подключить учредителя на стадии возражения, а не после постановления; при штрафе — оценивать перспективу обжалования с учётом практики ВС РФ по делам о питании</w:t>
@@ -18331,8 +18629,8 @@
         <w:t xml:space="preserve">. Данных о процентах отменённых замечаний по вариативному питанию нет — тема в судебной практике не выделена; не выдумывайте статистику даже для внутреннего успокоения.</w:t>
       </w:r>
     </w:p>
-    <w:bookmarkEnd w:id="289"/>
-    <w:bookmarkStart w:id="290" w:name="управленческий-вывод-21"/>
+    <w:bookmarkEnd w:id="294"/>
+    <w:bookmarkStart w:id="295" w:name="управленческий-вывод-21"/>
     <w:p>
       <w:pPr>
         <w:pStyle w:val="Heading2"/>
@@ -18349,8 +18647,8 @@
         <w:t xml:space="preserve">Проверка перестаёт быть лотереей, когда у каждого возможного вопроса есть документ. Соберите комплект до старта пилота (раздел 35), а не после первого звонка из надзора.</w:t>
       </w:r>
     </w:p>
-    <w:bookmarkEnd w:id="290"/>
-    <w:bookmarkStart w:id="291" w:name="Xf7ca2244d8ae2e039b2d3a38a787cfe7c921c0c"/>
+    <w:bookmarkEnd w:id="295"/>
+    <w:bookmarkStart w:id="296" w:name="Xf7ca2244d8ae2e039b2d3a38a787cfe7c921c0c"/>
     <w:p>
       <w:pPr>
         <w:pStyle w:val="Heading2"/>
@@ -18367,8 +18665,8 @@
         <w:t xml:space="preserve">Оптимальная конструкция — отдельная папка «Питание: проверки», собранная заранее и лежащая у заместителя, а не в сейфе директора. Состав: приказы (о питании, о пилоте, об ответственных); положение с разделом о вариативности; меню с парами и обоснованием эквивалентности; журналы за последний квартал (заказ, замены, отказы, срывы); санитарный блок (пробы, температуры, паспорт второй гастроёмкости — раздел 18.9); клинический блок (таблица, список риска — подписи врача); панель чисел; переписка с учредителем; протоколы совета жителей. Десять разделов папки отвечают на десять типовых вопросов; проверка, при которой ответ на каждый вопрос доставляется за минуту, меняет характер сама собой — она превращается из допроса в сверку. Правило поддержки папки: актуальность — квартал; папка с прошлогодними журналами хуже отсутствующей, потому что создаёт видимость при её отсутствии.</w:t>
       </w:r>
     </w:p>
-    <w:bookmarkEnd w:id="291"/>
-    <w:bookmarkStart w:id="292" w:name="поведение-при-проверке-пять-правил"/>
+    <w:bookmarkEnd w:id="296"/>
+    <w:bookmarkStart w:id="297" w:name="поведение-при-проверке-пять-правил"/>
     <w:p>
       <w:pPr>
         <w:pStyle w:val="Heading2"/>
@@ -18385,9 +18683,9 @@
         <w:t xml:space="preserve">Первое: отвечать на заданный вопрос, не сопровождая его экскурсией — лишняя информация порождает новые вопросы. Второе: факты показывать документом, а не словом; «у нас ведётся журнал» без журнала — антиответ. Третье: не спорить в коридоре — несогласие оформляется письменно после; коридорный спор проигрывается всегда, письменное возражение — иногда выигрывается. Четвёртое: фиксировать ход проверки своей записью (кто, что спросил, что показано) — она станет основой возражений. Пятое: не подписывать акт с формулировками, которых не понимаете, — подпись с оговоркой «с формулировкой не согласен, возражения будут представлены» сохраняет позицию; молчаливая подпись её хоронит.</w:t>
       </w:r>
     </w:p>
-    <w:bookmarkEnd w:id="292"/>
-    <w:bookmarkEnd w:id="293"/>
-    <w:bookmarkStart w:id="302" w:name="Xae0ad74d1a4a4d7fc9855bf766fceb7fa212e2e"/>
+    <w:bookmarkEnd w:id="297"/>
+    <w:bookmarkEnd w:id="298"/>
+    <w:bookmarkStart w:id="307" w:name="Xae0ad74d1a4a4d7fc9855bf766fceb7fa212e2e"/>
     <w:p>
       <w:pPr>
         <w:pStyle w:val="Heading1"/>
@@ -18396,7 +18694,7 @@
         <w:t xml:space="preserve">33. Ответственность директора: честная карта рисков без запугивания</w:t>
       </w:r>
     </w:p>
-    <w:bookmarkStart w:id="294" w:name="принцип-раздела-1"/>
+    <w:bookmarkStart w:id="299" w:name="принцип-раздела-1"/>
     <w:p>
       <w:pPr>
         <w:pStyle w:val="Heading2"/>
@@ -18413,8 +18711,8 @@
         <w:t xml:space="preserve">В управленческой литературе ответственность подают двумя вредными способами: запугиванием («посадят за всё») или успокоением («ничего не будет»). Оба мешают решениям. Здесь — карта: какие составы реально применялись к организациям соцобслуживания по «пищевым» сюжетам, какие существуют на бумаге, и как вариативность меняет (и не меняет) риск-профиль. Это обзор практики, не юридическое заключение.</w:t>
       </w:r>
     </w:p>
-    <w:bookmarkEnd w:id="294"/>
-    <w:bookmarkStart w:id="295" w:name="что-реально-применялось-коап-ст.-6.6"/>
+    <w:bookmarkEnd w:id="299"/>
+    <w:bookmarkStart w:id="300" w:name="что-реально-применялось-коап-ст.-6.6"/>
     <w:p>
       <w:pPr>
         <w:pStyle w:val="Heading2"/>
@@ -18460,8 +18758,8 @@
         <w:t xml:space="preserve">. ВС РФ прекратил производство по делу, указав, что дом-интернат не является организацией общественного питания: он организует питание проживающих в рамках социальной услуги, а не реализует услуги питания населению. Вывод управленческий двоякий: квалификация «питание — часть соцуслуги» защищает учреждение от чужих норм об общепите, но не отменяет требований к организации питания по санитарным правилам — и полный документальный след (меню, акты, журналы) остаётся главной защитой при любой проверке.</w:t>
       </w:r>
     </w:p>
-    <w:bookmarkEnd w:id="295"/>
-    <w:bookmarkStart w:id="296" w:name="уголовные-составы-где-граница-реальности"/>
+    <w:bookmarkEnd w:id="300"/>
+    <w:bookmarkStart w:id="301" w:name="уголовные-составы-где-граница-реальности"/>
     <w:p>
       <w:pPr>
         <w:pStyle w:val="Heading2"/>
@@ -18478,8 +18776,8 @@
         <w:t xml:space="preserve">УК ст. 238 (услуги, не отвечающие требованиям безопасности), 285/286 (злоупотребление и превышение полномочий), 293 (халатность) существуют и формально применимы к руководителям учреждений. Но: публичных дел против директоров ПНИ именно по организации питания в проверке не обнаружено. Реальный риск-градиент выглядит так: жалобы и прокурорские представления (часто) → административные дела по 6.6 (реже, но есть) → уголовные составы (по пищевым сюжетам — не выявлено в публичной практике). Запугивание уголовными статьями в этом контексте — слоп; игнорирование административного контура — легкомыслие.</w:t>
       </w:r>
     </w:p>
-    <w:bookmarkEnd w:id="296"/>
-    <w:bookmarkStart w:id="297" w:name="X8578f743018a339eeec49667b1a735cd25157ae"/>
+    <w:bookmarkEnd w:id="301"/>
+    <w:bookmarkStart w:id="302" w:name="X8578f743018a339eeec49667b1a735cd25157ae"/>
     <w:p>
       <w:pPr>
         <w:pStyle w:val="Heading2"/>
@@ -18536,8 +18834,8 @@
         <w:t xml:space="preserve">Два варианта без документов = «отступление от меню»; замена без записи = «не докормили»; выбор без связи с лечебным питанием = риск для жителей с диетами. Риск-профиль вариативности — не в самой вариативности, а в полноте её документального контура (разделы 31–32).</w:t>
       </w:r>
     </w:p>
-    <w:bookmarkEnd w:id="297"/>
-    <w:bookmarkStart w:id="298" w:name="Xd0d5df4d0362f8243993f2ef7dd98d147cfb5ae"/>
+    <w:bookmarkEnd w:id="302"/>
+    <w:bookmarkStart w:id="303" w:name="Xd0d5df4d0362f8243993f2ef7dd98d147cfb5ae"/>
     <w:p>
       <w:pPr>
         <w:pStyle w:val="Heading2"/>
@@ -18554,8 +18852,8 @@
         <w:t xml:space="preserve">Первое: решения о вариативности — коллегиальные и документированные (приказ, протокол совета, согласование с учредителем). Единоличное устное распоряжение — самый уязвимый формат. Второе: клинические границы определяет врач, а не директор — директор отвечает за исполнение врачебных назначений, не за их содержание (дисфагия, взаимодействия, диеты — разделы 10–11). Третье: жалоба — это сигнал системы, а не личная атака; регламент разбора инцидентов и жалоб (приложение 34) снимает с директора роль «бьющегося за каждый эпизод» и возвращает роль управляющего системой.</w:t>
       </w:r>
     </w:p>
-    <w:bookmarkEnd w:id="298"/>
-    <w:bookmarkStart w:id="299" w:name="управленческий-вывод-22"/>
+    <w:bookmarkEnd w:id="303"/>
+    <w:bookmarkStart w:id="304" w:name="управленческий-вывод-22"/>
     <w:p>
       <w:pPr>
         <w:pStyle w:val="Heading2"/>
@@ -18572,8 +18870,8 @@
         <w:t xml:space="preserve">Риск вариативности с документами ниже риска бездокументной монотонности: первый защищён журналами и согласованиями, второй беззащитен перед первой же жалобой. Считайте риск по документам, а не по страшилкам.</w:t>
       </w:r>
     </w:p>
-    <w:bookmarkEnd w:id="299"/>
-    <w:bookmarkStart w:id="300" w:name="Xec44ad10fff4c8b0e5329a21544942ba6e4c128"/>
+    <w:bookmarkEnd w:id="304"/>
+    <w:bookmarkStart w:id="305" w:name="Xec44ad10fff4c8b0e5329a21544942ba6e4c128"/>
     <w:p>
       <w:pPr>
         <w:pStyle w:val="Heading2"/>
@@ -18590,10 +18888,10 @@
         <w:t xml:space="preserve">Сверяя карту рисков с практикой дел</w:t>
       </w:r>
       <w:r>
-        <w:t xml:space="preserve">57</w:t>
-      </w:r>
-      <w:r>
-        <w:t xml:space="preserve">58</w:t>
+        <w:t xml:space="preserve">69</w:t>
+      </w:r>
+      <w:r>
+        <w:t xml:space="preserve">70</w:t>
       </w:r>
       <w:r>
         <w:t xml:space="preserve">, можно собрать четыре элемента, статистически значимее любых «правильных намерений».</w:t>
@@ -18663,8 +18961,8 @@
         <w:t xml:space="preserve">документы, называющие себя проектами и требующими согласования, не дают оснований для претензии «самоуправство»; документы, изображающие нормативность, которой у них нет, — дают. Общий принцип: личный риск директора определяется не смелостью изменений, а качеством следа, который изменения оставляют.</w:t>
       </w:r>
     </w:p>
-    <w:bookmarkEnd w:id="300"/>
-    <w:bookmarkStart w:id="301" w:name="X49575f6d642f4885b7d15cc1fdf605eeb805b96"/>
+    <w:bookmarkEnd w:id="305"/>
+    <w:bookmarkStart w:id="306" w:name="X49575f6d642f4885b7d15cc1fdf605eeb805b96"/>
     <w:p>
       <w:pPr>
         <w:pStyle w:val="Heading2"/>
@@ -18681,9 +18979,9 @@
         <w:t xml:space="preserve">Остаётся нематериальный слой: страх ответственности — главный тормоз темы, и он не снимается документами полностью. Три рабочих приёма из управленческой практики: разделить риск (коллегиальные решения делят не только юридическую, но и эмоциональную цену); ограничить масштаб первого шага (пилот одной точки — это риск размером с отделение, а не с карьеру); назначить дату пересмотра (решение с датой пересмотра переживается как эксперимент, решение «навсегда» — как приговор). Здравый страх — часть профессии директора; задача раздела не «не бояться», а сделать так, чтобы бояться было нечего конкретно.</w:t>
       </w:r>
     </w:p>
-    <w:bookmarkEnd w:id="301"/>
-    <w:bookmarkEnd w:id="302"/>
-    <w:bookmarkStart w:id="311" w:name="X832af1afcb71eeb12cff204b7ceed6576a17967"/>
+    <w:bookmarkEnd w:id="306"/>
+    <w:bookmarkEnd w:id="307"/>
+    <w:bookmarkStart w:id="316" w:name="X832af1afcb71eeb12cff204b7ceed6576a17967"/>
     <w:p>
       <w:pPr>
         <w:pStyle w:val="Heading1"/>
@@ -18692,7 +18990,7 @@
         <w:t xml:space="preserve">34. Права жителей и совет жителей: от объекта заботы к соавтору меню</w:t>
       </w:r>
     </w:p>
-    <w:bookmarkStart w:id="303" w:name="правовая-рамка-без-натяжек"/>
+    <w:bookmarkStart w:id="308" w:name="правовая-рамка-без-натяжек"/>
     <w:p>
       <w:pPr>
         <w:pStyle w:val="Heading2"/>
@@ -18715,7 +19013,7 @@
         <w:t xml:space="preserve">. Конвенция о правах инвалидов — ст. 28 (достаточный жизненный уровень и питание), а также Замечание общего порядка № 1 Комитета по правам инвалидов: поддержка в осуществлении правоспособности требует узнавать волю и предпочтения человека, а не решать «за него»</w:t>
       </w:r>
       <w:r>
-        <w:t xml:space="preserve">59</w:t>
+        <w:t xml:space="preserve">71</w:t>
       </w:r>
       <w:r>
         <w:t xml:space="preserve">26</w:t>
@@ -18724,8 +19022,8 @@
         <w:t xml:space="preserve">. Сколько-нибудь развитой правовой конструкции «права на выбор блюда» в российском законе нет — это честная серая зона (раздел 17): выбор внедряется как способ реализации уже существующих прав, а не как новое право из ниоткуда.</w:t>
       </w:r>
     </w:p>
-    <w:bookmarkEnd w:id="303"/>
-    <w:bookmarkStart w:id="304" w:name="три-модели-участия-жителей"/>
+    <w:bookmarkEnd w:id="308"/>
+    <w:bookmarkStart w:id="309" w:name="три-модели-участия-жителей"/>
     <w:p>
       <w:pPr>
         <w:pStyle w:val="Heading2"/>
@@ -18791,8 +19089,8 @@
         <w:t xml:space="preserve">. Совет обсуждает меню до его утверждения, проводит дегустации новых позиций, собирает и ранжирует пожелания, получает отчёт о том, что с пожеланиями стало. Это единственная модель, где участие переживает смену заведующих отделениями.</w:t>
       </w:r>
     </w:p>
-    <w:bookmarkEnd w:id="304"/>
-    <w:bookmarkStart w:id="305" w:name="X140b312f056c2d211e38b4df315efdff0d71fd5"/>
+    <w:bookmarkEnd w:id="309"/>
+    <w:bookmarkStart w:id="310" w:name="X140b312f056c2d211e38b4df315efdff0d71fd5"/>
     <w:p>
       <w:pPr>
         <w:pStyle w:val="Heading2"/>
@@ -18855,8 +19153,8 @@
         <w:t xml:space="preserve">Ежемесячное заседание с коротким протоколом (форма — приложение 30). Протокол — не бюрократия, а доказательство для раздела 32: «жители сами захотели» со ссылкой на протокол — проверяемое утверждение.</w:t>
       </w:r>
     </w:p>
-    <w:bookmarkEnd w:id="305"/>
-    <w:bookmarkStart w:id="306" w:name="X48b295efc9c9e25a05e1ba30e75a7c30cc4c504"/>
+    <w:bookmarkEnd w:id="310"/>
+    <w:bookmarkStart w:id="311" w:name="X48b295efc9c9e25a05e1ba30e75a7c30cc4c504"/>
     <w:p>
       <w:pPr>
         <w:pStyle w:val="Heading2"/>
@@ -18894,8 +19192,8 @@
         <w:t xml:space="preserve">.</w:t>
       </w:r>
     </w:p>
-    <w:bookmarkEnd w:id="306"/>
-    <w:bookmarkStart w:id="307" w:name="Xd5a639ac4ab2e56cc18b3700a78287f73118972"/>
+    <w:bookmarkEnd w:id="311"/>
+    <w:bookmarkStart w:id="312" w:name="Xd5a639ac4ab2e56cc18b3700a78287f73118972"/>
     <w:p>
       <w:pPr>
         <w:pStyle w:val="Heading2"/>
@@ -18912,8 +19210,8 @@
         <w:t xml:space="preserve">Если опекун — учреждение, то в совете по питанию учреждение потенциально голосует за жителя. Антидоты из раздела 16: приоритет зафиксированной пищевой биографии над «усреднённым благом»; привлечение независимых представителей, где они есть; фиксация разногласий в протоколе, а не их сглаживание. Формула для локального акта: «при расхождении позиции администрации с зафиксированными предпочтениями жителя приоритет имеют предпочтения, если они не противоречат назначениям врача» — она переводит конфликт из морального поля в процедурное.</w:t>
       </w:r>
     </w:p>
-    <w:bookmarkEnd w:id="307"/>
-    <w:bookmarkStart w:id="308" w:name="управленческий-вывод-23"/>
+    <w:bookmarkEnd w:id="312"/>
+    <w:bookmarkStart w:id="313" w:name="управленческий-вывод-23"/>
     <w:p>
       <w:pPr>
         <w:pStyle w:val="Heading2"/>
@@ -18939,8 +19237,8 @@
         <w:t xml:space="preserve">— и дайте опросу статус протокола.</w:t>
       </w:r>
     </w:p>
-    <w:bookmarkEnd w:id="308"/>
-    <w:bookmarkStart w:id="309" w:name="первое-заседание-сценарий-по-минутам"/>
+    <w:bookmarkEnd w:id="313"/>
+    <w:bookmarkStart w:id="314" w:name="первое-заседание-сценарий-по-минутам"/>
     <w:p>
       <w:pPr>
         <w:pStyle w:val="Heading2"/>
@@ -19037,8 +19335,8 @@
         <w:t xml:space="preserve">— дата следующего и что будет принесено к нему (ответ на пожелания). Ошибки первого заседания: чтение положения вслух (положение раздаётся и зачитывается по одному пункту-вопросу), обещания вне полномочий («сделаем всё, что скажете» — второе заседание начнётся с предъявы), состав «для фотографии» (жители считывают декоративность быстрее директоров). Протокол — три строки: кто был, что решили, что поручено и кому.</w:t>
       </w:r>
     </w:p>
-    <w:bookmarkEnd w:id="309"/>
-    <w:bookmarkStart w:id="310" w:name="совет-и-семьи-граница-ролей"/>
+    <w:bookmarkEnd w:id="314"/>
+    <w:bookmarkStart w:id="315" w:name="совет-и-семьи-граница-ролей"/>
     <w:p>
       <w:pPr>
         <w:pStyle w:val="Heading2"/>
@@ -19055,9 +19353,9 @@
         <w:t xml:space="preserve">Частый вопрос: пускать ли родственников в совет. Рабочее решение: совет — структура жителей; семьи — отдельный канал (дни открытых дверей, участие в дегустациях по приглашению совета, памятка приложения 32). Смешение ролей даёт перекос: говорящие родственники неизбежно представляют говорящих жителей, а молчащее большинство остаётся без голоса. Там, где житель сам просит представлять его близкого, — это оформляется как его выбор представителя, а не как «место для родни». Разделение каналов — ещё одно применение иерархии источников воли (раздел 15.9): близкие — четвёртый уровень, и совет не должен переписывать иерархию по громкости голоса.</w:t>
       </w:r>
     </w:p>
-    <w:bookmarkEnd w:id="310"/>
-    <w:bookmarkEnd w:id="311"/>
-    <w:bookmarkStart w:id="321" w:name="X2737d664db3562ceeae2c8b51adb0110b9a8ed5"/>
+    <w:bookmarkEnd w:id="315"/>
+    <w:bookmarkEnd w:id="316"/>
+    <w:bookmarkStart w:id="326" w:name="X2737d664db3562ceeae2c8b51adb0110b9a8ed5"/>
     <w:p>
       <w:pPr>
         <w:pStyle w:val="Heading1"/>
@@ -19066,7 +19364,7 @@
         <w:t xml:space="preserve">35. Пилот на 90 дней: минимальный безопасный старт</w:t>
       </w:r>
     </w:p>
-    <w:bookmarkStart w:id="312" w:name="почему-90-дней-и-почему-пилот"/>
+    <w:bookmarkStart w:id="317" w:name="почему-90-дней-и-почему-пилот"/>
     <w:p>
       <w:pPr>
         <w:pStyle w:val="Heading2"/>
@@ -19095,8 +19393,8 @@
         <w:t xml:space="preserve">.</w:t>
       </w:r>
     </w:p>
-    <w:bookmarkEnd w:id="312"/>
-    <w:bookmarkStart w:id="313" w:name="X5c2ce815b33b678c25608a93862cd9ba3ff028a"/>
+    <w:bookmarkEnd w:id="317"/>
+    <w:bookmarkStart w:id="318" w:name="X5c2ce815b33b678c25608a93862cd9ba3ff028a"/>
     <w:p>
       <w:pPr>
         <w:pStyle w:val="Heading2"/>
@@ -19141,8 +19439,8 @@
         <w:t xml:space="preserve">Опрос предпочтений в точке пилота (форма — приложение 36): каждый житель или его представитель отвечает на короткий список; результаты — в пищевые карты. Параллельно — инструктаж смены раздачи (раздел 28) и письмо-уведомление учредителю.</w:t>
       </w:r>
     </w:p>
-    <w:bookmarkEnd w:id="313"/>
-    <w:bookmarkStart w:id="314" w:name="дни-1575-работа-пилота"/>
+    <w:bookmarkEnd w:id="318"/>
+    <w:bookmarkStart w:id="319" w:name="дни-1575-работа-пилота"/>
     <w:p>
       <w:pPr>
         <w:pStyle w:val="Heading2"/>
@@ -19205,8 +19503,8 @@
         <w:t xml:space="preserve">— если в точке пилота есть жители с ночным едением (раздел 13): структурированный ночной перекус по согласованию с врачом. Это самая быстрая победа пилота по субъективному эффекту.</w:t>
       </w:r>
     </w:p>
-    <w:bookmarkEnd w:id="314"/>
-    <w:bookmarkStart w:id="315" w:name="дни-7690-оценка-и-решение"/>
+    <w:bookmarkEnd w:id="319"/>
+    <w:bookmarkStart w:id="320" w:name="дни-7690-оценка-и-решение"/>
     <w:p>
       <w:pPr>
         <w:pStyle w:val="Heading2"/>
@@ -19269,8 +19567,8 @@
         <w:t xml:space="preserve">— одно из трёх, документированное: расширение (на приёмы пищи или отделения), закрепление точки как постоянной практики, свёртывание с фиксацией причин. Свернутый пилот с документированными причинами — это результат, а не провал: он защищает от следующего некомпетентного «а давайте».</w:t>
       </w:r>
     </w:p>
-    <w:bookmarkEnd w:id="315"/>
-    <w:bookmarkStart w:id="316" w:name="критерии-остановки-где-линия"/>
+    <w:bookmarkEnd w:id="320"/>
+    <w:bookmarkStart w:id="321" w:name="критерии-остановки-где-линия"/>
     <w:p>
       <w:pPr>
         <w:pStyle w:val="Heading2"/>
@@ -19287,8 +19585,8 @@
         <w:t xml:space="preserve">Пилот останавливается немедленно при трёх сигналах: рост отказов от еды в точке пилота (риск недоедания важнее любой вариативности — раздел 12); санитарные нарушения, привязанные к новой линии (раздел 18); клинические противопоказания по заключению врача. Всё остальное — рабочие проблемы, а не основания для остановки: очереди регулируются потоком (раздел 20), страхи персонала — инструктажем (раздел 28), «не то выбирают» — пересмотром пар эквивалентов (раздел 19).</w:t>
       </w:r>
     </w:p>
-    <w:bookmarkEnd w:id="316"/>
-    <w:bookmarkStart w:id="317" w:name="управленческий-вывод-24"/>
+    <w:bookmarkEnd w:id="321"/>
+    <w:bookmarkStart w:id="322" w:name="управленческий-вывод-24"/>
     <w:p>
       <w:pPr>
         <w:pStyle w:val="Heading2"/>
@@ -19305,8 +19603,8 @@
         <w:t xml:space="preserve">Девяносто дней, одна точка, три журнала, двенадцать чисел — это весь объём решения, которое отделяет вас от первого в зале рассказа «у нас работает». Пилот дешевле любой совещательной позиции и честнее любого обещания.</w:t>
       </w:r>
     </w:p>
-    <w:bookmarkEnd w:id="317"/>
-    <w:bookmarkStart w:id="318" w:name="X47d5b7a9c35d1e608e8aae76e149d5425316222"/>
+    <w:bookmarkEnd w:id="322"/>
+    <w:bookmarkStart w:id="323" w:name="X47d5b7a9c35d1e608e8aae76e149d5425316222"/>
     <w:p>
       <w:pPr>
         <w:pStyle w:val="Heading2"/>
@@ -19387,8 +19685,8 @@
         <w:t xml:space="preserve">замеры показали рост отказов или неподъёмные трудозатраты; пилот закрыт приказом с причинами. Это единственный исход из четырёх, который является успехом управления: система получила данные о себе и не заплатила за них здоровьем жителей. Приказ о свёртывании с причинами — документ, который защитит вас от повторения того же эксперимента через два года новым энтузиастом.</w:t>
       </w:r>
     </w:p>
-    <w:bookmarkEnd w:id="318"/>
-    <w:bookmarkStart w:id="319" w:name="X0727b4b29fae6e6d2399d2d7626c9c78d297638"/>
+    <w:bookmarkEnd w:id="323"/>
+    <w:bookmarkStart w:id="324" w:name="X0727b4b29fae6e6d2399d2d7626c9c78d297638"/>
     <w:p>
       <w:pPr>
         <w:pStyle w:val="Heading2"/>
@@ -19405,8 +19703,8 @@
         <w:t xml:space="preserve">Соблазн «сразу на весь дом» понятен и губителен: в доме на 300 жителей сбой пилота масштаба дома — это сбой системы. Расчёт размера точки простой: одно отделение 20–35 жителей, одна смена-единомышленник, один приём пищи. Всё, что меньше, — не пилот, а проба; всё, что больше, — уже не пилот, а реформа без подстраховки. Точка с «сложным» контингентом (группа помощи, неговорящие) предпочтительнее «удобной»: пилот, прошедший на сложном отделении, масштабируется почти автоматически; пилот, прошедший на удобном, при масштабировании ломается о первое сложное отделение — и хоронит тему.</w:t>
       </w:r>
     </w:p>
-    <w:bookmarkEnd w:id="319"/>
-    <w:bookmarkStart w:id="320" w:name="первая-неделя-пилота-по-дням"/>
+    <w:bookmarkEnd w:id="324"/>
+    <w:bookmarkStart w:id="325" w:name="первая-неделя-пилота-по-дням"/>
     <w:p>
       <w:pPr>
         <w:pStyle w:val="Heading2"/>
@@ -19503,9 +19801,9 @@
         <w:t xml:space="preserve">первая планёрка по трём корзинам; решение о корректировке пар или потока. Правило первой недели: ничего не отменять и не «улучшать» до семи дней данных — первая неделя собирает базовую линию, а не демонстрирует эффект.</w:t>
       </w:r>
     </w:p>
-    <w:bookmarkEnd w:id="320"/>
-    <w:bookmarkEnd w:id="321"/>
-    <w:bookmarkStart w:id="331" w:name="X7b5ebb02fe1d91e4cecf762e4e11317cb00fc8d"/>
+    <w:bookmarkEnd w:id="325"/>
+    <w:bookmarkEnd w:id="326"/>
+    <w:bookmarkStart w:id="336" w:name="X7b5ebb02fe1d91e4cecf762e4e11317cb00fc8d"/>
     <w:p>
       <w:pPr>
         <w:pStyle w:val="Heading1"/>
@@ -19514,7 +19812,7 @@
         <w:t xml:space="preserve">36. Дорожная карта на 12 месяцев: от пилота к системе</w:t>
       </w:r>
     </w:p>
-    <w:bookmarkStart w:id="322" w:name="логика-карты"/>
+    <w:bookmarkStart w:id="327" w:name="логика-карты"/>
     <w:p>
       <w:pPr>
         <w:pStyle w:val="Heading2"/>
@@ -19537,8 +19835,8 @@
         <w:t xml:space="preserve">) темп реалистичен, для малых — может быть быстрее, для многокорпусных — медленнее. Карта — рекомендация, не норматив.</w:t>
       </w:r>
     </w:p>
-    <w:bookmarkEnd w:id="322"/>
-    <w:bookmarkStart w:id="323" w:name="квартал-1-месяцы-13-безопасный-фундамент"/>
+    <w:bookmarkEnd w:id="327"/>
+    <w:bookmarkStart w:id="328" w:name="квартал-1-месяцы-13-безопасный-фундамент"/>
     <w:p>
       <w:pPr>
         <w:pStyle w:val="Heading2"/>
@@ -19571,8 +19869,8 @@
         <w:t xml:space="preserve">пилот работает, замеры есть, клинические риски под документами. Можно остановиться — и это уже лучше исходной точки.</w:t>
       </w:r>
     </w:p>
-    <w:bookmarkEnd w:id="323"/>
-    <w:bookmarkStart w:id="324" w:name="Xdae794c7df41303c5d7b2124fa5a583aa80fc7d"/>
+    <w:bookmarkEnd w:id="328"/>
+    <w:bookmarkStart w:id="329" w:name="Xdae794c7df41303c5d7b2124fa5a583aa80fc7d"/>
     <w:p>
       <w:pPr>
         <w:pStyle w:val="Heading2"/>
@@ -19605,8 +19903,8 @@
         <w:t xml:space="preserve">вариативность — ежедневная практика в одном-двух отделениях, совет жителей с протоколами.</w:t>
       </w:r>
     </w:p>
-    <w:bookmarkEnd w:id="324"/>
-    <w:bookmarkStart w:id="325" w:name="квартал-3-месяцы-79-структурные-элементы"/>
+    <w:bookmarkEnd w:id="329"/>
+    <w:bookmarkStart w:id="330" w:name="квартал-3-месяцы-79-структурные-элементы"/>
     <w:p>
       <w:pPr>
         <w:pStyle w:val="Heading2"/>
@@ -19639,8 +19937,8 @@
         <w:t xml:space="preserve">система затронула закупки и пространство, а не только линию раздачи — точка невозврата пройдена.</w:t>
       </w:r>
     </w:p>
-    <w:bookmarkEnd w:id="325"/>
-    <w:bookmarkStart w:id="326" w:name="Xfa0c8fcbde1722371d83c6397c7e34eff7eae9b"/>
+    <w:bookmarkEnd w:id="330"/>
+    <w:bookmarkStart w:id="331" w:name="Xfa0c8fcbde1722371d83c6397c7e34eff7eae9b"/>
     <w:p>
       <w:pPr>
         <w:pStyle w:val="Heading2"/>
@@ -19685,8 +19983,8 @@
         <w:t xml:space="preserve">вариативность — норма организации, документированная, измеренная, защищённая перед проверкой.</w:t>
       </w:r>
     </w:p>
-    <w:bookmarkEnd w:id="326"/>
-    <w:bookmarkStart w:id="327" w:name="три-типовых-сбоя-и-их-профилактика"/>
+    <w:bookmarkEnd w:id="331"/>
+    <w:bookmarkStart w:id="332" w:name="три-типовых-сбоя-и-их-профилактика"/>
     <w:p>
       <w:pPr>
         <w:pStyle w:val="Heading2"/>
@@ -19749,8 +20047,8 @@
         <w:t xml:space="preserve">— отчёты уходят, реакции нет. Профилактика — просить не благословения, а конкретики: согласование перечня позиций, форму отчёта, дату заслушивания. Молчание учредителя — риск раздела 32, и снимать его надо до масштабирования, а не после проверки.</w:t>
       </w:r>
     </w:p>
-    <w:bookmarkEnd w:id="327"/>
-    <w:bookmarkStart w:id="328" w:name="управленческий-вывод-25"/>
+    <w:bookmarkEnd w:id="332"/>
+    <w:bookmarkStart w:id="333" w:name="управленческий-вывод-25"/>
     <w:p>
       <w:pPr>
         <w:pStyle w:val="Heading2"/>
@@ -19767,8 +20065,8 @@
         <w:t xml:space="preserve">Двенадцать месяцев — это не срок «до красоты», а срок до точки, где откат дороже движения вперёд. Каждый квартал заканчивайте документом и числом: бумага и статистика — единственное, что переживает энтузиазм.</w:t>
       </w:r>
     </w:p>
-    <w:bookmarkEnd w:id="328"/>
-    <w:bookmarkStart w:id="329" w:name="X4f663198d7bbd1dcb3359c6f242e90ff2ba5ebe"/>
+    <w:bookmarkEnd w:id="333"/>
+    <w:bookmarkStart w:id="334" w:name="X4f663198d7bbd1dcb3359c6f242e90ff2ba5ebe"/>
     <w:p>
       <w:pPr>
         <w:pStyle w:val="Heading2"/>
@@ -19830,8 +20128,8 @@
         <w:t xml:space="preserve">: год строится на замерах и документах без изменения линии (замеры не требуют согласования); собранная доказательная база — предмет повторного разговора на следующий цикл; параллельно — региональная группа семинара как внешний аргумент (раздел 40). Общий принцип веток: обеднённый сценарий — не «урезанный базовый», а другой маршрут к той же ступени; его отличие — темп, а не направление.</w:t>
       </w:r>
     </w:p>
-    <w:bookmarkEnd w:id="329"/>
-    <w:bookmarkStart w:id="330" w:name="X79f78c9924bd2ee46de3efb10eb0443d9b7ab81"/>
+    <w:bookmarkEnd w:id="334"/>
+    <w:bookmarkStart w:id="335" w:name="X79f78c9924bd2ee46de3efb10eb0443d9b7ab81"/>
     <w:p>
       <w:pPr>
         <w:pStyle w:val="Heading2"/>
@@ -19846,432 +20144,432 @@
       </w:pPr>
       <w:r>
         <w:t xml:space="preserve">Смерть карты имеет расписание: квартал 1 проваливается молча (пилот «не дошёл» — никто не заметил), квартал 2 — громко (первый конфликт с учредителем — и тема заморожена «до лучших времён»), кварталы 3–4 — тихо (усталость, «и так сойдёт»). Против каждой даты — свой предохранитель: для первого — публичный старт (приказ с датами читает весь коллектив, молчать становится неудобно); для второго — заготовленные ответы раздела 38 и поддержка региональной группы; для третьего — промежуточная победа в конце каждого квартала, празднуемая вслух (совету жителей докладывается число, коллективу — результат). Карта без предохранителей — не план, а пожелание.</w:t>
-      </w:r>
-    </w:p>
-    <w:bookmarkEnd w:id="330"/>
-    <w:bookmarkEnd w:id="331"/>
-    <w:bookmarkStart w:id="336" w:name="X4e40be5a923af500238ffc5caf602a9129e56e6"/>
-    <w:p>
-      <w:pPr>
-        <w:pStyle w:val="Heading1"/>
-      </w:pPr>
-      <w:r>
-        <w:t xml:space="preserve">37. Двенадцать возражений и честные ответы на них</w:t>
-      </w:r>
-    </w:p>
-    <w:bookmarkStart w:id="332" w:name="как-устроен-раздел"/>
-    <w:p>
-      <w:pPr>
-        <w:pStyle w:val="Heading2"/>
-      </w:pPr>
-      <w:r>
-        <w:t xml:space="preserve">37.1. Как устроен раздел</w:t>
-      </w:r>
-    </w:p>
-    <w:p>
-      <w:pPr>
-        <w:pStyle w:val="FirstParagraph"/>
-      </w:pPr>
-      <w:r>
-        <w:t xml:space="preserve">Каждое возражение дано в редакции, близкой к тому, как его произносят, — и разобрано без издёвки: большинство возражений содержат рациональное ядро. Ответы опираются на материалы доклада; где данных нет, сказано, что данных нет.</w:t>
-      </w:r>
-    </w:p>
-    <w:p>
-      <w:pPr>
-        <w:pStyle w:val="BodyText"/>
-      </w:pPr>
-      <w:r>
-        <w:rPr>
-          <w:b/>
-          <w:bCs/>
-        </w:rPr>
-        <w:t xml:space="preserve">1. «Наши жители не способны выбирать».</w:t>
-      </w:r>
-      <w:r>
-        <w:t xml:space="preserve"> </w:t>
-      </w:r>
-      <w:r>
-        <w:t xml:space="preserve">Ядро правды: часть жителей действительно не выбирает вербально. Ответ: выбор — это каналы, а не анкета: показ, наблюдение, биография, близкие (раздел 15). Австралийский Стандарт 6 с 01.11.2025 требует учитывать предпочтения независимо от когнитивного статуса</w:t>
-      </w:r>
-      <w:r>
-        <w:t xml:space="preserve">34</w:t>
-      </w:r>
-      <w:r>
-        <w:t xml:space="preserve">. А там, где выбор недоступен и наблюдению, — действует гарантированный стандартный вариант: никто не обязан выбирать, чтобы поесть.</w:t>
-      </w:r>
-    </w:p>
-    <w:p>
-      <w:pPr>
-        <w:pStyle w:val="BodyText"/>
-      </w:pPr>
-      <w:r>
-        <w:rPr>
-          <w:b/>
-          <w:bCs/>
-        </w:rPr>
-        <w:t xml:space="preserve">2. «Будут очереди и хаос на раздаче».</w:t>
-      </w:r>
-      <w:r>
-        <w:t xml:space="preserve"> </w:t>
-      </w:r>
-      <w:r>
-        <w:t xml:space="preserve">Ядро: время выбора реально. Ответ: поток решается конструктивно — заказ накануне, визуальное меню до линии, маркировка (раздел 20). Успенский опыт зафиксировал обратное: «страхи не подтвердились»</w:t>
-      </w:r>
-      <w:r>
-        <w:t xml:space="preserve">5</w:t>
-      </w:r>
-      <w:r>
-        <w:t xml:space="preserve">. Замер времени «до/после» в пилоте покажет вашу правду — данные вашей организации важнее чужих гарантий.</w:t>
-      </w:r>
-    </w:p>
-    <w:p>
-      <w:pPr>
-        <w:pStyle w:val="BodyText"/>
-      </w:pPr>
-      <w:r>
-        <w:rPr>
-          <w:b/>
-          <w:bCs/>
-        </w:rPr>
-        <w:t xml:space="preserve">3. «Это дорого».</w:t>
-      </w:r>
-      <w:r>
-        <w:t xml:space="preserve"> </w:t>
-      </w:r>
-      <w:r>
-        <w:t xml:space="preserve">Ответ честный: неизвестно, пока не замерено. Сырьевая строка при парных эквивалентах близка к нулю (раздел 29), труд растёт на минуты, отходы могут падать. Но «вариативность бесплатна» — недоказанное утверждение, и доклад его не повторяет. Семь дней замера отвечают на вопрос точнее любой дискуссии.</w:t>
-      </w:r>
-    </w:p>
-    <w:p>
-      <w:pPr>
-        <w:pStyle w:val="BodyText"/>
-      </w:pPr>
-      <w:r>
-        <w:rPr>
-          <w:b/>
-          <w:bCs/>
-        </w:rPr>
-        <w:t xml:space="preserve">4. «Санэпид не разрешит».</w:t>
-      </w:r>
-      <w:r>
-        <w:t xml:space="preserve"> </w:t>
-      </w:r>
-      <w:r>
-        <w:t xml:space="preserve">Проверьте, о чём возражение: СанПиН 3590-20 (с 01.09.2026 — 4282-26) регулирует поточность, температуру, пробы — а не число вариантов блюда</w:t>
-      </w:r>
-      <w:r>
-        <w:t xml:space="preserve">2</w:t>
-      </w:r>
-      <w:r>
-        <w:t xml:space="preserve">. Вторая гастроёмкость на линии — тот же контур, одна дополнительная точка маркировки (раздел 18). Если у санврача конкретное замечание — разбирать конкретику, а не фольклор о нём.</w:t>
-      </w:r>
-    </w:p>
-    <w:p>
-      <w:pPr>
-        <w:pStyle w:val="BodyText"/>
-      </w:pPr>
-      <w:r>
-        <w:rPr>
-          <w:b/>
-          <w:bCs/>
-        </w:rPr>
-        <w:t xml:space="preserve">5. «У нас нет диетолога».</w:t>
-      </w:r>
-      <w:r>
-        <w:t xml:space="preserve"> </w:t>
-      </w:r>
-      <w:r>
-        <w:t xml:space="preserve">Правда для большинства организаций — и не препятствие: пары эквивалентов строятся по нутриентной логике меню-раскладки (раздел 19), клинические вопросы решает врач. Диетолог ускоряет, но его отсутствие не отменяет ни нормы, ни практику внедривших</w:t>
-      </w:r>
-      <w:r>
-        <w:t xml:space="preserve">5</w:t>
-      </w:r>
-      <w:r>
-        <w:t xml:space="preserve">6</w:t>
-      </w:r>
-      <w:r>
-        <w:t xml:space="preserve">.</w:t>
-      </w:r>
-    </w:p>
-    <w:p>
-      <w:pPr>
-        <w:pStyle w:val="BodyText"/>
-      </w:pPr>
-      <w:r>
-        <w:rPr>
-          <w:b/>
-          <w:bCs/>
-        </w:rPr>
-        <w:t xml:space="preserve">6. «Жители будут выбирать нездоровое».</w:t>
-      </w:r>
-      <w:r>
-        <w:t xml:space="preserve"> </w:t>
-      </w:r>
-      <w:r>
-        <w:t xml:space="preserve">Ядро: выбор из пары эквивалентов — это выбор внутри нормы, а не между нормой и вредом (раздел 19). Свобода выбирать «гречку или рис» не создаёт свободы выбирать «гречку или конфеты». Пределы выбора задаёт меню — они и есть инструмент.</w:t>
-      </w:r>
-    </w:p>
-    <w:p>
-      <w:pPr>
-        <w:pStyle w:val="BodyText"/>
-      </w:pPr>
-      <w:r>
-        <w:rPr>
-          <w:b/>
-          <w:bCs/>
-        </w:rPr>
-        <w:t xml:space="preserve">7. «А если выбрал, а потом отказался?»</w:t>
-      </w:r>
-      <w:r>
-        <w:t xml:space="preserve"> </w:t>
-      </w:r>
-      <w:r>
-        <w:t xml:space="preserve">Процедура замены: журнал, альтернатива, фиксация (разделы 12, 19). Норма об альтернативе при отказе — федеральная в США</w:t>
-      </w:r>
-      <w:r>
-        <w:t xml:space="preserve">35</w:t>
-      </w:r>
-      <w:r>
-        <w:t xml:space="preserve">; у нас — выводимая из ст. 37/43 с документированием</w:t>
-      </w:r>
-      <w:r>
-        <w:t xml:space="preserve">1</w:t>
-      </w:r>
-      <w:r>
-        <w:t xml:space="preserve">. Эпизоды неизбежны; неизбежность и есть предмет журнала.</w:t>
-      </w:r>
-    </w:p>
-    <w:p>
-      <w:pPr>
-        <w:pStyle w:val="BodyText"/>
-      </w:pPr>
-      <w:r>
-        <w:rPr>
-          <w:b/>
-          <w:bCs/>
-        </w:rPr>
-        <w:t xml:space="preserve">8. «Лечебное питание несовместимо с выбором».</w:t>
-      </w:r>
-      <w:r>
-        <w:t xml:space="preserve"> </w:t>
-      </w:r>
-      <w:r>
-        <w:t xml:space="preserve">Совместимо через «мост»: региональные акты связывают СОСО с системой диет (пример — распоряжение 19РВ-32 в ДДСОЛ)</w:t>
-      </w:r>
-      <w:r>
-        <w:t xml:space="preserve">20</w:t>
-      </w:r>
-      <w:r>
-        <w:t xml:space="preserve">, а внутри диеты тоже существуют пары. Диета — это ограничение множества, а не его сжатие до одного элемента.</w:t>
-      </w:r>
-    </w:p>
-    <w:p>
-      <w:pPr>
-        <w:pStyle w:val="BodyText"/>
-      </w:pPr>
-      <w:r>
-        <w:rPr>
-          <w:b/>
-          <w:bCs/>
-        </w:rPr>
-        <w:t xml:space="preserve">9. «Персонал против».</w:t>
-      </w:r>
-      <w:r>
-        <w:t xml:space="preserve"> </w:t>
-      </w:r>
-      <w:r>
-        <w:t xml:space="preserve">Обычно против не выбор, а непонятная надбавка к работе. Инструктаж по трём уровням, роли в приказе, ритм планёрок — и главное: персонал участвует в проектировании линии, а не узнаёт о ней из приказа (раздел 28).</w:t>
-      </w:r>
-    </w:p>
-    <w:p>
-      <w:pPr>
-        <w:pStyle w:val="BodyText"/>
-      </w:pPr>
-      <w:r>
-        <w:rPr>
-          <w:b/>
-          <w:bCs/>
-        </w:rPr>
-        <w:t xml:space="preserve">10. «Проверка спросит — что ответим?»</w:t>
-      </w:r>
-      <w:r>
-        <w:t xml:space="preserve"> </w:t>
-      </w:r>
-      <w:r>
-        <w:t xml:space="preserve">Документом. Раздел 32 разбирает три типовых вопроса и три документальных ответа. Страх проверки лечится комплектом, а не отказом от практики.</w:t>
-      </w:r>
-    </w:p>
-    <w:p>
-      <w:pPr>
-        <w:pStyle w:val="BodyText"/>
-      </w:pPr>
-      <w:r>
-        <w:rPr>
-          <w:b/>
-          <w:bCs/>
-        </w:rPr>
-        <w:t xml:space="preserve">11. «Это всё для маленьких прогрессивных домов, у нас 400 мест».</w:t>
-      </w:r>
-      <w:r>
-        <w:t xml:space="preserve"> </w:t>
-      </w:r>
-      <w:r>
-        <w:t xml:space="preserve">Контрпример: практики внедрены в ПНИ стандартной вместимости</w:t>
-      </w:r>
-      <w:r>
-        <w:t xml:space="preserve">5</w:t>
-      </w:r>
-      <w:r>
-        <w:t xml:space="preserve">6</w:t>
-      </w:r>
-      <w:r>
-        <w:t xml:space="preserve">, а Иркутская область масштабировала модель регионально</w:t>
-      </w:r>
-      <w:r>
-        <w:t xml:space="preserve">13</w:t>
-      </w:r>
-      <w:r>
-        <w:t xml:space="preserve">. Масштаб меняет логистику (поточность, заказ накануне), а не принцип.</w:t>
-      </w:r>
-    </w:p>
-    <w:p>
-      <w:pPr>
-        <w:pStyle w:val="BodyText"/>
-      </w:pPr>
-      <w:r>
-        <w:rPr>
-          <w:b/>
-          <w:bCs/>
-        </w:rPr>
-        <w:t xml:space="preserve">12. «Зачем, если и так нормально?»</w:t>
-      </w:r>
-      <w:r>
-        <w:t xml:space="preserve"> </w:t>
-      </w:r>
-      <w:r>
-        <w:t xml:space="preserve">«Нормально» чьими мерками? Семидневный замер отходов и журнал отказов за неделю покажут, нормально ли на самом деле. Если после замера всё подтвердится — доклад отработал: он дал вам инструмент проверки, а не только инструмент изменений.</w:t>
-      </w:r>
-    </w:p>
-    <w:bookmarkEnd w:id="332"/>
-    <w:bookmarkStart w:id="333" w:name="управленческий-вывод-26"/>
-    <w:p>
-      <w:pPr>
-        <w:pStyle w:val="Heading2"/>
-      </w:pPr>
-      <w:r>
-        <w:t xml:space="preserve">Управленческий вывод</w:t>
-      </w:r>
-    </w:p>
-    <w:p>
-      <w:pPr>
-        <w:pStyle w:val="FirstParagraph"/>
-      </w:pPr>
-      <w:r>
-        <w:t xml:space="preserve">Из двенадцати возражений одиннадцать снимаются документами, замерами или конструкцией линии. Двенадцатое — «зачем» — снимается только собственными данными. Начните с замера: он либо развяжет руки, либо закроет вопрос честно.</w:t>
-      </w:r>
-    </w:p>
-    <w:bookmarkEnd w:id="333"/>
-    <w:bookmarkStart w:id="334" w:name="Xdc3948df8ef48cc795930e38017394453cee80f"/>
-    <w:p>
-      <w:pPr>
-        <w:pStyle w:val="Heading2"/>
-      </w:pPr>
-      <w:r>
-        <w:t xml:space="preserve">37.2. Риторика спора: как не проиграть правое дело</w:t>
-      </w:r>
-    </w:p>
-    <w:p>
-      <w:pPr>
-        <w:pStyle w:val="FirstParagraph"/>
-      </w:pPr>
-      <w:r>
-        <w:t xml:space="preserve">Три приёма, которые губят хорошие аргументы в зале директоров.</w:t>
-      </w:r>
-      <w:r>
-        <w:t xml:space="preserve"> </w:t>
-      </w:r>
-      <w:r>
-        <w:rPr>
-          <w:b/>
-          <w:bCs/>
-        </w:rPr>
-        <w:t xml:space="preserve">Первый — моральное превосходство:</w:t>
-      </w:r>
-      <w:r>
-        <w:t xml:space="preserve"> </w:t>
-      </w:r>
-      <w:r>
-        <w:t xml:space="preserve">«вопрос достоинства» в ответ на вопрос о деньгах. Зал слышит: «денег у меня нет, поэтому я про достоинство». Правильный порядок — сначала механика (замер, пары, поток), потом смысл; никогда наоборот.</w:t>
-      </w:r>
-      <w:r>
-        <w:t xml:space="preserve"> </w:t>
-      </w:r>
-      <w:r>
-        <w:rPr>
-          <w:b/>
-          <w:bCs/>
-        </w:rPr>
-        <w:t xml:space="preserve">Второй — зарубежный аргумент без фильтра:</w:t>
-      </w:r>
-      <w:r>
-        <w:t xml:space="preserve"> </w:t>
-      </w:r>
-      <w:r>
-        <w:t xml:space="preserve">«в Онтарио диетолог 30 минут на жителя». Зал слышит про чужие деньги. Правильная подача: «принцип — время специалиста нормируется; наши минуты считаем сами».</w:t>
-      </w:r>
-      <w:r>
-        <w:t xml:space="preserve"> </w:t>
-      </w:r>
-      <w:r>
-        <w:rPr>
-          <w:b/>
-          <w:bCs/>
-        </w:rPr>
-        <w:t xml:space="preserve">Третий — обещание результата:</w:t>
-      </w:r>
-      <w:r>
-        <w:t xml:space="preserve"> </w:t>
-      </w:r>
-      <w:r>
-        <w:t xml:space="preserve">«отходы упадут на треть». Не упадут у конкретного слушателя — и вся тема дискредитирована. Замена: «замер покажет вашу цифру; вот дома, где после выбора замеряли»</w:t>
-      </w:r>
-      <w:r>
-        <w:t xml:space="preserve">5</w:t>
-      </w:r>
-      <w:r>
-        <w:t xml:space="preserve">. Общая механика этих замен: каждый аргумент доклада построен как «принцип + метод проверки + чужой измеренный факт», и ни один не требует веры.</w:t>
-      </w:r>
-    </w:p>
-    <w:bookmarkEnd w:id="334"/>
-    <w:bookmarkStart w:id="335" w:name="возражение-лакмус-а-сами-бы-вы-так-ели"/>
-    <w:p>
-      <w:pPr>
-        <w:pStyle w:val="Heading2"/>
-      </w:pPr>
-      <w:r>
-        <w:t xml:space="preserve">37.3. Возражение-лакмус: «а сами бы вы так ели?»</w:t>
-      </w:r>
-    </w:p>
-    <w:p>
-      <w:pPr>
-        <w:pStyle w:val="FirstParagraph"/>
-      </w:pPr>
-      <w:r>
-        <w:t xml:space="preserve">Самое короткое и самое точное из всех возражений — оно же тест на честность системы. Отвечать на него оправданиями («для жителей нормально») нельзя — это и есть признание двух сортов. Рабочий ответ — процедурный: еда с линии периодически пробуется руководством (обход с тарелкой, а не с папкой), совет жителей дегустирует, дегустации протоколируются. Дом, где директор не ел свою еду в этом месяце, не имеет права спорить о её качестве — имеет обязанность пойти и поесть. Возражение-лакмус хорошо ещё и тем, что стоит ноль рублей и ставится в чек-лист директора (приложение 18) одной строкой.</w:t>
       </w:r>
     </w:p>
     <w:bookmarkEnd w:id="335"/>
     <w:bookmarkEnd w:id="336"/>
-    <w:bookmarkStart w:id="345" w:name="Xb2d2e447a88ba85b4a7652ea9336295743d30be"/>
+    <w:bookmarkStart w:id="341" w:name="X4e40be5a923af500238ffc5caf602a9129e56e6"/>
     <w:p>
       <w:pPr>
         <w:pStyle w:val="Heading1"/>
       </w:pPr>
       <w:r>
+        <w:t xml:space="preserve">37. Двенадцать возражений и честные ответы на них</w:t>
+      </w:r>
+    </w:p>
+    <w:bookmarkStart w:id="337" w:name="как-устроен-раздел"/>
+    <w:p>
+      <w:pPr>
+        <w:pStyle w:val="Heading2"/>
+      </w:pPr>
+      <w:r>
+        <w:t xml:space="preserve">37.1. Как устроен раздел</w:t>
+      </w:r>
+    </w:p>
+    <w:p>
+      <w:pPr>
+        <w:pStyle w:val="FirstParagraph"/>
+      </w:pPr>
+      <w:r>
+        <w:t xml:space="preserve">Каждое возражение дано в редакции, близкой к тому, как его произносят, — и разобрано без издёвки: большинство возражений содержат рациональное ядро. Ответы опираются на материалы доклада; где данных нет, сказано, что данных нет.</w:t>
+      </w:r>
+    </w:p>
+    <w:p>
+      <w:pPr>
+        <w:pStyle w:val="BodyText"/>
+      </w:pPr>
+      <w:r>
+        <w:rPr>
+          <w:b/>
+          <w:bCs/>
+        </w:rPr>
+        <w:t xml:space="preserve">1. «Наши жители не способны выбирать».</w:t>
+      </w:r>
+      <w:r>
+        <w:t xml:space="preserve"> </w:t>
+      </w:r>
+      <w:r>
+        <w:t xml:space="preserve">Ядро правды: часть жителей действительно не выбирает вербально. Ответ: выбор — это каналы, а не анкета: показ, наблюдение, биография, близкие (раздел 15). Австралийский Стандарт 6 с 01.11.2025 требует учитывать предпочтения независимо от когнитивного статуса</w:t>
+      </w:r>
+      <w:r>
+        <w:t xml:space="preserve">34</w:t>
+      </w:r>
+      <w:r>
+        <w:t xml:space="preserve">. А там, где выбор недоступен и наблюдению, — действует гарантированный стандартный вариант: никто не обязан выбирать, чтобы поесть.</w:t>
+      </w:r>
+    </w:p>
+    <w:p>
+      <w:pPr>
+        <w:pStyle w:val="BodyText"/>
+      </w:pPr>
+      <w:r>
+        <w:rPr>
+          <w:b/>
+          <w:bCs/>
+        </w:rPr>
+        <w:t xml:space="preserve">2. «Будут очереди и хаос на раздаче».</w:t>
+      </w:r>
+      <w:r>
+        <w:t xml:space="preserve"> </w:t>
+      </w:r>
+      <w:r>
+        <w:t xml:space="preserve">Ядро: время выбора реально. Ответ: поток решается конструктивно — заказ накануне, визуальное меню до линии, маркировка (раздел 20). Успенский опыт зафиксировал обратное: «страхи не подтвердились»</w:t>
+      </w:r>
+      <w:r>
+        <w:t xml:space="preserve">5</w:t>
+      </w:r>
+      <w:r>
+        <w:t xml:space="preserve">. Замер времени «до/после» в пилоте покажет вашу правду — данные вашей организации важнее чужих гарантий.</w:t>
+      </w:r>
+    </w:p>
+    <w:p>
+      <w:pPr>
+        <w:pStyle w:val="BodyText"/>
+      </w:pPr>
+      <w:r>
+        <w:rPr>
+          <w:b/>
+          <w:bCs/>
+        </w:rPr>
+        <w:t xml:space="preserve">3. «Это дорого».</w:t>
+      </w:r>
+      <w:r>
+        <w:t xml:space="preserve"> </w:t>
+      </w:r>
+      <w:r>
+        <w:t xml:space="preserve">Ответ честный: неизвестно, пока не замерено. Сырьевая строка при парных эквивалентах близка к нулю (раздел 29), труд растёт на минуты, отходы могут падать. Но «вариативность бесплатна» — недоказанное утверждение, и доклад его не повторяет. Семь дней замера отвечают на вопрос точнее любой дискуссии.</w:t>
+      </w:r>
+    </w:p>
+    <w:p>
+      <w:pPr>
+        <w:pStyle w:val="BodyText"/>
+      </w:pPr>
+      <w:r>
+        <w:rPr>
+          <w:b/>
+          <w:bCs/>
+        </w:rPr>
+        <w:t xml:space="preserve">4. «Санэпид не разрешит».</w:t>
+      </w:r>
+      <w:r>
+        <w:t xml:space="preserve"> </w:t>
+      </w:r>
+      <w:r>
+        <w:t xml:space="preserve">Проверьте, о чём возражение: СанПиН 3590-20 (с 01.09.2026 — 4282-26) регулирует поточность, температуру, пробы — а не число вариантов блюда</w:t>
+      </w:r>
+      <w:r>
+        <w:t xml:space="preserve">2</w:t>
+      </w:r>
+      <w:r>
+        <w:t xml:space="preserve">. Вторая гастроёмкость на линии — тот же контур, одна дополнительная точка маркировки (раздел 18). Если у санврача конкретное замечание — разбирать конкретику, а не фольклор о нём.</w:t>
+      </w:r>
+    </w:p>
+    <w:p>
+      <w:pPr>
+        <w:pStyle w:val="BodyText"/>
+      </w:pPr>
+      <w:r>
+        <w:rPr>
+          <w:b/>
+          <w:bCs/>
+        </w:rPr>
+        <w:t xml:space="preserve">5. «У нас нет диетолога».</w:t>
+      </w:r>
+      <w:r>
+        <w:t xml:space="preserve"> </w:t>
+      </w:r>
+      <w:r>
+        <w:t xml:space="preserve">Правда для большинства организаций — и не препятствие: пары эквивалентов строятся по нутриентной логике меню-раскладки (раздел 19), клинические вопросы решает врач. Диетолог ускоряет, но его отсутствие не отменяет ни нормы, ни практику внедривших</w:t>
+      </w:r>
+      <w:r>
+        <w:t xml:space="preserve">5</w:t>
+      </w:r>
+      <w:r>
+        <w:t xml:space="preserve">6</w:t>
+      </w:r>
+      <w:r>
+        <w:t xml:space="preserve">.</w:t>
+      </w:r>
+    </w:p>
+    <w:p>
+      <w:pPr>
+        <w:pStyle w:val="BodyText"/>
+      </w:pPr>
+      <w:r>
+        <w:rPr>
+          <w:b/>
+          <w:bCs/>
+        </w:rPr>
+        <w:t xml:space="preserve">6. «Жители будут выбирать нездоровое».</w:t>
+      </w:r>
+      <w:r>
+        <w:t xml:space="preserve"> </w:t>
+      </w:r>
+      <w:r>
+        <w:t xml:space="preserve">Ядро: выбор из пары эквивалентов — это выбор внутри нормы, а не между нормой и вредом (раздел 19). Свобода выбирать «гречку или рис» не создаёт свободы выбирать «гречку или конфеты». Пределы выбора задаёт меню — они и есть инструмент.</w:t>
+      </w:r>
+    </w:p>
+    <w:p>
+      <w:pPr>
+        <w:pStyle w:val="BodyText"/>
+      </w:pPr>
+      <w:r>
+        <w:rPr>
+          <w:b/>
+          <w:bCs/>
+        </w:rPr>
+        <w:t xml:space="preserve">7. «А если выбрал, а потом отказался?»</w:t>
+      </w:r>
+      <w:r>
+        <w:t xml:space="preserve"> </w:t>
+      </w:r>
+      <w:r>
+        <w:t xml:space="preserve">Процедура замены: журнал, альтернатива, фиксация (разделы 12, 19). Норма об альтернативе при отказе — федеральная в США</w:t>
+      </w:r>
+      <w:r>
+        <w:t xml:space="preserve">35</w:t>
+      </w:r>
+      <w:r>
+        <w:t xml:space="preserve">; у нас — выводимая из ст. 37/43 с документированием</w:t>
+      </w:r>
+      <w:r>
+        <w:t xml:space="preserve">1</w:t>
+      </w:r>
+      <w:r>
+        <w:t xml:space="preserve">. Эпизоды неизбежны; неизбежность и есть предмет журнала.</w:t>
+      </w:r>
+    </w:p>
+    <w:p>
+      <w:pPr>
+        <w:pStyle w:val="BodyText"/>
+      </w:pPr>
+      <w:r>
+        <w:rPr>
+          <w:b/>
+          <w:bCs/>
+        </w:rPr>
+        <w:t xml:space="preserve">8. «Лечебное питание несовместимо с выбором».</w:t>
+      </w:r>
+      <w:r>
+        <w:t xml:space="preserve"> </w:t>
+      </w:r>
+      <w:r>
+        <w:t xml:space="preserve">Совместимо через «мост»: региональные акты связывают СОСО с системой диет (пример — распоряжение 19РВ-32 в ДДСОЛ)</w:t>
+      </w:r>
+      <w:r>
+        <w:t xml:space="preserve">20</w:t>
+      </w:r>
+      <w:r>
+        <w:t xml:space="preserve">, а внутри диеты тоже существуют пары. Диета — это ограничение множества, а не его сжатие до одного элемента.</w:t>
+      </w:r>
+    </w:p>
+    <w:p>
+      <w:pPr>
+        <w:pStyle w:val="BodyText"/>
+      </w:pPr>
+      <w:r>
+        <w:rPr>
+          <w:b/>
+          <w:bCs/>
+        </w:rPr>
+        <w:t xml:space="preserve">9. «Персонал против».</w:t>
+      </w:r>
+      <w:r>
+        <w:t xml:space="preserve"> </w:t>
+      </w:r>
+      <w:r>
+        <w:t xml:space="preserve">Обычно против не выбор, а непонятная надбавка к работе. Инструктаж по трём уровням, роли в приказе, ритм планёрок — и главное: персонал участвует в проектировании линии, а не узнаёт о ней из приказа (раздел 28).</w:t>
+      </w:r>
+    </w:p>
+    <w:p>
+      <w:pPr>
+        <w:pStyle w:val="BodyText"/>
+      </w:pPr>
+      <w:r>
+        <w:rPr>
+          <w:b/>
+          <w:bCs/>
+        </w:rPr>
+        <w:t xml:space="preserve">10. «Проверка спросит — что ответим?»</w:t>
+      </w:r>
+      <w:r>
+        <w:t xml:space="preserve"> </w:t>
+      </w:r>
+      <w:r>
+        <w:t xml:space="preserve">Документом. Раздел 32 разбирает три типовых вопроса и три документальных ответа. Страх проверки лечится комплектом, а не отказом от практики.</w:t>
+      </w:r>
+    </w:p>
+    <w:p>
+      <w:pPr>
+        <w:pStyle w:val="BodyText"/>
+      </w:pPr>
+      <w:r>
+        <w:rPr>
+          <w:b/>
+          <w:bCs/>
+        </w:rPr>
+        <w:t xml:space="preserve">11. «Это всё для маленьких прогрессивных домов, у нас 400 мест».</w:t>
+      </w:r>
+      <w:r>
+        <w:t xml:space="preserve"> </w:t>
+      </w:r>
+      <w:r>
+        <w:t xml:space="preserve">Контрпример: практики внедрены в ПНИ стандартной вместимости</w:t>
+      </w:r>
+      <w:r>
+        <w:t xml:space="preserve">5</w:t>
+      </w:r>
+      <w:r>
+        <w:t xml:space="preserve">6</w:t>
+      </w:r>
+      <w:r>
+        <w:t xml:space="preserve">, а Иркутская область масштабировала модель регионально</w:t>
+      </w:r>
+      <w:r>
+        <w:t xml:space="preserve">13</w:t>
+      </w:r>
+      <w:r>
+        <w:t xml:space="preserve">. Масштаб меняет логистику (поточность, заказ накануне), а не принцип.</w:t>
+      </w:r>
+    </w:p>
+    <w:p>
+      <w:pPr>
+        <w:pStyle w:val="BodyText"/>
+      </w:pPr>
+      <w:r>
+        <w:rPr>
+          <w:b/>
+          <w:bCs/>
+        </w:rPr>
+        <w:t xml:space="preserve">12. «Зачем, если и так нормально?»</w:t>
+      </w:r>
+      <w:r>
+        <w:t xml:space="preserve"> </w:t>
+      </w:r>
+      <w:r>
+        <w:t xml:space="preserve">«Нормально» чьими мерками? Семидневный замер отходов и журнал отказов за неделю покажут, нормально ли на самом деле. Если после замера всё подтвердится — доклад отработал: он дал вам инструмент проверки, а не только инструмент изменений.</w:t>
+      </w:r>
+    </w:p>
+    <w:bookmarkEnd w:id="337"/>
+    <w:bookmarkStart w:id="338" w:name="управленческий-вывод-26"/>
+    <w:p>
+      <w:pPr>
+        <w:pStyle w:val="Heading2"/>
+      </w:pPr>
+      <w:r>
+        <w:t xml:space="preserve">Управленческий вывод</w:t>
+      </w:r>
+    </w:p>
+    <w:p>
+      <w:pPr>
+        <w:pStyle w:val="FirstParagraph"/>
+      </w:pPr>
+      <w:r>
+        <w:t xml:space="preserve">Из двенадцати возражений одиннадцать снимаются документами, замерами или конструкцией линии. Двенадцатое — «зачем» — снимается только собственными данными. Начните с замера: он либо развяжет руки, либо закроет вопрос честно.</w:t>
+      </w:r>
+    </w:p>
+    <w:bookmarkEnd w:id="338"/>
+    <w:bookmarkStart w:id="339" w:name="Xdc3948df8ef48cc795930e38017394453cee80f"/>
+    <w:p>
+      <w:pPr>
+        <w:pStyle w:val="Heading2"/>
+      </w:pPr>
+      <w:r>
+        <w:t xml:space="preserve">37.2. Риторика спора: как не проиграть правое дело</w:t>
+      </w:r>
+    </w:p>
+    <w:p>
+      <w:pPr>
+        <w:pStyle w:val="FirstParagraph"/>
+      </w:pPr>
+      <w:r>
+        <w:t xml:space="preserve">Три приёма, которые губят хорошие аргументы в зале директоров.</w:t>
+      </w:r>
+      <w:r>
+        <w:t xml:space="preserve"> </w:t>
+      </w:r>
+      <w:r>
+        <w:rPr>
+          <w:b/>
+          <w:bCs/>
+        </w:rPr>
+        <w:t xml:space="preserve">Первый — моральное превосходство:</w:t>
+      </w:r>
+      <w:r>
+        <w:t xml:space="preserve"> </w:t>
+      </w:r>
+      <w:r>
+        <w:t xml:space="preserve">«вопрос достоинства» в ответ на вопрос о деньгах. Зал слышит: «денег у меня нет, поэтому я про достоинство». Правильный порядок — сначала механика (замер, пары, поток), потом смысл; никогда наоборот.</w:t>
+      </w:r>
+      <w:r>
+        <w:t xml:space="preserve"> </w:t>
+      </w:r>
+      <w:r>
+        <w:rPr>
+          <w:b/>
+          <w:bCs/>
+        </w:rPr>
+        <w:t xml:space="preserve">Второй — зарубежный аргумент без фильтра:</w:t>
+      </w:r>
+      <w:r>
+        <w:t xml:space="preserve"> </w:t>
+      </w:r>
+      <w:r>
+        <w:t xml:space="preserve">«в Онтарио диетолог 30 минут на жителя». Зал слышит про чужие деньги. Правильная подача: «принцип — время специалиста нормируется; наши минуты считаем сами».</w:t>
+      </w:r>
+      <w:r>
+        <w:t xml:space="preserve"> </w:t>
+      </w:r>
+      <w:r>
+        <w:rPr>
+          <w:b/>
+          <w:bCs/>
+        </w:rPr>
+        <w:t xml:space="preserve">Третий — обещание результата:</w:t>
+      </w:r>
+      <w:r>
+        <w:t xml:space="preserve"> </w:t>
+      </w:r>
+      <w:r>
+        <w:t xml:space="preserve">«отходы упадут на треть». Не упадут у конкретного слушателя — и вся тема дискредитирована. Замена: «замер покажет вашу цифру; вот дома, где после выбора замеряли»</w:t>
+      </w:r>
+      <w:r>
+        <w:t xml:space="preserve">5</w:t>
+      </w:r>
+      <w:r>
+        <w:t xml:space="preserve">. Общая механика этих замен: каждый аргумент доклада построен как «принцип + метод проверки + чужой измеренный факт», и ни один не требует веры.</w:t>
+      </w:r>
+    </w:p>
+    <w:bookmarkEnd w:id="339"/>
+    <w:bookmarkStart w:id="340" w:name="возражение-лакмус-а-сами-бы-вы-так-ели"/>
+    <w:p>
+      <w:pPr>
+        <w:pStyle w:val="Heading2"/>
+      </w:pPr>
+      <w:r>
+        <w:t xml:space="preserve">37.3. Возражение-лакмус: «а сами бы вы так ели?»</w:t>
+      </w:r>
+    </w:p>
+    <w:p>
+      <w:pPr>
+        <w:pStyle w:val="FirstParagraph"/>
+      </w:pPr>
+      <w:r>
+        <w:t xml:space="preserve">Самое короткое и самое точное из всех возражений — оно же тест на честность системы. Отвечать на него оправданиями («для жителей нормально») нельзя — это и есть признание двух сортов. Рабочий ответ — процедурный: еда с линии периодически пробуется руководством (обход с тарелкой, а не с папкой), совет жителей дегустирует, дегустации протоколируются. Дом, где директор не ел свою еду в этом месяце, не имеет права спорить о её качестве — имеет обязанность пойти и поесть. Возражение-лакмус хорошо ещё и тем, что стоит ноль рублей и ставится в чек-лист директора (приложение 18) одной строкой.</w:t>
+      </w:r>
+    </w:p>
+    <w:bookmarkEnd w:id="340"/>
+    <w:bookmarkEnd w:id="341"/>
+    <w:bookmarkStart w:id="350" w:name="Xb2d2e447a88ba85b4a7652ea9336295743d30be"/>
+    <w:p>
+      <w:pPr>
+        <w:pStyle w:val="Heading1"/>
+      </w:pPr>
+      <w:r>
         <w:t xml:space="preserve">38. Десять вопросов учредителю: повестка для разговора наверх</w:t>
       </w:r>
     </w:p>
-    <w:bookmarkStart w:id="337" w:name="зачем-этот-список"/>
+    <w:bookmarkStart w:id="342" w:name="зачем-этот-список"/>
     <w:p>
       <w:pPr>
         <w:pStyle w:val="Heading2"/>
@@ -20288,8 +20586,8 @@
         <w:t xml:space="preserve">Большинство управленческих решений в СОСО упираются не в закон, а в региональный контур: статус норм, меню, формы учёта, финансирование (раздел 24). Директор часто не знает, что именно спросить, — и спрашивает «можно ли нам», получая в ответ осторожное «не надо». Десять конкретных вопросов превращают разговор с учредителем из просьбы в совместную инженерную задачу. Каждый вопрос сформулирован так, чтобы на него можно было ответить документом.</w:t>
       </w:r>
     </w:p>
-    <w:bookmarkEnd w:id="337"/>
-    <w:bookmarkStart w:id="338" w:name="вопросы-о-нормах-и-документах"/>
+    <w:bookmarkEnd w:id="342"/>
+    <w:bookmarkStart w:id="343" w:name="вопросы-о-нормах-и-документах"/>
     <w:p>
       <w:pPr>
         <w:pStyle w:val="Heading2"/>
@@ -20388,7 +20686,7 @@
         <w:t xml:space="preserve">— с учётом поэтапного перехода на электронные формы по приказам Минфина</w:t>
       </w:r>
       <w:r>
-        <w:t xml:space="preserve">84</w:t>
+        <w:t xml:space="preserve">96</w:t>
       </w:r>
       <w:r>
         <w:t xml:space="preserve"> </w:t>
@@ -20397,8 +20695,8 @@
         <w:t xml:space="preserve">— и допускает ли она журналы заказа и замен как приложения?</w:t>
       </w:r>
     </w:p>
-    <w:bookmarkEnd w:id="338"/>
-    <w:bookmarkStart w:id="339" w:name="вопросы-о-финансах-и-закупках"/>
+    <w:bookmarkEnd w:id="343"/>
+    <w:bookmarkStart w:id="344" w:name="вопросы-о-финансах-и-закупках"/>
     <w:p>
       <w:pPr>
         <w:pStyle w:val="Heading2"/>
@@ -20425,10 +20723,10 @@
         <w:t xml:space="preserve">— и можем ли мы публиковать её внутри системы (учредителю и совету жителей) по итогам квартала? Международный опыт показывает: прозрачность строки работает на её адекватность</w:t>
       </w:r>
       <w:r>
-        <w:t xml:space="preserve">69</w:t>
-      </w:r>
-      <w:r>
-        <w:t xml:space="preserve">79</w:t>
+        <w:t xml:space="preserve">81</w:t>
+      </w:r>
+      <w:r>
+        <w:t xml:space="preserve">91</w:t>
       </w:r>
       <w:r>
         <w:t xml:space="preserve">.</w:t>
@@ -20470,8 +20768,8 @@
         <w:t xml:space="preserve">Аутсорсинг без этих строк передаёт подрядчику не только кухню, но и права жителей (раздел 30).</w:t>
       </w:r>
     </w:p>
-    <w:bookmarkEnd w:id="339"/>
-    <w:bookmarkStart w:id="340" w:name="вопросы-о-полномочиях-и-развитии"/>
+    <w:bookmarkEnd w:id="344"/>
+    <w:bookmarkStart w:id="345" w:name="вопросы-о-полномочиях-и-развитии"/>
     <w:p>
       <w:pPr>
         <w:pStyle w:val="Heading2"/>
@@ -20546,8 +20844,8 @@
         <w:t xml:space="preserve">— и готов ли он включить в них долю выбирающих жителей и уровень отходов? Этот вопрос переводит вариативность из статуса «инициативы директора» в статус «показателя системы» — финальная форма её защиты.</w:t>
       </w:r>
     </w:p>
-    <w:bookmarkEnd w:id="340"/>
-    <w:bookmarkStart w:id="341" w:name="как-вести-сам-разговор"/>
+    <w:bookmarkEnd w:id="345"/>
+    <w:bookmarkStart w:id="346" w:name="как-вести-сам-разговор"/>
     <w:p>
       <w:pPr>
         <w:pStyle w:val="Heading2"/>
@@ -20564,8 +20862,8 @@
         <w:t xml:space="preserve">Три правила. Первое: каждый вопрос сопровождайте одностраничной справкой (образец структуры — приложение 33) — у чиновника нет времени читать доклад, есть время подписать справку. Второе: не просите всё сразу; оптимальная первая повестка — вопросы 1, 2 и 8 (статус норм, меню, пилот). Третье: фиксируйте ответы письменно, хотя бы служебной запиской, — не для давления, а для раздела 32: документированная позиция учредителя — половина защиты перед любой проверкой.</w:t>
       </w:r>
     </w:p>
-    <w:bookmarkEnd w:id="341"/>
-    <w:bookmarkStart w:id="342" w:name="управленческий-вывод-27"/>
+    <w:bookmarkEnd w:id="346"/>
+    <w:bookmarkStart w:id="347" w:name="управленческий-вывод-27"/>
     <w:p>
       <w:pPr>
         <w:pStyle w:val="Heading2"/>
@@ -20582,8 +20880,8 @@
         <w:t xml:space="preserve">Учредитель — не препятствие, а незадействованный ресурс: у него есть то, чего нет у директора, — право менять региональные документы. Десять вопросов — это способ дать учредителю работу, которую он способен выполнить.</w:t>
       </w:r>
     </w:p>
-    <w:bookmarkEnd w:id="342"/>
-    <w:bookmarkStart w:id="343" w:name="X73116ddbe43655548ee2b4a847087019d8928be"/>
+    <w:bookmarkEnd w:id="347"/>
+    <w:bookmarkStart w:id="348" w:name="X73116ddbe43655548ee2b4a847087019d8928be"/>
     <w:p>
       <w:pPr>
         <w:pStyle w:val="Heading2"/>
@@ -20648,8 +20946,8 @@
         <w:t xml:space="preserve">(«не положено»): самый информативный — просите ссылку на норму; в половине случаев нормы не находится, и «не положено» превращается в «не принято», а это уже разговор о решении, а не о запрете. Во всех трёх случаях отказ фиксируется письменно (вежливо: «по итогам встречи поняли так-то») — зафиксированный отказ работает на вас через год, когда рамка сменится, а устный растворяется. И главное: отказ по одному вопросу не распространяется на остальные девять — повестка раздела построена так, чтобы её нельзя было закрыть одним «нет».</w:t>
       </w:r>
     </w:p>
-    <w:bookmarkEnd w:id="343"/>
-    <w:bookmarkStart w:id="344" w:name="Xb4bd3060a191239724c890906e581697d4988b5"/>
+    <w:bookmarkEnd w:id="348"/>
+    <w:bookmarkStart w:id="349" w:name="Xb4bd3060a191239724c890906e581697d4988b5"/>
     <w:p>
       <w:pPr>
         <w:pStyle w:val="Heading2"/>
@@ -20675,9 +20973,9 @@
         <w:t xml:space="preserve">); не подставлять (всё, что несёт риск, приходит к нему с проработанной защитой, а не голым). Союзник, получающий числа, роль и безопасность, остаётся союзником дольше срока ротации.</w:t>
       </w:r>
     </w:p>
-    <w:bookmarkEnd w:id="344"/>
-    <w:bookmarkEnd w:id="345"/>
-    <w:bookmarkStart w:id="353" w:name="X61b1f62aee0beb18597a7fc2d21254a40c6facd"/>
+    <w:bookmarkEnd w:id="349"/>
+    <w:bookmarkEnd w:id="350"/>
+    <w:bookmarkStart w:id="358" w:name="X61b1f62aee0beb18597a7fc2d21254a40c6facd"/>
     <w:p>
       <w:pPr>
         <w:pStyle w:val="Heading1"/>
@@ -20686,7 +20984,7 @@
         <w:t xml:space="preserve">39. Предложения отрасли: что должно измениться выше уровня учреждения</w:t>
       </w:r>
     </w:p>
-    <w:bookmarkStart w:id="346" w:name="граница-раздела"/>
+    <w:bookmarkStart w:id="351" w:name="граница-раздела"/>
     <w:p>
       <w:pPr>
         <w:pStyle w:val="Heading2"/>
@@ -20703,8 +21001,8 @@
         <w:t xml:space="preserve">Всё предыдущее — о том, что организация может сделать сама, в действующем правовом поле. Этот раздел — о том, что ей мешает и что решается только на региональном и федеральном уровнях. Предложения сформулированы как повестка для отраслевого обсуждения (в том числе на семинаре), а не как готовые законопроекты: за пределами компетенции доклада — детальное нормотворческое конструирование.</w:t>
       </w:r>
     </w:p>
-    <w:bookmarkEnd w:id="346"/>
-    <w:bookmarkStart w:id="347" w:name="пять-федеральных-предложений"/>
+    <w:bookmarkEnd w:id="351"/>
+    <w:bookmarkStart w:id="352" w:name="пять-федеральных-предложений"/>
     <w:p>
       <w:pPr>
         <w:pStyle w:val="Heading2"/>
@@ -20815,7 +21113,7 @@
         <w:t xml:space="preserve">Поэтапный переход на электронные формы (приказы 61н, 142н, 100н, 157н, 174н)</w:t>
       </w:r>
       <w:r>
-        <w:t xml:space="preserve">84</w:t>
+        <w:t xml:space="preserve">96</w:t>
       </w:r>
       <w:r>
         <w:t xml:space="preserve"> </w:t>
@@ -20854,8 +21152,8 @@
         <w:t xml:space="preserve">, но их опыт распространяется через новостные ленты, а не через методические каналы. Федеральный (и региональные) сборники практик с документальными приложениями сократили бы цикл внедрения с лет до месяцев.</w:t>
       </w:r>
     </w:p>
-    <w:bookmarkEnd w:id="347"/>
-    <w:bookmarkStart w:id="348" w:name="пять-региональных-предложений"/>
+    <w:bookmarkEnd w:id="352"/>
+    <w:bookmarkStart w:id="353" w:name="пять-региональных-предложений"/>
     <w:p>
       <w:pPr>
         <w:pStyle w:val="Heading2"/>
@@ -20966,8 +21264,8 @@
         <w:t xml:space="preserve">.</w:t>
       </w:r>
     </w:p>
-    <w:bookmarkEnd w:id="348"/>
-    <w:bookmarkStart w:id="349" w:name="чего-доклад-не-предлагает"/>
+    <w:bookmarkEnd w:id="353"/>
+    <w:bookmarkStart w:id="354" w:name="чего-доклад-не-предлагает"/>
     <w:p>
       <w:pPr>
         <w:pStyle w:val="Heading2"/>
@@ -20999,8 +21297,8 @@
         <w:t xml:space="preserve">позволяет внедрять главное уже сейчас; проблема — в статусах и стыках, а не в отсутствии закона. Не предлагается обязательная вариативность для всех без переходного периода: у части организаций нет ни кухни, ни смены для второго варианта — принуждение без ресурсов производит фиктивную вариативность (раздел 21). Не предлагаются числовые нормативы стоимости: честных данных о сырьевой строке российских СОСО в публичном поле нет, и норматив, построенный на отсутствии данных, был бы слопом.</w:t>
       </w:r>
     </w:p>
-    <w:bookmarkEnd w:id="349"/>
-    <w:bookmarkStart w:id="350" w:name="управленческий-вывод-28"/>
+    <w:bookmarkEnd w:id="354"/>
+    <w:bookmarkStart w:id="355" w:name="управленческий-вывод-28"/>
     <w:p>
       <w:pPr>
         <w:pStyle w:val="Heading2"/>
@@ -21017,8 +21315,8 @@
         <w:t xml:space="preserve">Десять предложений — это повестка, которую директора способны сформулировать сообща лучше, чем поодиночке. Семинар — подходящее место для её согласования; раздел 40 — о том, как это организовать.</w:t>
       </w:r>
     </w:p>
-    <w:bookmarkEnd w:id="350"/>
-    <w:bookmarkStart w:id="351" w:name="X903c87e46fdac607c33c67e8ae87eec93962aa6"/>
+    <w:bookmarkEnd w:id="355"/>
+    <w:bookmarkStart w:id="356" w:name="X903c87e46fdac607c33c67e8ae87eec93962aa6"/>
     <w:p>
       <w:pPr>
         <w:pStyle w:val="Heading2"/>
@@ -21035,10 +21333,10 @@
         <w:t xml:space="preserve">Механика изменения норм видна на японском примере</w:t>
       </w:r>
       <w:r>
-        <w:t xml:space="preserve">73</w:t>
-      </w:r>
-      <w:r>
-        <w:t xml:space="preserve">75</w:t>
+        <w:t xml:space="preserve">85</w:t>
+      </w:r>
+      <w:r>
+        <w:t xml:space="preserve">87</w:t>
       </w:r>
       <w:r>
         <w:t xml:space="preserve"> </w:t>
@@ -21059,8 +21357,8 @@
         <w:t xml:space="preserve">, данных — нет. Практический вывод для зала: самый продуктивный запрос вверх сегодня — не «разрешите» и не «обяжите», а «считайте»: два показателя в отчётности (предложение 3) запускают фазу 2 без единого рубля и без единого риска. Тот, кто понял таймлайн, не тратит годы на требование фазы 3 из фазы 1.</w:t>
       </w:r>
     </w:p>
-    <w:bookmarkEnd w:id="351"/>
-    <w:bookmarkStart w:id="352" w:name="роль-профессионального-сообщества"/>
+    <w:bookmarkEnd w:id="356"/>
+    <w:bookmarkStart w:id="357" w:name="роль-профессионального-сообщества"/>
     <w:p>
       <w:pPr>
         <w:pStyle w:val="Heading2"/>
@@ -21077,9 +21375,9 @@
         <w:t xml:space="preserve">Предложения 6–10 реализуются регионами, но инициируются сообществом: именно директора, а не чиновники, знают, где стык болит. Минимальная инфраструктура сообщества по теме: рабочая группа (желательно при существующей ассоциации), ежегодный сбор практик с документами, общий банк локальных форм (приложения доклада — первый взнос). Стоимость — организационная, эффект — соразмерный федеральной программе: методический дефицит, о котором все говорят, ликвидируется именно так и никак иначе.</w:t>
       </w:r>
     </w:p>
-    <w:bookmarkEnd w:id="352"/>
-    <w:bookmarkEnd w:id="353"/>
-    <w:bookmarkStart w:id="361" w:name="X363ec400b784b5526980a090237946218358c45"/>
+    <w:bookmarkEnd w:id="357"/>
+    <w:bookmarkEnd w:id="358"/>
+    <w:bookmarkStart w:id="366" w:name="X363ec400b784b5526980a090237946218358c45"/>
     <w:p>
       <w:pPr>
         <w:pStyle w:val="Heading1"/>
@@ -21088,7 +21386,7 @@
         <w:t xml:space="preserve">40. Организационные предложения семинару: как превратить три дня в систему</w:t>
       </w:r>
     </w:p>
-    <w:bookmarkStart w:id="354" w:name="уникальность-состава"/>
+    <w:bookmarkStart w:id="359" w:name="уникальность-состава"/>
     <w:p>
       <w:pPr>
         <w:pStyle w:val="Heading2"/>
@@ -21123,8 +21421,8 @@
         <w:t xml:space="preserve">. Это редкая конфигурация: вопрос «работает ли» может быть задан не эксперту, а коллеге за соседним столом.</w:t>
       </w:r>
     </w:p>
-    <w:bookmarkEnd w:id="354"/>
-    <w:bookmarkStart w:id="355" w:name="пять-предложений-по-формату"/>
+    <w:bookmarkEnd w:id="359"/>
+    <w:bookmarkStart w:id="360" w:name="пять-предложений-по-формату"/>
     <w:p>
       <w:pPr>
         <w:pStyle w:val="Heading2"/>
@@ -21229,8 +21527,8 @@
         <w:t xml:space="preserve">.</w:t>
       </w:r>
     </w:p>
-    <w:bookmarkEnd w:id="355"/>
-    <w:bookmarkStart w:id="356" w:name="чего-не-делать-на-семинаре"/>
+    <w:bookmarkEnd w:id="360"/>
+    <w:bookmarkStart w:id="361" w:name="чего-не-делать-на-семинаре"/>
     <w:p>
       <w:pPr>
         <w:pStyle w:val="Heading2"/>
@@ -21247,8 +21545,8 @@
         <w:t xml:space="preserve">Три антипаттерна. Не принимать деклараций «о важности питания» — важность консенсусна, дефицит в механизмах. Не собирать «пожелания в федеральный центр» без адресата и срока — такие сборы дискредитируют сам формат. Не соревноваться регионами в красоте презентаций — полезный семинар заканчивается таблицей обязательств (кто, что, к какой дате), а не фотографиями.</w:t>
       </w:r>
     </w:p>
-    <w:bookmarkEnd w:id="356"/>
-    <w:bookmarkStart w:id="357" w:name="X8cea6ab5cc07e3f235fc22df1a84b31ad8a4e99"/>
+    <w:bookmarkEnd w:id="361"/>
+    <w:bookmarkStart w:id="362" w:name="X8cea6ab5cc07e3f235fc22df1a84b31ad8a4e99"/>
     <w:p>
       <w:pPr>
         <w:pStyle w:val="Heading2"/>
@@ -21265,8 +21563,8 @@
         <w:t xml:space="preserve">Через 30 дней — рассылка итоговых материалов (включая заполненную карту норм регионов). Через 90 дней — сбор статусов: кто начал пилот, кто провёл замер, кто получил ответ учредителя. Через 12 месяцев — к следующему циклу встреч: сравнение «до/после» по организациям, участвовавшим в общем замере. Эта инфраструктура стоит часов, а не денег; её отсутствие превращает любой семинар в приятное воспоминание.</w:t>
       </w:r>
     </w:p>
-    <w:bookmarkEnd w:id="357"/>
-    <w:bookmarkStart w:id="358" w:name="управленческий-вывод-29"/>
+    <w:bookmarkEnd w:id="362"/>
+    <w:bookmarkStart w:id="363" w:name="управленческий-вывод-29"/>
     <w:p>
       <w:pPr>
         <w:pStyle w:val="Heading2"/>
@@ -21283,8 +21581,8 @@
         <w:t xml:space="preserve">Семинар с таким составом — сам по себе ресурс, сопоставимый с годом переписки. Решение, которое стоит принять в первый час: чем именно зал обменяется к последнему дню — контактами или обязательствами.</w:t>
       </w:r>
     </w:p>
-    <w:bookmarkEnd w:id="358"/>
-    <w:bookmarkStart w:id="359" w:name="X6288c1a2efb61888fac63557397641dd11636d3"/>
+    <w:bookmarkEnd w:id="363"/>
+    <w:bookmarkStart w:id="364" w:name="X6288c1a2efb61888fac63557397641dd11636d3"/>
     <w:p>
       <w:pPr>
         <w:pStyle w:val="Heading2"/>
@@ -21349,8 +21647,8 @@
         <w:t xml:space="preserve">— решения: обсуждение и голосование резолюции (90 минут), таблица обязательств (кто, что, к какой дате — 60 минут), закрытие: назначение дежурной методической точки. Каждый блок заканчивается артефактом (карта, форма, подписка, резолюция, таблица) — семинар, у которого пять артефактов, не нуждается в «итоговом коммюнике о важности».</w:t>
       </w:r>
     </w:p>
-    <w:bookmarkEnd w:id="359"/>
-    <w:bookmarkStart w:id="360" w:name="подписка-об-общем-замере-текст"/>
+    <w:bookmarkEnd w:id="364"/>
+    <w:bookmarkStart w:id="365" w:name="подписка-об-общем-замере-текст"/>
     <w:p>
       <w:pPr>
         <w:pStyle w:val="Heading2"/>
@@ -21367,9 +21665,9 @@
         <w:t xml:space="preserve">Формулировка, которую зал может принять за минуту и выполнить за неделю: «В период с ___ по ___ наша организация проводит семидневный замер пищевых отходов и отказов по единой методике (приложения 25 и 9 доклада) и передаёт анонимизированные итоги (организация, число жителей, остаток на порцию, эпизоды отказов) в общий массив до ___». Четыре реквизита честности: единая методика обязательна (своя методика у каждого = несравнимые числа); анонимизация на входе (снимает страх «показать плохое»); фиксированный месяц (сезонность); ответная рассылка массива всем участникам (данные принадлежат залу, а не собирателю). Пятьдесят одна организация по этой подписке — первая репрезентативная цифра отрасли по питанию, и получена она будет силами самого зала за семь дней.</w:t>
       </w:r>
     </w:p>
-    <w:bookmarkEnd w:id="360"/>
-    <w:bookmarkEnd w:id="361"/>
-    <w:bookmarkStart w:id="368" w:name="Xe7199e4bc187e49c474b44d0afe339f5b17b4fc"/>
+    <w:bookmarkEnd w:id="365"/>
+    <w:bookmarkEnd w:id="366"/>
+    <w:bookmarkStart w:id="373" w:name="Xe7199e4bc187e49c474b44d0afe339f5b17b4fc"/>
     <w:p>
       <w:pPr>
         <w:pStyle w:val="Heading1"/>
@@ -21378,7 +21676,7 @@
         <w:t xml:space="preserve">41. Заявление о достоверности: что в этом докладе на чём стоит</w:t>
       </w:r>
     </w:p>
-    <w:bookmarkStart w:id="362" w:name="зачем-этот-раздел"/>
+    <w:bookmarkStart w:id="367" w:name="зачем-этот-раздел"/>
     <w:p>
       <w:pPr>
         <w:pStyle w:val="Heading2"/>
@@ -21395,8 +21693,8 @@
         <w:t xml:space="preserve">Предыдущие версии материалов на эту тему содержали утверждения без источников, заимствованные цифры и оценки, выдававшиеся за факты (подробный разбор — в контрольном файле AUDIT_OLD_REPORTS.md). Этот раздел — публичная отчётность настоящей версии: какие классы утверждений в ней есть, как каждый подтверждён и где читатель может проверить авторов.</w:t>
       </w:r>
     </w:p>
-    <w:bookmarkEnd w:id="362"/>
-    <w:bookmarkStart w:id="363" w:name="классы-утверждений-и-их-подтверждение"/>
+    <w:bookmarkEnd w:id="367"/>
+    <w:bookmarkStart w:id="368" w:name="классы-утверждений-и-их-подтверждение"/>
     <w:p>
       <w:pPr>
         <w:pStyle w:val="Heading2"/>
@@ -21558,8 +21856,8 @@
         <w:t xml:space="preserve">Все модельные вычисления (стоимость, время, объёмы) помечены как иллюстративные расчёты с явными допущениями. Формула «вариативность почти бесплатна» из ранних версий удалена как недоказанная; вместо неё — порядок замера.</w:t>
       </w:r>
     </w:p>
-    <w:bookmarkEnd w:id="363"/>
-    <w:bookmarkStart w:id="364" w:name="Xd2204d3ad611ec52c1877866017b086a504dbea"/>
+    <w:bookmarkEnd w:id="368"/>
+    <w:bookmarkStart w:id="369" w:name="Xd2204d3ad611ec52c1877866017b086a504dbea"/>
     <w:p>
       <w:pPr>
         <w:pStyle w:val="Heading2"/>
@@ -21576,8 +21874,8 @@
         <w:t xml:space="preserve">Репрезентативной статистики вариативного питания в российских СОСО нет. Рандомизированных исследований эффекта вариативности именно в психиатрических стационарах не найдено. Судебной практики именно о вариативном меню не обнаружено. Данных о сырьевой строке российских СОСО в публичном поле нет. Статус норм в каждом из 51 региона не проверен индивидуально — методика проверки дана (раздел 24), сама проверка — работа региональных групп (раздел 40). Эти пробелы — не извинение, а карта того, где читатель обязан включать собственную проверку.</w:t>
       </w:r>
     </w:p>
-    <w:bookmarkEnd w:id="364"/>
-    <w:bookmarkStart w:id="365" w:name="как-проверить-авторов"/>
+    <w:bookmarkEnd w:id="369"/>
+    <w:bookmarkStart w:id="370" w:name="как-проверить-авторов"/>
     <w:p>
       <w:pPr>
         <w:pStyle w:val="Heading2"/>
@@ -21594,8 +21892,8 @@
         <w:t xml:space="preserve">Три способа. Первый: реестры источников (три контрольных файла) — каждое утверждение в тексте имеет маркер, каждый маркер — строку реестра с URL и датой проверки. Второй: матрица «утверждение — источник» (CLAIM_SOURCE_MATRIX.xlsx) — полный перечень фактических утверждений доклада с привязкой. Третий: отчёт о соответствии антислоп-правилам (ANTI_SLOP_REPORT.md) — перечень правил и того, как каждое исполнено. Если читатель нашёл утверждение без маркера или маркер без строки реестра — это ошибка авторов, а не недоразумение читателя.</w:t>
       </w:r>
     </w:p>
-    <w:bookmarkEnd w:id="365"/>
-    <w:bookmarkStart w:id="366" w:name="управленческий-вывод-30"/>
+    <w:bookmarkEnd w:id="370"/>
+    <w:bookmarkStart w:id="371" w:name="управленческий-вывод-30"/>
     <w:p>
       <w:pPr>
         <w:pStyle w:val="Heading2"/>
@@ -21612,8 +21910,8 @@
         <w:t xml:space="preserve">Достоверность — это не обещание «мы не ошибались», а конструкция «вы можете нас поймать». Все четыре контрольных файла приложены к докладу именно для этого.</w:t>
       </w:r>
     </w:p>
-    <w:bookmarkEnd w:id="366"/>
-    <w:bookmarkStart w:id="367" w:name="известные-уязвимости-этой-версии"/>
+    <w:bookmarkEnd w:id="371"/>
+    <w:bookmarkStart w:id="372" w:name="известные-уязвимости-этой-версии"/>
     <w:p>
       <w:pPr>
         <w:pStyle w:val="Heading2"/>
@@ -21646,7 +21944,7 @@
         <w:t xml:space="preserve">реестры проверены в июле 2026 года; нормы (особенно региональные и учётные формы</w:t>
       </w:r>
       <w:r>
-        <w:t xml:space="preserve">84</w:t>
+        <w:t xml:space="preserve">96</w:t>
       </w:r>
       <w:r>
         <w:t xml:space="preserve">) меняются, и перед приказом каждый пункт проверяется заново — доклад обучает этой проверке, но не заменяет её. Пример: СанПиН 2.3/2.4.4282-26 утверждён 02.06.2026 и вступает в силу 01.09.2026, через несколько дней после семинара; в этой версии доклада переход от 3590-20 к 4282-26 зафиксирован, но локальные акты учреждения нужно перепривязать самостоятельно.</w:t>
@@ -21716,9 +22014,9 @@
         <w:t xml:space="preserve">там, где доказательств нет, доклад занимает позицию (например, приоритет зафиксированной воли в конфликте «учреждение = опекун»); позиция аргументирована, но остаётся позицией — и раздел 16 показывает её границы. Ни одна из пяти уязвимостей не исправляется редактурой; все исправляются только новыми данными — прежде всего теми, которые соберёт сам зал (раздел 40).</w:t>
       </w:r>
     </w:p>
-    <w:bookmarkEnd w:id="367"/>
-    <w:bookmarkEnd w:id="368"/>
-    <w:bookmarkStart w:id="374" w:name="X7034ecfe43927fd4691e194b532f91ab0323a65"/>
+    <w:bookmarkEnd w:id="372"/>
+    <w:bookmarkEnd w:id="373"/>
+    <w:bookmarkStart w:id="379" w:name="X7034ecfe43927fd4691e194b532f91ab0323a65"/>
     <w:p>
       <w:pPr>
         <w:pStyle w:val="Heading1"/>
@@ -21727,7 +22025,7 @@
         <w:t xml:space="preserve">42. Заключение: что остаётся после последней страницы</w:t>
       </w:r>
     </w:p>
-    <w:bookmarkStart w:id="369" w:name="суть-доклада-в-пяти-предложениях"/>
+    <w:bookmarkStart w:id="374" w:name="суть-доклада-в-пяти-предложениях"/>
     <w:p>
       <w:pPr>
         <w:pStyle w:val="Heading2"/>
@@ -21759,8 +22057,8 @@
         <w:t xml:space="preserve">. Доказательная база разной плотности: по клинике и международным нормам она сильна, по эффекту вариативности в психиатрии — почти пуста, и честность обязывает это признавать. Поэтому последнее слово доклада — не «внедряйте», а «измеряйте»: семь дней замера отделяют убеждение от знания.</w:t>
       </w:r>
     </w:p>
-    <w:bookmarkEnd w:id="369"/>
-    <w:bookmarkStart w:id="370" w:name="три-образа-с-которых-начинался-разговор"/>
+    <w:bookmarkEnd w:id="374"/>
+    <w:bookmarkStart w:id="375" w:name="три-образа-с-которых-начинался-разговор"/>
     <w:p>
       <w:pPr>
         <w:pStyle w:val="Heading2"/>
@@ -21789,8 +22087,8 @@
         <w:t xml:space="preserve">; человек без слов, чьё «не хочу» система пока не умеет услышать; и смена, которая делает всё «как всегда», потому что «как всегда» — единственный доступный ей сценарий. Теперь у каждого из этих конфликтов есть процедура: тихая зона и гибкий формат (раздел 20), лекарственно-пищевая таблица (раздел 11), список риска и текстуры (раздел 10), четыре канала воли (раздел 15), комплект документов и роли (разделы 28, 31). Доклад не обещает, что конфликты исчезнут; он показывает, что они перестают быть безымянными.</w:t>
       </w:r>
     </w:p>
-    <w:bookmarkEnd w:id="370"/>
-    <w:bookmarkStart w:id="371" w:name="что-изменится-для-четырёх-людей"/>
+    <w:bookmarkEnd w:id="375"/>
+    <w:bookmarkStart w:id="376" w:name="что-изменится-для-четырёх-людей"/>
     <w:p>
       <w:pPr>
         <w:pStyle w:val="Heading2"/>
@@ -21865,8 +22163,8 @@
         <w:t xml:space="preserve">— появляется работа, которую только он может сделать: статусы норм, «мост» к лечебному питанию, показатели отрасли (раздел 39).</w:t>
       </w:r>
     </w:p>
-    <w:bookmarkEnd w:id="371"/>
-    <w:bookmarkStart w:id="372" w:name="первый-шаг"/>
+    <w:bookmarkEnd w:id="376"/>
+    <w:bookmarkStart w:id="377" w:name="первый-шаг"/>
     <w:p>
       <w:pPr>
         <w:pStyle w:val="Heading2"/>
@@ -21891,8 +22189,8 @@
         <w:t xml:space="preserve">Человек за столом ждёт не доклада. Он ждёт обеда, в котором есть место его выбору. Теперь вы знаете, как такой обед организовать.</w:t>
       </w:r>
     </w:p>
-    <w:bookmarkEnd w:id="372"/>
-    <w:bookmarkStart w:id="373" w:name="письмо-директору-через-год"/>
+    <w:bookmarkEnd w:id="377"/>
+    <w:bookmarkStart w:id="378" w:name="письмо-директору-через-год"/>
     <w:p>
       <w:pPr>
         <w:pStyle w:val="Heading2"/>
@@ -21941,9 +22239,9 @@
         <w:t xml:space="preserve">Вы сделали неделю замера, совет, пилот в одном отделении; панель чисел лежит у учредителя; два варианта второго — обычный день, который уже никто не замечает, как не замечают водопровод. Разница между сценариями — не деньги (пилот М1 дешевле одного ремонтного дня), не разрешения (замеры не требуют согласований), не люди (смена та же). Разница — первая неделя. Всё, что доклад может сделать, — убедить вас в одном: первая неделя дешевле года сомнений. Дальше работают ваши числа, ваш совет, ваши жители, которые впервые скажут, какая каша — их. Этот разговор уже начался в зале. Продолжение — за вашей линией раздачи, в ближайший понедельник, 8:30.</w:t>
       </w:r>
     </w:p>
-    <w:bookmarkEnd w:id="373"/>
-    <w:bookmarkEnd w:id="374"/>
-    <w:bookmarkStart w:id="375" w:name="библиография-и-источники"/>
+    <w:bookmarkEnd w:id="378"/>
+    <w:bookmarkEnd w:id="379"/>
+    <w:bookmarkStart w:id="380" w:name="библиография-и-источники"/>
     <w:p>
       <w:pPr>
         <w:pStyle w:val="Heading1"/>
@@ -22034,8 +22332,8 @@
         <w:t xml:space="preserve">В тексте доклада каждый источник приводится в сноске в месте первого упоминания; повторные ссылки указывают на номер сноски. Список ниже сгруппирован по реестрам и дублирует сноски для удобства печатного чтения.</w:t>
       </w:r>
     </w:p>
-    <w:bookmarkEnd w:id="375"/>
-    <w:bookmarkStart w:id="376" w:name="часть-ii.-учебные-кейсы-22-разбора"/>
+    <w:bookmarkEnd w:id="380"/>
+    <w:bookmarkStart w:id="381" w:name="часть-ii.-учебные-кейсы-22-разбора"/>
     <w:p>
       <w:pPr>
         <w:pStyle w:val="Heading1"/>
@@ -22052,8 +22350,8 @@
         <w:t xml:space="preserve">Двадцать два ситуационных разбора переводят материал разделов в плоскость ежедневных решений: что нельзя делать, что сделать немедленно, кто принимает решение, какие документы нужны, каково долгосрочное решение и где граница вывода. Все кейсы — учебные, составленные для анализа; они не описывают конкретные организации и людей. Формат разбора на семинаре: 15 минут на кейс по восьми пунктам структуры.</w:t>
       </w:r>
     </w:p>
-    <w:bookmarkEnd w:id="376"/>
-    <w:bookmarkStart w:id="381" w:name="учебные-кейсы-14"/>
+    <w:bookmarkEnd w:id="381"/>
+    <w:bookmarkStart w:id="386" w:name="учебные-кейсы-14"/>
     <w:p>
       <w:pPr>
         <w:pStyle w:val="Heading1"/>
@@ -22074,7 +22372,7 @@
         <w:t xml:space="preserve">Все кейсы в этом блоке — учебные ситуации, составленные для анализа. Они не описывают конкретные организации и конкретных людей. Правовые и медицинские основания приводятся как ориентиры для разбора, а не как заключение по реальному делу.</w:t>
       </w:r>
     </w:p>
-    <w:bookmarkStart w:id="377" w:name="X32f2ddb909a3f70ccb23f0af3b3e976ee7eff7a"/>
+    <w:bookmarkStart w:id="382" w:name="X32f2ddb909a3f70ccb23f0af3b3e976ee7eff7a"/>
     <w:p>
       <w:pPr>
         <w:pStyle w:val="Heading2"/>
@@ -22266,8 +22564,8 @@
         <w:t xml:space="preserve">Один эпизод — не статистика; решения по объёмам принимаются только по серии записей журнала.</w:t>
       </w:r>
     </w:p>
-    <w:bookmarkEnd w:id="377"/>
-    <w:bookmarkStart w:id="378" w:name="Xe9521dd85b3edac2173ad17eb1f20b7dc404888"/>
+    <w:bookmarkEnd w:id="382"/>
+    <w:bookmarkStart w:id="383" w:name="Xe9521dd85b3edac2173ad17eb1f20b7dc404888"/>
     <w:p>
       <w:pPr>
         <w:pStyle w:val="Heading2"/>
@@ -22450,8 +22748,8 @@
         <w:t xml:space="preserve">Кейс не решает вопрос «кто прав» — он задаёт маршрут решения. Содержательный ответ в каждом случае даёт врач.</w:t>
       </w:r>
     </w:p>
-    <w:bookmarkEnd w:id="378"/>
-    <w:bookmarkStart w:id="379" w:name="Xf2a592040358d1edbb5906efaa48adf04f2ac66"/>
+    <w:bookmarkEnd w:id="383"/>
+    <w:bookmarkStart w:id="384" w:name="Xf2a592040358d1edbb5906efaa48adf04f2ac66"/>
     <w:p>
       <w:pPr>
         <w:pStyle w:val="Heading2"/>
@@ -22640,8 +22938,8 @@
         <w:t xml:space="preserve">Тест с перестановкой — скрининг, а не психологическая диагностика; он упорядочивает наблюдение, но не подменяет знание человека.</w:t>
       </w:r>
     </w:p>
-    <w:bookmarkEnd w:id="379"/>
-    <w:bookmarkStart w:id="380" w:name="Xdac2cbe966110dde23613cd205e92755091783d"/>
+    <w:bookmarkEnd w:id="384"/>
+    <w:bookmarkStart w:id="385" w:name="Xdac2cbe966110dde23613cd205e92755091783d"/>
     <w:p>
       <w:pPr>
         <w:pStyle w:val="Heading2"/>
@@ -22821,9 +23119,9 @@
         <w:t xml:space="preserve">Эпизод не доказывает злого умысла: «я знаю, кто что ест» часто правда по содержанию — проблема в подмене процедуры знанием.</w:t>
       </w:r>
     </w:p>
-    <w:bookmarkEnd w:id="380"/>
-    <w:bookmarkEnd w:id="381"/>
-    <w:bookmarkStart w:id="386" w:name="учебные-кейсы-58"/>
+    <w:bookmarkEnd w:id="385"/>
+    <w:bookmarkEnd w:id="386"/>
+    <w:bookmarkStart w:id="391" w:name="учебные-кейсы-58"/>
     <w:p>
       <w:pPr>
         <w:pStyle w:val="Heading1"/>
@@ -22844,7 +23142,7 @@
         <w:t xml:space="preserve">Все кейсы — учебные ситуации, составленные для анализа.</w:t>
       </w:r>
     </w:p>
-    <w:bookmarkStart w:id="382" w:name="Xdac474e3a3bd8d4b6493e3127cb95a580737dd2"/>
+    <w:bookmarkStart w:id="387" w:name="Xdac474e3a3bd8d4b6493e3127cb95a580737dd2"/>
     <w:p>
       <w:pPr>
         <w:pStyle w:val="Heading2"/>
@@ -23030,8 +23328,8 @@
         <w:t xml:space="preserve">Приёмы «обхода» бреда — тактика на обострение, а не постоянная модель; по выходе из обострения формат пересматривается врачом.</w:t>
       </w:r>
     </w:p>
-    <w:bookmarkEnd w:id="382"/>
-    <w:bookmarkStart w:id="383" w:name="X2457a56341d65b2059f493638f009eb76eb2370"/>
+    <w:bookmarkEnd w:id="387"/>
+    <w:bookmarkStart w:id="388" w:name="X2457a56341d65b2059f493638f009eb76eb2370"/>
     <w:p>
       <w:pPr>
         <w:pStyle w:val="Heading2"/>
@@ -23190,7 +23488,7 @@
         <w:t xml:space="preserve">; седация как побочный эффект и её влияние на режим — клиническая реальность антипсихотической терапии</w:t>
       </w:r>
       <w:r>
-        <w:t xml:space="preserve">51</w:t>
+        <w:t xml:space="preserve">58</w:t>
       </w:r>
       <w:r>
         <w:t xml:space="preserve">. Международный ориентир гибкости: «что, когда, где и как я ем» (Стандарт 6)</w:t>
@@ -23220,8 +23518,8 @@
         <w:t xml:space="preserve">Гибкое окно — не отмена режима, а его диапазон; санитарные требования к температуре и срокам выдачи сохраняются в полном объёме.</w:t>
       </w:r>
     </w:p>
-    <w:bookmarkEnd w:id="383"/>
-    <w:bookmarkStart w:id="384" w:name="X5f8194e038b5825dffc3b677c959f4d350cedac"/>
+    <w:bookmarkEnd w:id="388"/>
+    <w:bookmarkStart w:id="389" w:name="X5f8194e038b5825dffc3b677c959f4d350cedac"/>
     <w:p>
       <w:pPr>
         <w:pStyle w:val="Heading2"/>
@@ -23377,7 +23675,7 @@
         <w:t xml:space="preserve">39</w:t>
       </w:r>
       <w:r>
-        <w:t xml:space="preserve">85</w:t>
+        <w:t xml:space="preserve">97</w:t>
       </w:r>
       <w:r>
         <w:t xml:space="preserve">; обязанность защищать жителя от вредного воздействия других жителей — из общей логики ст. 37</w:t>
@@ -23407,8 +23705,8 @@
         <w:t xml:space="preserve">Рассадка — рабочий инструмент, а не наказание; схема пересматривается, а не закрепляется пожизненно.</w:t>
       </w:r>
     </w:p>
-    <w:bookmarkEnd w:id="384"/>
-    <w:bookmarkStart w:id="385" w:name="кейс-8.-человек-быстро-заглатывает-куски"/>
+    <w:bookmarkEnd w:id="389"/>
+    <w:bookmarkStart w:id="390" w:name="кейс-8.-человек-быстро-заглатывает-куски"/>
     <w:p>
       <w:pPr>
         <w:pStyle w:val="Heading2"/>
@@ -23600,9 +23898,9 @@
         <w:t xml:space="preserve">Организационные меры — мост до врача, а не замена скрининга; «ест дважды поперхнулся» — достаточное основание для внеочередной оценки.</w:t>
       </w:r>
     </w:p>
-    <w:bookmarkEnd w:id="385"/>
-    <w:bookmarkEnd w:id="386"/>
-    <w:bookmarkStart w:id="391" w:name="учебные-кейсы-912"/>
+    <w:bookmarkEnd w:id="390"/>
+    <w:bookmarkEnd w:id="391"/>
+    <w:bookmarkStart w:id="396" w:name="учебные-кейсы-912"/>
     <w:p>
       <w:pPr>
         <w:pStyle w:val="Heading1"/>
@@ -23623,7 +23921,7 @@
         <w:t xml:space="preserve">Все кейсы — учебные ситуации, составленные для анализа.</w:t>
       </w:r>
     </w:p>
-    <w:bookmarkStart w:id="387" w:name="Xfa59aab2a57e022a905dd9c64472d98cfee81ea"/>
+    <w:bookmarkStart w:id="392" w:name="Xfa59aab2a57e022a905dd9c64472d98cfee81ea"/>
     <w:p>
       <w:pPr>
         <w:pStyle w:val="Heading2"/>
@@ -23812,8 +24110,8 @@
         <w:t xml:space="preserve">Самопроверка текстур кухней — организационная мера; ответственность за назначение и его пересмотр остаётся на враче.</w:t>
       </w:r>
     </w:p>
-    <w:bookmarkEnd w:id="387"/>
-    <w:bookmarkStart w:id="388" w:name="X24715c86e9ab2c073292068d1a277db6f28c909"/>
+    <w:bookmarkEnd w:id="392"/>
+    <w:bookmarkStart w:id="393" w:name="X24715c86e9ab2c073292068d1a277db6f28c909"/>
     <w:p>
       <w:pPr>
         <w:pStyle w:val="Heading2"/>
@@ -23990,8 +24288,8 @@
         <w:t xml:space="preserve">Если житель недееспособен и опекун — учреждение, конфликт интересов разбирается по процедуре раздела 16: зафиксированные предпочтения жителя имеют приоритет над «усреднённым благом».</w:t>
       </w:r>
     </w:p>
-    <w:bookmarkEnd w:id="388"/>
-    <w:bookmarkStart w:id="389" w:name="Xf900fac35852a8521b45a146a197694947ae6b2"/>
+    <w:bookmarkEnd w:id="393"/>
+    <w:bookmarkStart w:id="394" w:name="Xf900fac35852a8521b45a146a197694947ae6b2"/>
     <w:p>
       <w:pPr>
         <w:pStyle w:val="Heading2"/>
@@ -24126,10 +24424,10 @@
         <w:t xml:space="preserve">Структурированный ответ на гиперфагию (раздел 13): объёмные низкокалорийные компоненты, дробный режим, ночная доступность там, где ночное едение — часть картины. Метаболический мониторинг веса, глюкозы, липидов — по стандартам для его терапии</w:t>
       </w:r>
       <w:r>
-        <w:t xml:space="preserve">51</w:t>
-      </w:r>
-      <w:r>
-        <w:t xml:space="preserve">49</w:t>
+        <w:t xml:space="preserve">58</w:t>
+      </w:r>
+      <w:r>
+        <w:t xml:space="preserve">56</w:t>
       </w:r>
       <w:r>
         <w:t xml:space="preserve">.</w:t>
@@ -24156,7 +24454,7 @@
         <w:t xml:space="preserve">9</w:t>
       </w:r>
       <w:r>
-        <w:t xml:space="preserve">50</w:t>
+        <w:t xml:space="preserve">57</w:t>
       </w:r>
       <w:r>
         <w:t xml:space="preserve">; гиперфагия и ночное едение описаны как специфические синдромы</w:t>
@@ -24192,8 +24490,8 @@
         <w:t xml:space="preserve">«Добавка или нет» — не вопрос дисциплины, а вопрос назначения; любое смягчение — только через врача, любое ужесточение — тоже.</w:t>
       </w:r>
     </w:p>
-    <w:bookmarkEnd w:id="389"/>
-    <w:bookmarkStart w:id="390" w:name="кейс-12.-выбор-есть-только-на-бумаге"/>
+    <w:bookmarkEnd w:id="394"/>
+    <w:bookmarkStart w:id="395" w:name="кейс-12.-выбор-есть-только-на-бумаге"/>
     <w:p>
       <w:pPr>
         <w:pStyle w:val="Heading2"/>
@@ -24370,9 +24668,9 @@
         <w:t xml:space="preserve">Нулевой спрос в первые недели — норма (эффект новизны работает в обе стороны); вывод о фиктивности делается по данным месяцев, а не дней.</w:t>
       </w:r>
     </w:p>
-    <w:bookmarkEnd w:id="390"/>
-    <w:bookmarkEnd w:id="391"/>
-    <w:bookmarkStart w:id="396" w:name="учебные-кейсы-1316"/>
+    <w:bookmarkEnd w:id="395"/>
+    <w:bookmarkEnd w:id="396"/>
+    <w:bookmarkStart w:id="401" w:name="учебные-кейсы-1316"/>
     <w:p>
       <w:pPr>
         <w:pStyle w:val="Heading1"/>
@@ -24393,7 +24691,7 @@
         <w:t xml:space="preserve">Все кейсы — учебные ситуации, составленные для анализа.</w:t>
       </w:r>
     </w:p>
-    <w:bookmarkStart w:id="392" w:name="Xa9e5319b2a803190a9fa46daf6984808dc7cb42"/>
+    <w:bookmarkStart w:id="397" w:name="Xa9e5319b2a803190a9fa46daf6984808dc7cb42"/>
     <w:p>
       <w:pPr>
         <w:pStyle w:val="Heading2"/>
@@ -24510,7 +24808,7 @@
         <w:t xml:space="preserve">Форма сведения (приложение 7 + учётная форма), приказ о порядке учёта вариативных позиций, действующие учётные формы по 52н с учётом переходного статуса</w:t>
       </w:r>
       <w:r>
-        <w:t xml:space="preserve">84</w:t>
+        <w:t xml:space="preserve">96</w:t>
       </w:r>
       <w:r>
         <w:t xml:space="preserve">.</w:t>
@@ -24534,7 +24832,7 @@
         <w:t xml:space="preserve">Списание по факту выдачи: статистика выбора за месяц автоматически даёт пропорцию списания парных продуктов. Уточнить у учредителя признаваемую форму — статусы форм меняются поэтапно</w:t>
       </w:r>
       <w:r>
-        <w:t xml:space="preserve">84</w:t>
+        <w:t xml:space="preserve">96</w:t>
       </w:r>
       <w:r>
         <w:t xml:space="preserve">.</w:t>
@@ -24576,8 +24874,8 @@
         <w:t xml:space="preserve">Методика — предмет согласования с учредителем и учётной политикой организации; приложение — проект локальной формы, не норматив.</w:t>
       </w:r>
     </w:p>
-    <w:bookmarkEnd w:id="392"/>
-    <w:bookmarkStart w:id="393" w:name="Xa51016900fcc548ed40baa1e757e21cc7d0dae4"/>
+    <w:bookmarkEnd w:id="397"/>
+    <w:bookmarkStart w:id="398" w:name="Xa51016900fcc548ed40baa1e757e21cc7d0dae4"/>
     <w:p>
       <w:pPr>
         <w:pStyle w:val="Heading2"/>
@@ -24754,8 +25052,8 @@
         <w:t xml:space="preserve">Единичный срыв — рабочая ситуация; систематические срывы — повод для пересмотра отношений с поставщиком по документам, а не по накопленному раздражению.</w:t>
       </w:r>
     </w:p>
-    <w:bookmarkEnd w:id="393"/>
-    <w:bookmarkStart w:id="394" w:name="Xa03649f68cc7ac023c98a7fc97239cfc5624d33"/>
+    <w:bookmarkEnd w:id="398"/>
+    <w:bookmarkStart w:id="399" w:name="Xa03649f68cc7ac023c98a7fc97239cfc5624d33"/>
     <w:p>
       <w:pPr>
         <w:pStyle w:val="Heading2"/>
@@ -24938,8 +25236,8 @@
         <w:t xml:space="preserve">Правило касается еды как рычага; оно не запрещает ни праздничные столы, ни совместную готовку как деятельность — граница в условности («получишь, если»).</w:t>
       </w:r>
     </w:p>
-    <w:bookmarkEnd w:id="394"/>
-    <w:bookmarkStart w:id="395" w:name="Xa552ac6b063847ee97ea607459cced14dfa5526"/>
+    <w:bookmarkEnd w:id="399"/>
+    <w:bookmarkStart w:id="400" w:name="Xa552ac6b063847ee97ea607459cced14dfa5526"/>
     <w:p>
       <w:pPr>
         <w:pStyle w:val="Heading2"/>
@@ -25119,9 +25417,9 @@
         <w:t xml:space="preserve">Запись «не ест манную» — фиксация наблюдаемого, а не диагноз; при появлении признаков дисфагии маршрут меняется на клинический.</w:t>
       </w:r>
     </w:p>
-    <w:bookmarkEnd w:id="395"/>
-    <w:bookmarkEnd w:id="396"/>
-    <w:bookmarkStart w:id="401" w:name="учебные-кейсы-1720"/>
+    <w:bookmarkEnd w:id="400"/>
+    <w:bookmarkEnd w:id="401"/>
+    <w:bookmarkStart w:id="406" w:name="учебные-кейсы-1720"/>
     <w:p>
       <w:pPr>
         <w:pStyle w:val="Heading1"/>
@@ -25142,7 +25440,7 @@
         <w:t xml:space="preserve">Все кейсы — учебные ситуации, составленные для анализа.</w:t>
       </w:r>
     </w:p>
-    <w:bookmarkStart w:id="397" w:name="Xdc87977c96e5e2784a8fab672fb9fe06db7adb8"/>
+    <w:bookmarkStart w:id="402" w:name="Xdc87977c96e5e2784a8fab672fb9fe06db7adb8"/>
     <w:p>
       <w:pPr>
         <w:pStyle w:val="Heading2"/>
@@ -25337,8 +25635,8 @@
         <w:t xml:space="preserve">Отложенная порция — сервис для отдельных жителей; при превращении исключения в массовую практику менять надо режим, а не плодить исключения.</w:t>
       </w:r>
     </w:p>
-    <w:bookmarkEnd w:id="397"/>
-    <w:bookmarkStart w:id="398" w:name="X1d9d45cc076ebd32d66f12a9815b71c95c79e7a"/>
+    <w:bookmarkEnd w:id="402"/>
+    <w:bookmarkStart w:id="403" w:name="X1d9d45cc076ebd32d66f12a9815b71c95c79e7a"/>
     <w:p>
       <w:pPr>
         <w:pStyle w:val="Heading2"/>
@@ -25482,7 +25780,7 @@
         <w:t xml:space="preserve">Замер трудозатрат кормления (минуты на жителя × число нуждающихся × приёмы пищи) — единственный честный аргумент в разговоре о ставках (раздел 29: стоимость кормления — самая скрытая строка)</w:t>
       </w:r>
       <w:r>
-        <w:t xml:space="preserve">48</w:t>
+        <w:t xml:space="preserve">55</w:t>
       </w:r>
       <w:r>
         <w:t xml:space="preserve">. Параллельно — форматы самостоятельности там, где они возможны (адаптивная посуда, «семейная» подача части блюд).</w:t>
@@ -25539,8 +25837,8 @@
         <w:t xml:space="preserve">Перераспределение и форматы — купирование, а не решение; решение — штатное, и путь к нему лежит через документированный замер дефицита.</w:t>
       </w:r>
     </w:p>
-    <w:bookmarkEnd w:id="398"/>
-    <w:bookmarkStart w:id="399" w:name="X698b7d73cc6b5c52f4234869ead95c1fe049d81"/>
+    <w:bookmarkEnd w:id="403"/>
+    <w:bookmarkStart w:id="404" w:name="X698b7d73cc6b5c52f4234869ead95c1fe049d81"/>
     <w:p>
       <w:pPr>
         <w:pStyle w:val="Heading2"/>
@@ -25693,10 +25991,10 @@
         <w:t xml:space="preserve">Прокурорский контур по жалобам — реальный риск-градиент (раздел 33)</w:t>
       </w:r>
       <w:r>
-        <w:t xml:space="preserve">57</w:t>
-      </w:r>
-      <w:r>
-        <w:t xml:space="preserve">58</w:t>
+        <w:t xml:space="preserve">69</w:t>
+      </w:r>
+      <w:r>
+        <w:t xml:space="preserve">70</w:t>
       </w:r>
       <w:r>
         <w:t xml:space="preserve">; ответ по существу — и правовая, и управленческая норма.</w:t>
@@ -25720,8 +26018,8 @@
         <w:t xml:space="preserve">Не каждая жалоба справедлива; регламент защищает обе стороны: и жителя от плохой еды, и организацию от капризных конфликтов.</w:t>
       </w:r>
     </w:p>
-    <w:bookmarkEnd w:id="399"/>
-    <w:bookmarkStart w:id="400" w:name="X192f9c65cbddf0f0446320c4e9c8fdf708c3234"/>
+    <w:bookmarkEnd w:id="404"/>
+    <w:bookmarkStart w:id="405" w:name="X192f9c65cbddf0f0446320c4e9c8fdf708c3234"/>
     <w:p>
       <w:pPr>
         <w:pStyle w:val="Heading2"/>
@@ -25880,7 +26178,7 @@
         <w:t xml:space="preserve">; КПИ и общие замечания ККИ — о поддерживаемом принятии решений</w:t>
       </w:r>
       <w:r>
-        <w:t xml:space="preserve">59</w:t>
+        <w:t xml:space="preserve">71</w:t>
       </w:r>
       <w:r>
         <w:t xml:space="preserve">26</w:t>
@@ -25916,9 +26214,9 @@
         <w:t xml:space="preserve">Запрос прокуратуры — не обвинение; честный ответ с планом почти всегда завершает сюжет, вымученная «идеальная папка» — начинает его.</w:t>
       </w:r>
     </w:p>
-    <w:bookmarkEnd w:id="400"/>
-    <w:bookmarkEnd w:id="401"/>
-    <w:bookmarkStart w:id="405" w:name="учебные-кейсы-2122"/>
+    <w:bookmarkEnd w:id="405"/>
+    <w:bookmarkEnd w:id="406"/>
+    <w:bookmarkStart w:id="410" w:name="учебные-кейсы-2122"/>
     <w:p>
       <w:pPr>
         <w:pStyle w:val="Heading1"/>
@@ -25939,7 +26237,7 @@
         <w:t xml:space="preserve">Все кейсы — учебные ситуации, составленные для анализа.</w:t>
       </w:r>
     </w:p>
-    <w:bookmarkStart w:id="402" w:name="X146502b6c250491c6eafed77172930b308acacd"/>
+    <w:bookmarkStart w:id="407" w:name="X146502b6c250491c6eafed77172930b308acacd"/>
     <w:p>
       <w:pPr>
         <w:pStyle w:val="Heading2"/>
@@ -26092,7 +26390,7 @@
         <w:t xml:space="preserve">Стоимость кормления как скрытая строка — раздел 29</w:t>
       </w:r>
       <w:r>
-        <w:t xml:space="preserve">48</w:t>
+        <w:t xml:space="preserve">55</w:t>
       </w:r>
       <w:r>
         <w:t xml:space="preserve">; обязанность организации — обеспечить потребление питания имеющимися ресурсами с максимальным качеством и одновременно документировать дефицит (ст. 37/43)</w:t>
@@ -26122,8 +26420,8 @@
         <w:t xml:space="preserve">«Нулевая стоимость» — честная категория организационных мер, а не обещание, что системная проблема рук решается без рук: пределы списка называются учредителю прямо.</w:t>
       </w:r>
     </w:p>
-    <w:bookmarkEnd w:id="402"/>
-    <w:bookmarkStart w:id="403" w:name="Xe7152a34d1bae7203818e9f8560856c78ba945e"/>
+    <w:bookmarkEnd w:id="407"/>
+    <w:bookmarkStart w:id="408" w:name="Xe7152a34d1bae7203818e9f8560856c78ba945e"/>
     <w:p>
       <w:pPr>
         <w:pStyle w:val="Heading2"/>
@@ -26282,7 +26580,7 @@
         <w:t xml:space="preserve">; мировая практика заказного питания (room service модели в госпиталях) показывает: выбор строится на предзаказе и организации, а не только на площадях</w:t>
       </w:r>
       <w:r>
-        <w:t xml:space="preserve">86</w:t>
+        <w:t xml:space="preserve">98</w:t>
       </w:r>
       <w:r>
         <w:t xml:space="preserve">.</w:t>
@@ -26313,8 +26611,8 @@
         </w:pict>
       </w:r>
     </w:p>
-    <w:bookmarkEnd w:id="403"/>
-    <w:bookmarkStart w:id="404" w:name="Xbaaf3dff28a2843db90ec8eb745a577f433c3c3"/>
+    <w:bookmarkEnd w:id="408"/>
+    <w:bookmarkStart w:id="409" w:name="Xbaaf3dff28a2843db90ec8eb745a577f433c3c3"/>
     <w:p>
       <w:pPr>
         <w:pStyle w:val="Heading2"/>
@@ -26331,27 +26629,27 @@
         <w:t xml:space="preserve">Каждый кейс разбирается за 15 минут по фиксированной схеме: ситуация зачитывается без раздела «решение»; группа формулирует ответы по восьми пунктам; сверка с текстом. Ценность разбора — в расхождениях: если группа предлагает нечто отсутствующее в кейсе, это повод для дополнения локального комплекта, а не для «исправления ошибки». Кейсы допускается адаптировать под специфику организации (детское/взрослое учреждение, размер, регион) с сохранением структуры из восьми пунктов.</w:t>
       </w:r>
     </w:p>
-    <w:bookmarkEnd w:id="404"/>
-    <w:bookmarkEnd w:id="405"/>
-    <w:bookmarkStart w:id="406" w:name="Xa3b12c2ba90119b6cf997d9a1926bfa7f738296"/>
+    <w:bookmarkEnd w:id="409"/>
+    <w:bookmarkEnd w:id="410"/>
+    <w:bookmarkStart w:id="411" w:name="Xcc37ba08cc40355d41bb164289720866a62c728"/>
     <w:p>
       <w:pPr>
         <w:pStyle w:val="Heading1"/>
       </w:pPr>
       <w:r>
-        <w:t xml:space="preserve">Часть III. Приложения: проекты локальных форм (36 шаблонов)</w:t>
-      </w:r>
-    </w:p>
-    <w:p>
-      <w:pPr>
-        <w:pStyle w:val="FirstParagraph"/>
-      </w:pPr>
-      <w:r>
-        <w:t xml:space="preserve">Тридцать шесть шаблонов — рабочий инструментарий доклада: чек-листы, формы, журналы, алгоритмы, проекты приказов и положений. Каждый шаблон снабжён дисклеймером: это проект локальной формы, не нормативно установленный документ; он требует адаптации под региональное законодательство, учётную политику, структуру учреждения, медицинскую лицензию и требования учредителя. Порядок внедрения комплекта — раздел 36 и конец части III.</w:t>
-      </w:r>
-    </w:p>
-    <w:bookmarkEnd w:id="406"/>
-    <w:bookmarkStart w:id="413" w:name="приложения-16"/>
+        <w:t xml:space="preserve">Часть III. Приложения: проекты локальных форм (38 шаблонов)</w:t>
+      </w:r>
+    </w:p>
+    <w:p>
+      <w:pPr>
+        <w:pStyle w:val="FirstParagraph"/>
+      </w:pPr>
+      <w:r>
+        <w:t xml:space="preserve">Тридцать восемь шаблонов — рабочий инструментарий доклада: чек-листы, формы, журналы, алгоритмы, проекты приказов и положений. Каждый шаблон снабжён дисклеймером: это проект локальной формы, не нормативно установленный документ; он требует адаптации под региональное законодательство, учётную политику, структуру учреждения, медицинскую лицензию и требования учредителя. Порядок внедрения комплекта — раздел 36 и конец части III.</w:t>
+      </w:r>
+    </w:p>
+    <w:bookmarkEnd w:id="411"/>
+    <w:bookmarkStart w:id="418" w:name="приложения-16"/>
     <w:p>
       <w:pPr>
         <w:pStyle w:val="Heading1"/>
@@ -26372,7 +26670,7 @@
         <w:t xml:space="preserve">Единый дисклеймер для всех приложений 1–36 (приводится на каждом шаблоне): «Проект локальной формы. Не является нормативно установленным документом. Требует адаптации под региональное законодательство, учётную политику, структуру учреждения, медицинскую лицензию и требования учредителя».</w:t>
       </w:r>
     </w:p>
-    <w:bookmarkStart w:id="407" w:name="Xa3e7a35ad6bc4363cb5123b7b98cea964d2ea8f"/>
+    <w:bookmarkStart w:id="412" w:name="Xa3e7a35ad6bc4363cb5123b7b98cea964d2ea8f"/>
     <w:p>
       <w:pPr>
         <w:pStyle w:val="Heading2"/>
@@ -26529,8 +26827,8 @@
         <w:t xml:space="preserve">Дата: ________ Подписи: директор ________ зав. производством ________ врач ________</w:t>
       </w:r>
     </w:p>
-    <w:bookmarkEnd w:id="407"/>
-    <w:bookmarkStart w:id="408" w:name="Xf65812dc9e7dea6b638f64102111f86053fcd4e"/>
+    <w:bookmarkEnd w:id="412"/>
+    <w:bookmarkStart w:id="413" w:name="Xf65812dc9e7dea6b638f64102111f86053fcd4e"/>
     <w:p>
       <w:pPr>
         <w:pStyle w:val="Heading2"/>
@@ -26951,8 +27249,8 @@
         <w:t xml:space="preserve">Дата заполнения: ________ Заполнил: ________ Дата пересмотра: ________</w:t>
       </w:r>
     </w:p>
-    <w:bookmarkEnd w:id="408"/>
-    <w:bookmarkStart w:id="409" w:name="приложение-3.-пищевая-биография"/>
+    <w:bookmarkEnd w:id="413"/>
+    <w:bookmarkStart w:id="414" w:name="приложение-3.-пищевая-биография"/>
     <w:p>
       <w:pPr>
         <w:pStyle w:val="Heading2"/>
@@ -27073,8 +27371,8 @@
         <w:t xml:space="preserve">Запись ведётся в свободной форме, 5–15 предложений. Выдержки переносятся в карту предпочтений (приложение 2). Документ хранится в отделении, доступен смене.</w:t>
       </w:r>
     </w:p>
-    <w:bookmarkEnd w:id="409"/>
-    <w:bookmarkStart w:id="410" w:name="приложение-4.-простая-форма-выбора"/>
+    <w:bookmarkEnd w:id="414"/>
+    <w:bookmarkStart w:id="415" w:name="приложение-4.-простая-форма-выбора"/>
     <w:p>
       <w:pPr>
         <w:pStyle w:val="Heading2"/>
@@ -27330,8 +27628,8 @@
         <w:t xml:space="preserve">Правила заполнения: выбор фиксируется в присутствии жителя; «стандартный» отмечается, если житель не выбрал (это нормальный итог, а не сбой); лист передаётся на кухню до ____ часов.</w:t>
       </w:r>
     </w:p>
-    <w:bookmarkEnd w:id="410"/>
-    <w:bookmarkStart w:id="411" w:name="приложение-5.-визуальное-меню"/>
+    <w:bookmarkEnd w:id="415"/>
+    <w:bookmarkStart w:id="416" w:name="приложение-5.-визуальное-меню"/>
     <w:p>
       <w:pPr>
         <w:pStyle w:val="Heading2"/>
@@ -27440,8 +27738,8 @@
         <w:t xml:space="preserve">Ответственный за изготовление и обновление: ________ (фамилия в приказе).</w:t>
       </w:r>
     </w:p>
-    <w:bookmarkEnd w:id="411"/>
-    <w:bookmarkStart w:id="412" w:name="X753a5cc2dca48c6462e6ee20e2bb6f8ebd5e6e9"/>
+    <w:bookmarkEnd w:id="416"/>
+    <w:bookmarkStart w:id="417" w:name="X753a5cc2dca48c6462e6ee20e2bb6f8ebd5e6e9"/>
     <w:p>
       <w:pPr>
         <w:pStyle w:val="Heading2"/>
@@ -27546,9 +27844,9 @@
         <w:t xml:space="preserve">Подпись: ________ Подтверждающее наблюдение (через 1–2 недели): дата ________ вывод совпал ☐ уточнён ☐</w:t>
       </w:r>
     </w:p>
-    <w:bookmarkEnd w:id="412"/>
-    <w:bookmarkEnd w:id="413"/>
-    <w:bookmarkStart w:id="420" w:name="приложения-712"/>
+    <w:bookmarkEnd w:id="417"/>
+    <w:bookmarkEnd w:id="418"/>
+    <w:bookmarkStart w:id="425" w:name="приложения-712"/>
     <w:p>
       <w:pPr>
         <w:pStyle w:val="Heading1"/>
@@ -27557,7 +27855,7 @@
         <w:t xml:space="preserve">Приложения 7–12</w:t>
       </w:r>
     </w:p>
-    <w:bookmarkStart w:id="414" w:name="Xada162c36464f9ca9a47fa28c272c65bb8735e7"/>
+    <w:bookmarkStart w:id="419" w:name="Xada162c36464f9ca9a47fa28c272c65bb8735e7"/>
     <w:p>
       <w:pPr>
         <w:pStyle w:val="Heading2"/>
@@ -27873,8 +28171,8 @@
         <w:t xml:space="preserve">Ежемесячно итоги суммируются → статистика выбора для пересчёта меню и списаний (разделы 21, 29).</w:t>
       </w:r>
     </w:p>
-    <w:bookmarkEnd w:id="414"/>
-    <w:bookmarkStart w:id="415" w:name="приложение-8.-журнал-срывов-выбора"/>
+    <w:bookmarkEnd w:id="419"/>
+    <w:bookmarkStart w:id="420" w:name="приложение-8.-журнал-срывов-выбора"/>
     <w:p>
       <w:pPr>
         <w:pStyle w:val="Heading2"/>
@@ -28068,8 +28366,8 @@
         <w:t xml:space="preserve">Разбор — на еженедельной планёрке: серия из трёх срывов одной позиции → пересчёт объёмов или замена пары (раздел 21).</w:t>
       </w:r>
     </w:p>
-    <w:bookmarkEnd w:id="415"/>
-    <w:bookmarkStart w:id="416" w:name="приложение-9.-журнал-отказов-от-еды"/>
+    <w:bookmarkEnd w:id="420"/>
+    <w:bookmarkStart w:id="421" w:name="приложение-9.-журнал-отказов-от-еды"/>
     <w:p>
       <w:pPr>
         <w:pStyle w:val="Heading2"/>
@@ -28239,8 +28537,8 @@
         <w:t xml:space="preserve">три отказа подряд у одного жителя — сообщение врачу в тот же день. Отказ с бредовой мотивировкой («отравлено») — сообщение врачу при первом эпизоде.</w:t>
       </w:r>
     </w:p>
-    <w:bookmarkEnd w:id="416"/>
-    <w:bookmarkStart w:id="417" w:name="X6666f85e8a336d5742c526c0b8279bc6ecdc9c2"/>
+    <w:bookmarkEnd w:id="421"/>
+    <w:bookmarkStart w:id="422" w:name="X6666f85e8a336d5742c526c0b8279bc6ecdc9c2"/>
     <w:p>
       <w:pPr>
         <w:pStyle w:val="Heading2"/>
@@ -28387,8 +28685,8 @@
         <w:t xml:space="preserve">Запрещено: уговаривать давлением, ставить условия («съешь — получишь»), заменять отказ наказанием любой формы.</w:t>
       </w:r>
     </w:p>
-    <w:bookmarkEnd w:id="417"/>
-    <w:bookmarkStart w:id="418" w:name="X2f8b89104c3c9ab5e9fcfa60c2e1101424159b2"/>
+    <w:bookmarkEnd w:id="422"/>
+    <w:bookmarkStart w:id="423" w:name="X2f8b89104c3c9ab5e9fcfa60c2e1101424159b2"/>
     <w:p>
       <w:pPr>
         <w:pStyle w:val="Heading2"/>
@@ -28549,8 +28847,8 @@
         <w:t xml:space="preserve">Все шаги документируются в журнале отказов (приложение 9).</w:t>
       </w:r>
     </w:p>
-    <w:bookmarkEnd w:id="418"/>
-    <w:bookmarkStart w:id="419" w:name="X39dc08d6c0f0085bfe98d8df4828184da752540"/>
+    <w:bookmarkEnd w:id="423"/>
+    <w:bookmarkStart w:id="424" w:name="X39dc08d6c0f0085bfe98d8df4828184da752540"/>
     <w:p>
       <w:pPr>
         <w:pStyle w:val="Heading2"/>
@@ -28681,9 +28979,9 @@
         <w:t xml:space="preserve">Связь с документами: список риска и текстуры — приложение 21 (медицинский контур); основания — раздел 10 доклада.</w:t>
       </w:r>
     </w:p>
-    <w:bookmarkEnd w:id="419"/>
-    <w:bookmarkEnd w:id="420"/>
-    <w:bookmarkStart w:id="427" w:name="приложения-1318"/>
+    <w:bookmarkEnd w:id="424"/>
+    <w:bookmarkEnd w:id="425"/>
+    <w:bookmarkStart w:id="432" w:name="приложения-1318"/>
     <w:p>
       <w:pPr>
         <w:pStyle w:val="Heading1"/>
@@ -28692,7 +28990,7 @@
         <w:t xml:space="preserve">Приложения 13–18</w:t>
       </w:r>
     </w:p>
-    <w:bookmarkStart w:id="421" w:name="X5a5aab8d458c4a90b541c5ff8c9118341aef62c"/>
+    <w:bookmarkStart w:id="426" w:name="X5a5aab8d458c4a90b541c5ff8c9118341aef62c"/>
     <w:p>
       <w:pPr>
         <w:pStyle w:val="Heading2"/>
@@ -28845,8 +29143,8 @@
         <w:t xml:space="preserve">форма наблюдения, запись врача, при назначении — обновление карты.</w:t>
       </w:r>
     </w:p>
-    <w:bookmarkEnd w:id="421"/>
-    <w:bookmarkStart w:id="422" w:name="приложение-14.-алгоритм-при-пикацизме"/>
+    <w:bookmarkEnd w:id="426"/>
+    <w:bookmarkStart w:id="427" w:name="приложение-14.-алгоритм-при-пикацизме"/>
     <w:p>
       <w:pPr>
         <w:pStyle w:val="Heading2"/>
@@ -29007,8 +29305,8 @@
         <w:t xml:space="preserve">записи наблюдения, назначения врача, протокол осмотра среды (раз в неделю, подпись старшей смены).</w:t>
       </w:r>
     </w:p>
-    <w:bookmarkEnd w:id="422"/>
-    <w:bookmarkStart w:id="423" w:name="X1ab7f53dc45c8d0e3a308abf946a595d4a4f12a"/>
+    <w:bookmarkEnd w:id="427"/>
+    <w:bookmarkStart w:id="428" w:name="X1ab7f53dc45c8d0e3a308abf946a595d4a4f12a"/>
     <w:p>
       <w:pPr>
         <w:pStyle w:val="Heading2"/>
@@ -29161,8 +29459,8 @@
         <w:t xml:space="preserve">лишение еды или десерта как наказание; вынос из столовой без еды; публичное отчитывание.</w:t>
       </w:r>
     </w:p>
-    <w:bookmarkEnd w:id="423"/>
-    <w:bookmarkStart w:id="424" w:name="X8d677485a89b204bb25738537ed3017d2c2d8fe"/>
+    <w:bookmarkEnd w:id="428"/>
+    <w:bookmarkStart w:id="429" w:name="X8d677485a89b204bb25738537ed3017d2c2d8fe"/>
     <w:p>
       <w:pPr>
         <w:pStyle w:val="Heading2"/>
@@ -29323,8 +29621,8 @@
         <w:t xml:space="preserve">уничтожение остатков и проб, «тихое» снятие позиции без записей, поиск виноватого до установления фактов.</w:t>
       </w:r>
     </w:p>
-    <w:bookmarkEnd w:id="424"/>
-    <w:bookmarkStart w:id="425" w:name="X7de1b360fb2cd2d4f99e82753c317ef0bd419fc"/>
+    <w:bookmarkEnd w:id="429"/>
+    <w:bookmarkStart w:id="430" w:name="X7de1b360fb2cd2d4f99e82753c317ef0bd419fc"/>
     <w:p>
       <w:pPr>
         <w:pStyle w:val="Heading2"/>
@@ -30372,8 +30670,8 @@
         <w:t xml:space="preserve">Утверждено приказом № ___ от ______</w:t>
       </w:r>
     </w:p>
-    <w:bookmarkEnd w:id="425"/>
-    <w:bookmarkStart w:id="426" w:name="Xd468ec665b3de6bc4f2fddca2b9f513fb883232"/>
+    <w:bookmarkEnd w:id="430"/>
+    <w:bookmarkStart w:id="431" w:name="Xd468ec665b3de6bc4f2fddca2b9f513fb883232"/>
     <w:p>
       <w:pPr>
         <w:pStyle w:val="Heading2"/>
@@ -30498,9 +30796,9 @@
         <w:t xml:space="preserve">Подпись: ________ Дата: ________</w:t>
       </w:r>
     </w:p>
-    <w:bookmarkEnd w:id="426"/>
-    <w:bookmarkEnd w:id="427"/>
-    <w:bookmarkStart w:id="434" w:name="приложения-1924"/>
+    <w:bookmarkEnd w:id="431"/>
+    <w:bookmarkEnd w:id="432"/>
+    <w:bookmarkStart w:id="439" w:name="приложения-1924"/>
     <w:p>
       <w:pPr>
         <w:pStyle w:val="Heading1"/>
@@ -30509,7 +30807,7 @@
         <w:t xml:space="preserve">Приложения 19–24</w:t>
       </w:r>
     </w:p>
-    <w:bookmarkStart w:id="428" w:name="Xa6ffa2a087f64a3cb348ef06217f1784c7269a9"/>
+    <w:bookmarkStart w:id="433" w:name="Xa6ffa2a087f64a3cb348ef06217f1784c7269a9"/>
     <w:p>
       <w:pPr>
         <w:pStyle w:val="Heading2"/>
@@ -30634,8 +30932,8 @@
         <w:t xml:space="preserve">Зав. производством: ________</w:t>
       </w:r>
     </w:p>
-    <w:bookmarkEnd w:id="428"/>
-    <w:bookmarkStart w:id="429" w:name="X218738cdd1c541046a52f07a3e6ba36f75dc340"/>
+    <w:bookmarkEnd w:id="433"/>
+    <w:bookmarkStart w:id="434" w:name="X218738cdd1c541046a52f07a3e6ba36f75dc340"/>
     <w:p>
       <w:pPr>
         <w:pStyle w:val="Heading2"/>
@@ -30748,8 +31046,8 @@
         <w:t xml:space="preserve">Старшая смены: ________</w:t>
       </w:r>
     </w:p>
-    <w:bookmarkEnd w:id="429"/>
-    <w:bookmarkStart w:id="430" w:name="X5fa5003cd66cfa9ba8346aed6839e74acfacdd3"/>
+    <w:bookmarkEnd w:id="434"/>
+    <w:bookmarkStart w:id="435" w:name="X5fa5003cd66cfa9ba8346aed6839e74acfacdd3"/>
     <w:p>
       <w:pPr>
         <w:pStyle w:val="Heading2"/>
@@ -31052,8 +31350,8 @@
         <w:t xml:space="preserve">Врач: ________</w:t>
       </w:r>
     </w:p>
-    <w:bookmarkEnd w:id="430"/>
-    <w:bookmarkStart w:id="431" w:name="приложение-22.-чек-лист-закупок"/>
+    <w:bookmarkEnd w:id="435"/>
+    <w:bookmarkStart w:id="436" w:name="приложение-22.-чек-лист-закупок"/>
     <w:p>
       <w:pPr>
         <w:pStyle w:val="Heading2"/>
@@ -31158,8 +31456,8 @@
         <w:t xml:space="preserve">Признаки картельного поведения (одинаковые цены, поочерёдные победы) — основание для обращения в ФАС; ответственный знает порядок — ☐</w:t>
       </w:r>
     </w:p>
-    <w:bookmarkEnd w:id="431"/>
-    <w:bookmarkStart w:id="432" w:name="Xc3551a33741e7a4cee0c254e0a4a7bbc286e7a6"/>
+    <w:bookmarkEnd w:id="436"/>
+    <w:bookmarkStart w:id="437" w:name="Xc3551a33741e7a4cee0c254e0a4a7bbc286e7a6"/>
     <w:p>
       <w:pPr>
         <w:pStyle w:val="Heading2"/>
@@ -31260,8 +31558,8 @@
         <w:t xml:space="preserve">Главный бухгалтер: ________</w:t>
       </w:r>
     </w:p>
-    <w:bookmarkEnd w:id="432"/>
-    <w:bookmarkStart w:id="433" w:name="X37e42faa10fbd7e02969bc67dd43ccfe158010b"/>
+    <w:bookmarkEnd w:id="437"/>
+    <w:bookmarkStart w:id="438" w:name="X37e42faa10fbd7e02969bc67dd43ccfe158010b"/>
     <w:p>
       <w:pPr>
         <w:pStyle w:val="Heading2"/>
@@ -31380,9 +31678,9 @@
         <w:t xml:space="preserve">Провёл: ________ Дата: ________</w:t>
       </w:r>
     </w:p>
-    <w:bookmarkEnd w:id="433"/>
-    <w:bookmarkEnd w:id="434"/>
-    <w:bookmarkStart w:id="441" w:name="приложения-2530"/>
+    <w:bookmarkEnd w:id="438"/>
+    <w:bookmarkEnd w:id="439"/>
+    <w:bookmarkStart w:id="446" w:name="приложения-2530"/>
     <w:p>
       <w:pPr>
         <w:pStyle w:val="Heading1"/>
@@ -31391,7 +31689,7 @@
         <w:t xml:space="preserve">Приложения 25–30</w:t>
       </w:r>
     </w:p>
-    <w:bookmarkStart w:id="435" w:name="X6a36b781076e470695e1ea4ac07ccc35ecb0e9e"/>
+    <w:bookmarkStart w:id="440" w:name="X6a36b781076e470695e1ea4ac07ccc35ecb0e9e"/>
     <w:p>
       <w:pPr>
         <w:pStyle w:val="Heading2"/>
@@ -31727,8 +32025,8 @@
         <w:t xml:space="preserve">Правила честности: не менять меню на неделю замера «получше»; не анонсировать замер сменам как проверку (искажение поведения); фиксировать аномальные дни (праздник, похороны, обострение) в примечании, а не исключать молча.</w:t>
       </w:r>
     </w:p>
-    <w:bookmarkEnd w:id="435"/>
-    <w:bookmarkStart w:id="436" w:name="X8fc93102f33179c60fb8ab082b966f1bcb37b29"/>
+    <w:bookmarkEnd w:id="440"/>
+    <w:bookmarkStart w:id="441" w:name="X8fc93102f33179c60fb8ab082b966f1bcb37b29"/>
     <w:p>
       <w:pPr>
         <w:pStyle w:val="Heading2"/>
@@ -31922,8 +32220,8 @@
         <w:t xml:space="preserve">Расчёт дефицита: потребность (жители × нормативные минуты) − имеющиеся минуты = дефицит в минутах → пересчёт в ставки (делением на продолжительность рабочего времени). Результат — основание для формы сообщения учредителю (приложение 33).</w:t>
       </w:r>
     </w:p>
-    <w:bookmarkEnd w:id="436"/>
-    <w:bookmarkStart w:id="437" w:name="X1a88a1e668c6622a825d31d71af8140fe1d4385"/>
+    <w:bookmarkEnd w:id="441"/>
+    <w:bookmarkStart w:id="442" w:name="X1a88a1e668c6622a825d31d71af8140fe1d4385"/>
     <w:p>
       <w:pPr>
         <w:pStyle w:val="Heading2"/>
@@ -32534,8 +32832,8 @@
         <w:t xml:space="preserve">журналы, замеры, инциденты и их разбор.</w:t>
       </w:r>
     </w:p>
-    <w:bookmarkEnd w:id="437"/>
-    <w:bookmarkStart w:id="438" w:name="X51f9bbab29d3b984898a45f0141b6aebb8dfc47"/>
+    <w:bookmarkEnd w:id="442"/>
+    <w:bookmarkStart w:id="443" w:name="X51f9bbab29d3b984898a45f0141b6aebb8dfc47"/>
     <w:p>
       <w:pPr>
         <w:pStyle w:val="Heading2"/>
@@ -32776,8 +33074,8 @@
         <w:t xml:space="preserve">Директор ________ /подпись/</w:t>
       </w:r>
     </w:p>
-    <w:bookmarkEnd w:id="438"/>
-    <w:bookmarkStart w:id="439" w:name="X80994539bf07d31805b45b0894755b661ca721b"/>
+    <w:bookmarkEnd w:id="443"/>
+    <w:bookmarkStart w:id="444" w:name="X80994539bf07d31805b45b0894755b661ca721b"/>
     <w:p>
       <w:pPr>
         <w:pStyle w:val="Heading2"/>
@@ -33004,8 +33302,8 @@
         <w:t xml:space="preserve">— со ссылкой на положение (приложение 30).</w:t>
       </w:r>
     </w:p>
-    <w:bookmarkEnd w:id="439"/>
-    <w:bookmarkStart w:id="440" w:name="X0e433254c08fd87936ce64c74d91db3e899ea51"/>
+    <w:bookmarkEnd w:id="444"/>
+    <w:bookmarkStart w:id="445" w:name="X0e433254c08fd87936ce64c74d91db3e899ea51"/>
     <w:p>
       <w:pPr>
         <w:pStyle w:val="Heading2"/>
@@ -33158,9 +33456,9 @@
         <w:t xml:space="preserve">дата, состав, вопросы, решения, сроки, ответственные.</w:t>
       </w:r>
     </w:p>
-    <w:bookmarkEnd w:id="440"/>
-    <w:bookmarkEnd w:id="441"/>
-    <w:bookmarkStart w:id="449" w:name="приложения-3136"/>
+    <w:bookmarkEnd w:id="445"/>
+    <w:bookmarkEnd w:id="446"/>
+    <w:bookmarkStart w:id="454" w:name="приложения-3136"/>
     <w:p>
       <w:pPr>
         <w:pStyle w:val="Heading1"/>
@@ -33169,7 +33467,7 @@
         <w:t xml:space="preserve">Приложения 31–36</w:t>
       </w:r>
     </w:p>
-    <w:bookmarkStart w:id="442" w:name="X74b7ed3ec55af6d91bed37e5d2ddaf11decdf87"/>
+    <w:bookmarkStart w:id="447" w:name="X74b7ed3ec55af6d91bed37e5d2ddaf11decdf87"/>
     <w:p>
       <w:pPr>
         <w:pStyle w:val="Heading2"/>
@@ -33310,8 +33608,8 @@
         <w:t xml:space="preserve">Житель за столом — хозяин своей тарелки. Ваша работа — чтобы выбор был реальным.</w:t>
       </w:r>
     </w:p>
-    <w:bookmarkEnd w:id="442"/>
-    <w:bookmarkStart w:id="443" w:name="приложение-32.-памятка-родственникам"/>
+    <w:bookmarkEnd w:id="447"/>
+    <w:bookmarkStart w:id="448" w:name="приложение-32.-памятка-родственникам"/>
     <w:p>
       <w:pPr>
         <w:pStyle w:val="Heading2"/>
@@ -33404,8 +33702,8 @@
         <w:t xml:space="preserve">Вопросы о еде — старшая смена отделения; предложения — совет жителей; жалобы — директор (срок ответа ___ дней). Передачи: принимаются ___ (перечень ограничений по санитарным правилам — см. на стенде).</w:t>
       </w:r>
     </w:p>
-    <w:bookmarkEnd w:id="443"/>
-    <w:bookmarkStart w:id="444" w:name="X82c125b8292fd26aa39775bb4d7dd1f90d897b5"/>
+    <w:bookmarkEnd w:id="448"/>
+    <w:bookmarkStart w:id="449" w:name="X82c125b8292fd26aa39775bb4d7dd1f90d897b5"/>
     <w:p>
       <w:pPr>
         <w:pStyle w:val="Heading2"/>
@@ -33607,8 +33905,8 @@
         <w:t xml:space="preserve">Приложения: формы замеров, расчёты. Директор ________ /подпись/</w:t>
       </w:r>
     </w:p>
-    <w:bookmarkEnd w:id="444"/>
-    <w:bookmarkStart w:id="445" w:name="X789ec23c2ea3b16851acb085f413b0f531b35c6"/>
+    <w:bookmarkEnd w:id="449"/>
+    <w:bookmarkStart w:id="450" w:name="X789ec23c2ea3b16851acb085f413b0f531b35c6"/>
     <w:p>
       <w:pPr>
         <w:pStyle w:val="Heading2"/>
@@ -33767,8 +34065,8 @@
         <w:t xml:space="preserve">Составил: ________ Утвердил: директор ________</w:t>
       </w:r>
     </w:p>
-    <w:bookmarkEnd w:id="445"/>
-    <w:bookmarkStart w:id="446" w:name="X086ba4feabce146ee7cefe67fc0dd3cf39b9a14"/>
+    <w:bookmarkEnd w:id="450"/>
+    <w:bookmarkStart w:id="451" w:name="X086ba4feabce146ee7cefe67fc0dd3cf39b9a14"/>
     <w:p>
       <w:pPr>
         <w:pStyle w:val="Heading2"/>
@@ -34555,8 +34853,8 @@
         <w:t xml:space="preserve">Три вывода квартала (по одному предложению): ________</w:t>
       </w:r>
     </w:p>
-    <w:bookmarkEnd w:id="446"/>
-    <w:bookmarkStart w:id="447" w:name="X0a8dfb448bdd8c6d48bd7e01d22853479963be3"/>
+    <w:bookmarkEnd w:id="451"/>
+    <w:bookmarkStart w:id="452" w:name="X0a8dfb448bdd8c6d48bd7e01d22853479963be3"/>
     <w:p>
       <w:pPr>
         <w:pStyle w:val="Heading2"/>
@@ -34676,8 +34974,8 @@
         </w:pict>
       </w:r>
     </w:p>
-    <w:bookmarkEnd w:id="447"/>
-    <w:bookmarkStart w:id="448" w:name="правила-применения-приложений"/>
+    <w:bookmarkEnd w:id="452"/>
+    <w:bookmarkStart w:id="453" w:name="правила-применения-приложений"/>
     <w:p>
       <w:pPr>
         <w:pStyle w:val="Heading2"/>
@@ -34694,14 +34992,569 @@
         <w:t xml:space="preserve">Все 36 форм — единый комплект: формы наблюдения питают карты, карты — меню и закупки, журналы — панель, панель — отчёты учредителю. Внедрять комплект рекомендуется в последовательности дорожной карты (раздел 36): сначала замеры (25–26) и карты (2–3, 6), затем журналы (7–9) и алгоритмы (10–16), затем управленческий слой (17–24, 27–35). Дисклеймер о локальном статусе сохраняется на каждой форме после адаптации — до тех пор, пока форма не утверждена локальным актом организации.</w:t>
       </w:r>
     </w:p>
-    <w:bookmarkEnd w:id="448"/>
-    <w:bookmarkEnd w:id="449"/>
-    <w:bookmarkStart w:id="450" w:name="X3b733d5e1c111b3a47ab6a3f3960de1799a76f6"/>
+    <w:bookmarkEnd w:id="453"/>
+    <w:bookmarkEnd w:id="454"/>
+    <w:bookmarkStart w:id="457" w:name="приложения-3738"/>
     <w:p>
       <w:pPr>
         <w:pStyle w:val="Heading1"/>
       </w:pPr>
       <w:r>
+        <w:t xml:space="preserve">Приложения 37–38</w:t>
+      </w:r>
+    </w:p>
+    <w:bookmarkStart w:id="455" w:name="X330d8c52f6f84b4fb58773a942a68b4c8bfa2b5"/>
+    <w:p>
+      <w:pPr>
+        <w:pStyle w:val="Heading2"/>
+      </w:pPr>
+      <w:r>
+        <w:t xml:space="preserve">Приложение 37. Пищевой паспорт при поступлении (проект формы)</w:t>
+      </w:r>
+    </w:p>
+    <w:p>
+      <w:pPr>
+        <w:pStyle w:val="FirstParagraph"/>
+      </w:pPr>
+      <w:r>
+        <w:rPr>
+          <w:i/>
+          <w:iCs/>
+        </w:rPr>
+        <w:t xml:space="preserve">Проект локальной формы. Не является нормативно установленным документом. Заполняется при поступлении совместно с жителем, а при невозможности — с опекуном/семьёй; обновляется при изменении состояния и не реже раза в год. Владелец — старшая медсестра; копия полей — на кухне и посту.</w:t>
+      </w:r>
+    </w:p>
+    <w:tbl>
+      <w:tblPr>
+        <w:tblStyle w:val="Table"/>
+        <w:tblW w:type="pct" w:w="5000"/>
+        <w:tblLayout w:type="fixed"/>
+        <w:tblLook w:firstRow="1" w:lastRow="0" w:firstColumn="0" w:lastColumn="0" w:noHBand="0" w:noVBand="0" w:val="0020"/>
+      </w:tblPr>
+      <w:tblGrid>
+        <w:gridCol w:w="2640"/>
+        <w:gridCol w:w="2640"/>
+        <w:gridCol w:w="2640"/>
+      </w:tblGrid>
+      <w:tr>
+        <w:trPr>
+          <w:tblHeader w:val="on"/>
+        </w:trPr>
+        <w:tc>
+          <w:tcPr/>
+          <w:p>
+            <w:pPr>
+              <w:pStyle w:val="Compact"/>
+            </w:pPr>
+            <w:r>
+              <w:t xml:space="preserve">Блок</w:t>
+            </w:r>
+          </w:p>
+        </w:tc>
+        <w:tc>
+          <w:tcPr/>
+          <w:p>
+            <w:pPr>
+              <w:pStyle w:val="Compact"/>
+            </w:pPr>
+            <w:r>
+              <w:t xml:space="preserve">Что фиксируется</w:t>
+            </w:r>
+          </w:p>
+        </w:tc>
+        <w:tc>
+          <w:tcPr/>
+          <w:p>
+            <w:pPr>
+              <w:pStyle w:val="Compact"/>
+            </w:pPr>
+            <w:r>
+              <w:t xml:space="preserve">Кто заполняет</w:t>
+            </w:r>
+          </w:p>
+        </w:tc>
+      </w:tr>
+      <w:tr>
+        <w:tc>
+          <w:tcPr/>
+          <w:p>
+            <w:pPr>
+              <w:pStyle w:val="Compact"/>
+            </w:pPr>
+            <w:r>
+              <w:t xml:space="preserve">Предпочтения</w:t>
+            </w:r>
+          </w:p>
+        </w:tc>
+        <w:tc>
+          <w:tcPr/>
+          <w:p>
+            <w:pPr>
+              <w:pStyle w:val="Compact"/>
+            </w:pPr>
+            <w:r>
+              <w:t xml:space="preserve">Любимые и нелюбимые блюда; привычный ритм дня; как предпочитает есть (ложка/вилка, помощь, тарелка-разделитель)</w:t>
+            </w:r>
+          </w:p>
+        </w:tc>
+        <w:tc>
+          <w:tcPr/>
+          <w:p>
+            <w:pPr>
+              <w:pStyle w:val="Compact"/>
+            </w:pPr>
+            <w:r>
+              <w:t xml:space="preserve">Житель + семья; каналы воли — раздел 15</w:t>
+            </w:r>
+          </w:p>
+        </w:tc>
+      </w:tr>
+      <w:tr>
+        <w:tc>
+          <w:tcPr/>
+          <w:p>
+            <w:pPr>
+              <w:pStyle w:val="Compact"/>
+            </w:pPr>
+            <w:r>
+              <w:t xml:space="preserve">Ограничения по убеждению</w:t>
+            </w:r>
+          </w:p>
+        </w:tc>
+        <w:tc>
+          <w:tcPr/>
+          <w:p>
+            <w:pPr>
+              <w:pStyle w:val="Compact"/>
+            </w:pPr>
+            <w:r>
+              <w:t xml:space="preserve">Религиозные/культурные (халяль, пост, вегетарианство); аллергии и непереносимости (в т.ч. целиакия, лактоза) — со слов и по документам</w:t>
+            </w:r>
+          </w:p>
+        </w:tc>
+        <w:tc>
+          <w:tcPr/>
+          <w:p>
+            <w:pPr>
+              <w:pStyle w:val="Compact"/>
+            </w:pPr>
+            <w:r>
+              <w:t xml:space="preserve">Житель/семья + врач</w:t>
+            </w:r>
+          </w:p>
+        </w:tc>
+      </w:tr>
+      <w:tr>
+        <w:tc>
+          <w:tcPr/>
+          <w:p>
+            <w:pPr>
+              <w:pStyle w:val="Compact"/>
+            </w:pPr>
+            <w:r>
+              <w:t xml:space="preserve">Глотание</w:t>
+            </w:r>
+          </w:p>
+        </w:tc>
+        <w:tc>
+          <w:tcPr/>
+          <w:p>
+            <w:pPr>
+              <w:pStyle w:val="Compact"/>
+            </w:pPr>
+            <w:r>
+              <w:t xml:space="preserve">Шесть признаков дисфагии (да/нет); при сомнении — GUSS/EAT-10 с записью балла</w:t>
+            </w:r>
+          </w:p>
+        </w:tc>
+        <w:tc>
+          <w:tcPr/>
+          <w:p>
+            <w:pPr>
+              <w:pStyle w:val="Compact"/>
+            </w:pPr>
+            <w:r>
+              <w:t xml:space="preserve">Медсестра</w:t>
+            </w:r>
+          </w:p>
+        </w:tc>
+      </w:tr>
+      <w:tr>
+        <w:tc>
+          <w:tcPr/>
+          <w:p>
+            <w:pPr>
+              <w:pStyle w:val="Compact"/>
+            </w:pPr>
+            <w:r>
+              <w:t xml:space="preserve">Полость рта</w:t>
+            </w:r>
+          </w:p>
+        </w:tc>
+        <w:tc>
+          <w:tcPr/>
+          <w:p>
+            <w:pPr>
+              <w:pStyle w:val="Compact"/>
+            </w:pPr>
+            <w:r>
+              <w:t xml:space="preserve">Свои зубы/протезы; «болит ли жевать»; сухость во рту; дата последнего осмотра стоматологом</w:t>
+            </w:r>
+          </w:p>
+        </w:tc>
+        <w:tc>
+          <w:tcPr/>
+          <w:p>
+            <w:pPr>
+              <w:pStyle w:val="Compact"/>
+            </w:pPr>
+            <w:r>
+              <w:t xml:space="preserve">Медсестра</w:t>
+            </w:r>
+          </w:p>
+        </w:tc>
+      </w:tr>
+      <w:tr>
+        <w:tc>
+          <w:tcPr/>
+          <w:p>
+            <w:pPr>
+              <w:pStyle w:val="Compact"/>
+            </w:pPr>
+            <w:r>
+              <w:t xml:space="preserve">Лекарства × еда</w:t>
+            </w:r>
+          </w:p>
+        </w:tc>
+        <w:tc>
+          <w:tcPr/>
+          <w:p>
+            <w:pPr>
+              <w:pStyle w:val="Compact"/>
+            </w:pPr>
+            <w:r>
+              <w:t xml:space="preserve">Препараты из таблицы раздела 11 (клозапин, литий, ИМАО, карбамазепин и др.); согласовано с врачом</w:t>
+            </w:r>
+          </w:p>
+        </w:tc>
+        <w:tc>
+          <w:tcPr/>
+          <w:p>
+            <w:pPr>
+              <w:pStyle w:val="Compact"/>
+            </w:pPr>
+            <w:r>
+              <w:t xml:space="preserve">Врач</w:t>
+            </w:r>
+          </w:p>
+        </w:tc>
+      </w:tr>
+      <w:tr>
+        <w:tc>
+          <w:tcPr/>
+          <w:p>
+            <w:pPr>
+              <w:pStyle w:val="Compact"/>
+            </w:pPr>
+            <w:r>
+              <w:t xml:space="preserve">Вес и статус питания</w:t>
+            </w:r>
+          </w:p>
+        </w:tc>
+        <w:tc>
+          <w:tcPr/>
+          <w:p>
+            <w:pPr>
+              <w:pStyle w:val="Compact"/>
+            </w:pPr>
+            <w:r>
+              <w:t xml:space="preserve">Вес при поступлении; рост; динамика (триггеры 5/7,5/10 % — раздел 26); аппетит по шкале 1–5</w:t>
+            </w:r>
+          </w:p>
+        </w:tc>
+        <w:tc>
+          <w:tcPr/>
+          <w:p>
+            <w:pPr>
+              <w:pStyle w:val="Compact"/>
+            </w:pPr>
+            <w:r>
+              <w:t xml:space="preserve">Медсестра</w:t>
+            </w:r>
+          </w:p>
+        </w:tc>
+      </w:tr>
+      <w:tr>
+        <w:tc>
+          <w:tcPr/>
+          <w:p>
+            <w:pPr>
+              <w:pStyle w:val="Compact"/>
+            </w:pPr>
+            <w:r>
+              <w:t xml:space="preserve">Питьевой режим</w:t>
+            </w:r>
+          </w:p>
+        </w:tc>
+        <w:tc>
+          <w:tcPr/>
+          <w:p>
+            <w:pPr>
+              <w:pStyle w:val="Compact"/>
+            </w:pPr>
+            <w:r>
+              <w:t xml:space="preserve">Обычный объём; при загущённых напитках — уровень IDDSI и фактический объём за сутки</w:t>
+            </w:r>
+          </w:p>
+        </w:tc>
+        <w:tc>
+          <w:tcPr/>
+          <w:p>
+            <w:pPr>
+              <w:pStyle w:val="Compact"/>
+            </w:pPr>
+            <w:r>
+              <w:t xml:space="preserve">Медсестра + кухня</w:t>
+            </w:r>
+          </w:p>
+        </w:tc>
+      </w:tr>
+      <w:tr>
+        <w:tc>
+          <w:tcPr/>
+          <w:p>
+            <w:pPr>
+              <w:pStyle w:val="Compact"/>
+            </w:pPr>
+            <w:r>
+              <w:t xml:space="preserve">Стул</w:t>
+            </w:r>
+          </w:p>
+        </w:tc>
+        <w:tc>
+          <w:tcPr/>
+          <w:p>
+            <w:pPr>
+              <w:pStyle w:val="Compact"/>
+            </w:pPr>
+            <w:r>
+              <w:t xml:space="preserve">Регулярность (для группы антихолинергической нагрузки — контроль трёх суток)</w:t>
+            </w:r>
+          </w:p>
+        </w:tc>
+        <w:tc>
+          <w:tcPr/>
+          <w:p>
+            <w:pPr>
+              <w:pStyle w:val="Compact"/>
+            </w:pPr>
+            <w:r>
+              <w:t xml:space="preserve">Пост</w:t>
+            </w:r>
+          </w:p>
+        </w:tc>
+      </w:tr>
+    </w:tbl>
+    <w:p>
+      <w:pPr>
+        <w:pStyle w:val="BodyText"/>
+      </w:pPr>
+      <w:r>
+        <w:rPr>
+          <w:i/>
+          <w:iCs/>
+        </w:rPr>
+        <w:t xml:space="preserve">Правило формы: каждая строка либо заполнена, либо помечена «данных нет» — пустых строк нет. Паспорт не заменяет медицинскую документацию; он собирает на одном листе то, что иначе размазано по пяти журналам.</w:t>
+      </w:r>
+    </w:p>
+    <w:bookmarkEnd w:id="455"/>
+    <w:bookmarkStart w:id="456" w:name="X4f472269a4581c67c44986ad14621e98809b3c4"/>
+    <w:p>
+      <w:pPr>
+        <w:pStyle w:val="Heading2"/>
+      </w:pPr>
+      <w:r>
+        <w:t xml:space="preserve">Приложение 38. Памятка для жителей «Моя еда — мой выбор» (доступный формат, easy read)</w:t>
+      </w:r>
+    </w:p>
+    <w:p>
+      <w:pPr>
+        <w:pStyle w:val="FirstParagraph"/>
+      </w:pPr>
+      <w:r>
+        <w:rPr>
+          <w:i/>
+          <w:iCs/>
+        </w:rPr>
+        <w:t xml:space="preserve">Проект локальной формы в технике easy read: короткие фразы, одна мысль на строку, картинка к каждой мысли. Формат — лист А4 (двусторонняя печать), вывешивается в столовой и вручается при поступлении. Соответствует подходу Accessible Information Standard (Англия): информация предоставляется в формате, который человек может понять</w:t>
+      </w:r>
+      <w:r>
+        <w:rPr>
+          <w:i/>
+          <w:iCs/>
+        </w:rPr>
+        <w:t xml:space="preserve">99</w:t>
+      </w:r>
+      <w:r>
+        <w:rPr>
+          <w:i/>
+          <w:iCs/>
+        </w:rPr>
+        <w:t xml:space="preserve">. Пиктограммы подбираются под контингент дома (фотографии реальных блюд и столовой работают лучше абстрактных значков).</w:t>
+      </w:r>
+    </w:p>
+    <w:p>
+      <w:pPr>
+        <w:pStyle w:val="BodyText"/>
+      </w:pPr>
+      <w:r>
+        <w:rPr>
+          <w:b/>
+          <w:bCs/>
+        </w:rPr>
+        <w:t xml:space="preserve">Моя еда — мой выбор</w:t>
+      </w:r>
+    </w:p>
+    <w:p>
+      <w:pPr>
+        <w:pStyle w:val="Compact"/>
+        <w:numPr>
+          <w:ilvl w:val="0"/>
+          <w:numId w:val="1049"/>
+        </w:numPr>
+      </w:pPr>
+      <w:r>
+        <w:t xml:space="preserve">Каждый день вам показывают меню. Меню — это список еды.</w:t>
+      </w:r>
+    </w:p>
+    <w:p>
+      <w:pPr>
+        <w:pStyle w:val="Compact"/>
+        <w:numPr>
+          <w:ilvl w:val="0"/>
+          <w:numId w:val="1049"/>
+        </w:numPr>
+      </w:pPr>
+      <w:r>
+        <w:t xml:space="preserve">Вы можете сказать: «Хочу это». Вы можете сказать: «Не хочу это».</w:t>
+      </w:r>
+    </w:p>
+    <w:p>
+      <w:pPr>
+        <w:pStyle w:val="Compact"/>
+        <w:numPr>
+          <w:ilvl w:val="0"/>
+          <w:numId w:val="1049"/>
+        </w:numPr>
+      </w:pPr>
+      <w:r>
+        <w:t xml:space="preserve">Если вы не говорите — вам покажут две тарелки. Вы покажете пальцем.</w:t>
+      </w:r>
+    </w:p>
+    <w:p>
+      <w:pPr>
+        <w:pStyle w:val="Compact"/>
+        <w:numPr>
+          <w:ilvl w:val="0"/>
+          <w:numId w:val="1049"/>
+        </w:numPr>
+      </w:pPr>
+      <w:r>
+        <w:t xml:space="preserve">Вы не останетесь голодным. Всегда будет другой вариант.</w:t>
+      </w:r>
+    </w:p>
+    <w:p>
+      <w:pPr>
+        <w:pStyle w:val="Compact"/>
+        <w:numPr>
+          <w:ilvl w:val="0"/>
+          <w:numId w:val="1049"/>
+        </w:numPr>
+      </w:pPr>
+      <w:r>
+        <w:t xml:space="preserve">Если еда мешает глотать — скажите персоналу. Вам помогут.</w:t>
+      </w:r>
+    </w:p>
+    <w:p>
+      <w:pPr>
+        <w:pStyle w:val="Compact"/>
+        <w:numPr>
+          <w:ilvl w:val="0"/>
+          <w:numId w:val="1049"/>
+        </w:numPr>
+      </w:pPr>
+      <w:r>
+        <w:t xml:space="preserve">Если болит жевать — скажите персоналу. Вас посмотрит врач.</w:t>
+      </w:r>
+    </w:p>
+    <w:p>
+      <w:pPr>
+        <w:pStyle w:val="Compact"/>
+        <w:numPr>
+          <w:ilvl w:val="0"/>
+          <w:numId w:val="1049"/>
+        </w:numPr>
+      </w:pPr>
+      <w:r>
+        <w:t xml:space="preserve">Вы можете пить воду, когда хотите. Просите пить.</w:t>
+      </w:r>
+    </w:p>
+    <w:p>
+      <w:pPr>
+        <w:pStyle w:val="Compact"/>
+        <w:numPr>
+          <w:ilvl w:val="0"/>
+          <w:numId w:val="1049"/>
+        </w:numPr>
+      </w:pPr>
+      <w:r>
+        <w:t xml:space="preserve">Есть еда, которую вы не едите по вере? Скажите — мы учтём.</w:t>
+      </w:r>
+    </w:p>
+    <w:p>
+      <w:pPr>
+        <w:pStyle w:val="Compact"/>
+        <w:numPr>
+          <w:ilvl w:val="0"/>
+          <w:numId w:val="1049"/>
+        </w:numPr>
+      </w:pPr>
+      <w:r>
+        <w:t xml:space="preserve">Ваше мнение важно. Совет жителей обсуждает еду.</w:t>
+      </w:r>
+    </w:p>
+    <w:p>
+      <w:pPr>
+        <w:pStyle w:val="Compact"/>
+        <w:numPr>
+          <w:ilvl w:val="0"/>
+          <w:numId w:val="1049"/>
+        </w:numPr>
+      </w:pPr>
+      <w:r>
+        <w:t xml:space="preserve">Если что-то не так с едой — вы можете пожаловаться. Это ваше право.</w:t>
+      </w:r>
+    </w:p>
+    <w:p>
+      <w:pPr>
+        <w:pStyle w:val="FirstParagraph"/>
+      </w:pPr>
+      <w:r>
+        <w:rPr>
+          <w:i/>
+          <w:iCs/>
+        </w:rPr>
+        <w:t xml:space="preserve">Обратная сторона листа: «Куда пожаловаться» — имя и кабинет ответственного, ящик для записок совета жителей, телефон доверия учредителя.</w:t>
+      </w:r>
+    </w:p>
+    <w:bookmarkEnd w:id="456"/>
+    <w:bookmarkEnd w:id="457"/>
+    <w:bookmarkStart w:id="458" w:name="X3b733d5e1c111b3a47ab6a3f3960de1799a76f6"/>
+    <w:p>
+      <w:pPr>
+        <w:pStyle w:val="Heading1"/>
+      </w:pPr>
+      <w:r>
         <w:t xml:space="preserve">Часть IV. Одностраничные инфографики (для печати и раздатки)</w:t>
       </w:r>
     </w:p>
@@ -34713,8 +35566,8 @@
         <w:t xml:space="preserve">Десять одностраничных материалов для печати: плакаты для поста и столовой, памятки для инструктажей, раздатка для совета жителей и семинара. Каждая страница самодостаточна и может копироваться отдельно от доклада; источники данных указаны на самих страницах либо в разделах, на которые инфографика ссылается.</w:t>
       </w:r>
     </w:p>
-    <w:bookmarkEnd w:id="450"/>
-    <w:bookmarkStart w:id="451" w:name="список-источников"/>
+    <w:bookmarkEnd w:id="458"/>
+    <w:bookmarkStart w:id="459" w:name="список-источников"/>
     <w:p>
       <w:pPr>
         <w:pStyle w:val="Heading1"/>
@@ -35344,6 +36197,104 @@
         <w:t xml:space="preserve"> </w:t>
       </w:r>
       <w:r>
+        <w:t xml:space="preserve">Steele C.M. Нагрузка лечения загущёнными жидкостями: нет убедительных данных о снижении осложнений при доказанном снижении потребления жидкости (Breathe (ERS), 2021). https://publications.ersnet.org/content/breathe/17/1/210003</w:t>
+      </w:r>
+    </w:p>
+    <w:p>
+      <w:pPr>
+        <w:pStyle w:val="BodyText"/>
+      </w:pPr>
+      <w:r>
+        <w:t xml:space="preserve">45.</w:t>
+      </w:r>
+      <w:r>
+        <w:t xml:space="preserve"> </w:t>
+      </w:r>
+      <w:r>
+        <w:t xml:space="preserve">Li W.Q. et al. Систематический обзор и мета-анализ применения загущённых жидкостей при дисфагии (2025). https://pmc.ncbi.nlm.nih.gov/articles/PMC12516007/</w:t>
+      </w:r>
+    </w:p>
+    <w:p>
+      <w:pPr>
+        <w:pStyle w:val="BodyText"/>
+      </w:pPr>
+      <w:r>
+        <w:t xml:space="preserve">46.</w:t>
+      </w:r>
+      <w:r>
+        <w:t xml:space="preserve"> </w:t>
+      </w:r>
+      <w:r>
+        <w:t xml:space="preserve">Trapl M. et al. GUSS (Gugging Swallowing Screen): прикроватный скрининг дисфагии, валидирован против FEES, выполняется подготовленной медсестрой (Stroke, 2007). https://doi.org/10.1161/STROKEAHA.107.483933</w:t>
+      </w:r>
+    </w:p>
+    <w:p>
+      <w:pPr>
+        <w:pStyle w:val="BodyText"/>
+      </w:pPr>
+      <w:r>
+        <w:t xml:space="preserve">47.</w:t>
+      </w:r>
+      <w:r>
+        <w:t xml:space="preserve"> </w:t>
+      </w:r>
+      <w:r>
+        <w:t xml:space="preserve">Belafsky P.C. et al. EAT-10: 10-пунктный опросник симптомов дисфагии (само- и интервью-версии) (Ann Otol Rhinol Laryngol, 2008). https://doi.org/10.1177/000348940811701210</w:t>
+      </w:r>
+    </w:p>
+    <w:p>
+      <w:pPr>
+        <w:pStyle w:val="BodyText"/>
+      </w:pPr>
+      <w:r>
+        <w:t xml:space="preserve">48.</w:t>
+      </w:r>
+      <w:r>
+        <w:t xml:space="preserve"> </w:t>
+      </w:r>
+      <w:r>
+        <w:t xml:space="preserve">Yoneyama T. et al. Ежедневный уход за полостью рта в домах ухода: частота пневмоний 11 % против 19 % в контроле (РКИ, 366 проживающих) (J Am Geriatr Soc, 2002). https://pubmed.ncbi.nlm.nih.gov/11874491/</w:t>
+      </w:r>
+    </w:p>
+    <w:p>
+      <w:pPr>
+        <w:pStyle w:val="BodyText"/>
+      </w:pPr>
+      <w:r>
+        <w:t xml:space="preserve">49.</w:t>
+      </w:r>
+      <w:r>
+        <w:t xml:space="preserve"> </w:t>
+      </w:r>
+      <w:r>
+        <w:t xml:space="preserve">Müller F. Обзор 4 РКИ: улучшение гигиены полости рта может предотвращать ~1 из 10 смертей от аспирационной пневмонии у немощных пожилых (Gerodontology, 2015). https://pmc.ncbi.nlm.nih.gov/articles/PMC4541086/</w:t>
+      </w:r>
+    </w:p>
+    <w:p>
+      <w:pPr>
+        <w:pStyle w:val="BodyText"/>
+      </w:pPr>
+      <w:r>
+        <w:t xml:space="preserve">50.</w:t>
+      </w:r>
+      <w:r>
+        <w:t xml:space="preserve"> </w:t>
+      </w:r>
+      <w:r>
+        <w:t xml:space="preserve">Porter J. et al. Более половины проживающих домов ухода сообщают о проблемах полости рта — преимущественно сухость во рту и плохо сидящие протезы (Int J Dent Hyg / PMC, 2015). https://pmc.ncbi.nlm.nih.gov/articles/PMC4501060/</w:t>
+      </w:r>
+    </w:p>
+    <w:p>
+      <w:pPr>
+        <w:pStyle w:val="BodyText"/>
+      </w:pPr>
+      <w:r>
+        <w:t xml:space="preserve">51.</w:t>
+      </w:r>
+      <w:r>
+        <w:t xml:space="preserve"> </w:t>
+      </w:r>
+      <w:r>
         <w:t xml:space="preserve">Отмена кофеина: снижение уровня клозапина на 37–47% (Carrillo 1998; обзор) (клинический обзор). https://www.pharmacytimes.com/view/caffeine-and-clozapine</w:t>
       </w:r>
     </w:p>
@@ -35352,7 +36303,7 @@
         <w:pStyle w:val="BodyText"/>
       </w:pPr>
       <w:r>
-        <w:t xml:space="preserve">45.</w:t>
+        <w:t xml:space="preserve">52.</w:t>
       </w:r>
       <w:r>
         <w:t xml:space="preserve"> </w:t>
@@ -35366,7 +36317,7 @@
         <w:pStyle w:val="BodyText"/>
       </w:pPr>
       <w:r>
-        <w:t xml:space="preserve">46.</w:t>
+        <w:t xml:space="preserve">53.</w:t>
       </w:r>
       <w:r>
         <w:t xml:space="preserve"> </w:t>
@@ -35380,7 +36331,7 @@
         <w:pStyle w:val="BodyText"/>
       </w:pPr>
       <w:r>
-        <w:t xml:space="preserve">47.</w:t>
+        <w:t xml:space="preserve">54.</w:t>
       </w:r>
       <w:r>
         <w:t xml:space="preserve"> </w:t>
@@ -35394,7 +36345,7 @@
         <w:pStyle w:val="BodyText"/>
       </w:pPr>
       <w:r>
-        <w:t xml:space="preserve">48.</w:t>
+        <w:t xml:space="preserve">55.</w:t>
       </w:r>
       <w:r>
         <w:t xml:space="preserve"> </w:t>
@@ -35408,7 +36359,7 @@
         <w:pStyle w:val="BodyText"/>
       </w:pPr>
       <w:r>
-        <w:t xml:space="preserve">49.</w:t>
+        <w:t xml:space="preserve">56.</w:t>
       </w:r>
       <w:r>
         <w:t xml:space="preserve"> </w:t>
@@ -35422,7 +36373,7 @@
         <w:pStyle w:val="BodyText"/>
       </w:pPr>
       <w:r>
-        <w:t xml:space="preserve">50.</w:t>
+        <w:t xml:space="preserve">57.</w:t>
       </w:r>
       <w:r>
         <w:t xml:space="preserve"> </w:t>
@@ -35436,7 +36387,7 @@
         <w:pStyle w:val="BodyText"/>
       </w:pPr>
       <w:r>
-        <w:t xml:space="preserve">51.</w:t>
+        <w:t xml:space="preserve">58.</w:t>
       </w:r>
       <w:r>
         <w:t xml:space="preserve"> </w:t>
@@ -35450,7 +36401,7 @@
         <w:pStyle w:val="BodyText"/>
       </w:pPr>
       <w:r>
-        <w:t xml:space="preserve">52.</w:t>
+        <w:t xml:space="preserve">59.</w:t>
       </w:r>
       <w:r>
         <w:t xml:space="preserve"> </w:t>
@@ -35464,7 +36415,7 @@
         <w:pStyle w:val="BodyText"/>
       </w:pPr>
       <w:r>
-        <w:t xml:space="preserve">53.</w:t>
+        <w:t xml:space="preserve">60.</w:t>
       </w:r>
       <w:r>
         <w:t xml:space="preserve"> </w:t>
@@ -35478,7 +36429,77 @@
         <w:pStyle w:val="BodyText"/>
       </w:pPr>
       <w:r>
-        <w:t xml:space="preserve">54.</w:t>
+        <w:t xml:space="preserve">61.</w:t>
+      </w:r>
+      <w:r>
+        <w:t xml:space="preserve"> </w:t>
+      </w:r>
+      <w:r>
+        <w:t xml:space="preserve">Every-Palmer S. et al. Клозапин-индуцированная гипомотильность ЖКТ: запоры у 30–60 % пациентов, при объективных методах — до 80 %; тяжёлый запор может быть фатальным (иблиус, перфорация) (Aust N Z J Psychiatry / PMC, 2017). https://pmc.ncbi.nlm.nih.gov/articles/PMC5533872/</w:t>
+      </w:r>
+    </w:p>
+    <w:p>
+      <w:pPr>
+        <w:pStyle w:val="BodyText"/>
+      </w:pPr>
+      <w:r>
+        <w:t xml:space="preserve">62.</w:t>
+      </w:r>
+      <w:r>
+        <w:t xml:space="preserve"> </w:t>
+      </w:r>
+      <w:r>
+        <w:t xml:space="preserve">NHS Specialist Pharmacy Service. Ведение запоров у принимающих клозапин: может быть фатальным; мониторинг стула, профилактические слабительные (NHS, Великобритания). https://sps.nhs.uk/articles/managing-constipation-in-people-taking-clozapine/</w:t>
+      </w:r>
+    </w:p>
+    <w:p>
+      <w:pPr>
+        <w:pStyle w:val="BodyText"/>
+      </w:pPr>
+      <w:r>
+        <w:t xml:space="preserve">63.</w:t>
+      </w:r>
+      <w:r>
+        <w:t xml:space="preserve"> </w:t>
+      </w:r>
+      <w:r>
+        <w:t xml:space="preserve">Cuomo A. et al. Дефицит витамина D распространён в психиатрической популяции; рекомендован рутинный скрининг (Frontiers in Psychiatry, 2019). https://www.frontiersin.org/journals/psychiatry/articles/10.3389/fpsyt.2019.00167/full</w:t>
+      </w:r>
+    </w:p>
+    <w:p>
+      <w:pPr>
+        <w:pStyle w:val="BodyText"/>
+      </w:pPr>
+      <w:r>
+        <w:t xml:space="preserve">64.</w:t>
+      </w:r>
+      <w:r>
+        <w:t xml:space="preserve"> </w:t>
+      </w:r>
+      <w:r>
+        <w:t xml:space="preserve">LoPinto-Khoury C. et al. Мета-анализ: карбамазепин ассоциирован со снижением 25(OH)D (Epilepsy Research, 2021). https://pubmed.ncbi.nlm.nih.gov/34847425/</w:t>
+      </w:r>
+    </w:p>
+    <w:p>
+      <w:pPr>
+        <w:pStyle w:val="BodyText"/>
+      </w:pPr>
+      <w:r>
+        <w:t xml:space="preserve">65.</w:t>
+      </w:r>
+      <w:r>
+        <w:t xml:space="preserve"> </w:t>
+      </w:r>
+      <w:r>
+        <w:t xml:space="preserve">Hanna S. Дефицит B12 и фолата у пожилых: связь с депрессией и когнитивными нарушениями, недодиагностика (Primary Care Companion / PMC, 2009). https://pmc.ncbi.nlm.nih.gov/articles/PMC2781043/</w:t>
+      </w:r>
+    </w:p>
+    <w:p>
+      <w:pPr>
+        <w:pStyle w:val="BodyText"/>
+      </w:pPr>
+      <w:r>
+        <w:t xml:space="preserve">66.</w:t>
       </w:r>
       <w:r>
         <w:t xml:space="preserve"> </w:t>
@@ -35492,7 +36513,7 @@
         <w:pStyle w:val="BodyText"/>
       </w:pPr>
       <w:r>
-        <w:t xml:space="preserve">55.</w:t>
+        <w:t xml:space="preserve">67.</w:t>
       </w:r>
       <w:r>
         <w:t xml:space="preserve"> </w:t>
@@ -35506,7 +36527,7 @@
         <w:pStyle w:val="BodyText"/>
       </w:pPr>
       <w:r>
-        <w:t xml:space="preserve">56.</w:t>
+        <w:t xml:space="preserve">68.</w:t>
       </w:r>
       <w:r>
         <w:t xml:space="preserve"> </w:t>
@@ -35520,7 +36541,7 @@
         <w:pStyle w:val="BodyText"/>
       </w:pPr>
       <w:r>
-        <w:t xml:space="preserve">57.</w:t>
+        <w:t xml:space="preserve">69.</w:t>
       </w:r>
       <w:r>
         <w:t xml:space="preserve"> </w:t>
@@ -35534,7 +36555,7 @@
         <w:pStyle w:val="BodyText"/>
       </w:pPr>
       <w:r>
-        <w:t xml:space="preserve">58.</w:t>
+        <w:t xml:space="preserve">70.</w:t>
       </w:r>
       <w:r>
         <w:t xml:space="preserve"> </w:t>
@@ -35548,7 +36569,7 @@
         <w:pStyle w:val="BodyText"/>
       </w:pPr>
       <w:r>
-        <w:t xml:space="preserve">59.</w:t>
+        <w:t xml:space="preserve">71.</w:t>
       </w:r>
       <w:r>
         <w:t xml:space="preserve"> </w:t>
@@ -35562,7 +36583,7 @@
         <w:pStyle w:val="BodyText"/>
       </w:pPr>
       <w:r>
-        <w:t xml:space="preserve">60.</w:t>
+        <w:t xml:space="preserve">72.</w:t>
       </w:r>
       <w:r>
         <w:t xml:space="preserve"> </w:t>
@@ -35576,7 +36597,7 @@
         <w:pStyle w:val="BodyText"/>
       </w:pPr>
       <w:r>
-        <w:t xml:space="preserve">61.</w:t>
+        <w:t xml:space="preserve">73.</w:t>
       </w:r>
       <w:r>
         <w:t xml:space="preserve"> </w:t>
@@ -35590,7 +36611,7 @@
         <w:pStyle w:val="BodyText"/>
       </w:pPr>
       <w:r>
-        <w:t xml:space="preserve">62.</w:t>
+        <w:t xml:space="preserve">74.</w:t>
       </w:r>
       <w:r>
         <w:t xml:space="preserve"> </w:t>
@@ -35604,7 +36625,7 @@
         <w:pStyle w:val="BodyText"/>
       </w:pPr>
       <w:r>
-        <w:t xml:space="preserve">63.</w:t>
+        <w:t xml:space="preserve">75.</w:t>
       </w:r>
       <w:r>
         <w:t xml:space="preserve"> </w:t>
@@ -35618,7 +36639,7 @@
         <w:pStyle w:val="BodyText"/>
       </w:pPr>
       <w:r>
-        <w:t xml:space="preserve">64.</w:t>
+        <w:t xml:space="preserve">76.</w:t>
       </w:r>
       <w:r>
         <w:t xml:space="preserve"> </w:t>
@@ -35632,7 +36653,7 @@
         <w:pStyle w:val="BodyText"/>
       </w:pPr>
       <w:r>
-        <w:t xml:space="preserve">65.</w:t>
+        <w:t xml:space="preserve">77.</w:t>
       </w:r>
       <w:r>
         <w:t xml:space="preserve"> </w:t>
@@ -35646,7 +36667,7 @@
         <w:pStyle w:val="BodyText"/>
       </w:pPr>
       <w:r>
-        <w:t xml:space="preserve">66.</w:t>
+        <w:t xml:space="preserve">78.</w:t>
       </w:r>
       <w:r>
         <w:t xml:space="preserve"> </w:t>
@@ -35660,7 +36681,7 @@
         <w:pStyle w:val="BodyText"/>
       </w:pPr>
       <w:r>
-        <w:t xml:space="preserve">67.</w:t>
+        <w:t xml:space="preserve">79.</w:t>
       </w:r>
       <w:r>
         <w:t xml:space="preserve"> </w:t>
@@ -35674,7 +36695,7 @@
         <w:pStyle w:val="BodyText"/>
       </w:pPr>
       <w:r>
-        <w:t xml:space="preserve">68.</w:t>
+        <w:t xml:space="preserve">80.</w:t>
       </w:r>
       <w:r>
         <w:t xml:space="preserve"> </w:t>
@@ -35688,7 +36709,7 @@
         <w:pStyle w:val="BodyText"/>
       </w:pPr>
       <w:r>
-        <w:t xml:space="preserve">69.</w:t>
+        <w:t xml:space="preserve">81.</w:t>
       </w:r>
       <w:r>
         <w:t xml:space="preserve"> </w:t>
@@ -35702,7 +36723,7 @@
         <w:pStyle w:val="BodyText"/>
       </w:pPr>
       <w:r>
-        <w:t xml:space="preserve">70.</w:t>
+        <w:t xml:space="preserve">82.</w:t>
       </w:r>
       <w:r>
         <w:t xml:space="preserve"> </w:t>
@@ -35716,7 +36737,7 @@
         <w:pStyle w:val="BodyText"/>
       </w:pPr>
       <w:r>
-        <w:t xml:space="preserve">71.</w:t>
+        <w:t xml:space="preserve">83.</w:t>
       </w:r>
       <w:r>
         <w:t xml:space="preserve"> </w:t>
@@ -35730,7 +36751,7 @@
         <w:pStyle w:val="BodyText"/>
       </w:pPr>
       <w:r>
-        <w:t xml:space="preserve">72.</w:t>
+        <w:t xml:space="preserve">84.</w:t>
       </w:r>
       <w:r>
         <w:t xml:space="preserve"> </w:t>
@@ -35744,7 +36765,7 @@
         <w:pStyle w:val="BodyText"/>
       </w:pPr>
       <w:r>
-        <w:t xml:space="preserve">73.</w:t>
+        <w:t xml:space="preserve">85.</w:t>
       </w:r>
       <w:r>
         <w:t xml:space="preserve"> </w:t>
@@ -35758,7 +36779,7 @@
         <w:pStyle w:val="BodyText"/>
       </w:pPr>
       <w:r>
-        <w:t xml:space="preserve">74.</w:t>
+        <w:t xml:space="preserve">86.</w:t>
       </w:r>
       <w:r>
         <w:t xml:space="preserve"> </w:t>
@@ -35772,7 +36793,7 @@
         <w:pStyle w:val="BodyText"/>
       </w:pPr>
       <w:r>
-        <w:t xml:space="preserve">75.</w:t>
+        <w:t xml:space="preserve">87.</w:t>
       </w:r>
       <w:r>
         <w:t xml:space="preserve"> </w:t>
@@ -35786,7 +36807,7 @@
         <w:pStyle w:val="BodyText"/>
       </w:pPr>
       <w:r>
-        <w:t xml:space="preserve">76.</w:t>
+        <w:t xml:space="preserve">88.</w:t>
       </w:r>
       <w:r>
         <w:t xml:space="preserve"> </w:t>
@@ -35800,7 +36821,7 @@
         <w:pStyle w:val="BodyText"/>
       </w:pPr>
       <w:r>
-        <w:t xml:space="preserve">77.</w:t>
+        <w:t xml:space="preserve">89.</w:t>
       </w:r>
       <w:r>
         <w:t xml:space="preserve"> </w:t>
@@ -35814,7 +36835,7 @@
         <w:pStyle w:val="BodyText"/>
       </w:pPr>
       <w:r>
-        <w:t xml:space="preserve">78.</w:t>
+        <w:t xml:space="preserve">90.</w:t>
       </w:r>
       <w:r>
         <w:t xml:space="preserve"> </w:t>
@@ -35828,7 +36849,7 @@
         <w:pStyle w:val="BodyText"/>
       </w:pPr>
       <w:r>
-        <w:t xml:space="preserve">79.</w:t>
+        <w:t xml:space="preserve">91.</w:t>
       </w:r>
       <w:r>
         <w:t xml:space="preserve"> </w:t>
@@ -35842,7 +36863,7 @@
         <w:pStyle w:val="BodyText"/>
       </w:pPr>
       <w:r>
-        <w:t xml:space="preserve">80.</w:t>
+        <w:t xml:space="preserve">92.</w:t>
       </w:r>
       <w:r>
         <w:t xml:space="preserve"> </w:t>
@@ -35856,7 +36877,7 @@
         <w:pStyle w:val="BodyText"/>
       </w:pPr>
       <w:r>
-        <w:t xml:space="preserve">81.</w:t>
+        <w:t xml:space="preserve">93.</w:t>
       </w:r>
       <w:r>
         <w:t xml:space="preserve"> </w:t>
@@ -35870,7 +36891,7 @@
         <w:pStyle w:val="BodyText"/>
       </w:pPr>
       <w:r>
-        <w:t xml:space="preserve">82.</w:t>
+        <w:t xml:space="preserve">94.</w:t>
       </w:r>
       <w:r>
         <w:t xml:space="preserve"> </w:t>
@@ -35884,7 +36905,7 @@
         <w:pStyle w:val="BodyText"/>
       </w:pPr>
       <w:r>
-        <w:t xml:space="preserve">83.</w:t>
+        <w:t xml:space="preserve">95.</w:t>
       </w:r>
       <w:r>
         <w:t xml:space="preserve"> </w:t>
@@ -35898,7 +36919,7 @@
         <w:pStyle w:val="BodyText"/>
       </w:pPr>
       <w:r>
-        <w:t xml:space="preserve">84.</w:t>
+        <w:t xml:space="preserve">96.</w:t>
       </w:r>
       <w:r>
         <w:t xml:space="preserve"> </w:t>
@@ -35912,7 +36933,7 @@
         <w:pStyle w:val="BodyText"/>
       </w:pPr>
       <w:r>
-        <w:t xml:space="preserve">85.</w:t>
+        <w:t xml:space="preserve">97.</w:t>
       </w:r>
       <w:r>
         <w:t xml:space="preserve"> </w:t>
@@ -35926,7 +36947,7 @@
         <w:pStyle w:val="BodyText"/>
       </w:pPr>
       <w:r>
-        <w:t xml:space="preserve">86.</w:t>
+        <w:t xml:space="preserve">98.</w:t>
       </w:r>
       <w:r>
         <w:t xml:space="preserve"> </w:t>
@@ -35935,7 +36956,21 @@
         <w:t xml:space="preserve">Hospital Food Standards Panel. Standards for food and drink in NHS hospitals — DH, Великобритания, 2016. https://assets.publishing.service.gov.uk/media/5a806e1eed915d74e33fa61a/Hospital_Food_Panel_May_2016.pdf</w:t>
       </w:r>
     </w:p>
-    <w:bookmarkEnd w:id="451"/>
+    <w:p>
+      <w:pPr>
+        <w:pStyle w:val="BodyText"/>
+      </w:pPr>
+      <w:r>
+        <w:t xml:space="preserve">99.</w:t>
+      </w:r>
+      <w:r>
+        <w:t xml:space="preserve"> </w:t>
+      </w:r>
+      <w:r>
+        <w:t xml:space="preserve">Великобритания: Accessible Information Standard — информация для пациентов с нарушениями предоставляется в доступных форматах (включая easy read: короткие фразы + изображения); Mencap — методические материалы — NHS England / Mencap, Великобритания. https://www.mencap.org.uk/help-and-advice/health/accessible-information-standard</w:t>
+      </w:r>
+    </w:p>
+    <w:bookmarkEnd w:id="459"/>
     <w:sectPr>
       <w:footnotePr>
         <w:numRestart w:val="eachSect"/>
@@ -37540,6 +38575,36 @@
     </w:lvlOverride>
   </w:num>
   <w:num w:numId="1048">
+    <w:abstractNumId w:val="99411"/>
+    <w:lvlOverride w:ilvl="0">
+      <w:startOverride w:val="1"/>
+    </w:lvlOverride>
+    <w:lvlOverride w:ilvl="1">
+      <w:startOverride w:val="1"/>
+    </w:lvlOverride>
+    <w:lvlOverride w:ilvl="2">
+      <w:startOverride w:val="1"/>
+    </w:lvlOverride>
+    <w:lvlOverride w:ilvl="3">
+      <w:startOverride w:val="1"/>
+    </w:lvlOverride>
+    <w:lvlOverride w:ilvl="4">
+      <w:startOverride w:val="1"/>
+    </w:lvlOverride>
+    <w:lvlOverride w:ilvl="5">
+      <w:startOverride w:val="1"/>
+    </w:lvlOverride>
+    <w:lvlOverride w:ilvl="6">
+      <w:startOverride w:val="1"/>
+    </w:lvlOverride>
+    <w:lvlOverride w:ilvl="7">
+      <w:startOverride w:val="1"/>
+    </w:lvlOverride>
+    <w:lvlOverride w:ilvl="8">
+      <w:startOverride w:val="1"/>
+    </w:lvlOverride>
+  </w:num>
+  <w:num w:numId="1049">
     <w:abstractNumId w:val="99411"/>
     <w:lvlOverride w:ilvl="0">
       <w:startOverride w:val="1"/>

--- a/01_доклад/Не_просто_накормить_доклад.docx
+++ b/01_доклад/Не_просто_накормить_доклад.docx
@@ -5129,7 +5129,7 @@
     </w:p>
     <w:bookmarkEnd w:id="78"/>
     <w:bookmarkEnd w:id="79"/>
-    <w:bookmarkStart w:id="90" w:name="X75f1de13e3f767fffb18a14a89444b22a892fbb"/>
+    <w:bookmarkStart w:id="91" w:name="X75f1de13e3f767fffb18a14a89444b22a892fbb"/>
     <w:p>
       <w:pPr>
         <w:pStyle w:val="Heading1"/>
@@ -5805,440 +5805,55 @@
       </w:r>
     </w:p>
     <w:bookmarkEnd w:id="89"/>
-    <w:bookmarkEnd w:id="90"/>
-    <w:bookmarkStart w:id="102" w:name="переедание-гиперфагия-и-ночное-едение"/>
-    <w:p>
-      <w:pPr>
-        <w:pStyle w:val="Heading1"/>
-      </w:pPr>
-      <w:r>
-        <w:t xml:space="preserve">13. Переедание, гиперфагия и ночное едение</w:t>
-      </w:r>
-    </w:p>
-    <w:bookmarkStart w:id="91" w:name="X781202e0c68d1fe586d25d5153b3740030a3e92"/>
+    <w:bookmarkStart w:id="90" w:name="X5dcc6a2b55a521d607eb8cd507f157c4f46bb02"/>
     <w:p>
       <w:pPr>
         <w:pStyle w:val="Heading2"/>
       </w:pPr>
       <w:r>
-        <w:t xml:space="preserve">13.1. Метаболическая цена антипсихотиков: что доказано</w:t>
-      </w:r>
-    </w:p>
-    <w:p>
-      <w:pPr>
-        <w:pStyle w:val="FirstParagraph"/>
-      </w:pPr>
-      <w:r>
-        <w:t xml:space="preserve">Прибавка веса на антипсихотиках — не слух и не «индивидуальная особенность», а измеренный классовый эффект с большим разбросом между препаратами. Мета-анализ 100 рандомизированных исследований (Pillinger и соавт., 2020) дал диапазон от −0,23 кг до +3,01 кг всего за шесть недель терапии</w:t>
-      </w:r>
-      <w:r>
-        <w:t xml:space="preserve">9</w:t>
-      </w:r>
-      <w:r>
-        <w:t xml:space="preserve">. Консенсусное определение клинически значимой прибавки (≥7 % массы тела) при длительном применении (около 38 недель, Campforts и соавт., 2023) достигается при клозапине у 76,3 % пациентов, при оланзапине — у 36,9 %, при рисперидоне — у 23,0 %</w:t>
+        <w:t xml:space="preserve">12.11. Паллиативное питание: comfort feeding и границы искусственного питания</w:t>
+      </w:r>
+    </w:p>
+    <w:p>
+      <w:pPr>
+        <w:pStyle w:val="FirstParagraph"/>
+      </w:pPr>
+      <w:r>
+        <w:t xml:space="preserve">В предсмертном периоде (12.6) отказ от еды — не патология, а часть процесса, и главный вопрос не «как накормить», а «что еда делает для человека». Международная практика выработала рамку</w:t>
+      </w:r>
+      <w:r>
+        <w:t xml:space="preserve"> </w:t>
+      </w:r>
+      <w:r>
+        <w:rPr>
+          <w:b/>
+          <w:bCs/>
+        </w:rPr>
+        <w:t xml:space="preserve">comfort feeding</w:t>
+      </w:r>
+      <w:r>
+        <w:t xml:space="preserve"> </w:t>
+      </w:r>
+      <w:r>
+        <w:t xml:space="preserve">(комфортное кормление): еда и питьё предлагаются, пока приносят комфорт — любимые блюда, малые порции, помощь и время — без принуждения и без искусственного питания против воли</w:t>
       </w:r>
       <w:r>
         <w:t xml:space="preserve">56</w:t>
       </w:r>
       <w:r>
-        <w:t xml:space="preserve">. При первом эпизоде психоза скорость максимальна: долгосрочная прибавка достигает +9,34 кг (оланзапин) и +7,19 кг (клозапин)</w:t>
+        <w:t xml:space="preserve">. Данные по исходам ограничены и должны читаться точно: ретроспективное госпитальное исследование выживаемости после рекомендаций comfort feeding выполнено без группы сравнения — среди глубоко паллиативных госпитализированных пациентов с деменцией медиана выживаемости составила всего 13 дней</w:t>
       </w:r>
       <w:r>
         <w:t xml:space="preserve">57</w:t>
       </w:r>
       <w:r>
-        <w:t xml:space="preserve">. Метаболический мониторинг предписан руководствами (вес, глюкоза, липиды по расписанию)</w:t>
-      </w:r>
-      <w:r>
-        <w:t xml:space="preserve">58</w:t>
-      </w:r>
-      <w:r>
-        <w:t xml:space="preserve">.</w:t>
-      </w:r>
-    </w:p>
-    <w:p>
-      <w:pPr>
-        <w:pStyle w:val="BodyText"/>
-      </w:pPr>
-      <w:r>
-        <w:t xml:space="preserve">Для организации стола вывод двойной. Первый: выраженное переедание у жителя на весогенном препарате — во многом фармакологический эффект (гиперфагия), а не «прожорливость», и относиться к нему как к дисциплинарной проблеме — ошибка. Второй: кухня не может и не должна «лечить» это голоданием — самодеятельные ограничения рациона без врачебного назначения незаконны (раздел 17) и опасны.</w:t>
-      </w:r>
-    </w:p>
-    <w:bookmarkEnd w:id="91"/>
-    <w:bookmarkStart w:id="92" w:name="Xe7eb967f2627d9487d232ab0a6e460b526c4ffd"/>
-    <w:p>
-      <w:pPr>
-        <w:pStyle w:val="Heading2"/>
-      </w:pPr>
-      <w:r>
-        <w:t xml:space="preserve">13.2. Пищевое поведение: что показывают исследования</w:t>
-      </w:r>
-    </w:p>
-    <w:p>
-      <w:pPr>
-        <w:pStyle w:val="FirstParagraph"/>
-      </w:pPr>
-      <w:r>
-        <w:t xml:space="preserve">Обзор поведенческих проявлений при тяжёлых психических расстройствах (проект RESOLVE) фиксирует широкие диапазоны распространённости: эпизоды переедания — от 4,4 до 45 %, тяга к еде (food craving) — 16,1–64 %, ночное едение — 4–30 %</w:t>
-      </w:r>
-      <w:r>
-        <w:t xml:space="preserve">39</w:t>
-      </w:r>
-      <w:r>
-        <w:t xml:space="preserve">. Диапазоны широки из-за методов и популяций — и это важно сказать честно; но даже нижние границы означают заметный контингент в каждом учреждении.</w:t>
-      </w:r>
-    </w:p>
-    <w:p>
-      <w:pPr>
-        <w:pStyle w:val="BodyText"/>
-      </w:pPr>
-      <w:r>
-        <w:t xml:space="preserve">Эффективность вмешательств по весу скромная, и это тоже надо знать до того, как обещать результат: мета-анализ образа жизни при тяжёлых психических расстройствах даёт средний эффект порядка −1,4 кг</w:t>
-      </w:r>
-      <w:r>
-        <w:t xml:space="preserve">59</w:t>
-      </w:r>
-      <w:r>
-        <w:t xml:space="preserve">; программа с участием диетолога (Teasdale) показывает лучшие результаты именно при специалисте</w:t>
-      </w:r>
-      <w:r>
-        <w:t xml:space="preserve">60</w:t>
-      </w:r>
-      <w:r>
-        <w:t xml:space="preserve">. Практический смысл: метаболическая стратегия — марафон с малыми цифрами, а не быстрая победа, и её ядро — не ограничения, а пищевая среда плюс мониторинг плюс врач.</w:t>
-      </w:r>
-    </w:p>
-    <w:bookmarkEnd w:id="92"/>
-    <w:bookmarkStart w:id="93" w:name="X0be20b8132c8cc46bfcd5de11769ed562e296b4"/>
-    <w:p>
-      <w:pPr>
-        <w:pStyle w:val="Heading2"/>
-      </w:pPr>
-      <w:r>
-        <w:t xml:space="preserve">13.3. Что может организация питания (без подмены врача)</w:t>
-      </w:r>
-    </w:p>
-    <w:p>
-      <w:pPr>
-        <w:pStyle w:val="FirstParagraph"/>
-      </w:pPr>
-      <w:r>
-        <w:rPr>
-          <w:b/>
-          <w:bCs/>
-        </w:rPr>
-        <w:t xml:space="preserve">Мониторинг веса как система.</w:t>
-      </w:r>
-      <w:r>
-        <w:t xml:space="preserve"> </w:t>
-      </w:r>
-      <w:r>
-        <w:t xml:space="preserve">График из международных руководств: взвешивание на старте терапии, на 4-й, 8-й, 12-й неделе и далее регулярно; триггеры +5 % за 3 месяца и онтарианские пороги потери/набора (5/7,5/10 %) — сигналы врачу</w:t>
-      </w:r>
-      <w:r>
-        <w:t xml:space="preserve">58</w:t>
-      </w:r>
-      <w:r>
-        <w:t xml:space="preserve">22</w:t>
-      </w:r>
-      <w:r>
-        <w:t xml:space="preserve">. Весы, журнал, ответственный — стоимость нулевая, документальная ценность высокая.</w:t>
-      </w:r>
-    </w:p>
-    <w:p>
-      <w:pPr>
-        <w:pStyle w:val="BodyText"/>
-      </w:pPr>
-      <w:r>
-        <w:rPr>
-          <w:b/>
-          <w:bCs/>
-        </w:rPr>
-        <w:t xml:space="preserve">Пищевая среда вместо запретов.</w:t>
-      </w:r>
-      <w:r>
-        <w:t xml:space="preserve"> </w:t>
-      </w:r>
-      <w:r>
-        <w:t xml:space="preserve">То, что доступно между приёмами пищи, важнее того, что запрещено: буфет с фруктами и кисломолочным вместо выпечки; отсутствие энергетиков и лимит сладких напитков (раздел 11); структура приёмов без «дыр», провоцирующих набеги на кухню. Это не «диета» — это среда, и она законна без врачебных назначений, потому что не ограничивает ничьих порций.</w:t>
-      </w:r>
-    </w:p>
-    <w:p>
-      <w:pPr>
-        <w:pStyle w:val="BodyText"/>
-      </w:pPr>
-      <w:r>
-        <w:rPr>
-          <w:b/>
-          <w:bCs/>
-        </w:rPr>
-        <w:t xml:space="preserve">Добавка — по правилам, а не по настроению.</w:t>
-      </w:r>
-      <w:r>
-        <w:t xml:space="preserve"> </w:t>
-      </w:r>
-      <w:r>
-        <w:t xml:space="preserve">Конфликт «дай вторую котлету» (кейс раздела 5) решается письменным порядком добавки: кому, что, когда — по общему правилу, а медицинские ограничения порций вводятся только врачом и только поимённо (раздел 17).</w:t>
-      </w:r>
-    </w:p>
-    <w:bookmarkEnd w:id="93"/>
-    <w:bookmarkStart w:id="94" w:name="Xfd046bc4f994299a48801fc4c84afa770d10bfd"/>
-    <w:p>
-      <w:pPr>
-        <w:pStyle w:val="Heading2"/>
-      </w:pPr>
-      <w:r>
-        <w:t xml:space="preserve">13.4. Ночное едение: не наказать, а структурировать</w:t>
-      </w:r>
-    </w:p>
-    <w:p>
-      <w:pPr>
-        <w:pStyle w:val="FirstParagraph"/>
-      </w:pPr>
-      <w:r>
-        <w:t xml:space="preserve">Ночные набеги на кухню — отдельный паттерн (4–30 % по обзору</w:t>
-      </w:r>
-      <w:r>
-        <w:t xml:space="preserve">39</w:t>
-      </w:r>
-      <w:r>
-        <w:t xml:space="preserve">) с тремя разными корнями: препаратная гиперфагия, нарушение сна-аппетита, тревога. Карательные меры (замок на кухне) не работают и добавляют риски: голодный житель встревожен, конфликтует, ищет еду вне дома. Работающая альтернатива —</w:t>
-      </w:r>
-      <w:r>
-        <w:t xml:space="preserve"> </w:t>
-      </w:r>
-      <w:r>
-        <w:rPr>
-          <w:b/>
-          <w:bCs/>
-        </w:rPr>
-        <w:t xml:space="preserve">структурированная ночная доступность</w:t>
-      </w:r>
-      <w:r>
-        <w:t xml:space="preserve">: поздний вечерний перекус по расписанию и ночной доступ к воде, чаю и сухому перекусу на посту. Эта же мера сокращает ночной интервал «ужин — завтрак», который в международных нормах ограничен 11–14 часами</w:t>
-      </w:r>
-      <w:r>
-        <w:t xml:space="preserve">30</w:t>
-      </w:r>
-      <w:r>
-        <w:t xml:space="preserve">35</w:t>
-      </w:r>
-      <w:r>
-        <w:t xml:space="preserve">. То есть одна бесплатная мера закрывает сразу две задачи — поведенческую и нормативную.</w:t>
-      </w:r>
-    </w:p>
-    <w:bookmarkEnd w:id="94"/>
-    <w:bookmarkStart w:id="95" w:name="когда-вопрос-клинический"/>
-    <w:p>
-      <w:pPr>
-        <w:pStyle w:val="Heading2"/>
-      </w:pPr>
-      <w:r>
-        <w:t xml:space="preserve">13.5. Когда вопрос клинический</w:t>
-      </w:r>
-    </w:p>
-    <w:p>
-      <w:pPr>
-        <w:pStyle w:val="FirstParagraph"/>
-      </w:pPr>
-      <w:r>
-        <w:t xml:space="preserve">Эскалация к врачу обязательна при: прибавке +5 % и более за 3 месяца на препарате; выраженной гиперфагии, ломающей режим; подозрении на ночное едение как синдром; любом запросе жителя или семьи «посадить на диету». Решения, которые принимает только врач: изменение препарата, назначение ограничительного рациона, направление к эндокринологу, метформин и прочее. Роль организации — дать врачу данные (вес, журнал потребления, пищевая карта) и исполнить назначения точно.</w:t>
-      </w:r>
-    </w:p>
-    <w:bookmarkEnd w:id="95"/>
-    <w:bookmarkStart w:id="96" w:name="управленческий-вывод-4"/>
-    <w:p>
-      <w:pPr>
-        <w:pStyle w:val="Heading2"/>
-      </w:pPr>
-      <w:r>
-        <w:t xml:space="preserve">13.6. Управленческий вывод</w:t>
-      </w:r>
-    </w:p>
-    <w:p>
-      <w:pPr>
-        <w:pStyle w:val="FirstParagraph"/>
-      </w:pPr>
-      <w:r>
-        <w:t xml:space="preserve">Гиперфагия и ночное едение — зона, где «дисциплинарная» реакция наихудшая из возможных: она не работает фармакологически, конфликтна и юридически уязвима. Работающий пакет стоит копейки: мониторинг веса с триггерами, пищевая среда, правила добавки, структурированная ночная доступность. А вариативность здесь — союзник: выбор внутри продуманной среды снижает конфликтность вокруг еды, которая и есть главный стрессоген этой темы.</w:t>
-      </w:r>
-    </w:p>
-    <w:bookmarkEnd w:id="96"/>
-    <w:bookmarkStart w:id="97" w:name="X2a543a296abd52666963f285cdd7841c73b7484"/>
-    <w:p>
-      <w:pPr>
-        <w:pStyle w:val="Heading2"/>
-      </w:pPr>
-      <w:r>
-        <w:t xml:space="preserve">13.9. Ночная доступность: конструкция, а не «открытый холодильник»</w:t>
-      </w:r>
-    </w:p>
-    <w:p>
-      <w:pPr>
-        <w:pStyle w:val="FirstParagraph"/>
-      </w:pPr>
-      <w:r>
-        <w:t xml:space="preserve">Структурированная ночная доступность — самый недопонятый инструмент раздела. Она не означает свободного доступа к кухне (санитарно и организационно недопустимо) и не означает «ночью ничего нет» (источник конфликтов и поисков чужой еды). Рабочая конструкция из четырёх элементов:</w:t>
-      </w:r>
-      <w:r>
-        <w:t xml:space="preserve"> </w:t>
-      </w:r>
-      <w:r>
-        <w:rPr>
-          <w:b/>
-          <w:bCs/>
-        </w:rPr>
-        <w:t xml:space="preserve">перечень</w:t>
-      </w:r>
-      <w:r>
-        <w:t xml:space="preserve"> </w:t>
-      </w:r>
-      <w:r>
-        <w:t xml:space="preserve">— два-три продукта, согласованных с врачом (кефир, хлеб, фрукты по сезону; для групп с метаболическим риском — низкокалорийные объёмные варианты);</w:t>
-      </w:r>
-      <w:r>
-        <w:t xml:space="preserve"> </w:t>
-      </w:r>
-      <w:r>
-        <w:rPr>
-          <w:b/>
-          <w:bCs/>
-        </w:rPr>
-        <w:t xml:space="preserve">место</w:t>
-      </w:r>
-      <w:r>
-        <w:t xml:space="preserve"> </w:t>
-      </w:r>
-      <w:r>
-        <w:t xml:space="preserve">— точка выдачи на посту или буфетная зона отделения, не кухня;</w:t>
-      </w:r>
-      <w:r>
-        <w:t xml:space="preserve"> </w:t>
-      </w:r>
-      <w:r>
-        <w:rPr>
-          <w:b/>
-          <w:bCs/>
-        </w:rPr>
-        <w:t xml:space="preserve">режим</w:t>
-      </w:r>
-      <w:r>
-        <w:t xml:space="preserve"> </w:t>
-      </w:r>
-      <w:r>
-        <w:t xml:space="preserve">— фиксированное окно (например, 21:00–22:00 и при пробуждении ночью по запросу), запись в журнал;</w:t>
-      </w:r>
-      <w:r>
-        <w:t xml:space="preserve"> </w:t>
-      </w:r>
-      <w:r>
-        <w:rPr>
-          <w:b/>
-          <w:bCs/>
-        </w:rPr>
-        <w:t xml:space="preserve">границы</w:t>
-      </w:r>
-      <w:r>
-        <w:t xml:space="preserve"> </w:t>
-      </w:r>
-      <w:r>
-        <w:t xml:space="preserve">— жителям с гиперфагией объёмы порционные, а не «возьми сам». Смысл конструкции двойной: клинический (ночное едение перестаёт быть подпольным — а подпольное всегда чревато объедением неподходящим) и правовой (ежа ночью перестаёт быть «нарушением режима» и становится предусмотренной услугой). Данные по ночному едению при психических расстройствах (4–30 %</w:t>
-      </w:r>
-      <w:r>
-        <w:t xml:space="preserve">39</w:t>
-      </w:r>
-      <w:r>
-        <w:t xml:space="preserve">) означают: в отделении на 30 человек это не гипотетика, а от одного до девяти жителей еженощно. Вопрос не «бывает ли», а «подпольно или организованно».</w:t>
-      </w:r>
-    </w:p>
-    <w:bookmarkEnd w:id="97"/>
-    <w:bookmarkStart w:id="98" w:name="Xef64532e931f59038107c6056f8bf9b66e0485f"/>
-    <w:p>
-      <w:pPr>
-        <w:pStyle w:val="Heading2"/>
-      </w:pPr>
-      <w:r>
-        <w:t xml:space="preserve">13.8. Метаболический мониторинг как часть питания</w:t>
-      </w:r>
-    </w:p>
-    <w:p>
-      <w:pPr>
-        <w:pStyle w:val="FirstParagraph"/>
-      </w:pPr>
-      <w:r>
-        <w:t xml:space="preserve">Весогенность терапии делает вес и сахар предметом кухни не меньше, чем предметом кабинета врача: антипсихотики различаются по набору веса на килограммы за недели</w:t>
-      </w:r>
-      <w:r>
-        <w:t xml:space="preserve">9</w:t>
-      </w:r>
-      <w:r>
-        <w:t xml:space="preserve">, при первом эпизоде психоза набор достигает +9,34 кг на оланзапине за 12 недель</w:t>
-      </w:r>
-      <w:r>
-        <w:t xml:space="preserve">57</w:t>
-      </w:r>
-      <w:r>
-        <w:t xml:space="preserve">, а мониторинг метаболических параметров в реальной практике выполняется неполно</w:t>
-      </w:r>
-      <w:r>
-        <w:t xml:space="preserve">58</w:t>
-      </w:r>
-      <w:r>
-        <w:t xml:space="preserve">. Организационный вывод для СОСО: график взвешивания (ежемесячно, одни весы, одно время), запись в карту, порог реакции (набор более 5 % за квартал → врач и пересмотр пищевого плана). Это дешевле любого другого мониторинга в доме — и регулярно оказывается первым сигналом, что схема терапии требует пересмотра.</w:t>
-      </w:r>
-    </w:p>
-    <w:bookmarkEnd w:id="98"/>
-    <w:bookmarkStart w:id="99" w:name="разговор-с-жителем-о-весе-без-стыда"/>
-    <w:p>
-      <w:pPr>
-        <w:pStyle w:val="Heading2"/>
-      </w:pPr>
-      <w:r>
-        <w:t xml:space="preserve">13.7. Разговор с жителем о весе: без стыда</w:t>
-      </w:r>
-    </w:p>
-    <w:p>
-      <w:pPr>
-        <w:pStyle w:val="FirstParagraph"/>
-      </w:pPr>
-      <w:r>
-        <w:t xml:space="preserve">Метаболический риск порождает соблазн «воспитательных бесед» о весе — они бесполезны и жестоки: весогенность терапии не лечится стыдом</w:t>
-      </w:r>
-      <w:r>
-        <w:t xml:space="preserve">9</w:t>
-      </w:r>
-      <w:r>
-        <w:t xml:space="preserve">. Рабочая позиция смены и врача: проблема формулируется как «побочный эффект лечения, который мы вместе обходим», а не как «ваше переедание». Инструменты — те, что в разделе: объёмные низкокалорийные добавки, дробность, доступность по режиму, активность по возможности. И главное — честная информированность: житель, понимающий, почему его порция устроена так, а не иначе, сотрудничает; житель, получающий ограничения без объяснений, обходит их — через передачи, чужие тарелки и подполье, где калорий всегда больше.</w:t>
-      </w:r>
-    </w:p>
-    <w:bookmarkEnd w:id="99"/>
-    <w:bookmarkStart w:id="100" w:name="X520d4ffbd7b81ffdb9964ba724ea38c7aa7a732"/>
-    <w:p>
-      <w:pPr>
-        <w:pStyle w:val="Heading2"/>
-      </w:pPr>
-      <w:r>
-        <w:t xml:space="preserve">13.10. Запор: скрытый регулятор аппетита и поведения</w:t>
-      </w:r>
-    </w:p>
-    <w:p>
-      <w:pPr>
-        <w:pStyle w:val="FirstParagraph"/>
-      </w:pPr>
-      <w:r>
-        <w:t xml:space="preserve">Сниженный аппетит, «необъяснимые» эпизоды беспокойства и отказы от еды в ПНИ часто имеют одну незаметную причину — запор. У жителей на клозапине риск приобретает отдельный статус: запоры возникают у 30–60 % принимающих, при объективных исследованиях моторики ЖКТ признаки гипомотильности обнаруживаются до 80 %, а тяжёлый запор может завершиться иблусом, перфорацией и смертью — регулятор TGA (Австралия) ввёл для него рамочное предупреждение в инструкцию</w:t>
-      </w:r>
-      <w:r>
-        <w:t xml:space="preserve">61</w:t>
-      </w:r>
-      <w:r>
-        <w:t xml:space="preserve">. Британская фармацевтическая служба прямо называет запор при клозапине потенциально фатальным и требует активного ведения: мониторинг стула и профилактические слабительные по назначению врача</w:t>
-      </w:r>
-      <w:r>
-        <w:t xml:space="preserve">62</w:t>
-      </w:r>
-      <w:r>
-        <w:t xml:space="preserve">. Для организации питания это значит: деликатный учёт стула в постовом журнале (да/нет за сутки — без деталей); вода и клетчатка как часть меню, а не «по просьбе»; движение после еды как часть режима дня. Триггер эскалации — трое суток без стула у жителя из группы антихолинергической нагрузки — врач сегодня.</w:t>
+        <w:t xml:space="preserve">; исследование описывает исходы в этой популяции, а не сравнивает режимы кормления, и вывода «comfort feeding не меняет выживаемость» оно не содержит. Систематический обзор вариантов перорального питания при деменции (в т.ч. пищевой поддержки и обучения питанию) фиксирует прибавку веса при высококалорийных добавках и отсутствие доказанных эффектов на другие исходы — и сильную роль предпочтений и культуры ухода</w:t>
+      </w:r>
+      <w:r>
+        <w:t xml:space="preserve">56</w:t>
+      </w:r>
+      <w:r>
+        <w:t xml:space="preserve">. Итого: рамка comfort feeding меняет качество процесса, а не доказанно влияет на его длительность. Для российского локального акта это переводится в три строки: (1) формат питания в конце жизни определяет врач с семьёй и, где возможно, с жителем; (2) любимые блюда и доступные текстуры — не «поблажка», а элемент паллиативного контура; (3) отказ от питания и его подтверждение документируются по процедурам 12.4–12.5, без изменения их рамок.</w:t>
       </w:r>
       <w:r>
         <w:t xml:space="preserve"> </w:t>
@@ -6248,11 +5863,458 @@
           <w:i/>
           <w:iCs/>
         </w:rPr>
+        <w:t xml:space="preserve">Маркировка: comfort feeding — международный ориентир, а не российская норма; зондовое и парентеральное питание — исключительно врачебное решение (раздел 18 семинарского пакета: «не без врача»).</w:t>
+      </w:r>
+    </w:p>
+    <w:bookmarkEnd w:id="90"/>
+    <w:bookmarkEnd w:id="91"/>
+    <w:bookmarkStart w:id="103" w:name="переедание-гиперфагия-и-ночное-едение"/>
+    <w:p>
+      <w:pPr>
+        <w:pStyle w:val="Heading1"/>
+      </w:pPr>
+      <w:r>
+        <w:t xml:space="preserve">13. Переедание, гиперфагия и ночное едение</w:t>
+      </w:r>
+    </w:p>
+    <w:bookmarkStart w:id="92" w:name="X781202e0c68d1fe586d25d5153b3740030a3e92"/>
+    <w:p>
+      <w:pPr>
+        <w:pStyle w:val="Heading2"/>
+      </w:pPr>
+      <w:r>
+        <w:t xml:space="preserve">13.1. Метаболическая цена антипсихотиков: что доказано</w:t>
+      </w:r>
+    </w:p>
+    <w:p>
+      <w:pPr>
+        <w:pStyle w:val="FirstParagraph"/>
+      </w:pPr>
+      <w:r>
+        <w:t xml:space="preserve">Прибавка веса на антипсихотиках — не слух и не «индивидуальная особенность», а измеренный классовый эффект с большим разбросом между препаратами. Мета-анализ 100 рандомизированных исследований (Pillinger и соавт., 2020) дал диапазон от −0,23 кг до +3,01 кг всего за шесть недель терапии</w:t>
+      </w:r>
+      <w:r>
+        <w:t xml:space="preserve">9</w:t>
+      </w:r>
+      <w:r>
+        <w:t xml:space="preserve">. Консенсусное определение клинически значимой прибавки (≥7 % массы тела) при длительном применении (около 38 недель, Campforts и соавт., 2023) достигается при клозапине у 76,3 % пациентов, при оланзапине — у 36,9 %, при рисперидоне — у 23,0 %</w:t>
+      </w:r>
+      <w:r>
+        <w:t xml:space="preserve">58</w:t>
+      </w:r>
+      <w:r>
+        <w:t xml:space="preserve">. При первом эпизоде психоза скорость максимальна: долгосрочная прибавка достигает +9,34 кг (оланзапин) и +7,19 кг (клозапин)</w:t>
+      </w:r>
+      <w:r>
+        <w:t xml:space="preserve">59</w:t>
+      </w:r>
+      <w:r>
+        <w:t xml:space="preserve">. Метаболический мониторинг предписан руководствами (вес, глюкоза, липиды по расписанию)</w:t>
+      </w:r>
+      <w:r>
+        <w:t xml:space="preserve">60</w:t>
+      </w:r>
+      <w:r>
+        <w:t xml:space="preserve">.</w:t>
+      </w:r>
+    </w:p>
+    <w:p>
+      <w:pPr>
+        <w:pStyle w:val="BodyText"/>
+      </w:pPr>
+      <w:r>
+        <w:t xml:space="preserve">Для организации стола вывод двойной. Первый: выраженное переедание у жителя на весогенном препарате — во многом фармакологический эффект (гиперфагия), а не «прожорливость», и относиться к нему как к дисциплинарной проблеме — ошибка. Второй: кухня не может и не должна «лечить» это голоданием — самодеятельные ограничения рациона без врачебного назначения незаконны (раздел 17) и опасны.</w:t>
+      </w:r>
+    </w:p>
+    <w:bookmarkEnd w:id="92"/>
+    <w:bookmarkStart w:id="93" w:name="Xe7eb967f2627d9487d232ab0a6e460b526c4ffd"/>
+    <w:p>
+      <w:pPr>
+        <w:pStyle w:val="Heading2"/>
+      </w:pPr>
+      <w:r>
+        <w:t xml:space="preserve">13.2. Пищевое поведение: что показывают исследования</w:t>
+      </w:r>
+    </w:p>
+    <w:p>
+      <w:pPr>
+        <w:pStyle w:val="FirstParagraph"/>
+      </w:pPr>
+      <w:r>
+        <w:t xml:space="preserve">Обзор поведенческих проявлений при тяжёлых психических расстройствах (проект RESOLVE) фиксирует широкие диапазоны распространённости: эпизоды переедания — от 4,4 до 45 %, тяга к еде (food craving) — 16,1–64 %, ночное едение — 4–30 %</w:t>
+      </w:r>
+      <w:r>
+        <w:t xml:space="preserve">39</w:t>
+      </w:r>
+      <w:r>
+        <w:t xml:space="preserve">. Диапазоны широки из-за методов и популяций — и это важно сказать честно; но даже нижние границы означают заметный контингент в каждом учреждении.</w:t>
+      </w:r>
+    </w:p>
+    <w:p>
+      <w:pPr>
+        <w:pStyle w:val="BodyText"/>
+      </w:pPr>
+      <w:r>
+        <w:t xml:space="preserve">Эффективность вмешательств по весу скромная, и это тоже надо знать до того, как обещать результат: мета-анализ образа жизни при тяжёлых психических расстройствах даёт средний эффект порядка −1,4 кг</w:t>
+      </w:r>
+      <w:r>
+        <w:t xml:space="preserve">61</w:t>
+      </w:r>
+      <w:r>
+        <w:t xml:space="preserve">; программа с участием диетолога (Teasdale) показывает лучшие результаты именно при специалисте</w:t>
+      </w:r>
+      <w:r>
+        <w:t xml:space="preserve">62</w:t>
+      </w:r>
+      <w:r>
+        <w:t xml:space="preserve">. Практический смысл: метаболическая стратегия — марафон с малыми цифрами, а не быстрая победа, и её ядро — не ограничения, а пищевая среда плюс мониторинг плюс врач.</w:t>
+      </w:r>
+    </w:p>
+    <w:bookmarkEnd w:id="93"/>
+    <w:bookmarkStart w:id="94" w:name="X0be20b8132c8cc46bfcd5de11769ed562e296b4"/>
+    <w:p>
+      <w:pPr>
+        <w:pStyle w:val="Heading2"/>
+      </w:pPr>
+      <w:r>
+        <w:t xml:space="preserve">13.3. Что может организация питания (без подмены врача)</w:t>
+      </w:r>
+    </w:p>
+    <w:p>
+      <w:pPr>
+        <w:pStyle w:val="FirstParagraph"/>
+      </w:pPr>
+      <w:r>
+        <w:rPr>
+          <w:b/>
+          <w:bCs/>
+        </w:rPr>
+        <w:t xml:space="preserve">Мониторинг веса как система.</w:t>
+      </w:r>
+      <w:r>
+        <w:t xml:space="preserve"> </w:t>
+      </w:r>
+      <w:r>
+        <w:t xml:space="preserve">График из международных руководств: взвешивание на старте терапии, на 4-й, 8-й, 12-й неделе и далее регулярно; триггеры +5 % за 3 месяца и онтарианские пороги потери/набора (5/7,5/10 %) — сигналы врачу</w:t>
+      </w:r>
+      <w:r>
+        <w:t xml:space="preserve">60</w:t>
+      </w:r>
+      <w:r>
+        <w:t xml:space="preserve">22</w:t>
+      </w:r>
+      <w:r>
+        <w:t xml:space="preserve">. Весы, журнал, ответственный — стоимость нулевая, документальная ценность высокая.</w:t>
+      </w:r>
+    </w:p>
+    <w:p>
+      <w:pPr>
+        <w:pStyle w:val="BodyText"/>
+      </w:pPr>
+      <w:r>
+        <w:rPr>
+          <w:b/>
+          <w:bCs/>
+        </w:rPr>
+        <w:t xml:space="preserve">Пищевая среда вместо запретов.</w:t>
+      </w:r>
+      <w:r>
+        <w:t xml:space="preserve"> </w:t>
+      </w:r>
+      <w:r>
+        <w:t xml:space="preserve">То, что доступно между приёмами пищи, важнее того, что запрещено: буфет с фруктами и кисломолочным вместо выпечки; отсутствие энергетиков и лимит сладких напитков (раздел 11); структура приёмов без «дыр», провоцирующих набеги на кухню. Это не «диета» — это среда, и она законна без врачебных назначений, потому что не ограничивает ничьих порций.</w:t>
+      </w:r>
+    </w:p>
+    <w:p>
+      <w:pPr>
+        <w:pStyle w:val="BodyText"/>
+      </w:pPr>
+      <w:r>
+        <w:rPr>
+          <w:b/>
+          <w:bCs/>
+        </w:rPr>
+        <w:t xml:space="preserve">Добавка — по правилам, а не по настроению.</w:t>
+      </w:r>
+      <w:r>
+        <w:t xml:space="preserve"> </w:t>
+      </w:r>
+      <w:r>
+        <w:t xml:space="preserve">Конфликт «дай вторую котлету» (кейс раздела 5) решается письменным порядком добавки: кому, что, когда — по общему правилу, а медицинские ограничения порций вводятся только врачом и только поимённо (раздел 17).</w:t>
+      </w:r>
+    </w:p>
+    <w:bookmarkEnd w:id="94"/>
+    <w:bookmarkStart w:id="95" w:name="Xfd046bc4f994299a48801fc4c84afa770d10bfd"/>
+    <w:p>
+      <w:pPr>
+        <w:pStyle w:val="Heading2"/>
+      </w:pPr>
+      <w:r>
+        <w:t xml:space="preserve">13.4. Ночное едение: не наказать, а структурировать</w:t>
+      </w:r>
+    </w:p>
+    <w:p>
+      <w:pPr>
+        <w:pStyle w:val="FirstParagraph"/>
+      </w:pPr>
+      <w:r>
+        <w:t xml:space="preserve">Ночные набеги на кухню — отдельный паттерн (4–30 % по обзору</w:t>
+      </w:r>
+      <w:r>
+        <w:t xml:space="preserve">39</w:t>
+      </w:r>
+      <w:r>
+        <w:t xml:space="preserve">) с тремя разными корнями: препаратная гиперфагия, нарушение сна-аппетита, тревога. Карательные меры (замок на кухне) не работают и добавляют риски: голодный житель встревожен, конфликтует, ищет еду вне дома. Работающая альтернатива —</w:t>
+      </w:r>
+      <w:r>
+        <w:t xml:space="preserve"> </w:t>
+      </w:r>
+      <w:r>
+        <w:rPr>
+          <w:b/>
+          <w:bCs/>
+        </w:rPr>
+        <w:t xml:space="preserve">структурированная ночная доступность</w:t>
+      </w:r>
+      <w:r>
+        <w:t xml:space="preserve">: поздний вечерний перекус по расписанию и ночной доступ к воде, чаю и сухому перекусу на посту. Эта же мера сокращает ночной интервал «ужин — завтрак», который в международных нормах ограничен 11–14 часами</w:t>
+      </w:r>
+      <w:r>
+        <w:t xml:space="preserve">30</w:t>
+      </w:r>
+      <w:r>
+        <w:t xml:space="preserve">35</w:t>
+      </w:r>
+      <w:r>
+        <w:t xml:space="preserve">. То есть одна бесплатная мера закрывает сразу две задачи — поведенческую и нормативную.</w:t>
+      </w:r>
+    </w:p>
+    <w:bookmarkEnd w:id="95"/>
+    <w:bookmarkStart w:id="96" w:name="когда-вопрос-клинический"/>
+    <w:p>
+      <w:pPr>
+        <w:pStyle w:val="Heading2"/>
+      </w:pPr>
+      <w:r>
+        <w:t xml:space="preserve">13.5. Когда вопрос клинический</w:t>
+      </w:r>
+    </w:p>
+    <w:p>
+      <w:pPr>
+        <w:pStyle w:val="FirstParagraph"/>
+      </w:pPr>
+      <w:r>
+        <w:t xml:space="preserve">Эскалация к врачу обязательна при: прибавке +5 % и более за 3 месяца на препарате; выраженной гиперфагии, ломающей режим; подозрении на ночное едение как синдром; любом запросе жителя или семьи «посадить на диету». Решения, которые принимает только врач: изменение препарата, назначение ограничительного рациона, направление к эндокринологу, метформин и прочее. Роль организации — дать врачу данные (вес, журнал потребления, пищевая карта) и исполнить назначения точно.</w:t>
+      </w:r>
+    </w:p>
+    <w:bookmarkEnd w:id="96"/>
+    <w:bookmarkStart w:id="97" w:name="управленческий-вывод-4"/>
+    <w:p>
+      <w:pPr>
+        <w:pStyle w:val="Heading2"/>
+      </w:pPr>
+      <w:r>
+        <w:t xml:space="preserve">13.6. Управленческий вывод</w:t>
+      </w:r>
+    </w:p>
+    <w:p>
+      <w:pPr>
+        <w:pStyle w:val="FirstParagraph"/>
+      </w:pPr>
+      <w:r>
+        <w:t xml:space="preserve">Гиперфагия и ночное едение — зона, где «дисциплинарная» реакция наихудшая из возможных: она не работает фармакологически, конфликтна и юридически уязвима. Работающий пакет стоит копейки: мониторинг веса с триггерами, пищевая среда, правила добавки, структурированная ночная доступность. А вариативность здесь — союзник: выбор внутри продуманной среды снижает конфликтность вокруг еды, которая и есть главный стрессоген этой темы.</w:t>
+      </w:r>
+    </w:p>
+    <w:bookmarkEnd w:id="97"/>
+    <w:bookmarkStart w:id="98" w:name="X2a543a296abd52666963f285cdd7841c73b7484"/>
+    <w:p>
+      <w:pPr>
+        <w:pStyle w:val="Heading2"/>
+      </w:pPr>
+      <w:r>
+        <w:t xml:space="preserve">13.9. Ночная доступность: конструкция, а не «открытый холодильник»</w:t>
+      </w:r>
+    </w:p>
+    <w:p>
+      <w:pPr>
+        <w:pStyle w:val="FirstParagraph"/>
+      </w:pPr>
+      <w:r>
+        <w:t xml:space="preserve">Структурированная ночная доступность — самый недопонятый инструмент раздела. Она не означает свободного доступа к кухне (санитарно и организационно недопустимо) и не означает «ночью ничего нет» (источник конфликтов и поисков чужой еды). Рабочая конструкция из четырёх элементов:</w:t>
+      </w:r>
+      <w:r>
+        <w:t xml:space="preserve"> </w:t>
+      </w:r>
+      <w:r>
+        <w:rPr>
+          <w:b/>
+          <w:bCs/>
+        </w:rPr>
+        <w:t xml:space="preserve">перечень</w:t>
+      </w:r>
+      <w:r>
+        <w:t xml:space="preserve"> </w:t>
+      </w:r>
+      <w:r>
+        <w:t xml:space="preserve">— два-три продукта, согласованных с врачом (кефир, хлеб, фрукты по сезону; для групп с метаболическим риском — низкокалорийные объёмные варианты);</w:t>
+      </w:r>
+      <w:r>
+        <w:t xml:space="preserve"> </w:t>
+      </w:r>
+      <w:r>
+        <w:rPr>
+          <w:b/>
+          <w:bCs/>
+        </w:rPr>
+        <w:t xml:space="preserve">место</w:t>
+      </w:r>
+      <w:r>
+        <w:t xml:space="preserve"> </w:t>
+      </w:r>
+      <w:r>
+        <w:t xml:space="preserve">— точка выдачи на посту или буфетная зона отделения, не кухня;</w:t>
+      </w:r>
+      <w:r>
+        <w:t xml:space="preserve"> </w:t>
+      </w:r>
+      <w:r>
+        <w:rPr>
+          <w:b/>
+          <w:bCs/>
+        </w:rPr>
+        <w:t xml:space="preserve">режим</w:t>
+      </w:r>
+      <w:r>
+        <w:t xml:space="preserve"> </w:t>
+      </w:r>
+      <w:r>
+        <w:t xml:space="preserve">— фиксированное окно (например, 21:00–22:00 и при пробуждении ночью по запросу), запись в журнал;</w:t>
+      </w:r>
+      <w:r>
+        <w:t xml:space="preserve"> </w:t>
+      </w:r>
+      <w:r>
+        <w:rPr>
+          <w:b/>
+          <w:bCs/>
+        </w:rPr>
+        <w:t xml:space="preserve">границы</w:t>
+      </w:r>
+      <w:r>
+        <w:t xml:space="preserve"> </w:t>
+      </w:r>
+      <w:r>
+        <w:t xml:space="preserve">— жителям с гиперфагией объёмы порционные, а не «возьми сам». Смысл конструкции двойной: клинический (ночное едение перестаёт быть подпольным — а подпольное всегда чревато объедением неподходящим) и правовой (ежа ночью перестаёт быть «нарушением режима» и становится предусмотренной услугой). Данные по ночному едению при психических расстройствах (4–30 %</w:t>
+      </w:r>
+      <w:r>
+        <w:t xml:space="preserve">39</w:t>
+      </w:r>
+      <w:r>
+        <w:t xml:space="preserve">) означают: в отделении на 30 человек это не гипотетика, а от одного до девяти жителей еженощно. Вопрос не «бывает ли», а «подпольно или организованно».</w:t>
+      </w:r>
+    </w:p>
+    <w:bookmarkEnd w:id="98"/>
+    <w:bookmarkStart w:id="99" w:name="Xef64532e931f59038107c6056f8bf9b66e0485f"/>
+    <w:p>
+      <w:pPr>
+        <w:pStyle w:val="Heading2"/>
+      </w:pPr>
+      <w:r>
+        <w:t xml:space="preserve">13.8. Метаболический мониторинг как часть питания</w:t>
+      </w:r>
+    </w:p>
+    <w:p>
+      <w:pPr>
+        <w:pStyle w:val="FirstParagraph"/>
+      </w:pPr>
+      <w:r>
+        <w:t xml:space="preserve">Весогенность терапии делает вес и сахар предметом кухни не меньше, чем предметом кабинета врача: антипсихотики различаются по набору веса на килограммы за недели</w:t>
+      </w:r>
+      <w:r>
+        <w:t xml:space="preserve">9</w:t>
+      </w:r>
+      <w:r>
+        <w:t xml:space="preserve">, при первом эпизоде психоза набор достигает +9,34 кг на оланзапине за 12 недель</w:t>
+      </w:r>
+      <w:r>
+        <w:t xml:space="preserve">59</w:t>
+      </w:r>
+      <w:r>
+        <w:t xml:space="preserve">, а мониторинг метаболических параметров в реальной практике выполняется неполно</w:t>
+      </w:r>
+      <w:r>
+        <w:t xml:space="preserve">60</w:t>
+      </w:r>
+      <w:r>
+        <w:t xml:space="preserve">. Организационный вывод для СОСО: график взвешивания (ежемесячно, одни весы, одно время), запись в карту, порог реакции (набор более 5 % за квартал → врач и пересмотр пищевого плана). Это дешевле любого другого мониторинга в доме — и регулярно оказывается первым сигналом, что схема терапии требует пересмотра.</w:t>
+      </w:r>
+    </w:p>
+    <w:bookmarkEnd w:id="99"/>
+    <w:bookmarkStart w:id="100" w:name="разговор-с-жителем-о-весе-без-стыда"/>
+    <w:p>
+      <w:pPr>
+        <w:pStyle w:val="Heading2"/>
+      </w:pPr>
+      <w:r>
+        <w:t xml:space="preserve">13.7. Разговор с жителем о весе: без стыда</w:t>
+      </w:r>
+    </w:p>
+    <w:p>
+      <w:pPr>
+        <w:pStyle w:val="FirstParagraph"/>
+      </w:pPr>
+      <w:r>
+        <w:t xml:space="preserve">Метаболический риск порождает соблазн «воспитательных бесед» о весе — они бесполезны и жестоки: весогенность терапии не лечится стыдом</w:t>
+      </w:r>
+      <w:r>
+        <w:t xml:space="preserve">9</w:t>
+      </w:r>
+      <w:r>
+        <w:t xml:space="preserve">. Рабочая позиция смены и врача: проблема формулируется как «побочный эффект лечения, который мы вместе обходим», а не как «ваше переедание». Инструменты — те, что в разделе: объёмные низкокалорийные добавки, дробность, доступность по режиму, активность по возможности. И главное — честная информированность: житель, понимающий, почему его порция устроена так, а не иначе, сотрудничает; житель, получающий ограничения без объяснений, обходит их — через передачи, чужие тарелки и подполье, где калорий всегда больше.</w:t>
+      </w:r>
+    </w:p>
+    <w:bookmarkEnd w:id="100"/>
+    <w:bookmarkStart w:id="101" w:name="X520d4ffbd7b81ffdb9964ba724ea38c7aa7a732"/>
+    <w:p>
+      <w:pPr>
+        <w:pStyle w:val="Heading2"/>
+      </w:pPr>
+      <w:r>
+        <w:t xml:space="preserve">13.10. Запор: скрытый регулятор аппетита и поведения</w:t>
+      </w:r>
+    </w:p>
+    <w:p>
+      <w:pPr>
+        <w:pStyle w:val="FirstParagraph"/>
+      </w:pPr>
+      <w:r>
+        <w:t xml:space="preserve">Сниженный аппетит, «необъяснимые» эпизоды беспокойства и отказы от еды в ПНИ часто имеют одну незаметную причину — запор. У жителей на клозапине риск приобретает отдельный статус: запоры возникают у 30–60 % принимающих, при объективных исследованиях моторики ЖКТ признаки гипомотильности обнаруживаются до 80 %, а тяжёлый запор может завершиться иблусом, перфорацией и смертью — регулятор TGA (Австралия) ввёл для него рамочное предупреждение в инструкцию</w:t>
+      </w:r>
+      <w:r>
+        <w:t xml:space="preserve">63</w:t>
+      </w:r>
+      <w:r>
+        <w:t xml:space="preserve">. Британская фармацевтическая служба прямо называет запор при клозапине потенциально фатальным и требует активного ведения: мониторинг стула и профилактические слабительные по назначению врача</w:t>
+      </w:r>
+      <w:r>
+        <w:t xml:space="preserve">64</w:t>
+      </w:r>
+      <w:r>
+        <w:t xml:space="preserve">. Для организации питания это значит: деликатный учёт стула в постовом журнале (да/нет за сутки — без деталей); вода и клетчатка как часть меню, а не «по просьбе»; движение после еды как часть режима дня. Триггер эскалации — трое суток без стула у жителя из группы антихолинергической нагрузки — врач сегодня.</w:t>
+      </w:r>
+      <w:r>
+        <w:t xml:space="preserve"> </w:t>
+      </w:r>
+      <w:r>
+        <w:rPr>
+          <w:i/>
+          <w:iCs/>
+        </w:rPr>
         <w:t xml:space="preserve">Маркировка: питание — поддержка и мониторинг; слабительные, диагностика и подбор — только врач (раздел 18 семинарского пакета: «не без врача»).</w:t>
       </w:r>
     </w:p>
-    <w:bookmarkEnd w:id="100"/>
-    <w:bookmarkStart w:id="101" w:name="микронутриенты-то-что-не-видно-на-весах"/>
+    <w:bookmarkEnd w:id="101"/>
+    <w:bookmarkStart w:id="102" w:name="микронутриенты-то-что-не-видно-на-весах"/>
     <w:p>
       <w:pPr>
         <w:pStyle w:val="Heading2"/>
@@ -6266,7 +6328,7 @@
         <w:pStyle w:val="FirstParagraph"/>
       </w:pPr>
       <w:r>
-        <w:t xml:space="preserve">Мониторинг раздела 13.9 смотрит на вес, глюкозу и липиды — и не видит дефицитов, которые влияют на настроение, когницию и аппетит. Три точки приложения.</w:t>
+        <w:t xml:space="preserve">Мониторинг раздела 13.8 смотрит на вес, глюкозу и липиды — и не видит дефицитов, которые влияют на настроение, когницию и аппетит. Три точки приложения.</w:t>
       </w:r>
       <w:r>
         <w:t xml:space="preserve"> </w:t>
@@ -6285,13 +6347,13 @@
         <w:t xml:space="preserve">дефицит распространён в психиатрической популяции, и рутинный скрининг рекомендован в профильной литературе</w:t>
       </w:r>
       <w:r>
-        <w:t xml:space="preserve">63</w:t>
+        <w:t xml:space="preserve">65</w:t>
       </w:r>
       <w:r>
         <w:t xml:space="preserve">; карбамазепин — фермент-индуктор и по данным мета-анализа ассоциирован со снижением 25(OH)D</w:t>
       </w:r>
       <w:r>
-        <w:t xml:space="preserve">64</w:t>
+        <w:t xml:space="preserve">66</w:t>
       </w:r>
       <w:r>
         <w:t xml:space="preserve">, а он уже есть в лекарственно-пищевой таблице раздела 11.</w:t>
@@ -6313,37 +6375,37 @@
         <w:t xml:space="preserve">дефицит нарастает с возрастом, связан с депрессией и когнитивными нарушениями и систематически недодиагностируется у пожилых</w:t>
       </w:r>
       <w:r>
+        <w:t xml:space="preserve">67</w:t>
+      </w:r>
+      <w:r>
+        <w:t xml:space="preserve">.</w:t>
+      </w:r>
+      <w:r>
+        <w:t xml:space="preserve"> </w:t>
+      </w:r>
+      <w:r>
+        <w:rPr>
+          <w:b/>
+          <w:bCs/>
+        </w:rPr>
+        <w:t xml:space="preserve">Железо:</w:t>
+      </w:r>
+      <w:r>
+        <w:t xml:space="preserve"> </w:t>
+      </w:r>
+      <w:r>
+        <w:t xml:space="preserve">редкое мясо плюс хронические потери дают анемию, маскирующуюся под «усталость и не ест». Практическая рамка: организация может только спросить и подсветить — пункт «профиль микронутриентов обсудить с врачом» в годовом маршруте жителей на антиконвульсантах и вегетарианцах; назначение анализов и добавок — исключительная зона врача</w:t>
+      </w:r>
+      <w:r>
         <w:t xml:space="preserve">65</w:t>
       </w:r>
       <w:r>
         <w:t xml:space="preserve">.</w:t>
       </w:r>
-      <w:r>
-        <w:t xml:space="preserve"> </w:t>
-      </w:r>
-      <w:r>
-        <w:rPr>
-          <w:b/>
-          <w:bCs/>
-        </w:rPr>
-        <w:t xml:space="preserve">Железо:</w:t>
-      </w:r>
-      <w:r>
-        <w:t xml:space="preserve"> </w:t>
-      </w:r>
-      <w:r>
-        <w:t xml:space="preserve">редкое мясо плюс хронические потери дают анемию, маскирующуюся под «усталость и не ест». Практическая рамка: организация может только спросить и подсветить — пункт «профиль микронутриентов обсудить с врачом» в годовом маршруте жителей на антиконвульсантах и вегетарианцах; назначение анализов и добавок — исключительная зона врача</w:t>
-      </w:r>
-      <w:r>
-        <w:t xml:space="preserve">63</w:t>
-      </w:r>
-      <w:r>
-        <w:t xml:space="preserve">.</w:t>
-      </w:r>
-    </w:p>
-    <w:bookmarkEnd w:id="101"/>
+    </w:p>
     <w:bookmarkEnd w:id="102"/>
-    <w:bookmarkStart w:id="110" w:name="X164bd4f542cccde13ad6c98587ac0111a606078"/>
+    <w:bookmarkEnd w:id="103"/>
+    <w:bookmarkStart w:id="111" w:name="X164bd4f542cccde13ad6c98587ac0111a606078"/>
     <w:p>
       <w:pPr>
         <w:pStyle w:val="Heading1"/>
@@ -6352,7 +6414,7 @@
         <w:t xml:space="preserve">14. Пикацизм, заглатывание и другие поведенческие риски за столом</w:t>
       </w:r>
     </w:p>
-    <w:bookmarkStart w:id="103" w:name="круг-рисков"/>
+    <w:bookmarkStart w:id="104" w:name="круг-рисков"/>
     <w:p>
       <w:pPr>
         <w:pStyle w:val="Heading2"/>
@@ -6471,8 +6533,8 @@
         <w:t xml:space="preserve">Еда только определённого цвета, только из своей тарелки, строгий порядок блюд. Пока ритуал не опасен — он не «лечится», а учитывается: это самый дешёвый вид персонализации. Пищевая карта фиксирует ритуал как данность, и кухня с ним считается.</w:t>
       </w:r>
     </w:p>
-    <w:bookmarkEnd w:id="103"/>
-    <w:bookmarkStart w:id="104" w:name="Xb105616441645d432560a69533c59eb76c8def3"/>
+    <w:bookmarkEnd w:id="104"/>
+    <w:bookmarkStart w:id="105" w:name="Xb105616441645d432560a69533c59eb76c8def3"/>
     <w:p>
       <w:pPr>
         <w:pStyle w:val="Heading2"/>
@@ -6577,8 +6639,8 @@
         <w:t xml:space="preserve">повторяющийся эпизод — врач; эпизод с угрозой (поперхивание, несъедобное, чужое лекарство) — врач немедленно.</w:t>
       </w:r>
     </w:p>
-    <w:bookmarkEnd w:id="104"/>
-    <w:bookmarkStart w:id="105" w:name="граница-с-насилием-вторая-сторона"/>
+    <w:bookmarkEnd w:id="105"/>
+    <w:bookmarkStart w:id="106" w:name="граница-с-насилием-вторая-сторона"/>
     <w:p>
       <w:pPr>
         <w:pStyle w:val="Heading2"/>
@@ -6610,8 +6672,8 @@
         <w:t xml:space="preserve">) — но она не инструмент «дисциплины за столом». Локальный акт должен прямо запрещать: лишение еды как меру воздействия, ограничение питья, «штрафные» порции. Эта строка положения о питании защищает и жителя, и директора.</w:t>
       </w:r>
     </w:p>
-    <w:bookmarkEnd w:id="105"/>
-    <w:bookmarkStart w:id="106" w:name="управленческий-вывод-5"/>
+    <w:bookmarkEnd w:id="106"/>
+    <w:bookmarkStart w:id="107" w:name="управленческий-вывод-5"/>
     <w:p>
       <w:pPr>
         <w:pStyle w:val="Heading2"/>
@@ -6628,8 +6690,8 @@
         <w:t xml:space="preserve">Поведенческие риски стола — зона, где дешевле всего обходится предвидение и дороже всего — импровизация. Один инструктаж смены (среда — наблюдение — запись — эскалация), безопасная посуда, правила рассадки и добавки, прямой запрет «едовых наказаний» в положении о питании — и большинство эпизодов либо не происходит, либо заканчивается записью, а не травмой.</w:t>
       </w:r>
     </w:p>
-    <w:bookmarkEnd w:id="106"/>
-    <w:bookmarkStart w:id="107" w:name="X4c6a9d7b18b1a822ac4eff64602b33860ef2411"/>
+    <w:bookmarkEnd w:id="107"/>
+    <w:bookmarkStart w:id="108" w:name="X4c6a9d7b18b1a822ac4eff64602b33860ef2411"/>
     <w:p>
       <w:pPr>
         <w:pStyle w:val="Heading2"/>
@@ -6710,8 +6772,8 @@
         <w:t xml:space="preserve">— врач при первом эпизоде (пикацизм — не «привычка», а симптом с дифференциальной линейкой от дефицитов до компульсий), скорая — при проглатывании опасного. Отдельная строка протокола — замещение: жевательные альтернативы и структурированная доступность еды по согласованию с врачом; логика та же, что у ночной доступности (раздел 13): поведение, которому нет легального выхода, уходит в подполье и становится опаснее.</w:t>
       </w:r>
     </w:p>
-    <w:bookmarkEnd w:id="107"/>
-    <w:bookmarkStart w:id="108" w:name="X758f97bfe74467918204bbedce0fd0a14997b0e"/>
+    <w:bookmarkEnd w:id="108"/>
+    <w:bookmarkStart w:id="109" w:name="X758f97bfe74467918204bbedce0fd0a14997b0e"/>
     <w:p>
       <w:pPr>
         <w:pStyle w:val="Heading2"/>
@@ -6728,8 +6790,8 @@
         <w:t xml:space="preserve">Проглоченный предмет — соматическая ситуация, а не поведенческая: наблюдение за стулом, температурой, болью в животе в последующие дни — по назначению врача, с записью. Ошибка «проглотил — вышло — забыли» опасна: часть предметов травмирует не сразу. Каждый эпизод проглатывания закрывается протоколом разбора (приложение 34), и разбор спрашивает не «кто недосмотрел», а «как предмет оказался доступен» — второй вопрос чинит систему, первый только запугивает смену в молчание о следующем эпизоде.</w:t>
       </w:r>
     </w:p>
-    <w:bookmarkEnd w:id="108"/>
-    <w:bookmarkStart w:id="109" w:name="пикацизм-и-кухня-точка-пересечения"/>
+    <w:bookmarkEnd w:id="109"/>
+    <w:bookmarkStart w:id="110" w:name="пикацизм-и-кухня-точка-пересечения"/>
     <w:p>
       <w:pPr>
         <w:pStyle w:val="Heading2"/>
@@ -6746,9 +6808,9 @@
         <w:t xml:space="preserve">У пикацизма есть прямая связь с организацией еды: часть эпизодов — это поиск еды несоциальными способами на фоне голода (реального или субъективного при гиперфагии). Отсюда два кухонных инструмента в протоколе: структурированная доступность (запланированные перекусы снижают поисковое поведение) и безопасная среда буфета (в буфетной зоне для жителя с пикацизмом нет ничего, что нельзя есть). Это тот случай, когда правильная организация питания — буквально профилактика инцидентов.</w:t>
       </w:r>
     </w:p>
-    <w:bookmarkEnd w:id="109"/>
     <w:bookmarkEnd w:id="110"/>
-    <w:bookmarkStart w:id="121" w:name="X78b150e1e56547c8d70d8e69d408178151d013f"/>
+    <w:bookmarkEnd w:id="111"/>
+    <w:bookmarkStart w:id="123" w:name="X78b150e1e56547c8d70d8e69d408178151d013f"/>
     <w:p>
       <w:pPr>
         <w:pStyle w:val="Heading1"/>
@@ -6757,7 +6819,7 @@
         <w:t xml:space="preserve">15. Невербальный выбор: как услышать того, кто не говорит</w:t>
       </w:r>
     </w:p>
-    <w:bookmarkStart w:id="111" w:name="масштаб-вопроса"/>
+    <w:bookmarkStart w:id="112" w:name="масштаб-вопроса"/>
     <w:p>
       <w:pPr>
         <w:pStyle w:val="Heading2"/>
@@ -6780,8 +6842,8 @@
         <w:t xml:space="preserve">, а значимая часть оставшихся не может выразить выбор словом по состоянию: неговорящие и малоговорящие, глубокая умственная отсталость, деменция, острые состояния. Если вариативность строится на вопросе «что будете?», она автоматически исключает большинство. Поэтому технология выбора для тех, кто не говорит, — не дополнение к системе, а её ядро.</w:t>
       </w:r>
     </w:p>
-    <w:bookmarkEnd w:id="111"/>
-    <w:bookmarkStart w:id="112" w:name="Xa5a389b2682696386c8e07249b121d0970df7ff"/>
+    <w:bookmarkEnd w:id="112"/>
+    <w:bookmarkStart w:id="113" w:name="Xa5a389b2682696386c8e07249b121d0970df7ff"/>
     <w:p>
       <w:pPr>
         <w:pStyle w:val="Heading2"/>
@@ -6822,8 +6884,8 @@
         <w:t xml:space="preserve">Маркировка: этот абзац — системное толкование норм, а не прямое правило закона; прямой нормы «выбор блюда не требует дееспособности» в российском законодательстве нет. Практические формы ниже — проект локальной практики.</w:t>
       </w:r>
     </w:p>
-    <w:bookmarkEnd w:id="112"/>
-    <w:bookmarkStart w:id="113" w:name="четыре-канала-воли"/>
+    <w:bookmarkEnd w:id="113"/>
+    <w:bookmarkStart w:id="114" w:name="четыре-канала-воли"/>
     <w:p>
       <w:pPr>
         <w:pStyle w:val="Heading2"/>
@@ -6850,7 +6912,7 @@
         <w:t xml:space="preserve">Вербальный выбор требует удержать в памяти два слова и соотнести их с опытом — задача, непосильная многим. Показ двух реальных порций снимает её: человек указывает, тянется, смотрит, отворачивается. Практика деменс-ухода прямо рекомендует визуальный выбор вместо вербального</w:t>
       </w:r>
       <w:r>
-        <w:t xml:space="preserve">66</w:t>
+        <w:t xml:space="preserve">68</w:t>
       </w:r>
       <w:r>
         <w:t xml:space="preserve">36</w:t>
@@ -6877,7 +6939,7 @@
         <w:t xml:space="preserve">Тарелка — это голос: систематически несъедаемое блюдо — зафиксированное «нет», доедаемое до конца — «да». Журнал потребления (раздел 9) становится документом выявления предпочтений; муниципальные скандинавские стандарты прямо требуют документировать наблюдаемые предпочтения тех, кто не может сообщить их словами</w:t>
       </w:r>
       <w:r>
-        <w:t xml:space="preserve">67</w:t>
+        <w:t xml:space="preserve">69</w:t>
       </w:r>
       <w:r>
         <w:t xml:space="preserve">.</w:t>
@@ -6937,8 +6999,8 @@
         <w:t xml:space="preserve">.</w:t>
       </w:r>
     </w:p>
-    <w:bookmarkEnd w:id="113"/>
-    <w:bookmarkStart w:id="114" w:name="иерархия-источников-при-расхождении"/>
+    <w:bookmarkEnd w:id="114"/>
+    <w:bookmarkStart w:id="115" w:name="иерархия-источников-при-расхождении"/>
     <w:p>
       <w:pPr>
         <w:pStyle w:val="Heading2"/>
@@ -6961,8 +7023,8 @@
         <w:t xml:space="preserve">.</w:t>
       </w:r>
     </w:p>
-    <w:bookmarkEnd w:id="114"/>
-    <w:bookmarkStart w:id="115" w:name="технология-на-линии-сценарий-для-смены"/>
+    <w:bookmarkEnd w:id="115"/>
+    <w:bookmarkStart w:id="116" w:name="технология-на-линии-сценарий-для-смены"/>
     <w:p>
       <w:pPr>
         <w:pStyle w:val="Heading2"/>
@@ -7056,8 +7118,8 @@
         <w:t xml:space="preserve">Время на одного жителя — 15–20 секунд; на отделение — несколько добавочных минут на линии, которые окупаются снижением несъеденных порций.</w:t>
       </w:r>
     </w:p>
-    <w:bookmarkEnd w:id="115"/>
-    <w:bookmarkStart w:id="116" w:name="управленческий-вывод-6"/>
+    <w:bookmarkEnd w:id="116"/>
+    <w:bookmarkStart w:id="117" w:name="управленческий-вывод-6"/>
     <w:p>
       <w:pPr>
         <w:pStyle w:val="Heading2"/>
@@ -7080,8 +7142,8 @@
         <w:t xml:space="preserve">, технология невербального выбора — это и есть вариативность, а не её доступный вариант для меньшинства.</w:t>
       </w:r>
     </w:p>
-    <w:bookmarkEnd w:id="116"/>
-    <w:bookmarkStart w:id="117" w:name="X7f4a2e7d846bf1e754d65f25bc9c64bca9e9f89"/>
+    <w:bookmarkEnd w:id="117"/>
+    <w:bookmarkStart w:id="118" w:name="X7f4a2e7d846bf1e754d65f25bc9c64bca9e9f89"/>
     <w:p>
       <w:pPr>
         <w:pStyle w:val="Heading2"/>
@@ -7178,8 +7240,8 @@
         <w:t xml:space="preserve">(«всем полезно») — слабейший источник, приемлемый только когда первые четыре пусты. Иерархия записывается в положение о питании одним абзацем — и снимает самый токсичный класс конфликтов: споры родственников, смены и администрации о том, «что он на самом деле хочет». Спор переносится из плоскости мнений в плоскость уровней: у каждого мнения есть этаж, и этаж решает.</w:t>
       </w:r>
     </w:p>
-    <w:bookmarkEnd w:id="117"/>
-    <w:bookmarkStart w:id="118" w:name="ошибка-профессионального-чтения"/>
+    <w:bookmarkEnd w:id="118"/>
+    <w:bookmarkStart w:id="119" w:name="ошибка-профессионального-чтения"/>
     <w:p>
       <w:pPr>
         <w:pStyle w:val="Heading2"/>
@@ -7196,8 +7258,8 @@
         <w:t xml:space="preserve">Отдельный риск — уверенность опытной смены «я его десять лет знаю». Опыт ценен, но непроверяем: знание живёт в голове и уходит с ротацией. Правило: любое «я знаю» обязано быть переведено в запись (карта, форма наблюдения) в течение недели; непереведённое знание для системы не существует. Это звучит бюрократично ровно до первой смены кадров — после неё это звучит как единственный способ не потерять человека вместе с ушедшей сиделкой.</w:t>
       </w:r>
     </w:p>
-    <w:bookmarkEnd w:id="118"/>
-    <w:bookmarkStart w:id="119" w:name="Xf9d3fb8973136657e95ffc27ca6907a20a8e883"/>
+    <w:bookmarkEnd w:id="119"/>
+    <w:bookmarkStart w:id="120" w:name="Xf9d3fb8973136657e95ffc27ca6907a20a8e883"/>
     <w:p>
       <w:pPr>
         <w:pStyle w:val="Heading2"/>
@@ -7214,8 +7276,8 @@
         <w:t xml:space="preserve">Навык считывания тренируется, а не приходит с возрастом. Три упражнения для инструктажа: «молчаливый заказ» — сотрудники заказывают друг у друга без слов и проверяют, как их поняли; «перестановка» — тренировка теста позиционного эффекта на себе; «неделя наблюдения» — каждый ведёт мини-журнал одного жителя и защищает вывод перед сменой. После этих упражнений форма приложения 6 перестаёт быть бумажкой — она становится записью того, что смена уже умеет видеть.</w:t>
       </w:r>
     </w:p>
-    <w:bookmarkEnd w:id="119"/>
-    <w:bookmarkStart w:id="120" w:name="культурные-и-религиозные-рамки-стола"/>
+    <w:bookmarkEnd w:id="120"/>
+    <w:bookmarkStart w:id="121" w:name="культурные-и-религиозные-рамки-стола"/>
     <w:p>
       <w:pPr>
         <w:pStyle w:val="Heading2"/>
@@ -7250,9 +7312,81 @@
         <w:t xml:space="preserve">. Практический минимум: два вопроса в пищевой биографии («есть ли пища, которую вы не едите по убеждению или вере?»; «соблюдаете ли посты?») и одна строка в заказе меню — «ограничения по убеждению». Если таких жителей больше двух-трёх, имеет смысл держать в цикле пару блюд, закрывающих основные ограничения (например, постное горячее как регулярная позиция), — это дешевле индивидуальной готовки и не требует новой строки в смете. Рамка остаётся прежней: религиозное ограничение — это волеизъявление того же достоинства, что и «не люблю рыбу», а не медицинская диета; и оно не может быть основанием для худшего рациона. Форма фиксации — пищевой паспорт (приложение 37).</w:t>
       </w:r>
     </w:p>
-    <w:bookmarkEnd w:id="120"/>
     <w:bookmarkEnd w:id="121"/>
-    <w:bookmarkStart w:id="131" w:name="X1f8de269e095cdd395ae10cc7771c815f0a0c4a"/>
+    <w:bookmarkStart w:id="122" w:name="Xd1223ff238e12a304b02c16d6fd8599f5cfb2d3"/>
+    <w:p>
+      <w:pPr>
+        <w:pStyle w:val="Heading2"/>
+      </w:pPr>
+      <w:r>
+        <w:t xml:space="preserve">15.11. Постные и религиозные меню-циклы: маркировка «пост — не диета»</w:t>
+      </w:r>
+    </w:p>
+    <w:p>
+      <w:pPr>
+        <w:pStyle w:val="FirstParagraph"/>
+      </w:pPr>
+      <w:r>
+        <w:t xml:space="preserve">Когда ограничений по убеждению много, учреждению выгоднее держать в цикле регулярные позиции, закрывающие основные рамки, чем готовить индивидуально. Практический минимум: постное горячее 2–3 раза в неделю в периоды многодневных постов (Великий пост, Рамадан, Рождественский пост), постные гарниры ежедневно (крупы, овощи — они и так в раскладке), маркировка постных позиций в визуальном меню. Три правила.</w:t>
+      </w:r>
+      <w:r>
+        <w:t xml:space="preserve"> </w:t>
+      </w:r>
+      <w:r>
+        <w:rPr>
+          <w:b/>
+          <w:bCs/>
+        </w:rPr>
+        <w:t xml:space="preserve">Первое: пост — волеизъявление, а не назначение.</w:t>
+      </w:r>
+      <w:r>
+        <w:t xml:space="preserve"> </w:t>
+      </w:r>
+      <w:r>
+        <w:t xml:space="preserve">Для жителей с медицинскими показаниями (сахарный диабет, белково-энергетическая недостаточность, анемия) постное меню согласуется с врачом; «постное» не должно становиться «неполноценным» — ограничение по убеждению не отменяет нормы питания (приказ Минтруда 520н)</w:t>
+      </w:r>
+      <w:r>
+        <w:t xml:space="preserve">29</w:t>
+      </w:r>
+      <w:r>
+        <w:t xml:space="preserve">, и постный суп на воде без белка не заменяет обеда.</w:t>
+      </w:r>
+      <w:r>
+        <w:t xml:space="preserve"> </w:t>
+      </w:r>
+      <w:r>
+        <w:rPr>
+          <w:b/>
+          <w:bCs/>
+        </w:rPr>
+        <w:t xml:space="preserve">Второе: отказ от поста — право жителя в любой день.</w:t>
+      </w:r>
+      <w:r>
+        <w:t xml:space="preserve"> </w:t>
+      </w:r>
+      <w:r>
+        <w:t xml:space="preserve">Рамка «не люблю рыбу» из раздела 15.10 работает симметрично: давление в пользу поста так же недопустимо, как и давление против него.</w:t>
+      </w:r>
+      <w:r>
+        <w:t xml:space="preserve"> </w:t>
+      </w:r>
+      <w:r>
+        <w:rPr>
+          <w:b/>
+          <w:bCs/>
+        </w:rPr>
+        <w:t xml:space="preserve">Третье: пост не меняет санитарного контура.</w:t>
+      </w:r>
+      <w:r>
+        <w:t xml:space="preserve"> </w:t>
+      </w:r>
+      <w:r>
+        <w:t xml:space="preserve">Суточные пробы, бракераж и температурный режим для постных позиций — те же, что для обычных (раздел 18). Формы: строка «ограничения по убеждению» в заказе (раздел 15.10) и пищевой паспорт (приложение 37).</w:t>
+      </w:r>
+    </w:p>
+    <w:bookmarkEnd w:id="122"/>
+    <w:bookmarkEnd w:id="123"/>
+    <w:bookmarkStart w:id="134" w:name="X1f8de269e095cdd395ae10cc7771c815f0a0c4a"/>
     <w:p>
       <w:pPr>
         <w:pStyle w:val="Heading1"/>
@@ -7261,7 +7395,7 @@
         <w:t xml:space="preserve">16. Дееспособность, опека и выбор еды: карта решений</w:t>
       </w:r>
     </w:p>
-    <w:bookmarkStart w:id="122" w:name="постановка-вопроса"/>
+    <w:bookmarkStart w:id="124" w:name="постановка-вопроса"/>
     <w:p>
       <w:pPr>
         <w:pStyle w:val="Heading2"/>
@@ -7278,8 +7412,8 @@
         <w:t xml:space="preserve">Тема семинара — права, свободы и интересы жителей. В питании они упираются в юридический вопрос, который редко формулируется прямо: кто вправе решать, что ест недееспособный житель, — и вправе ли вообще кто-то, кроме него? Раздел даёт карту решений: двенадцать вопросов с ответами «прямая норма / системное толкование / открытый вопрос». Маркировка соблюдается строго, потому что именно здесь директору опаснее всего опереться на красивую, но неподдержанную формулу.</w:t>
       </w:r>
     </w:p>
-    <w:bookmarkEnd w:id="122"/>
-    <w:bookmarkStart w:id="123" w:name="нормативная-основа"/>
+    <w:bookmarkEnd w:id="124"/>
+    <w:bookmarkStart w:id="125" w:name="нормативная-основа"/>
     <w:p>
       <w:pPr>
         <w:pStyle w:val="Heading2"/>
@@ -7325,7 +7459,7 @@
         <w:t xml:space="preserve"> </w:t>
       </w:r>
       <w:r>
-        <w:t xml:space="preserve">(п. 3 ст. 30), а не недееспособным — эти режимы нельзя смешивать. Выбор блюда при раздаче — не сделка, а элемент ухода и реализации права на достоинство; он не требует дееспособности.</w:t>
+        <w:t xml:space="preserve">(п. 1 ст. 30; при ограничении дееспособности вследствие психического расстройства — п. 2 ст. 30 со ссылкой на подп. 1 п. 2 ст. 26), а не недееспособным — эти режимы нельзя смешивать. Выбор блюда при раздаче — не сделка, а элемент ухода и реализации права на достоинство; он не требует дееспособности.</w:t>
       </w:r>
       <w:r>
         <w:t xml:space="preserve"> </w:t>
@@ -7388,8 +7522,8 @@
         <w:t xml:space="preserve">.</w:t>
       </w:r>
     </w:p>
-    <w:bookmarkEnd w:id="123"/>
-    <w:bookmarkStart w:id="124" w:name="карта-решений-двенадцать-вопросов"/>
+    <w:bookmarkEnd w:id="125"/>
+    <w:bookmarkStart w:id="126" w:name="карта-решений-двенадцать-вопросов"/>
     <w:p>
       <w:pPr>
         <w:pStyle w:val="Heading2"/>
@@ -8022,8 +8156,8 @@
         </w:tc>
       </w:tr>
     </w:tbl>
-    <w:bookmarkEnd w:id="124"/>
-    <w:bookmarkStart w:id="125" w:name="X5b6f743aa0d97cc9cd27687f847c0f77f295c0a"/>
+    <w:bookmarkEnd w:id="126"/>
+    <w:bookmarkStart w:id="127" w:name="X5b6f743aa0d97cc9cd27687f847c0f77f295c0a"/>
     <w:p>
       <w:pPr>
         <w:pStyle w:val="Heading2"/>
@@ -8146,8 +8280,8 @@
         <w:t xml:space="preserve">— молчаливое усмотрение хуже зафиксированного решения.</w:t>
       </w:r>
     </w:p>
-    <w:bookmarkEnd w:id="125"/>
-    <w:bookmarkStart w:id="126" w:name="практическая-формула-для-локального-акта"/>
+    <w:bookmarkEnd w:id="127"/>
+    <w:bookmarkStart w:id="128" w:name="практическая-формула-для-локального-акта"/>
     <w:p>
       <w:pPr>
         <w:pStyle w:val="Heading2"/>
@@ -8164,8 +8298,8 @@
         <w:t xml:space="preserve">Предлагаемая формулировка для положения о питании (проект): «При организации питания учитываются мнение и предпочтения получателей социальных услуг, в том числе признанных недееспособными, выявленные доступным способом (словом, показом, наблюдением за потреблением, пищевой биографией, сведениями близких). Ограничения рациона вводятся только по назначению врача поимённо с указанием цели и срока пересмотра. Лишение пищи или питья как мера воздействия не допускается». Каждая фраза этой формулы имеет нормативную или документальную опору в разделах 16.2–16.4 — и ни одна не выходит за пределы действующего права.</w:t>
       </w:r>
     </w:p>
-    <w:bookmarkEnd w:id="126"/>
-    <w:bookmarkStart w:id="127" w:name="управленческий-вывод-7"/>
+    <w:bookmarkEnd w:id="128"/>
+    <w:bookmarkStart w:id="129" w:name="управленческий-вывод-7"/>
     <w:p>
       <w:pPr>
         <w:pStyle w:val="Heading2"/>
@@ -8182,8 +8316,8 @@
         <w:t xml:space="preserve">Дееспособность — самая «пугающая» тема вариативности, и потому самая переоценённая: юридически выбор еды не требует дееспособности, а учёт мнения недееспособного прямо предписан. Реальные риски лежат в другом месте: в непрозрачных решениях «по усмотрению», в конфликте интересов опекуна-учреждения и в отсутствии документов. Все три закрываются локальными актами, а не судебными решениями.</w:t>
       </w:r>
     </w:p>
-    <w:bookmarkEnd w:id="127"/>
-    <w:bookmarkStart w:id="128" w:name="X8440e382e8e0f40622ed74f7bb3cb520674eb6a"/>
+    <w:bookmarkEnd w:id="129"/>
+    <w:bookmarkStart w:id="130" w:name="X8440e382e8e0f40622ed74f7bb3cb520674eb6a"/>
     <w:p>
       <w:pPr>
         <w:pStyle w:val="Heading2"/>
@@ -8254,8 +8388,8 @@
         <w:t xml:space="preserve">: опека фиксирует неспособность, поддержка ищет формат, при котором способность проявляется.</w:t>
       </w:r>
     </w:p>
-    <w:bookmarkEnd w:id="128"/>
-    <w:bookmarkStart w:id="129" w:name="X07d2536b5a182fbb77fca869327df81bd3e6101"/>
+    <w:bookmarkEnd w:id="130"/>
+    <w:bookmarkStart w:id="131" w:name="X07d2536b5a182fbb77fca869327df81bd3e6101"/>
     <w:p>
       <w:pPr>
         <w:pStyle w:val="Heading2"/>
@@ -8281,8 +8415,8 @@
         <w:t xml:space="preserve">— статус данных: вторичная аналитика) не решается доброй волей, но ограничивается тремя документальными приёмами. Первый: правило приоритета зафиксированных предпочтений над административным удобством — записанное в положение (приложение 29), оно делает конфликт видимым, а не растворенным. Второй: протоколирование разногласий — если администрация отклоняет зафиксированное предпочтение, причина пишется (санитария, назначение врача, ресурс), а не замалчивается. Третий: внешний элемент там, где он доступен, — совет жителей с участием независимых представителей, близких, общественных наблюдателей (раздел 34): единственный реальный балансир конфликта «учреждение решает за жителя решения самого учреждения». Ни один приём не отменяет конфликта; все три вместе делают его управляемым и проверяемым — большего локальный уровень дать не может, и это честная граница раздела.</w:t>
       </w:r>
     </w:p>
-    <w:bookmarkEnd w:id="129"/>
-    <w:bookmarkStart w:id="130" w:name="разбор-трёх-коллизий-из-зала"/>
+    <w:bookmarkEnd w:id="131"/>
+    <w:bookmarkStart w:id="132" w:name="разбор-трёх-коллизий-из-зала"/>
     <w:p>
       <w:pPr>
         <w:pStyle w:val="Heading2"/>
@@ -8341,9 +8475,39 @@
         <w:t xml:space="preserve">Снижение способности к выбору — клинический сигнал само по себе (депрессия, прогрессирование, седация после смены схемы): сообщение врачу обязательно, «перестал — значит, не хочет» — диагностическая ошибка. Общая механика: каждая коллизия решается возвратом к источникам воли и к врачу — и никогда авторитетом должности.</w:t>
       </w:r>
     </w:p>
-    <w:bookmarkEnd w:id="130"/>
-    <w:bookmarkEnd w:id="131"/>
-    <w:bookmarkStart w:id="143" w:name="X96a7c8a46e63da1f29fbfdc710b487fc4dc07a6"/>
+    <w:bookmarkEnd w:id="132"/>
+    <w:bookmarkStart w:id="133" w:name="Xa5d46da9d9735e1a59adb638cf4a699cc8af92d"/>
+    <w:p>
+      <w:pPr>
+        <w:pStyle w:val="Heading2"/>
+      </w:pPr>
+      <w:r>
+        <w:t xml:space="preserve">16.10. Ограничение дееспособности вследствие психического расстройства: недоиспользованный режим</w:t>
+      </w:r>
+    </w:p>
+    <w:p>
+      <w:pPr>
+        <w:pStyle w:val="FirstParagraph"/>
+      </w:pPr>
+      <w:r>
+        <w:t xml:space="preserve">С 02.03.2015 ГК РФ содержит отдельный режим — ограничение дееспособности гражданина, который «вследствие психического расстройства может понимать значение своих действий или руководить ими лишь при помощи других лиц» (п. 2 ст. 30)</w:t>
+      </w:r>
+      <w:r>
+        <w:t xml:space="preserve">70</w:t>
+      </w:r>
+      <w:r>
+        <w:t xml:space="preserve">. В отличие от полной недееспособности (ст. 29), такой гражданин сохраняет право самостоятельно совершать мелкие бытовые сделки (подп. 1 п. 2 ст. 26) и совершает остальные сделки с письменного согласия попечителя (п. 2 ст. 30). Для ПНИ это прямая развилка: значительная часть жителей, признанных недееспособными, по клинической картине подпадает под критерии п. 2 ст. 30, и переход «ст. 29 → п. 2 ст. 30» (по заявлению, через суд и психиатрическую экспертизу — п. 3 ст. 29) расширяет бытовую автономию, включая выбор еды, без ущерба для защиты. Практика применения пока узкая: суды осторожно используют институт, литература отмечает его невостребованность и размытость критериев</w:t>
+      </w:r>
+      <w:r>
+        <w:t xml:space="preserve">70</w:t>
+      </w:r>
+      <w:r>
+        <w:t xml:space="preserve">. Доклад не призывает к кампании по пересмотру решений — это компетенция суда и экспертизы; практический вывод один: в карте дееспособности жителя (приложение 37) фиксируется не только статус, но и его основание (ст. 29 или п. 2 ст. 30), потому что от него зависит объём самостоятельных бытовых решений, которые учреждение обязано уважать и обслуживать.</w:t>
+      </w:r>
+    </w:p>
+    <w:bookmarkEnd w:id="133"/>
+    <w:bookmarkEnd w:id="134"/>
+    <w:bookmarkStart w:id="146" w:name="X96a7c8a46e63da1f29fbfdc710b487fc4dc07a6"/>
     <w:p>
       <w:pPr>
         <w:pStyle w:val="Heading1"/>
@@ -8352,7 +8516,7 @@
         <w:t xml:space="preserve">17. Право Российской Федерации: что разрешено, что требуется, что опасно</w:t>
       </w:r>
     </w:p>
-    <w:bookmarkStart w:id="132" w:name="логика-раздела"/>
+    <w:bookmarkStart w:id="135" w:name="логика-раздела"/>
     <w:p>
       <w:pPr>
         <w:pStyle w:val="Heading2"/>
@@ -8369,8 +8533,8 @@
         <w:t xml:space="preserve">Правовая часть доклада построена не как перечень норм, а как карта из трёх зон. Зелёная зона — то, что разрешено или требуется прямо и что директор может делать без согласований. Жёлтая зона — то, что требует документов, согласований или врача. Красная зона — то, что является нарушением независимо от благих намерений. Для каждого элемента указан уровень: норма, толкование, рекомендация.</w:t>
       </w:r>
     </w:p>
-    <w:bookmarkEnd w:id="132"/>
-    <w:bookmarkStart w:id="133" w:name="X79323f37859627c4febc2096360048b816700b0"/>
+    <w:bookmarkEnd w:id="135"/>
+    <w:bookmarkStart w:id="136" w:name="X79323f37859627c4febc2096360048b816700b0"/>
     <w:p>
       <w:pPr>
         <w:pStyle w:val="Heading2"/>
@@ -8587,7 +8751,7 @@
         <w:t xml:space="preserve">3</w:t>
       </w:r>
       <w:r>
-        <w:t xml:space="preserve">68</w:t>
+        <w:t xml:space="preserve">71</w:t>
       </w:r>
       <w:r>
         <w:t xml:space="preserve"> </w:t>
@@ -8596,8 +8760,8 @@
         <w:t xml:space="preserve">— рамка для финансовых моделей раздела 29.</w:t>
       </w:r>
     </w:p>
-    <w:bookmarkEnd w:id="133"/>
-    <w:bookmarkStart w:id="134" w:name="жёлтая-зона-делать-можно-через-процедуру"/>
+    <w:bookmarkEnd w:id="136"/>
+    <w:bookmarkStart w:id="137" w:name="жёлтая-зона-делать-можно-через-процедуру"/>
     <w:p>
       <w:pPr>
         <w:pStyle w:val="Heading2"/>
@@ -8917,8 +9081,8 @@
         </w:tc>
       </w:tr>
     </w:tbl>
-    <w:bookmarkEnd w:id="134"/>
-    <w:bookmarkStart w:id="135" w:name="X7511f993bd21e5ed8a31fc3ba3f0ad3106b85e5"/>
+    <w:bookmarkEnd w:id="137"/>
+    <w:bookmarkStart w:id="138" w:name="X7511f993bd21e5ed8a31fc3ba3f0ad3106b85e5"/>
     <w:p>
       <w:pPr>
         <w:pStyle w:val="Heading2"/>
@@ -9055,10 +9219,10 @@
         <w:t xml:space="preserve">— антимонопольная ответственность вплоть до уголовной (ст. 178 УК; практика ФАС)</w:t>
       </w:r>
       <w:r>
-        <w:t xml:space="preserve">69</w:t>
-      </w:r>
-      <w:r>
-        <w:t xml:space="preserve">70</w:t>
+        <w:t xml:space="preserve">72</w:t>
+      </w:r>
+      <w:r>
+        <w:t xml:space="preserve">73</w:t>
       </w:r>
       <w:r>
         <w:t xml:space="preserve">.</w:t>
@@ -9092,8 +9256,8 @@
         <w:t xml:space="preserve">.</w:t>
       </w:r>
     </w:p>
-    <w:bookmarkEnd w:id="135"/>
-    <w:bookmarkStart w:id="136" w:name="X401d2f90eee5e00458c6d1866eacfb0195ced35"/>
+    <w:bookmarkEnd w:id="138"/>
+    <w:bookmarkStart w:id="139" w:name="X401d2f90eee5e00458c6d1866eacfb0195ced35"/>
     <w:p>
       <w:pPr>
         <w:pStyle w:val="Heading2"/>
@@ -9139,8 +9303,8 @@
         <w:t xml:space="preserve">Уровень: системное толкование + практика; до проверки в конкретном регионе не использовать как готовое решение.</w:t>
       </w:r>
     </w:p>
-    <w:bookmarkEnd w:id="136"/>
-    <w:bookmarkStart w:id="137" w:name="пищевые-карты-и-152-фз"/>
+    <w:bookmarkEnd w:id="139"/>
+    <w:bookmarkStart w:id="140" w:name="пищевые-карты-и-152-фз"/>
     <w:p>
       <w:pPr>
         <w:pStyle w:val="Heading2"/>
@@ -9167,8 +9331,8 @@
         <w:t xml:space="preserve">Уровень: рекомендация по применению 152-ФЗ; форма карты в приложении 3 требует локальной правовой проверки.</w:t>
       </w:r>
     </w:p>
-    <w:bookmarkEnd w:id="137"/>
-    <w:bookmarkStart w:id="138" w:name="кпи-статус-и-практическое-значение"/>
+    <w:bookmarkEnd w:id="140"/>
+    <w:bookmarkStart w:id="141" w:name="кпи-статус-и-практическое-значение"/>
     <w:p>
       <w:pPr>
         <w:pStyle w:val="Heading2"/>
@@ -9185,7 +9349,7 @@
         <w:t xml:space="preserve">Россия подписала Конвенцию о правах инвалидов в 2008 году и ратифицировала её в 2012 году; конвенция действует как международный договор РФ. Статья 28 (достойный уровень жизни, включая достаточное питание) и Замечание общего порядка № 1 к ст. 12 (поддержанное принятие решений) — международный стандарт, который российские суды и органы используют как ориентир толкования</w:t>
       </w:r>
       <w:r>
-        <w:t xml:space="preserve">71</w:t>
+        <w:t xml:space="preserve">74</w:t>
       </w:r>
       <w:r>
         <w:t xml:space="preserve">26</w:t>
@@ -9204,8 +9368,8 @@
         <w:t xml:space="preserve">Уровень: международный договор + толковательная практика; в локальных актах ссылаться можно и полезно — как на обоснование, а не как на прямую обязанность формата «КПИ требует два варианта каши».</w:t>
       </w:r>
     </w:p>
-    <w:bookmarkEnd w:id="138"/>
-    <w:bookmarkStart w:id="139" w:name="управленческий-вывод-8"/>
+    <w:bookmarkEnd w:id="141"/>
+    <w:bookmarkStart w:id="142" w:name="управленческий-вывод-8"/>
     <w:p>
       <w:pPr>
         <w:pStyle w:val="Heading2"/>
@@ -9222,8 +9386,8 @@
         <w:t xml:space="preserve">Правовая рамка вариативности уже существует — её не нужно «пробивать». Зелёная зона шире, чем принято думать; жёлтая зона закрывается документами за недели; красная зона вся связана не с выбором, а с безопасностью и насилием. Главный правовой риск директора — не внедрение выбора, а отсутствие документов при уже существующей практике (раздел 31).</w:t>
       </w:r>
     </w:p>
-    <w:bookmarkEnd w:id="139"/>
-    <w:bookmarkStart w:id="140" w:name="X049a3e95f3a94dcdaa057c11ef737ffa1b74f80"/>
+    <w:bookmarkEnd w:id="142"/>
+    <w:bookmarkStart w:id="143" w:name="X049a3e95f3a94dcdaa057c11ef737ffa1b74f80"/>
     <w:p>
       <w:pPr>
         <w:pStyle w:val="Heading2"/>
@@ -9309,8 +9473,8 @@
         <w:t xml:space="preserve">Право, записанное без процедуры («уважать достоинство»), исполняется через документы: журнал, карта, протокол. Эти три вопроса снимают две типовые ошибки зала: первая — «нам всё запрещено» (обычно по акту, адресованному не вам); вторая — «нам всё можно» (по акту рекомендательному, который в вашем регионе давно императивен). Зелёная, жёлтая и красная зоны раздела — это и есть ответы на три вопроса, применённые к типовым ситуациям вариативного питания.</w:t>
       </w:r>
     </w:p>
-    <w:bookmarkEnd w:id="140"/>
-    <w:bookmarkStart w:id="141" w:name="Xe181c679cd1cc38d1117a7023f39c9b5b367629"/>
+    <w:bookmarkEnd w:id="143"/>
+    <w:bookmarkStart w:id="144" w:name="Xe181c679cd1cc38d1117a7023f39c9b5b367629"/>
     <w:p>
       <w:pPr>
         <w:pStyle w:val="Heading2"/>
@@ -9333,8 +9497,8 @@
         <w:t xml:space="preserve">. Конструкция честно называется временной и документируется как временная — с датой запроса учредителю. Тогда серая зона перестаёт быть безответственностью и становится зафиксированным пробелом региона с назначенным владельцем пробела.</w:t>
       </w:r>
     </w:p>
-    <w:bookmarkEnd w:id="141"/>
-    <w:bookmarkStart w:id="142" w:name="кпи-и-правовая-культура-дальний-горизонт"/>
+    <w:bookmarkEnd w:id="144"/>
+    <w:bookmarkStart w:id="145" w:name="кпи-и-правовая-культура-дальний-горизонт"/>
     <w:p>
       <w:pPr>
         <w:pStyle w:val="Heading2"/>
@@ -9378,9 +9542,9 @@
         <w:t xml:space="preserve">показывают вектор. Дом, построивший процедуры выбора сегодня добровольно, встретит завтрашние требования готовым; дом, ждущий обязательности, будет догонять под давлением сроков — а догоняющее внедрение всегда дороже и фиктивнее добровольного.</w:t>
       </w:r>
     </w:p>
-    <w:bookmarkEnd w:id="142"/>
-    <w:bookmarkEnd w:id="143"/>
-    <w:bookmarkStart w:id="153" w:name="X131e78ca5af909a63ed9c9fa9bc7c801822a7c9"/>
+    <w:bookmarkEnd w:id="145"/>
+    <w:bookmarkEnd w:id="146"/>
+    <w:bookmarkStart w:id="156" w:name="X131e78ca5af909a63ed9c9fa9bc7c801822a7c9"/>
     <w:p>
       <w:pPr>
         <w:pStyle w:val="Heading1"/>
@@ -9389,7 +9553,7 @@
         <w:t xml:space="preserve">18. Санитария и пищевая безопасность при вариативности</w:t>
       </w:r>
     </w:p>
-    <w:bookmarkStart w:id="144" w:name="X085a20464d7360c9d9f9a40c7e57d759eb49b2c"/>
+    <w:bookmarkStart w:id="147" w:name="X085a20464d7360c9d9f9a40c7e57d759eb49b2c"/>
     <w:p>
       <w:pPr>
         <w:pStyle w:val="Heading2"/>
@@ -9418,8 +9582,8 @@
         <w:t xml:space="preserve">. Ни одна из редакций не ограничивает число вариантов блюда. Вариативность попадает в санитарный контур целиком — и в этом её сила (каждый вариант защищён теми же процедурами, что и мономеню), и её уязвимость (каждый вариант должен их проходить). После 1 сентября локальные акты и чек-листы пищеблока нужно перепривязать к пунктам 4282-26, не меняя самой модели выбора.</w:t>
       </w:r>
     </w:p>
-    <w:bookmarkEnd w:id="144"/>
-    <w:bookmarkStart w:id="145" w:name="санитарный-контур-при-двух-вариантах"/>
+    <w:bookmarkEnd w:id="147"/>
+    <w:bookmarkStart w:id="148" w:name="санитарный-контур-при-двух-вариантах"/>
     <w:p>
       <w:pPr>
         <w:pStyle w:val="Heading2"/>
@@ -9532,8 +9696,8 @@
         <w:t xml:space="preserve">; журнал замен фиксирует, что ушло в переработку по правилам, а что — в списание.</w:t>
       </w:r>
     </w:p>
-    <w:bookmarkEnd w:id="145"/>
-    <w:bookmarkStart w:id="146" w:name="типовые-нарушения-и-цена"/>
+    <w:bookmarkEnd w:id="148"/>
+    <w:bookmarkStart w:id="149" w:name="типовые-нарушения-и-цена"/>
     <w:p>
       <w:pPr>
         <w:pStyle w:val="Heading2"/>
@@ -9578,8 +9742,8 @@
         <w:t xml:space="preserve">Маркировка: дела касаются учреждений соцобслуживания иных типов; для ПНИ это ограниченная аналогия с прямой переносимостью состава нарушений.</w:t>
       </w:r>
     </w:p>
-    <w:bookmarkEnd w:id="146"/>
-    <w:bookmarkStart w:id="147" w:name="буфет-передачи-и-серая-еда"/>
+    <w:bookmarkEnd w:id="149"/>
+    <w:bookmarkStart w:id="150" w:name="буфет-передачи-и-серая-еда"/>
     <w:p>
       <w:pPr>
         <w:pStyle w:val="Heading2"/>
@@ -9659,8 +9823,8 @@
         <w:t xml:space="preserve">Запасы в тумбочках («хомячение», раздел 9) — санитарный вопрос сроков годности и гигиены, решаемый через легальные зоны хранения перекусов и регулярную замену, а не конфискации.</w:t>
       </w:r>
     </w:p>
-    <w:bookmarkEnd w:id="147"/>
-    <w:bookmarkStart w:id="148" w:name="ответственный-за-санитарный-контур"/>
+    <w:bookmarkEnd w:id="150"/>
+    <w:bookmarkStart w:id="151" w:name="ответственный-за-санитарный-контур"/>
     <w:p>
       <w:pPr>
         <w:pStyle w:val="Heading2"/>
@@ -9677,8 +9841,8 @@
         <w:t xml:space="preserve">При любой вариативности остаётся один ответственный: руководитель учреждения, делегирующий контроль через приказ (завхоз/шеф/диетсестра — по штату). Делегирование исполнения не отменяет ответственности за работающий контроль: различие «распределил функции» и «контролирует фактически» — центральное для раздела 33 об ответственности. Минимальный инструмент: еженедельный обход пищеблока руководителем или заместителем по чек-листу пищеблока (приложение 19) с записью — десять минут, которые превращают «формально распределено» в «фактически контролируется».</w:t>
       </w:r>
     </w:p>
-    <w:bookmarkEnd w:id="148"/>
-    <w:bookmarkStart w:id="149" w:name="управленческий-вывод-9"/>
+    <w:bookmarkEnd w:id="151"/>
+    <w:bookmarkStart w:id="152" w:name="управленческий-вывод-9"/>
     <w:p>
       <w:pPr>
         <w:pStyle w:val="Heading2"/>
@@ -9695,8 +9859,8 @@
         <w:t xml:space="preserve">Вариативность не создаёт новых санитарных требований — она удваивает точки применения существующих. Если контур (пробы, температуры, маркировка, журналы) работает фактически, второй вариант проходит его без проблем; если контур имитируется, вариативность удвоит имитацию и риск. Поэтому санитарная готовность — обязательная ступень 0 дорожной карты (раздел 35): сначала контур, потом выбор.</w:t>
       </w:r>
     </w:p>
-    <w:bookmarkEnd w:id="149"/>
-    <w:bookmarkStart w:id="150" w:name="Xd2ebe4118d14369677e2a75b1320eb4c8bed778"/>
+    <w:bookmarkEnd w:id="152"/>
+    <w:bookmarkStart w:id="153" w:name="Xd2ebe4118d14369677e2a75b1320eb4c8bed778"/>
     <w:p>
       <w:pPr>
         <w:pStyle w:val="Heading2"/>
@@ -9793,8 +9957,8 @@
         <w:t xml:space="preserve">температура и пробы фиксируются в тех же санитарных журналах, без отдельной «вариативной» бухгалтерии. Пятая страница-паспорт подписывается завпроизводством и прикладывается к приказу о пилоте — и первый же вопрос проверяющего «как вы это организовали» отвечается документом, а не экскурсией.</w:t>
       </w:r>
     </w:p>
-    <w:bookmarkEnd w:id="150"/>
-    <w:bookmarkStart w:id="151" w:name="буфет-и-передачи-два-хронических-очага"/>
+    <w:bookmarkEnd w:id="153"/>
+    <w:bookmarkStart w:id="154" w:name="буфет-и-передачи-два-хронических-очага"/>
     <w:p>
       <w:pPr>
         <w:pStyle w:val="Heading2"/>
@@ -9817,8 +9981,8 @@
         <w:t xml:space="preserve">), регистрация, хранение с маркировкой. Оба регламента короткие, но их отсутствие — причина двух крайностей: полного запрета («ничего нельзя» — нарушение прав и источник подполья) и полного бесконтролья (риск и отравлений, и взаимодействий). Регламент — это форма разрешения, а не форма запрета; так его и стоит писать.</w:t>
       </w:r>
     </w:p>
-    <w:bookmarkEnd w:id="151"/>
-    <w:bookmarkStart w:id="152" w:name="Xda866ba771199d86ea8ddee88e4c9295d77d35e"/>
+    <w:bookmarkEnd w:id="154"/>
+    <w:bookmarkStart w:id="155" w:name="Xda866ba771199d86ea8ddee88e4c9295d77d35e"/>
     <w:p>
       <w:pPr>
         <w:pStyle w:val="Heading2"/>
@@ -9835,9 +9999,9 @@
         <w:t xml:space="preserve">Три типовые ошибки проб в вариативной линии: проба «средняя по обеду» (не доказывает безопасность ни одного варианта); проба только варианта А (вариант Б беззащитен при любом инциденте); проба без маркировки варианта (через сутки никто не докажет, что в банке). Правило одно: каждый вариант каждой позиции — своя промаркированная проба, в той же процедуре и тех же журналах, что и раньше. Трудозатрата — минуты; доказательная цена — вся вариативная линия.</w:t>
       </w:r>
     </w:p>
-    <w:bookmarkEnd w:id="152"/>
-    <w:bookmarkEnd w:id="153"/>
-    <w:bookmarkStart w:id="164" w:name="X79637e3ce59fbc58b15746178dceda1e23e75c3"/>
+    <w:bookmarkEnd w:id="155"/>
+    <w:bookmarkEnd w:id="156"/>
+    <w:bookmarkStart w:id="167" w:name="X79637e3ce59fbc58b15746178dceda1e23e75c3"/>
     <w:p>
       <w:pPr>
         <w:pStyle w:val="Heading1"/>
@@ -9846,7 +10010,7 @@
         <w:t xml:space="preserve">19. Два варианта блюда: технология без второй кухни</w:t>
       </w:r>
     </w:p>
-    <w:bookmarkStart w:id="154" w:name="идея-в-одном-абзаце"/>
+    <w:bookmarkStart w:id="157" w:name="идея-в-одном-абзаце"/>
     <w:p>
       <w:pPr>
         <w:pStyle w:val="Heading2"/>
@@ -9894,8 +10058,8 @@
         <w:t xml:space="preserve">.</w:t>
       </w:r>
     </w:p>
-    <w:bookmarkEnd w:id="154"/>
-    <w:bookmarkStart w:id="155" w:name="пары-эквивалентов"/>
+    <w:bookmarkEnd w:id="157"/>
+    <w:bookmarkStart w:id="158" w:name="пары-эквивалентов"/>
     <w:p>
       <w:pPr>
         <w:pStyle w:val="Heading2"/>
@@ -10045,8 +10209,8 @@
         <w:t xml:space="preserve">Чего в парах быть не должно: «основное / недо-вариант» (гречка или «что осталось») — это нарушает критерий равноценности (раздел 8.3) и убивает доверие к выбору за неделю.</w:t>
       </w:r>
     </w:p>
-    <w:bookmarkEnd w:id="155"/>
-    <w:bookmarkStart w:id="156" w:name="точки-выбора-с-чего-начинать"/>
+    <w:bookmarkEnd w:id="158"/>
+    <w:bookmarkStart w:id="159" w:name="точки-выбора-с-чего-начинать"/>
     <w:p>
       <w:pPr>
         <w:pStyle w:val="Heading2"/>
@@ -10078,8 +10242,8 @@
         <w:t xml:space="preserve">.</w:t>
       </w:r>
     </w:p>
-    <w:bookmarkEnd w:id="156"/>
-    <w:bookmarkStart w:id="157" w:name="объёмы-журнал-заказа"/>
+    <w:bookmarkEnd w:id="159"/>
+    <w:bookmarkStart w:id="160" w:name="объёмы-журнал-заказа"/>
     <w:p>
       <w:pPr>
         <w:pStyle w:val="Heading2"/>
@@ -10204,8 +10368,8 @@
         <w:t xml:space="preserve">Для жителей, выбирающих невербально (раздел 15), заказ формируется на основе пищевых карт и вчерашнего показа — та же тетрадь, другой источник данных.</w:t>
       </w:r>
     </w:p>
-    <w:bookmarkEnd w:id="157"/>
-    <w:bookmarkStart w:id="158" w:name="кто-это-делает-роли"/>
+    <w:bookmarkEnd w:id="160"/>
+    <w:bookmarkStart w:id="161" w:name="кто-это-делает-роли"/>
     <w:p>
       <w:pPr>
         <w:pStyle w:val="Heading2"/>
@@ -10241,8 +10405,8 @@
         <w:t xml:space="preserve">— то есть вариативность живёт внутри существующей структуры норм и раскладок, а не «сбоку» от них. Распределение ролей: диетсестра (или завхоз, где диетсестры нет) — пары эквивалентов и раскладка; повар — производство двух вариантов в одном потоке; раздающие/сиделки — предложение выбора и журнал; старшая смена — контроль «вариант Б существует» (пункт чек-листа реальности выбора, приложение 24); руководитель — положение о питании и разбор ежемесячной статистики.</w:t>
       </w:r>
     </w:p>
-    <w:bookmarkEnd w:id="158"/>
-    <w:bookmarkStart w:id="159" w:name="сколько-это-стоит-честная-рамка"/>
+    <w:bookmarkEnd w:id="161"/>
+    <w:bookmarkStart w:id="162" w:name="сколько-это-стоит-честная-рамка"/>
     <w:p>
       <w:pPr>
         <w:pStyle w:val="Heading2"/>
@@ -10269,8 +10433,8 @@
         <w:t xml:space="preserve">Расчёт иллюстративный: замер обязателен до выводов (приложение 25).</w:t>
       </w:r>
     </w:p>
-    <w:bookmarkEnd w:id="159"/>
-    <w:bookmarkStart w:id="160" w:name="управленческий-вывод-10"/>
+    <w:bookmarkEnd w:id="162"/>
+    <w:bookmarkStart w:id="163" w:name="управленческий-вывод-10"/>
     <w:p>
       <w:pPr>
         <w:pStyle w:val="Heading2"/>
@@ -10302,8 +10466,8 @@
         <w:t xml:space="preserve">— и именно поэтому «нет денег» как возражение разбирается в разделе 37 отдельно.</w:t>
       </w:r>
     </w:p>
-    <w:bookmarkEnd w:id="160"/>
-    <w:bookmarkStart w:id="161" w:name="X583517f14e9c4e88b5b03ca5698c804008f71e3"/>
+    <w:bookmarkEnd w:id="163"/>
+    <w:bookmarkStart w:id="164" w:name="X583517f14e9c4e88b5b03ca5698c804008f71e3"/>
     <w:p>
       <w:pPr>
         <w:pStyle w:val="Heading2"/>
@@ -10409,8 +10573,8 @@
         <w:t xml:space="preserve">— укладывается в этот набор без единой экзотической позиции.</w:t>
       </w:r>
     </w:p>
-    <w:bookmarkEnd w:id="161"/>
-    <w:bookmarkStart w:id="162" w:name="что-не-является-парой"/>
+    <w:bookmarkEnd w:id="164"/>
+    <w:bookmarkStart w:id="165" w:name="что-не-является-парой"/>
     <w:p>
       <w:pPr>
         <w:pStyle w:val="Heading2"/>
@@ -10427,8 +10591,8 @@
         <w:t xml:space="preserve">Три антипримера для самопроверки: «второй вариант — без всего» (отказ от компонента не является выбором блюда); «второй вариант есть, но его надо просить заранее за неделю у заведующей» (выбор с барьером доступа — декоративный); «второй вариант — то же самое, но холодное/вчерашнее» (санитарно и этически недопустимо). Все три встречаются в реальной жизни чаще, чем честное «у нас один вариант», — и все три ловятся проверкой реальности выбора (приложение 24) вопросом №3.</w:t>
       </w:r>
     </w:p>
-    <w:bookmarkEnd w:id="162"/>
-    <w:bookmarkStart w:id="163" w:name="журнал-замен-недооценённый-документ"/>
+    <w:bookmarkEnd w:id="165"/>
+    <w:bookmarkStart w:id="166" w:name="журнал-замен-недооценённый-документ"/>
     <w:p>
       <w:pPr>
         <w:pStyle w:val="Heading2"/>
@@ -10454,9 +10618,9 @@
         <w:t xml:space="preserve">фактически описывает содержание этого журнала. Правила ведения: запись в день события (вечерние «по памяти» превращают журнал в художественный текст); фиксируется не только «чем заменили», но и «принял ли»; серия замен одного блюда у разных жителей — сигнал кухне о блюде, а не о жителях. Раз в месяц журнал замен читается вместе с журналом срывов: два документа в паре показывают, где система отказывает жителю (срывы), а где житель — системе (замены), и это разные ремонтные работы.</w:t>
       </w:r>
     </w:p>
-    <w:bookmarkEnd w:id="163"/>
-    <w:bookmarkEnd w:id="164"/>
-    <w:bookmarkStart w:id="175" w:name="X2569848eec558f3ed00c7a2a69f119e79566693"/>
+    <w:bookmarkEnd w:id="166"/>
+    <w:bookmarkEnd w:id="167"/>
+    <w:bookmarkStart w:id="178" w:name="X2569848eec558f3ed00c7a2a69f119e79566693"/>
     <w:p>
       <w:pPr>
         <w:pStyle w:val="Heading1"/>
@@ -10465,7 +10629,7 @@
         <w:t xml:space="preserve">20. Точка раздачи: дизайн линии, очередь и помощь</w:t>
       </w:r>
     </w:p>
-    <w:bookmarkStart w:id="165" w:name="почему-линия-важнее-меню"/>
+    <w:bookmarkStart w:id="168" w:name="почему-линия-важнее-меню"/>
     <w:p>
       <w:pPr>
         <w:pStyle w:val="Heading2"/>
@@ -10482,8 +10646,8 @@
         <w:t xml:space="preserve">Вариативность живёт или умирает в трёх метрах раздаточной линии: здесь сталкиваются очередь, выбор, помощь кормимым, температура блюд и конфликты «почему ему больше». Меню может быть идеальным — если линия спроектирована под скорость, а не под человека, выбор превратится в давление, а помощь — в ожидание холодной тарелки. Раздел разбирает организацию точки раздачи на четыре элемента: поток, подача помощи, видимость порций, атмосфера.</w:t>
       </w:r>
     </w:p>
-    <w:bookmarkEnd w:id="165"/>
-    <w:bookmarkStart w:id="166" w:name="поток-как-не-создать-пробку"/>
+    <w:bookmarkEnd w:id="168"/>
+    <w:bookmarkStart w:id="169" w:name="поток-как-не-создать-пробку"/>
     <w:p>
       <w:pPr>
         <w:pStyle w:val="Heading2"/>
@@ -10581,8 +10745,8 @@
         <w:t xml:space="preserve">Если объём большой: позиции без выбора (хлеб, первое при едином супе) выдаются отдельно от позиций с выбором — выбор не тормозит общий поток.</w:t>
       </w:r>
     </w:p>
-    <w:bookmarkEnd w:id="166"/>
-    <w:bookmarkStart w:id="167" w:name="подача-помощи-еда-под-готовые-руки"/>
+    <w:bookmarkEnd w:id="169"/>
+    <w:bookmarkStart w:id="170" w:name="подача-помощи-еда-под-готовые-руки"/>
     <w:p>
       <w:pPr>
         <w:pStyle w:val="Heading2"/>
@@ -10701,8 +10865,8 @@
         <w:t xml:space="preserve">если норма 1:2 недостижима, это фиксируется числом и выносится учредителю письменно (раздел 38): молчаливый дефицит — риск директора, зафиксированный — предмет решения учредителя.</w:t>
       </w:r>
     </w:p>
-    <w:bookmarkEnd w:id="167"/>
-    <w:bookmarkStart w:id="168" w:name="видимость-порций-почему-ему-больше"/>
+    <w:bookmarkEnd w:id="170"/>
+    <w:bookmarkStart w:id="171" w:name="видимость-порций-почему-ему-больше"/>
     <w:p>
       <w:pPr>
         <w:pStyle w:val="Heading2"/>
@@ -10767,8 +10931,8 @@
         <w:t xml:space="preserve">(«после раздачи всем — добавка из остатка»). Заметим: конфликт вызывает не выбор, а неравенство; прозрачность его лечит, а не создаёт.</w:t>
       </w:r>
     </w:p>
-    <w:bookmarkEnd w:id="168"/>
-    <w:bookmarkStart w:id="169" w:name="X2e71e9add71a09b610c6e953f46175ab00195ab"/>
+    <w:bookmarkEnd w:id="171"/>
+    <w:bookmarkStart w:id="172" w:name="X2e71e9add71a09b610c6e953f46175ab00195ab"/>
     <w:p>
       <w:pPr>
         <w:pStyle w:val="Heading2"/>
@@ -10803,8 +10967,8 @@
         <w:t xml:space="preserve">. Общий знаменатель: раздача — это сервисное взаимодействие, а не технологическая операция. Минимальный пакет без затрат: раздающий называет варианты вслух («гречка или рис?»), а не молча черпает; жителю дают 3–5 секунд на решение без давления очереди (предзаказ это обеспечивает); жалоба на блюдо принимается как данные, а не как претензия — и попадает в журнал.</w:t>
       </w:r>
     </w:p>
-    <w:bookmarkEnd w:id="169"/>
-    <w:bookmarkStart w:id="170" w:name="температура-и-время-на-еду"/>
+    <w:bookmarkEnd w:id="172"/>
+    <w:bookmarkStart w:id="173" w:name="температура-и-время-на-еду"/>
     <w:p>
       <w:pPr>
         <w:pStyle w:val="Heading2"/>
@@ -10821,8 +10985,8 @@
         <w:t xml:space="preserve">Два замера, которые стоит сделать один раз и повторять ежеквартально (методика — раздел 22): температура блюд на первом и последнем столе (падение &gt;10–15 °C — предмет перестройки потока) и фактическое время на еду у самого медленного едока из группы помощи (если &lt;15 минут — торопят, и это риск аспирации, раздел 10). Оба замера бесплатны и оба превращают «у нас всё нормально» в числа.</w:t>
       </w:r>
     </w:p>
-    <w:bookmarkEnd w:id="170"/>
-    <w:bookmarkStart w:id="171" w:name="управленческий-вывод-11"/>
+    <w:bookmarkEnd w:id="173"/>
+    <w:bookmarkStart w:id="174" w:name="управленческий-вывод-11"/>
     <w:p>
       <w:pPr>
         <w:pStyle w:val="Heading2"/>
@@ -10839,8 +11003,8 @@
         <w:t xml:space="preserve">Линия раздачи — место, где вариативность проверяется ежедневно. Минимальный комплект: предзаказ, визуальное меню, рассадка по помощи, порционные ложки, объявленные правила добавки, два ежеквартальных замера. Ни один элемент не требует денег; все вместе превращают «конвейер» в точку сервиса — и именно здесь жители впервые почувствуют разницу между «накормить» и «обслужить».</w:t>
       </w:r>
     </w:p>
-    <w:bookmarkEnd w:id="171"/>
-    <w:bookmarkStart w:id="172" w:name="поток-инженерия-очереди-за-один-обед"/>
+    <w:bookmarkEnd w:id="174"/>
+    <w:bookmarkStart w:id="175" w:name="поток-инженерия-очереди-за-один-обед"/>
     <w:p>
       <w:pPr>
         <w:pStyle w:val="Heading2"/>
@@ -10937,8 +11101,8 @@
         <w:t xml:space="preserve">— при больших потоках, если позволяет помещение. Замер до и после (время от первого до последнего выданного) показывает эффект каждого решения в минутах — и даёт цифру для разговора о вариативности: «выбор добавил 4 минуты к обеду» — факт; «выбор создал хаос» — обычно диагноз отсутствия этих пяти решений, а не самого выбора.</w:t>
       </w:r>
     </w:p>
-    <w:bookmarkEnd w:id="172"/>
-    <w:bookmarkStart w:id="173" w:name="X81315b148bac70fad92c1bafbdf2e15508c3c24"/>
+    <w:bookmarkEnd w:id="175"/>
+    <w:bookmarkStart w:id="176" w:name="X81315b148bac70fad92c1bafbdf2e15508c3c24"/>
     <w:p>
       <w:pPr>
         <w:pStyle w:val="Heading2"/>
@@ -10958,7 +11122,7 @@
         <w:t xml:space="preserve">24</w:t>
       </w:r>
       <w:r>
-        <w:t xml:space="preserve">72</w:t>
+        <w:t xml:space="preserve">75</w:t>
       </w:r>
       <w:r>
         <w:t xml:space="preserve">25</w:t>
@@ -10967,8 +11131,8 @@
         <w:t xml:space="preserve">) единодушны в одном: обед читается жителями по атмосфере раньше, чем по меню. Элементы нулевой стоимости с наибольшим эффектом: скатерти и салфетки вместо «голого пластика»; еда на столах до рассадки, а не поиск глазами; персонал не стоит полукругом «над» едящими; шумовой фон без бряцания тележек в часы еды; освещение рабочее, а не казённо-верхнее. Ни один элемент не требует закупки сверх мелочей — но все вместе они и есть «столовая против раздаточной». Проверка простая: фотография вашего зала в часы обеда рядом с фотографией домашней кухни — разница, которую видно на снимке, и есть программа работ на квартал.</w:t>
       </w:r>
     </w:p>
-    <w:bookmarkEnd w:id="173"/>
-    <w:bookmarkStart w:id="174" w:name="стол-для-группы-помощи-микроустройство"/>
+    <w:bookmarkEnd w:id="176"/>
+    <w:bookmarkStart w:id="177" w:name="стол-для-группы-помощи-микроустройство"/>
     <w:p>
       <w:pPr>
         <w:pStyle w:val="Heading2"/>
@@ -10985,9 +11149,9 @@
         <w:t xml:space="preserve">Устройство стола, за которым едят с помощью, решает половину задачи кормления. Рассадка: помогающий между двумя жителями, а не напротив одного (постоянный зрительный контакт с обоими); жители с дисфагическим риском — не вместе (каждый требует полного внимания в момент глотка). Посуда: глубокие тарелки с бортиком, нескользящие подставки, ложки удобного захвата — адаптивная посуда возвращает частичную самостоятельность там, где она казалась потерянной, и каждый самостоятельный житель — это освобождённые минуты помощи для другого. Подача: порции среднего размера с добавкой вместо больших (большая порция деморализует едока и провоцирует спешку помогающего). Тишина разговоров: помогающий, обсуждающий с коллегой свои дела через голову едока, — самый распространённый дефект стола помощи и самый дешёвый в устранении: одно правило инструктажа «с едоком говорят с едоком».</w:t>
       </w:r>
     </w:p>
-    <w:bookmarkEnd w:id="174"/>
-    <w:bookmarkEnd w:id="175"/>
-    <w:bookmarkStart w:id="185" w:name="Xb9e787c6b5d72bb8257ded363b4137c029af36b"/>
+    <w:bookmarkEnd w:id="177"/>
+    <w:bookmarkEnd w:id="178"/>
+    <w:bookmarkStart w:id="188" w:name="Xb9e787c6b5d72bb8257ded363b4137c029af36b"/>
     <w:p>
       <w:pPr>
         <w:pStyle w:val="Heading1"/>
@@ -10996,7 +11160,7 @@
         <w:t xml:space="preserve">21. Когда выбор изменился: журнал, пересчёт и «фиктивная вариативность»</w:t>
       </w:r>
     </w:p>
-    <w:bookmarkStart w:id="176" w:name="тема-раздела"/>
+    <w:bookmarkStart w:id="179" w:name="тема-раздела"/>
     <w:p>
       <w:pPr>
         <w:pStyle w:val="Heading2"/>
@@ -11013,8 +11177,8 @@
         <w:t xml:space="preserve">Выбор жителя — не константа: он меняется с состоянием, сезоном, сменой препаратов и просто со временем. Система, которая записала предпочтения при поступлении и больше не спрашивала, через год обслуживает человека, которого больше нет. Раздел — о том, как выбор отслеживается, пересчитывается и превращается в данные для кухни; и о том, как отличить работающую вариативность от её декорации.</w:t>
       </w:r>
     </w:p>
-    <w:bookmarkEnd w:id="176"/>
-    <w:bookmarkStart w:id="177" w:name="три-регистра-данных-о-выборе"/>
+    <w:bookmarkEnd w:id="179"/>
+    <w:bookmarkStart w:id="180" w:name="три-регистра-данных-о-выборе"/>
     <w:p>
       <w:pPr>
         <w:pStyle w:val="Heading2"/>
@@ -11083,8 +11247,8 @@
         <w:t xml:space="preserve">.</w:t>
       </w:r>
     </w:p>
-    <w:bookmarkEnd w:id="177"/>
-    <w:bookmarkStart w:id="178" w:name="пересчёт-объёмов-и-цикла"/>
+    <w:bookmarkEnd w:id="180"/>
+    <w:bookmarkStart w:id="181" w:name="пересчёт-объёмов-и-цикла"/>
     <w:p>
       <w:pPr>
         <w:pStyle w:val="Heading2"/>
@@ -11127,8 +11291,8 @@
         <w:t xml:space="preserve">Отдельное правило: статистика выбора стабилизируется за 2–3 месяца, и решения по ней принимаются на горизонте месяца, а не по эпизоду. «Вчера все взяли гречку» — не основание менять пропорции; «за четыре недели рис берут втрое чаще» — основание.</w:t>
       </w:r>
     </w:p>
-    <w:bookmarkEnd w:id="178"/>
-    <w:bookmarkStart w:id="179" w:name="фиктивная-вариативность-пять-признаков"/>
+    <w:bookmarkEnd w:id="181"/>
+    <w:bookmarkStart w:id="182" w:name="фиктивная-вариативность-пять-признаков"/>
     <w:p>
       <w:pPr>
         <w:pStyle w:val="Heading2"/>
@@ -11263,8 +11427,8 @@
         <w:t xml:space="preserve">Каждый признак устраняется конкретным действием из разделов 19–20 — фиктивность не приговор, а диагноз.</w:t>
       </w:r>
     </w:p>
-    <w:bookmarkEnd w:id="179"/>
-    <w:bookmarkStart w:id="180" w:name="X942a1a1840a4403ff58c77213f10a550a9a54b9"/>
+    <w:bookmarkEnd w:id="182"/>
+    <w:bookmarkStart w:id="183" w:name="X942a1a1840a4403ff58c77213f10a550a9a54b9"/>
     <w:p>
       <w:pPr>
         <w:pStyle w:val="Heading2"/>
@@ -11284,7 +11448,7 @@
         <w:t xml:space="preserve">22</w:t>
       </w:r>
       <w:r>
-        <w:t xml:space="preserve">73</w:t>
+        <w:t xml:space="preserve">76</w:t>
       </w:r>
       <w:r>
         <w:t xml:space="preserve">), дегустации новых блюд с голосованием (немецкая практика</w:t>
@@ -11313,8 +11477,8 @@
         <w:t xml:space="preserve">— переносимая практика, стоящая одну строку в регламенте.</w:t>
       </w:r>
     </w:p>
-    <w:bookmarkEnd w:id="180"/>
-    <w:bookmarkStart w:id="181" w:name="управленческий-вывод-12"/>
+    <w:bookmarkEnd w:id="183"/>
+    <w:bookmarkStart w:id="184" w:name="управленческий-вывод-12"/>
     <w:p>
       <w:pPr>
         <w:pStyle w:val="Heading2"/>
@@ -11331,8 +11495,8 @@
         <w:t xml:space="preserve">Данные о выборе — это то, что отличает систему от акции. Минимальный набор: журнал заказа (сутки), журнал потребления (неделя), статистика выбора (месяц), совет жителей (цикл). Все четыре — тетради и графы, а не программное обеспечение; их суммарная стоимость — канцелярия и дисциплина. Зато именно они дают директору доказательную базу для учредителя и проверяющего: «выбор работает — вот доли, вот пересчёт, вот решения совета» (раздел 32).</w:t>
       </w:r>
     </w:p>
-    <w:bookmarkEnd w:id="181"/>
-    <w:bookmarkStart w:id="182" w:name="пересчёт-меню-по-статистике-рабочий-цикл"/>
+    <w:bookmarkEnd w:id="184"/>
+    <w:bookmarkStart w:id="185" w:name="пересчёт-меню-по-статистике-рабочий-цикл"/>
     <w:p>
       <w:pPr>
         <w:pStyle w:val="Heading2"/>
@@ -11349,8 +11513,8 @@
         <w:t xml:space="preserve">Статистика выбора превращается в меню через четырёхнедельный цикл. Неделя 4 месяца: итоги журнала заказа суммируются по позициям — каждая пара получает фактическую пропорцию (например, 62/38, а не заложенные 50/50). Объёмы варки следующего цикла ставятся по фактической пропорции с резервом 10 % на вариант Б. Позиции с устойчивой долей ниже 15 % — кандидаты на замену: они не «плохие», они не выбираемы этим контингентом; замена выносится на дегустацию совета жителей (раздел 34). Позиции, заканчивающиеся до третьего отделения дважды за цикл, — кандидаты на увеличение доли (журнал срывов, приложение 8). Цикл занимает у диетсестры/завпроизводства два часа в месяц — и именно он отличает живое меню от спущенного сверху. Один честный эффект, который цикл показывает почти всегда: фактические пропорции стабилизируются через 6–8 недель и дальше меняются мало — эффект новизны кончается, и начинается настоящая карта вкусов дома, впервые измеренная.</w:t>
       </w:r>
     </w:p>
-    <w:bookmarkEnd w:id="182"/>
-    <w:bookmarkStart w:id="183" w:name="X8066cad22465e8d0457cd9a8d3d4e33d520d7c0"/>
+    <w:bookmarkEnd w:id="185"/>
+    <w:bookmarkStart w:id="186" w:name="X8066cad22465e8d0457cd9a8d3d4e33d520d7c0"/>
     <w:p>
       <w:pPr>
         <w:pStyle w:val="Heading2"/>
@@ -11367,8 +11531,8 @@
         <w:t xml:space="preserve">Признаки раздела стоит уметь читать в полевых условиях, за один визит: журнал есть, но заполнен одним почерком и одной ручкой за неделю; доля «стандартных» выше 90 % без объяснения; жители на вопрос «что выбирали вчера» отвечают «не знаю»; второй вариант «есть», но к моменту вашего прихода «уже закончился» (проверьте журнал срывов — пустой журнал при ежедневных срывах и есть диагноз); выбор существует только на завтрак и только по кашам — при том что положение обещает «полную вариативность». Каждый признак по отдельности может иметь невинное объяснение; два и более — система фиктивна, и дальнейший разговор идёт не о «развитии», а о перезапуске (кейс 12).</w:t>
       </w:r>
     </w:p>
-    <w:bookmarkEnd w:id="183"/>
-    <w:bookmarkStart w:id="184" w:name="Xe1236a447a51aa808efa1e5b257d73b5605a725"/>
+    <w:bookmarkEnd w:id="186"/>
+    <w:bookmarkStart w:id="187" w:name="Xe1236a447a51aa808efa1e5b257d73b5605a725"/>
     <w:p>
       <w:pPr>
         <w:pStyle w:val="Heading2"/>
@@ -11385,9 +11549,9 @@
         <w:t xml:space="preserve">Статистика выбора — материал совета (раздел 34), но подача решает всё. Три правила презентации чисел жителям: одна цифра — один вывод («выбирает 6 из 10 — значит, меню надо показывать ещё четверым»); никаких процентов без абсолютов (проценты пугают, «двенадцать человек» — понятно); каждая цифра заканчивается вопросом к залу («как думаете, почему рыбу выбирают чаще курицы?»). Совет, обсуждающий свои собственные данные, — это уже не консультация, а соуправление; и именно такие протоколы убеждают любого проверяющего быстрее любых положений.</w:t>
       </w:r>
     </w:p>
-    <w:bookmarkEnd w:id="184"/>
-    <w:bookmarkEnd w:id="185"/>
-    <w:bookmarkStart w:id="195" w:name="X06e853546a990506482f390d7b70bbe8e37e167"/>
+    <w:bookmarkEnd w:id="187"/>
+    <w:bookmarkEnd w:id="188"/>
+    <w:bookmarkStart w:id="198" w:name="X06e853546a990506482f390d7b70bbe8e37e167"/>
     <w:p>
       <w:pPr>
         <w:pStyle w:val="Heading1"/>
@@ -11396,7 +11560,7 @@
         <w:t xml:space="preserve">22. Как проверить реальность питания: аудит и замеры</w:t>
       </w:r>
     </w:p>
-    <w:bookmarkStart w:id="186" w:name="принцип-измеряй-факт-а-не-документ"/>
+    <w:bookmarkStart w:id="189" w:name="принцип-измеряй-факт-а-не-документ"/>
     <w:p>
       <w:pPr>
         <w:pStyle w:val="Heading2"/>
@@ -11413,8 +11577,8 @@
         <w:t xml:space="preserve">Всё, что написано в докладе дальше (пилот, финансы, ответственность), опирается на данные. Дом, который не измерил себя, не сможет ни доказать эффект пилота, ни защититься перед проверкой, ни понять, что чинить первым. Раздел собирает измерительный инструментарий: экспресс-аудит, семидневный замер и квартальную панель. Общее правило: измеряется факт (температура на последнем столе, остаток на тарелке, интервал в часах), а не запись о факте.</w:t>
       </w:r>
     </w:p>
-    <w:bookmarkEnd w:id="186"/>
-    <w:bookmarkStart w:id="187" w:name="экспресс-аудит-стол-за-один-день"/>
+    <w:bookmarkEnd w:id="189"/>
+    <w:bookmarkStart w:id="190" w:name="экспресс-аудит-стол-за-один-день"/>
     <w:p>
       <w:pPr>
         <w:pStyle w:val="Heading2"/>
@@ -11511,8 +11675,8 @@
         <w:t xml:space="preserve">Итог — 24 строки «да/нет/число», каждая из которых сама становится строкой плана. Опыт подобных замеров устойчив: большинство находок бесплатны (расписание, порядок подачи, журналы), меньшинство — организационны (рассадка, смена), единицы требуют денег.</w:t>
       </w:r>
     </w:p>
-    <w:bookmarkEnd w:id="187"/>
-    <w:bookmarkStart w:id="188" w:name="семидневный-замер-отходов-и-потребления"/>
+    <w:bookmarkEnd w:id="190"/>
+    <w:bookmarkStart w:id="191" w:name="семидневный-замер-отходов-и-потребления"/>
     <w:p>
       <w:pPr>
         <w:pStyle w:val="Heading2"/>
@@ -11539,8 +11703,8 @@
         <w:t xml:space="preserve">Методическая оговорка: семь дней — короткий ряд; сезонность и «хорошие дни» искажают. Замер повторяется ежеквартально; выводы делаются на повторяемости, а не на одном замере.</w:t>
       </w:r>
     </w:p>
-    <w:bookmarkEnd w:id="188"/>
-    <w:bookmarkStart w:id="189" w:name="квартальная-панель-директора"/>
+    <w:bookmarkEnd w:id="191"/>
+    <w:bookmarkStart w:id="192" w:name="квартальная-панель-директора"/>
     <w:p>
       <w:pPr>
         <w:pStyle w:val="Heading2"/>
@@ -11577,8 +11741,8 @@
         <w:t xml:space="preserve">Панель делает три вещи: показывает динамику (главный аргумент в разговоре с учредителем), рано сигналит о сбоях (до проверки, а не на ней) и дисциплинирует систему (что измеряется — то существует).</w:t>
       </w:r>
     </w:p>
-    <w:bookmarkEnd w:id="189"/>
-    <w:bookmarkStart w:id="190" w:name="Xf3e83a97ae808ac018f11476d44fea99afd793e"/>
+    <w:bookmarkEnd w:id="192"/>
+    <w:bookmarkStart w:id="193" w:name="Xf3e83a97ae808ac018f11476d44fea99afd793e"/>
     <w:p>
       <w:pPr>
         <w:pStyle w:val="Heading2"/>
@@ -11655,8 +11819,8 @@
         <w:t xml:space="preserve">Спросить у завхоза: «Сколько стоит сырьё на жителя в день?» — пауза в ответе измеряет финансовую прозрачность.</w:t>
       </w:r>
     </w:p>
-    <w:bookmarkEnd w:id="190"/>
-    <w:bookmarkStart w:id="191" w:name="управленческий-вывод-13"/>
+    <w:bookmarkEnd w:id="193"/>
+    <w:bookmarkStart w:id="194" w:name="управленческий-вывод-13"/>
     <w:p>
       <w:pPr>
         <w:pStyle w:val="Heading2"/>
@@ -11673,8 +11837,8 @@
         <w:t xml:space="preserve">Аудит и замеры — единственный способ перевести разговор о питании из плоскости мнений в плоскость фактов. Последовательность: экспресс-аудит (неделя 1 пилота), семидневный замер (недели 1–2), квартальная панель (постоянно). Стоимость — время одного непрофильного сотрудника в квартал и две тетради; отдача — доказательная база всей остальной работы доклада.</w:t>
       </w:r>
     </w:p>
-    <w:bookmarkEnd w:id="191"/>
-    <w:bookmarkStart w:id="192" w:name="X25819dbd3a567d84111eadc86fb376573e61acd"/>
+    <w:bookmarkEnd w:id="194"/>
+    <w:bookmarkStart w:id="195" w:name="X25819dbd3a567d84111eadc86fb376573e61acd"/>
     <w:p>
       <w:pPr>
         <w:pStyle w:val="Heading2"/>
@@ -11755,8 +11919,8 @@
         <w:t xml:space="preserve">точка старта; задача — замеры (приложения 25–26) и один разговор с учредителем (раздел 38) до любых изменений на линии. Два правила шкалы: оценку ставит факт вчерашнего дня, а не наличие документа («положение есть» = 0 баллов, если вчера выбора не было); повторный аудит тем же человеком через квартал важнее идеальной первой оценки — динамика балла и есть главный показатель управляемости темы.</w:t>
       </w:r>
     </w:p>
-    <w:bookmarkEnd w:id="192"/>
-    <w:bookmarkStart w:id="193" w:name="кто-замеряет-почему-не-свой"/>
+    <w:bookmarkEnd w:id="195"/>
+    <w:bookmarkStart w:id="196" w:name="кто-замеряет-почему-не-свой"/>
     <w:p>
       <w:pPr>
         <w:pStyle w:val="Heading2"/>
@@ -11773,8 +11937,8 @@
         <w:t xml:space="preserve">Самоаудит систематически завышает баллы не из лжи, а из адаптации: своя столовая «всегда такая». Поэтому замеряющий — не владелец процесса: заместитель по другому контуру, бухгалтер, сестра-хозяйка соседнего отделения, приглашённый коллега из другой организации (взаимные аудиты двух домов — дешёвый и честный формат, легко организуемый через учредителя). Единственная компетенция, необходимая замеряющему, — умение записывать факт, а не впечатление: «вариант Б закончился на втором отделении» — факт; «кухня не справляется» — впечатление. Чек-листы приложений 18–21 построены под факты.</w:t>
       </w:r>
     </w:p>
-    <w:bookmarkEnd w:id="193"/>
-    <w:bookmarkStart w:id="194" w:name="X96e2c35339b9371008f21eb9a736d08d12299c2"/>
+    <w:bookmarkEnd w:id="196"/>
+    <w:bookmarkStart w:id="197" w:name="X96e2c35339b9371008f21eb9a736d08d12299c2"/>
     <w:p>
       <w:pPr>
         <w:pStyle w:val="Heading2"/>
@@ -11791,9 +11955,9 @@
         <w:t xml:space="preserve">Формат, недоступный внутри одной организации и почти бесплатный между двумя: взаимный аудит. Два дома (лучше — разных типов и регионов, находка через семинарский контакт) обмениваются аудиторами на один день; аудитор проходит чек-листы приложений 18–21 и пишет только факты. Три эффекта, не дающиеся самоаудитом: видны «невидимые нормы» (то, что у вас «всегда так», глаз чужого останавливает); переносятся приёмы (аудитор уносит к себе три находки хозяина — взаимность выгодна обоим); появляется внешний факт для разговора с учредителем («коллеги прошли — вот запись»). Единственное правило формата: сначала договорённость о некарательности — находки взаимного аудита не уходят наверх без согласия принимающей стороны, иначе формат умрёт после первого визита.</w:t>
       </w:r>
     </w:p>
-    <w:bookmarkEnd w:id="194"/>
-    <w:bookmarkEnd w:id="195"/>
-    <w:bookmarkStart w:id="203" w:name="X10ac9b3cdd13b2af1178b24ac3f68935875a7f2"/>
+    <w:bookmarkEnd w:id="197"/>
+    <w:bookmarkEnd w:id="198"/>
+    <w:bookmarkStart w:id="206" w:name="X10ac9b3cdd13b2af1178b24ac3f68935875a7f2"/>
     <w:p>
       <w:pPr>
         <w:pStyle w:val="Heading1"/>
@@ -11802,7 +11966,7 @@
         <w:t xml:space="preserve">23. Кто участвует: география семинара и система ПНИ-2026</w:t>
       </w:r>
     </w:p>
-    <w:bookmarkStart w:id="196" w:name="аудитория-по-документам"/>
+    <w:bookmarkStart w:id="199" w:name="аудитория-по-документам"/>
     <w:p>
       <w:pPr>
         <w:pStyle w:val="Heading2"/>
@@ -11819,7 +11983,7 @@
         <w:t xml:space="preserve">Семинар «Пространство Новых Идей 2.0» собирает в Санкт-Петербурге руководителей стационарных организаций социального обслуживания со всей страны</w:t>
       </w:r>
       <w:r>
-        <w:t xml:space="preserve">74</w:t>
+        <w:t xml:space="preserve">77</w:t>
       </w:r>
       <w:r>
         <w:t xml:space="preserve">. Очищенный список участников (прилагается к докладу отдельным файлом) даёт точную картину:</w:t>
@@ -11846,8 +12010,8 @@
         <w:t xml:space="preserve">Это важно для доклада: аудитория говорит на разных «организационных диалектах» — но пищевая задача у всех одна. Поэтому доклад адресован «директору стационарной организации», а не «директору ПНИ».</w:t>
       </w:r>
     </w:p>
-    <w:bookmarkEnd w:id="196"/>
-    <w:bookmarkStart w:id="197" w:name="Xbb2ab22de3b94be8c81cdd06036c4effe53653f"/>
+    <w:bookmarkEnd w:id="199"/>
+    <w:bookmarkStart w:id="200" w:name="Xbb2ab22de3b94be8c81cdd06036c4effe53653f"/>
     <w:p>
       <w:pPr>
         <w:pStyle w:val="Heading2"/>
@@ -11867,7 +12031,7 @@
         <w:t xml:space="preserve">19</w:t>
       </w:r>
       <w:r>
-        <w:t xml:space="preserve">75</w:t>
+        <w:t xml:space="preserve">78</w:t>
       </w:r>
       <w:r>
         <w:t xml:space="preserve">:</w:t>
@@ -12083,8 +12247,8 @@
         <w:t xml:space="preserve">Статус данных: вторичная аналитика на государственных массивах, не официальная статистическая отчётность Минтруда; первичные ряды в машиночитаемом виде на дату подготовки доклада в открытом доступе не извлечены — зафиксировано в журнале верификации. Все цифры используются как порядковые ориентиры, а не как точная статистика.</w:t>
       </w:r>
     </w:p>
-    <w:bookmarkEnd w:id="197"/>
-    <w:bookmarkStart w:id="198" w:name="что-цифры-значат-для-темы-доклада"/>
+    <w:bookmarkEnd w:id="200"/>
+    <w:bookmarkStart w:id="201" w:name="что-цифры-значат-для-темы-доклада"/>
     <w:p>
       <w:pPr>
         <w:pStyle w:val="Heading2"/>
@@ -12101,8 +12265,8 @@
         <w:t xml:space="preserve">Четыре следствия. Первое: контингент стареет (65 % старше 45 лет) — значит, растут дисфагия, соматика, потребность в помощи за столом (разделы 10, 20, 28). Второе: 74 % недееспособных — значит, технология невербального выбора (раздел 15) важнее вербальной. Третье: переименования в ДСО — это не косметика: новая вывеска задаёт ожидание «дома», и питание — первое место, где это ожидание проверяется. Четвёртое: сопровождаемое проживание растёт — и навыки «своего стола» (ступени 3–5 лестницы, раздел 8) становятся реабилитационной задачей с измеримым выходом.</w:t>
       </w:r>
     </w:p>
-    <w:bookmarkEnd w:id="198"/>
-    <w:bookmarkStart w:id="199" w:name="кто-в-зале-уже-внедрил-вариативность"/>
+    <w:bookmarkEnd w:id="201"/>
+    <w:bookmarkStart w:id="202" w:name="кто-в-зале-уже-внедрил-вариативность"/>
     <w:p>
       <w:pPr>
         <w:pStyle w:val="Heading2"/>
@@ -12153,8 +12317,8 @@
         <w:t xml:space="preserve">. Это значит: доклад говорит не о гипотезах, а о практике, которая физически присутствует в зале, — и живой обмен опытом между коллегами ценнее любого текста. Организационное предложение к семинару: вынести эти три кейса в программу разборов (раздел 40).</w:t>
       </w:r>
     </w:p>
-    <w:bookmarkEnd w:id="199"/>
-    <w:bookmarkStart w:id="200" w:name="что-список-участников-говорит-о-системе"/>
+    <w:bookmarkEnd w:id="202"/>
+    <w:bookmarkStart w:id="203" w:name="что-список-участников-говорит-о-системе"/>
     <w:p>
       <w:pPr>
         <w:pStyle w:val="Heading2"/>
@@ -12171,8 +12335,8 @@
         <w:t xml:space="preserve">Очищенный список (170 записей, 51 субъект; 4 явных дубля → расчётно 166 уникальных организаций; контрольный файл PARTICIPANTS_CLEAN.xlsx) — сам по себе срез отрасли, и читать его стоит внимательно. Во-первых, типология: рядом сидят ПНИ «классические», переименованные ДСО, дома-интернаты общего типа, СРЦ и детские организации — единая тема питания собирает разные правовые режимы в одном зале, и советы, применимые к взрослому ПНИ, требуют отдельной проверки для детского учреждения (в докладе детский контур обозначен, но не раскрыт — это честная граница). Во-вторых, география: 51 регион — это больше половины субъектов РФ, то есть решения зала потенциально затрагивают большинство региональных систем, а «семинарская повестка» способна стать отраслевой (раздел 40). В-третьих, качество исходных данных: 20 записей с пометками о неуверенном распознавании текста и 4 дубля — скромное, но показательное напоминание: даже официальный список участников федерального семинара требует чистки перед использованием. Тот же принцип действует везде в докладе: сначала чистка и верификация, потом выводы.</w:t>
       </w:r>
     </w:p>
-    <w:bookmarkEnd w:id="200"/>
-    <w:bookmarkStart w:id="201" w:name="X45065ad6b242f80dcdd62db596186ddafb12cbf"/>
+    <w:bookmarkEnd w:id="203"/>
+    <w:bookmarkStart w:id="204" w:name="X45065ad6b242f80dcdd62db596186ddafb12cbf"/>
     <w:p>
       <w:pPr>
         <w:pStyle w:val="Heading2"/>
@@ -12210,8 +12374,8 @@
         <w:t xml:space="preserve">) — из того же региона, что и первый. Это меняет роль доклада: он не «убеждает попробовать», а даёт залу общий язык для разговора с теми, кто уже пробовал. Практический вывод для модераторов: вопросы «сколько это стоило», «что сказала проверка», «где ломалось» должны адресоваться не лектору, а носителям опыта в зале (формат панели — раздел 40). Для всех остальных участников их присутствие — единственная форма доказательства, сильнее любой презентации: коллега с таким же штатом, таким же учредителем и таким же СанПиНом уже сделал это.</w:t>
       </w:r>
     </w:p>
-    <w:bookmarkEnd w:id="201"/>
-    <w:bookmarkStart w:id="202" w:name="чего-в-списке-нет-и-что-это-значит"/>
+    <w:bookmarkEnd w:id="204"/>
+    <w:bookmarkStart w:id="205" w:name="чего-в-списке-нет-и-что-это-значит"/>
     <w:p>
       <w:pPr>
         <w:pStyle w:val="Heading2"/>
@@ -12228,9 +12392,9 @@
         <w:t xml:space="preserve">В списке участников нет общественных организаций жителей и их семей, нет представителей профсоюзов смен, нет экспертов по питанию — состав сугубо управленческий. Это не упрек организаторам, а напоминание залу: решения будут приниматься о людях, которых в зале нет. Компенсация — процедурная: всё, что семинар решит, встретит первую проверку не в отчёте учредителю, а в столовой — перед жителем и перед сменой. Держать этих двух невидимых участников в поле зрения — задача модерации каждого обсуждения.</w:t>
       </w:r>
     </w:p>
-    <w:bookmarkEnd w:id="202"/>
-    <w:bookmarkEnd w:id="203"/>
-    <w:bookmarkStart w:id="212" w:name="как-устроены-нормы-в-регионах"/>
+    <w:bookmarkEnd w:id="205"/>
+    <w:bookmarkEnd w:id="206"/>
+    <w:bookmarkStart w:id="215" w:name="как-устроены-нормы-в-регионах"/>
     <w:p>
       <w:pPr>
         <w:pStyle w:val="Heading1"/>
@@ -12239,7 +12403,7 @@
         <w:t xml:space="preserve">24. Как устроены нормы в регионах</w:t>
       </w:r>
     </w:p>
-    <w:bookmarkStart w:id="204" w:name="двухуровневая-система-норм-питания"/>
+    <w:bookmarkStart w:id="207" w:name="двухуровневая-система-норм-питания"/>
     <w:p>
       <w:pPr>
         <w:pStyle w:val="Heading2"/>
@@ -12278,7 +12442,7 @@
         <w:t xml:space="preserve">. Региональный уровень — нормативные акты субъектов, которые принимают эти нормы как обязательные для подведомственных учреждений, конкретизируют и дополняют: примеры, проверенные в наших реестрах, — постановление Правительства Москвы № 1068-ПП, постановление администрации Псковской области № 206, постановление Правительства Красноярского края № 607-п, постановление Правительства Ленинградской области № 458, постановление Правительства ХМАО № 306-п</w:t>
       </w:r>
       <w:r>
-        <w:t xml:space="preserve">76</w:t>
+        <w:t xml:space="preserve">79</w:t>
       </w:r>
       <w:r>
         <w:t xml:space="preserve">12</w:t>
@@ -12298,8 +12462,8 @@
         <w:t xml:space="preserve">Для директора действует региональный акт: именно он определяет граммы, раскладку и таблицы замен его учреждения. Первое практическое действие по теме питания — найти и перечитать свой региональный нормативный акт (а не федеральные приказы): путь к нему — через учредителя.</w:t>
       </w:r>
     </w:p>
-    <w:bookmarkEnd w:id="204"/>
-    <w:bookmarkStart w:id="205" w:name="что-общего-у-региональных-норм"/>
+    <w:bookmarkEnd w:id="207"/>
+    <w:bookmarkStart w:id="208" w:name="что-общего-у-региональных-норм"/>
     <w:p>
       <w:pPr>
         <w:pStyle w:val="Heading2"/>
@@ -12440,8 +12604,8 @@
         <w:t xml:space="preserve">Различия между регионами — в деталях граммов, категориях и степени свободы таблиц замен. Систематического сопоставления всех 89 субъектов не существует (мы не нашли такого обзора — фиксируем как пробел данных); поэтому любые обобщения о «российских нормах вообще» следует делать осторожно.</w:t>
       </w:r>
     </w:p>
-    <w:bookmarkEnd w:id="205"/>
-    <w:bookmarkStart w:id="206" w:name="Xcfa3776335e25a79da1ea8ead29f95cd9d002ec"/>
+    <w:bookmarkEnd w:id="208"/>
+    <w:bookmarkStart w:id="209" w:name="Xcfa3776335e25a79da1ea8ead29f95cd9d002ec"/>
     <w:p>
       <w:pPr>
         <w:pStyle w:val="Heading2"/>
@@ -12556,8 +12720,8 @@
         <w:t xml:space="preserve">Практический вывод: при заимствовании чужого опыта смотрите на архетип источника. Модель классического ПНИ переносится на ДСО с адаптацией (другие нормы, смешанный контингент), а не копируется.</w:t>
       </w:r>
     </w:p>
-    <w:bookmarkEnd w:id="206"/>
-    <w:bookmarkStart w:id="207" w:name="X2d996ff02bc46aa32783c2aa6e70448f33f4e35"/>
+    <w:bookmarkEnd w:id="209"/>
+    <w:bookmarkStart w:id="210" w:name="X2d996ff02bc46aa32783c2aa6e70448f33f4e35"/>
     <w:p>
       <w:pPr>
         <w:pStyle w:val="Heading2"/>
@@ -12634,8 +12798,8 @@
         <w:t xml:space="preserve">Зафиксировать письменно: какие решения в питании принимает учреждение само, какие — учредитель (матрица полномочий, приложение 17).</w:t>
       </w:r>
     </w:p>
-    <w:bookmarkEnd w:id="207"/>
-    <w:bookmarkStart w:id="208" w:name="управленческий-вывод-14"/>
+    <w:bookmarkEnd w:id="210"/>
+    <w:bookmarkStart w:id="211" w:name="управленческий-вывод-14"/>
     <w:p>
       <w:pPr>
         <w:pStyle w:val="Heading2"/>
@@ -12652,8 +12816,8 @@
         <w:t xml:space="preserve">Региональная рамка — не препятствие, а карта: таблицы замен в ней — готовое законное пространство выбора, которым почти никто не пользуется по назначению. Пять шагов раздела 24.4 занимают неделю и не требуют ничьих разрешений; без них любой пилот строится вслепую, а любой разговор с учредителем — без общего документа.</w:t>
       </w:r>
     </w:p>
-    <w:bookmarkEnd w:id="208"/>
-    <w:bookmarkStart w:id="209" w:name="X0af6c72689e562ac772c2bfd7a63a00033e068e"/>
+    <w:bookmarkEnd w:id="211"/>
+    <w:bookmarkStart w:id="212" w:name="X0af6c72689e562ac772c2bfd7a63a00033e068e"/>
     <w:p>
       <w:pPr>
         <w:pStyle w:val="Heading2"/>
@@ -12731,8 +12895,8 @@
         <w:t xml:space="preserve">) — самый благоприятный для жителей с лечебным питанием и самый редкий. Один регион может комбинировать архетипы по направлениям (императивное меню + мост). Поэтому диагностика региона — не анекдот «у нас нельзя», а заполненная форма из пяти строк: статус норм, меню, мост, формы учёта, закупочная модель. Именно эту форму семинар собирает по 51 региону (раздел 40) — первый реальный срез вместо фольклора.</w:t>
       </w:r>
     </w:p>
-    <w:bookmarkEnd w:id="209"/>
-    <w:bookmarkStart w:id="210" w:name="проверка-за-пять-шагов-сценарий-недели"/>
+    <w:bookmarkEnd w:id="212"/>
+    <w:bookmarkStart w:id="213" w:name="проверка-за-пять-шагов-сценарий-недели"/>
     <w:p>
       <w:pPr>
         <w:pStyle w:val="Heading2"/>
@@ -12749,8 +12913,8 @@
         <w:t xml:space="preserve">Шаги раздела укладываются в одну рабочую неделю: день 1 — письмо учредителю с вопросами 1–4 из раздела 38; день 2 — параллельный сбор документов внутри (какое меню фактически висит на кухне, кто его утвердил, когда пересматривалось); день 3 — сверка: региональное предписано ≠ фактическое; разница фиксируется письменно; день 4 — ответ учредителя (или фиксация его отсутствия) и решение о рамке пилота; день 5 — запись рамки в приказ о пилоте (приложение 28). Неделя без единого изменения на линии — но после неё вы знаете правовую геометрию своей кухни точнее, чем за предыдущие годы.</w:t>
       </w:r>
     </w:p>
-    <w:bookmarkEnd w:id="210"/>
-    <w:bookmarkStart w:id="211" w:name="разговор-с-регионом-как-ставить-вопрос"/>
+    <w:bookmarkEnd w:id="213"/>
+    <w:bookmarkStart w:id="214" w:name="разговор-с-регионом-как-ставить-вопрос"/>
     <w:p>
       <w:pPr>
         <w:pStyle w:val="Heading2"/>
@@ -12767,9 +12931,9 @@
         <w:t xml:space="preserve">Региональный чиновник отвечает на точно поставленный вопрос в десять раз охотнее, чем на «разберитесь с нормами». Точная постановка: «Просим подтвердить статус приказа Минтруда № 520н в части норм питания для подведомственных организаций: рекомендованный или обязательный; просим указать акт, которым статус установлен». Один вопрос, одна просьба о документе — и ответ становится проверяемым. Такой же шаблон — для меню, «моста» и форм учёта. Четыре письма по этому шаблону заменяют год коридорных пересудов.</w:t>
       </w:r>
     </w:p>
-    <w:bookmarkEnd w:id="211"/>
-    <w:bookmarkEnd w:id="212"/>
-    <w:bookmarkStart w:id="223" w:name="X39decf5afb61bf34017702e6ca9b091d2cea317"/>
+    <w:bookmarkEnd w:id="214"/>
+    <w:bookmarkEnd w:id="215"/>
+    <w:bookmarkStart w:id="226" w:name="X39decf5afb61bf34017702e6ca9b091d2cea317"/>
     <w:p>
       <w:pPr>
         <w:pStyle w:val="Heading1"/>
@@ -12778,7 +12942,7 @@
         <w:t xml:space="preserve">25. Российские практики: три подтверждённых кейса и одна региональная модель</w:t>
       </w:r>
     </w:p>
-    <w:bookmarkStart w:id="213" w:name="Xecbf42602ff7eeb1e28c8164b7cd1a84e66cf66"/>
+    <w:bookmarkStart w:id="216" w:name="Xecbf42602ff7eeb1e28c8164b7cd1a84e66cf66"/>
     <w:p>
       <w:pPr>
         <w:pStyle w:val="Heading2"/>
@@ -12795,8 +12959,8 @@
         <w:t xml:space="preserve">В этом разделе действует строгое правило: практикой считается только то, о чём организация или регион рассказали публично на официальном ресурсе; новость — это подтверждение факта сообщения, а не аудит практики. Мы не утверждаем, что перечень полон: напротив, один из выводов раздела — российская практика вариативности шире её публичной документации, и поиск в рамках подготовки доклада — срез, а не перепись. Там, где деталей нет в источнике, прямо написано «данных нет».</w:t>
       </w:r>
     </w:p>
-    <w:bookmarkEnd w:id="213"/>
-    <w:bookmarkStart w:id="214" w:name="X4de85f4220d54866cd0809db2b4388a5c6cccc1"/>
+    <w:bookmarkEnd w:id="216"/>
+    <w:bookmarkStart w:id="217" w:name="X4de85f4220d54866cd0809db2b4388a5c6cccc1"/>
     <w:p>
       <w:pPr>
         <w:pStyle w:val="Heading2"/>
@@ -12853,8 +13017,8 @@
         <w:t xml:space="preserve">Разбор конфигурации: ступень 1 лестницы (раздел 8) — точечный выбор на ключевых приёмах и днях; вариативность встроена в структуру норм (ответственная — диетсестра), что снимает конфликт «выбор против раскладки». Чего в источнике нет: охват (все отделения или часть), учёт невербального выбора, статистика, влияние на отходы, судьба после 2024 года. Данных нет — и это повод для прямого контакта, а не для домыслов.</w:t>
       </w:r>
     </w:p>
-    <w:bookmarkEnd w:id="214"/>
-    <w:bookmarkStart w:id="215" w:name="X9ddaeae102814e4cb1ea239866ff275826fd3ec"/>
+    <w:bookmarkEnd w:id="217"/>
+    <w:bookmarkStart w:id="218" w:name="X9ddaeae102814e4cb1ea239866ff275826fd3ec"/>
     <w:p>
       <w:pPr>
         <w:pStyle w:val="Heading2"/>
@@ -12911,8 +13075,8 @@
         <w:t xml:space="preserve">Разбор конфигурации: ступень 2 — ежедневный выбор по всем основным позициям, полный охват. Два ценнейших для семинара факта из первых рук: (1) главное сопротивление было внутренним (страхи персонала) и не материализовалось; (2) внедрение сопровождалось бытовым апгрейдом (посуда) и обучением жителей — вариативность как программа, а не как приказ. Успенский ПНИ — участник семинара (№ 117 по приложению).</w:t>
       </w:r>
     </w:p>
-    <w:bookmarkEnd w:id="215"/>
-    <w:bookmarkStart w:id="216" w:name="Xd19a7c3d66121ec02dc99af3a52a8bc2f0f4d9b"/>
+    <w:bookmarkEnd w:id="218"/>
+    <w:bookmarkStart w:id="219" w:name="Xd19a7c3d66121ec02dc99af3a52a8bc2f0f4d9b"/>
     <w:p>
       <w:pPr>
         <w:pStyle w:val="Heading2"/>
@@ -12982,8 +13146,8 @@
         <w:t xml:space="preserve">Разбор конфигурации: самая методически интересная — внедрение начато с измерения (опрос) и сегментации (сначала мобильные жители), а не с приказа. Это ровно логика дорожной карты раздела 35. Усть-Илимский ДСО — тоже участник семинара (№ 94).</w:t>
       </w:r>
     </w:p>
-    <w:bookmarkEnd w:id="216"/>
-    <w:bookmarkStart w:id="217" w:name="X926e7febf1eafb6be14772f1c61b98e1bdb0243"/>
+    <w:bookmarkEnd w:id="219"/>
+    <w:bookmarkStart w:id="220" w:name="X926e7febf1eafb6be14772f1c61b98e1bdb0243"/>
     <w:p>
       <w:pPr>
         <w:pStyle w:val="Heading2"/>
@@ -13045,8 +13209,8 @@
         <w:t xml:space="preserve">Маркировка: источник вторичный; масштаб (сколько учреждений фактически) на дату подготовки доклада не установлен.</w:t>
       </w:r>
     </w:p>
-    <w:bookmarkEnd w:id="217"/>
-    <w:bookmarkStart w:id="218" w:name="Xa2cb01fcb0f75b14e7459c5e9177e5f332a5ef9"/>
+    <w:bookmarkEnd w:id="220"/>
+    <w:bookmarkStart w:id="221" w:name="Xa2cb01fcb0f75b14e7459c5e9177e5f332a5ef9"/>
     <w:p>
       <w:pPr>
         <w:pStyle w:val="Heading2"/>
@@ -13111,8 +13275,8 @@
         <w:t xml:space="preserve">. Это не «вариативное меню» в нашем строгом смысле, но работающая модель персонализации и участия жителей внутри действующей нормативной рамки — и пример легального «мостика» к лечебному питанию (раздел 17.5).</w:t>
       </w:r>
     </w:p>
-    <w:bookmarkEnd w:id="218"/>
-    <w:bookmarkStart w:id="219" w:name="сравнительная-таблица-практик"/>
+    <w:bookmarkEnd w:id="221"/>
+    <w:bookmarkStart w:id="222" w:name="сравнительная-таблица-практик"/>
     <w:p>
       <w:pPr>
         <w:pStyle w:val="Heading2"/>
@@ -13615,8 +13779,8 @@
         </w:tc>
       </w:tr>
     </w:tbl>
-    <w:bookmarkEnd w:id="219"/>
-    <w:bookmarkStart w:id="220" w:name="выводы-для-участников"/>
+    <w:bookmarkEnd w:id="222"/>
+    <w:bookmarkStart w:id="223" w:name="выводы-для-участников"/>
     <w:p>
       <w:pPr>
         <w:pStyle w:val="Heading2"/>
@@ -13728,8 +13892,8 @@
         <w:t xml:space="preserve">деталей (учёт, статистика, документы) в публичных сообщениях нет; каждое учреждение, внедрившее выбор и рассказавшее о нём с цифрами, сдвинет отрасль сильнее любого методического доклада (раздел 39).</w:t>
       </w:r>
     </w:p>
-    <w:bookmarkEnd w:id="220"/>
-    <w:bookmarkStart w:id="221" w:name="X58d0e361e154ff6903cb4acb168267bec878dbc"/>
+    <w:bookmarkEnd w:id="223"/>
+    <w:bookmarkStart w:id="224" w:name="X58d0e361e154ff6903cb4acb168267bec878dbc"/>
     <w:p>
       <w:pPr>
         <w:pStyle w:val="Heading2"/>
@@ -13845,8 +14009,8 @@
         <w:t xml:space="preserve">— формулировка, возможная только там, где страхи сначала признали, а потом измерили. Отсутствующий признак не менее важен: ни одна из практик не сообщает о новых ставках, реконструкциях или грантах как условии старта. Это не доказывает «бесплатности» (честная рамка стоимости — раздел 29), но доказывает другое: входной порог — организационный, а не капитальный.</w:t>
       </w:r>
     </w:p>
-    <w:bookmarkEnd w:id="221"/>
-    <w:bookmarkStart w:id="222" w:name="Xf316a4aeecf90b927ff309edb8dcacd8aa79adf"/>
+    <w:bookmarkEnd w:id="224"/>
+    <w:bookmarkStart w:id="225" w:name="Xf316a4aeecf90b927ff309edb8dcacd8aa79adf"/>
     <w:p>
       <w:pPr>
         <w:pStyle w:val="Heading2"/>
@@ -13875,9 +14039,9 @@
         <w:t xml:space="preserve">), и честно не выполнено там, где их нет: повторных публикаций по Болотнинскому и Успенскому на момент проверки не обнаружено. Это не умаляет практики — это калибрует вывод: «внедрено публично» ≠ «работает годами», и зал должен слышать обе половины фразы.</w:t>
       </w:r>
     </w:p>
-    <w:bookmarkEnd w:id="222"/>
-    <w:bookmarkEnd w:id="223"/>
-    <w:bookmarkStart w:id="237" w:name="X425a70431dde03db255a93c37e85d31ea3ea318"/>
+    <w:bookmarkEnd w:id="225"/>
+    <w:bookmarkEnd w:id="226"/>
+    <w:bookmarkStart w:id="240" w:name="X425a70431dde03db255a93c37e85d31ea3ea318"/>
     <w:p>
       <w:pPr>
         <w:pStyle w:val="Heading1"/>
@@ -13886,7 +14050,7 @@
         <w:t xml:space="preserve">26. Международный опыт: проверяемые нормы девяти систем</w:t>
       </w:r>
     </w:p>
-    <w:bookmarkStart w:id="224" w:name="правила-заимствования"/>
+    <w:bookmarkStart w:id="227" w:name="правила-заимствования"/>
     <w:p>
       <w:pPr>
         <w:pStyle w:val="Heading2"/>
@@ -13935,8 +14099,8 @@
         <w:t xml:space="preserve">— в большинстве систем нормы писаны для гериатрического ухода, а не для психиатрии; перенос на ПНИ — наша адаптация, и она маркируется. Третье: превосходные степени («лучшая система») исключены — мы сравниваем механизмы, а не страны.</w:t>
       </w:r>
     </w:p>
-    <w:bookmarkEnd w:id="224"/>
-    <w:bookmarkStart w:id="225" w:name="великобритания-психиатрическая-специфика"/>
+    <w:bookmarkEnd w:id="227"/>
+    <w:bookmarkStart w:id="228" w:name="великобритания-психиатрическая-специфика"/>
     <w:p>
       <w:pPr>
         <w:pStyle w:val="Heading2"/>
@@ -13969,7 +14133,7 @@
         <w:t xml:space="preserve">36</w:t>
       </w:r>
       <w:r>
-        <w:t xml:space="preserve">77</w:t>
+        <w:t xml:space="preserve">80</w:t>
       </w:r>
       <w:r>
         <w:t xml:space="preserve">. Заимствуемые инструменты: гибкий завтрак для седацированных; меню без приборов (finger food) для состояний с риском; протокол питания в изоляции (посуда, текстура, фиксация потребления, эскалация); лекарственно-пищевая таблица в меню (наш раздел 11); self-catering на реабилитационных отделениях. Базовый стандарт — Regulation 14 регулятора CQC: учёт предпочтений</w:t>
@@ -13994,17 +14158,17 @@
         <w:t xml:space="preserve">. Практика «защищённых приёмов пищи» приводится с честной оговоркой: систематический обзор признаёт её доказательную базу недостаточной</w:t>
       </w:r>
       <w:r>
-        <w:t xml:space="preserve">78</w:t>
-      </w:r>
-      <w:r>
-        <w:t xml:space="preserve">79</w:t>
+        <w:t xml:space="preserve">81</w:t>
+      </w:r>
+      <w:r>
+        <w:t xml:space="preserve">82</w:t>
       </w:r>
       <w:r>
         <w:t xml:space="preserve">.</w:t>
       </w:r>
     </w:p>
-    <w:bookmarkEnd w:id="225"/>
-    <w:bookmarkStart w:id="226" w:name="Xd611fbf22de1edfe8fef64afd0db3b8e39df806"/>
+    <w:bookmarkEnd w:id="228"/>
+    <w:bookmarkStart w:id="229" w:name="Xd611fbf22de1edfe8fef64afd0db3b8e39df806"/>
     <w:p>
       <w:pPr>
         <w:pStyle w:val="Heading2"/>
@@ -14043,7 +14207,7 @@
         <w:t xml:space="preserve">. Финансовая подпорка — следствие скандала: медиана расходов на сырьё $8,00 AUD в день (исследование Hugo)</w:t>
       </w:r>
       <w:r>
-        <w:t xml:space="preserve">80</w:t>
+        <w:t xml:space="preserve">83</w:t>
       </w:r>
       <w:r>
         <w:t xml:space="preserve"> </w:t>
@@ -14062,14 +14226,14 @@
         <w:t xml:space="preserve">в обмен на обязательную ежеквартальную отчётность о расходах на питание</w:t>
       </w:r>
       <w:r>
-        <w:t xml:space="preserve">81</w:t>
+        <w:t xml:space="preserve">84</w:t>
       </w:r>
       <w:r>
         <w:t xml:space="preserve">. Механизм «деньги в обмен на прозрачность» — самый переносимый финансовый элемент международного опыта (раздел 29).</w:t>
       </w:r>
     </w:p>
-    <w:bookmarkEnd w:id="226"/>
-    <w:bookmarkStart w:id="227" w:name="онтарио-решётка-измеримых-норм"/>
+    <w:bookmarkEnd w:id="229"/>
+    <w:bookmarkStart w:id="230" w:name="онтарио-решётка-измеримых-норм"/>
     <w:p>
       <w:pPr>
         <w:pStyle w:val="Heading2"/>
@@ -14124,8 +14288,8 @@
         <w:t xml:space="preserve">. Почти вся эта решётка переносима в российский локальный акт без изменения закона — что и сделано в разделах 12, 20, 21.</w:t>
       </w:r>
     </w:p>
-    <w:bookmarkEnd w:id="227"/>
-    <w:bookmarkStart w:id="228" w:name="Xc1fad08df90c1f0dd06ab72607323c513828d98"/>
+    <w:bookmarkEnd w:id="230"/>
+    <w:bookmarkStart w:id="231" w:name="Xc1fad08df90c1f0dd06ab72607323c513828d98"/>
     <w:p>
       <w:pPr>
         <w:pStyle w:val="Heading2"/>
@@ -14177,14 +14341,14 @@
         <w:t xml:space="preserve">(16 — при питательном перекусе на ночь). Нарушения фиксируются пронумерованными инспекционными F-тегами (F800–F807 — пищевой блок)</w:t>
       </w:r>
       <w:r>
-        <w:t xml:space="preserve">82</w:t>
+        <w:t xml:space="preserve">85</w:t>
       </w:r>
       <w:r>
         <w:t xml:space="preserve">: механика пронумерованных проверяемых пунктов переносима во внутренний аудит учреждения (приложения 18–24).</w:t>
       </w:r>
     </w:p>
-    <w:bookmarkEnd w:id="228"/>
-    <w:bookmarkStart w:id="229" w:name="Xbbd1a59249dd8e4b0209b7d795e4265eb964913"/>
+    <w:bookmarkEnd w:id="231"/>
+    <w:bookmarkStart w:id="232" w:name="Xbbd1a59249dd8e4b0209b7d795e4265eb964913"/>
     <w:p>
       <w:pPr>
         <w:pStyle w:val="Heading2"/>
@@ -14220,13 +14384,13 @@
         <w:t xml:space="preserve">30</w:t>
       </w:r>
       <w:r>
-        <w:t xml:space="preserve">73</w:t>
+        <w:t xml:space="preserve">76</w:t>
       </w:r>
       <w:r>
         <w:t xml:space="preserve">. Муниципальные замеры (Талльберг) показали выполнение нормы интервала у 79 % проживающих — пример дешёвого честного индикатора, измеряемого одной строкой расписания</w:t>
       </w:r>
       <w:r>
-        <w:t xml:space="preserve">73</w:t>
+        <w:t xml:space="preserve">76</w:t>
       </w:r>
       <w:r>
         <w:t xml:space="preserve">. Финляндия:</w:t>
@@ -14251,7 +14415,7 @@
         <w:t xml:space="preserve">32</w:t>
       </w:r>
       <w:r>
-        <w:t xml:space="preserve">83</w:t>
+        <w:t xml:space="preserve">86</w:t>
       </w:r>
       <w:r>
         <w:t xml:space="preserve"> </w:t>
@@ -14260,8 +14424,8 @@
         <w:t xml:space="preserve">— бесплатный мониторинг потребления и поведения.</w:t>
       </w:r>
     </w:p>
-    <w:bookmarkEnd w:id="229"/>
-    <w:bookmarkStart w:id="230" w:name="X3ec95f2d6bd421cfeba90601424d2bf0f4f157e"/>
+    <w:bookmarkEnd w:id="232"/>
+    <w:bookmarkStart w:id="233" w:name="X3ec95f2d6bd421cfeba90601424d2bf0f4f157e"/>
     <w:p>
       <w:pPr>
         <w:pStyle w:val="Heading2"/>
@@ -14351,7 +14515,7 @@
         <w:t xml:space="preserve">аппетитные названия блюд измеримо меняют выбор</w:t>
       </w:r>
       <w:r>
-        <w:t xml:space="preserve">84</w:t>
+        <w:t xml:space="preserve">87</w:t>
       </w:r>
       <w:r>
         <w:t xml:space="preserve"> </w:t>
@@ -14360,8 +14524,8 @@
         <w:t xml:space="preserve">— самая дешёвая из всех норм раздела.</w:t>
       </w:r>
     </w:p>
-    <w:bookmarkEnd w:id="230"/>
-    <w:bookmarkStart w:id="231" w:name="япония-как-стимул-стал-стандартом"/>
+    <w:bookmarkEnd w:id="233"/>
+    <w:bookmarkStart w:id="234" w:name="япония-как-стимул-стал-стандартом"/>
     <w:p>
       <w:pPr>
         <w:pStyle w:val="Heading2"/>
@@ -14394,25 +14558,25 @@
         <w:t xml:space="preserve">и обязательной сдачей данных в национальную базу LIFE (2021)</w:t>
       </w:r>
       <w:r>
-        <w:t xml:space="preserve">85</w:t>
-      </w:r>
-      <w:r>
-        <w:t xml:space="preserve">86</w:t>
-      </w:r>
-      <w:r>
-        <w:t xml:space="preserve">87</w:t>
+        <w:t xml:space="preserve">88</w:t>
+      </w:r>
+      <w:r>
+        <w:t xml:space="preserve">89</w:t>
+      </w:r>
+      <w:r>
+        <w:t xml:space="preserve">90</w:t>
       </w:r>
       <w:r>
         <w:t xml:space="preserve">. Измеримые связки: доплата — с меньшим риском ухудшения уровня ухода (HR 0,90)</w:t>
       </w:r>
       <w:r>
-        <w:t xml:space="preserve">88</w:t>
+        <w:t xml:space="preserve">91</w:t>
       </w:r>
       <w:r>
         <w:t xml:space="preserve">; два управляющих диетолога вместо одного — госпитализация 20,3 % против 30,6 %</w:t>
       </w:r>
       <w:r>
-        <w:t xml:space="preserve">89</w:t>
+        <w:t xml:space="preserve">92</w:t>
       </w:r>
       <w:r>
         <w:t xml:space="preserve">.</w:t>
@@ -14428,8 +14592,8 @@
         <w:t xml:space="preserve">Оговорка: не РКИ, возможны искажения отбора; используется как порядок величин, а не доказательство причинности.</w:t>
       </w:r>
     </w:p>
-    <w:bookmarkEnd w:id="231"/>
-    <w:bookmarkStart w:id="232" w:name="десять-переносимых-норм-сводка"/>
+    <w:bookmarkEnd w:id="234"/>
+    <w:bookmarkStart w:id="235" w:name="десять-переносимых-норм-сводка"/>
     <w:p>
       <w:pPr>
         <w:pStyle w:val="Heading2"/>
@@ -14961,8 +15125,8 @@
         </w:tc>
       </w:tr>
     </w:tbl>
-    <w:bookmarkEnd w:id="232"/>
-    <w:bookmarkStart w:id="233" w:name="управленческий-вывод-15"/>
+    <w:bookmarkEnd w:id="235"/>
+    <w:bookmarkStart w:id="236" w:name="управленческий-вывод-15"/>
     <w:p>
       <w:pPr>
         <w:pStyle w:val="Heading2"/>
@@ -14979,8 +15143,8 @@
         <w:t xml:space="preserve">Во всех девяти системах выбор в питании закреплён законом, стандартом или условием оплаты — это нормативный мейнстрим, а не эксперимент. Российская раскладка с таблицами замен принадлежит той же логике; отставание — не в праве, а в наполнении и измерении. Правило переноса: берём проверяемые нормы, маркируем их происхождение, внедряем локальным актом, измеряем эффект своими инструментами (раздел 22).</w:t>
       </w:r>
     </w:p>
-    <w:bookmarkEnd w:id="233"/>
-    <w:bookmarkStart w:id="234" w:name="Xb347a7ac904989f76239071f312c99dc2e4c3d1"/>
+    <w:bookmarkEnd w:id="236"/>
+    <w:bookmarkStart w:id="237" w:name="Xb347a7ac904989f76239071f312c99dc2e4c3d1"/>
     <w:p>
       <w:pPr>
         <w:pStyle w:val="Heading2"/>
@@ -15035,7 +15199,7 @@
         <w:t xml:space="preserve">американские F-теги</w:t>
       </w:r>
       <w:r>
-        <w:t xml:space="preserve">82</w:t>
+        <w:t xml:space="preserve">85</w:t>
       </w:r>
       <w:r>
         <w:t xml:space="preserve"> </w:t>
@@ -15069,8 +15233,8 @@
         <w:t xml:space="preserve">— это норма на старте, и оценивать её результаты ещё рано; переносится формулировка права («что, когда, где и как я ем») как целевой ориентир, а не как «проверенная модель». Романтизация («вот там-то умеют») так же вредна, как ксенофобия («там деньги другие»): обе отменяют анализ. Правильный вопрос к каждой норме — «какой механизм здесь работает и существует ли он у нас в принципе». Из десяти переносимых норм таблицы раздела восемь опираются на механизмы, которые в российской рамке уже существуют: совет, журнал, альтернатива при отказе, триггеры веса, ночной интервал.</w:t>
       </w:r>
     </w:p>
-    <w:bookmarkEnd w:id="234"/>
-    <w:bookmarkStart w:id="235" w:name="Xae8e617dd679520cc698ca04593a41bec5bdc2c"/>
+    <w:bookmarkEnd w:id="237"/>
+    <w:bookmarkStart w:id="238" w:name="Xae8e617dd679520cc698ca04593a41bec5bdc2c"/>
     <w:p>
       <w:pPr>
         <w:pStyle w:val="Heading2"/>
@@ -15087,32 +15251,32 @@
         <w:t xml:space="preserve">Япония — единственная из девяти систем, где норма о питании выросла из той же логики дефицита, что знакома российской отрасли: сначала надбавка за назначение специалиста по питанию (2005 год</w:t>
       </w:r>
       <w:r>
-        <w:t xml:space="preserve">85</w:t>
+        <w:t xml:space="preserve">88</w:t>
       </w:r>
       <w:r>
         <w:t xml:space="preserve">), через 16 лет — обязательность</w:t>
       </w:r>
       <w:r>
-        <w:t xml:space="preserve">87</w:t>
+        <w:t xml:space="preserve">90</w:t>
       </w:r>
       <w:r>
         <w:t xml:space="preserve">, параллельно — национальная база данных LIFE, делающая практики сопоставимыми</w:t>
       </w:r>
       <w:r>
-        <w:t xml:space="preserve">88</w:t>
+        <w:t xml:space="preserve">91</w:t>
       </w:r>
       <w:r>
         <w:t xml:space="preserve">. И именно Япония дала редкое исходное доказательство уровня системы: структурированная поддержка питания ассоциировалась со снижением госпитализаций (20,3 % против 30,6 %) и смертности (HR 0,90) в большой когорте</w:t>
       </w:r>
       <w:r>
-        <w:t xml:space="preserve">90</w:t>
+        <w:t xml:space="preserve">93</w:t>
       </w:r>
       <w:r>
         <w:t xml:space="preserve">. Урок двойной: изменение норм о питании — марафон в полтора десятилетия (планируйте соответственно, раздел 39), и оно начинается с денег за специалиста, а не с призывов к качеству. Для российской повестки это прямой аргумент в споре о ставках (раздел 38, вопрос 5).</w:t>
       </w:r>
     </w:p>
-    <w:bookmarkEnd w:id="235"/>
-    <w:bookmarkStart w:id="236" w:name="Xb9746f928bdd55f6fa1065d2632402dead2ed06"/>
+    <w:bookmarkEnd w:id="238"/>
+    <w:bookmarkStart w:id="239" w:name="Xb9746f928bdd55f6fa1065d2632402dead2ed06"/>
     <w:p>
       <w:pPr>
         <w:pStyle w:val="Heading2"/>
@@ -15141,9 +15305,9 @@
         <w:t xml:space="preserve">. Теперь типовой российский распорядок: ужин 17:30, завтрак 8:30 — пятнадцать часов. Это не экзотическое нарушение, а норма большинства зданий, и меняется она не ремонтом, а двумя решениями: сдвигом ужина или завтрака хотя бы на час и легитимизацией вечернего перекуса (кефир, хлеб — раздел 13.9). Проверка в вашем доме занимает минуту: возьмите распорядок и вычтите. Если получилось больше 13–14 часов — у вас есть первое конкретное изменение, не требующее ничего, кроме приказа о распорядке, и при этом измеримо влияющее на ночное едение, утреннее самочувствие и срывы.</w:t>
       </w:r>
     </w:p>
-    <w:bookmarkEnd w:id="236"/>
-    <w:bookmarkEnd w:id="237"/>
-    <w:bookmarkStart w:id="247" w:name="X161f5f8b1c07faf8cc4bd08aca8a6b3d6060e69"/>
+    <w:bookmarkEnd w:id="239"/>
+    <w:bookmarkEnd w:id="240"/>
+    <w:bookmarkStart w:id="250" w:name="X161f5f8b1c07faf8cc4bd08aca8a6b3d6060e69"/>
     <w:p>
       <w:pPr>
         <w:pStyle w:val="Heading1"/>
@@ -15152,7 +15316,7 @@
         <w:t xml:space="preserve">27. Что говорят исследования: доказательные вмешательства и их границы</w:t>
       </w:r>
     </w:p>
-    <w:bookmarkStart w:id="238" w:name="зачем-раздел-и-как-его-читать"/>
+    <w:bookmarkStart w:id="241" w:name="зачем-раздел-и-как-его-читать"/>
     <w:p>
       <w:pPr>
         <w:pStyle w:val="Heading2"/>
@@ -15185,8 +15349,8 @@
         <w:t xml:space="preserve">— перенос на ПНИ требует адаптации и собственного измерения (раздел 22).</w:t>
       </w:r>
     </w:p>
-    <w:bookmarkEnd w:id="238"/>
-    <w:bookmarkStart w:id="239" w:name="вмешательства-с-измеримым-эффектом"/>
+    <w:bookmarkEnd w:id="241"/>
+    <w:bookmarkStart w:id="242" w:name="вмешательства-с-измеримым-эффектом"/>
     <w:p>
       <w:pPr>
         <w:pStyle w:val="Heading2"/>
@@ -15261,7 +15425,7 @@
         <w:t xml:space="preserve">Программы обучения персонала деменс-ухода (Montessori-based activities) улучшают самостоятельность еды и снижают проблемное поведение за столом</w:t>
       </w:r>
       <w:r>
-        <w:t xml:space="preserve">66</w:t>
+        <w:t xml:space="preserve">68</w:t>
       </w:r>
       <w:r>
         <w:t xml:space="preserve">. Перенос: применим для отделений с когнитивными нарушениями; это подход к обучению навыку, а не к меню.</w:t>
@@ -15285,10 +15449,10 @@
         <w:t xml:space="preserve">Крупные административные массивы: доплата ассоциирована с меньшим риском ухудшения ухода (HR 0,90); диетологи — с меньшей госпитализацией (20,3 % vs 30,6 %)</w:t>
       </w:r>
       <w:r>
-        <w:t xml:space="preserve">88</w:t>
-      </w:r>
-      <w:r>
-        <w:t xml:space="preserve">89</w:t>
+        <w:t xml:space="preserve">91</w:t>
+      </w:r>
+      <w:r>
+        <w:t xml:space="preserve">92</w:t>
       </w:r>
       <w:r>
         <w:t xml:space="preserve">.</w:t>
@@ -15304,8 +15468,8 @@
         <w:t xml:space="preserve">Ограничение: наблюдательные данные, возможен отбор; причинность не доказана.</w:t>
       </w:r>
     </w:p>
-    <w:bookmarkEnd w:id="239"/>
-    <w:bookmarkStart w:id="240" w:name="X7eef14250f97854f9b4932a8b5f7a1d22cce980"/>
+    <w:bookmarkEnd w:id="242"/>
+    <w:bookmarkStart w:id="243" w:name="X7eef14250f97854f9b4932a8b5f7a1d22cce980"/>
     <w:p>
       <w:pPr>
         <w:pStyle w:val="Heading2"/>
@@ -15348,10 +15512,10 @@
         <w:t xml:space="preserve">— исследования малочисленны и неоднородны</w:t>
       </w:r>
       <w:r>
-        <w:t xml:space="preserve">78</w:t>
-      </w:r>
-      <w:r>
-        <w:t xml:space="preserve">79</w:t>
+        <w:t xml:space="preserve">81</w:t>
+      </w:r>
+      <w:r>
+        <w:t xml:space="preserve">82</w:t>
       </w:r>
       <w:r>
         <w:t xml:space="preserve">. Вердикт доклада: разумно и бесплатно, но не «доказано»; внедряется как организационная гигиена без обещания эффекта.</w:t>
@@ -15375,7 +15539,7 @@
         <w:t xml:space="preserve">Мета-анализ: средний эффект порядка −1,4 кг</w:t>
       </w:r>
       <w:r>
-        <w:t xml:space="preserve">59</w:t>
+        <w:t xml:space="preserve">61</w:t>
       </w:r>
       <w:r>
         <w:t xml:space="preserve"> </w:t>
@@ -15384,7 +15548,7 @@
         <w:t xml:space="preserve">— статистически реальный, клинически скромный. Программы с диетологом сильнее</w:t>
       </w:r>
       <w:r>
-        <w:t xml:space="preserve">60</w:t>
+        <w:t xml:space="preserve">62</w:t>
       </w:r>
       <w:r>
         <w:t xml:space="preserve">. Вердикт: метаболическая стратегия строится на среде и мониторинге (раздел 13), а не на ожидании больших цифр.</w:t>
@@ -15411,14 +15575,14 @@
         <w:t xml:space="preserve">25</w:t>
       </w:r>
       <w:r>
-        <w:t xml:space="preserve">72</w:t>
+        <w:t xml:space="preserve">75</w:t>
       </w:r>
       <w:r>
         <w:t xml:space="preserve">; это системные реформы (штат, архитектура, финансирование), а не «приёмы» — переносятся как горизонт, а не как действие на следующей неделе.</w:t>
       </w:r>
     </w:p>
-    <w:bookmarkEnd w:id="240"/>
-    <w:bookmarkStart w:id="241" w:name="X5e063fbfbea794ec7efc9e8ab95c439854cbf4f"/>
+    <w:bookmarkEnd w:id="243"/>
+    <w:bookmarkStart w:id="244" w:name="X5e063fbfbea794ec7efc9e8ab95c439854cbf4f"/>
     <w:p>
       <w:pPr>
         <w:pStyle w:val="Heading2"/>
@@ -15556,7 +15720,7 @@
               <w:t xml:space="preserve">Консенсус CRWG</w:t>
             </w:r>
             <w:r>
-              <w:t xml:space="preserve">56</w:t>
+              <w:t xml:space="preserve">58</w:t>
             </w:r>
           </w:p>
         </w:tc>
@@ -15594,7 +15758,7 @@
               <w:t xml:space="preserve">FEPWG</w:t>
             </w:r>
             <w:r>
-              <w:t xml:space="preserve">57</w:t>
+              <w:t xml:space="preserve">59</w:t>
             </w:r>
           </w:p>
         </w:tc>
@@ -15793,8 +15957,8 @@
         </w:tc>
       </w:tr>
     </w:tbl>
-    <w:bookmarkEnd w:id="241"/>
-    <w:bookmarkStart w:id="242" w:name="X17564f188e67791396594ad3b9ad22521c48262"/>
+    <w:bookmarkEnd w:id="244"/>
+    <w:bookmarkStart w:id="245" w:name="X17564f188e67791396594ad3b9ad22521c48262"/>
     <w:p>
       <w:pPr>
         <w:pStyle w:val="Heading2"/>
@@ -15869,8 +16033,8 @@
         <w:t xml:space="preserve">— отечественной исследовательской базы по питанию в ПНИ мы не нашли; это само по себе находка для семинара (раздел 39: отраслевые данные — вклад учреждений).</w:t>
       </w:r>
     </w:p>
-    <w:bookmarkEnd w:id="242"/>
-    <w:bookmarkStart w:id="243" w:name="управленческий-вывод-16"/>
+    <w:bookmarkEnd w:id="245"/>
+    <w:bookmarkStart w:id="246" w:name="управленческий-вывод-16"/>
     <w:p>
       <w:pPr>
         <w:pStyle w:val="Heading2"/>
@@ -15887,8 +16051,8 @@
         <w:t xml:space="preserve">Доказательная карта даёт три опоры: измеримые вмешательства (семейная подача, IDDSI, Монтессори, диетологи) — внедрять по показаниям; слабые (защищённые приёмы, lifestyle) — внедрять как гигиену без обещаний; пробелы (вариативность, отходы, Россия) — измерять самим. Директор, внедривший выбор и замеривший отходы, вес и жалобы, через год будет владеть доказательством, которого сейчас нет ни у кого в стране.</w:t>
       </w:r>
     </w:p>
-    <w:bookmarkEnd w:id="243"/>
-    <w:bookmarkStart w:id="244" w:name="X9b5f1b831960b005ea90ac389860eba2513dae4"/>
+    <w:bookmarkEnd w:id="246"/>
+    <w:bookmarkStart w:id="247" w:name="X9b5f1b831960b005ea90ac389860eba2513dae4"/>
     <w:p>
       <w:pPr>
         <w:pStyle w:val="Heading2"/>
@@ -15965,14 +16129,14 @@
         <w:t xml:space="preserve">организация питания как сервиса ассоциировалась со снижением госпитализаций и смертности</w:t>
       </w:r>
       <w:r>
-        <w:t xml:space="preserve">90</w:t>
+        <w:t xml:space="preserve">93</w:t>
       </w:r>
       <w:r>
         <w:t xml:space="preserve">; единственное «исходное» доказательство на уровне системы. Заметьте, чего нет в этой тройке: ни одного российского исследования и ни одного исследования вариативного меню как такового. Это не случайность, а точная карта пробела раздела 27.4 — и точный ответ на вопрос «а где доказательства, что это надо делать у нас»: доказательства есть о механизмах (среда стола, текстуры, организация сервиса), доказательств «два варианта каши против одного» не существует ни в одной стране — и честный доклад обязан это произнести вслух.</w:t>
       </w:r>
     </w:p>
-    <w:bookmarkEnd w:id="244"/>
-    <w:bookmarkStart w:id="245" w:name="Xba9d9ffa4bdfe0a363f8d21161965d918f4afff"/>
+    <w:bookmarkEnd w:id="247"/>
+    <w:bookmarkStart w:id="248" w:name="Xba9d9ffa4bdfe0a363f8d21161965d918f4afff"/>
     <w:p>
       <w:pPr>
         <w:pStyle w:val="Heading2"/>
@@ -15989,8 +16153,8 @@
         <w:t xml:space="preserve">Правило трёх вопросов к любой «научной» цифре, которую вам принесут: какая популяция (психиатрия? пожилые? дети?), какой дизайн (РКИ? наблюдение? новость?) и что измерено (вес и госпитализации — или «удовлетворённость» по самодельной анкете). Цифра, не выдержавшая трёх вопросов, в приказ не попадает — в лучшем случае в презентацию с оговоркой. Реестры доклада (MEDICAL_EVIDENCE.xlsx) размечены именно по этим трём осям — ими можно пользоваться как готовой проверкой.</w:t>
       </w:r>
     </w:p>
-    <w:bookmarkEnd w:id="245"/>
-    <w:bookmarkStart w:id="246" w:name="X9d80c19d800ac85af9918b2cb6c9436239b3bbb"/>
+    <w:bookmarkEnd w:id="248"/>
+    <w:bookmarkStart w:id="249" w:name="X9d80c19d800ac85af9918b2cb6c9436239b3bbb"/>
     <w:p>
       <w:pPr>
         <w:pStyle w:val="Heading2"/>
@@ -16007,9 +16171,9 @@
         <w:t xml:space="preserve">Если у отрасли появится возможность одного исследования — вот его постановка, собранная из пробелов раздела: многоцентровое (5–7 ПНИ разных регионов) прагматичное исследование внедрения выбора из двух вариантов с измерением отходов, веса, отказов, трудозатрат и качества жизни за 6 месяцев, с замером до/после по единой методике. Такое исследование закрыло бы главный пробел («нет РКИ вариативности в психиатрии») дешевле одного федерального форума — и общий замер семинара (раздел 40) является его заделом.</w:t>
       </w:r>
     </w:p>
-    <w:bookmarkEnd w:id="246"/>
-    <w:bookmarkEnd w:id="247"/>
-    <w:bookmarkStart w:id="258" w:name="люди-за-линией-персонал-стола"/>
+    <w:bookmarkEnd w:id="249"/>
+    <w:bookmarkEnd w:id="250"/>
+    <w:bookmarkStart w:id="261" w:name="люди-за-линией-персонал-стола"/>
     <w:p>
       <w:pPr>
         <w:pStyle w:val="Heading1"/>
@@ -16018,7 +16182,7 @@
         <w:t xml:space="preserve">28. Люди за линией: персонал стола</w:t>
       </w:r>
     </w:p>
-    <w:bookmarkStart w:id="248" w:name="X892aef2f7e6e5bea72223a75340d8e46fb91823"/>
+    <w:bookmarkStart w:id="251" w:name="X892aef2f7e6e5bea72223a75340d8e46fb91823"/>
     <w:p>
       <w:pPr>
         <w:pStyle w:val="Heading2"/>
@@ -16054,8 +16218,8 @@
         <w:t xml:space="preserve">. Раздел разбирает людей за линией: роли, нагрузку, обучение, мотивацию и ошибки управления.</w:t>
       </w:r>
     </w:p>
-    <w:bookmarkEnd w:id="248"/>
-    <w:bookmarkStart w:id="249" w:name="роли-и-их-реальная-нагрузка"/>
+    <w:bookmarkEnd w:id="251"/>
+    <w:bookmarkStart w:id="252" w:name="роли-и-их-реальная-нагрузка"/>
     <w:p>
       <w:pPr>
         <w:pStyle w:val="Heading2"/>
@@ -16172,8 +16336,8 @@
         <w:t xml:space="preserve">Владелец системы: положение о питании, приказы, еженедельный обход по чек-листу (раздел 18.5), квартальная панель (раздел 22.4), разговор с учредителем (раздел 38).</w:t>
       </w:r>
     </w:p>
-    <w:bookmarkEnd w:id="249"/>
-    <w:bookmarkStart w:id="250" w:name="норма-помощи-самая-болезненная-цифра"/>
+    <w:bookmarkEnd w:id="252"/>
+    <w:bookmarkStart w:id="253" w:name="норма-помощи-самая-болезненная-цифра"/>
     <w:p>
       <w:pPr>
         <w:pStyle w:val="Heading2"/>
@@ -16265,8 +16429,8 @@
         <w:t xml:space="preserve">разрыв между фактом и ориентиром оформляется числом и выносится учредителю письменно (раздел 38). Молчаливый дефицит — зона риска директора (раздел 33); зафиксированный — предмет компетенции учредителя.</w:t>
       </w:r>
     </w:p>
-    <w:bookmarkEnd w:id="250"/>
-    <w:bookmarkStart w:id="251" w:name="обучение-три-уровня-за-три-инструктажа"/>
+    <w:bookmarkEnd w:id="253"/>
+    <w:bookmarkStart w:id="254" w:name="обучение-три-уровня-за-три-инструктажа"/>
     <w:p>
       <w:pPr>
         <w:pStyle w:val="Heading2"/>
@@ -16363,8 +16527,8 @@
         <w:t xml:space="preserve">. Обучение — самая дешёвая точка рычага во всём докладе.</w:t>
       </w:r>
     </w:p>
-    <w:bookmarkEnd w:id="251"/>
-    <w:bookmarkStart w:id="252" w:name="мотивация-и-выгорание"/>
+    <w:bookmarkEnd w:id="254"/>
+    <w:bookmarkStart w:id="255" w:name="мотивация-и-выгорание"/>
     <w:p>
       <w:pPr>
         <w:pStyle w:val="Heading2"/>
@@ -16435,8 +16599,8 @@
         <w:t xml:space="preserve">Письменные правила добавки, порций и замен снимают с работника роль «злодея»: решение принимает правило, а не человек на линии (раздел 20.4).</w:t>
       </w:r>
     </w:p>
-    <w:bookmarkEnd w:id="252"/>
-    <w:bookmarkStart w:id="253" w:name="типовые-ошибки-управления"/>
+    <w:bookmarkEnd w:id="255"/>
+    <w:bookmarkStart w:id="256" w:name="типовые-ошибки-управления"/>
     <w:p>
       <w:pPr>
         <w:pStyle w:val="Heading2"/>
@@ -16521,8 +16685,8 @@
         <w:t xml:space="preserve">: персонал, не понимающий смысла выбора, видит в нём только лишнюю работу — и оказывается прав по-своему.</w:t>
       </w:r>
     </w:p>
-    <w:bookmarkEnd w:id="253"/>
-    <w:bookmarkStart w:id="254" w:name="управленческий-вывод-17"/>
+    <w:bookmarkEnd w:id="256"/>
+    <w:bookmarkStart w:id="257" w:name="управленческий-вывод-17"/>
     <w:p>
       <w:pPr>
         <w:pStyle w:val="Heading2"/>
@@ -16548,8 +16712,8 @@
         <w:t xml:space="preserve">— но они перестали быть страхами только после того, как их озвучили и проработали, а не проигнорировали.</w:t>
       </w:r>
     </w:p>
-    <w:bookmarkEnd w:id="254"/>
-    <w:bookmarkStart w:id="255" w:name="три-инструктажа-содержание-по-уровням"/>
+    <w:bookmarkEnd w:id="257"/>
+    <w:bookmarkStart w:id="258" w:name="три-инструктажа-содержание-по-уровням"/>
     <w:p>
       <w:pPr>
         <w:pStyle w:val="Heading2"/>
@@ -16614,8 +16778,8 @@
         <w:t xml:space="preserve">правовая рамка зон (раздел 17); сценарий ответа проверяющему (раздел 32); панель чисел и её чтение. Периодичность: при найме — до первой смены; далее раз в год с коротким опросом. Проверка инструктажа — не подпись в листе, а три вопроса у линии: «что делать, если выбранное кончилось?», «кому сообщаем о трёх отказах?», «покажите запись вчерашнего заказа». Ответы — единственное свидетельство, что инструктаж состоялся.</w:t>
       </w:r>
     </w:p>
-    <w:bookmarkEnd w:id="255"/>
-    <w:bookmarkStart w:id="256" w:name="мотивация-без-мифов"/>
+    <w:bookmarkEnd w:id="258"/>
+    <w:bookmarkStart w:id="259" w:name="мотивация-без-мифов"/>
     <w:p>
       <w:pPr>
         <w:pStyle w:val="Heading2"/>
@@ -16641,8 +16805,8 @@
         <w:t xml:space="preserve">; реальная валюта смены — выполнимость: процедура, которая укладывается в смену, выполняется; процедура, добавляющая час на «бумагу», саботируется молча и справедливо. Миф идеологический: «главное — объяснить про права» — права убеждают руководителей, а смену убеждает другое: меньше скандалов за столом, меньше недоеденных тарелок, ясные ответы на «а что мне делать, если…». Поэтому мотивационное ядро инструктажа — не ценности, а кейсы 1–22: смена узнаёт свои смены и получает маршруты. Ценности — обязательный фон, но фон не заменяет маршрут.</w:t>
       </w:r>
     </w:p>
-    <w:bookmarkEnd w:id="256"/>
-    <w:bookmarkStart w:id="257" w:name="беречь-тех-кто-кормит"/>
+    <w:bookmarkEnd w:id="259"/>
+    <w:bookmarkStart w:id="260" w:name="беречь-тех-кто-кормит"/>
     <w:p>
       <w:pPr>
         <w:pStyle w:val="Heading2"/>
@@ -16659,9 +16823,9 @@
         <w:t xml:space="preserve">Помощь за столом — эмоционально самая дорогая работа дома: она ежедневно сталкивается с отказами, агрессией, смертью подопечных — и почти никогда не получает обратной связи о ценности. Три организационных жеста, удерживающих людей в этой роли: регулярный разбор трудных ситуаций без поиска виноватых (кейсы 1–22 как материал); публичная конкретная благодарность («ты накормила его вчера, когда он неделю не ел» — а не «всем спасибо»); защита от бессмысленной бумаги (каждая новая форма — через фильтр «какое решение она меняет», раздел 31.7). Текучесть смены — скрытый налог на качество питания: новая сиделка не знает карт, темпов, жителей; дом с кадровой каруселью кормит хуже при любом меню.</w:t>
       </w:r>
     </w:p>
-    <w:bookmarkEnd w:id="257"/>
-    <w:bookmarkEnd w:id="258"/>
-    <w:bookmarkStart w:id="270" w:name="Xdd21f798fe908fdd37793a1f368b417b1c4cb2b"/>
+    <w:bookmarkEnd w:id="260"/>
+    <w:bookmarkEnd w:id="261"/>
+    <w:bookmarkStart w:id="273" w:name="Xdd21f798fe908fdd37793a1f368b417b1c4cb2b"/>
     <w:p>
       <w:pPr>
         <w:pStyle w:val="Heading1"/>
@@ -16670,7 +16834,7 @@
         <w:t xml:space="preserve">29. Финансовые модели: сколько стоит питание и сколько стоит выбор</w:t>
       </w:r>
     </w:p>
-    <w:bookmarkStart w:id="259" w:name="честная-рамка-что-мы-не-утверждаем"/>
+    <w:bookmarkStart w:id="262" w:name="честная-рамка-что-мы-не-утверждаем"/>
     <w:p>
       <w:pPr>
         <w:pStyle w:val="Heading2"/>
@@ -16687,8 +16851,8 @@
         <w:t xml:space="preserve">В прежних версиях этого материала встречалась формула «вариативность почти бесплатна». Она удалена. Честная позиция: стоимость вариативности зависит от модели и измеряется замером; утверждать экономию без данных нельзя, утверждать невозможность без данных тоже нельзя. Раздел даёт инструментарий счёта: три стоимости питания, пять моделей вариативности с их ценой и порядок замера. Все числовые примеры помечены как иллюстративные.</w:t>
       </w:r>
     </w:p>
-    <w:bookmarkEnd w:id="259"/>
-    <w:bookmarkStart w:id="260" w:name="три-стоимости-которые-путают"/>
+    <w:bookmarkEnd w:id="262"/>
+    <w:bookmarkStart w:id="263" w:name="три-стоимости-которые-путают"/>
     <w:p>
       <w:pPr>
         <w:pStyle w:val="Heading2"/>
@@ -16715,126 +16879,126 @@
         <w:t xml:space="preserve">— продукты на жителя в день. Международные ориентиры (с годом и валютой, не нормативы для РФ): медиана $8,00 AUD (Австралия, исследование Hugo)</w:t>
       </w:r>
       <w:r>
-        <w:t xml:space="preserve">80</w:t>
+        <w:t xml:space="preserve">83</w:t>
       </w:r>
       <w:r>
         <w:t xml:space="preserve">; Онтарио: «скандальные» $8,33 CAD, выросшие до $13,71 CAD после публичной кампании</w:t>
       </w:r>
       <w:r>
-        <w:t xml:space="preserve">91</w:t>
-      </w:r>
-      <w:r>
-        <w:t xml:space="preserve">92</w:t>
+        <w:t xml:space="preserve">94</w:t>
+      </w:r>
+      <w:r>
+        <w:t xml:space="preserve">95</w:t>
       </w:r>
       <w:r>
         <w:t xml:space="preserve">; США: более четверти домов в 2025 году опустились ниже $10 (данные отраслевой ассоциации ANFP — не госоргана)</w:t>
       </w:r>
       <w:r>
-        <w:t xml:space="preserve">93</w:t>
+        <w:t xml:space="preserve">96</w:t>
+      </w:r>
+      <w:r>
+        <w:t xml:space="preserve">97</w:t>
+      </w:r>
+      <w:r>
+        <w:t xml:space="preserve">. Урок для нас не в цифрах, а в механизме: во всех трёх странах изменения начались с</w:t>
+      </w:r>
+      <w:r>
+        <w:t xml:space="preserve"> </w:t>
+      </w:r>
+      <w:r>
+        <w:rPr>
+          <w:b/>
+          <w:bCs/>
+        </w:rPr>
+        <w:t xml:space="preserve">публикации сырьевой строки</w:t>
+      </w:r>
+      <w:r>
+        <w:t xml:space="preserve">84</w:t>
+      </w:r>
+      <w:r>
+        <w:t xml:space="preserve">95</w:t>
+      </w:r>
+      <w:r>
+        <w:t xml:space="preserve">.</w:t>
+      </w:r>
+    </w:p>
+    <w:p>
+      <w:pPr>
+        <w:pStyle w:val="BodyText"/>
+      </w:pPr>
+      <w:r>
+        <w:rPr>
+          <w:b/>
+          <w:bCs/>
+        </w:rPr>
+        <w:t xml:space="preserve">Полная стоимость приёма пищи</w:t>
+      </w:r>
+      <w:r>
+        <w:t xml:space="preserve"> </w:t>
+      </w:r>
+      <w:r>
+        <w:t xml:space="preserve">— сырьё + труд кухни + энергия + амортизация. Канадский аудит оценивал её в $27,91–54,85 за жителя в день — в 3–6 раз выше сырьевой строки</w:t>
+      </w:r>
+      <w:r>
+        <w:t xml:space="preserve">55</w:t>
+      </w:r>
+      <w:r>
+        <w:t xml:space="preserve">. Вывод: экономия на сырьё при огромной полной стоимости — самая неэффективная экономия системы.</w:t>
+      </w:r>
+    </w:p>
+    <w:p>
+      <w:pPr>
+        <w:pStyle w:val="BodyText"/>
+      </w:pPr>
+      <w:r>
+        <w:rPr>
+          <w:b/>
+          <w:bCs/>
+        </w:rPr>
+        <w:t xml:space="preserve">Стоимость кормления</w:t>
+      </w:r>
+      <w:r>
+        <w:t xml:space="preserve"> </w:t>
+      </w:r>
+      <w:r>
+        <w:t xml:space="preserve">— время помощников за столом. Оценка тех же канадских данных — до 45 минут в день на жителя группы помощи</w:t>
+      </w:r>
+      <w:r>
+        <w:t xml:space="preserve">55</w:t>
+      </w:r>
+      <w:r>
+        <w:t xml:space="preserve">. Это самая дорогая и самая скрытая строка: она живёт в штатном расписании, а не в продуктовом бюджете.</w:t>
+      </w:r>
+    </w:p>
+    <w:bookmarkEnd w:id="263"/>
+    <w:bookmarkStart w:id="264" w:name="X03b7d17515dfb0fa325e5abe632a714a253f117"/>
+    <w:p>
+      <w:pPr>
+        <w:pStyle w:val="Heading2"/>
+      </w:pPr>
+      <w:r>
+        <w:t xml:space="preserve">29.3. Сырьевая строка: как посчитать свою за час</w:t>
+      </w:r>
+    </w:p>
+    <w:p>
+      <w:pPr>
+        <w:pStyle w:val="FirstParagraph"/>
+      </w:pPr>
+      <w:r>
+        <w:t xml:space="preserve">Формула (методика — приложение 25): расходы на продукты за месяц ÷ число жителей ÷ число дней = руб./житель/день. Три правила интерпретации: считать только продукты (без труда и коммуналки); сравнивать с собой в динамике и с региональными коллегами, а не с зарубежными долларами (структуры цен разные); публиковать — учредителю и совету жителей, потому что прозрачность строки во всех изученных странах работала на её рост</w:t>
+      </w:r>
+      <w:r>
+        <w:t xml:space="preserve">84</w:t>
       </w:r>
       <w:r>
         <w:t xml:space="preserve">94</w:t>
       </w:r>
       <w:r>
-        <w:t xml:space="preserve">. Урок для нас не в цифрах, а в механизме: во всех трёх странах изменения начались с</w:t>
-      </w:r>
-      <w:r>
-        <w:t xml:space="preserve"> </w:t>
-      </w:r>
-      <w:r>
-        <w:rPr>
-          <w:b/>
-          <w:bCs/>
-        </w:rPr>
-        <w:t xml:space="preserve">публикации сырьевой строки</w:t>
-      </w:r>
-      <w:r>
-        <w:t xml:space="preserve">81</w:t>
-      </w:r>
-      <w:r>
-        <w:t xml:space="preserve">92</w:t>
-      </w:r>
-      <w:r>
-        <w:t xml:space="preserve">.</w:t>
-      </w:r>
-    </w:p>
-    <w:p>
-      <w:pPr>
-        <w:pStyle w:val="BodyText"/>
-      </w:pPr>
-      <w:r>
-        <w:rPr>
-          <w:b/>
-          <w:bCs/>
-        </w:rPr>
-        <w:t xml:space="preserve">Полная стоимость приёма пищи</w:t>
-      </w:r>
-      <w:r>
-        <w:t xml:space="preserve"> </w:t>
-      </w:r>
-      <w:r>
-        <w:t xml:space="preserve">— сырьё + труд кухни + энергия + амортизация. Канадский аудит оценивал её в $27,91–54,85 за жителя в день — в 3–6 раз выше сырьевой строки</w:t>
-      </w:r>
-      <w:r>
-        <w:t xml:space="preserve">55</w:t>
-      </w:r>
-      <w:r>
-        <w:t xml:space="preserve">. Вывод: экономия на сырьё при огромной полной стоимости — самая неэффективная экономия системы.</w:t>
-      </w:r>
-    </w:p>
-    <w:p>
-      <w:pPr>
-        <w:pStyle w:val="BodyText"/>
-      </w:pPr>
-      <w:r>
-        <w:rPr>
-          <w:b/>
-          <w:bCs/>
-        </w:rPr>
-        <w:t xml:space="preserve">Стоимость кормления</w:t>
-      </w:r>
-      <w:r>
-        <w:t xml:space="preserve"> </w:t>
-      </w:r>
-      <w:r>
-        <w:t xml:space="preserve">— время помощников за столом. Оценка тех же канадских данных — до 45 минут в день на жителя группы помощи</w:t>
-      </w:r>
-      <w:r>
-        <w:t xml:space="preserve">55</w:t>
-      </w:r>
-      <w:r>
-        <w:t xml:space="preserve">. Это самая дорогая и самая скрытая строка: она живёт в штатном расписании, а не в продуктовом бюджете.</w:t>
-      </w:r>
-    </w:p>
-    <w:bookmarkEnd w:id="260"/>
-    <w:bookmarkStart w:id="261" w:name="X03b7d17515dfb0fa325e5abe632a714a253f117"/>
-    <w:p>
-      <w:pPr>
-        <w:pStyle w:val="Heading2"/>
-      </w:pPr>
-      <w:r>
-        <w:t xml:space="preserve">29.3. Сырьевая строка: как посчитать свою за час</w:t>
-      </w:r>
-    </w:p>
-    <w:p>
-      <w:pPr>
-        <w:pStyle w:val="FirstParagraph"/>
-      </w:pPr>
-      <w:r>
-        <w:t xml:space="preserve">Формула (методика — приложение 25): расходы на продукты за месяц ÷ число жителей ÷ число дней = руб./житель/день. Три правила интерпретации: считать только продукты (без труда и коммуналки); сравнивать с собой в динамике и с региональными коллегами, а не с зарубежными долларами (структуры цен разные); публиковать — учредителю и совету жителей, потому что прозрачность строки во всех изученных странах работала на её рост</w:t>
-      </w:r>
-      <w:r>
-        <w:t xml:space="preserve">81</w:t>
-      </w:r>
-      <w:r>
-        <w:t xml:space="preserve">91</w:t>
-      </w:r>
-      <w:r>
         <w:t xml:space="preserve">. Если никто в доме не может назвать эту цифру за пять минут — это первая находка аудита (раздел 22).</w:t>
       </w:r>
     </w:p>
-    <w:bookmarkEnd w:id="261"/>
-    <w:bookmarkStart w:id="262" w:name="Xfd5842f1638c74ce1d0f1ded882b52d11cda34c"/>
+    <w:bookmarkEnd w:id="264"/>
+    <w:bookmarkStart w:id="265" w:name="Xfd5842f1638c74ce1d0f1ded882b52d11cda34c"/>
     <w:p>
       <w:pPr>
         <w:pStyle w:val="Heading2"/>
@@ -17249,8 +17413,8 @@
         <w:t xml:space="preserve">Расчёт иллюстративный; пропорции устанавливаются статистикой выбора.</w:t>
       </w:r>
     </w:p>
-    <w:bookmarkEnd w:id="262"/>
-    <w:bookmarkStart w:id="263" w:name="отходы-единственная-честная-экономия"/>
+    <w:bookmarkEnd w:id="265"/>
+    <w:bookmarkStart w:id="266" w:name="отходы-единственная-честная-экономия"/>
     <w:p>
       <w:pPr>
         <w:pStyle w:val="Heading2"/>
@@ -17280,14 +17444,14 @@
         <w:t xml:space="preserve">. Семидневный замер отходов до пилота и через 90 дней даёт собственную цифру, которая и есть честный ответ на вопрос «сколько экономит выбор» — у вас, а не в среднем. Международные аналоги (снижение остатков при улучшении качества и выбора) существуют</w:t>
       </w:r>
       <w:r>
-        <w:t xml:space="preserve">95</w:t>
+        <w:t xml:space="preserve">98</w:t>
       </w:r>
       <w:r>
         <w:t xml:space="preserve">, но переносятся только как гипотеза.</w:t>
       </w:r>
     </w:p>
-    <w:bookmarkEnd w:id="263"/>
-    <w:bookmarkStart w:id="264" w:name="каналы-денег-и-разговор-с-учредителем"/>
+    <w:bookmarkEnd w:id="266"/>
+    <w:bookmarkStart w:id="267" w:name="каналы-денег-и-разговор-с-учредителем"/>
     <w:p>
       <w:pPr>
         <w:pStyle w:val="Heading2"/>
@@ -17304,7 +17468,7 @@
         <w:t xml:space="preserve">Реальные источники изменения продуктовой строки: региональные нормы (их пересмотр — компетенция учредителя/региона), экономия отходов (по замеру), пожертвования и целевые программы, буфетная выручка (если предусмотрена уставной деятельностью). Инструмент разговора с учредителем — пакет из раздела 38: сырьевая строка в динамике, замер отходов, сравнение с международной механикой прозрачности</w:t>
       </w:r>
       <w:r>
-        <w:t xml:space="preserve">81</w:t>
+        <w:t xml:space="preserve">84</w:t>
       </w:r>
       <w:r>
         <w:t xml:space="preserve">. Австралийский урок для учредителя: надбавка $10 AUD была дана</w:t>
@@ -17320,7 +17484,7 @@
         <w:t xml:space="preserve">в обмен на ежеквартальную отчётность</w:t>
       </w:r>
       <w:r>
-        <w:t xml:space="preserve">81</w:t>
+        <w:t xml:space="preserve">84</w:t>
       </w:r>
       <w:r>
         <w:t xml:space="preserve"> </w:t>
@@ -17329,8 +17493,8 @@
         <w:t xml:space="preserve">— предложить такую конструкцию (прозрачность строки в обмен на её увеличение) может и российский директор.</w:t>
       </w:r>
     </w:p>
-    <w:bookmarkEnd w:id="264"/>
-    <w:bookmarkStart w:id="265" w:name="ловушка-экономии"/>
+    <w:bookmarkEnd w:id="267"/>
+    <w:bookmarkStart w:id="268" w:name="ловушка-экономии"/>
     <w:p>
       <w:pPr>
         <w:pStyle w:val="Heading2"/>
@@ -17350,14 +17514,14 @@
         <w:t xml:space="preserve">55</w:t>
       </w:r>
       <w:r>
-        <w:t xml:space="preserve">80</w:t>
+        <w:t xml:space="preserve">83</w:t>
       </w:r>
       <w:r>
         <w:t xml:space="preserve">. Директору, которому «режут продукты», аргумент не моральный, а арифметический: покажите полную стоимость недоедания (пневмонии, госпитализации) против копеечной экономии сырьевой строки.</w:t>
       </w:r>
     </w:p>
-    <w:bookmarkEnd w:id="265"/>
-    <w:bookmarkStart w:id="266" w:name="управленческий-вывод-18"/>
+    <w:bookmarkEnd w:id="268"/>
+    <w:bookmarkStart w:id="269" w:name="управленческий-вывод-18"/>
     <w:p>
       <w:pPr>
         <w:pStyle w:val="Heading2"/>
@@ -17374,8 +17538,8 @@
         <w:t xml:space="preserve">Финансовая грамотность темы — три действия: посчитать сырьевую строку (час), замерить отходы (неделя), назвать дефицит числом и выносить его учредителю письменно (постоянно). Вариативность М1–М2 при этом не требует новых денег, но и не обещает экономии до замера. Всё, что сверх этого, — предмет пилота с цифрами, а не убеждений.</w:t>
       </w:r>
     </w:p>
-    <w:bookmarkEnd w:id="266"/>
-    <w:bookmarkStart w:id="267" w:name="отходы-как-замер-превращается-в-рубли"/>
+    <w:bookmarkEnd w:id="269"/>
+    <w:bookmarkStart w:id="270" w:name="отходы-как-замер-превращается-в-рубли"/>
     <w:p>
       <w:pPr>
         <w:pStyle w:val="Heading2"/>
@@ -17392,8 +17556,8 @@
         <w:t xml:space="preserve">Цепочка «замер → вывод → рубль» короче, чем кажется. Замер (приложение 25) даёт граммы на порцию по блюдам; топ-3 блюд по остаткам сверяются с меню-циклом: уходят, уменьшаются в порции или заменяются парой. Перевод в рубли: масса недельных отходов × усреднённая закупочная цена килограмма по фактуре — это ваша фактическая строка «выброшенных денег», первая честная экономическая цифра дома. Три правила интерпретации: отходы не равны нулю нигде (цель — снижение, а не стерильность); тарелочные и кухонные остатки — разные диагнозы (тарелочные — про вкус, размер порции и состояние жителей; кухонные — про планирование объёмов); снижение отходов после введения выбора — гипотеза, подтверждаемая только повторным замером через 90 дней, и если замер её не подтвердил, это такой же результат. Иллюстративный расчёт (не замер): дом на 150 жителей, 80 г тарелочных остатков на порцию, 3 приёма пищи — 36 кг в день; при цене условных 250 руб./кг — порядка 9 000 руб. в день потенциала, из которого реально извлекается часть. Цифры условные — порядок действий настоящий.</w:t>
       </w:r>
     </w:p>
-    <w:bookmarkEnd w:id="267"/>
-    <w:bookmarkStart w:id="268" w:name="X92a2e777bc5cbe041d3ea35815016a0cf3abc21"/>
+    <w:bookmarkEnd w:id="270"/>
+    <w:bookmarkStart w:id="271" w:name="X92a2e777bc5cbe041d3ea35815016a0cf3abc21"/>
     <w:p>
       <w:pPr>
         <w:pStyle w:val="Heading2"/>
@@ -17419,17 +17583,17 @@
         <w:t xml:space="preserve">показал пропорцию, которую стоит помнить при любом разговоре об экономии: сырьё — меньшая часть полной стоимости, труд и инфраструктура — большая. Следствие: сокращение сырьевой строки — самая заметная и самая вредная экономия: она бьёт по жителям напрямую, экономит меньшую долю и производит скрытые издержки (вес, здоровье, жалобы, проверки). Обратная стратегия — эффективность большой доли (поток, трудозатраты, отходы) при стабильной сырьевой строке — внешне незаметна и реально действенна. Именно поэтому публикация сырьевой строки (раздел 29.3) — защита жителей: видимая строка сопротивляется сокращению лучше невидимой</w:t>
       </w:r>
       <w:r>
-        <w:t xml:space="preserve">81</w:t>
-      </w:r>
-      <w:r>
-        <w:t xml:space="preserve">91</w:t>
+        <w:t xml:space="preserve">84</w:t>
+      </w:r>
+      <w:r>
+        <w:t xml:space="preserve">94</w:t>
       </w:r>
       <w:r>
         <w:t xml:space="preserve">.</w:t>
       </w:r>
     </w:p>
-    <w:bookmarkEnd w:id="268"/>
-    <w:bookmarkStart w:id="269" w:name="Xe614a08da9ec86ba0a02f73cae0751fbb813a62"/>
+    <w:bookmarkEnd w:id="271"/>
+    <w:bookmarkStart w:id="272" w:name="Xe614a08da9ec86ba0a02f73cae0751fbb813a62"/>
     <w:p>
       <w:pPr>
         <w:pStyle w:val="Heading2"/>
@@ -17452,15 +17616,15 @@
         <w:t xml:space="preserve">); 4) отходы в рублях — факт замера; 5) что сделано без денег — список; 6) эффект — числа до/после; 7) что стоит денег — три позиции с расчётом; 8) цена бездействия — риски в цифрах (отходы, жалобы, проверки</w:t>
       </w:r>
       <w:r>
-        <w:t xml:space="preserve">69</w:t>
+        <w:t xml:space="preserve">72</w:t>
       </w:r>
       <w:r>
         <w:t xml:space="preserve">); 9) просимое решение — одно, конкретное, с датой; 10) что отчётность будет показывать через квартал. Скелет работает потому, что каждый слайд — число или документ; эмоция в разговоре о деньгах проигрывает смете всегда.</w:t>
       </w:r>
     </w:p>
-    <w:bookmarkEnd w:id="269"/>
-    <w:bookmarkEnd w:id="270"/>
-    <w:bookmarkStart w:id="279" w:name="закупки-продуктов-44-фз-без-кошмаров"/>
+    <w:bookmarkEnd w:id="272"/>
+    <w:bookmarkEnd w:id="273"/>
+    <w:bookmarkStart w:id="282" w:name="закупки-продуктов-44-фз-без-кошмаров"/>
     <w:p>
       <w:pPr>
         <w:pStyle w:val="Heading1"/>
@@ -17469,7 +17633,7 @@
         <w:t xml:space="preserve">30. Закупки продуктов: 44-ФЗ без кошмаров</w:t>
       </w:r>
     </w:p>
-    <w:bookmarkStart w:id="271" w:name="рамка-раздела"/>
+    <w:bookmarkStart w:id="274" w:name="рамка-раздела"/>
     <w:p>
       <w:pPr>
         <w:pStyle w:val="Heading2"/>
@@ -17486,8 +17650,8 @@
         <w:t xml:space="preserve">Закупка продуктов для казённого и бюджетного стационарного учреждения, как правило, идёт по 44-ФЗ. Для автономного учреждения режим зависит от положения о закупке: часть операций может идти по 223-ФЗ, а закупки за счёт субсидии на госзадание нередко остаются в контуре 44-ФЗ — это зона юриста и контрактной службы, а не универсальная формула «всем 44-ФЗ». Для директора это зона двух встречных рисков: формальных (нарушение процедуры) и антимонопольных (картель поставщиков или, наоборот, обвинение в ограничении конкуренции). Доклад не заменяет контрактного управляющего и юриста по закупкам; раздел показывает только то, как закупка связана с питанием и вариативностью, и где директор обязан быть грамотным лично.</w:t>
       </w:r>
     </w:p>
-    <w:bookmarkEnd w:id="271"/>
-    <w:bookmarkStart w:id="272" w:name="Xf79f6e94eee3b6b47bd9d8d5ff6105d0035a788"/>
+    <w:bookmarkEnd w:id="274"/>
+    <w:bookmarkStart w:id="275" w:name="Xf79f6e94eee3b6b47bd9d8d5ff6105d0035a788"/>
     <w:p>
       <w:pPr>
         <w:pStyle w:val="Heading2"/>
@@ -17546,8 +17710,8 @@
         <w:t xml:space="preserve">важнее экономии на цене — срыв поставки одной позиции ломает всю цепочку раскладки и таблиц замен.</w:t>
       </w:r>
     </w:p>
-    <w:bookmarkEnd w:id="272"/>
-    <w:bookmarkStart w:id="273" w:name="антимонопольная-зона-практика-фас"/>
+    <w:bookmarkEnd w:id="275"/>
+    <w:bookmarkStart w:id="276" w:name="антимонопольная-зона-практика-фас"/>
     <w:p>
       <w:pPr>
         <w:pStyle w:val="Heading2"/>
@@ -17564,13 +17728,13 @@
         <w:t xml:space="preserve">Проверенная практика показывает масштаб рисков: ФАС раскрыла картель на торгах по поставке социально значимых продуктов — 543 торга на 4,7 млрд рублей (Москва, Московская область, Владимирская область, Дагестан; 2024)</w:t>
       </w:r>
       <w:r>
-        <w:t xml:space="preserve">69</w:t>
+        <w:t xml:space="preserve">72</w:t>
       </w:r>
       <w:r>
         <w:t xml:space="preserve">; в Челябинске — картель на 27 тендерах школьного питания со штрафом и уголовным делом по ст. 178 УК (2025)</w:t>
       </w:r>
       <w:r>
-        <w:t xml:space="preserve">70</w:t>
+        <w:t xml:space="preserve">73</w:t>
       </w:r>
       <w:r>
         <w:t xml:space="preserve">. Для директора учреждения-заказчика выводы три:</w:t>
@@ -17648,8 +17812,8 @@
         <w:t xml:space="preserve">Маркировка: практика ФАС приведена по публичным сообщениям; для конкретных закупочных решений требуется заключение контрактной службы/юриста.</w:t>
       </w:r>
     </w:p>
-    <w:bookmarkEnd w:id="273"/>
-    <w:bookmarkStart w:id="274" w:name="закупка-и-вариативность-стыковка"/>
+    <w:bookmarkEnd w:id="276"/>
+    <w:bookmarkStart w:id="277" w:name="закупка-и-вариативность-стыковка"/>
     <w:p>
       <w:pPr>
         <w:pStyle w:val="Heading2"/>
@@ -17735,8 +17899,8 @@
         <w:t xml:space="preserve">.</w:t>
       </w:r>
     </w:p>
-    <w:bookmarkEnd w:id="274"/>
-    <w:bookmarkStart w:id="275" w:name="аутсорсинг-питания-за-и-против-честно"/>
+    <w:bookmarkEnd w:id="277"/>
+    <w:bookmarkStart w:id="278" w:name="аутсорсинг-питания-за-и-против-честно"/>
     <w:p>
       <w:pPr>
         <w:pStyle w:val="Heading2"/>
@@ -17779,8 +17943,8 @@
         <w:t xml:space="preserve">Рекомендация, не норма.</w:t>
       </w:r>
     </w:p>
-    <w:bookmarkEnd w:id="275"/>
-    <w:bookmarkStart w:id="276" w:name="управленческий-вывод-19"/>
+    <w:bookmarkEnd w:id="278"/>
+    <w:bookmarkStart w:id="279" w:name="управленческий-вывод-19"/>
     <w:p>
       <w:pPr>
         <w:pStyle w:val="Heading2"/>
@@ -17797,8 +17961,8 @@
         <w:t xml:space="preserve">Директор не обязан быть закупщиком, но обязан: понимать, что спецификация определяет стол; закладывать вариативность в план закупок по статистике; знать признаки картеля и канал сообщения в УФАС; документировать приёмку; при аутсорсинге — вписывать выбор в ТЗ. Это пять пунктов грамотности, а не погружение в 44-ФЗ, — и они закрывают главные закупочные риски темы.</w:t>
       </w:r>
     </w:p>
-    <w:bookmarkEnd w:id="276"/>
-    <w:bookmarkStart w:id="277" w:name="Xc6b094f311520c0a49c95737989997e8f2e9c46"/>
+    <w:bookmarkEnd w:id="279"/>
+    <w:bookmarkStart w:id="280" w:name="Xc6b094f311520c0a49c95737989997e8f2e9c46"/>
     <w:p>
       <w:pPr>
         <w:pStyle w:val="Heading2"/>
@@ -17895,8 +18059,8 @@
         <w:t xml:space="preserve">ответственный и форма акта — претензионная работа без этой строки превращается в обиды. Каждая строка согласуется с контрактной службой заранее; конфликт «меню против контракта» — всегда симптом того, что меню меняли, а спецификацию нет.</w:t>
       </w:r>
     </w:p>
-    <w:bookmarkEnd w:id="277"/>
-    <w:bookmarkStart w:id="278" w:name="Xcb9bc508e998886b8ef45b6c72d85e603527671"/>
+    <w:bookmarkEnd w:id="280"/>
+    <w:bookmarkStart w:id="281" w:name="Xcb9bc508e998886b8ef45b6c72d85e603527671"/>
     <w:p>
       <w:pPr>
         <w:pStyle w:val="Heading2"/>
@@ -17913,21 +18077,21 @@
         <w:t xml:space="preserve">Масштаб проблемы измерим: ФАС фиксировала картели на сотнях торгов по соцпитанию (543 торга на 4,7 млрд руб. за 2024 год)</w:t>
       </w:r>
       <w:r>
-        <w:t xml:space="preserve">69</w:t>
+        <w:t xml:space="preserve">72</w:t>
       </w:r>
       <w:r>
         <w:t xml:space="preserve">, а региональные дела доходят до штрафов в миллионы рублей</w:t>
       </w:r>
       <w:r>
-        <w:t xml:space="preserve">70</w:t>
+        <w:t xml:space="preserve">73</w:t>
       </w:r>
       <w:r>
         <w:t xml:space="preserve">. Директор — не следователь, но три признака обязан уметь видеть в своих закупках: одни и те же два-три поставщика поочерёдно «выигрывают» с близкими ценами годами; снижение от начальной цены ритуально мало (доли процента); «проигравший» в этом торге побеждает в соседнем с тем же раскладом. Один признак — не доказательство; устойчивая картина — основание для информации учредителя и, при его согласии, обращения в ФАС (анонимность заявителя законом предусмотрена). Прагматический смысл для темы доклада: картельная закупка — скрытый налог на сырьевую строку; разговор «дорого варить два варианта» иногда стоит начинать не с кухни, а с цен закупки.</w:t>
       </w:r>
     </w:p>
-    <w:bookmarkEnd w:id="278"/>
-    <w:bookmarkEnd w:id="279"/>
-    <w:bookmarkStart w:id="289" w:name="Xd2fa706ae8e58f95f3b875ca550f34ac645a139"/>
+    <w:bookmarkEnd w:id="281"/>
+    <w:bookmarkEnd w:id="282"/>
+    <w:bookmarkStart w:id="292" w:name="Xd2fa706ae8e58f95f3b875ca550f34ac645a139"/>
     <w:p>
       <w:pPr>
         <w:pStyle w:val="Heading1"/>
@@ -17936,7 +18100,7 @@
         <w:t xml:space="preserve">31. Документальный комплект: как практика становится системой</w:t>
       </w:r>
     </w:p>
-    <w:bookmarkStart w:id="280" w:name="Xfb5f4c79176c340cafda470c3e412816b75618a"/>
+    <w:bookmarkStart w:id="283" w:name="Xfb5f4c79176c340cafda470c3e412816b75618a"/>
     <w:p>
       <w:pPr>
         <w:pStyle w:val="Heading2"/>
@@ -17966,8 +18130,8 @@
         <w:t xml:space="preserve">, требующие адаптации под региональные нормы и согласования.</w:t>
       </w:r>
     </w:p>
-    <w:bookmarkEnd w:id="280"/>
-    <w:bookmarkStart w:id="281" w:name="шесть-базовых-документов"/>
+    <w:bookmarkEnd w:id="283"/>
+    <w:bookmarkStart w:id="284" w:name="шесть-базовых-документов"/>
     <w:p>
       <w:pPr>
         <w:pStyle w:val="Heading2"/>
@@ -18138,8 +18302,8 @@
         <w:t xml:space="preserve">.</w:t>
       </w:r>
     </w:p>
-    <w:bookmarkEnd w:id="281"/>
-    <w:bookmarkStart w:id="282" w:name="три-клинических-документа"/>
+    <w:bookmarkEnd w:id="284"/>
+    <w:bookmarkStart w:id="285" w:name="три-клинических-документа"/>
     <w:p>
       <w:pPr>
         <w:pStyle w:val="Heading2"/>
@@ -18208,8 +18372,8 @@
         <w:t xml:space="preserve">(раздел 12, приложение 9): дата, приём пищи, обстоятельства, действия. Правило эскалации: три отказа подряд — врач в тот же день.</w:t>
       </w:r>
     </w:p>
-    <w:bookmarkEnd w:id="282"/>
-    <w:bookmarkStart w:id="283" w:name="три-управленческих-документа"/>
+    <w:bookmarkEnd w:id="285"/>
+    <w:bookmarkStart w:id="286" w:name="три-управленческих-документа"/>
     <w:p>
       <w:pPr>
         <w:pStyle w:val="Heading2"/>
@@ -18269,8 +18433,8 @@
         <w:t xml:space="preserve">(раздел 22, приложение 35): 12 чисел на одном листе — от отходов до доли выбирающих. Панель — не отчётность наверх, а инструмент самопроверки.</w:t>
       </w:r>
     </w:p>
-    <w:bookmarkEnd w:id="283"/>
-    <w:bookmarkStart w:id="284" w:name="учётная-форма-что-сказать-честно"/>
+    <w:bookmarkEnd w:id="286"/>
+    <w:bookmarkStart w:id="287" w:name="учётная-форма-что-сказать-честно"/>
     <w:p>
       <w:pPr>
         <w:pStyle w:val="Heading2"/>
@@ -18287,14 +18451,14 @@
         <w:t xml:space="preserve">Для учёта продуктов в СОСО применяются формы по приказу Минфина 52н; переход на электронные формы идёт поэтапно через приказы 61н, 142н, 100н, 157н, 174н</w:t>
       </w:r>
       <w:r>
-        <w:t xml:space="preserve">96</w:t>
+        <w:t xml:space="preserve">99</w:t>
       </w:r>
       <w:r>
         <w:t xml:space="preserve">. Практическое правило: не называйте конкретную форму «обязательной для вас», пока это не подтвердил учредитель или региональный орган — статус форм менялся не раз, а ошибка в обосновании документа обесценивает весь комплект. Форма учёта — не препятствие вариативности: журнал заказа живёт рядом с любой учётной формой, а не вместо неё.</w:t>
       </w:r>
     </w:p>
-    <w:bookmarkEnd w:id="284"/>
-    <w:bookmarkStart w:id="285" w:name="управленческий-вывод-20"/>
+    <w:bookmarkEnd w:id="287"/>
+    <w:bookmarkStart w:id="288" w:name="управленческий-вывод-20"/>
     <w:p>
       <w:pPr>
         <w:pStyle w:val="Heading2"/>
@@ -18311,8 +18475,8 @@
         <w:t xml:space="preserve">Двенадцать документов — это один компактный пакет, а не библиотека. Соберите его за неделю из приложений 1–36, подпишите приказ, покажите учредителю — и ваша практика перестанёт зависеть от того, кто сегодня стоит у раздачи.</w:t>
       </w:r>
     </w:p>
-    <w:bookmarkEnd w:id="285"/>
-    <w:bookmarkStart w:id="286" w:name="порядок-сборки-комплекта-за-неделю"/>
+    <w:bookmarkEnd w:id="288"/>
+    <w:bookmarkStart w:id="289" w:name="порядок-сборки-комплекта-за-неделю"/>
     <w:p>
       <w:pPr>
         <w:pStyle w:val="Heading2"/>
@@ -18329,8 +18493,8 @@
         <w:t xml:space="preserve">Комплект из двенадцати документов пугает списком и успокаивает порядком: собирается он за пять рабочих дней при условии, что приложения 1–36 используются как заготовки, а не как чистый лист. День 1: приказ об ответственных и приказ о пилоте (приложения 17, 28) — фамилии и даты решают половину вопросов. День 2: положение о питании с разделом о вариативности (приложение 29) — самый длинный документ, 60 % текста берётся из заготовки. День 3: клинический блок с врачом — лекарственно-пищевая таблица, список риска, журнал отказов (приложение 21, 9); без подписи врача день не заканчивать. День 4: операционный блок — журналы заказа/замен/срывов, меню с парами, пищевые карты первой очереди (группа риска и неговорящие — первыми, остальные — в течение квартала). День 5: управленческий блок — регламент совета (приложение 30), панель (приложение 35), письмо учредителю. Проверка собранного — двумя вопросами: может ли новый сотрудник по этой папке понять свои действия за час; отвечает ли папка на три вопроса проверяющего из раздела 32. Если два «да» — комплект работает; дальше его задача — только актуализироваться.</w:t>
       </w:r>
     </w:p>
-    <w:bookmarkEnd w:id="286"/>
-    <w:bookmarkStart w:id="287" w:name="когда-документов-слишком-много"/>
+    <w:bookmarkEnd w:id="289"/>
+    <w:bookmarkStart w:id="290" w:name="когда-документов-слишком-много"/>
     <w:p>
       <w:pPr>
         <w:pStyle w:val="Heading2"/>
@@ -18347,8 +18511,8 @@
         <w:t xml:space="preserve">Антипаттерн комплекта — раздувание: положение на сорока страницах, журналы на двенадцати графах, карты на шести листах. Признак избыточности один: форма не заполняется в ритме смены. Правило сокращения обратное правилу сборки: каждая графа каждого журнала обязана отвечать на вопрос «какое решение принимается по этой графе»; графа без решения удаляется без сожаления. Лучший комплект — самый короткий из полностью работающих: проверяющему нужна доказуемость, смене — выполнимость, и у обоих запросов общий знаменатель — краткость.</w:t>
       </w:r>
     </w:p>
-    <w:bookmarkEnd w:id="287"/>
-    <w:bookmarkStart w:id="288" w:name="жизненный-цикл-документа-пересмотр"/>
+    <w:bookmarkEnd w:id="290"/>
+    <w:bookmarkStart w:id="291" w:name="жизненный-цикл-документа-пересмотр"/>
     <w:p>
       <w:pPr>
         <w:pStyle w:val="Heading2"/>
@@ -18365,15 +18529,15 @@
         <w:t xml:space="preserve">Документ без даты пересмотра стареет молча и опасно. Расписание комплекта: меню и пары — по циклу пересчёта (раздел 21.9); лекарственно-пищевая таблица — при каждой смене назначений и не реже раза в квартал; список риска — ежемесячно; положение — раз в год с оглядкой на изменения норм (учётные формы меняются этапами</w:t>
       </w:r>
       <w:r>
-        <w:t xml:space="preserve">96</w:t>
+        <w:t xml:space="preserve">99</w:t>
       </w:r>
       <w:r>
         <w:t xml:space="preserve">); панель — ежеквартально. Ответственный за актуальность каждого документа — в приказе об ответственных, одной строкой на документ. Проверка старения — вопросом при обходе: «покажите, когда это менялось последний раз»; документ, не менявшийся год в живой системе, либо мёртв, либо система неживая.</w:t>
       </w:r>
     </w:p>
-    <w:bookmarkEnd w:id="288"/>
-    <w:bookmarkEnd w:id="289"/>
-    <w:bookmarkStart w:id="298" w:name="X86e9f53ab16b6b17dd6a298d92c11c9b169e6eb"/>
+    <w:bookmarkEnd w:id="291"/>
+    <w:bookmarkEnd w:id="292"/>
+    <w:bookmarkStart w:id="301" w:name="X86e9f53ab16b6b17dd6a298d92c11c9b169e6eb"/>
     <w:p>
       <w:pPr>
         <w:pStyle w:val="Heading1"/>
@@ -18382,7 +18546,7 @@
         <w:t xml:space="preserve">32. Как отвечать проверяющему: сценарий диалога без страха</w:t>
       </w:r>
     </w:p>
-    <w:bookmarkStart w:id="290" w:name="почему-этот-раздел-отдельно"/>
+    <w:bookmarkStart w:id="293" w:name="почему-этот-раздел-отдельно"/>
     <w:p>
       <w:pPr>
         <w:pStyle w:val="Heading2"/>
@@ -18399,10 +18563,10 @@
         <w:t xml:space="preserve">Главный барьер вариативности, который называют директора, — не деньги и не санитария, а фраза «придут и спросят». Страх реальный, но размытый: редко кто может сказать, кто именно придёт и что именно спросит. Раздел разбирает проверку на составляющие и даёт сценарий ответа для каждого типа вопроса. Основа — материалы реальных административных дел</w:t>
       </w:r>
       <w:r>
-        <w:t xml:space="preserve">69</w:t>
-      </w:r>
-      <w:r>
-        <w:t xml:space="preserve">70</w:t>
+        <w:t xml:space="preserve">72</w:t>
+      </w:r>
+      <w:r>
+        <w:t xml:space="preserve">73</w:t>
       </w:r>
       <w:r>
         <w:t xml:space="preserve"> </w:t>
@@ -18417,8 +18581,8 @@
         <w:t xml:space="preserve">; это не консультация юриста по конкретному делу.</w:t>
       </w:r>
     </w:p>
-    <w:bookmarkEnd w:id="290"/>
-    <w:bookmarkStart w:id="291" w:name="кто-приходит-и-что-проверяет"/>
+    <w:bookmarkEnd w:id="293"/>
+    <w:bookmarkStart w:id="294" w:name="кто-приходит-и-что-проверяет"/>
     <w:p>
       <w:pPr>
         <w:pStyle w:val="Heading2"/>
@@ -18493,8 +18657,8 @@
         <w:t xml:space="preserve">. Прокурорский вопрос формулируется как «были ли нарушены права»; журнал отказов и документированный выбор — это ответ, а не уязвимость.</w:t>
       </w:r>
     </w:p>
-    <w:bookmarkEnd w:id="291"/>
-    <w:bookmarkStart w:id="292" w:name="три-вопроса-и-три-ответа"/>
+    <w:bookmarkEnd w:id="294"/>
+    <w:bookmarkStart w:id="295" w:name="три-вопроса-и-три-ответа"/>
     <w:p>
       <w:pPr>
         <w:pStyle w:val="Heading2"/>
@@ -18581,8 +18745,8 @@
         <w:t xml:space="preserve">.</w:t>
       </w:r>
     </w:p>
-    <w:bookmarkEnd w:id="292"/>
-    <w:bookmarkStart w:id="293" w:name="чего-не-говорить-проверяющему"/>
+    <w:bookmarkEnd w:id="295"/>
+    <w:bookmarkStart w:id="296" w:name="чего-не-говорить-проверяющему"/>
     <w:p>
       <w:pPr>
         <w:pStyle w:val="Heading2"/>
@@ -18599,8 +18763,8 @@
         <w:t xml:space="preserve">Три ошибки из практики: не говорите «так теперь везде» (неправда и не аргумент); не говорите «нам диетолог разрешил» (должности диетолога может не быть в штате — это уязвимость, а не защита); не говорите «жители сами захотели» без документа (устная воля не проверяема; пищевая карта и протокол совета жителей — проверяемы). Общее правило: каждая устная фраза должна иметь бумажный двойник в комплекте из раздела 31.</w:t>
       </w:r>
     </w:p>
-    <w:bookmarkEnd w:id="293"/>
-    <w:bookmarkStart w:id="294" w:name="если-замечание-всё-же-выписано"/>
+    <w:bookmarkEnd w:id="296"/>
+    <w:bookmarkStart w:id="297" w:name="если-замечание-всё-же-выписано"/>
     <w:p>
       <w:pPr>
         <w:pStyle w:val="Heading2"/>
@@ -18617,7 +18781,7 @@
         <w:t xml:space="preserve">Порядок действий: зафиксировать формулировку замечания точно; запросить норму, на которую ссылаются (по опыту административных дел, немотивированные отсылки к «нарушению порядка» разваливаются при запросе конкретики)</w:t>
       </w:r>
       <w:r>
-        <w:t xml:space="preserve">69</w:t>
+        <w:t xml:space="preserve">72</w:t>
       </w:r>
       <w:r>
         <w:t xml:space="preserve">; подключить учредителя на стадии возражения, а не после постановления; при штрафе — оценивать перспективу обжалования с учётом практики ВС РФ по делам о питании</w:t>
@@ -18629,8 +18793,8 @@
         <w:t xml:space="preserve">. Данных о процентах отменённых замечаний по вариативному питанию нет — тема в судебной практике не выделена; не выдумывайте статистику даже для внутреннего успокоения.</w:t>
       </w:r>
     </w:p>
-    <w:bookmarkEnd w:id="294"/>
-    <w:bookmarkStart w:id="295" w:name="управленческий-вывод-21"/>
+    <w:bookmarkEnd w:id="297"/>
+    <w:bookmarkStart w:id="298" w:name="управленческий-вывод-21"/>
     <w:p>
       <w:pPr>
         <w:pStyle w:val="Heading2"/>
@@ -18647,8 +18811,8 @@
         <w:t xml:space="preserve">Проверка перестаёт быть лотереей, когда у каждого возможного вопроса есть документ. Соберите комплект до старта пилота (раздел 35), а не после первого звонка из надзора.</w:t>
       </w:r>
     </w:p>
-    <w:bookmarkEnd w:id="295"/>
-    <w:bookmarkStart w:id="296" w:name="Xf7ca2244d8ae2e039b2d3a38a787cfe7c921c0c"/>
+    <w:bookmarkEnd w:id="298"/>
+    <w:bookmarkStart w:id="299" w:name="Xf7ca2244d8ae2e039b2d3a38a787cfe7c921c0c"/>
     <w:p>
       <w:pPr>
         <w:pStyle w:val="Heading2"/>
@@ -18665,8 +18829,8 @@
         <w:t xml:space="preserve">Оптимальная конструкция — отдельная папка «Питание: проверки», собранная заранее и лежащая у заместителя, а не в сейфе директора. Состав: приказы (о питании, о пилоте, об ответственных); положение с разделом о вариативности; меню с парами и обоснованием эквивалентности; журналы за последний квартал (заказ, замены, отказы, срывы); санитарный блок (пробы, температуры, паспорт второй гастроёмкости — раздел 18.9); клинический блок (таблица, список риска — подписи врача); панель чисел; переписка с учредителем; протоколы совета жителей. Десять разделов папки отвечают на десять типовых вопросов; проверка, при которой ответ на каждый вопрос доставляется за минуту, меняет характер сама собой — она превращается из допроса в сверку. Правило поддержки папки: актуальность — квартал; папка с прошлогодними журналами хуже отсутствующей, потому что создаёт видимость при её отсутствии.</w:t>
       </w:r>
     </w:p>
-    <w:bookmarkEnd w:id="296"/>
-    <w:bookmarkStart w:id="297" w:name="поведение-при-проверке-пять-правил"/>
+    <w:bookmarkEnd w:id="299"/>
+    <w:bookmarkStart w:id="300" w:name="поведение-при-проверке-пять-правил"/>
     <w:p>
       <w:pPr>
         <w:pStyle w:val="Heading2"/>
@@ -18683,9 +18847,9 @@
         <w:t xml:space="preserve">Первое: отвечать на заданный вопрос, не сопровождая его экскурсией — лишняя информация порождает новые вопросы. Второе: факты показывать документом, а не словом; «у нас ведётся журнал» без журнала — антиответ. Третье: не спорить в коридоре — несогласие оформляется письменно после; коридорный спор проигрывается всегда, письменное возражение — иногда выигрывается. Четвёртое: фиксировать ход проверки своей записью (кто, что спросил, что показано) — она станет основой возражений. Пятое: не подписывать акт с формулировками, которых не понимаете, — подпись с оговоркой «с формулировкой не согласен, возражения будут представлены» сохраняет позицию; молчаливая подпись её хоронит.</w:t>
       </w:r>
     </w:p>
-    <w:bookmarkEnd w:id="297"/>
-    <w:bookmarkEnd w:id="298"/>
-    <w:bookmarkStart w:id="307" w:name="Xae0ad74d1a4a4d7fc9855bf766fceb7fa212e2e"/>
+    <w:bookmarkEnd w:id="300"/>
+    <w:bookmarkEnd w:id="301"/>
+    <w:bookmarkStart w:id="310" w:name="Xae0ad74d1a4a4d7fc9855bf766fceb7fa212e2e"/>
     <w:p>
       <w:pPr>
         <w:pStyle w:val="Heading1"/>
@@ -18694,7 +18858,7 @@
         <w:t xml:space="preserve">33. Ответственность директора: честная карта рисков без запугивания</w:t>
       </w:r>
     </w:p>
-    <w:bookmarkStart w:id="299" w:name="принцип-раздела-1"/>
+    <w:bookmarkStart w:id="302" w:name="принцип-раздела-1"/>
     <w:p>
       <w:pPr>
         <w:pStyle w:val="Heading2"/>
@@ -18711,8 +18875,8 @@
         <w:t xml:space="preserve">В управленческой литературе ответственность подают двумя вредными способами: запугиванием («посадят за всё») или успокоением («ничего не будет»). Оба мешают решениям. Здесь — карта: какие составы реально применялись к организациям соцобслуживания по «пищевым» сюжетам, какие существуют на бумаге, и как вариативность меняет (и не меняет) риск-профиль. Это обзор практики, не юридическое заключение.</w:t>
       </w:r>
     </w:p>
-    <w:bookmarkEnd w:id="299"/>
-    <w:bookmarkStart w:id="300" w:name="что-реально-применялось-коап-ст.-6.6"/>
+    <w:bookmarkEnd w:id="302"/>
+    <w:bookmarkStart w:id="303" w:name="что-реально-применялось-коап-ст.-6.6"/>
     <w:p>
       <w:pPr>
         <w:pStyle w:val="Heading2"/>
@@ -18758,8 +18922,8 @@
         <w:t xml:space="preserve">. ВС РФ прекратил производство по делу, указав, что дом-интернат не является организацией общественного питания: он организует питание проживающих в рамках социальной услуги, а не реализует услуги питания населению. Вывод управленческий двоякий: квалификация «питание — часть соцуслуги» защищает учреждение от чужих норм об общепите, но не отменяет требований к организации питания по санитарным правилам — и полный документальный след (меню, акты, журналы) остаётся главной защитой при любой проверке.</w:t>
       </w:r>
     </w:p>
-    <w:bookmarkEnd w:id="300"/>
-    <w:bookmarkStart w:id="301" w:name="уголовные-составы-где-граница-реальности"/>
+    <w:bookmarkEnd w:id="303"/>
+    <w:bookmarkStart w:id="304" w:name="уголовные-составы-где-граница-реальности"/>
     <w:p>
       <w:pPr>
         <w:pStyle w:val="Heading2"/>
@@ -18776,8 +18940,8 @@
         <w:t xml:space="preserve">УК ст. 238 (услуги, не отвечающие требованиям безопасности), 285/286 (злоупотребление и превышение полномочий), 293 (халатность) существуют и формально применимы к руководителям учреждений. Но: публичных дел против директоров ПНИ именно по организации питания в проверке не обнаружено. Реальный риск-градиент выглядит так: жалобы и прокурорские представления (часто) → административные дела по 6.6 (реже, но есть) → уголовные составы (по пищевым сюжетам — не выявлено в публичной практике). Запугивание уголовными статьями в этом контексте — слоп; игнорирование административного контура — легкомыслие.</w:t>
       </w:r>
     </w:p>
-    <w:bookmarkEnd w:id="301"/>
-    <w:bookmarkStart w:id="302" w:name="X8578f743018a339eeec49667b1a735cd25157ae"/>
+    <w:bookmarkEnd w:id="304"/>
+    <w:bookmarkStart w:id="305" w:name="X8578f743018a339eeec49667b1a735cd25157ae"/>
     <w:p>
       <w:pPr>
         <w:pStyle w:val="Heading2"/>
@@ -18834,8 +18998,8 @@
         <w:t xml:space="preserve">Два варианта без документов = «отступление от меню»; замена без записи = «не докормили»; выбор без связи с лечебным питанием = риск для жителей с диетами. Риск-профиль вариативности — не в самой вариативности, а в полноте её документального контура (разделы 31–32).</w:t>
       </w:r>
     </w:p>
-    <w:bookmarkEnd w:id="302"/>
-    <w:bookmarkStart w:id="303" w:name="Xd0d5df4d0362f8243993f2ef7dd98d147cfb5ae"/>
+    <w:bookmarkEnd w:id="305"/>
+    <w:bookmarkStart w:id="306" w:name="Xd0d5df4d0362f8243993f2ef7dd98d147cfb5ae"/>
     <w:p>
       <w:pPr>
         <w:pStyle w:val="Heading2"/>
@@ -18852,8 +19016,8 @@
         <w:t xml:space="preserve">Первое: решения о вариативности — коллегиальные и документированные (приказ, протокол совета, согласование с учредителем). Единоличное устное распоряжение — самый уязвимый формат. Второе: клинические границы определяет врач, а не директор — директор отвечает за исполнение врачебных назначений, не за их содержание (дисфагия, взаимодействия, диеты — разделы 10–11). Третье: жалоба — это сигнал системы, а не личная атака; регламент разбора инцидентов и жалоб (приложение 34) снимает с директора роль «бьющегося за каждый эпизод» и возвращает роль управляющего системой.</w:t>
       </w:r>
     </w:p>
-    <w:bookmarkEnd w:id="303"/>
-    <w:bookmarkStart w:id="304" w:name="управленческий-вывод-22"/>
+    <w:bookmarkEnd w:id="306"/>
+    <w:bookmarkStart w:id="307" w:name="управленческий-вывод-22"/>
     <w:p>
       <w:pPr>
         <w:pStyle w:val="Heading2"/>
@@ -18870,8 +19034,8 @@
         <w:t xml:space="preserve">Риск вариативности с документами ниже риска бездокументной монотонности: первый защищён журналами и согласованиями, второй беззащитен перед первой же жалобой. Считайте риск по документам, а не по страшилкам.</w:t>
       </w:r>
     </w:p>
-    <w:bookmarkEnd w:id="304"/>
-    <w:bookmarkStart w:id="305" w:name="Xec44ad10fff4c8b0e5329a21544942ba6e4c128"/>
+    <w:bookmarkEnd w:id="307"/>
+    <w:bookmarkStart w:id="308" w:name="Xec44ad10fff4c8b0e5329a21544942ba6e4c128"/>
     <w:p>
       <w:pPr>
         <w:pStyle w:val="Heading2"/>
@@ -18888,10 +19052,10 @@
         <w:t xml:space="preserve">Сверяя карту рисков с практикой дел</w:t>
       </w:r>
       <w:r>
-        <w:t xml:space="preserve">69</w:t>
-      </w:r>
-      <w:r>
-        <w:t xml:space="preserve">70</w:t>
+        <w:t xml:space="preserve">72</w:t>
+      </w:r>
+      <w:r>
+        <w:t xml:space="preserve">73</w:t>
       </w:r>
       <w:r>
         <w:t xml:space="preserve">, можно собрать четыре элемента, статистически значимее любых «правильных намерений».</w:t>
@@ -18961,8 +19125,8 @@
         <w:t xml:space="preserve">документы, называющие себя проектами и требующими согласования, не дают оснований для претензии «самоуправство»; документы, изображающие нормативность, которой у них нет, — дают. Общий принцип: личный риск директора определяется не смелостью изменений, а качеством следа, который изменения оставляют.</w:t>
       </w:r>
     </w:p>
-    <w:bookmarkEnd w:id="305"/>
-    <w:bookmarkStart w:id="306" w:name="X49575f6d642f4885b7d15cc1fdf605eeb805b96"/>
+    <w:bookmarkEnd w:id="308"/>
+    <w:bookmarkStart w:id="309" w:name="X49575f6d642f4885b7d15cc1fdf605eeb805b96"/>
     <w:p>
       <w:pPr>
         <w:pStyle w:val="Heading2"/>
@@ -18979,9 +19143,9 @@
         <w:t xml:space="preserve">Остаётся нематериальный слой: страх ответственности — главный тормоз темы, и он не снимается документами полностью. Три рабочих приёма из управленческой практики: разделить риск (коллегиальные решения делят не только юридическую, но и эмоциональную цену); ограничить масштаб первого шага (пилот одной точки — это риск размером с отделение, а не с карьеру); назначить дату пересмотра (решение с датой пересмотра переживается как эксперимент, решение «навсегда» — как приговор). Здравый страх — часть профессии директора; задача раздела не «не бояться», а сделать так, чтобы бояться было нечего конкретно.</w:t>
       </w:r>
     </w:p>
-    <w:bookmarkEnd w:id="306"/>
-    <w:bookmarkEnd w:id="307"/>
-    <w:bookmarkStart w:id="316" w:name="X832af1afcb71eeb12cff204b7ceed6576a17967"/>
+    <w:bookmarkEnd w:id="309"/>
+    <w:bookmarkEnd w:id="310"/>
+    <w:bookmarkStart w:id="319" w:name="X832af1afcb71eeb12cff204b7ceed6576a17967"/>
     <w:p>
       <w:pPr>
         <w:pStyle w:val="Heading1"/>
@@ -18990,7 +19154,7 @@
         <w:t xml:space="preserve">34. Права жителей и совет жителей: от объекта заботы к соавтору меню</w:t>
       </w:r>
     </w:p>
-    <w:bookmarkStart w:id="308" w:name="правовая-рамка-без-натяжек"/>
+    <w:bookmarkStart w:id="311" w:name="правовая-рамка-без-натяжек"/>
     <w:p>
       <w:pPr>
         <w:pStyle w:val="Heading2"/>
@@ -19013,7 +19177,7 @@
         <w:t xml:space="preserve">. Конвенция о правах инвалидов — ст. 28 (достаточный жизненный уровень и питание), а также Замечание общего порядка № 1 Комитета по правам инвалидов: поддержка в осуществлении правоспособности требует узнавать волю и предпочтения человека, а не решать «за него»</w:t>
       </w:r>
       <w:r>
-        <w:t xml:space="preserve">71</w:t>
+        <w:t xml:space="preserve">74</w:t>
       </w:r>
       <w:r>
         <w:t xml:space="preserve">26</w:t>
@@ -19022,8 +19186,8 @@
         <w:t xml:space="preserve">. Сколько-нибудь развитой правовой конструкции «права на выбор блюда» в российском законе нет — это честная серая зона (раздел 17): выбор внедряется как способ реализации уже существующих прав, а не как новое право из ниоткуда.</w:t>
       </w:r>
     </w:p>
-    <w:bookmarkEnd w:id="308"/>
-    <w:bookmarkStart w:id="309" w:name="три-модели-участия-жителей"/>
+    <w:bookmarkEnd w:id="311"/>
+    <w:bookmarkStart w:id="312" w:name="три-модели-участия-жителей"/>
     <w:p>
       <w:pPr>
         <w:pStyle w:val="Heading2"/>
@@ -19089,8 +19253,8 @@
         <w:t xml:space="preserve">. Совет обсуждает меню до его утверждения, проводит дегустации новых позиций, собирает и ранжирует пожелания, получает отчёт о том, что с пожеланиями стало. Это единственная модель, где участие переживает смену заведующих отделениями.</w:t>
       </w:r>
     </w:p>
-    <w:bookmarkEnd w:id="309"/>
-    <w:bookmarkStart w:id="310" w:name="X140b312f056c2d211e38b4df315efdff0d71fd5"/>
+    <w:bookmarkEnd w:id="312"/>
+    <w:bookmarkStart w:id="313" w:name="X140b312f056c2d211e38b4df315efdff0d71fd5"/>
     <w:p>
       <w:pPr>
         <w:pStyle w:val="Heading2"/>
@@ -19153,8 +19317,8 @@
         <w:t xml:space="preserve">Ежемесячное заседание с коротким протоколом (форма — приложение 30). Протокол — не бюрократия, а доказательство для раздела 32: «жители сами захотели» со ссылкой на протокол — проверяемое утверждение.</w:t>
       </w:r>
     </w:p>
-    <w:bookmarkEnd w:id="310"/>
-    <w:bookmarkStart w:id="311" w:name="X48b295efc9c9e25a05e1ba30e75a7c30cc4c504"/>
+    <w:bookmarkEnd w:id="313"/>
+    <w:bookmarkStart w:id="314" w:name="X48b295efc9c9e25a05e1ba30e75a7c30cc4c504"/>
     <w:p>
       <w:pPr>
         <w:pStyle w:val="Heading2"/>
@@ -19192,8 +19356,8 @@
         <w:t xml:space="preserve">.</w:t>
       </w:r>
     </w:p>
-    <w:bookmarkEnd w:id="311"/>
-    <w:bookmarkStart w:id="312" w:name="Xd5a639ac4ab2e56cc18b3700a78287f73118972"/>
+    <w:bookmarkEnd w:id="314"/>
+    <w:bookmarkStart w:id="315" w:name="Xd5a639ac4ab2e56cc18b3700a78287f73118972"/>
     <w:p>
       <w:pPr>
         <w:pStyle w:val="Heading2"/>
@@ -19210,8 +19374,8 @@
         <w:t xml:space="preserve">Если опекун — учреждение, то в совете по питанию учреждение потенциально голосует за жителя. Антидоты из раздела 16: приоритет зафиксированной пищевой биографии над «усреднённым благом»; привлечение независимых представителей, где они есть; фиксация разногласий в протоколе, а не их сглаживание. Формула для локального акта: «при расхождении позиции администрации с зафиксированными предпочтениями жителя приоритет имеют предпочтения, если они не противоречат назначениям врача» — она переводит конфликт из морального поля в процедурное.</w:t>
       </w:r>
     </w:p>
-    <w:bookmarkEnd w:id="312"/>
-    <w:bookmarkStart w:id="313" w:name="управленческий-вывод-23"/>
+    <w:bookmarkEnd w:id="315"/>
+    <w:bookmarkStart w:id="316" w:name="управленческий-вывод-23"/>
     <w:p>
       <w:pPr>
         <w:pStyle w:val="Heading2"/>
@@ -19237,8 +19401,8 @@
         <w:t xml:space="preserve">— и дайте опросу статус протокола.</w:t>
       </w:r>
     </w:p>
-    <w:bookmarkEnd w:id="313"/>
-    <w:bookmarkStart w:id="314" w:name="первое-заседание-сценарий-по-минутам"/>
+    <w:bookmarkEnd w:id="316"/>
+    <w:bookmarkStart w:id="317" w:name="первое-заседание-сценарий-по-минутам"/>
     <w:p>
       <w:pPr>
         <w:pStyle w:val="Heading2"/>
@@ -19335,8 +19499,8 @@
         <w:t xml:space="preserve">— дата следующего и что будет принесено к нему (ответ на пожелания). Ошибки первого заседания: чтение положения вслух (положение раздаётся и зачитывается по одному пункту-вопросу), обещания вне полномочий («сделаем всё, что скажете» — второе заседание начнётся с предъявы), состав «для фотографии» (жители считывают декоративность быстрее директоров). Протокол — три строки: кто был, что решили, что поручено и кому.</w:t>
       </w:r>
     </w:p>
-    <w:bookmarkEnd w:id="314"/>
-    <w:bookmarkStart w:id="315" w:name="совет-и-семьи-граница-ролей"/>
+    <w:bookmarkEnd w:id="317"/>
+    <w:bookmarkStart w:id="318" w:name="совет-и-семьи-граница-ролей"/>
     <w:p>
       <w:pPr>
         <w:pStyle w:val="Heading2"/>
@@ -19353,9 +19517,9 @@
         <w:t xml:space="preserve">Частый вопрос: пускать ли родственников в совет. Рабочее решение: совет — структура жителей; семьи — отдельный канал (дни открытых дверей, участие в дегустациях по приглашению совета, памятка приложения 32). Смешение ролей даёт перекос: говорящие родственники неизбежно представляют говорящих жителей, а молчащее большинство остаётся без голоса. Там, где житель сам просит представлять его близкого, — это оформляется как его выбор представителя, а не как «место для родни». Разделение каналов — ещё одно применение иерархии источников воли (раздел 15.9): близкие — четвёртый уровень, и совет не должен переписывать иерархию по громкости голоса.</w:t>
       </w:r>
     </w:p>
-    <w:bookmarkEnd w:id="315"/>
-    <w:bookmarkEnd w:id="316"/>
-    <w:bookmarkStart w:id="326" w:name="X2737d664db3562ceeae2c8b51adb0110b9a8ed5"/>
+    <w:bookmarkEnd w:id="318"/>
+    <w:bookmarkEnd w:id="319"/>
+    <w:bookmarkStart w:id="329" w:name="X2737d664db3562ceeae2c8b51adb0110b9a8ed5"/>
     <w:p>
       <w:pPr>
         <w:pStyle w:val="Heading1"/>
@@ -19364,7 +19528,7 @@
         <w:t xml:space="preserve">35. Пилот на 90 дней: минимальный безопасный старт</w:t>
       </w:r>
     </w:p>
-    <w:bookmarkStart w:id="317" w:name="почему-90-дней-и-почему-пилот"/>
+    <w:bookmarkStart w:id="320" w:name="почему-90-дней-и-почему-пилот"/>
     <w:p>
       <w:pPr>
         <w:pStyle w:val="Heading2"/>
@@ -19393,8 +19557,8 @@
         <w:t xml:space="preserve">.</w:t>
       </w:r>
     </w:p>
-    <w:bookmarkEnd w:id="317"/>
-    <w:bookmarkStart w:id="318" w:name="X5c2ce815b33b678c25608a93862cd9ba3ff028a"/>
+    <w:bookmarkEnd w:id="320"/>
+    <w:bookmarkStart w:id="321" w:name="X5c2ce815b33b678c25608a93862cd9ba3ff028a"/>
     <w:p>
       <w:pPr>
         <w:pStyle w:val="Heading2"/>
@@ -19439,8 +19603,8 @@
         <w:t xml:space="preserve">Опрос предпочтений в точке пилота (форма — приложение 36): каждый житель или его представитель отвечает на короткий список; результаты — в пищевые карты. Параллельно — инструктаж смены раздачи (раздел 28) и письмо-уведомление учредителю.</w:t>
       </w:r>
     </w:p>
-    <w:bookmarkEnd w:id="318"/>
-    <w:bookmarkStart w:id="319" w:name="дни-1575-работа-пилота"/>
+    <w:bookmarkEnd w:id="321"/>
+    <w:bookmarkStart w:id="322" w:name="дни-1575-работа-пилота"/>
     <w:p>
       <w:pPr>
         <w:pStyle w:val="Heading2"/>
@@ -19503,8 +19667,8 @@
         <w:t xml:space="preserve">— если в точке пилота есть жители с ночным едением (раздел 13): структурированный ночной перекус по согласованию с врачом. Это самая быстрая победа пилота по субъективному эффекту.</w:t>
       </w:r>
     </w:p>
-    <w:bookmarkEnd w:id="319"/>
-    <w:bookmarkStart w:id="320" w:name="дни-7690-оценка-и-решение"/>
+    <w:bookmarkEnd w:id="322"/>
+    <w:bookmarkStart w:id="323" w:name="дни-7690-оценка-и-решение"/>
     <w:p>
       <w:pPr>
         <w:pStyle w:val="Heading2"/>
@@ -19567,8 +19731,8 @@
         <w:t xml:space="preserve">— одно из трёх, документированное: расширение (на приёмы пищи или отделения), закрепление точки как постоянной практики, свёртывание с фиксацией причин. Свернутый пилот с документированными причинами — это результат, а не провал: он защищает от следующего некомпетентного «а давайте».</w:t>
       </w:r>
     </w:p>
-    <w:bookmarkEnd w:id="320"/>
-    <w:bookmarkStart w:id="321" w:name="критерии-остановки-где-линия"/>
+    <w:bookmarkEnd w:id="323"/>
+    <w:bookmarkStart w:id="324" w:name="критерии-остановки-где-линия"/>
     <w:p>
       <w:pPr>
         <w:pStyle w:val="Heading2"/>
@@ -19585,8 +19749,8 @@
         <w:t xml:space="preserve">Пилот останавливается немедленно при трёх сигналах: рост отказов от еды в точке пилота (риск недоедания важнее любой вариативности — раздел 12); санитарные нарушения, привязанные к новой линии (раздел 18); клинические противопоказания по заключению врача. Всё остальное — рабочие проблемы, а не основания для остановки: очереди регулируются потоком (раздел 20), страхи персонала — инструктажем (раздел 28), «не то выбирают» — пересмотром пар эквивалентов (раздел 19).</w:t>
       </w:r>
     </w:p>
-    <w:bookmarkEnd w:id="321"/>
-    <w:bookmarkStart w:id="322" w:name="управленческий-вывод-24"/>
+    <w:bookmarkEnd w:id="324"/>
+    <w:bookmarkStart w:id="325" w:name="управленческий-вывод-24"/>
     <w:p>
       <w:pPr>
         <w:pStyle w:val="Heading2"/>
@@ -19603,8 +19767,8 @@
         <w:t xml:space="preserve">Девяносто дней, одна точка, три журнала, двенадцать чисел — это весь объём решения, которое отделяет вас от первого в зале рассказа «у нас работает». Пилот дешевле любой совещательной позиции и честнее любого обещания.</w:t>
       </w:r>
     </w:p>
-    <w:bookmarkEnd w:id="322"/>
-    <w:bookmarkStart w:id="323" w:name="X47d5b7a9c35d1e608e8aae76e149d5425316222"/>
+    <w:bookmarkEnd w:id="325"/>
+    <w:bookmarkStart w:id="326" w:name="X47d5b7a9c35d1e608e8aae76e149d5425316222"/>
     <w:p>
       <w:pPr>
         <w:pStyle w:val="Heading2"/>
@@ -19685,8 +19849,8 @@
         <w:t xml:space="preserve">замеры показали рост отказов или неподъёмные трудозатраты; пилот закрыт приказом с причинами. Это единственный исход из четырёх, который является успехом управления: система получила данные о себе и не заплатила за них здоровьем жителей. Приказ о свёртывании с причинами — документ, который защитит вас от повторения того же эксперимента через два года новым энтузиастом.</w:t>
       </w:r>
     </w:p>
-    <w:bookmarkEnd w:id="323"/>
-    <w:bookmarkStart w:id="324" w:name="X0727b4b29fae6e6d2399d2d7626c9c78d297638"/>
+    <w:bookmarkEnd w:id="326"/>
+    <w:bookmarkStart w:id="327" w:name="X0727b4b29fae6e6d2399d2d7626c9c78d297638"/>
     <w:p>
       <w:pPr>
         <w:pStyle w:val="Heading2"/>
@@ -19703,8 +19867,8 @@
         <w:t xml:space="preserve">Соблазн «сразу на весь дом» понятен и губителен: в доме на 300 жителей сбой пилота масштаба дома — это сбой системы. Расчёт размера точки простой: одно отделение 20–35 жителей, одна смена-единомышленник, один приём пищи. Всё, что меньше, — не пилот, а проба; всё, что больше, — уже не пилот, а реформа без подстраховки. Точка с «сложным» контингентом (группа помощи, неговорящие) предпочтительнее «удобной»: пилот, прошедший на сложном отделении, масштабируется почти автоматически; пилот, прошедший на удобном, при масштабировании ломается о первое сложное отделение — и хоронит тему.</w:t>
       </w:r>
     </w:p>
-    <w:bookmarkEnd w:id="324"/>
-    <w:bookmarkStart w:id="325" w:name="первая-неделя-пилота-по-дням"/>
+    <w:bookmarkEnd w:id="327"/>
+    <w:bookmarkStart w:id="328" w:name="первая-неделя-пилота-по-дням"/>
     <w:p>
       <w:pPr>
         <w:pStyle w:val="Heading2"/>
@@ -19801,9 +19965,9 @@
         <w:t xml:space="preserve">первая планёрка по трём корзинам; решение о корректировке пар или потока. Правило первой недели: ничего не отменять и не «улучшать» до семи дней данных — первая неделя собирает базовую линию, а не демонстрирует эффект.</w:t>
       </w:r>
     </w:p>
-    <w:bookmarkEnd w:id="325"/>
-    <w:bookmarkEnd w:id="326"/>
-    <w:bookmarkStart w:id="336" w:name="X7b5ebb02fe1d91e4cecf762e4e11317cb00fc8d"/>
+    <w:bookmarkEnd w:id="328"/>
+    <w:bookmarkEnd w:id="329"/>
+    <w:bookmarkStart w:id="339" w:name="X7b5ebb02fe1d91e4cecf762e4e11317cb00fc8d"/>
     <w:p>
       <w:pPr>
         <w:pStyle w:val="Heading1"/>
@@ -19812,7 +19976,7 @@
         <w:t xml:space="preserve">36. Дорожная карта на 12 месяцев: от пилота к системе</w:t>
       </w:r>
     </w:p>
-    <w:bookmarkStart w:id="327" w:name="логика-карты"/>
+    <w:bookmarkStart w:id="330" w:name="логика-карты"/>
     <w:p>
       <w:pPr>
         <w:pStyle w:val="Heading2"/>
@@ -19835,8 +19999,8 @@
         <w:t xml:space="preserve">) темп реалистичен, для малых — может быть быстрее, для многокорпусных — медленнее. Карта — рекомендация, не норматив.</w:t>
       </w:r>
     </w:p>
-    <w:bookmarkEnd w:id="327"/>
-    <w:bookmarkStart w:id="328" w:name="квартал-1-месяцы-13-безопасный-фундамент"/>
+    <w:bookmarkEnd w:id="330"/>
+    <w:bookmarkStart w:id="331" w:name="квартал-1-месяцы-13-безопасный-фундамент"/>
     <w:p>
       <w:pPr>
         <w:pStyle w:val="Heading2"/>
@@ -19869,8 +20033,8 @@
         <w:t xml:space="preserve">пилот работает, замеры есть, клинические риски под документами. Можно остановиться — и это уже лучше исходной точки.</w:t>
       </w:r>
     </w:p>
-    <w:bookmarkEnd w:id="328"/>
-    <w:bookmarkStart w:id="329" w:name="Xdae794c7df41303c5d7b2124fa5a583aa80fc7d"/>
+    <w:bookmarkEnd w:id="331"/>
+    <w:bookmarkStart w:id="332" w:name="Xdae794c7df41303c5d7b2124fa5a583aa80fc7d"/>
     <w:p>
       <w:pPr>
         <w:pStyle w:val="Heading2"/>
@@ -19903,8 +20067,8 @@
         <w:t xml:space="preserve">вариативность — ежедневная практика в одном-двух отделениях, совет жителей с протоколами.</w:t>
       </w:r>
     </w:p>
-    <w:bookmarkEnd w:id="329"/>
-    <w:bookmarkStart w:id="330" w:name="квартал-3-месяцы-79-структурные-элементы"/>
+    <w:bookmarkEnd w:id="332"/>
+    <w:bookmarkStart w:id="333" w:name="квартал-3-месяцы-79-структурные-элементы"/>
     <w:p>
       <w:pPr>
         <w:pStyle w:val="Heading2"/>
@@ -19937,8 +20101,8 @@
         <w:t xml:space="preserve">система затронула закупки и пространство, а не только линию раздачи — точка невозврата пройдена.</w:t>
       </w:r>
     </w:p>
-    <w:bookmarkEnd w:id="330"/>
-    <w:bookmarkStart w:id="331" w:name="Xfa0c8fcbde1722371d83c6397c7e34eff7eae9b"/>
+    <w:bookmarkEnd w:id="333"/>
+    <w:bookmarkStart w:id="334" w:name="Xfa0c8fcbde1722371d83c6397c7e34eff7eae9b"/>
     <w:p>
       <w:pPr>
         <w:pStyle w:val="Heading2"/>
@@ -19983,8 +20147,8 @@
         <w:t xml:space="preserve">вариативность — норма организации, документированная, измеренная, защищённая перед проверкой.</w:t>
       </w:r>
     </w:p>
-    <w:bookmarkEnd w:id="331"/>
-    <w:bookmarkStart w:id="332" w:name="три-типовых-сбоя-и-их-профилактика"/>
+    <w:bookmarkEnd w:id="334"/>
+    <w:bookmarkStart w:id="335" w:name="три-типовых-сбоя-и-их-профилактика"/>
     <w:p>
       <w:pPr>
         <w:pStyle w:val="Heading2"/>
@@ -20047,8 +20211,8 @@
         <w:t xml:space="preserve">— отчёты уходят, реакции нет. Профилактика — просить не благословения, а конкретики: согласование перечня позиций, форму отчёта, дату заслушивания. Молчание учредителя — риск раздела 32, и снимать его надо до масштабирования, а не после проверки.</w:t>
       </w:r>
     </w:p>
-    <w:bookmarkEnd w:id="332"/>
-    <w:bookmarkStart w:id="333" w:name="управленческий-вывод-25"/>
+    <w:bookmarkEnd w:id="335"/>
+    <w:bookmarkStart w:id="336" w:name="управленческий-вывод-25"/>
     <w:p>
       <w:pPr>
         <w:pStyle w:val="Heading2"/>
@@ -20065,8 +20229,8 @@
         <w:t xml:space="preserve">Двенадцать месяцев — это не срок «до красоты», а срок до точки, где откат дороже движения вперёд. Каждый квартал заканчивайте документом и числом: бумага и статистика — единственное, что переживает энтузиазм.</w:t>
       </w:r>
     </w:p>
-    <w:bookmarkEnd w:id="333"/>
-    <w:bookmarkStart w:id="334" w:name="X4f663198d7bbd1dcb3359c6f242e90ff2ba5ebe"/>
+    <w:bookmarkEnd w:id="336"/>
+    <w:bookmarkStart w:id="337" w:name="X4f663198d7bbd1dcb3359c6f242e90ff2ba5ebe"/>
     <w:p>
       <w:pPr>
         <w:pStyle w:val="Heading2"/>
@@ -20128,8 +20292,8 @@
         <w:t xml:space="preserve">: год строится на замерах и документах без изменения линии (замеры не требуют согласования); собранная доказательная база — предмет повторного разговора на следующий цикл; параллельно — региональная группа семинара как внешний аргумент (раздел 40). Общий принцип веток: обеднённый сценарий — не «урезанный базовый», а другой маршрут к той же ступени; его отличие — темп, а не направление.</w:t>
       </w:r>
     </w:p>
-    <w:bookmarkEnd w:id="334"/>
-    <w:bookmarkStart w:id="335" w:name="X79f78c9924bd2ee46de3efb10eb0443d9b7ab81"/>
+    <w:bookmarkEnd w:id="337"/>
+    <w:bookmarkStart w:id="338" w:name="X79f78c9924bd2ee46de3efb10eb0443d9b7ab81"/>
     <w:p>
       <w:pPr>
         <w:pStyle w:val="Heading2"/>
@@ -20146,9 +20310,9 @@
         <w:t xml:space="preserve">Смерть карты имеет расписание: квартал 1 проваливается молча (пилот «не дошёл» — никто не заметил), квартал 2 — громко (первый конфликт с учредителем — и тема заморожена «до лучших времён»), кварталы 3–4 — тихо (усталость, «и так сойдёт»). Против каждой даты — свой предохранитель: для первого — публичный старт (приказ с датами читает весь коллектив, молчать становится неудобно); для второго — заготовленные ответы раздела 38 и поддержка региональной группы; для третьего — промежуточная победа в конце каждого квартала, празднуемая вслух (совету жителей докладывается число, коллективу — результат). Карта без предохранителей — не план, а пожелание.</w:t>
       </w:r>
     </w:p>
-    <w:bookmarkEnd w:id="335"/>
-    <w:bookmarkEnd w:id="336"/>
-    <w:bookmarkStart w:id="341" w:name="X4e40be5a923af500238ffc5caf602a9129e56e6"/>
+    <w:bookmarkEnd w:id="338"/>
+    <w:bookmarkEnd w:id="339"/>
+    <w:bookmarkStart w:id="344" w:name="X4e40be5a923af500238ffc5caf602a9129e56e6"/>
     <w:p>
       <w:pPr>
         <w:pStyle w:val="Heading1"/>
@@ -20157,7 +20321,7 @@
         <w:t xml:space="preserve">37. Двенадцать возражений и честные ответы на них</w:t>
       </w:r>
     </w:p>
-    <w:bookmarkStart w:id="337" w:name="как-устроен-раздел"/>
+    <w:bookmarkStart w:id="340" w:name="как-устроен-раздел"/>
     <w:p>
       <w:pPr>
         <w:pStyle w:val="Heading2"/>
@@ -20450,8 +20614,8 @@
         <w:t xml:space="preserve">«Нормально» чьими мерками? Семидневный замер отходов и журнал отказов за неделю покажут, нормально ли на самом деле. Если после замера всё подтвердится — доклад отработал: он дал вам инструмент проверки, а не только инструмент изменений.</w:t>
       </w:r>
     </w:p>
-    <w:bookmarkEnd w:id="337"/>
-    <w:bookmarkStart w:id="338" w:name="управленческий-вывод-26"/>
+    <w:bookmarkEnd w:id="340"/>
+    <w:bookmarkStart w:id="341" w:name="управленческий-вывод-26"/>
     <w:p>
       <w:pPr>
         <w:pStyle w:val="Heading2"/>
@@ -20468,8 +20632,8 @@
         <w:t xml:space="preserve">Из двенадцати возражений одиннадцать снимаются документами, замерами или конструкцией линии. Двенадцатое — «зачем» — снимается только собственными данными. Начните с замера: он либо развяжет руки, либо закроет вопрос честно.</w:t>
       </w:r>
     </w:p>
-    <w:bookmarkEnd w:id="338"/>
-    <w:bookmarkStart w:id="339" w:name="Xdc3948df8ef48cc795930e38017394453cee80f"/>
+    <w:bookmarkEnd w:id="341"/>
+    <w:bookmarkStart w:id="342" w:name="Xdc3948df8ef48cc795930e38017394453cee80f"/>
     <w:p>
       <w:pPr>
         <w:pStyle w:val="Heading2"/>
@@ -20540,8 +20704,8 @@
         <w:t xml:space="preserve">. Общая механика этих замен: каждый аргумент доклада построен как «принцип + метод проверки + чужой измеренный факт», и ни один не требует веры.</w:t>
       </w:r>
     </w:p>
-    <w:bookmarkEnd w:id="339"/>
-    <w:bookmarkStart w:id="340" w:name="возражение-лакмус-а-сами-бы-вы-так-ели"/>
+    <w:bookmarkEnd w:id="342"/>
+    <w:bookmarkStart w:id="343" w:name="возражение-лакмус-а-сами-бы-вы-так-ели"/>
     <w:p>
       <w:pPr>
         <w:pStyle w:val="Heading2"/>
@@ -20558,9 +20722,9 @@
         <w:t xml:space="preserve">Самое короткое и самое точное из всех возражений — оно же тест на честность системы. Отвечать на него оправданиями («для жителей нормально») нельзя — это и есть признание двух сортов. Рабочий ответ — процедурный: еда с линии периодически пробуется руководством (обход с тарелкой, а не с папкой), совет жителей дегустирует, дегустации протоколируются. Дом, где директор не ел свою еду в этом месяце, не имеет права спорить о её качестве — имеет обязанность пойти и поесть. Возражение-лакмус хорошо ещё и тем, что стоит ноль рублей и ставится в чек-лист директора (приложение 18) одной строкой.</w:t>
       </w:r>
     </w:p>
-    <w:bookmarkEnd w:id="340"/>
-    <w:bookmarkEnd w:id="341"/>
-    <w:bookmarkStart w:id="350" w:name="Xb2d2e447a88ba85b4a7652ea9336295743d30be"/>
+    <w:bookmarkEnd w:id="343"/>
+    <w:bookmarkEnd w:id="344"/>
+    <w:bookmarkStart w:id="353" w:name="Xb2d2e447a88ba85b4a7652ea9336295743d30be"/>
     <w:p>
       <w:pPr>
         <w:pStyle w:val="Heading1"/>
@@ -20569,7 +20733,7 @@
         <w:t xml:space="preserve">38. Десять вопросов учредителю: повестка для разговора наверх</w:t>
       </w:r>
     </w:p>
-    <w:bookmarkStart w:id="342" w:name="зачем-этот-список"/>
+    <w:bookmarkStart w:id="345" w:name="зачем-этот-список"/>
     <w:p>
       <w:pPr>
         <w:pStyle w:val="Heading2"/>
@@ -20586,8 +20750,8 @@
         <w:t xml:space="preserve">Большинство управленческих решений в СОСО упираются не в закон, а в региональный контур: статус норм, меню, формы учёта, финансирование (раздел 24). Директор часто не знает, что именно спросить, — и спрашивает «можно ли нам», получая в ответ осторожное «не надо». Десять конкретных вопросов превращают разговор с учредителем из просьбы в совместную инженерную задачу. Каждый вопрос сформулирован так, чтобы на него можно было ответить документом.</w:t>
       </w:r>
     </w:p>
-    <w:bookmarkEnd w:id="342"/>
-    <w:bookmarkStart w:id="343" w:name="вопросы-о-нормах-и-документах"/>
+    <w:bookmarkEnd w:id="345"/>
+    <w:bookmarkStart w:id="346" w:name="вопросы-о-нормах-и-документах"/>
     <w:p>
       <w:pPr>
         <w:pStyle w:val="Heading2"/>
@@ -20686,7 +20850,7 @@
         <w:t xml:space="preserve">— с учётом поэтапного перехода на электронные формы по приказам Минфина</w:t>
       </w:r>
       <w:r>
-        <w:t xml:space="preserve">96</w:t>
+        <w:t xml:space="preserve">99</w:t>
       </w:r>
       <w:r>
         <w:t xml:space="preserve"> </w:t>
@@ -20695,8 +20859,8 @@
         <w:t xml:space="preserve">— и допускает ли она журналы заказа и замен как приложения?</w:t>
       </w:r>
     </w:p>
-    <w:bookmarkEnd w:id="343"/>
-    <w:bookmarkStart w:id="344" w:name="вопросы-о-финансах-и-закупках"/>
+    <w:bookmarkEnd w:id="346"/>
+    <w:bookmarkStart w:id="347" w:name="вопросы-о-финансах-и-закупках"/>
     <w:p>
       <w:pPr>
         <w:pStyle w:val="Heading2"/>
@@ -20723,10 +20887,10 @@
         <w:t xml:space="preserve">— и можем ли мы публиковать её внутри системы (учредителю и совету жителей) по итогам квартала? Международный опыт показывает: прозрачность строки работает на её адекватность</w:t>
       </w:r>
       <w:r>
-        <w:t xml:space="preserve">81</w:t>
-      </w:r>
-      <w:r>
-        <w:t xml:space="preserve">91</w:t>
+        <w:t xml:space="preserve">84</w:t>
+      </w:r>
+      <w:r>
+        <w:t xml:space="preserve">94</w:t>
       </w:r>
       <w:r>
         <w:t xml:space="preserve">.</w:t>
@@ -20768,8 +20932,8 @@
         <w:t xml:space="preserve">Аутсорсинг без этих строк передаёт подрядчику не только кухню, но и права жителей (раздел 30).</w:t>
       </w:r>
     </w:p>
-    <w:bookmarkEnd w:id="344"/>
-    <w:bookmarkStart w:id="345" w:name="вопросы-о-полномочиях-и-развитии"/>
+    <w:bookmarkEnd w:id="347"/>
+    <w:bookmarkStart w:id="348" w:name="вопросы-о-полномочиях-и-развитии"/>
     <w:p>
       <w:pPr>
         <w:pStyle w:val="Heading2"/>
@@ -20844,8 +21008,8 @@
         <w:t xml:space="preserve">— и готов ли он включить в них долю выбирающих жителей и уровень отходов? Этот вопрос переводит вариативность из статуса «инициативы директора» в статус «показателя системы» — финальная форма её защиты.</w:t>
       </w:r>
     </w:p>
-    <w:bookmarkEnd w:id="345"/>
-    <w:bookmarkStart w:id="346" w:name="как-вести-сам-разговор"/>
+    <w:bookmarkEnd w:id="348"/>
+    <w:bookmarkStart w:id="349" w:name="как-вести-сам-разговор"/>
     <w:p>
       <w:pPr>
         <w:pStyle w:val="Heading2"/>
@@ -20862,8 +21026,8 @@
         <w:t xml:space="preserve">Три правила. Первое: каждый вопрос сопровождайте одностраничной справкой (образец структуры — приложение 33) — у чиновника нет времени читать доклад, есть время подписать справку. Второе: не просите всё сразу; оптимальная первая повестка — вопросы 1, 2 и 8 (статус норм, меню, пилот). Третье: фиксируйте ответы письменно, хотя бы служебной запиской, — не для давления, а для раздела 32: документированная позиция учредителя — половина защиты перед любой проверкой.</w:t>
       </w:r>
     </w:p>
-    <w:bookmarkEnd w:id="346"/>
-    <w:bookmarkStart w:id="347" w:name="управленческий-вывод-27"/>
+    <w:bookmarkEnd w:id="349"/>
+    <w:bookmarkStart w:id="350" w:name="управленческий-вывод-27"/>
     <w:p>
       <w:pPr>
         <w:pStyle w:val="Heading2"/>
@@ -20880,8 +21044,8 @@
         <w:t xml:space="preserve">Учредитель — не препятствие, а незадействованный ресурс: у него есть то, чего нет у директора, — право менять региональные документы. Десять вопросов — это способ дать учредителю работу, которую он способен выполнить.</w:t>
       </w:r>
     </w:p>
-    <w:bookmarkEnd w:id="347"/>
-    <w:bookmarkStart w:id="348" w:name="X73116ddbe43655548ee2b4a847087019d8928be"/>
+    <w:bookmarkEnd w:id="350"/>
+    <w:bookmarkStart w:id="351" w:name="X73116ddbe43655548ee2b4a847087019d8928be"/>
     <w:p>
       <w:pPr>
         <w:pStyle w:val="Heading2"/>
@@ -20946,8 +21110,8 @@
         <w:t xml:space="preserve">(«не положено»): самый информативный — просите ссылку на норму; в половине случаев нормы не находится, и «не положено» превращается в «не принято», а это уже разговор о решении, а не о запрете. Во всех трёх случаях отказ фиксируется письменно (вежливо: «по итогам встречи поняли так-то») — зафиксированный отказ работает на вас через год, когда рамка сменится, а устный растворяется. И главное: отказ по одному вопросу не распространяется на остальные девять — повестка раздела построена так, чтобы её нельзя было закрыть одним «нет».</w:t>
       </w:r>
     </w:p>
-    <w:bookmarkEnd w:id="348"/>
-    <w:bookmarkStart w:id="349" w:name="Xb4bd3060a191239724c890906e581697d4988b5"/>
+    <w:bookmarkEnd w:id="351"/>
+    <w:bookmarkStart w:id="352" w:name="Xb4bd3060a191239724c890906e581697d4988b5"/>
     <w:p>
       <w:pPr>
         <w:pStyle w:val="Heading2"/>
@@ -20973,9 +21137,9 @@
         <w:t xml:space="preserve">); не подставлять (всё, что несёт риск, приходит к нему с проработанной защитой, а не голым). Союзник, получающий числа, роль и безопасность, остаётся союзником дольше срока ротации.</w:t>
       </w:r>
     </w:p>
-    <w:bookmarkEnd w:id="349"/>
-    <w:bookmarkEnd w:id="350"/>
-    <w:bookmarkStart w:id="358" w:name="X61b1f62aee0beb18597a7fc2d21254a40c6facd"/>
+    <w:bookmarkEnd w:id="352"/>
+    <w:bookmarkEnd w:id="353"/>
+    <w:bookmarkStart w:id="361" w:name="X61b1f62aee0beb18597a7fc2d21254a40c6facd"/>
     <w:p>
       <w:pPr>
         <w:pStyle w:val="Heading1"/>
@@ -20984,7 +21148,7 @@
         <w:t xml:space="preserve">39. Предложения отрасли: что должно измениться выше уровня учреждения</w:t>
       </w:r>
     </w:p>
-    <w:bookmarkStart w:id="351" w:name="граница-раздела"/>
+    <w:bookmarkStart w:id="354" w:name="граница-раздела"/>
     <w:p>
       <w:pPr>
         <w:pStyle w:val="Heading2"/>
@@ -21001,8 +21165,8 @@
         <w:t xml:space="preserve">Всё предыдущее — о том, что организация может сделать сама, в действующем правовом поле. Этот раздел — о том, что ей мешает и что решается только на региональном и федеральном уровнях. Предложения сформулированы как повестка для отраслевого обсуждения (в том числе на семинаре), а не как готовые законопроекты: за пределами компетенции доклада — детальное нормотворческое конструирование.</w:t>
       </w:r>
     </w:p>
-    <w:bookmarkEnd w:id="351"/>
-    <w:bookmarkStart w:id="352" w:name="пять-федеральных-предложений"/>
+    <w:bookmarkEnd w:id="354"/>
+    <w:bookmarkStart w:id="355" w:name="пять-федеральных-предложений"/>
     <w:p>
       <w:pPr>
         <w:pStyle w:val="Heading2"/>
@@ -21113,7 +21277,7 @@
         <w:t xml:space="preserve">Поэтапный переход на электронные формы (приказы 61н, 142н, 100н, 157н, 174н)</w:t>
       </w:r>
       <w:r>
-        <w:t xml:space="preserve">96</w:t>
+        <w:t xml:space="preserve">99</w:t>
       </w:r>
       <w:r>
         <w:t xml:space="preserve"> </w:t>
@@ -21152,8 +21316,8 @@
         <w:t xml:space="preserve">, но их опыт распространяется через новостные ленты, а не через методические каналы. Федеральный (и региональные) сборники практик с документальными приложениями сократили бы цикл внедрения с лет до месяцев.</w:t>
       </w:r>
     </w:p>
-    <w:bookmarkEnd w:id="352"/>
-    <w:bookmarkStart w:id="353" w:name="пять-региональных-предложений"/>
+    <w:bookmarkEnd w:id="355"/>
+    <w:bookmarkStart w:id="356" w:name="пять-региональных-предложений"/>
     <w:p>
       <w:pPr>
         <w:pStyle w:val="Heading2"/>
@@ -21264,8 +21428,8 @@
         <w:t xml:space="preserve">.</w:t>
       </w:r>
     </w:p>
-    <w:bookmarkEnd w:id="353"/>
-    <w:bookmarkStart w:id="354" w:name="чего-доклад-не-предлагает"/>
+    <w:bookmarkEnd w:id="356"/>
+    <w:bookmarkStart w:id="357" w:name="чего-доклад-не-предлагает"/>
     <w:p>
       <w:pPr>
         <w:pStyle w:val="Heading2"/>
@@ -21297,8 +21461,8 @@
         <w:t xml:space="preserve">позволяет внедрять главное уже сейчас; проблема — в статусах и стыках, а не в отсутствии закона. Не предлагается обязательная вариативность для всех без переходного периода: у части организаций нет ни кухни, ни смены для второго варианта — принуждение без ресурсов производит фиктивную вариативность (раздел 21). Не предлагаются числовые нормативы стоимости: честных данных о сырьевой строке российских СОСО в публичном поле нет, и норматив, построенный на отсутствии данных, был бы слопом.</w:t>
       </w:r>
     </w:p>
-    <w:bookmarkEnd w:id="354"/>
-    <w:bookmarkStart w:id="355" w:name="управленческий-вывод-28"/>
+    <w:bookmarkEnd w:id="357"/>
+    <w:bookmarkStart w:id="358" w:name="управленческий-вывод-28"/>
     <w:p>
       <w:pPr>
         <w:pStyle w:val="Heading2"/>
@@ -21315,8 +21479,8 @@
         <w:t xml:space="preserve">Десять предложений — это повестка, которую директора способны сформулировать сообща лучше, чем поодиночке. Семинар — подходящее место для её согласования; раздел 40 — о том, как это организовать.</w:t>
       </w:r>
     </w:p>
-    <w:bookmarkEnd w:id="355"/>
-    <w:bookmarkStart w:id="356" w:name="X903c87e46fdac607c33c67e8ae87eec93962aa6"/>
+    <w:bookmarkEnd w:id="358"/>
+    <w:bookmarkStart w:id="359" w:name="X903c87e46fdac607c33c67e8ae87eec93962aa6"/>
     <w:p>
       <w:pPr>
         <w:pStyle w:val="Heading2"/>
@@ -21333,10 +21497,10 @@
         <w:t xml:space="preserve">Механика изменения норм видна на японском примере</w:t>
       </w:r>
       <w:r>
-        <w:t xml:space="preserve">85</w:t>
-      </w:r>
-      <w:r>
-        <w:t xml:space="preserve">87</w:t>
+        <w:t xml:space="preserve">88</w:t>
+      </w:r>
+      <w:r>
+        <w:t xml:space="preserve">90</w:t>
       </w:r>
       <w:r>
         <w:t xml:space="preserve"> </w:t>
@@ -21357,8 +21521,8 @@
         <w:t xml:space="preserve">, данных — нет. Практический вывод для зала: самый продуктивный запрос вверх сегодня — не «разрешите» и не «обяжите», а «считайте»: два показателя в отчётности (предложение 3) запускают фазу 2 без единого рубля и без единого риска. Тот, кто понял таймлайн, не тратит годы на требование фазы 3 из фазы 1.</w:t>
       </w:r>
     </w:p>
-    <w:bookmarkEnd w:id="356"/>
-    <w:bookmarkStart w:id="357" w:name="роль-профессионального-сообщества"/>
+    <w:bookmarkEnd w:id="359"/>
+    <w:bookmarkStart w:id="360" w:name="роль-профессионального-сообщества"/>
     <w:p>
       <w:pPr>
         <w:pStyle w:val="Heading2"/>
@@ -21375,9 +21539,9 @@
         <w:t xml:space="preserve">Предложения 6–10 реализуются регионами, но инициируются сообществом: именно директора, а не чиновники, знают, где стык болит. Минимальная инфраструктура сообщества по теме: рабочая группа (желательно при существующей ассоциации), ежегодный сбор практик с документами, общий банк локальных форм (приложения доклада — первый взнос). Стоимость — организационная, эффект — соразмерный федеральной программе: методический дефицит, о котором все говорят, ликвидируется именно так и никак иначе.</w:t>
       </w:r>
     </w:p>
-    <w:bookmarkEnd w:id="357"/>
-    <w:bookmarkEnd w:id="358"/>
-    <w:bookmarkStart w:id="366" w:name="X363ec400b784b5526980a090237946218358c45"/>
+    <w:bookmarkEnd w:id="360"/>
+    <w:bookmarkEnd w:id="361"/>
+    <w:bookmarkStart w:id="369" w:name="X363ec400b784b5526980a090237946218358c45"/>
     <w:p>
       <w:pPr>
         <w:pStyle w:val="Heading1"/>
@@ -21386,7 +21550,7 @@
         <w:t xml:space="preserve">40. Организационные предложения семинару: как превратить три дня в систему</w:t>
       </w:r>
     </w:p>
-    <w:bookmarkStart w:id="359" w:name="уникальность-состава"/>
+    <w:bookmarkStart w:id="362" w:name="уникальность-состава"/>
     <w:p>
       <w:pPr>
         <w:pStyle w:val="Heading2"/>
@@ -21421,8 +21585,8 @@
         <w:t xml:space="preserve">. Это редкая конфигурация: вопрос «работает ли» может быть задан не эксперту, а коллеге за соседним столом.</w:t>
       </w:r>
     </w:p>
-    <w:bookmarkEnd w:id="359"/>
-    <w:bookmarkStart w:id="360" w:name="пять-предложений-по-формату"/>
+    <w:bookmarkEnd w:id="362"/>
+    <w:bookmarkStart w:id="363" w:name="пять-предложений-по-формату"/>
     <w:p>
       <w:pPr>
         <w:pStyle w:val="Heading2"/>
@@ -21527,8 +21691,8 @@
         <w:t xml:space="preserve">.</w:t>
       </w:r>
     </w:p>
-    <w:bookmarkEnd w:id="360"/>
-    <w:bookmarkStart w:id="361" w:name="чего-не-делать-на-семинаре"/>
+    <w:bookmarkEnd w:id="363"/>
+    <w:bookmarkStart w:id="364" w:name="чего-не-делать-на-семинаре"/>
     <w:p>
       <w:pPr>
         <w:pStyle w:val="Heading2"/>
@@ -21545,8 +21709,8 @@
         <w:t xml:space="preserve">Три антипаттерна. Не принимать деклараций «о важности питания» — важность консенсусна, дефицит в механизмах. Не собирать «пожелания в федеральный центр» без адресата и срока — такие сборы дискредитируют сам формат. Не соревноваться регионами в красоте презентаций — полезный семинар заканчивается таблицей обязательств (кто, что, к какой дате), а не фотографиями.</w:t>
       </w:r>
     </w:p>
-    <w:bookmarkEnd w:id="361"/>
-    <w:bookmarkStart w:id="362" w:name="X8cea6ab5cc07e3f235fc22df1a84b31ad8a4e99"/>
+    <w:bookmarkEnd w:id="364"/>
+    <w:bookmarkStart w:id="365" w:name="X8cea6ab5cc07e3f235fc22df1a84b31ad8a4e99"/>
     <w:p>
       <w:pPr>
         <w:pStyle w:val="Heading2"/>
@@ -21563,8 +21727,8 @@
         <w:t xml:space="preserve">Через 30 дней — рассылка итоговых материалов (включая заполненную карту норм регионов). Через 90 дней — сбор статусов: кто начал пилот, кто провёл замер, кто получил ответ учредителя. Через 12 месяцев — к следующему циклу встреч: сравнение «до/после» по организациям, участвовавшим в общем замере. Эта инфраструктура стоит часов, а не денег; её отсутствие превращает любой семинар в приятное воспоминание.</w:t>
       </w:r>
     </w:p>
-    <w:bookmarkEnd w:id="362"/>
-    <w:bookmarkStart w:id="363" w:name="управленческий-вывод-29"/>
+    <w:bookmarkEnd w:id="365"/>
+    <w:bookmarkStart w:id="366" w:name="управленческий-вывод-29"/>
     <w:p>
       <w:pPr>
         <w:pStyle w:val="Heading2"/>
@@ -21581,8 +21745,8 @@
         <w:t xml:space="preserve">Семинар с таким составом — сам по себе ресурс, сопоставимый с годом переписки. Решение, которое стоит принять в первый час: чем именно зал обменяется к последнему дню — контактами или обязательствами.</w:t>
       </w:r>
     </w:p>
-    <w:bookmarkEnd w:id="363"/>
-    <w:bookmarkStart w:id="364" w:name="X6288c1a2efb61888fac63557397641dd11636d3"/>
+    <w:bookmarkEnd w:id="366"/>
+    <w:bookmarkStart w:id="367" w:name="X6288c1a2efb61888fac63557397641dd11636d3"/>
     <w:p>
       <w:pPr>
         <w:pStyle w:val="Heading2"/>
@@ -21647,8 +21811,8 @@
         <w:t xml:space="preserve">— решения: обсуждение и голосование резолюции (90 минут), таблица обязательств (кто, что, к какой дате — 60 минут), закрытие: назначение дежурной методической точки. Каждый блок заканчивается артефактом (карта, форма, подписка, резолюция, таблица) — семинар, у которого пять артефактов, не нуждается в «итоговом коммюнике о важности».</w:t>
       </w:r>
     </w:p>
-    <w:bookmarkEnd w:id="364"/>
-    <w:bookmarkStart w:id="365" w:name="подписка-об-общем-замере-текст"/>
+    <w:bookmarkEnd w:id="367"/>
+    <w:bookmarkStart w:id="368" w:name="подписка-об-общем-замере-текст"/>
     <w:p>
       <w:pPr>
         <w:pStyle w:val="Heading2"/>
@@ -21665,9 +21829,9 @@
         <w:t xml:space="preserve">Формулировка, которую зал может принять за минуту и выполнить за неделю: «В период с ___ по ___ наша организация проводит семидневный замер пищевых отходов и отказов по единой методике (приложения 25 и 9 доклада) и передаёт анонимизированные итоги (организация, число жителей, остаток на порцию, эпизоды отказов) в общий массив до ___». Четыре реквизита честности: единая методика обязательна (своя методика у каждого = несравнимые числа); анонимизация на входе (снимает страх «показать плохое»); фиксированный месяц (сезонность); ответная рассылка массива всем участникам (данные принадлежат залу, а не собирателю). Пятьдесят одна организация по этой подписке — первая репрезентативная цифра отрасли по питанию, и получена она будет силами самого зала за семь дней.</w:t>
       </w:r>
     </w:p>
-    <w:bookmarkEnd w:id="365"/>
-    <w:bookmarkEnd w:id="366"/>
-    <w:bookmarkStart w:id="373" w:name="Xe7199e4bc187e49c474b44d0afe339f5b17b4fc"/>
+    <w:bookmarkEnd w:id="368"/>
+    <w:bookmarkEnd w:id="369"/>
+    <w:bookmarkStart w:id="376" w:name="Xe7199e4bc187e49c474b44d0afe339f5b17b4fc"/>
     <w:p>
       <w:pPr>
         <w:pStyle w:val="Heading1"/>
@@ -21676,7 +21840,7 @@
         <w:t xml:space="preserve">41. Заявление о достоверности: что в этом докладе на чём стоит</w:t>
       </w:r>
     </w:p>
-    <w:bookmarkStart w:id="367" w:name="зачем-этот-раздел"/>
+    <w:bookmarkStart w:id="370" w:name="зачем-этот-раздел"/>
     <w:p>
       <w:pPr>
         <w:pStyle w:val="Heading2"/>
@@ -21693,8 +21857,8 @@
         <w:t xml:space="preserve">Предыдущие версии материалов на эту тему содержали утверждения без источников, заимствованные цифры и оценки, выдававшиеся за факты (подробный разбор — в контрольном файле AUDIT_OLD_REPORTS.md). Этот раздел — публичная отчётность настоящей версии: какие классы утверждений в ней есть, как каждый подтверждён и где читатель может проверить авторов.</w:t>
       </w:r>
     </w:p>
-    <w:bookmarkEnd w:id="367"/>
-    <w:bookmarkStart w:id="368" w:name="классы-утверждений-и-их-подтверждение"/>
+    <w:bookmarkEnd w:id="370"/>
+    <w:bookmarkStart w:id="371" w:name="классы-утверждений-и-их-подтверждение"/>
     <w:p>
       <w:pPr>
         <w:pStyle w:val="Heading2"/>
@@ -21856,8 +22020,8 @@
         <w:t xml:space="preserve">Все модельные вычисления (стоимость, время, объёмы) помечены как иллюстративные расчёты с явными допущениями. Формула «вариативность почти бесплатна» из ранних версий удалена как недоказанная; вместо неё — порядок замера.</w:t>
       </w:r>
     </w:p>
-    <w:bookmarkEnd w:id="368"/>
-    <w:bookmarkStart w:id="369" w:name="Xd2204d3ad611ec52c1877866017b086a504dbea"/>
+    <w:bookmarkEnd w:id="371"/>
+    <w:bookmarkStart w:id="372" w:name="Xd2204d3ad611ec52c1877866017b086a504dbea"/>
     <w:p>
       <w:pPr>
         <w:pStyle w:val="Heading2"/>
@@ -21874,8 +22038,8 @@
         <w:t xml:space="preserve">Репрезентативной статистики вариативного питания в российских СОСО нет. Рандомизированных исследований эффекта вариативности именно в психиатрических стационарах не найдено. Судебной практики именно о вариативном меню не обнаружено. Данных о сырьевой строке российских СОСО в публичном поле нет. Статус норм в каждом из 51 региона не проверен индивидуально — методика проверки дана (раздел 24), сама проверка — работа региональных групп (раздел 40). Эти пробелы — не извинение, а карта того, где читатель обязан включать собственную проверку.</w:t>
       </w:r>
     </w:p>
-    <w:bookmarkEnd w:id="369"/>
-    <w:bookmarkStart w:id="370" w:name="как-проверить-авторов"/>
+    <w:bookmarkEnd w:id="372"/>
+    <w:bookmarkStart w:id="373" w:name="как-проверить-авторов"/>
     <w:p>
       <w:pPr>
         <w:pStyle w:val="Heading2"/>
@@ -21892,8 +22056,8 @@
         <w:t xml:space="preserve">Три способа. Первый: реестры источников (три контрольных файла) — каждое утверждение в тексте имеет маркер, каждый маркер — строку реестра с URL и датой проверки. Второй: матрица «утверждение — источник» (CLAIM_SOURCE_MATRIX.xlsx) — полный перечень фактических утверждений доклада с привязкой. Третий: отчёт о соответствии антислоп-правилам (ANTI_SLOP_REPORT.md) — перечень правил и того, как каждое исполнено. Если читатель нашёл утверждение без маркера или маркер без строки реестра — это ошибка авторов, а не недоразумение читателя.</w:t>
       </w:r>
     </w:p>
-    <w:bookmarkEnd w:id="370"/>
-    <w:bookmarkStart w:id="371" w:name="управленческий-вывод-30"/>
+    <w:bookmarkEnd w:id="373"/>
+    <w:bookmarkStart w:id="374" w:name="управленческий-вывод-30"/>
     <w:p>
       <w:pPr>
         <w:pStyle w:val="Heading2"/>
@@ -21910,8 +22074,8 @@
         <w:t xml:space="preserve">Достоверность — это не обещание «мы не ошибались», а конструкция «вы можете нас поймать». Все четыре контрольных файла приложены к докладу именно для этого.</w:t>
       </w:r>
     </w:p>
-    <w:bookmarkEnd w:id="371"/>
-    <w:bookmarkStart w:id="372" w:name="известные-уязвимости-этой-версии"/>
+    <w:bookmarkEnd w:id="374"/>
+    <w:bookmarkStart w:id="375" w:name="известные-уязвимости-этой-версии"/>
     <w:p>
       <w:pPr>
         <w:pStyle w:val="Heading2"/>
@@ -21944,7 +22108,7 @@
         <w:t xml:space="preserve">реестры проверены в июле 2026 года; нормы (особенно региональные и учётные формы</w:t>
       </w:r>
       <w:r>
-        <w:t xml:space="preserve">96</w:t>
+        <w:t xml:space="preserve">99</w:t>
       </w:r>
       <w:r>
         <w:t xml:space="preserve">) меняются, и перед приказом каждый пункт проверяется заново — доклад обучает этой проверке, но не заменяет её. Пример: СанПиН 2.3/2.4.4282-26 утверждён 02.06.2026 и вступает в силу 01.09.2026, через несколько дней после семинара; в этой версии доклада переход от 3590-20 к 4282-26 зафиксирован, но локальные акты учреждения нужно перепривязать самостоятельно.</w:t>
@@ -22014,9 +22178,9 @@
         <w:t xml:space="preserve">там, где доказательств нет, доклад занимает позицию (например, приоритет зафиксированной воли в конфликте «учреждение = опекун»); позиция аргументирована, но остаётся позицией — и раздел 16 показывает её границы. Ни одна из пяти уязвимостей не исправляется редактурой; все исправляются только новыми данными — прежде всего теми, которые соберёт сам зал (раздел 40).</w:t>
       </w:r>
     </w:p>
-    <w:bookmarkEnd w:id="372"/>
-    <w:bookmarkEnd w:id="373"/>
-    <w:bookmarkStart w:id="379" w:name="X7034ecfe43927fd4691e194b532f91ab0323a65"/>
+    <w:bookmarkEnd w:id="375"/>
+    <w:bookmarkEnd w:id="376"/>
+    <w:bookmarkStart w:id="382" w:name="X7034ecfe43927fd4691e194b532f91ab0323a65"/>
     <w:p>
       <w:pPr>
         <w:pStyle w:val="Heading1"/>
@@ -22025,7 +22189,7 @@
         <w:t xml:space="preserve">42. Заключение: что остаётся после последней страницы</w:t>
       </w:r>
     </w:p>
-    <w:bookmarkStart w:id="374" w:name="суть-доклада-в-пяти-предложениях"/>
+    <w:bookmarkStart w:id="377" w:name="суть-доклада-в-пяти-предложениях"/>
     <w:p>
       <w:pPr>
         <w:pStyle w:val="Heading2"/>
@@ -22057,8 +22221,8 @@
         <w:t xml:space="preserve">. Доказательная база разной плотности: по клинике и международным нормам она сильна, по эффекту вариативности в психиатрии — почти пуста, и честность обязывает это признавать. Поэтому последнее слово доклада — не «внедряйте», а «измеряйте»: семь дней замера отделяют убеждение от знания.</w:t>
       </w:r>
     </w:p>
-    <w:bookmarkEnd w:id="374"/>
-    <w:bookmarkStart w:id="375" w:name="три-образа-с-которых-начинался-разговор"/>
+    <w:bookmarkEnd w:id="377"/>
+    <w:bookmarkStart w:id="378" w:name="три-образа-с-которых-начинался-разговор"/>
     <w:p>
       <w:pPr>
         <w:pStyle w:val="Heading2"/>
@@ -22087,8 +22251,8 @@
         <w:t xml:space="preserve">; человек без слов, чьё «не хочу» система пока не умеет услышать; и смена, которая делает всё «как всегда», потому что «как всегда» — единственный доступный ей сценарий. Теперь у каждого из этих конфликтов есть процедура: тихая зона и гибкий формат (раздел 20), лекарственно-пищевая таблица (раздел 11), список риска и текстуры (раздел 10), четыре канала воли (раздел 15), комплект документов и роли (разделы 28, 31). Доклад не обещает, что конфликты исчезнут; он показывает, что они перестают быть безымянными.</w:t>
       </w:r>
     </w:p>
-    <w:bookmarkEnd w:id="375"/>
-    <w:bookmarkStart w:id="376" w:name="что-изменится-для-четырёх-людей"/>
+    <w:bookmarkEnd w:id="378"/>
+    <w:bookmarkStart w:id="379" w:name="что-изменится-для-четырёх-людей"/>
     <w:p>
       <w:pPr>
         <w:pStyle w:val="Heading2"/>
@@ -22163,8 +22327,8 @@
         <w:t xml:space="preserve">— появляется работа, которую только он может сделать: статусы норм, «мост» к лечебному питанию, показатели отрасли (раздел 39).</w:t>
       </w:r>
     </w:p>
-    <w:bookmarkEnd w:id="376"/>
-    <w:bookmarkStart w:id="377" w:name="первый-шаг"/>
+    <w:bookmarkEnd w:id="379"/>
+    <w:bookmarkStart w:id="380" w:name="первый-шаг"/>
     <w:p>
       <w:pPr>
         <w:pStyle w:val="Heading2"/>
@@ -22189,8 +22353,8 @@
         <w:t xml:space="preserve">Человек за столом ждёт не доклада. Он ждёт обеда, в котором есть место его выбору. Теперь вы знаете, как такой обед организовать.</w:t>
       </w:r>
     </w:p>
-    <w:bookmarkEnd w:id="377"/>
-    <w:bookmarkStart w:id="378" w:name="письмо-директору-через-год"/>
+    <w:bookmarkEnd w:id="380"/>
+    <w:bookmarkStart w:id="381" w:name="письмо-директору-через-год"/>
     <w:p>
       <w:pPr>
         <w:pStyle w:val="Heading2"/>
@@ -22239,9 +22403,9 @@
         <w:t xml:space="preserve">Вы сделали неделю замера, совет, пилот в одном отделении; панель чисел лежит у учредителя; два варианта второго — обычный день, который уже никто не замечает, как не замечают водопровод. Разница между сценариями — не деньги (пилот М1 дешевле одного ремонтного дня), не разрешения (замеры не требуют согласований), не люди (смена та же). Разница — первая неделя. Всё, что доклад может сделать, — убедить вас в одном: первая неделя дешевле года сомнений. Дальше работают ваши числа, ваш совет, ваши жители, которые впервые скажут, какая каша — их. Этот разговор уже начался в зале. Продолжение — за вашей линией раздачи, в ближайший понедельник, 8:30.</w:t>
       </w:r>
     </w:p>
-    <w:bookmarkEnd w:id="378"/>
-    <w:bookmarkEnd w:id="379"/>
-    <w:bookmarkStart w:id="380" w:name="библиография-и-источники"/>
+    <w:bookmarkEnd w:id="381"/>
+    <w:bookmarkEnd w:id="382"/>
+    <w:bookmarkStart w:id="383" w:name="библиография-и-источники"/>
     <w:p>
       <w:pPr>
         <w:pStyle w:val="Heading1"/>
@@ -22332,13 +22496,435 @@
         <w:t xml:space="preserve">В тексте доклада каждый источник приводится в сноске в месте первого упоминания; повторные ссылки указывают на номер сноски. Список ниже сгруппирован по реестрам и дублирует сноски для удобства печатного чтения.</w:t>
       </w:r>
     </w:p>
-    <w:bookmarkEnd w:id="380"/>
-    <w:bookmarkStart w:id="381" w:name="часть-ii.-учебные-кейсы-22-разбора"/>
+    <w:bookmarkEnd w:id="383"/>
+    <w:bookmarkStart w:id="390" w:name="X6362a53695e2062979659afd86e1990269b0122"/>
     <w:p>
       <w:pPr>
         <w:pStyle w:val="Heading1"/>
       </w:pPr>
       <w:r>
+        <w:t xml:space="preserve">44. Аутсорсинг питания: контракт как место вариативности</w:t>
+      </w:r>
+    </w:p>
+    <w:bookmarkStart w:id="384" w:name="почему-это-раздел-доклада"/>
+    <w:p>
+      <w:pPr>
+        <w:pStyle w:val="Heading2"/>
+      </w:pPr>
+      <w:r>
+        <w:t xml:space="preserve">44.1. Почему это раздел доклада</w:t>
+      </w:r>
+    </w:p>
+    <w:p>
+      <w:pPr>
+        <w:pStyle w:val="FirstParagraph"/>
+      </w:pPr>
+      <w:r>
+        <w:t xml:space="preserve">Питание учреждения всё чаще обеспечивает не собственный пищеблок, а сторонняя организация: регионы централизуют производство в комбинатах питания и фабриках-кухнях, поставщики приходят с готовыми блюдами и своими поварами</w:t>
+      </w:r>
+      <w:r>
+        <w:t xml:space="preserve">100</w:t>
+      </w:r>
+      <w:r>
+        <w:t xml:space="preserve">. Для директора это не «передача кухни», а смена модели управления: контракт становится местом, где решается, что и как едят жители. Санитарная рамка такой модели описана в отраслевой литературе и не зависит от того, кто стоит у плиты</w:t>
+      </w:r>
+      <w:r>
+        <w:t xml:space="preserve">100</w:t>
+      </w:r>
+      <w:r>
+        <w:t xml:space="preserve">. Честная оговорка: публично подтверждённых кейсов внедрения вариативного меню именно на аутсорсинге в открытых источниках не найдено — это пробел доклада; раздел построен на переносе инструментов глав 19–22 и 30 в контрактную плоскость, а не на подтверждённых примерах. Задача раздела — показать, как вписать выбор в контракт и как проверять аутсорсера, не превращая учреждение в «приёмный пункт тарелок».</w:t>
+      </w:r>
+    </w:p>
+    <w:bookmarkEnd w:id="384"/>
+    <w:bookmarkStart w:id="385" w:name="правовая-рамка-кто-за-что-отвечает"/>
+    <w:p>
+      <w:pPr>
+        <w:pStyle w:val="Heading2"/>
+      </w:pPr>
+      <w:r>
+        <w:t xml:space="preserve">44.2. Правовая рамка: кто за что отвечает</w:t>
+      </w:r>
+    </w:p>
+    <w:p>
+      <w:pPr>
+        <w:pStyle w:val="FirstParagraph"/>
+      </w:pPr>
+      <w:r>
+        <w:t xml:space="preserve">Закупка услуг питания — контрактная система (ФЗ от 05.04.2013 № 44-ФЗ)</w:t>
+      </w:r>
+      <w:r>
+        <w:t xml:space="preserve">101</w:t>
+      </w:r>
+      <w:r>
+        <w:t xml:space="preserve">. Санитарная рамка при этом не «уезжает» вместе с кухней: СанПиН 2.3/2.4.4282-26 прямо регулирует привлечённые предприятия. П. 56 подп. 12: при использовании готовых блюд из предприятий общественного питания в организации стационарного социального обслуживания выделяется помещение для приёма готовой продукции и отбора суточных проб — пробы отбирает ответственный работник пищеблока учреждения по процедуре подп. 4 п. 56 (каждое блюдо отдельно, холодные закуски/первые/гарниры/напитки — не менее 100 г, хранение не менее 48 часов при +2…+6 °C)</w:t>
+      </w:r>
+      <w:r>
+        <w:t xml:space="preserve">2</w:t>
+      </w:r>
+      <w:r>
+        <w:t xml:space="preserve">. П. 56 подп. 14: требования пункта распространяются на предприятия, привлекаемые для обеспечения питания организации стационарного социального обслуживания</w:t>
+      </w:r>
+      <w:r>
+        <w:t xml:space="preserve">2</w:t>
+      </w:r>
+      <w:r>
+        <w:t xml:space="preserve">. Раздел VI (кейтеринг): предприятие обязано разработать и соблюдать внутренний порядок, обеспечивающий прослеживаемость этапов изготовления, перевозки, хранения и реализации и разграничение ответственности; вскрытие упаковок и порционирование — в выделенном помещении (зоне), расположенном в месте оказания услуги</w:t>
+      </w:r>
+      <w:r>
+        <w:t xml:space="preserve">2</w:t>
+      </w:r>
+      <w:r>
+        <w:t xml:space="preserve">. До 01.09.2026 действует аналогичная рамка СанПиН 2.3/2.4.3590-20 (п. 7.1.11–7.1.14, раздел VI)</w:t>
+      </w:r>
+      <w:r>
+        <w:t xml:space="preserve">2</w:t>
+      </w:r>
+      <w:r>
+        <w:t xml:space="preserve">. Вывод для директора: суточные пробы, бракераж и температура могут быть делегированы контрактом по исполнению, но не по ответственности — перед жителями и проверяющими отвечает учреждение.</w:t>
+      </w:r>
+    </w:p>
+    <w:bookmarkEnd w:id="385"/>
+    <w:bookmarkStart w:id="386" w:name="X81f1845d882b0e19c070630d494516810338320"/>
+    <w:p>
+      <w:pPr>
+        <w:pStyle w:val="Heading2"/>
+      </w:pPr>
+      <w:r>
+        <w:t xml:space="preserve">44.3. Восемь строк контракта, которые делают вариативность реальной</w:t>
+      </w:r>
+    </w:p>
+    <w:p>
+      <w:pPr>
+        <w:pStyle w:val="FirstParagraph"/>
+      </w:pPr>
+      <w:r>
+        <w:t xml:space="preserve">Развитие раздела 30 применительно к аутсорсингу:</w:t>
+      </w:r>
+      <w:r>
+        <w:t xml:space="preserve"> </w:t>
+      </w:r>
+      <w:r>
+        <w:rPr>
+          <w:b/>
+          <w:bCs/>
+        </w:rPr>
+        <w:t xml:space="preserve">1. Перечень как группы взаимозаменяемых</w:t>
+      </w:r>
+      <w:r>
+        <w:t xml:space="preserve"> </w:t>
+      </w:r>
+      <w:r>
+        <w:t xml:space="preserve">(группа «крупы гарнирные: гречка, рис, пшено»), а не монопозиция — легализует пары на уровне контракта.</w:t>
+      </w:r>
+      <w:r>
+        <w:t xml:space="preserve"> </w:t>
+      </w:r>
+      <w:r>
+        <w:rPr>
+          <w:b/>
+          <w:bCs/>
+        </w:rPr>
+        <w:t xml:space="preserve">2. Пропорции по статистике выбора</w:t>
+      </w:r>
+      <w:r>
+        <w:t xml:space="preserve"> </w:t>
+      </w:r>
+      <w:r>
+        <w:t xml:space="preserve">с правом корректировки раз в квартал без изменения сути контракта.</w:t>
+      </w:r>
+      <w:r>
+        <w:t xml:space="preserve"> </w:t>
+      </w:r>
+      <w:r>
+        <w:rPr>
+          <w:b/>
+          <w:bCs/>
+        </w:rPr>
+        <w:t xml:space="preserve">3. Строка выбора:</w:t>
+      </w:r>
+      <w:r>
+        <w:t xml:space="preserve"> </w:t>
+      </w:r>
+      <w:r>
+        <w:t xml:space="preserve">на приёмах пищи, где заявлена вариативность, предоставляется не менее двух вариантов основных позиций; срыв выбора фиксируется поставщиком в журнале замен и не считается исполнением.</w:t>
+      </w:r>
+      <w:r>
+        <w:t xml:space="preserve"> </w:t>
+      </w:r>
+      <w:r>
+        <w:rPr>
+          <w:b/>
+          <w:bCs/>
+        </w:rPr>
+        <w:t xml:space="preserve">4. Строка замен:</w:t>
+      </w:r>
+      <w:r>
+        <w:t xml:space="preserve"> </w:t>
+      </w:r>
+      <w:r>
+        <w:t xml:space="preserve">при недопоставке — эквивалент из той же группы по согласованию с учреждением, с актом.</w:t>
+      </w:r>
+      <w:r>
+        <w:t xml:space="preserve"> </w:t>
+      </w:r>
+      <w:r>
+        <w:rPr>
+          <w:b/>
+          <w:bCs/>
+        </w:rPr>
+        <w:t xml:space="preserve">5. Строка качества:</w:t>
+      </w:r>
+      <w:r>
+        <w:t xml:space="preserve"> </w:t>
+      </w:r>
+      <w:r>
+        <w:t xml:space="preserve">характеристики, значимые для текстур (помол, консистенция полуфабрикатов) — иначе дисфагический контур становится заложником «самого дешёвого фарша» (раздел 10).</w:t>
+      </w:r>
+      <w:r>
+        <w:t xml:space="preserve"> </w:t>
+      </w:r>
+      <w:r>
+        <w:rPr>
+          <w:b/>
+          <w:bCs/>
+        </w:rPr>
+        <w:t xml:space="preserve">6. Строка приёмки:</w:t>
+      </w:r>
+      <w:r>
+        <w:t xml:space="preserve"> </w:t>
+      </w:r>
+      <w:r>
+        <w:t xml:space="preserve">ответственный от учреждения, форма акта, место и процедура суточных проб по п. 56 подп. 12</w:t>
+      </w:r>
+      <w:r>
+        <w:t xml:space="preserve">2</w:t>
+      </w:r>
+      <w:r>
+        <w:t xml:space="preserve">.</w:t>
+      </w:r>
+      <w:r>
+        <w:t xml:space="preserve"> </w:t>
+      </w:r>
+      <w:r>
+        <w:rPr>
+          <w:b/>
+          <w:bCs/>
+        </w:rPr>
+        <w:t xml:space="preserve">7. Строка состава:</w:t>
+      </w:r>
+      <w:r>
+        <w:t xml:space="preserve"> </w:t>
+      </w:r>
+      <w:r>
+        <w:t xml:space="preserve">меню-цикл с раскладкой и массой порций — приложение к контракту; сверка с нормами приказа Минтруда 520н</w:t>
+      </w:r>
+      <w:r>
+        <w:t xml:space="preserve">29</w:t>
+      </w:r>
+      <w:r>
+        <w:t xml:space="preserve">.</w:t>
+      </w:r>
+      <w:r>
+        <w:t xml:space="preserve"> </w:t>
+      </w:r>
+      <w:r>
+        <w:rPr>
+          <w:b/>
+          <w:bCs/>
+        </w:rPr>
+        <w:t xml:space="preserve">8. Строка отчётности:</w:t>
+      </w:r>
+      <w:r>
+        <w:t xml:space="preserve"> </w:t>
+      </w:r>
+      <w:r>
+        <w:t xml:space="preserve">доля выбора по позициям и остатки по блюдам — ежемесячно; это данные для панели чисел раздела 22. Каждая строка согласуется с контрактной службой заранее; конфликт «меню против контракта» — всегда симптом того, что меню меняли, а спецификацию нет.</w:t>
+      </w:r>
+    </w:p>
+    <w:bookmarkEnd w:id="386"/>
+    <w:bookmarkStart w:id="387" w:name="X2457211f4bfb0f4f51614839cd86a855ab4a3e2"/>
+    <w:p>
+      <w:pPr>
+        <w:pStyle w:val="Heading2"/>
+      </w:pPr>
+      <w:r>
+        <w:t xml:space="preserve">44.4. Как проверять аутсорсера без «кухонной войны»</w:t>
+      </w:r>
+    </w:p>
+    <w:p>
+      <w:pPr>
+        <w:pStyle w:val="FirstParagraph"/>
+      </w:pPr>
+      <w:r>
+        <w:t xml:space="preserve">Инструменты доклада работают и по договору.</w:t>
+      </w:r>
+      <w:r>
+        <w:t xml:space="preserve"> </w:t>
+      </w:r>
+      <w:r>
+        <w:rPr>
+          <w:b/>
+          <w:bCs/>
+        </w:rPr>
+        <w:t xml:space="preserve">Замер остатков</w:t>
+      </w:r>
+      <w:r>
+        <w:t xml:space="preserve"> </w:t>
+      </w:r>
+      <w:r>
+        <w:t xml:space="preserve">(приложение 25) — чужой кухне тоже видно, что не съедается; сверка с закупкой поставщика.</w:t>
+      </w:r>
+      <w:r>
+        <w:t xml:space="preserve"> </w:t>
+      </w:r>
+      <w:r>
+        <w:rPr>
+          <w:b/>
+          <w:bCs/>
+        </w:rPr>
+        <w:t xml:space="preserve">Внезапный контроль линии</w:t>
+      </w:r>
+      <w:r>
+        <w:t xml:space="preserve"> </w:t>
+      </w:r>
+      <w:r>
+        <w:t xml:space="preserve">в часы раздачи: температура блюд — по технологическим документам (п. 50 СанПиН 4282-26)</w:t>
+      </w:r>
+      <w:r>
+        <w:t xml:space="preserve">2</w:t>
+      </w:r>
+      <w:r>
+        <w:t xml:space="preserve">, соответствие заказанных позиций выданным, наличие стандартного варианта для тех, кто не выбрал (гарантия раздела 21).</w:t>
+      </w:r>
+      <w:r>
+        <w:t xml:space="preserve"> </w:t>
+      </w:r>
+      <w:r>
+        <w:rPr>
+          <w:b/>
+          <w:bCs/>
+        </w:rPr>
+        <w:t xml:space="preserve">Сверка суточных проб:</w:t>
+      </w:r>
+      <w:r>
+        <w:t xml:space="preserve"> </w:t>
+      </w:r>
+      <w:r>
+        <w:t xml:space="preserve">наличие, маркировка, объём, срок хранения.</w:t>
+      </w:r>
+      <w:r>
+        <w:t xml:space="preserve"> </w:t>
+      </w:r>
+      <w:r>
+        <w:rPr>
+          <w:b/>
+          <w:bCs/>
+        </w:rPr>
+        <w:t xml:space="preserve">Фотофиксация</w:t>
+      </w:r>
+      <w:r>
+        <w:t xml:space="preserve"> </w:t>
+      </w:r>
+      <w:r>
+        <w:t xml:space="preserve">раздачи и линии — дешёвый и доказательный инструмент.</w:t>
+      </w:r>
+      <w:r>
+        <w:t xml:space="preserve"> </w:t>
+      </w:r>
+      <w:r>
+        <w:rPr>
+          <w:b/>
+          <w:bCs/>
+        </w:rPr>
+        <w:t xml:space="preserve">Раз в квартал — совместный разбор панели чисел</w:t>
+      </w:r>
+      <w:r>
+        <w:t xml:space="preserve"> </w:t>
+      </w:r>
+      <w:r>
+        <w:t xml:space="preserve">с поставщиком: отходы, жалобы, доля выбора. Кейсы 14 (недопоставка) и 22 (одна плита) переносятся на аутсорсинг один в один: перезаказ, форматы без второй линии, претензионная работа по документам. Прокурорский и антимонопольный контуры никуда не исчезают: качество питания — ст. 6.6 КоАП</w:t>
+      </w:r>
+      <w:r>
+        <w:t xml:space="preserve">10</w:t>
+      </w:r>
+      <w:r>
+        <w:t xml:space="preserve">, сговоры поставщиков — практика ФАС</w:t>
+      </w:r>
+      <w:r>
+        <w:t xml:space="preserve">72</w:t>
+      </w:r>
+      <w:r>
+        <w:t xml:space="preserve">.</w:t>
+      </w:r>
+    </w:p>
+    <w:bookmarkEnd w:id="387"/>
+    <w:bookmarkStart w:id="388" w:name="Xb37de7bbe26aafc7e8c8438a76c9f81933d7127"/>
+    <w:p>
+      <w:pPr>
+        <w:pStyle w:val="Heading2"/>
+      </w:pPr>
+      <w:r>
+        <w:t xml:space="preserve">44.5. Экономика: почему «дешевле отдать на сторону» — не всегда правда</w:t>
+      </w:r>
+    </w:p>
+    <w:p>
+      <w:pPr>
+        <w:pStyle w:val="FirstParagraph"/>
+      </w:pPr>
+      <w:r>
+        <w:t xml:space="preserve">Полная стоимость приёма пищи в 3–6 раз выше сырьевой строки (раздел 29, канадский аудит)</w:t>
+      </w:r>
+      <w:r>
+        <w:t xml:space="preserve">55</w:t>
+      </w:r>
+      <w:r>
+        <w:t xml:space="preserve">: аутсорсер оптимизирует прежде всего сырьё — самую видимую и самую малую часть стоимости. Поэтому контракт фиксирует не только цену порции, но и её состав: меню-цикл с раскладкой, массу порций, соответствие нормам 520н</w:t>
+      </w:r>
+      <w:r>
+        <w:t xml:space="preserve">29</w:t>
+      </w:r>
+      <w:r>
+        <w:t xml:space="preserve">. Международный ориентир: британские стандарты питания в стационарах обязательны и для контрактных поставщиков</w:t>
+      </w:r>
+      <w:r>
+        <w:t xml:space="preserve">102</w:t>
+      </w:r>
+      <w:r>
+        <w:t xml:space="preserve">; нормы Онтарио применяются независимо от способа обеспечения питания</w:t>
+      </w:r>
+      <w:r>
+        <w:t xml:space="preserve">22</w:t>
+      </w:r>
+      <w:r>
+        <w:t xml:space="preserve">. Экономия, которую обещает аутсорсер, должна быть показана построками (сырьё, труд, энергия, логистика), а не «общей цифрой».</w:t>
+      </w:r>
+    </w:p>
+    <w:bookmarkEnd w:id="388"/>
+    <w:bookmarkStart w:id="389" w:name="управленческий-вывод-31"/>
+    <w:p>
+      <w:pPr>
+        <w:pStyle w:val="Heading2"/>
+      </w:pPr>
+      <w:r>
+        <w:t xml:space="preserve">44.6. Управленческий вывод</w:t>
+      </w:r>
+    </w:p>
+    <w:p>
+      <w:pPr>
+        <w:pStyle w:val="FirstParagraph"/>
+      </w:pPr>
+      <w:r>
+        <w:t xml:space="preserve">Аутсорсинг — не конец вариативности, а её новое место: в спецификации, приёмке и отчётности. Инструменты доклада (пары, замер, журналы, суточные пробы) переносятся в контракт дословно — раздел 44.3. Красная линия: учреждение не передаёт по договору контроль качества — его можно делегировать исполнением, но не ответственностью. Если контракт не содержит строк выбора и проб, вариативность в учреждении на аутсорсинге невозможна независимо от желания директора.</w:t>
+      </w:r>
+    </w:p>
+    <w:bookmarkEnd w:id="389"/>
+    <w:bookmarkEnd w:id="390"/>
+    <w:bookmarkStart w:id="391" w:name="часть-ii.-учебные-кейсы-22-разбора"/>
+    <w:p>
+      <w:pPr>
+        <w:pStyle w:val="Heading1"/>
+      </w:pPr>
+      <w:r>
         <w:t xml:space="preserve">Часть II. Учебные кейсы (22 разбора)</w:t>
       </w:r>
     </w:p>
@@ -22350,8 +22936,8 @@
         <w:t xml:space="preserve">Двадцать два ситуационных разбора переводят материал разделов в плоскость ежедневных решений: что нельзя делать, что сделать немедленно, кто принимает решение, какие документы нужны, каково долгосрочное решение и где граница вывода. Все кейсы — учебные, составленные для анализа; они не описывают конкретные организации и людей. Формат разбора на семинаре: 15 минут на кейс по восьми пунктам структуры.</w:t>
       </w:r>
     </w:p>
-    <w:bookmarkEnd w:id="381"/>
-    <w:bookmarkStart w:id="386" w:name="учебные-кейсы-14"/>
+    <w:bookmarkEnd w:id="391"/>
+    <w:bookmarkStart w:id="396" w:name="учебные-кейсы-14"/>
     <w:p>
       <w:pPr>
         <w:pStyle w:val="Heading1"/>
@@ -22372,7 +22958,7 @@
         <w:t xml:space="preserve">Все кейсы в этом блоке — учебные ситуации, составленные для анализа. Они не описывают конкретные организации и конкретных людей. Правовые и медицинские основания приводятся как ориентиры для разбора, а не как заключение по реальному делу.</w:t>
       </w:r>
     </w:p>
-    <w:bookmarkStart w:id="382" w:name="X32f2ddb909a3f70ccb23f0af3b3e976ee7eff7a"/>
+    <w:bookmarkStart w:id="392" w:name="X32f2ddb909a3f70ccb23f0af3b3e976ee7eff7a"/>
     <w:p>
       <w:pPr>
         <w:pStyle w:val="Heading2"/>
@@ -22564,8 +23150,8 @@
         <w:t xml:space="preserve">Один эпизод — не статистика; решения по объёмам принимаются только по серии записей журнала.</w:t>
       </w:r>
     </w:p>
-    <w:bookmarkEnd w:id="382"/>
-    <w:bookmarkStart w:id="383" w:name="Xe9521dd85b3edac2173ad17eb1f20b7dc404888"/>
+    <w:bookmarkEnd w:id="392"/>
+    <w:bookmarkStart w:id="393" w:name="Xe9521dd85b3edac2173ad17eb1f20b7dc404888"/>
     <w:p>
       <w:pPr>
         <w:pStyle w:val="Heading2"/>
@@ -22748,8 +23334,8 @@
         <w:t xml:space="preserve">Кейс не решает вопрос «кто прав» — он задаёт маршрут решения. Содержательный ответ в каждом случае даёт врач.</w:t>
       </w:r>
     </w:p>
-    <w:bookmarkEnd w:id="383"/>
-    <w:bookmarkStart w:id="384" w:name="Xf2a592040358d1edbb5906efaa48adf04f2ac66"/>
+    <w:bookmarkEnd w:id="393"/>
+    <w:bookmarkStart w:id="394" w:name="Xf2a592040358d1edbb5906efaa48adf04f2ac66"/>
     <w:p>
       <w:pPr>
         <w:pStyle w:val="Heading2"/>
@@ -22938,8 +23524,8 @@
         <w:t xml:space="preserve">Тест с перестановкой — скрининг, а не психологическая диагностика; он упорядочивает наблюдение, но не подменяет знание человека.</w:t>
       </w:r>
     </w:p>
-    <w:bookmarkEnd w:id="384"/>
-    <w:bookmarkStart w:id="385" w:name="Xdac2cbe966110dde23613cd205e92755091783d"/>
+    <w:bookmarkEnd w:id="394"/>
+    <w:bookmarkStart w:id="395" w:name="Xdac2cbe966110dde23613cd205e92755091783d"/>
     <w:p>
       <w:pPr>
         <w:pStyle w:val="Heading2"/>
@@ -23119,9 +23705,9 @@
         <w:t xml:space="preserve">Эпизод не доказывает злого умысла: «я знаю, кто что ест» часто правда по содержанию — проблема в подмене процедуры знанием.</w:t>
       </w:r>
     </w:p>
-    <w:bookmarkEnd w:id="385"/>
-    <w:bookmarkEnd w:id="386"/>
-    <w:bookmarkStart w:id="391" w:name="учебные-кейсы-58"/>
+    <w:bookmarkEnd w:id="395"/>
+    <w:bookmarkEnd w:id="396"/>
+    <w:bookmarkStart w:id="401" w:name="учебные-кейсы-58"/>
     <w:p>
       <w:pPr>
         <w:pStyle w:val="Heading1"/>
@@ -23142,7 +23728,7 @@
         <w:t xml:space="preserve">Все кейсы — учебные ситуации, составленные для анализа.</w:t>
       </w:r>
     </w:p>
-    <w:bookmarkStart w:id="387" w:name="Xdac474e3a3bd8d4b6493e3127cb95a580737dd2"/>
+    <w:bookmarkStart w:id="397" w:name="Xdac474e3a3bd8d4b6493e3127cb95a580737dd2"/>
     <w:p>
       <w:pPr>
         <w:pStyle w:val="Heading2"/>
@@ -23328,8 +23914,8 @@
         <w:t xml:space="preserve">Приёмы «обхода» бреда — тактика на обострение, а не постоянная модель; по выходе из обострения формат пересматривается врачом.</w:t>
       </w:r>
     </w:p>
-    <w:bookmarkEnd w:id="387"/>
-    <w:bookmarkStart w:id="388" w:name="X2457a56341d65b2059f493638f009eb76eb2370"/>
+    <w:bookmarkEnd w:id="397"/>
+    <w:bookmarkStart w:id="398" w:name="X2457a56341d65b2059f493638f009eb76eb2370"/>
     <w:p>
       <w:pPr>
         <w:pStyle w:val="Heading2"/>
@@ -23488,7 +24074,7 @@
         <w:t xml:space="preserve">; седация как побочный эффект и её влияние на режим — клиническая реальность антипсихотической терапии</w:t>
       </w:r>
       <w:r>
-        <w:t xml:space="preserve">58</w:t>
+        <w:t xml:space="preserve">60</w:t>
       </w:r>
       <w:r>
         <w:t xml:space="preserve">. Международный ориентир гибкости: «что, когда, где и как я ем» (Стандарт 6)</w:t>
@@ -23518,8 +24104,8 @@
         <w:t xml:space="preserve">Гибкое окно — не отмена режима, а его диапазон; санитарные требования к температуре и срокам выдачи сохраняются в полном объёме.</w:t>
       </w:r>
     </w:p>
-    <w:bookmarkEnd w:id="388"/>
-    <w:bookmarkStart w:id="389" w:name="X5f8194e038b5825dffc3b677c959f4d350cedac"/>
+    <w:bookmarkEnd w:id="398"/>
+    <w:bookmarkStart w:id="399" w:name="X5f8194e038b5825dffc3b677c959f4d350cedac"/>
     <w:p>
       <w:pPr>
         <w:pStyle w:val="Heading2"/>
@@ -23675,7 +24261,7 @@
         <w:t xml:space="preserve">39</w:t>
       </w:r>
       <w:r>
-        <w:t xml:space="preserve">97</w:t>
+        <w:t xml:space="preserve">103</w:t>
       </w:r>
       <w:r>
         <w:t xml:space="preserve">; обязанность защищать жителя от вредного воздействия других жителей — из общей логики ст. 37</w:t>
@@ -23705,8 +24291,8 @@
         <w:t xml:space="preserve">Рассадка — рабочий инструмент, а не наказание; схема пересматривается, а не закрепляется пожизненно.</w:t>
       </w:r>
     </w:p>
-    <w:bookmarkEnd w:id="389"/>
-    <w:bookmarkStart w:id="390" w:name="кейс-8.-человек-быстро-заглатывает-куски"/>
+    <w:bookmarkEnd w:id="399"/>
+    <w:bookmarkStart w:id="400" w:name="кейс-8.-человек-быстро-заглатывает-куски"/>
     <w:p>
       <w:pPr>
         <w:pStyle w:val="Heading2"/>
@@ -23898,9 +24484,9 @@
         <w:t xml:space="preserve">Организационные меры — мост до врача, а не замена скрининга; «ест дважды поперхнулся» — достаточное основание для внеочередной оценки.</w:t>
       </w:r>
     </w:p>
-    <w:bookmarkEnd w:id="390"/>
-    <w:bookmarkEnd w:id="391"/>
-    <w:bookmarkStart w:id="396" w:name="учебные-кейсы-912"/>
+    <w:bookmarkEnd w:id="400"/>
+    <w:bookmarkEnd w:id="401"/>
+    <w:bookmarkStart w:id="406" w:name="учебные-кейсы-912"/>
     <w:p>
       <w:pPr>
         <w:pStyle w:val="Heading1"/>
@@ -23921,7 +24507,7 @@
         <w:t xml:space="preserve">Все кейсы — учебные ситуации, составленные для анализа.</w:t>
       </w:r>
     </w:p>
-    <w:bookmarkStart w:id="392" w:name="Xfa59aab2a57e022a905dd9c64472d98cfee81ea"/>
+    <w:bookmarkStart w:id="402" w:name="Xfa59aab2a57e022a905dd9c64472d98cfee81ea"/>
     <w:p>
       <w:pPr>
         <w:pStyle w:val="Heading2"/>
@@ -24110,8 +24696,8 @@
         <w:t xml:space="preserve">Самопроверка текстур кухней — организационная мера; ответственность за назначение и его пересмотр остаётся на враче.</w:t>
       </w:r>
     </w:p>
-    <w:bookmarkEnd w:id="392"/>
-    <w:bookmarkStart w:id="393" w:name="X24715c86e9ab2c073292068d1a277db6f28c909"/>
+    <w:bookmarkEnd w:id="402"/>
+    <w:bookmarkStart w:id="403" w:name="X24715c86e9ab2c073292068d1a277db6f28c909"/>
     <w:p>
       <w:pPr>
         <w:pStyle w:val="Heading2"/>
@@ -24288,8 +24874,8 @@
         <w:t xml:space="preserve">Если житель недееспособен и опекун — учреждение, конфликт интересов разбирается по процедуре раздела 16: зафиксированные предпочтения жителя имеют приоритет над «усреднённым благом».</w:t>
       </w:r>
     </w:p>
-    <w:bookmarkEnd w:id="393"/>
-    <w:bookmarkStart w:id="394" w:name="Xf900fac35852a8521b45a146a197694947ae6b2"/>
+    <w:bookmarkEnd w:id="403"/>
+    <w:bookmarkStart w:id="404" w:name="Xf900fac35852a8521b45a146a197694947ae6b2"/>
     <w:p>
       <w:pPr>
         <w:pStyle w:val="Heading2"/>
@@ -24424,12 +25010,12 @@
         <w:t xml:space="preserve">Структурированный ответ на гиперфагию (раздел 13): объёмные низкокалорийные компоненты, дробный режим, ночная доступность там, где ночное едение — часть картины. Метаболический мониторинг веса, глюкозы, липидов — по стандартам для его терапии</w:t>
       </w:r>
       <w:r>
+        <w:t xml:space="preserve">60</w:t>
+      </w:r>
+      <w:r>
         <w:t xml:space="preserve">58</w:t>
       </w:r>
       <w:r>
-        <w:t xml:space="preserve">56</w:t>
-      </w:r>
-      <w:r>
         <w:t xml:space="preserve">.</w:t>
       </w:r>
     </w:p>
@@ -24454,7 +25040,7 @@
         <w:t xml:space="preserve">9</w:t>
       </w:r>
       <w:r>
-        <w:t xml:space="preserve">57</w:t>
+        <w:t xml:space="preserve">59</w:t>
       </w:r>
       <w:r>
         <w:t xml:space="preserve">; гиперфагия и ночное едение описаны как специфические синдромы</w:t>
@@ -24490,8 +25076,8 @@
         <w:t xml:space="preserve">«Добавка или нет» — не вопрос дисциплины, а вопрос назначения; любое смягчение — только через врача, любое ужесточение — тоже.</w:t>
       </w:r>
     </w:p>
-    <w:bookmarkEnd w:id="394"/>
-    <w:bookmarkStart w:id="395" w:name="кейс-12.-выбор-есть-только-на-бумаге"/>
+    <w:bookmarkEnd w:id="404"/>
+    <w:bookmarkStart w:id="405" w:name="кейс-12.-выбор-есть-только-на-бумаге"/>
     <w:p>
       <w:pPr>
         <w:pStyle w:val="Heading2"/>
@@ -24668,9 +25254,9 @@
         <w:t xml:space="preserve">Нулевой спрос в первые недели — норма (эффект новизны работает в обе стороны); вывод о фиктивности делается по данным месяцев, а не дней.</w:t>
       </w:r>
     </w:p>
-    <w:bookmarkEnd w:id="395"/>
-    <w:bookmarkEnd w:id="396"/>
-    <w:bookmarkStart w:id="401" w:name="учебные-кейсы-1316"/>
+    <w:bookmarkEnd w:id="405"/>
+    <w:bookmarkEnd w:id="406"/>
+    <w:bookmarkStart w:id="411" w:name="учебные-кейсы-1316"/>
     <w:p>
       <w:pPr>
         <w:pStyle w:val="Heading1"/>
@@ -24691,7 +25277,7 @@
         <w:t xml:space="preserve">Все кейсы — учебные ситуации, составленные для анализа.</w:t>
       </w:r>
     </w:p>
-    <w:bookmarkStart w:id="397" w:name="Xa9e5319b2a803190a9fa46daf6984808dc7cb42"/>
+    <w:bookmarkStart w:id="407" w:name="Xa9e5319b2a803190a9fa46daf6984808dc7cb42"/>
     <w:p>
       <w:pPr>
         <w:pStyle w:val="Heading2"/>
@@ -24808,7 +25394,7 @@
         <w:t xml:space="preserve">Форма сведения (приложение 7 + учётная форма), приказ о порядке учёта вариативных позиций, действующие учётные формы по 52н с учётом переходного статуса</w:t>
       </w:r>
       <w:r>
-        <w:t xml:space="preserve">96</w:t>
+        <w:t xml:space="preserve">99</w:t>
       </w:r>
       <w:r>
         <w:t xml:space="preserve">.</w:t>
@@ -24832,7 +25418,7 @@
         <w:t xml:space="preserve">Списание по факту выдачи: статистика выбора за месяц автоматически даёт пропорцию списания парных продуктов. Уточнить у учредителя признаваемую форму — статусы форм меняются поэтапно</w:t>
       </w:r>
       <w:r>
-        <w:t xml:space="preserve">96</w:t>
+        <w:t xml:space="preserve">99</w:t>
       </w:r>
       <w:r>
         <w:t xml:space="preserve">.</w:t>
@@ -24874,8 +25460,8 @@
         <w:t xml:space="preserve">Методика — предмет согласования с учредителем и учётной политикой организации; приложение — проект локальной формы, не норматив.</w:t>
       </w:r>
     </w:p>
-    <w:bookmarkEnd w:id="397"/>
-    <w:bookmarkStart w:id="398" w:name="Xa51016900fcc548ed40baa1e757e21cc7d0dae4"/>
+    <w:bookmarkEnd w:id="407"/>
+    <w:bookmarkStart w:id="408" w:name="Xa51016900fcc548ed40baa1e757e21cc7d0dae4"/>
     <w:p>
       <w:pPr>
         <w:pStyle w:val="Heading2"/>
@@ -25052,8 +25638,8 @@
         <w:t xml:space="preserve">Единичный срыв — рабочая ситуация; систематические срывы — повод для пересмотра отношений с поставщиком по документам, а не по накопленному раздражению.</w:t>
       </w:r>
     </w:p>
-    <w:bookmarkEnd w:id="398"/>
-    <w:bookmarkStart w:id="399" w:name="Xa03649f68cc7ac023c98a7fc97239cfc5624d33"/>
+    <w:bookmarkEnd w:id="408"/>
+    <w:bookmarkStart w:id="409" w:name="Xa03649f68cc7ac023c98a7fc97239cfc5624d33"/>
     <w:p>
       <w:pPr>
         <w:pStyle w:val="Heading2"/>
@@ -25236,8 +25822,8 @@
         <w:t xml:space="preserve">Правило касается еды как рычага; оно не запрещает ни праздничные столы, ни совместную готовку как деятельность — граница в условности («получишь, если»).</w:t>
       </w:r>
     </w:p>
-    <w:bookmarkEnd w:id="399"/>
-    <w:bookmarkStart w:id="400" w:name="Xa552ac6b063847ee97ea607459cced14dfa5526"/>
+    <w:bookmarkEnd w:id="409"/>
+    <w:bookmarkStart w:id="410" w:name="Xa552ac6b063847ee97ea607459cced14dfa5526"/>
     <w:p>
       <w:pPr>
         <w:pStyle w:val="Heading2"/>
@@ -25417,9 +26003,9 @@
         <w:t xml:space="preserve">Запись «не ест манную» — фиксация наблюдаемого, а не диагноз; при появлении признаков дисфагии маршрут меняется на клинический.</w:t>
       </w:r>
     </w:p>
-    <w:bookmarkEnd w:id="400"/>
-    <w:bookmarkEnd w:id="401"/>
-    <w:bookmarkStart w:id="406" w:name="учебные-кейсы-1720"/>
+    <w:bookmarkEnd w:id="410"/>
+    <w:bookmarkEnd w:id="411"/>
+    <w:bookmarkStart w:id="416" w:name="учебные-кейсы-1720"/>
     <w:p>
       <w:pPr>
         <w:pStyle w:val="Heading1"/>
@@ -25440,7 +26026,7 @@
         <w:t xml:space="preserve">Все кейсы — учебные ситуации, составленные для анализа.</w:t>
       </w:r>
     </w:p>
-    <w:bookmarkStart w:id="402" w:name="Xdc87977c96e5e2784a8fab672fb9fe06db7adb8"/>
+    <w:bookmarkStart w:id="412" w:name="Xdc87977c96e5e2784a8fab672fb9fe06db7adb8"/>
     <w:p>
       <w:pPr>
         <w:pStyle w:val="Heading2"/>
@@ -25635,8 +26221,8 @@
         <w:t xml:space="preserve">Отложенная порция — сервис для отдельных жителей; при превращении исключения в массовую практику менять надо режим, а не плодить исключения.</w:t>
       </w:r>
     </w:p>
-    <w:bookmarkEnd w:id="402"/>
-    <w:bookmarkStart w:id="403" w:name="X1d9d45cc076ebd32d66f12a9815b71c95c79e7a"/>
+    <w:bookmarkEnd w:id="412"/>
+    <w:bookmarkStart w:id="413" w:name="X1d9d45cc076ebd32d66f12a9815b71c95c79e7a"/>
     <w:p>
       <w:pPr>
         <w:pStyle w:val="Heading2"/>
@@ -25837,8 +26423,8 @@
         <w:t xml:space="preserve">Перераспределение и форматы — купирование, а не решение; решение — штатное, и путь к нему лежит через документированный замер дефицита.</w:t>
       </w:r>
     </w:p>
-    <w:bookmarkEnd w:id="403"/>
-    <w:bookmarkStart w:id="404" w:name="X698b7d73cc6b5c52f4234869ead95c1fe049d81"/>
+    <w:bookmarkEnd w:id="413"/>
+    <w:bookmarkStart w:id="414" w:name="X698b7d73cc6b5c52f4234869ead95c1fe049d81"/>
     <w:p>
       <w:pPr>
         <w:pStyle w:val="Heading2"/>
@@ -25991,10 +26577,10 @@
         <w:t xml:space="preserve">Прокурорский контур по жалобам — реальный риск-градиент (раздел 33)</w:t>
       </w:r>
       <w:r>
-        <w:t xml:space="preserve">69</w:t>
-      </w:r>
-      <w:r>
-        <w:t xml:space="preserve">70</w:t>
+        <w:t xml:space="preserve">72</w:t>
+      </w:r>
+      <w:r>
+        <w:t xml:space="preserve">73</w:t>
       </w:r>
       <w:r>
         <w:t xml:space="preserve">; ответ по существу — и правовая, и управленческая норма.</w:t>
@@ -26018,8 +26604,8 @@
         <w:t xml:space="preserve">Не каждая жалоба справедлива; регламент защищает обе стороны: и жителя от плохой еды, и организацию от капризных конфликтов.</w:t>
       </w:r>
     </w:p>
-    <w:bookmarkEnd w:id="404"/>
-    <w:bookmarkStart w:id="405" w:name="X192f9c65cbddf0f0446320c4e9c8fdf708c3234"/>
+    <w:bookmarkEnd w:id="414"/>
+    <w:bookmarkStart w:id="415" w:name="X192f9c65cbddf0f0446320c4e9c8fdf708c3234"/>
     <w:p>
       <w:pPr>
         <w:pStyle w:val="Heading2"/>
@@ -26178,7 +26764,7 @@
         <w:t xml:space="preserve">; КПИ и общие замечания ККИ — о поддерживаемом принятии решений</w:t>
       </w:r>
       <w:r>
-        <w:t xml:space="preserve">71</w:t>
+        <w:t xml:space="preserve">74</w:t>
       </w:r>
       <w:r>
         <w:t xml:space="preserve">26</w:t>
@@ -26214,9 +26800,9 @@
         <w:t xml:space="preserve">Запрос прокуратуры — не обвинение; честный ответ с планом почти всегда завершает сюжет, вымученная «идеальная папка» — начинает его.</w:t>
       </w:r>
     </w:p>
-    <w:bookmarkEnd w:id="405"/>
-    <w:bookmarkEnd w:id="406"/>
-    <w:bookmarkStart w:id="410" w:name="учебные-кейсы-2122"/>
+    <w:bookmarkEnd w:id="415"/>
+    <w:bookmarkEnd w:id="416"/>
+    <w:bookmarkStart w:id="420" w:name="учебные-кейсы-2122"/>
     <w:p>
       <w:pPr>
         <w:pStyle w:val="Heading1"/>
@@ -26237,7 +26823,7 @@
         <w:t xml:space="preserve">Все кейсы — учебные ситуации, составленные для анализа.</w:t>
       </w:r>
     </w:p>
-    <w:bookmarkStart w:id="407" w:name="X146502b6c250491c6eafed77172930b308acacd"/>
+    <w:bookmarkStart w:id="417" w:name="X146502b6c250491c6eafed77172930b308acacd"/>
     <w:p>
       <w:pPr>
         <w:pStyle w:val="Heading2"/>
@@ -26420,8 +27006,8 @@
         <w:t xml:space="preserve">«Нулевая стоимость» — честная категория организационных мер, а не обещание, что системная проблема рук решается без рук: пределы списка называются учредителю прямо.</w:t>
       </w:r>
     </w:p>
-    <w:bookmarkEnd w:id="407"/>
-    <w:bookmarkStart w:id="408" w:name="Xe7152a34d1bae7203818e9f8560856c78ba945e"/>
+    <w:bookmarkEnd w:id="417"/>
+    <w:bookmarkStart w:id="418" w:name="Xe7152a34d1bae7203818e9f8560856c78ba945e"/>
     <w:p>
       <w:pPr>
         <w:pStyle w:val="Heading2"/>
@@ -26580,7 +27166,7 @@
         <w:t xml:space="preserve">; мировая практика заказного питания (room service модели в госпиталях) показывает: выбор строится на предзаказе и организации, а не только на площадях</w:t>
       </w:r>
       <w:r>
-        <w:t xml:space="preserve">98</w:t>
+        <w:t xml:space="preserve">102</w:t>
       </w:r>
       <w:r>
         <w:t xml:space="preserve">.</w:t>
@@ -26611,8 +27197,8 @@
         </w:pict>
       </w:r>
     </w:p>
-    <w:bookmarkEnd w:id="408"/>
-    <w:bookmarkStart w:id="409" w:name="Xbaaf3dff28a2843db90ec8eb745a577f433c3c3"/>
+    <w:bookmarkEnd w:id="418"/>
+    <w:bookmarkStart w:id="419" w:name="Xbaaf3dff28a2843db90ec8eb745a577f433c3c3"/>
     <w:p>
       <w:pPr>
         <w:pStyle w:val="Heading2"/>
@@ -26629,9 +27215,9 @@
         <w:t xml:space="preserve">Каждый кейс разбирается за 15 минут по фиксированной схеме: ситуация зачитывается без раздела «решение»; группа формулирует ответы по восьми пунктам; сверка с текстом. Ценность разбора — в расхождениях: если группа предлагает нечто отсутствующее в кейсе, это повод для дополнения локального комплекта, а не для «исправления ошибки». Кейсы допускается адаптировать под специфику организации (детское/взрослое учреждение, размер, регион) с сохранением структуры из восьми пунктов.</w:t>
       </w:r>
     </w:p>
-    <w:bookmarkEnd w:id="409"/>
-    <w:bookmarkEnd w:id="410"/>
-    <w:bookmarkStart w:id="411" w:name="Xcc37ba08cc40355d41bb164289720866a62c728"/>
+    <w:bookmarkEnd w:id="419"/>
+    <w:bookmarkEnd w:id="420"/>
+    <w:bookmarkStart w:id="421" w:name="Xcc37ba08cc40355d41bb164289720866a62c728"/>
     <w:p>
       <w:pPr>
         <w:pStyle w:val="Heading1"/>
@@ -26648,8 +27234,8 @@
         <w:t xml:space="preserve">Тридцать восемь шаблонов — рабочий инструментарий доклада: чек-листы, формы, журналы, алгоритмы, проекты приказов и положений. Каждый шаблон снабжён дисклеймером: это проект локальной формы, не нормативно установленный документ; он требует адаптации под региональное законодательство, учётную политику, структуру учреждения, медицинскую лицензию и требования учредителя. Порядок внедрения комплекта — раздел 36 и конец части III.</w:t>
       </w:r>
     </w:p>
-    <w:bookmarkEnd w:id="411"/>
-    <w:bookmarkStart w:id="418" w:name="приложения-16"/>
+    <w:bookmarkEnd w:id="421"/>
+    <w:bookmarkStart w:id="428" w:name="приложения-16"/>
     <w:p>
       <w:pPr>
         <w:pStyle w:val="Heading1"/>
@@ -26670,7 +27256,7 @@
         <w:t xml:space="preserve">Единый дисклеймер для всех приложений 1–36 (приводится на каждом шаблоне): «Проект локальной формы. Не является нормативно установленным документом. Требует адаптации под региональное законодательство, учётную политику, структуру учреждения, медицинскую лицензию и требования учредителя».</w:t>
       </w:r>
     </w:p>
-    <w:bookmarkStart w:id="412" w:name="Xa3e7a35ad6bc4363cb5123b7b98cea964d2ea8f"/>
+    <w:bookmarkStart w:id="422" w:name="Xa3e7a35ad6bc4363cb5123b7b98cea964d2ea8f"/>
     <w:p>
       <w:pPr>
         <w:pStyle w:val="Heading2"/>
@@ -26827,8 +27413,8 @@
         <w:t xml:space="preserve">Дата: ________ Подписи: директор ________ зав. производством ________ врач ________</w:t>
       </w:r>
     </w:p>
-    <w:bookmarkEnd w:id="412"/>
-    <w:bookmarkStart w:id="413" w:name="Xf65812dc9e7dea6b638f64102111f86053fcd4e"/>
+    <w:bookmarkEnd w:id="422"/>
+    <w:bookmarkStart w:id="423" w:name="Xf65812dc9e7dea6b638f64102111f86053fcd4e"/>
     <w:p>
       <w:pPr>
         <w:pStyle w:val="Heading2"/>
@@ -27249,8 +27835,8 @@
         <w:t xml:space="preserve">Дата заполнения: ________ Заполнил: ________ Дата пересмотра: ________</w:t>
       </w:r>
     </w:p>
-    <w:bookmarkEnd w:id="413"/>
-    <w:bookmarkStart w:id="414" w:name="приложение-3.-пищевая-биография"/>
+    <w:bookmarkEnd w:id="423"/>
+    <w:bookmarkStart w:id="424" w:name="приложение-3.-пищевая-биография"/>
     <w:p>
       <w:pPr>
         <w:pStyle w:val="Heading2"/>
@@ -27371,8 +27957,8 @@
         <w:t xml:space="preserve">Запись ведётся в свободной форме, 5–15 предложений. Выдержки переносятся в карту предпочтений (приложение 2). Документ хранится в отделении, доступен смене.</w:t>
       </w:r>
     </w:p>
-    <w:bookmarkEnd w:id="414"/>
-    <w:bookmarkStart w:id="415" w:name="приложение-4.-простая-форма-выбора"/>
+    <w:bookmarkEnd w:id="424"/>
+    <w:bookmarkStart w:id="425" w:name="приложение-4.-простая-форма-выбора"/>
     <w:p>
       <w:pPr>
         <w:pStyle w:val="Heading2"/>
@@ -27628,8 +28214,8 @@
         <w:t xml:space="preserve">Правила заполнения: выбор фиксируется в присутствии жителя; «стандартный» отмечается, если житель не выбрал (это нормальный итог, а не сбой); лист передаётся на кухню до ____ часов.</w:t>
       </w:r>
     </w:p>
-    <w:bookmarkEnd w:id="415"/>
-    <w:bookmarkStart w:id="416" w:name="приложение-5.-визуальное-меню"/>
+    <w:bookmarkEnd w:id="425"/>
+    <w:bookmarkStart w:id="426" w:name="приложение-5.-визуальное-меню"/>
     <w:p>
       <w:pPr>
         <w:pStyle w:val="Heading2"/>
@@ -27738,8 +28324,8 @@
         <w:t xml:space="preserve">Ответственный за изготовление и обновление: ________ (фамилия в приказе).</w:t>
       </w:r>
     </w:p>
-    <w:bookmarkEnd w:id="416"/>
-    <w:bookmarkStart w:id="417" w:name="X753a5cc2dca48c6462e6ee20e2bb6f8ebd5e6e9"/>
+    <w:bookmarkEnd w:id="426"/>
+    <w:bookmarkStart w:id="427" w:name="X753a5cc2dca48c6462e6ee20e2bb6f8ebd5e6e9"/>
     <w:p>
       <w:pPr>
         <w:pStyle w:val="Heading2"/>
@@ -27844,9 +28430,9 @@
         <w:t xml:space="preserve">Подпись: ________ Подтверждающее наблюдение (через 1–2 недели): дата ________ вывод совпал ☐ уточнён ☐</w:t>
       </w:r>
     </w:p>
-    <w:bookmarkEnd w:id="417"/>
-    <w:bookmarkEnd w:id="418"/>
-    <w:bookmarkStart w:id="425" w:name="приложения-712"/>
+    <w:bookmarkEnd w:id="427"/>
+    <w:bookmarkEnd w:id="428"/>
+    <w:bookmarkStart w:id="435" w:name="приложения-712"/>
     <w:p>
       <w:pPr>
         <w:pStyle w:val="Heading1"/>
@@ -27855,7 +28441,7 @@
         <w:t xml:space="preserve">Приложения 7–12</w:t>
       </w:r>
     </w:p>
-    <w:bookmarkStart w:id="419" w:name="Xada162c36464f9ca9a47fa28c272c65bb8735e7"/>
+    <w:bookmarkStart w:id="429" w:name="Xada162c36464f9ca9a47fa28c272c65bb8735e7"/>
     <w:p>
       <w:pPr>
         <w:pStyle w:val="Heading2"/>
@@ -28171,8 +28757,8 @@
         <w:t xml:space="preserve">Ежемесячно итоги суммируются → статистика выбора для пересчёта меню и списаний (разделы 21, 29).</w:t>
       </w:r>
     </w:p>
-    <w:bookmarkEnd w:id="419"/>
-    <w:bookmarkStart w:id="420" w:name="приложение-8.-журнал-срывов-выбора"/>
+    <w:bookmarkEnd w:id="429"/>
+    <w:bookmarkStart w:id="430" w:name="приложение-8.-журнал-срывов-выбора"/>
     <w:p>
       <w:pPr>
         <w:pStyle w:val="Heading2"/>
@@ -28366,8 +28952,8 @@
         <w:t xml:space="preserve">Разбор — на еженедельной планёрке: серия из трёх срывов одной позиции → пересчёт объёмов или замена пары (раздел 21).</w:t>
       </w:r>
     </w:p>
-    <w:bookmarkEnd w:id="420"/>
-    <w:bookmarkStart w:id="421" w:name="приложение-9.-журнал-отказов-от-еды"/>
+    <w:bookmarkEnd w:id="430"/>
+    <w:bookmarkStart w:id="431" w:name="приложение-9.-журнал-отказов-от-еды"/>
     <w:p>
       <w:pPr>
         <w:pStyle w:val="Heading2"/>
@@ -28537,8 +29123,8 @@
         <w:t xml:space="preserve">три отказа подряд у одного жителя — сообщение врачу в тот же день. Отказ с бредовой мотивировкой («отравлено») — сообщение врачу при первом эпизоде.</w:t>
       </w:r>
     </w:p>
-    <w:bookmarkEnd w:id="421"/>
-    <w:bookmarkStart w:id="422" w:name="X6666f85e8a336d5742c526c0b8279bc6ecdc9c2"/>
+    <w:bookmarkEnd w:id="431"/>
+    <w:bookmarkStart w:id="432" w:name="X6666f85e8a336d5742c526c0b8279bc6ecdc9c2"/>
     <w:p>
       <w:pPr>
         <w:pStyle w:val="Heading2"/>
@@ -28685,8 +29271,8 @@
         <w:t xml:space="preserve">Запрещено: уговаривать давлением, ставить условия («съешь — получишь»), заменять отказ наказанием любой формы.</w:t>
       </w:r>
     </w:p>
-    <w:bookmarkEnd w:id="422"/>
-    <w:bookmarkStart w:id="423" w:name="X2f8b89104c3c9ab5e9fcfa60c2e1101424159b2"/>
+    <w:bookmarkEnd w:id="432"/>
+    <w:bookmarkStart w:id="433" w:name="X2f8b89104c3c9ab5e9fcfa60c2e1101424159b2"/>
     <w:p>
       <w:pPr>
         <w:pStyle w:val="Heading2"/>
@@ -28847,8 +29433,8 @@
         <w:t xml:space="preserve">Все шаги документируются в журнале отказов (приложение 9).</w:t>
       </w:r>
     </w:p>
-    <w:bookmarkEnd w:id="423"/>
-    <w:bookmarkStart w:id="424" w:name="X39dc08d6c0f0085bfe98d8df4828184da752540"/>
+    <w:bookmarkEnd w:id="433"/>
+    <w:bookmarkStart w:id="434" w:name="X39dc08d6c0f0085bfe98d8df4828184da752540"/>
     <w:p>
       <w:pPr>
         <w:pStyle w:val="Heading2"/>
@@ -28979,9 +29565,9 @@
         <w:t xml:space="preserve">Связь с документами: список риска и текстуры — приложение 21 (медицинский контур); основания — раздел 10 доклада.</w:t>
       </w:r>
     </w:p>
-    <w:bookmarkEnd w:id="424"/>
-    <w:bookmarkEnd w:id="425"/>
-    <w:bookmarkStart w:id="432" w:name="приложения-1318"/>
+    <w:bookmarkEnd w:id="434"/>
+    <w:bookmarkEnd w:id="435"/>
+    <w:bookmarkStart w:id="442" w:name="приложения-1318"/>
     <w:p>
       <w:pPr>
         <w:pStyle w:val="Heading1"/>
@@ -28990,7 +29576,7 @@
         <w:t xml:space="preserve">Приложения 13–18</w:t>
       </w:r>
     </w:p>
-    <w:bookmarkStart w:id="426" w:name="X5a5aab8d458c4a90b541c5ff8c9118341aef62c"/>
+    <w:bookmarkStart w:id="436" w:name="X5a5aab8d458c4a90b541c5ff8c9118341aef62c"/>
     <w:p>
       <w:pPr>
         <w:pStyle w:val="Heading2"/>
@@ -29143,8 +29729,8 @@
         <w:t xml:space="preserve">форма наблюдения, запись врача, при назначении — обновление карты.</w:t>
       </w:r>
     </w:p>
-    <w:bookmarkEnd w:id="426"/>
-    <w:bookmarkStart w:id="427" w:name="приложение-14.-алгоритм-при-пикацизме"/>
+    <w:bookmarkEnd w:id="436"/>
+    <w:bookmarkStart w:id="437" w:name="приложение-14.-алгоритм-при-пикацизме"/>
     <w:p>
       <w:pPr>
         <w:pStyle w:val="Heading2"/>
@@ -29305,8 +29891,8 @@
         <w:t xml:space="preserve">записи наблюдения, назначения врача, протокол осмотра среды (раз в неделю, подпись старшей смены).</w:t>
       </w:r>
     </w:p>
-    <w:bookmarkEnd w:id="427"/>
-    <w:bookmarkStart w:id="428" w:name="X1ab7f53dc45c8d0e3a308abf946a595d4a4f12a"/>
+    <w:bookmarkEnd w:id="437"/>
+    <w:bookmarkStart w:id="438" w:name="X1ab7f53dc45c8d0e3a308abf946a595d4a4f12a"/>
     <w:p>
       <w:pPr>
         <w:pStyle w:val="Heading2"/>
@@ -29459,8 +30045,8 @@
         <w:t xml:space="preserve">лишение еды или десерта как наказание; вынос из столовой без еды; публичное отчитывание.</w:t>
       </w:r>
     </w:p>
-    <w:bookmarkEnd w:id="428"/>
-    <w:bookmarkStart w:id="429" w:name="X8d677485a89b204bb25738537ed3017d2c2d8fe"/>
+    <w:bookmarkEnd w:id="438"/>
+    <w:bookmarkStart w:id="439" w:name="X8d677485a89b204bb25738537ed3017d2c2d8fe"/>
     <w:p>
       <w:pPr>
         <w:pStyle w:val="Heading2"/>
@@ -29621,8 +30207,8 @@
         <w:t xml:space="preserve">уничтожение остатков и проб, «тихое» снятие позиции без записей, поиск виноватого до установления фактов.</w:t>
       </w:r>
     </w:p>
-    <w:bookmarkEnd w:id="429"/>
-    <w:bookmarkStart w:id="430" w:name="X7de1b360fb2cd2d4f99e82753c317ef0bd419fc"/>
+    <w:bookmarkEnd w:id="439"/>
+    <w:bookmarkStart w:id="440" w:name="X7de1b360fb2cd2d4f99e82753c317ef0bd419fc"/>
     <w:p>
       <w:pPr>
         <w:pStyle w:val="Heading2"/>
@@ -30670,8 +31256,8 @@
         <w:t xml:space="preserve">Утверждено приказом № ___ от ______</w:t>
       </w:r>
     </w:p>
-    <w:bookmarkEnd w:id="430"/>
-    <w:bookmarkStart w:id="431" w:name="Xd468ec665b3de6bc4f2fddca2b9f513fb883232"/>
+    <w:bookmarkEnd w:id="440"/>
+    <w:bookmarkStart w:id="441" w:name="Xd468ec665b3de6bc4f2fddca2b9f513fb883232"/>
     <w:p>
       <w:pPr>
         <w:pStyle w:val="Heading2"/>
@@ -30796,9 +31382,9 @@
         <w:t xml:space="preserve">Подпись: ________ Дата: ________</w:t>
       </w:r>
     </w:p>
-    <w:bookmarkEnd w:id="431"/>
-    <w:bookmarkEnd w:id="432"/>
-    <w:bookmarkStart w:id="439" w:name="приложения-1924"/>
+    <w:bookmarkEnd w:id="441"/>
+    <w:bookmarkEnd w:id="442"/>
+    <w:bookmarkStart w:id="449" w:name="приложения-1924"/>
     <w:p>
       <w:pPr>
         <w:pStyle w:val="Heading1"/>
@@ -30807,7 +31393,7 @@
         <w:t xml:space="preserve">Приложения 19–24</w:t>
       </w:r>
     </w:p>
-    <w:bookmarkStart w:id="433" w:name="Xa6ffa2a087f64a3cb348ef06217f1784c7269a9"/>
+    <w:bookmarkStart w:id="443" w:name="Xa6ffa2a087f64a3cb348ef06217f1784c7269a9"/>
     <w:p>
       <w:pPr>
         <w:pStyle w:val="Heading2"/>
@@ -30932,8 +31518,8 @@
         <w:t xml:space="preserve">Зав. производством: ________</w:t>
       </w:r>
     </w:p>
-    <w:bookmarkEnd w:id="433"/>
-    <w:bookmarkStart w:id="434" w:name="X218738cdd1c541046a52f07a3e6ba36f75dc340"/>
+    <w:bookmarkEnd w:id="443"/>
+    <w:bookmarkStart w:id="444" w:name="X218738cdd1c541046a52f07a3e6ba36f75dc340"/>
     <w:p>
       <w:pPr>
         <w:pStyle w:val="Heading2"/>
@@ -31046,8 +31632,8 @@
         <w:t xml:space="preserve">Старшая смены: ________</w:t>
       </w:r>
     </w:p>
-    <w:bookmarkEnd w:id="434"/>
-    <w:bookmarkStart w:id="435" w:name="X5fa5003cd66cfa9ba8346aed6839e74acfacdd3"/>
+    <w:bookmarkEnd w:id="444"/>
+    <w:bookmarkStart w:id="445" w:name="X5fa5003cd66cfa9ba8346aed6839e74acfacdd3"/>
     <w:p>
       <w:pPr>
         <w:pStyle w:val="Heading2"/>
@@ -31350,8 +31936,8 @@
         <w:t xml:space="preserve">Врач: ________</w:t>
       </w:r>
     </w:p>
-    <w:bookmarkEnd w:id="435"/>
-    <w:bookmarkStart w:id="436" w:name="приложение-22.-чек-лист-закупок"/>
+    <w:bookmarkEnd w:id="445"/>
+    <w:bookmarkStart w:id="446" w:name="приложение-22.-чек-лист-закупок"/>
     <w:p>
       <w:pPr>
         <w:pStyle w:val="Heading2"/>
@@ -31456,8 +32042,8 @@
         <w:t xml:space="preserve">Признаки картельного поведения (одинаковые цены, поочерёдные победы) — основание для обращения в ФАС; ответственный знает порядок — ☐</w:t>
       </w:r>
     </w:p>
-    <w:bookmarkEnd w:id="436"/>
-    <w:bookmarkStart w:id="437" w:name="Xc3551a33741e7a4cee0c254e0a4a7bbc286e7a6"/>
+    <w:bookmarkEnd w:id="446"/>
+    <w:bookmarkStart w:id="447" w:name="Xc3551a33741e7a4cee0c254e0a4a7bbc286e7a6"/>
     <w:p>
       <w:pPr>
         <w:pStyle w:val="Heading2"/>
@@ -31558,8 +32144,8 @@
         <w:t xml:space="preserve">Главный бухгалтер: ________</w:t>
       </w:r>
     </w:p>
-    <w:bookmarkEnd w:id="437"/>
-    <w:bookmarkStart w:id="438" w:name="X37e42faa10fbd7e02969bc67dd43ccfe158010b"/>
+    <w:bookmarkEnd w:id="447"/>
+    <w:bookmarkStart w:id="448" w:name="X37e42faa10fbd7e02969bc67dd43ccfe158010b"/>
     <w:p>
       <w:pPr>
         <w:pStyle w:val="Heading2"/>
@@ -31678,9 +32264,9 @@
         <w:t xml:space="preserve">Провёл: ________ Дата: ________</w:t>
       </w:r>
     </w:p>
-    <w:bookmarkEnd w:id="438"/>
-    <w:bookmarkEnd w:id="439"/>
-    <w:bookmarkStart w:id="446" w:name="приложения-2530"/>
+    <w:bookmarkEnd w:id="448"/>
+    <w:bookmarkEnd w:id="449"/>
+    <w:bookmarkStart w:id="456" w:name="приложения-2530"/>
     <w:p>
       <w:pPr>
         <w:pStyle w:val="Heading1"/>
@@ -31689,7 +32275,7 @@
         <w:t xml:space="preserve">Приложения 25–30</w:t>
       </w:r>
     </w:p>
-    <w:bookmarkStart w:id="440" w:name="X6a36b781076e470695e1ea4ac07ccc35ecb0e9e"/>
+    <w:bookmarkStart w:id="450" w:name="X6a36b781076e470695e1ea4ac07ccc35ecb0e9e"/>
     <w:p>
       <w:pPr>
         <w:pStyle w:val="Heading2"/>
@@ -32025,8 +32611,8 @@
         <w:t xml:space="preserve">Правила честности: не менять меню на неделю замера «получше»; не анонсировать замер сменам как проверку (искажение поведения); фиксировать аномальные дни (праздник, похороны, обострение) в примечании, а не исключать молча.</w:t>
       </w:r>
     </w:p>
-    <w:bookmarkEnd w:id="440"/>
-    <w:bookmarkStart w:id="441" w:name="X8fc93102f33179c60fb8ab082b966f1bcb37b29"/>
+    <w:bookmarkEnd w:id="450"/>
+    <w:bookmarkStart w:id="451" w:name="X8fc93102f33179c60fb8ab082b966f1bcb37b29"/>
     <w:p>
       <w:pPr>
         <w:pStyle w:val="Heading2"/>
@@ -32220,8 +32806,8 @@
         <w:t xml:space="preserve">Расчёт дефицита: потребность (жители × нормативные минуты) − имеющиеся минуты = дефицит в минутах → пересчёт в ставки (делением на продолжительность рабочего времени). Результат — основание для формы сообщения учредителю (приложение 33).</w:t>
       </w:r>
     </w:p>
-    <w:bookmarkEnd w:id="441"/>
-    <w:bookmarkStart w:id="442" w:name="X1a88a1e668c6622a825d31d71af8140fe1d4385"/>
+    <w:bookmarkEnd w:id="451"/>
+    <w:bookmarkStart w:id="452" w:name="X1a88a1e668c6622a825d31d71af8140fe1d4385"/>
     <w:p>
       <w:pPr>
         <w:pStyle w:val="Heading2"/>
@@ -32832,8 +33418,8 @@
         <w:t xml:space="preserve">журналы, замеры, инциденты и их разбор.</w:t>
       </w:r>
     </w:p>
-    <w:bookmarkEnd w:id="442"/>
-    <w:bookmarkStart w:id="443" w:name="X51f9bbab29d3b984898a45f0141b6aebb8dfc47"/>
+    <w:bookmarkEnd w:id="452"/>
+    <w:bookmarkStart w:id="453" w:name="X51f9bbab29d3b984898a45f0141b6aebb8dfc47"/>
     <w:p>
       <w:pPr>
         <w:pStyle w:val="Heading2"/>
@@ -33074,8 +33660,8 @@
         <w:t xml:space="preserve">Директор ________ /подпись/</w:t>
       </w:r>
     </w:p>
-    <w:bookmarkEnd w:id="443"/>
-    <w:bookmarkStart w:id="444" w:name="X80994539bf07d31805b45b0894755b661ca721b"/>
+    <w:bookmarkEnd w:id="453"/>
+    <w:bookmarkStart w:id="454" w:name="X80994539bf07d31805b45b0894755b661ca721b"/>
     <w:p>
       <w:pPr>
         <w:pStyle w:val="Heading2"/>
@@ -33302,8 +33888,8 @@
         <w:t xml:space="preserve">— со ссылкой на положение (приложение 30).</w:t>
       </w:r>
     </w:p>
-    <w:bookmarkEnd w:id="444"/>
-    <w:bookmarkStart w:id="445" w:name="X0e433254c08fd87936ce64c74d91db3e899ea51"/>
+    <w:bookmarkEnd w:id="454"/>
+    <w:bookmarkStart w:id="455" w:name="X0e433254c08fd87936ce64c74d91db3e899ea51"/>
     <w:p>
       <w:pPr>
         <w:pStyle w:val="Heading2"/>
@@ -33456,9 +34042,9 @@
         <w:t xml:space="preserve">дата, состав, вопросы, решения, сроки, ответственные.</w:t>
       </w:r>
     </w:p>
-    <w:bookmarkEnd w:id="445"/>
-    <w:bookmarkEnd w:id="446"/>
-    <w:bookmarkStart w:id="454" w:name="приложения-3136"/>
+    <w:bookmarkEnd w:id="455"/>
+    <w:bookmarkEnd w:id="456"/>
+    <w:bookmarkStart w:id="464" w:name="приложения-3136"/>
     <w:p>
       <w:pPr>
         <w:pStyle w:val="Heading1"/>
@@ -33467,7 +34053,7 @@
         <w:t xml:space="preserve">Приложения 31–36</w:t>
       </w:r>
     </w:p>
-    <w:bookmarkStart w:id="447" w:name="X74b7ed3ec55af6d91bed37e5d2ddaf11decdf87"/>
+    <w:bookmarkStart w:id="457" w:name="X74b7ed3ec55af6d91bed37e5d2ddaf11decdf87"/>
     <w:p>
       <w:pPr>
         <w:pStyle w:val="Heading2"/>
@@ -33608,8 +34194,8 @@
         <w:t xml:space="preserve">Житель за столом — хозяин своей тарелки. Ваша работа — чтобы выбор был реальным.</w:t>
       </w:r>
     </w:p>
-    <w:bookmarkEnd w:id="447"/>
-    <w:bookmarkStart w:id="448" w:name="приложение-32.-памятка-родственникам"/>
+    <w:bookmarkEnd w:id="457"/>
+    <w:bookmarkStart w:id="458" w:name="приложение-32.-памятка-родственникам"/>
     <w:p>
       <w:pPr>
         <w:pStyle w:val="Heading2"/>
@@ -33702,8 +34288,8 @@
         <w:t xml:space="preserve">Вопросы о еде — старшая смена отделения; предложения — совет жителей; жалобы — директор (срок ответа ___ дней). Передачи: принимаются ___ (перечень ограничений по санитарным правилам — см. на стенде).</w:t>
       </w:r>
     </w:p>
-    <w:bookmarkEnd w:id="448"/>
-    <w:bookmarkStart w:id="449" w:name="X82c125b8292fd26aa39775bb4d7dd1f90d897b5"/>
+    <w:bookmarkEnd w:id="458"/>
+    <w:bookmarkStart w:id="459" w:name="X82c125b8292fd26aa39775bb4d7dd1f90d897b5"/>
     <w:p>
       <w:pPr>
         <w:pStyle w:val="Heading2"/>
@@ -33905,8 +34491,8 @@
         <w:t xml:space="preserve">Приложения: формы замеров, расчёты. Директор ________ /подпись/</w:t>
       </w:r>
     </w:p>
-    <w:bookmarkEnd w:id="449"/>
-    <w:bookmarkStart w:id="450" w:name="X789ec23c2ea3b16851acb085f413b0f531b35c6"/>
+    <w:bookmarkEnd w:id="459"/>
+    <w:bookmarkStart w:id="460" w:name="X789ec23c2ea3b16851acb085f413b0f531b35c6"/>
     <w:p>
       <w:pPr>
         <w:pStyle w:val="Heading2"/>
@@ -34065,8 +34651,8 @@
         <w:t xml:space="preserve">Составил: ________ Утвердил: директор ________</w:t>
       </w:r>
     </w:p>
-    <w:bookmarkEnd w:id="450"/>
-    <w:bookmarkStart w:id="451" w:name="X086ba4feabce146ee7cefe67fc0dd3cf39b9a14"/>
+    <w:bookmarkEnd w:id="460"/>
+    <w:bookmarkStart w:id="461" w:name="X086ba4feabce146ee7cefe67fc0dd3cf39b9a14"/>
     <w:p>
       <w:pPr>
         <w:pStyle w:val="Heading2"/>
@@ -34853,8 +35439,8 @@
         <w:t xml:space="preserve">Три вывода квартала (по одному предложению): ________</w:t>
       </w:r>
     </w:p>
-    <w:bookmarkEnd w:id="451"/>
-    <w:bookmarkStart w:id="452" w:name="X0a8dfb448bdd8c6d48bd7e01d22853479963be3"/>
+    <w:bookmarkEnd w:id="461"/>
+    <w:bookmarkStart w:id="462" w:name="X0a8dfb448bdd8c6d48bd7e01d22853479963be3"/>
     <w:p>
       <w:pPr>
         <w:pStyle w:val="Heading2"/>
@@ -34974,8 +35560,8 @@
         </w:pict>
       </w:r>
     </w:p>
-    <w:bookmarkEnd w:id="452"/>
-    <w:bookmarkStart w:id="453" w:name="правила-применения-приложений"/>
+    <w:bookmarkEnd w:id="462"/>
+    <w:bookmarkStart w:id="463" w:name="правила-применения-приложений"/>
     <w:p>
       <w:pPr>
         <w:pStyle w:val="Heading2"/>
@@ -34992,9 +35578,9 @@
         <w:t xml:space="preserve">Все 36 форм — единый комплект: формы наблюдения питают карты, карты — меню и закупки, журналы — панель, панель — отчёты учредителю. Внедрять комплект рекомендуется в последовательности дорожной карты (раздел 36): сначала замеры (25–26) и карты (2–3, 6), затем журналы (7–9) и алгоритмы (10–16), затем управленческий слой (17–24, 27–35). Дисклеймер о локальном статусе сохраняется на каждой форме после адаптации — до тех пор, пока форма не утверждена локальным актом организации.</w:t>
       </w:r>
     </w:p>
-    <w:bookmarkEnd w:id="453"/>
-    <w:bookmarkEnd w:id="454"/>
-    <w:bookmarkStart w:id="457" w:name="приложения-3738"/>
+    <w:bookmarkEnd w:id="463"/>
+    <w:bookmarkEnd w:id="464"/>
+    <w:bookmarkStart w:id="467" w:name="приложения-3738"/>
     <w:p>
       <w:pPr>
         <w:pStyle w:val="Heading1"/>
@@ -35003,7 +35589,7 @@
         <w:t xml:space="preserve">Приложения 37–38</w:t>
       </w:r>
     </w:p>
-    <w:bookmarkStart w:id="455" w:name="X330d8c52f6f84b4fb58773a942a68b4c8bfa2b5"/>
+    <w:bookmarkStart w:id="465" w:name="X330d8c52f6f84b4fb58773a942a68b4c8bfa2b5"/>
     <w:p>
       <w:pPr>
         <w:pStyle w:val="Heading2"/>
@@ -35367,8 +35953,8 @@
         <w:t xml:space="preserve">Правило формы: каждая строка либо заполнена, либо помечена «данных нет» — пустых строк нет. Паспорт не заменяет медицинскую документацию; он собирает на одном листе то, что иначе размазано по пяти журналам.</w:t>
       </w:r>
     </w:p>
-    <w:bookmarkEnd w:id="455"/>
-    <w:bookmarkStart w:id="456" w:name="X4f472269a4581c67c44986ad14621e98809b3c4"/>
+    <w:bookmarkEnd w:id="465"/>
+    <w:bookmarkStart w:id="466" w:name="X4f472269a4581c67c44986ad14621e98809b3c4"/>
     <w:p>
       <w:pPr>
         <w:pStyle w:val="Heading2"/>
@@ -35393,7 +35979,7 @@
           <w:i/>
           <w:iCs/>
         </w:rPr>
-        <w:t xml:space="preserve">99</w:t>
+        <w:t xml:space="preserve">104</w:t>
       </w:r>
       <w:r>
         <w:rPr>
@@ -35547,14 +36133,990 @@
         <w:t xml:space="preserve">Обратная сторона листа: «Куда пожаловаться» — имя и кабинет ответственного, ящик для записок совета жителей, телефон доверия учредителя.</w:t>
       </w:r>
     </w:p>
-    <w:bookmarkEnd w:id="456"/>
-    <w:bookmarkEnd w:id="457"/>
-    <w:bookmarkStart w:id="458" w:name="X3b733d5e1c111b3a47ab6a3f3960de1799a76f6"/>
+    <w:bookmarkEnd w:id="466"/>
+    <w:bookmarkEnd w:id="467"/>
+    <w:bookmarkStart w:id="472" w:name="приложения-3942"/>
     <w:p>
       <w:pPr>
         <w:pStyle w:val="Heading1"/>
       </w:pPr>
       <w:r>
+        <w:t xml:space="preserve">Приложения 39–42</w:t>
+      </w:r>
+    </w:p>
+    <w:bookmarkStart w:id="468" w:name="X7f9e4a7396ed3526b453d033791655f644a1133"/>
+    <w:p>
+      <w:pPr>
+        <w:pStyle w:val="Heading2"/>
+      </w:pPr>
+      <w:r>
+        <w:t xml:space="preserve">Приложение 39. Чек-лист перехода на СанПиН 2.3/2.4.4282-26 (с 01.09.2026)</w:t>
+      </w:r>
+    </w:p>
+    <w:p>
+      <w:pPr>
+        <w:pStyle w:val="FirstParagraph"/>
+      </w:pPr>
+      <w:r>
+        <w:rPr>
+          <w:i/>
+          <w:iCs/>
+        </w:rPr>
+        <w:t xml:space="preserve">Проект локального чек-листа. СанПиН 2.3/2.4.4282-26 «Санитарно-эпидемиологические требования к организации общественного питания населения» утверждён постановлением Главного государственного санитарного врача РФ от 02.06.2026 № 18 (зарег. в Минюсте 02.06.2026 № 86854), действует с 01.09.2026 до 01.09.2032; СанПиН 2.3/2.4.3590-20 с этой даты утрачивает силу</w:t>
+      </w:r>
+      <w:r>
+        <w:rPr>
+          <w:i/>
+          <w:iCs/>
+        </w:rPr>
+        <w:t xml:space="preserve">2</w:t>
+      </w:r>
+      <w:r>
+        <w:rPr>
+          <w:i/>
+          <w:iCs/>
+        </w:rPr>
+        <w:t xml:space="preserve">. Дата семинара (25–27.08.2026) попадает в переходный период: документы учреждения готовятся к перепривязке. Пункты ниже сверены с текстом 4282-26 по официальной публикации.</w:t>
+      </w:r>
+    </w:p>
+    <w:tbl>
+      <w:tblPr>
+        <w:tblStyle w:val="Table"/>
+        <w:tblW w:type="pct" w:w="5000"/>
+        <w:tblLayout w:type="fixed"/>
+        <w:tblLook w:firstRow="1" w:lastRow="0" w:firstColumn="0" w:lastColumn="0" w:noHBand="0" w:noVBand="0" w:val="0020"/>
+      </w:tblPr>
+      <w:tblGrid>
+        <w:gridCol w:w="2640"/>
+        <w:gridCol w:w="2640"/>
+        <w:gridCol w:w="2640"/>
+      </w:tblGrid>
+      <w:tr>
+        <w:trPr>
+          <w:tblHeader w:val="on"/>
+        </w:trPr>
+        <w:tc>
+          <w:tcPr/>
+          <w:p>
+            <w:pPr>
+              <w:pStyle w:val="Compact"/>
+            </w:pPr>
+            <w:r>
+              <w:t xml:space="preserve">Требование</w:t>
+            </w:r>
+          </w:p>
+        </w:tc>
+        <w:tc>
+          <w:tcPr/>
+          <w:p>
+            <w:pPr>
+              <w:pStyle w:val="Compact"/>
+            </w:pPr>
+            <w:r>
+              <w:t xml:space="preserve">Где в СанПиН 4282-26</w:t>
+            </w:r>
+          </w:p>
+        </w:tc>
+        <w:tc>
+          <w:tcPr/>
+          <w:p>
+            <w:pPr>
+              <w:pStyle w:val="Compact"/>
+            </w:pPr>
+            <w:r>
+              <w:t xml:space="preserve">Действие в учреждении</w:t>
+            </w:r>
+          </w:p>
+        </w:tc>
+      </w:tr>
+      <w:tr>
+        <w:tc>
+          <w:tcPr/>
+          <w:p>
+            <w:pPr>
+              <w:pStyle w:val="Compact"/>
+            </w:pPr>
+            <w:r>
+              <w:t xml:space="preserve">Питание в стационарном соцобслуживании: не менее 3 раз в день, в т.ч. диетическое (лечебное) по медицинским показаниям</w:t>
+            </w:r>
+          </w:p>
+        </w:tc>
+        <w:tc>
+          <w:tcPr/>
+          <w:p>
+            <w:pPr>
+              <w:pStyle w:val="Compact"/>
+            </w:pPr>
+            <w:r>
+              <w:t xml:space="preserve">п. 56 подп. 11</w:t>
+            </w:r>
+          </w:p>
+        </w:tc>
+        <w:tc>
+          <w:tcPr/>
+          <w:p>
+            <w:pPr>
+              <w:pStyle w:val="Compact"/>
+            </w:pPr>
+            <w:r>
+              <w:t xml:space="preserve">Перепривязать положение о питании; проверить формулировки меню</w:t>
+            </w:r>
+          </w:p>
+        </w:tc>
+      </w:tr>
+      <w:tr>
+        <w:tc>
+          <w:tcPr/>
+          <w:p>
+            <w:pPr>
+              <w:pStyle w:val="Compact"/>
+            </w:pPr>
+            <w:r>
+              <w:t xml:space="preserve">Суточные пробы при использовании готовых блюд из предприятий общественного питания (аутсорсинг)</w:t>
+            </w:r>
+          </w:p>
+        </w:tc>
+        <w:tc>
+          <w:tcPr/>
+          <w:p>
+            <w:pPr>
+              <w:pStyle w:val="Compact"/>
+            </w:pPr>
+            <w:r>
+              <w:t xml:space="preserve">п. 56 подп. 12; отбор по подп. 4 (каждое блюдо отдельно; холодные закуски/первые/гарниры/напитки — не менее 100 г; хранение не менее 48 ч при +2…+6 °C)</w:t>
+            </w:r>
+          </w:p>
+        </w:tc>
+        <w:tc>
+          <w:tcPr/>
+          <w:p>
+            <w:pPr>
+              <w:pStyle w:val="Compact"/>
+            </w:pPr>
+            <w:r>
+              <w:t xml:space="preserve">Помещение приёма готовой продукции; назначенный ответственный; инструкция по пробам</w:t>
+            </w:r>
+          </w:p>
+        </w:tc>
+      </w:tr>
+      <w:tr>
+        <w:tc>
+          <w:tcPr/>
+          <w:p>
+            <w:pPr>
+              <w:pStyle w:val="Compact"/>
+            </w:pPr>
+            <w:r>
+              <w:t xml:space="preserve">Бракераж готовой продукции, журнал бракеража</w:t>
+            </w:r>
+          </w:p>
+        </w:tc>
+        <w:tc>
+          <w:tcPr/>
+          <w:p>
+            <w:pPr>
+              <w:pStyle w:val="Compact"/>
+            </w:pPr>
+            <w:r>
+              <w:t xml:space="preserve">п. 56 подп. 13; образцы журналов — приложения 4 и 5</w:t>
+            </w:r>
+          </w:p>
+        </w:tc>
+        <w:tc>
+          <w:tcPr/>
+          <w:p>
+            <w:pPr>
+              <w:pStyle w:val="Compact"/>
+            </w:pPr>
+            <w:r>
+              <w:t xml:space="preserve">Новые формы журналов; обучение завпроизводством</w:t>
+            </w:r>
+          </w:p>
+        </w:tc>
+      </w:tr>
+      <w:tr>
+        <w:tc>
+          <w:tcPr/>
+          <w:p>
+            <w:pPr>
+              <w:pStyle w:val="Compact"/>
+            </w:pPr>
+            <w:r>
+              <w:t xml:space="preserve">Кейтеринг: внутренний порядок, прослеживаемость, разграничение ответственности; вскрытие упаковок и порционирование — в выделенном помещении/зоне</w:t>
+            </w:r>
+          </w:p>
+        </w:tc>
+        <w:tc>
+          <w:tcPr/>
+          <w:p>
+            <w:pPr>
+              <w:pStyle w:val="Compact"/>
+            </w:pPr>
+            <w:r>
+              <w:t xml:space="preserve">раздел VI (п. 51–55)</w:t>
+            </w:r>
+          </w:p>
+        </w:tc>
+        <w:tc>
+          <w:tcPr/>
+          <w:p>
+            <w:pPr>
+              <w:pStyle w:val="Compact"/>
+            </w:pPr>
+            <w:r>
+              <w:t xml:space="preserve">Строка в договоре с поставщиком; проверка выполнения при приёмке</w:t>
+            </w:r>
+          </w:p>
+        </w:tc>
+      </w:tr>
+      <w:tr>
+        <w:tc>
+          <w:tcPr/>
+          <w:p>
+            <w:pPr>
+              <w:pStyle w:val="Compact"/>
+            </w:pPr>
+            <w:r>
+              <w:t xml:space="preserve">Питьевой режим: вода по обязательным требованиям; фонтанчики (чаша — ежедневная обработка), кулеры (мойка ≥1 раза в 7 дней, дезинфекция ≥1 раза в 3 месяца), кипячёная вода (кипячение ≥5 минут, смена ≥1 раза в 3 часа, график смены); посуда из расчёта списочного состава</w:t>
+            </w:r>
+          </w:p>
+        </w:tc>
+        <w:tc>
+          <w:tcPr/>
+          <w:p>
+            <w:pPr>
+              <w:pStyle w:val="Compact"/>
+            </w:pPr>
+            <w:r>
+              <w:t xml:space="preserve">п. 62</w:t>
+            </w:r>
+          </w:p>
+        </w:tc>
+        <w:tc>
+          <w:tcPr/>
+          <w:p>
+            <w:pPr>
+              <w:pStyle w:val="Compact"/>
+            </w:pPr>
+            <w:r>
+              <w:t xml:space="preserve">Проверить кулеры и графики; ведомость питьевого режима (приложение 40)</w:t>
+            </w:r>
+          </w:p>
+        </w:tc>
+      </w:tr>
+      <w:tr>
+        <w:tc>
+          <w:tcPr/>
+          <w:p>
+            <w:pPr>
+              <w:pStyle w:val="Compact"/>
+            </w:pPr>
+            <w:r>
+              <w:t xml:space="preserve">Температура горячих жидких и иных блюд, холодных супов, напитков при выдаче — по технологическим документам</w:t>
+            </w:r>
+          </w:p>
+        </w:tc>
+        <w:tc>
+          <w:tcPr/>
+          <w:p>
+            <w:pPr>
+              <w:pStyle w:val="Compact"/>
+            </w:pPr>
+            <w:r>
+              <w:t xml:space="preserve">п. 50</w:t>
+            </w:r>
+          </w:p>
+        </w:tc>
+        <w:tc>
+          <w:tcPr/>
+          <w:p>
+            <w:pPr>
+              <w:pStyle w:val="Compact"/>
+            </w:pPr>
+            <w:r>
+              <w:t xml:space="preserve">Термометры на линии; сверка с технологическими картами</w:t>
+            </w:r>
+          </w:p>
+        </w:tc>
+      </w:tr>
+      <w:tr>
+        <w:tc>
+          <w:tcPr/>
+          <w:p>
+            <w:pPr>
+              <w:pStyle w:val="Compact"/>
+            </w:pPr>
+            <w:r>
+              <w:t xml:space="preserve">Требования распространяются на привлекаемые предприятия питания</w:t>
+            </w:r>
+          </w:p>
+        </w:tc>
+        <w:tc>
+          <w:tcPr/>
+          <w:p>
+            <w:pPr>
+              <w:pStyle w:val="Compact"/>
+            </w:pPr>
+            <w:r>
+              <w:t xml:space="preserve">п. 56 подп. 14</w:t>
+            </w:r>
+          </w:p>
+        </w:tc>
+        <w:tc>
+          <w:tcPr/>
+          <w:p>
+            <w:pPr>
+              <w:pStyle w:val="Compact"/>
+            </w:pPr>
+            <w:r>
+              <w:t xml:space="preserve">Пункт в договоре аутсорсинга (раздел 44)</w:t>
+            </w:r>
+          </w:p>
+        </w:tc>
+      </w:tr>
+    </w:tbl>
+    <w:p>
+      <w:pPr>
+        <w:pStyle w:val="BodyText"/>
+      </w:pPr>
+      <w:r>
+        <w:rPr>
+          <w:b/>
+          <w:bCs/>
+        </w:rPr>
+        <w:t xml:space="preserve">Порядок действий:</w:t>
+      </w:r>
+      <w:r>
+        <w:t xml:space="preserve"> </w:t>
+      </w:r>
+      <w:r>
+        <w:t xml:space="preserve">до 25.08.2026 — сверить положение о питании и чек-листы пищеблока с текстами обоих СанПиН (3590-20 действует до 01.09.2026); с 01.09.2026 — перепривязка журналов и форм на пункты 4282-26, обновление памятки персоналу пищеблока, уведомление учредителя одной страницей (что меняется, что остаётся). Модель выбора блюд при переходе не меняется: ни одна из редакций не ограничивает число вариантов (раздел 18).</w:t>
+      </w:r>
+    </w:p>
+    <w:bookmarkEnd w:id="468"/>
+    <w:bookmarkStart w:id="469" w:name="Xe97a486ae69a61999a601eb1a1a67f5eec6a704"/>
+    <w:p>
+      <w:pPr>
+        <w:pStyle w:val="Heading2"/>
+      </w:pPr>
+      <w:r>
+        <w:t xml:space="preserve">Приложение 40. Питьевой режим: форма учёта и санитарные требования</w:t>
+      </w:r>
+    </w:p>
+    <w:p>
+      <w:pPr>
+        <w:pStyle w:val="FirstParagraph"/>
+      </w:pPr>
+      <w:r>
+        <w:rPr>
+          <w:i/>
+          <w:iCs/>
+        </w:rPr>
+        <w:t xml:space="preserve">Проект локальной формы. Правовая рамка — п. 62 СанПиН 2.3/2.4.4282-26 (с 01.09.2026; до этого — аналогичные требования СанПиН 2.3/2.4.3590-20): питьевой режим обязателен в организациях социального обслуживания; вода — по обязательным требованиям (глава III СанПиН 1.2.3685-21; глава IV СанПиН 2.1.3684-21; ТР ЕАЭС 044/2017)</w:t>
+      </w:r>
+      <w:r>
+        <w:rPr>
+          <w:i/>
+          <w:iCs/>
+        </w:rPr>
+        <w:t xml:space="preserve">2</w:t>
+      </w:r>
+      <w:r>
+        <w:rPr>
+          <w:i/>
+          <w:iCs/>
+        </w:rPr>
+        <w:t xml:space="preserve">. Клинический смысл: низкое потребление жидкости — распространённый и недооценённый дефицит у пожилых</w:t>
+      </w:r>
+      <w:r>
+        <w:rPr>
+          <w:i/>
+          <w:iCs/>
+        </w:rPr>
+        <w:t xml:space="preserve">105</w:t>
+      </w:r>
+      <w:r>
+        <w:rPr>
+          <w:i/>
+          <w:iCs/>
+        </w:rPr>
+        <w:t xml:space="preserve">; рекомендации по гидратации в гериатрии суммированы в руководстве ESPEN и в клинических рекомендациях для учреждений долговременного ухода</w:t>
+      </w:r>
+      <w:r>
+        <w:rPr>
+          <w:i/>
+          <w:iCs/>
+        </w:rPr>
+        <w:t xml:space="preserve">106</w:t>
+      </w:r>
+      <w:r>
+        <w:rPr>
+          <w:i/>
+          <w:iCs/>
+        </w:rPr>
+        <w:t xml:space="preserve">107</w:t>
+      </w:r>
+      <w:r>
+        <w:rPr>
+          <w:i/>
+          <w:iCs/>
+        </w:rPr>
+        <w:t xml:space="preserve">.</w:t>
+      </w:r>
+    </w:p>
+    <w:p>
+      <w:pPr>
+        <w:pStyle w:val="BodyText"/>
+      </w:pPr>
+      <w:r>
+        <w:rPr>
+          <w:b/>
+          <w:bCs/>
+        </w:rPr>
+        <w:t xml:space="preserve">Ведомость «Выпито за сутки»</w:t>
+      </w:r>
+      <w:r>
+        <w:t xml:space="preserve"> </w:t>
+      </w:r>
+      <w:r>
+        <w:t xml:space="preserve">(по отделению, группа риска — лежачие, жители на загущённых напитках, жаркий период):</w:t>
+      </w:r>
+    </w:p>
+    <w:tbl>
+      <w:tblPr>
+        <w:tblStyle w:val="Table"/>
+        <w:tblW w:type="pct" w:w="5000"/>
+        <w:tblLayout w:type="fixed"/>
+        <w:tblLook w:firstRow="1" w:lastRow="0" w:firstColumn="0" w:lastColumn="0" w:noHBand="0" w:noVBand="0" w:val="0020"/>
+      </w:tblPr>
+      <w:tblGrid>
+        <w:gridCol w:w="1131"/>
+        <w:gridCol w:w="1131"/>
+        <w:gridCol w:w="1131"/>
+        <w:gridCol w:w="1131"/>
+        <w:gridCol w:w="1131"/>
+        <w:gridCol w:w="1131"/>
+        <w:gridCol w:w="1131"/>
+      </w:tblGrid>
+      <w:tr>
+        <w:trPr>
+          <w:tblHeader w:val="on"/>
+        </w:trPr>
+        <w:tc>
+          <w:tcPr/>
+          <w:p>
+            <w:pPr>
+              <w:pStyle w:val="Compact"/>
+            </w:pPr>
+            <w:r>
+              <w:t xml:space="preserve">Житель</w:t>
+            </w:r>
+          </w:p>
+        </w:tc>
+        <w:tc>
+          <w:tcPr/>
+          <w:p>
+            <w:pPr>
+              <w:pStyle w:val="Compact"/>
+            </w:pPr>
+            <w:r>
+              <w:t xml:space="preserve">Утро (стакан/мл)</w:t>
+            </w:r>
+          </w:p>
+        </w:tc>
+        <w:tc>
+          <w:tcPr/>
+          <w:p>
+            <w:pPr>
+              <w:pStyle w:val="Compact"/>
+            </w:pPr>
+            <w:r>
+              <w:t xml:space="preserve">День</w:t>
+            </w:r>
+          </w:p>
+        </w:tc>
+        <w:tc>
+          <w:tcPr/>
+          <w:p>
+            <w:pPr>
+              <w:pStyle w:val="Compact"/>
+            </w:pPr>
+            <w:r>
+              <w:t xml:space="preserve">Вечер</w:t>
+            </w:r>
+          </w:p>
+        </w:tc>
+        <w:tc>
+          <w:tcPr/>
+          <w:p>
+            <w:pPr>
+              <w:pStyle w:val="Compact"/>
+            </w:pPr>
+            <w:r>
+              <w:t xml:space="preserve">Ночь</w:t>
+            </w:r>
+          </w:p>
+        </w:tc>
+        <w:tc>
+          <w:tcPr/>
+          <w:p>
+            <w:pPr>
+              <w:pStyle w:val="Compact"/>
+            </w:pPr>
+            <w:r>
+              <w:t xml:space="preserve">Итого</w:t>
+            </w:r>
+          </w:p>
+        </w:tc>
+        <w:tc>
+          <w:tcPr/>
+          <w:p>
+            <w:pPr>
+              <w:pStyle w:val="Compact"/>
+            </w:pPr>
+            <w:r>
+              <w:t xml:space="preserve">Примечание*</w:t>
+            </w:r>
+          </w:p>
+        </w:tc>
+      </w:tr>
+      <w:tr>
+        <w:tc>
+          <w:tcPr/>
+          <w:p>
+            <w:pPr>
+              <w:pStyle w:val="Compact"/>
+            </w:pPr>
+          </w:p>
+        </w:tc>
+        <w:tc>
+          <w:tcPr/>
+          <w:p>
+            <w:pPr>
+              <w:pStyle w:val="Compact"/>
+            </w:pPr>
+          </w:p>
+        </w:tc>
+        <w:tc>
+          <w:tcPr/>
+          <w:p>
+            <w:pPr>
+              <w:pStyle w:val="Compact"/>
+            </w:pPr>
+          </w:p>
+        </w:tc>
+        <w:tc>
+          <w:tcPr/>
+          <w:p>
+            <w:pPr>
+              <w:pStyle w:val="Compact"/>
+            </w:pPr>
+          </w:p>
+        </w:tc>
+        <w:tc>
+          <w:tcPr/>
+          <w:p>
+            <w:pPr>
+              <w:pStyle w:val="Compact"/>
+            </w:pPr>
+          </w:p>
+        </w:tc>
+        <w:tc>
+          <w:tcPr/>
+          <w:p>
+            <w:pPr>
+              <w:pStyle w:val="Compact"/>
+            </w:pPr>
+          </w:p>
+        </w:tc>
+        <w:tc>
+          <w:tcPr/>
+          <w:p>
+            <w:pPr>
+              <w:pStyle w:val="Compact"/>
+            </w:pPr>
+          </w:p>
+        </w:tc>
+      </w:tr>
+    </w:tbl>
+    <w:p>
+      <w:pPr>
+        <w:pStyle w:val="BodyText"/>
+      </w:pPr>
+      <w:r>
+        <w:t xml:space="preserve">*Примечание — индикаторы дегидратации: тёмная моча, сухость языка, сонливость вне режима, снижение тургора кожи; любой из них — запись и сообщение врачу. Важно: по данным обзора, клинические признаки малоинформативны для диагностики обезвоживания — надёжен только объективный метод (осмоляльность сыворотки)</w:t>
+      </w:r>
+      <w:r>
+        <w:t xml:space="preserve">105</w:t>
+      </w:r>
+      <w:r>
+        <w:t xml:space="preserve">; постовые признаки — повод к эскалации, а не диагноз.</w:t>
+      </w:r>
+    </w:p>
+    <w:p>
+      <w:pPr>
+        <w:pStyle w:val="BodyText"/>
+      </w:pPr>
+      <w:r>
+        <w:rPr>
+          <w:b/>
+          <w:bCs/>
+        </w:rPr>
+        <w:t xml:space="preserve">Правила:</w:t>
+      </w:r>
+      <w:r>
+        <w:t xml:space="preserve"> </w:t>
+      </w:r>
+      <w:r>
+        <w:t xml:space="preserve">единица учёта — «стакан» (200 мл) или маркированная посуда; норма-ориентир для взрослых без ограничений — не менее 1,6 л/сутки для женщин и 2,0 л/сутки для мужчин (рекомендация ESPEN по гидратации в гериатрии; индивидуально, при сердечной, почечной патологии и иных ограничениях — только по назначению врача)</w:t>
+      </w:r>
+      <w:r>
+        <w:t xml:space="preserve">106</w:t>
+      </w:r>
+      <w:r>
+        <w:t xml:space="preserve">; чайная пауза между приёмами пищи как «шестое пищевое событие» (раздел 10.7); у жителей на загущённых напитках — фактический объём выпитого (загущение снижает потребление — раздел 10.7).</w:t>
+      </w:r>
+      <w:r>
+        <w:t xml:space="preserve"> </w:t>
+      </w:r>
+      <w:r>
+        <w:rPr>
+          <w:i/>
+          <w:iCs/>
+        </w:rPr>
+        <w:t xml:space="preserve">Маркировка: объёмные ориентиры — не норматив; ограничение питьевого режима — только врачебное назначение.</w:t>
+      </w:r>
+    </w:p>
+    <w:bookmarkEnd w:id="469"/>
+    <w:bookmarkStart w:id="470" w:name="Xf0da4e21bc6ac72f211950b0e15e44bc783d835"/>
+    <w:p>
+      <w:pPr>
+        <w:pStyle w:val="Heading2"/>
+      </w:pPr>
+      <w:r>
+        <w:t xml:space="preserve">Приложение 41. Детские учреждения (ДДИ): что переносится, что нет</w:t>
+      </w:r>
+    </w:p>
+    <w:p>
+      <w:pPr>
+        <w:pStyle w:val="FirstParagraph"/>
+      </w:pPr>
+      <w:r>
+        <w:rPr>
+          <w:i/>
+          <w:iCs/>
+        </w:rPr>
+        <w:t xml:space="preserve">Маркер для руководителей детских домов-интернатов и смешанных организаций. Семинар адресован стационарным организациям для взрослых; ниже — границы переноса модели выбора.</w:t>
+      </w:r>
+    </w:p>
+    <w:tbl>
+      <w:tblPr>
+        <w:tblStyle w:val="Table"/>
+        <w:tblW w:type="pct" w:w="5000"/>
+        <w:tblLayout w:type="fixed"/>
+        <w:tblLook w:firstRow="1" w:lastRow="0" w:firstColumn="0" w:lastColumn="0" w:noHBand="0" w:noVBand="0" w:val="0020"/>
+      </w:tblPr>
+      <w:tblGrid>
+        <w:gridCol w:w="2640"/>
+        <w:gridCol w:w="2640"/>
+        <w:gridCol w:w="2640"/>
+      </w:tblGrid>
+      <w:tr>
+        <w:trPr>
+          <w:tblHeader w:val="on"/>
+        </w:trPr>
+        <w:tc>
+          <w:tcPr/>
+          <w:p>
+            <w:pPr>
+              <w:pStyle w:val="Compact"/>
+            </w:pPr>
+            <w:r>
+              <w:t xml:space="preserve">Блок</w:t>
+            </w:r>
+          </w:p>
+        </w:tc>
+        <w:tc>
+          <w:tcPr/>
+          <w:p>
+            <w:pPr>
+              <w:pStyle w:val="Compact"/>
+            </w:pPr>
+            <w:r>
+              <w:t xml:space="preserve">Переносится</w:t>
+            </w:r>
+          </w:p>
+        </w:tc>
+        <w:tc>
+          <w:tcPr/>
+          <w:p>
+            <w:pPr>
+              <w:pStyle w:val="Compact"/>
+            </w:pPr>
+            <w:r>
+              <w:t xml:space="preserve">Не переносится / требует адаптации</w:t>
+            </w:r>
+          </w:p>
+        </w:tc>
+      </w:tr>
+      <w:tr>
+        <w:tc>
+          <w:tcPr/>
+          <w:p>
+            <w:pPr>
+              <w:pStyle w:val="Compact"/>
+            </w:pPr>
+            <w:r>
+              <w:t xml:space="preserve">Вариативность и выбор</w:t>
+            </w:r>
+          </w:p>
+        </w:tc>
+        <w:tc>
+          <w:tcPr/>
+          <w:p>
+            <w:pPr>
+              <w:pStyle w:val="Compact"/>
+            </w:pPr>
+            <w:r>
+              <w:t xml:space="preserve">Принцип «не менее двух вариантов», визуальное меню, наблюдение за невербальным выбором (раздел 15), IDDSI и текстуры (раздел 10)</w:t>
+            </w:r>
+          </w:p>
+        </w:tc>
+        <w:tc>
+          <w:tcPr/>
+          <w:p>
+            <w:pPr>
+              <w:pStyle w:val="Compact"/>
+            </w:pPr>
+            <w:r>
+              <w:t xml:space="preserve">Согласие родителей/законных представителей; возрастные форматы меню и порций; педиатрический контур вместо терапевтического</w:t>
+            </w:r>
+          </w:p>
+        </w:tc>
+      </w:tr>
+      <w:tr>
+        <w:tc>
+          <w:tcPr/>
+          <w:p>
+            <w:pPr>
+              <w:pStyle w:val="Compact"/>
+            </w:pPr>
+            <w:r>
+              <w:t xml:space="preserve">Нормы питания</w:t>
+            </w:r>
+          </w:p>
+        </w:tc>
+        <w:tc>
+          <w:tcPr/>
+          <w:p>
+            <w:pPr>
+              <w:pStyle w:val="Compact"/>
+            </w:pPr>
+            <w:r>
+              <w:t xml:space="preserve">—</w:t>
+            </w:r>
+          </w:p>
+        </w:tc>
+        <w:tc>
+          <w:tcPr/>
+          <w:p>
+            <w:pPr>
+              <w:pStyle w:val="Compact"/>
+            </w:pPr>
+            <w:r>
+              <w:t xml:space="preserve">Детские наборы приказа Минтруда 520н (граммы на ребёнка)</w:t>
+            </w:r>
+            <w:r>
+              <w:t xml:space="preserve">29</w:t>
+            </w:r>
+            <w:r>
+              <w:t xml:space="preserve">; среднесуточные наборы и массы порций для детей — приложения к СанПиН 4282-26</w:t>
+            </w:r>
+            <w:r>
+              <w:t xml:space="preserve">2</w:t>
+            </w:r>
+          </w:p>
+        </w:tc>
+      </w:tr>
+      <w:tr>
+        <w:tc>
+          <w:tcPr/>
+          <w:p>
+            <w:pPr>
+              <w:pStyle w:val="Compact"/>
+            </w:pPr>
+            <w:r>
+              <w:t xml:space="preserve">Санитарные требования</w:t>
+            </w:r>
+          </w:p>
+        </w:tc>
+        <w:tc>
+          <w:tcPr/>
+          <w:p>
+            <w:pPr>
+              <w:pStyle w:val="Compact"/>
+            </w:pPr>
+            <w:r>
+              <w:t xml:space="preserve">Суточные пробы, бракераж, температурный контроль</w:t>
+            </w:r>
+          </w:p>
+        </w:tc>
+        <w:tc>
+          <w:tcPr/>
+          <w:p>
+            <w:pPr>
+              <w:pStyle w:val="Compact"/>
+            </w:pPr>
+            <w:r>
+              <w:t xml:space="preserve">Раздел VIII СанПиН 4282-26 (детские коллективы): свои перечни недопустимой продукции, режимы, порции, диетическое питание детей — п. 60</w:t>
+            </w:r>
+            <w:r>
+              <w:t xml:space="preserve">2</w:t>
+            </w:r>
+            <w:r>
+              <w:t xml:space="preserve">; общие требования к детским организациям — СП 2.4.3648-20 (пост. ГГСВ РФ от 28.09.2020 № 28)</w:t>
+            </w:r>
+            <w:r>
+              <w:t xml:space="preserve">108</w:t>
+            </w:r>
+          </w:p>
+        </w:tc>
+      </w:tr>
+      <w:tr>
+        <w:tc>
+          <w:tcPr/>
+          <w:p>
+            <w:pPr>
+              <w:pStyle w:val="Compact"/>
+            </w:pPr>
+            <w:r>
+              <w:t xml:space="preserve">Правовая рамка</w:t>
+            </w:r>
+          </w:p>
+        </w:tc>
+        <w:tc>
+          <w:tcPr/>
+          <w:p>
+            <w:pPr>
+              <w:pStyle w:val="Compact"/>
+            </w:pPr>
+            <w:r>
+              <w:t xml:space="preserve">Учёт мнения и предпочтений (раздел 15–16)</w:t>
+            </w:r>
+          </w:p>
+        </w:tc>
+        <w:tc>
+          <w:tcPr/>
+          <w:p>
+            <w:pPr>
+              <w:pStyle w:val="Compact"/>
+            </w:pPr>
+            <w:r>
+              <w:t xml:space="preserve">Дети — особая рамка: законные представители, органы опеки, возраст согласия; режимы дееспособности раздела 16 не применяются</w:t>
+            </w:r>
+          </w:p>
+        </w:tc>
+      </w:tr>
+    </w:tbl>
+    <w:bookmarkEnd w:id="470"/>
+    <w:bookmarkStart w:id="471" w:name="X4cf1bfb5485b1cb49be0dd81c82cc345f0356c3"/>
+    <w:p>
+      <w:pPr>
+        <w:pStyle w:val="Heading2"/>
+      </w:pPr>
+      <w:r>
+        <w:t xml:space="preserve">Приложение 42. Калькулятор стоимости вариативности (инструкция)</w:t>
+      </w:r>
+    </w:p>
+    <w:p>
+      <w:pPr>
+        <w:pStyle w:val="FirstParagraph"/>
+      </w:pPr>
+      <w:r>
+        <w:t xml:space="preserve">Сопровождает файл</w:t>
+      </w:r>
+      <w:r>
+        <w:t xml:space="preserve"> </w:t>
+      </w:r>
+      <w:r>
+        <w:rPr>
+          <w:rStyle w:val="VerbatimChar"/>
+        </w:rPr>
+        <w:t xml:space="preserve">Калькулятор_стоимости_вариативности.xlsx</w:t>
+      </w:r>
+      <w:r>
+        <w:t xml:space="preserve"> </w:t>
+      </w:r>
+      <w:r>
+        <w:t xml:space="preserve">(папка проекта). Три листа.</w:t>
+      </w:r>
+      <w:r>
+        <w:t xml:space="preserve"> </w:t>
+      </w:r>
+      <w:r>
+        <w:rPr>
+          <w:b/>
+          <w:bCs/>
+        </w:rPr>
+        <w:t xml:space="preserve">Лист 1 «Пары блюд»:</w:t>
+      </w:r>
+      <w:r>
+        <w:t xml:space="preserve"> </w:t>
+      </w:r>
+      <w:r>
+        <w:t xml:space="preserve">норма закладки (г/порцию) × закупочная цена (руб./кг) = стоимость порции для каждого из вариантов пары; разница показывается в рублях и копейках на порцию и в месяц на всех жителей.</w:t>
+      </w:r>
+      <w:r>
+        <w:t xml:space="preserve"> </w:t>
+      </w:r>
+      <w:r>
+        <w:rPr>
+          <w:b/>
+          <w:bCs/>
+        </w:rPr>
+        <w:t xml:space="preserve">Лист 2 «Отходы»:</w:t>
+      </w:r>
+      <w:r>
+        <w:t xml:space="preserve"> </w:t>
+      </w:r>
+      <w:r>
+        <w:t xml:space="preserve">масса тарелочных остатков (г/порцию) × число порций × цена сырья = строка «выброшенных денег» в день и в год (методика замера — приложение 25).</w:t>
+      </w:r>
+      <w:r>
+        <w:t xml:space="preserve"> </w:t>
+      </w:r>
+      <w:r>
+        <w:rPr>
+          <w:b/>
+          <w:bCs/>
+        </w:rPr>
+        <w:t xml:space="preserve">Лист 3 «Сценарии»:</w:t>
+      </w:r>
+      <w:r>
+        <w:t xml:space="preserve"> </w:t>
+      </w:r>
+      <w:r>
+        <w:t xml:space="preserve">эффект снижения отходов на 10/20/30 % при введении выбора — три колонки с явной пометкой «гипотеза, подтверждается только повторным замером через 90 дней» (раздел 29). Все входные ячейки — жёлтые, расчётные — белые с формулами.</w:t>
+      </w:r>
+      <w:r>
+        <w:t xml:space="preserve"> </w:t>
+      </w:r>
+      <w:r>
+        <w:rPr>
+          <w:i/>
+          <w:iCs/>
+        </w:rPr>
+        <w:t xml:space="preserve">Маркировка: калькулятор считает гипотезу, а не доказывает её; формула доклада «замер до и после» остаётся обязательной.</w:t>
+      </w:r>
+    </w:p>
+    <w:bookmarkEnd w:id="471"/>
+    <w:bookmarkEnd w:id="472"/>
+    <w:bookmarkStart w:id="473" w:name="X3b733d5e1c111b3a47ab6a3f3960de1799a76f6"/>
+    <w:p>
+      <w:pPr>
+        <w:pStyle w:val="Heading1"/>
+      </w:pPr>
+      <w:r>
         <w:t xml:space="preserve">Часть IV. Одностраничные инфографики (для печати и раздатки)</w:t>
       </w:r>
     </w:p>
@@ -35566,8 +37128,8 @@
         <w:t xml:space="preserve">Десять одностраничных материалов для печати: плакаты для поста и столовой, памятки для инструктажей, раздатка для совета жителей и семинара. Каждая страница самодостаточна и может копироваться отдельно от доклада; источники данных указаны на самих страницах либо в разделах, на которые инфографика ссылается.</w:t>
       </w:r>
     </w:p>
-    <w:bookmarkEnd w:id="458"/>
-    <w:bookmarkStart w:id="459" w:name="список-источников"/>
+    <w:bookmarkEnd w:id="473"/>
+    <w:bookmarkStart w:id="474" w:name="список-источников"/>
     <w:p>
       <w:pPr>
         <w:pStyle w:val="Heading1"/>
@@ -35609,7 +37171,7 @@
         <w:t xml:space="preserve"> </w:t>
       </w:r>
       <w:r>
-        <w:t xml:space="preserve">СанПиН 2.3/2.4.3590-20 (пост. № 32 от 27.10.2020), п. 7.1.11–7.1.14, 8.4.1; с 01.09.2026 заменяется СанПиН 2.3/2.4.4282-26 (пост. № 18 от 02.06.2026), п. 56 подп. 11–14. https://base.garant.ru/74891586/ ; 4282-26: https://base.garant.ru/414329257/ (проверено: 17.08.2026)</w:t>
+        <w:t xml:space="preserve">СанПиН 2.3/2.4.3590-20 (пост. ГГСВ РФ от 27.10.2020 № 32), п. 7.1.11–7.1.14 — до 01.09.2026; СанПиН 2.3/2.4.4282-26 (пост. ГГСВ РФ от 02.06.2026 № 18, зарег. в Минюсте 02.06.2026 № 86854), п. 56 подп. 11–14, п. 62, раздел VI. https://rovenkiadm.gosuslugi.ru/netcat_files/userfiles/SanPiN_2.4.4282-26.pdf (проверено: 17.08.2026)</w:t>
       </w:r>
     </w:p>
     <w:p>
@@ -36365,6 +37927,34 @@
         <w:t xml:space="preserve"> </w:t>
       </w:r>
       <w:r>
+        <w:t xml:space="preserve">Oral feeding options for people with dementia: a systematic review (систематический обзор (2011); PMID 21391936). https://pubmed.ncbi.nlm.nih.gov/21391936/</w:t>
+      </w:r>
+    </w:p>
+    <w:p>
+      <w:pPr>
+        <w:pStyle w:val="BodyText"/>
+      </w:pPr>
+      <w:r>
+        <w:t xml:space="preserve">57.</w:t>
+      </w:r>
+      <w:r>
+        <w:t xml:space="preserve"> </w:t>
+      </w:r>
+      <w:r>
+        <w:t xml:space="preserve">Comfort feeding in hospitalised people with dementia: a retrospective study of survival following comfort feeding recommendations (J Nutr Health Aging, 2024; DOI 10.1016/j.jnha.2024.100362). https://doi.org/10.1016/j.jnha.2024.100362</w:t>
+      </w:r>
+    </w:p>
+    <w:p>
+      <w:pPr>
+        <w:pStyle w:val="BodyText"/>
+      </w:pPr>
+      <w:r>
+        <w:t xml:space="preserve">58.</w:t>
+      </w:r>
+      <w:r>
+        <w:t xml:space="preserve"> </w:t>
+      </w:r>
+      <w:r>
         <w:t xml:space="preserve">Мета-анализ CRWG (прибавка ≥7% за 38 нед): клозапин 76,3%, оланзапин 36,9%, рисперидон 23,0% (BJPsych Open, 2026) (2026). https://www.cambridge.org/core/journals/bjpsych-open/article/association-between-antipsychotic-medication-and-clinically-relevant-weight-change-metaanalysis/C2DC78D062978D7C805E0E9B99B7911F</w:t>
       </w:r>
     </w:p>
@@ -36373,7 +37963,7 @@
         <w:pStyle w:val="BodyText"/>
       </w:pPr>
       <w:r>
-        <w:t xml:space="preserve">57.</w:t>
+        <w:t xml:space="preserve">59.</w:t>
       </w:r>
       <w:r>
         <w:t xml:space="preserve"> </w:t>
@@ -36387,7 +37977,7 @@
         <w:pStyle w:val="BodyText"/>
       </w:pPr>
       <w:r>
-        <w:t xml:space="preserve">58.</w:t>
+        <w:t xml:space="preserve">60.</w:t>
       </w:r>
       <w:r>
         <w:t xml:space="preserve"> </w:t>
@@ -36401,7 +37991,7 @@
         <w:pStyle w:val="BodyText"/>
       </w:pPr>
       <w:r>
-        <w:t xml:space="preserve">59.</w:t>
+        <w:t xml:space="preserve">61.</w:t>
       </w:r>
       <w:r>
         <w:t xml:space="preserve"> </w:t>
@@ -36415,7 +38005,7 @@
         <w:pStyle w:val="BodyText"/>
       </w:pPr>
       <w:r>
-        <w:t xml:space="preserve">60.</w:t>
+        <w:t xml:space="preserve">62.</w:t>
       </w:r>
       <w:r>
         <w:t xml:space="preserve"> </w:t>
@@ -36429,7 +38019,7 @@
         <w:pStyle w:val="BodyText"/>
       </w:pPr>
       <w:r>
-        <w:t xml:space="preserve">61.</w:t>
+        <w:t xml:space="preserve">63.</w:t>
       </w:r>
       <w:r>
         <w:t xml:space="preserve"> </w:t>
@@ -36443,7 +38033,7 @@
         <w:pStyle w:val="BodyText"/>
       </w:pPr>
       <w:r>
-        <w:t xml:space="preserve">62.</w:t>
+        <w:t xml:space="preserve">64.</w:t>
       </w:r>
       <w:r>
         <w:t xml:space="preserve"> </w:t>
@@ -36457,7 +38047,7 @@
         <w:pStyle w:val="BodyText"/>
       </w:pPr>
       <w:r>
-        <w:t xml:space="preserve">63.</w:t>
+        <w:t xml:space="preserve">65.</w:t>
       </w:r>
       <w:r>
         <w:t xml:space="preserve"> </w:t>
@@ -36471,7 +38061,7 @@
         <w:pStyle w:val="BodyText"/>
       </w:pPr>
       <w:r>
-        <w:t xml:space="preserve">64.</w:t>
+        <w:t xml:space="preserve">66.</w:t>
       </w:r>
       <w:r>
         <w:t xml:space="preserve"> </w:t>
@@ -36485,7 +38075,7 @@
         <w:pStyle w:val="BodyText"/>
       </w:pPr>
       <w:r>
-        <w:t xml:space="preserve">65.</w:t>
+        <w:t xml:space="preserve">67.</w:t>
       </w:r>
       <w:r>
         <w:t xml:space="preserve"> </w:t>
@@ -36499,7 +38089,7 @@
         <w:pStyle w:val="BodyText"/>
       </w:pPr>
       <w:r>
-        <w:t xml:space="preserve">66.</w:t>
+        <w:t xml:space="preserve">68.</w:t>
       </w:r>
       <w:r>
         <w:t xml:space="preserve"> </w:t>
@@ -36513,7 +38103,7 @@
         <w:pStyle w:val="BodyText"/>
       </w:pPr>
       <w:r>
-        <w:t xml:space="preserve">67.</w:t>
+        <w:t xml:space="preserve">69.</w:t>
       </w:r>
       <w:r>
         <w:t xml:space="preserve"> </w:t>
@@ -36527,7 +38117,21 @@
         <w:pStyle w:val="BodyText"/>
       </w:pPr>
       <w:r>
-        <w:t xml:space="preserve">68.</w:t>
+        <w:t xml:space="preserve">70.</w:t>
+      </w:r>
+      <w:r>
+        <w:t xml:space="preserve"> </w:t>
+      </w:r>
+      <w:r>
+        <w:t xml:space="preserve">Лозовская С.О. «Правосубъектность лиц, признанных недееспособными и ограниченно дееспособными вследствие психического расстройства». https://vestnik.msal.ru/jour/article/view/2058 (проверено: 23.07.2026)</w:t>
+      </w:r>
+    </w:p>
+    <w:p>
+      <w:pPr>
+        <w:pStyle w:val="BodyText"/>
+      </w:pPr>
+      <w:r>
+        <w:t xml:space="preserve">71.</w:t>
       </w:r>
       <w:r>
         <w:t xml:space="preserve"> </w:t>
@@ -36541,7 +38145,7 @@
         <w:pStyle w:val="BodyText"/>
       </w:pPr>
       <w:r>
-        <w:t xml:space="preserve">69.</w:t>
+        <w:t xml:space="preserve">72.</w:t>
       </w:r>
       <w:r>
         <w:t xml:space="preserve"> </w:t>
@@ -36555,7 +38159,7 @@
         <w:pStyle w:val="BodyText"/>
       </w:pPr>
       <w:r>
-        <w:t xml:space="preserve">70.</w:t>
+        <w:t xml:space="preserve">73.</w:t>
       </w:r>
       <w:r>
         <w:t xml:space="preserve"> </w:t>
@@ -36569,7 +38173,7 @@
         <w:pStyle w:val="BodyText"/>
       </w:pPr>
       <w:r>
-        <w:t xml:space="preserve">71.</w:t>
+        <w:t xml:space="preserve">74.</w:t>
       </w:r>
       <w:r>
         <w:t xml:space="preserve"> </w:t>
@@ -36583,7 +38187,7 @@
         <w:pStyle w:val="BodyText"/>
       </w:pPr>
       <w:r>
-        <w:t xml:space="preserve">72.</w:t>
+        <w:t xml:space="preserve">75.</w:t>
       </w:r>
       <w:r>
         <w:t xml:space="preserve"> </w:t>
@@ -36597,7 +38201,7 @@
         <w:pStyle w:val="BodyText"/>
       </w:pPr>
       <w:r>
-        <w:t xml:space="preserve">73.</w:t>
+        <w:t xml:space="preserve">76.</w:t>
       </w:r>
       <w:r>
         <w:t xml:space="preserve"> </w:t>
@@ -36611,7 +38215,7 @@
         <w:pStyle w:val="BodyText"/>
       </w:pPr>
       <w:r>
-        <w:t xml:space="preserve">74.</w:t>
+        <w:t xml:space="preserve">77.</w:t>
       </w:r>
       <w:r>
         <w:t xml:space="preserve"> </w:t>
@@ -36625,7 +38229,7 @@
         <w:pStyle w:val="BodyText"/>
       </w:pPr>
       <w:r>
-        <w:t xml:space="preserve">75.</w:t>
+        <w:t xml:space="preserve">78.</w:t>
       </w:r>
       <w:r>
         <w:t xml:space="preserve"> </w:t>
@@ -36639,7 +38243,7 @@
         <w:pStyle w:val="BodyText"/>
       </w:pPr>
       <w:r>
-        <w:t xml:space="preserve">76.</w:t>
+        <w:t xml:space="preserve">79.</w:t>
       </w:r>
       <w:r>
         <w:t xml:space="preserve"> </w:t>
@@ -36653,7 +38257,7 @@
         <w:pStyle w:val="BodyText"/>
       </w:pPr>
       <w:r>
-        <w:t xml:space="preserve">77.</w:t>
+        <w:t xml:space="preserve">80.</w:t>
       </w:r>
       <w:r>
         <w:t xml:space="preserve"> </w:t>
@@ -36667,7 +38271,7 @@
         <w:pStyle w:val="BodyText"/>
       </w:pPr>
       <w:r>
-        <w:t xml:space="preserve">78.</w:t>
+        <w:t xml:space="preserve">81.</w:t>
       </w:r>
       <w:r>
         <w:t xml:space="preserve"> </w:t>
@@ -36681,7 +38285,7 @@
         <w:pStyle w:val="BodyText"/>
       </w:pPr>
       <w:r>
-        <w:t xml:space="preserve">79.</w:t>
+        <w:t xml:space="preserve">82.</w:t>
       </w:r>
       <w:r>
         <w:t xml:space="preserve"> </w:t>
@@ -36695,7 +38299,7 @@
         <w:pStyle w:val="BodyText"/>
       </w:pPr>
       <w:r>
-        <w:t xml:space="preserve">80.</w:t>
+        <w:t xml:space="preserve">83.</w:t>
       </w:r>
       <w:r>
         <w:t xml:space="preserve"> </w:t>
@@ -36709,7 +38313,7 @@
         <w:pStyle w:val="BodyText"/>
       </w:pPr>
       <w:r>
-        <w:t xml:space="preserve">81.</w:t>
+        <w:t xml:space="preserve">84.</w:t>
       </w:r>
       <w:r>
         <w:t xml:space="preserve"> </w:t>
@@ -36723,7 +38327,7 @@
         <w:pStyle w:val="BodyText"/>
       </w:pPr>
       <w:r>
-        <w:t xml:space="preserve">82.</w:t>
+        <w:t xml:space="preserve">85.</w:t>
       </w:r>
       <w:r>
         <w:t xml:space="preserve"> </w:t>
@@ -36737,7 +38341,7 @@
         <w:pStyle w:val="BodyText"/>
       </w:pPr>
       <w:r>
-        <w:t xml:space="preserve">83.</w:t>
+        <w:t xml:space="preserve">86.</w:t>
       </w:r>
       <w:r>
         <w:t xml:space="preserve"> </w:t>
@@ -36751,7 +38355,7 @@
         <w:pStyle w:val="BodyText"/>
       </w:pPr>
       <w:r>
-        <w:t xml:space="preserve">84.</w:t>
+        <w:t xml:space="preserve">87.</w:t>
       </w:r>
       <w:r>
         <w:t xml:space="preserve"> </w:t>
@@ -36765,7 +38369,7 @@
         <w:pStyle w:val="BodyText"/>
       </w:pPr>
       <w:r>
-        <w:t xml:space="preserve">85.</w:t>
+        <w:t xml:space="preserve">88.</w:t>
       </w:r>
       <w:r>
         <w:t xml:space="preserve"> </w:t>
@@ -36779,7 +38383,7 @@
         <w:pStyle w:val="BodyText"/>
       </w:pPr>
       <w:r>
-        <w:t xml:space="preserve">86.</w:t>
+        <w:t xml:space="preserve">89.</w:t>
       </w:r>
       <w:r>
         <w:t xml:space="preserve"> </w:t>
@@ -36793,7 +38397,7 @@
         <w:pStyle w:val="BodyText"/>
       </w:pPr>
       <w:r>
-        <w:t xml:space="preserve">87.</w:t>
+        <w:t xml:space="preserve">90.</w:t>
       </w:r>
       <w:r>
         <w:t xml:space="preserve"> </w:t>
@@ -36807,7 +38411,7 @@
         <w:pStyle w:val="BodyText"/>
       </w:pPr>
       <w:r>
-        <w:t xml:space="preserve">88.</w:t>
+        <w:t xml:space="preserve">91.</w:t>
       </w:r>
       <w:r>
         <w:t xml:space="preserve"> </w:t>
@@ -36821,7 +38425,7 @@
         <w:pStyle w:val="BodyText"/>
       </w:pPr>
       <w:r>
-        <w:t xml:space="preserve">89.</w:t>
+        <w:t xml:space="preserve">92.</w:t>
       </w:r>
       <w:r>
         <w:t xml:space="preserve"> </w:t>
@@ -36835,7 +38439,7 @@
         <w:pStyle w:val="BodyText"/>
       </w:pPr>
       <w:r>
-        <w:t xml:space="preserve">90.</w:t>
+        <w:t xml:space="preserve">93.</w:t>
       </w:r>
       <w:r>
         <w:t xml:space="preserve"> </w:t>
@@ -36849,7 +38453,7 @@
         <w:pStyle w:val="BodyText"/>
       </w:pPr>
       <w:r>
-        <w:t xml:space="preserve">91.</w:t>
+        <w:t xml:space="preserve">94.</w:t>
       </w:r>
       <w:r>
         <w:t xml:space="preserve"> </w:t>
@@ -36863,7 +38467,7 @@
         <w:pStyle w:val="BodyText"/>
       </w:pPr>
       <w:r>
-        <w:t xml:space="preserve">92.</w:t>
+        <w:t xml:space="preserve">95.</w:t>
       </w:r>
       <w:r>
         <w:t xml:space="preserve"> </w:t>
@@ -36877,7 +38481,7 @@
         <w:pStyle w:val="BodyText"/>
       </w:pPr>
       <w:r>
-        <w:t xml:space="preserve">93.</w:t>
+        <w:t xml:space="preserve">96.</w:t>
       </w:r>
       <w:r>
         <w:t xml:space="preserve"> </w:t>
@@ -36891,7 +38495,7 @@
         <w:pStyle w:val="BodyText"/>
       </w:pPr>
       <w:r>
-        <w:t xml:space="preserve">94.</w:t>
+        <w:t xml:space="preserve">97.</w:t>
       </w:r>
       <w:r>
         <w:t xml:space="preserve"> </w:t>
@@ -36905,7 +38509,7 @@
         <w:pStyle w:val="BodyText"/>
       </w:pPr>
       <w:r>
-        <w:t xml:space="preserve">95.</w:t>
+        <w:t xml:space="preserve">98.</w:t>
       </w:r>
       <w:r>
         <w:t xml:space="preserve"> </w:t>
@@ -36919,7 +38523,7 @@
         <w:pStyle w:val="BodyText"/>
       </w:pPr>
       <w:r>
-        <w:t xml:space="preserve">96.</w:t>
+        <w:t xml:space="preserve">99.</w:t>
       </w:r>
       <w:r>
         <w:t xml:space="preserve"> </w:t>
@@ -36933,7 +38537,49 @@
         <w:pStyle w:val="BodyText"/>
       </w:pPr>
       <w:r>
-        <w:t xml:space="preserve">97.</w:t>
+        <w:t xml:space="preserve">100.</w:t>
+      </w:r>
+      <w:r>
+        <w:t xml:space="preserve"> </w:t>
+      </w:r>
+      <w:r>
+        <w:t xml:space="preserve">«Кейтеринг в организациях социального обслуживания» (отраслевое издание, 2022). https://www.profiz.ru/sec/4_2022/Kejtering/ (проверено: 23.07.2026)</w:t>
+      </w:r>
+    </w:p>
+    <w:p>
+      <w:pPr>
+        <w:pStyle w:val="BodyText"/>
+      </w:pPr>
+      <w:r>
+        <w:t xml:space="preserve">101.</w:t>
+      </w:r>
+      <w:r>
+        <w:t xml:space="preserve"> </w:t>
+      </w:r>
+      <w:r>
+        <w:t xml:space="preserve">ФЗ от 05.04.2013 № 44-ФЗ «О контрактной системе в сфере закупок товаров, работ, услуг для обеспечения государственных и муниципальных нужд». https://www.consultant.ru/document/cons_doc_LAW_144624/ (проверено: 23.07.2026)</w:t>
+      </w:r>
+    </w:p>
+    <w:p>
+      <w:pPr>
+        <w:pStyle w:val="BodyText"/>
+      </w:pPr>
+      <w:r>
+        <w:t xml:space="preserve">102.</w:t>
+      </w:r>
+      <w:r>
+        <w:t xml:space="preserve"> </w:t>
+      </w:r>
+      <w:r>
+        <w:t xml:space="preserve">Hospital Food Standards Panel. Standards for food and drink in NHS hospitals — DH, Великобритания, 2016. https://assets.publishing.service.gov.uk/media/5a806e1eed915d74e33fa61a/Hospital_Food_Panel_May_2016.pdf</w:t>
+      </w:r>
+    </w:p>
+    <w:p>
+      <w:pPr>
+        <w:pStyle w:val="BodyText"/>
+      </w:pPr>
+      <w:r>
+        <w:t xml:space="preserve">103.</w:t>
       </w:r>
       <w:r>
         <w:t xml:space="preserve"> </w:t>
@@ -36947,21 +38593,7 @@
         <w:pStyle w:val="BodyText"/>
       </w:pPr>
       <w:r>
-        <w:t xml:space="preserve">98.</w:t>
-      </w:r>
-      <w:r>
-        <w:t xml:space="preserve"> </w:t>
-      </w:r>
-      <w:r>
-        <w:t xml:space="preserve">Hospital Food Standards Panel. Standards for food and drink in NHS hospitals — DH, Великобритания, 2016. https://assets.publishing.service.gov.uk/media/5a806e1eed915d74e33fa61a/Hospital_Food_Panel_May_2016.pdf</w:t>
-      </w:r>
-    </w:p>
-    <w:p>
-      <w:pPr>
-        <w:pStyle w:val="BodyText"/>
-      </w:pPr>
-      <w:r>
-        <w:t xml:space="preserve">99.</w:t>
+        <w:t xml:space="preserve">104.</w:t>
       </w:r>
       <w:r>
         <w:t xml:space="preserve"> </w:t>
@@ -36970,7 +38602,63 @@
         <w:t xml:space="preserve">Великобритания: Accessible Information Standard — информация для пациентов с нарушениями предоставляется в доступных форматах (включая easy read: короткие фразы + изображения); Mencap — методические материалы — NHS England / Mencap, Великобритания. https://www.mencap.org.uk/help-and-advice/health/accessible-information-standard</w:t>
       </w:r>
     </w:p>
-    <w:bookmarkEnd w:id="459"/>
+    <w:p>
+      <w:pPr>
+        <w:pStyle w:val="BodyText"/>
+      </w:pPr>
+      <w:r>
+        <w:t xml:space="preserve">105.</w:t>
+      </w:r>
+      <w:r>
+        <w:t xml:space="preserve"> </w:t>
+      </w:r>
+      <w:r>
+        <w:t xml:space="preserve">Narrative Review of Low-Intake Dehydration in Older Adults (обзор (2021); PMC8470893). https://pmc.ncbi.nlm.nih.gov/articles/PMC8470893/</w:t>
+      </w:r>
+    </w:p>
+    <w:p>
+      <w:pPr>
+        <w:pStyle w:val="BodyText"/>
+      </w:pPr>
+      <w:r>
+        <w:t xml:space="preserve">106.</w:t>
+      </w:r>
+      <w:r>
+        <w:t xml:space="preserve"> </w:t>
+      </w:r>
+      <w:r>
+        <w:t xml:space="preserve">Volkert D. et al. ESPEN guideline on clinical nutrition and hydration in geriatrics ( Clin Nutr, 2019, 38(1):10–47) (ESPEN (Европейское общество клинического питания и метаболизма); Clin Nutr). https://doi.org/10.1016/j.clnu.2018.05.029</w:t>
+      </w:r>
+    </w:p>
+    <w:p>
+      <w:pPr>
+        <w:pStyle w:val="BodyText"/>
+      </w:pPr>
+      <w:r>
+        <w:t xml:space="preserve">107.</w:t>
+      </w:r>
+      <w:r>
+        <w:t xml:space="preserve"> </w:t>
+      </w:r>
+      <w:r>
+        <w:t xml:space="preserve">Dehydration and Fluid Maintenance in the Long-Term Care Setting — клиническое руководство (PALTmed (Общество паллиативной медицины), 2024). https://paltmed.org/sites/default/files/2024-10/Dehydration%20CPG%2008092024.pdf</w:t>
+      </w:r>
+    </w:p>
+    <w:p>
+      <w:pPr>
+        <w:pStyle w:val="BodyText"/>
+      </w:pPr>
+      <w:r>
+        <w:t xml:space="preserve">108.</w:t>
+      </w:r>
+      <w:r>
+        <w:t xml:space="preserve"> </w:t>
+      </w:r>
+      <w:r>
+        <w:t xml:space="preserve">СП 2.4.3648-20 «Санитарно-эпидемиологические требования к организациям воспитания и обучения, отдыха и оздоровления детей и молодежи» (пост. ГГСВ РФ от 28.09.2020 № 28, зарег. в Минюсте 18.12.2020 № 61573). https://www.consultant.ru/document/cons_doc_LAW_371594/ (проверено: 23.07.2026)</w:t>
+      </w:r>
+    </w:p>
+    <w:bookmarkEnd w:id="474"/>
     <w:sectPr>
       <w:footnotePr>
         <w:numRestart w:val="eachSect"/>

--- a/01_доклад/Не_просто_накормить_доклад.docx
+++ b/01_доклад/Не_просто_накормить_доклад.docx
@@ -19340,23 +19340,55 @@
         <w:t xml:space="preserve"> </w:t>
       </w:r>
       <w:r>
-        <w:t xml:space="preserve">На официальном сайте учреждения (www.pni9.ru) опубликован приказ от 10.03.2026 № 124 о</w:t>
-      </w:r>
-      <w:r>
-        <w:t xml:space="preserve"> </w:t>
-      </w:r>
-      <w:r>
-        <w:rPr>
-          <w:b/>
-          <w:bCs/>
-        </w:rPr>
-        <w:t xml:space="preserve">зале заказного питания</w:t>
-      </w:r>
-      <w:r>
-        <w:t xml:space="preserve"> </w:t>
-      </w:r>
-      <w:r>
-        <w:t xml:space="preserve">— вариативное меню закреплено локальным актом, а не осталось «экспериментом по новости». Для доклада это меняет статус кейса: первый известный нам случай, когда вариативность в российском ПНИ/ДСО зафиксирована приказом, то есть пережила смену настроения и приобрела опору для проверяющих («это локальный акт, а не самодеятельность»).</w:t>
+        <w:t xml:space="preserve">Приказ директора от 10.03.2026 № 124 утверждает</w:t>
+      </w:r>
+      <w:r>
+        <w:t xml:space="preserve"> </w:t>
+      </w:r>
+      <w:r>
+        <w:rPr>
+          <w:b/>
+          <w:bCs/>
+        </w:rPr>
+        <w:t xml:space="preserve">правила внутреннего распорядка жителей</w:t>
+      </w:r>
+      <w:r>
+        <w:t xml:space="preserve"> </w:t>
+      </w:r>
+      <w:r>
+        <w:t xml:space="preserve">ДСО «Серафимовский», и в этих правилах закреплено</w:t>
+      </w:r>
+      <w:r>
+        <w:t xml:space="preserve"> </w:t>
+      </w:r>
+      <w:r>
+        <w:rPr>
+          <w:b/>
+          <w:bCs/>
+        </w:rPr>
+        <w:t xml:space="preserve">заказное питание (вариативное меню)</w:t>
+      </w:r>
+      <w:r>
+        <w:t xml:space="preserve"> </w:t>
+      </w:r>
+      <w:r>
+        <w:t xml:space="preserve">— в том числе для маломобильных граждан: «для маломобильных граждан приём пищи осуществляется в жилых комнатах, оказывается помощь в кормлении (при необходимости)». Для доклада это меняет статус кейса: вариативность переведена из «эксперимента по новости» в</w:t>
+      </w:r>
+      <w:r>
+        <w:t xml:space="preserve"> </w:t>
+      </w:r>
+      <w:r>
+        <w:rPr>
+          <w:b/>
+          <w:bCs/>
+        </w:rPr>
+        <w:t xml:space="preserve">норму внутреннего распорядка</w:t>
+      </w:r>
+      <w:r>
+        <w:t xml:space="preserve"> </w:t>
+      </w:r>
+      <w:r>
+        <w:t xml:space="preserve">— локальный акт, на который можно ссылаться перед проверяющими («это правила дома, утверждённые приказом»).</w:t>
       </w:r>
       <w:r>
         <w:t xml:space="preserve"> </w:t>
@@ -19366,7 +19398,7 @@
           <w:i/>
           <w:iCs/>
         </w:rPr>
-        <w:t xml:space="preserve">Маркировка: реквизиты приказа — по официальному сайту учреждения; содержание (порядок работы зала, охват жителей) в докладе не пересказывается, поскольку полный текст не публиковался.</w:t>
+        <w:t xml:space="preserve">Маркировка: реквизиты и формулировки — по PDF приказа, опубликованному на официальном сайте учреждения (www.pni9.ru); корректура от 20.08.2026 — ранее приказ ошибочно описывался как приказ «о зале заказного питания»; заказное питание — раздел правил, а не предмет отдельного приказа.</w:t>
       </w:r>
     </w:p>
     <w:bookmarkEnd w:id="234"/>
@@ -46661,7 +46693,7 @@
         <w:t xml:space="preserve"> </w:t>
       </w:r>
       <w:r>
-        <w:t xml:space="preserve">Приказ директора СПб ГАСУСОН «ДСО «Серафимовский» от 10.03.2026 № 124 «Об организации зала заказного питания» (вариативное меню; опубликован на официальном сайте учреждения www.pni9.ru). None (проверено: None)</w:t>
+        <w:t xml:space="preserve">Приказ директора СПб ГАСУСОН «ДСО «Серафимовский» от 10.03.2026 № 124 «Об утверждении правил внутреннего распорядка жителей СПб ГАСУСОН «ДСО «Серафимовский»» (в правилах закреплено заказное питание — вариативное меню, в т. ч. для маломобильных граждан; PDF опубликован на www.pni9.ru). None (проверено: None)</w:t>
       </w:r>
     </w:p>
     <w:p>

--- a/01_доклад/Не_просто_накормить_доклад.docx
+++ b/01_доклад/Не_просто_накормить_доклад.docx
@@ -424,13 +424,13 @@
         <w:t xml:space="preserve">Этот раздел — для тех, у кого есть пятнадцать минут. Здесь собрано всё главное: десять выводов, что можно сделать немедленно, чего делать нельзя без врача, учредителя или юриста, и минимальная безопасная модель. Каждый вывод раскрыт в указанных разделах доклада.</w:t>
       </w:r>
     </w:p>
-    <w:bookmarkStart w:id="13" w:name="десять-главных-выводов"/>
+    <w:bookmarkStart w:id="13" w:name="одиннадцать-главных-выводов"/>
     <w:p>
       <w:pPr>
         <w:pStyle w:val="Heading2"/>
       </w:pPr>
       <w:r>
-        <w:t xml:space="preserve">4.1. Десять главных выводов</w:t>
+        <w:t xml:space="preserve">4.1. Одиннадцать главных выводов</w:t>
       </w:r>
     </w:p>
     <w:p>
@@ -628,6 +628,9 @@
         <w:t xml:space="preserve">21</w:t>
       </w:r>
       <w:r>
+        <w:t xml:space="preserve">22</w:t>
+      </w:r>
+      <w:r>
         <w:t xml:space="preserve">. Разделы 17, 19.</w:t>
       </w:r>
     </w:p>
@@ -688,7 +691,7 @@
         <w:t xml:space="preserve">11</w:t>
       </w:r>
       <w:r>
-        <w:t xml:space="preserve">22</w:t>
+        <w:t xml:space="preserve">23</w:t>
       </w:r>
       <w:r>
         <w:t xml:space="preserve">. Письмо учредителю о дефиците ресурсов не индульгенция, но доказательство своевременного реагирования. Раздел 33.</w:t>
@@ -742,23 +745,7 @@
         <w:t xml:space="preserve"> </w:t>
       </w:r>
       <w:r>
-        <w:t xml:space="preserve">На дискуссии 26.08 (14.00–15.30, площадка № 2 ДСО «Тесовый берег»,</w:t>
-      </w:r>
-      <w:r>
-        <w:t xml:space="preserve"> </w:t>
-      </w:r>
-      <w:r>
-        <w:rPr>
-          <w:b/>
-          <w:bCs/>
-        </w:rPr>
-        <w:t xml:space="preserve">эксперты</w:t>
-      </w:r>
-      <w:r>
-        <w:t xml:space="preserve"> </w:t>
-      </w:r>
-      <w:r>
-        <w:t xml:space="preserve">Чистяков Е. В. и Нурбаев Т. А.; модератор в программе не указан) обсуждаются шесть вопросов раздела 17.12. Формулировка «хозяин» в программе заменяется на «руководитель учреждения».</w:t>
+        <w:t xml:space="preserve">На дискуссии 26.08 (14.00–15.30, площадка № 2; со-эксперт — директор ДСО «Тесовый берег» Т. А. Нурбаев; модератор в программе не указан) обсуждаются шесть вопросов раздела 17.12. Формулировка «хозяин» в программе заменяется на «руководитель учреждения».</w:t>
       </w:r>
       <w:r>
         <w:t xml:space="preserve"> </w:t>
@@ -1229,7 +1216,7 @@
         <w:t xml:space="preserve">. Обеденный зал на 120 мест, поточная раздача в три захода</w:t>
       </w:r>
       <w:r>
-        <w:t xml:space="preserve">21</w:t>
+        <w:t xml:space="preserve">24</w:t>
       </w:r>
       <w:r>
         <w:t xml:space="preserve">. На линии — один вариант каждого блюда: борщ, гречка с котлетой, компот. Двенадцать жителей первого захода едят только с помощью. На смене — четыре сиделки, из которых одна развозит лекарства. До конца смены — пять часов.</w:t>
@@ -1253,7 +1240,7 @@
         <w:t xml:space="preserve">Жители, способные есть самостоятельно, уже сидят перед остывающими тарелками — им раздали первыми, потому что так быстрее. Жители, которым нужна помощь, ждут: четыре сиделки на двенадцать кормимых — это не менее трёх циклов по 15–20 минут. Те, кого кормят последними, получают холодное. Международная норма, которую мы приводим в разделе 26, требует не более двух полностью кормимых на одного работника и подачи еды только под готовую помощь</w:t>
       </w:r>
       <w:r>
-        <w:t xml:space="preserve">23</w:t>
+        <w:t xml:space="preserve">25</w:t>
       </w:r>
       <w:r>
         <w:t xml:space="preserve">; у нас это правило не закреплено нигде, и нарушением оно не считается — но именно здесь рождаются и недоедание, и аспирация «на скорость».</w:t>
@@ -1304,7 +1291,7 @@
         <w:t xml:space="preserve">16</w:t>
       </w:r>
       <w:r>
-        <w:t xml:space="preserve">24</w:t>
+        <w:t xml:space="preserve">26</w:t>
       </w:r>
       <w:r>
         <w:t xml:space="preserve">. Вечером у К. седация сильнее обычного — дежурная медсестра списывает это на «плохой день».</w:t>
@@ -1646,10 +1633,10 @@
         <w:t xml:space="preserve">ТЗ к докладу прямо требует маркировать вымышленные ситуации, и есть вторая причина: реальная столовая любого конкретного дома — чужая. Собирательный обед позволяет поставить за один стол пять конфликтов, которые в жизни разнесены по этажам и месяцам, — и увидеть их взаимодействие. Каждый из пяти конфликтов документирован по отдельности: сенсорная перегрузка и потребность в тишине при психических расстройствах описаны в клинической литературе о среде ухода</w:t>
       </w:r>
       <w:r>
-        <w:t xml:space="preserve">25</w:t>
-      </w:r>
-      <w:r>
-        <w:t xml:space="preserve">26</w:t>
+        <w:t xml:space="preserve">27</w:t>
+      </w:r>
+      <w:r>
+        <w:t xml:space="preserve">28</w:t>
       </w:r>
       <w:r>
         <w:t xml:space="preserve">; взаимодействие клозапина с кофеином — фармакокинетический факт уровня систематических данных</w:t>
@@ -1667,7 +1654,7 @@
         <w:t xml:space="preserve">; невербальная воля — предмет стандартов поддерживаемого принятия решений</w:t>
       </w:r>
       <w:r>
-        <w:t xml:space="preserve">27</w:t>
+        <w:t xml:space="preserve">29</w:t>
       </w:r>
       <w:r>
         <w:t xml:space="preserve">; сценарий «как всегда» — единственный элемент без источника, потому что он не клинический, а организационный, и каждый директор узнает его без ссылок.</w:t>
@@ -1823,7 +1810,7 @@
         <w:t xml:space="preserve">Неговорящие и малоговорящие жители — не исключение в ПНИ, а значимая доля контингента. Для них вербальный вопрос «что будете?» — худший из инструментов. Их выбор фиксируется иначе, и международное право (Замечание общего порядка № 1 к ст. 12 КПИ) прямо требует поддержанного, а не подменяющего принятия решений</w:t>
       </w:r>
       <w:r>
-        <w:t xml:space="preserve">27</w:t>
+        <w:t xml:space="preserve">29</w:t>
       </w:r>
       <w:r>
         <w:t xml:space="preserve">.</w:t>
@@ -1847,7 +1834,7 @@
         <w:t xml:space="preserve">Дисфагия (раздел 10), диабет и метаболический синдром (разделы 11, 13), запоры — в том числе опасные клозапиновые</w:t>
       </w:r>
       <w:r>
-        <w:t xml:space="preserve">28</w:t>
+        <w:t xml:space="preserve">30</w:t>
       </w:r>
       <w:r>
         <w:t xml:space="preserve">, сердечно-сосудистая патология, эпилепсия с риском аспирации при припадке за столом. Соматическая карта жителя определяет ограничения, внутри которых должен жить выбор.</w:t>
@@ -1871,7 +1858,7 @@
         <w:t xml:space="preserve">Пищевые привычки, сформированные десятилетиями: «всю жизнь ужинал в девять», религиозные правила, детские и праздничные блюда как якоря идентичности. Немецкий стандарт требует собирать «биографию питания» при поступлении именно потому, что эти сведения позже могут стать единственным доступом к воле человека</w:t>
       </w:r>
       <w:r>
-        <w:t xml:space="preserve">29</w:t>
+        <w:t xml:space="preserve">31</w:t>
       </w:r>
       <w:r>
         <w:t xml:space="preserve">. Наша форма — в приложении 3.</w:t>
@@ -2452,7 +2439,7 @@
         <w:t xml:space="preserve">Порция по весу и составу покрывает норму питания: рекомендуемые нормы Минтруда (приказ № 520н) и региональные нормы, принятые на их основе</w:t>
       </w:r>
       <w:r>
-        <w:t xml:space="preserve">30</w:t>
+        <w:t xml:space="preserve">32</w:t>
       </w:r>
       <w:r>
         <w:t xml:space="preserve">12</w:t>
@@ -2512,10 +2499,10 @@
         <w:t xml:space="preserve">Вкус, температура, внешний вид, разнообразие. В системе, где еда — главный ежедневный опыт жителя, удовольствие от еды — не роскошь, а фактор потребления: невкусная еда съедается хуже, и недоедание возникает при формально достаточных нормах. Международные нормы прямо связывают качество и привлекательность блюд с нутритивными исходами</w:t>
       </w:r>
       <w:r>
-        <w:t xml:space="preserve">31</w:t>
-      </w:r>
-      <w:r>
-        <w:t xml:space="preserve">32</w:t>
+        <w:t xml:space="preserve">33</w:t>
+      </w:r>
+      <w:r>
+        <w:t xml:space="preserve">34</w:t>
       </w:r>
       <w:r>
         <w:t xml:space="preserve">. Измеритель у нас дешёвый: те же остатки и жалобы жителей.</w:t>
@@ -2539,13 +2526,13 @@
         <w:t xml:space="preserve">Еда как совместное событие: разговор за столом, общий ритм, участие персонала. Финская национальная рекомендация закрепляет совместные трапезы персонала и проживающих как элемент качества</w:t>
       </w:r>
       <w:r>
-        <w:t xml:space="preserve">33</w:t>
+        <w:t xml:space="preserve">35</w:t>
       </w:r>
       <w:r>
         <w:t xml:space="preserve">; голландское рандомизированное исследование семейной подачи показало рост качества жизни и потребления энергии именно за счёт социальной организации стола</w:t>
       </w:r>
       <w:r>
-        <w:t xml:space="preserve">34</w:t>
+        <w:t xml:space="preserve">36</w:t>
       </w:r>
       <w:r>
         <w:t xml:space="preserve">. В наших условиях социальность — ещё и бесплатный мониторинг: работник за общим столом замечает «он сегодня не жуёт» раньше любого журнала.</w:t>
@@ -2575,7 +2562,7 @@
         <w:t xml:space="preserve">). Организация стола, делающая всё за человека, закрепляет зависимость; поточная линия с самообслуживанием, как отмечает одно из российских учреждений, «развивает навыки самообслуживания»</w:t>
       </w:r>
       <w:r>
-        <w:t xml:space="preserve">21</w:t>
+        <w:t xml:space="preserve">24</w:t>
       </w:r>
       <w:r>
         <w:t xml:space="preserve">.</w:t>
@@ -2599,7 +2586,7 @@
         <w:t xml:space="preserve">Еда как решение самого человека: что, когда, где и как есть — формула австралийского стандарта «Еда и питание»</w:t>
       </w:r>
       <w:r>
-        <w:t xml:space="preserve">35</w:t>
+        <w:t xml:space="preserve">37</w:t>
       </w:r>
       <w:r>
         <w:t xml:space="preserve">. Выбор — единственное измерение, которое нельзя делегировать: всё остальное за человека может сделать система, решение — нет. Именно здесь пересекаются право (разделы 16–17), технология (разделы 19–22) и тема семинара.</w:t>
@@ -2952,7 +2939,7 @@
         <w:t xml:space="preserve">— сверить время ужина и завтрака с шведским ориентиром ночного интервала (не более 11 часов</w:t>
       </w:r>
       <w:r>
-        <w:t xml:space="preserve">31</w:t>
+        <w:t xml:space="preserve">33</w:t>
       </w:r>
       <w:r>
         <w:t xml:space="preserve">: ужин 17:30 + завтрак 8:30 = 15 часов голода, и это не экзотика, а типовой распорядок);</w:t>
@@ -3134,13 +3121,13 @@
         <w:t xml:space="preserve">— повторяющийся цикл блюд (14 дней по российским раскладкам, 21 день в Онтарио, 4 недели по немецкому стандарту)</w:t>
       </w:r>
       <w:r>
-        <w:t xml:space="preserve">21</w:t>
-      </w:r>
-      <w:r>
-        <w:t xml:space="preserve">23</w:t>
-      </w:r>
-      <w:r>
-        <w:t xml:space="preserve">32</w:t>
+        <w:t xml:space="preserve">24</w:t>
+      </w:r>
+      <w:r>
+        <w:t xml:space="preserve">25</w:t>
+      </w:r>
+      <w:r>
+        <w:t xml:space="preserve">34</w:t>
       </w:r>
       <w:r>
         <w:t xml:space="preserve">: оно про разнообразие во времени, но не про выбор.</w:t>
@@ -3259,123 +3246,123 @@
         <w:t xml:space="preserve">Выбора нет, но отказ от блюда влечёт замену по таблице (житель не остаётся голодным), а остатки систематически разбираются и влияют на цикл. Это не вариативность, но её фундамент: американская федеральная норма требует альтернативу при отказе как базовый минимум</w:t>
       </w:r>
       <w:r>
+        <w:t xml:space="preserve">38</w:t>
+      </w:r>
+      <w:r>
+        <w:t xml:space="preserve">.</w:t>
+      </w:r>
+    </w:p>
+    <w:p>
+      <w:pPr>
+        <w:pStyle w:val="BodyText"/>
+      </w:pPr>
+      <w:r>
+        <w:rPr>
+          <w:b/>
+          <w:bCs/>
+        </w:rPr>
+        <w:t xml:space="preserve">Ступень 1. Выбор из двух вариантов в одной позиции.</w:t>
+      </w:r>
+      <w:r>
+        <w:t xml:space="preserve"> </w:t>
+      </w:r>
+      <w:r>
+        <w:t xml:space="preserve">Один второй вариант ключевого блюда (каша А/каша Б, второе А/второе Б) на части приёмов пищи и части дней недели. Подтверждённая российская конфигурация старта: Болотнинский ПНИ — «несколько раз в неделю», завтрак и обед, перечень определяет диетсестра</w:t>
+      </w:r>
+      <w:r>
+        <w:t xml:space="preserve">4</w:t>
+      </w:r>
+      <w:r>
+        <w:t xml:space="preserve">. Цена: вторая гастроёмкость, журнал заказа; новых денег при парных эквивалентах практически нет (раздел 29).</w:t>
+      </w:r>
+    </w:p>
+    <w:p>
+      <w:pPr>
+        <w:pStyle w:val="BodyText"/>
+      </w:pPr>
+      <w:r>
+        <w:rPr>
+          <w:b/>
+          <w:bCs/>
+        </w:rPr>
+        <w:t xml:space="preserve">Ступень 2. Выбор по всем основным позициям ежедневно.</w:t>
+      </w:r>
+      <w:r>
+        <w:t xml:space="preserve"> </w:t>
+      </w:r>
+      <w:r>
+        <w:t xml:space="preserve">Два варианта первых, вторых, гарниров, напитков — ежедневно. Подтверждённая конфигурация: Успенский ПНИ (все отделения)</w:t>
+      </w:r>
+      <w:r>
+        <w:t xml:space="preserve">5</w:t>
+      </w:r>
+      <w:r>
+        <w:t xml:space="preserve"> </w:t>
+      </w:r>
+      <w:r>
+        <w:t xml:space="preserve">и региональная модель Иркутской области</w:t>
+      </w:r>
+      <w:r>
+        <w:t xml:space="preserve">14</w:t>
+      </w:r>
+      <w:r>
+        <w:t xml:space="preserve">. Требует отлаженного журнала заказа и пересчёта объёмов по статистике выбора (раздел 21).</w:t>
+      </w:r>
+    </w:p>
+    <w:p>
+      <w:pPr>
+        <w:pStyle w:val="BodyText"/>
+      </w:pPr>
+      <w:r>
+        <w:rPr>
+          <w:b/>
+          <w:bCs/>
+        </w:rPr>
+        <w:t xml:space="preserve">Ступень 3. Выбор на линии раздачи («шведский стол»).</w:t>
+      </w:r>
+      <w:r>
+        <w:t xml:space="preserve"> </w:t>
+      </w:r>
+      <w:r>
+        <w:t xml:space="preserve">Житель комплектует тарелку на линии из выставленного ассортимента. Больше выбора — больше требований: площадь раздачи, скорость потока, санитарный контроль открытых блюд</w:t>
+      </w:r>
+      <w:r>
+        <w:t xml:space="preserve">2</w:t>
+      </w:r>
+      <w:r>
+        <w:t xml:space="preserve">. Для ПНИ применима выборочно (буфетная зона салатов/напитков/десертов), что и делают российские учреждения</w:t>
+      </w:r>
+      <w:r>
+        <w:t xml:space="preserve">5</w:t>
+      </w:r>
+      <w:r>
+        <w:t xml:space="preserve">24</w:t>
+      </w:r>
+      <w:r>
+        <w:t xml:space="preserve">.</w:t>
+      </w:r>
+    </w:p>
+    <w:p>
+      <w:pPr>
+        <w:pStyle w:val="BodyText"/>
+      </w:pPr>
+      <w:r>
+        <w:rPr>
+          <w:b/>
+          <w:bCs/>
+        </w:rPr>
+        <w:t xml:space="preserve">Ступень 4. Семейная подача за столом.</w:t>
+      </w:r>
+      <w:r>
+        <w:t xml:space="preserve"> </w:t>
+      </w:r>
+      <w:r>
+        <w:t xml:space="preserve">Общие блюда на столе, жители накладывают сами. Доказанный эффект у пожилых с деменцией (качество жизни, вес, потребление энергии)</w:t>
+      </w:r>
+      <w:r>
         <w:t xml:space="preserve">36</w:t>
       </w:r>
       <w:r>
-        <w:t xml:space="preserve">.</w:t>
-      </w:r>
-    </w:p>
-    <w:p>
-      <w:pPr>
-        <w:pStyle w:val="BodyText"/>
-      </w:pPr>
-      <w:r>
-        <w:rPr>
-          <w:b/>
-          <w:bCs/>
-        </w:rPr>
-        <w:t xml:space="preserve">Ступень 1. Выбор из двух вариантов в одной позиции.</w:t>
-      </w:r>
-      <w:r>
-        <w:t xml:space="preserve"> </w:t>
-      </w:r>
-      <w:r>
-        <w:t xml:space="preserve">Один второй вариант ключевого блюда (каша А/каша Б, второе А/второе Б) на части приёмов пищи и части дней недели. Подтверждённая российская конфигурация старта: Болотнинский ПНИ — «несколько раз в неделю», завтрак и обед, перечень определяет диетсестра</w:t>
-      </w:r>
-      <w:r>
-        <w:t xml:space="preserve">4</w:t>
-      </w:r>
-      <w:r>
-        <w:t xml:space="preserve">. Цена: вторая гастроёмкость, журнал заказа; новых денег при парных эквивалентах практически нет (раздел 29).</w:t>
-      </w:r>
-    </w:p>
-    <w:p>
-      <w:pPr>
-        <w:pStyle w:val="BodyText"/>
-      </w:pPr>
-      <w:r>
-        <w:rPr>
-          <w:b/>
-          <w:bCs/>
-        </w:rPr>
-        <w:t xml:space="preserve">Ступень 2. Выбор по всем основным позициям ежедневно.</w:t>
-      </w:r>
-      <w:r>
-        <w:t xml:space="preserve"> </w:t>
-      </w:r>
-      <w:r>
-        <w:t xml:space="preserve">Два варианта первых, вторых, гарниров, напитков — ежедневно. Подтверждённая конфигурация: Успенский ПНИ (все отделения)</w:t>
-      </w:r>
-      <w:r>
-        <w:t xml:space="preserve">5</w:t>
-      </w:r>
-      <w:r>
-        <w:t xml:space="preserve"> </w:t>
-      </w:r>
-      <w:r>
-        <w:t xml:space="preserve">и региональная модель Иркутской области</w:t>
-      </w:r>
-      <w:r>
-        <w:t xml:space="preserve">14</w:t>
-      </w:r>
-      <w:r>
-        <w:t xml:space="preserve">. Требует отлаженного журнала заказа и пересчёта объёмов по статистике выбора (раздел 21).</w:t>
-      </w:r>
-    </w:p>
-    <w:p>
-      <w:pPr>
-        <w:pStyle w:val="BodyText"/>
-      </w:pPr>
-      <w:r>
-        <w:rPr>
-          <w:b/>
-          <w:bCs/>
-        </w:rPr>
-        <w:t xml:space="preserve">Ступень 3. Выбор на линии раздачи («шведский стол»).</w:t>
-      </w:r>
-      <w:r>
-        <w:t xml:space="preserve"> </w:t>
-      </w:r>
-      <w:r>
-        <w:t xml:space="preserve">Житель комплектует тарелку на линии из выставленного ассортимента. Больше выбора — больше требований: площадь раздачи, скорость потока, санитарный контроль открытых блюд</w:t>
-      </w:r>
-      <w:r>
-        <w:t xml:space="preserve">2</w:t>
-      </w:r>
-      <w:r>
-        <w:t xml:space="preserve">. Для ПНИ применима выборочно (буфетная зона салатов/напитков/десертов), что и делают российские учреждения</w:t>
-      </w:r>
-      <w:r>
-        <w:t xml:space="preserve">5</w:t>
-      </w:r>
-      <w:r>
-        <w:t xml:space="preserve">21</w:t>
-      </w:r>
-      <w:r>
-        <w:t xml:space="preserve">.</w:t>
-      </w:r>
-    </w:p>
-    <w:p>
-      <w:pPr>
-        <w:pStyle w:val="BodyText"/>
-      </w:pPr>
-      <w:r>
-        <w:rPr>
-          <w:b/>
-          <w:bCs/>
-        </w:rPr>
-        <w:t xml:space="preserve">Ступень 4. Семейная подача за столом.</w:t>
-      </w:r>
-      <w:r>
-        <w:t xml:space="preserve"> </w:t>
-      </w:r>
-      <w:r>
-        <w:t xml:space="preserve">Общие блюда на столе, жители накладывают сами. Доказанный эффект у пожилых с деменцией (качество жизни, вес, потребление энергии)</w:t>
-      </w:r>
-      <w:r>
-        <w:t xml:space="preserve">34</w:t>
-      </w:r>
-      <w:r>
         <w:t xml:space="preserve">; для наших отделений — точечно, там, где рассадка и поведение позволяют. Меняет роль персонала: от раздачи к сопровождению.</w:t>
       </w:r>
     </w:p>
@@ -3397,7 +3384,7 @@
         <w:t xml:space="preserve">Жители готовят сами при поддержке персонала: британская практика self-catering на реабилитационных отделениях</w:t>
       </w:r>
       <w:r>
-        <w:t xml:space="preserve">37</w:t>
+        <w:t xml:space="preserve">39</w:t>
       </w:r>
       <w:r>
         <w:t xml:space="preserve"> </w:t>
@@ -3406,7 +3393,7 @@
         <w:t xml:space="preserve">и американская модель малых домов Green House</w:t>
       </w:r>
       <w:r>
-        <w:t xml:space="preserve">26</w:t>
+        <w:t xml:space="preserve">28</w:t>
       </w:r>
       <w:r>
         <w:t xml:space="preserve">. Для нас — горизонт квартир тренинга жизненных навыков и подготовки к сопровождаемому проживанию, а не массовая модель.</w:t>
@@ -3773,10 +3760,10 @@
         <w:t xml:space="preserve">Человек не «отказывается» — еда перестаёт быть значимой; тарелка отодвигается без комментария. Риск — тихое недоедание, которое обнаруживается по весу через месяцы. Реакция: журнал потребления и триггеры веса (раздел 12), а при длительном снижении — врачебный пересмотр; немецко-австрийский стандарт для таких состояний предусматривает режим «пищи по желанию» (Wunschkost) — приоритет мотивации есть над нутритивной строгостью</w:t>
       </w:r>
       <w:r>
-        <w:t xml:space="preserve">29</w:t>
-      </w:r>
-      <w:r>
-        <w:t xml:space="preserve">38</w:t>
+        <w:t xml:space="preserve">31</w:t>
+      </w:r>
+      <w:r>
+        <w:t xml:space="preserve">40</w:t>
       </w:r>
       <w:r>
         <w:t xml:space="preserve">.</w:t>
@@ -3818,46 +3805,46 @@
         <w:t xml:space="preserve">Нет времени сесть: два укуса на ходу — и ушёл. Реакция: питание «мало и часто», finger food (британское руководство BDA предусматривает меню, съедобное без приборов, именно для таких состояний)</w:t>
       </w:r>
       <w:r>
+        <w:t xml:space="preserve">39</w:t>
+      </w:r>
+      <w:r>
+        <w:t xml:space="preserve">, приём в отдельной комнате, отложенная порция. Норма «обед с 13:00 до 13:30» здесь просто неприменима — нужен отложенный доступ, что требуют и британские, и австралийские стандарты</w:t>
+      </w:r>
+      <w:r>
+        <w:t xml:space="preserve">41</w:t>
+      </w:r>
+      <w:r>
         <w:t xml:space="preserve">37</w:t>
       </w:r>
       <w:r>
-        <w:t xml:space="preserve">, приём в отдельной комнате, отложенная порция. Норма «обед с 13:00 до 13:30» здесь просто неприменима — нужен отложенный доступ, что требуют и британские, и австралийские стандарты</w:t>
+        <w:t xml:space="preserve">.</w:t>
+      </w:r>
+    </w:p>
+    <w:p>
+      <w:pPr>
+        <w:pStyle w:val="BodyText"/>
+      </w:pPr>
+      <w:r>
+        <w:rPr>
+          <w:b/>
+          <w:bCs/>
+        </w:rPr>
+        <w:t xml:space="preserve">Седация.</w:t>
+      </w:r>
+      <w:r>
+        <w:t xml:space="preserve"> </w:t>
+      </w:r>
+      <w:r>
+        <w:t xml:space="preserve">Утренние препараты с седацией делают ранний завтрак недоступным: человек спит в часы еды и «опаздывает». Реакция — гибкое окно завтрака и отложенная порция (прямая рекомендация BDA)</w:t>
       </w:r>
       <w:r>
         <w:t xml:space="preserve">39</w:t>
       </w:r>
       <w:r>
-        <w:t xml:space="preserve">35</w:t>
-      </w:r>
-      <w:r>
-        <w:t xml:space="preserve">.</w:t>
-      </w:r>
-    </w:p>
-    <w:p>
-      <w:pPr>
-        <w:pStyle w:val="BodyText"/>
-      </w:pPr>
-      <w:r>
-        <w:rPr>
-          <w:b/>
-          <w:bCs/>
-        </w:rPr>
-        <w:t xml:space="preserve">Седация.</w:t>
-      </w:r>
-      <w:r>
-        <w:t xml:space="preserve"> </w:t>
-      </w:r>
-      <w:r>
-        <w:t xml:space="preserve">Утренние препараты с седацией делают ранний завтрак недоступным: человек спит в часы еды и «опаздывает». Реакция — гибкое окно завтрака и отложенная порция (прямая рекомендация BDA)</w:t>
+        <w:t xml:space="preserve">; австралийский стандарт закрепляет доступность еды и перекусов круглосуточно</w:t>
       </w:r>
       <w:r>
         <w:t xml:space="preserve">37</w:t>
-      </w:r>
-      <w:r>
-        <w:t xml:space="preserve">; австралийский стандарт закрепляет доступность еды и перекусов круглосуточно</w:t>
-      </w:r>
-      <w:r>
-        <w:t xml:space="preserve">35</w:t>
       </w:r>
       <w:r>
         <w:t xml:space="preserve">. Карательная логика «опоздал — остался голодным» здесь является нарушением базовой доступности питания, а не дисциплинарной мерой.</w:t>
@@ -4078,7 +4065,7 @@
         <w:t xml:space="preserve">Эпидемиология паттернов даёт диапазоны, но работа поста начинается с узнавания конкретных сцен. Данные систематических обзоров: переедание при тяжёлых психических расстройствах встречается у 4,4–45 % в зависимости от диагноза и инструмента, тяга к еде — у 16,1–64 %, ночное едение — у 4–30 %</w:t>
       </w:r>
       <w:r>
-        <w:t xml:space="preserve">40</w:t>
+        <w:t xml:space="preserve">42</w:t>
       </w:r>
       <w:r>
         <w:t xml:space="preserve">; широта диапазонов — само по себе сообщение: «средней частоты» нет, есть частота вашего контингента, и мерить её нужно самим. Четыре рабочих сцена и их прочтение: житель съедает всё за минуты и просит ещё — не «жадность», а возможная гиперфагия терапии (раздел 13) → врач и структурированная доступность; житель прячет еду в тумбочку — часто опыт дефицита (биография, приложение 3) → не отбирать, а обеспечить легальный «запас» из допустимого; житель ест только белое/только мягкое — сенсорная селективность → пары эквивалентов внутри допустимого спектра, а не ломка; житель ест только у себя в комнате — социальная перегрузка зала → право на место, а не принуждение к залу. Каждый сцен — это не нарушение дисциплины, а информация о механизме; пост, обученный такому прочтению, перестаёт быть надзирателем и становится первым диагностом системы.</w:t>
@@ -4332,7 +4319,7 @@
         <w:t xml:space="preserve">9</w:t>
       </w:r>
       <w:r>
-        <w:t xml:space="preserve">41</w:t>
+        <w:t xml:space="preserve">43</w:t>
       </w:r>
       <w:r>
         <w:t xml:space="preserve">. Любой из них — повод для врачебной оценки и простого теста с водой; несколько — для немедленной коррекции подачи до выяснения.</w:t>
@@ -4356,13 +4343,13 @@
         <w:t xml:space="preserve">Международный стандарт описания текстур — IDDSI (восемь уровней: напитки — уровни 0–4, пища — уровни 3–7): он переводит размытое «протёртое» в проверяемые категории с простыми тестами (вилка, ложка, наклон)</w:t>
       </w:r>
       <w:r>
-        <w:t xml:space="preserve">42</w:t>
+        <w:t xml:space="preserve">44</w:t>
       </w:r>
       <w:r>
         <w:t xml:space="preserve">. Доказательная база внедрения измерима: интервенционное исследование в пяти учреждениях подняло соответствие фактически поданных текстур назначенным с 44 % до 90 %, для загущённых жидкостей — с 31 % до 100 %, с сохранением эффекта через 6 месяцев; главным барьером была не техника, а осведомлённость персонала</w:t>
       </w:r>
       <w:r>
-        <w:t xml:space="preserve">43</w:t>
+        <w:t xml:space="preserve">45</w:t>
       </w:r>
       <w:r>
         <w:t xml:space="preserve">. Это значит: программа по дисфагии начинается не с блендера, а с обучения смены — и измеряется долей правильных текстур на реальных тарелках (проверка — пункт чек-листа пищеблока, приложение 19).</w:t>
@@ -4474,7 +4461,7 @@
         <w:t xml:space="preserve">протёртая еда не должна выглядеть наказанием — австралийская практика требует подачи в формах, имитирующих обычные блюда</w:t>
       </w:r>
       <w:r>
-        <w:t xml:space="preserve">44</w:t>
+        <w:t xml:space="preserve">46</w:t>
       </w:r>
       <w:r>
         <w:t xml:space="preserve">.</w:t>
@@ -4502,7 +4489,7 @@
         <w:t xml:space="preserve">если житель с дисфагией настаивает на обычной пище — это оформляется информированным решением с врачом, а не самодеятельностью сиделки и не насилием</w:t>
       </w:r>
       <w:r>
-        <w:t xml:space="preserve">44</w:t>
+        <w:t xml:space="preserve">46</w:t>
       </w:r>
       <w:r>
         <w:t xml:space="preserve">.</w:t>
@@ -4544,16 +4531,16 @@
         <w:t xml:space="preserve">Разговоры о текстурах почти всегда — про еду, а между тем загущение жидкостей — самостоятельный контур с собственными уровнями IDDSI и собственными рисками: именно по жидкостям в исследовании внедрения был самый низкий старт (31 % соответствия) и самый большой эффект обучения (до 100 %)</w:t>
       </w:r>
       <w:r>
-        <w:t xml:space="preserve">43</w:t>
+        <w:t xml:space="preserve">45</w:t>
       </w:r>
       <w:r>
         <w:t xml:space="preserve">. Практический минимум: загуститель на кухне по назначениям, тест стекания с вилки/ложки перед выдачей, кружки с клапанами — по показаниям. И запрет-правило: «просто меньше пить» — не решение, а путь к обезвоживанию, которое у пожилого жителя само по себе провоцирует и пневмонии, и делирий. Доказательная оговорка усиливает правило: загущённые напитки снижают потребление жидкости и создают нагрузку лечения, а убедительных данных о снижении респираторных осложнений при их рутинном применении нет</w:t>
       </w:r>
       <w:r>
-        <w:t xml:space="preserve">45</w:t>
-      </w:r>
-      <w:r>
-        <w:t xml:space="preserve">46</w:t>
+        <w:t xml:space="preserve">47</w:t>
+      </w:r>
+      <w:r>
+        <w:t xml:space="preserve">48</w:t>
       </w:r>
       <w:r>
         <w:t xml:space="preserve"> </w:t>
@@ -4594,7 +4581,7 @@
         <w:t xml:space="preserve">(Frazier): неограниченная чистая вода между приёмами пищи после гигиены полости рта; в остальное время — назначенная текстура</w:t>
       </w:r>
       <w:r>
-        <w:t xml:space="preserve">45</w:t>
+        <w:t xml:space="preserve">47</w:t>
       </w:r>
       <w:r>
         <w:t xml:space="preserve">. Это не российская норма и не самодеятельность кухни: допуск, группа и исключения назначает врач; роль организации — гигиена рта до воды и журнал объёма. Без гигиены рта протокол противопоказан: вода смывает бактериальную нагрузку в лёгкие.</w:t>
@@ -4650,7 +4637,7 @@
         <w:t xml:space="preserve">вертикальные 90°, подбородок чуть вниз, малые глотки, паузы, 30 минут после еды без укладывания — организационные меры нулевой стоимости с документированным смыслом</w:t>
       </w:r>
       <w:r>
-        <w:t xml:space="preserve">41</w:t>
+        <w:t xml:space="preserve">43</w:t>
       </w:r>
       <w:r>
         <w:t xml:space="preserve">.</w:t>
@@ -4672,7 +4659,7 @@
         <w:t xml:space="preserve">шкала IDDSI с тестами вилкой и наклоном</w:t>
       </w:r>
       <w:r>
-        <w:t xml:space="preserve">42</w:t>
+        <w:t xml:space="preserve">44</w:t>
       </w:r>
       <w:r>
         <w:t xml:space="preserve"> </w:t>
@@ -4681,7 +4668,7 @@
         <w:t xml:space="preserve">осваивается поваром за одно занятие; соответствие фактической текстуры назначенной — измеримый показатель, который интервенционные исследования поднимали с 44 до 90 % именно обучением, а не оборудованием</w:t>
       </w:r>
       <w:r>
-        <w:t xml:space="preserve">43</w:t>
+        <w:t xml:space="preserve">45</w:t>
       </w:r>
       <w:r>
         <w:t xml:space="preserve">.</w:t>
@@ -4737,7 +4724,7 @@
         <w:t xml:space="preserve">(Gugging Swallowing Screen) — прикроватный тест из четырёх последовательных шагов (непрямая проба, затем полужидкое, жидкость, твёрдое), валидирован против эндоскопической оценки глотания, выполняется подготовленной медсестрой</w:t>
       </w:r>
       <w:r>
-        <w:t xml:space="preserve">47</w:t>
+        <w:t xml:space="preserve">49</w:t>
       </w:r>
       <w:r>
         <w:t xml:space="preserve">;</w:t>
@@ -4759,7 +4746,7 @@
         <w:t xml:space="preserve">— 10 вопросов о симптомах глотания, заполняется с жителем или в форме интервью</w:t>
       </w:r>
       <w:r>
-        <w:t xml:space="preserve">48</w:t>
+        <w:t xml:space="preserve">50</w:t>
       </w:r>
       <w:r>
         <w:t xml:space="preserve">. Оба дают число, которое можно записать в карту и сравнить через полгода — то есть превращают «поперхивается иногда» в измеримый показатель. Ограничение честное: оба инструмента созданы не для психиатрического контингента и требуют адаптации инструкции под конкретного жителя; решение о текстуре всё равно принимает врач. Рабочая рамка: GUSS/EAT-10 — по показаниям и при сомнениях, шесть признаков — для всех, каждый день.</w:t>
@@ -4783,13 +4770,13 @@
         <w:t xml:space="preserve">Аспирационная пневмония — главный смертельный риск этого контингента (раздел 10.1), и её бактериальная нагрузка формируется прежде всего в полости рта. Это делает ежедневный уход за полостью рта у зависимых жителей не «комфортной процедурой», а клинической мерой: в РКИ на 366 проживающих домов ухода уход после каждого приёма пищи (щётка; в части случаев — обработка полости рта повидон-йодом) плюс еженедельный осмотр стоматолога снизил частоту пневмоний с 19 % до 11 %</w:t>
       </w:r>
       <w:r>
-        <w:t xml:space="preserve">49</w:t>
+        <w:t xml:space="preserve">51</w:t>
       </w:r>
       <w:r>
         <w:t xml:space="preserve">. Обзор, который часто цитируют как Müller 2015 (Journal of Dental Research; исходная оценка — Sjögren 2008 и van der Maarel-Wierink 2013), относит к улучшению гигиены рта предотвращение примерно каждой десятой смерти от аспирационной пневмонии у немощных пожилых</w:t>
       </w:r>
       <w:r>
-        <w:t xml:space="preserve">50</w:t>
+        <w:t xml:space="preserve">52</w:t>
       </w:r>
       <w:r>
         <w:t xml:space="preserve">. Перенос на ПНИ — с оговоркой популяции: это дома ухода, не психиатрия.</w:t>
@@ -4816,7 +4803,7 @@
         <w:t xml:space="preserve">: уход обязателен тем, кто не чистит зубы сам (постельные, тяжёлая умственная отсталость, выраженная седация). Формула трудозатрат: число зависимых × 2–3 минуты × число приёмов пищи. На 80 зависимых и три приёма это около 8 человеко-часов в сутки — ставка, а не жест; на всех проживающих без отбора мера нереалистична и будет отвергнута залом. Практический минимум: щётка/губка и паста не «по запросу»; строка в обходе группы риска («рот осмотрен, обработан»); обучение смены. Место в панели раздела 22 — «осмотр полости рта выполнен, % группы риска». Отдельный контур — зубные протезы: плохо сидящие протезы и сухость во рту — две главные жалобы проживающих домов ухода</w:t>
       </w:r>
       <w:r>
-        <w:t xml:space="preserve">51</w:t>
+        <w:t xml:space="preserve">53</w:t>
       </w:r>
       <w:r>
         <w:t xml:space="preserve">; протез, который мешает жевать, — частая маска «плохого аппетита» (раздел 12).</w:t>
@@ -4982,13 +4969,13 @@
         <w:t xml:space="preserve">; в клинических наблюдениях резкое увеличение потребления кофеина сопровождалось ростом концентрации до токсических значений (описан случай 1796 нг/мл)</w:t>
       </w:r>
       <w:r>
-        <w:t xml:space="preserve">24</w:t>
+        <w:t xml:space="preserve">26</w:t>
       </w:r>
       <w:r>
         <w:t xml:space="preserve">. Симметричный риск — резкая отмена привычного кофеина: падение концентрации клозапина на 37–47 % с риском потери эффекта</w:t>
       </w:r>
       <w:r>
-        <w:t xml:space="preserve">52</w:t>
+        <w:t xml:space="preserve">54</w:t>
       </w:r>
       <w:r>
         <w:t xml:space="preserve">. Отдельно: курение индуцирует метаболизм клозапина и оланзапина, снижая их концентрации примерно вдвое — резкое прекращение курения без коррекции опасно</w:t>
@@ -5018,7 +5005,7 @@
         <w:t xml:space="preserve">в пищевой карте жителя на клозапине — привычное потребление кофе/чая/энергетиков; запрет на резкие изменения (семья предупреждается письменно, приложение 32); кофе не «награда» и не «наказание»; любое изменение привычки — информация врачу. Это же правило — часть британской лекарственно-пищевой таблицы в меню</w:t>
       </w:r>
       <w:r>
-        <w:t xml:space="preserve">37</w:t>
+        <w:t xml:space="preserve">39</w:t>
       </w:r>
       <w:r>
         <w:t xml:space="preserve">.</w:t>
@@ -5055,7 +5042,7 @@
         <w:t xml:space="preserve">17</w:t>
       </w:r>
       <w:r>
-        <w:t xml:space="preserve">53</w:t>
+        <w:t xml:space="preserve">55</w:t>
       </w:r>
       <w:r>
         <w:t xml:space="preserve">. Опасные сценарии в стационаре: внезапный «малосольный стол» по инициативе кухни; жара без доступа к воде; рвота/диарея; отказ от питья при обострении.</w:t>
@@ -5110,13 +5097,13 @@
         <w:t xml:space="preserve">18</w:t>
       </w:r>
       <w:r>
-        <w:t xml:space="preserve">54</w:t>
+        <w:t xml:space="preserve">56</w:t>
       </w:r>
       <w:r>
         <w:t xml:space="preserve">. Описанные реакции — подъём давления со 160/90 до 220/115 и выше</w:t>
       </w:r>
       <w:r>
-        <w:t xml:space="preserve">55</w:t>
+        <w:t xml:space="preserve">57</w:t>
       </w:r>
       <w:r>
         <w:t xml:space="preserve">.</w:t>
@@ -5238,7 +5225,7 @@
         <w:t xml:space="preserve">Все пять правил сводятся в одну таблицу (приложение 21): препарат — что недопустимо/что контролируется — действие кухни — действие поста — что сообщить врачу. Таблицу заполняет врач по актуальным назначениям и пересматривает при каждой смене терапии; копии — на посту, в кухне, в комнате приёма передач. Британское руководство встраивает такую таблицу непосредственно в меню и в информирование пациентов</w:t>
       </w:r>
       <w:r>
-        <w:t xml:space="preserve">37</w:t>
+        <w:t xml:space="preserve">39</w:t>
       </w:r>
       <w:r>
         <w:t xml:space="preserve"> </w:t>
@@ -5331,7 +5318,7 @@
         <w:t xml:space="preserve">Житель на клозапине получает в передаче термос крепкого кофе от близких — из лучших чувств. Фармакокинетика: кофеин ингибирует CYP1A2, концентрация клозапина растёт; в опубликованном случае зафиксирован уровень 1796 нг/мл с тяжёлой клиникой</w:t>
       </w:r>
       <w:r>
-        <w:t xml:space="preserve">24</w:t>
+        <w:t xml:space="preserve">26</w:t>
       </w:r>
       <w:r>
         <w:t xml:space="preserve">, а популяционные данные дают рост AUC порядка 19 % уже при обычном потреблении</w:t>
@@ -5343,7 +5330,7 @@
         <w:t xml:space="preserve">. Действие смены: не конфискация со скандалом, а сообщение врачу и согласованный режим кофеина — резкая отмена тоже опасна (синдром отмены с падением концентраций на 37–47 %</w:t>
       </w:r>
       <w:r>
-        <w:t xml:space="preserve">52</w:t>
+        <w:t xml:space="preserve">54</w:t>
       </w:r>
       <w:r>
         <w:t xml:space="preserve">).</w:t>
@@ -5368,7 +5355,7 @@
         <w:t xml:space="preserve">17</w:t>
       </w:r>
       <w:r>
-        <w:t xml:space="preserve">53</w:t>
+        <w:t xml:space="preserve">55</w:t>
       </w:r>
       <w:r>
         <w:t xml:space="preserve">. Действие: не запрет огурцов, а стабильность — и информация врачу.</w:t>
@@ -5744,7 +5731,7 @@
         <w:t xml:space="preserve">В таблице намеренно нет отдельной строки «болит жевать» — а это одна из самых частых масок отказа: плохо сидящие протезы и сухость во рту — две главные проблемы полости рта у проживающих домов ухода, их сообщают более половины опрошенных</w:t>
       </w:r>
       <w:r>
-        <w:t xml:space="preserve">51</w:t>
+        <w:t xml:space="preserve">53</w:t>
       </w:r>
       <w:r>
         <w:t xml:space="preserve">. Житель, которому больно жевать, выглядит как «плохо ест твёрдое, просит мягкое» — и уходит в корзину «организационная», хотя его место в стоматологическом маршруте. Один вопрос в скрининге отказа — «болит ли жевать, мешает ли что-то во рту» — разделяет эти пути за десять секунд; состояние полости рта и протезов фиксируется в пищевом паспорте при поступлении (приложение 37).</w:t>
@@ -5768,10 +5755,10 @@
         <w:t xml:space="preserve">Переносимая норма существует в канадском регулировании: отказ от трёх приёмов пищи подряд и оставление значительной доли порции (≥25 %) за двумя из трёх приёмов в течение недели — формальные триггеры врачебной оценки</w:t>
       </w:r>
       <w:r>
-        <w:t xml:space="preserve">23</w:t>
-      </w:r>
-      <w:r>
-        <w:t xml:space="preserve">56</w:t>
+        <w:t xml:space="preserve">25</w:t>
+      </w:r>
+      <w:r>
+        <w:t xml:space="preserve">58</w:t>
       </w:r>
       <w:r>
         <w:t xml:space="preserve">. Мы предлагаем её как проект российского правила (это не российская норма — маркировка обязательна):</w:t>
@@ -5821,7 +5808,7 @@
         <w:t xml:space="preserve">в тот же приём предлагается замена по таблице (житель не остаётся голодным — норма, закреплённая в американском федеральном правиле)</w:t>
       </w:r>
       <w:r>
-        <w:t xml:space="preserve">36</w:t>
+        <w:t xml:space="preserve">38</w:t>
       </w:r>
       <w:r>
         <w:t xml:space="preserve">.</w:t>
@@ -5893,7 +5880,7 @@
         <w:t xml:space="preserve">Обезвоживание при приёме лития и ряда других препаратов — прямая угроза</w:t>
       </w:r>
       <w:r>
-        <w:t xml:space="preserve">53</w:t>
+        <w:t xml:space="preserve">55</w:t>
       </w:r>
       <w:r>
         <w:t xml:space="preserve">.</w:t>
@@ -5963,7 +5950,7 @@
         <w:t xml:space="preserve">Британская модель оценивает дееспособность по конкретному решению в конкретный момент: человек с психическим расстройством может быть способен принять решение об отказе от конкретного приёма пищи — и тогда его решение фиксируется и уважается</w:t>
       </w:r>
       <w:r>
-        <w:t xml:space="preserve">39</w:t>
+        <w:t xml:space="preserve">41</w:t>
       </w:r>
       <w:r>
         <w:t xml:space="preserve">. Российская рамка различается (подробно — раздел 16): признание недееспособным не отменяет необходимости учитывать мнение, а способность выразить отношение к бытовому вопросу оценивается по существу</w:t>
@@ -5993,10 +5980,10 @@
         <w:t xml:space="preserve">Отдельная и трудная корзина. В паллиативной фазе нутритивные цели уступают комфорту: немецко-австрийские стандарты предусматривают режим «пищи по желанию» (Wunschkost) — приоритет того, что человек хочет и может, над нутритивной полнотой</w:t>
       </w:r>
       <w:r>
-        <w:t xml:space="preserve">29</w:t>
-      </w:r>
-      <w:r>
-        <w:t xml:space="preserve">38</w:t>
+        <w:t xml:space="preserve">31</w:t>
+      </w:r>
+      <w:r>
+        <w:t xml:space="preserve">40</w:t>
       </w:r>
       <w:r>
         <w:t xml:space="preserve">. Для ПНИ, где стареющий контингент растёт</w:t>
@@ -6123,19 +6110,19 @@
         <w:t xml:space="preserve">(комфортное кормление): еда и питьё предлагаются, пока приносят комфорт — любимые блюда, малые порции, помощь и время — без принуждения и без искусственного питания против воли</w:t>
       </w:r>
       <w:r>
-        <w:t xml:space="preserve">57</w:t>
+        <w:t xml:space="preserve">59</w:t>
       </w:r>
       <w:r>
         <w:t xml:space="preserve">. Данные по исходам ограничены и должны читаться точно: ретроспективное госпитальное исследование выживаемости после рекомендаций comfort feeding выполнено без группы сравнения — среди глубоко паллиативных госпитализированных пациентов с деменцией медиана выживаемости составила всего 13 дней</w:t>
       </w:r>
       <w:r>
-        <w:t xml:space="preserve">58</w:t>
+        <w:t xml:space="preserve">60</w:t>
       </w:r>
       <w:r>
         <w:t xml:space="preserve">; исследование описывает исходы в этой популяции, а не сравнивает режимы кормления, и вывода «comfort feeding не меняет выживаемость» оно не содержит. Систематический обзор вариантов перорального питания при деменции (в т.ч. пищевой поддержки и обучения питанию) фиксирует прибавку веса при высококалорийных добавках и отсутствие доказанных эффектов на другие исходы — и сильную роль предпочтений и культуры ухода</w:t>
       </w:r>
       <w:r>
-        <w:t xml:space="preserve">57</w:t>
+        <w:t xml:space="preserve">59</w:t>
       </w:r>
       <w:r>
         <w:t xml:space="preserve">. Итого: рамка comfort feeding меняет качество процесса, а не доказанно влияет на его длительность. Для российского локального акта это переводится в три строки: (1) формат питания в конце жизни определяет врач с семьёй и, где возможно, с жителем; (2) любимые блюда и доступные текстуры — не «поблажка», а элемент паллиативного контура; (3) отказ от питания и его подтверждение документируются по процедурам 12.4–12.5, без изменения их рамок.</w:t>
@@ -6193,19 +6180,19 @@
         <w:t xml:space="preserve">. Консенсусное определение клинически значимой прибавки (≥7 % массы тела) при длительном применении (около 38 недель, Campforts и соавт., 2023) достигается при клозапине у 76,3 % пациентов, при оланзапине — у 36,9 %, при рисперидоне — у 23,0 %</w:t>
       </w:r>
       <w:r>
-        <w:t xml:space="preserve">59</w:t>
+        <w:t xml:space="preserve">61</w:t>
       </w:r>
       <w:r>
         <w:t xml:space="preserve">. При первом эпизоде психоза скорость максимальна: долгосрочная прибавка достигает +9,34 кг (оланзапин) и +7,19 кг (клозапин)</w:t>
       </w:r>
       <w:r>
-        <w:t xml:space="preserve">60</w:t>
+        <w:t xml:space="preserve">62</w:t>
       </w:r>
       <w:r>
         <w:t xml:space="preserve">. Метаболический мониторинг предписан руководствами (вес, глюкоза, липиды по расписанию)</w:t>
       </w:r>
       <w:r>
-        <w:t xml:space="preserve">61</w:t>
+        <w:t xml:space="preserve">63</w:t>
       </w:r>
       <w:r>
         <w:t xml:space="preserve">.</w:t>
@@ -6237,7 +6224,7 @@
         <w:t xml:space="preserve">Обзор поведенческих проявлений при тяжёлых психических расстройствах (проект RESOLVE) фиксирует широкие диапазоны распространённости: эпизоды переедания — от 4,4 до 45 %, тяга к еде (food craving) — 16,1–64 %, ночное едение — 4–30 %</w:t>
       </w:r>
       <w:r>
-        <w:t xml:space="preserve">40</w:t>
+        <w:t xml:space="preserve">42</w:t>
       </w:r>
       <w:r>
         <w:t xml:space="preserve">. Диапазоны широки из-за методов и популяций — и это важно сказать честно; но даже нижние границы означают заметный контингент в каждом учреждении.</w:t>
@@ -6251,13 +6238,13 @@
         <w:t xml:space="preserve">Эффективность вмешательств по весу скромная, и это тоже надо знать до того, как обещать результат: мета-анализ образа жизни при тяжёлых психических расстройствах даёт средний эффект порядка −1,4 кг</w:t>
       </w:r>
       <w:r>
-        <w:t xml:space="preserve">62</w:t>
+        <w:t xml:space="preserve">64</w:t>
       </w:r>
       <w:r>
         <w:t xml:space="preserve">; программа с участием диетолога (Teasdale) показывает лучшие результаты именно при специалисте</w:t>
       </w:r>
       <w:r>
-        <w:t xml:space="preserve">63</w:t>
+        <w:t xml:space="preserve">65</w:t>
       </w:r>
       <w:r>
         <w:t xml:space="preserve">. Практический смысл: метаболическая стратегия — марафон с малыми цифрами, а не быстрая победа, и её ядро — не ограничения, а пищевая среда плюс мониторинг плюс врач.</w:t>
@@ -6291,10 +6278,10 @@
         <w:t xml:space="preserve">График из международных руководств: взвешивание на старте терапии, на 4-й, 8-й, 12-й неделе и далее регулярно; триггеры +5 % за 3 месяца и онтарианские пороги потери/набора (5/7,5/10 %) — сигналы врачу</w:t>
       </w:r>
       <w:r>
-        <w:t xml:space="preserve">61</w:t>
-      </w:r>
-      <w:r>
-        <w:t xml:space="preserve">23</w:t>
+        <w:t xml:space="preserve">63</w:t>
+      </w:r>
+      <w:r>
+        <w:t xml:space="preserve">25</w:t>
       </w:r>
       <w:r>
         <w:t xml:space="preserve">. Весы, журнал, ответственный — стоимость нулевая, документальная ценность высокая.</w:t>
@@ -6354,7 +6341,7 @@
         <w:t xml:space="preserve">Ночные набеги на кухню — отдельный паттерн (4–30 % по обзору</w:t>
       </w:r>
       <w:r>
-        <w:t xml:space="preserve">40</w:t>
+        <w:t xml:space="preserve">42</w:t>
       </w:r>
       <w:r>
         <w:t xml:space="preserve">) с тремя разными корнями: препаратная гиперфагия, нарушение сна-аппетита, тревога. Карательные меры (замок на кухне) не работают и добавляют риски: голодный житель встревожен, конфликтует, ищет еду вне дома. Работающая альтернатива —</w:t>
@@ -6373,10 +6360,10 @@
         <w:t xml:space="preserve">: поздний вечерний перекус по расписанию и ночной доступ к воде, чаю и сухому перекусу на посту. Эта же мера сокращает ночной интервал «ужин — завтрак», который в международных нормах ограничен 11–14 часами</w:t>
       </w:r>
       <w:r>
-        <w:t xml:space="preserve">31</w:t>
-      </w:r>
-      <w:r>
-        <w:t xml:space="preserve">36</w:t>
+        <w:t xml:space="preserve">33</w:t>
+      </w:r>
+      <w:r>
+        <w:t xml:space="preserve">38</w:t>
       </w:r>
       <w:r>
         <w:t xml:space="preserve">. То есть одна бесплатная мера закрывает сразу две задачи — поведенческую и нормативную.</w:t>
@@ -6466,13 +6453,13 @@
         <w:t xml:space="preserve">, при первом эпизоде психоза долгосрочная прибавка достигает +9,34 кг на оланзапине</w:t>
       </w:r>
       <w:r>
-        <w:t xml:space="preserve">60</w:t>
+        <w:t xml:space="preserve">62</w:t>
       </w:r>
       <w:r>
         <w:t xml:space="preserve">, а мониторинг метаболических параметров в реальной практике выполняется неполно</w:t>
       </w:r>
       <w:r>
-        <w:t xml:space="preserve">61</w:t>
+        <w:t xml:space="preserve">63</w:t>
       </w:r>
       <w:r>
         <w:t xml:space="preserve">. Организационный вывод для СОСО: график взвешивания (ежемесячно, одни весы, одно время), запись в карту, порог реакции (набор более 5 % за квартал → врач и пересмотр пищевого плана). Это дешевле любого другого мониторинга в доме — и регулярно оказывается первым сигналом, что схема терапии требует пересмотра.</w:t>
@@ -6486,13 +6473,13 @@
         <w:t xml:space="preserve">Отдельно — недостаточность питания, а не набор. MUST (Malnutrition Universal Screening Tool, BAPEN) — пятишаговый скрининг по ИМТ, непреднамеренной потере &gt;5 % за 3–6 месяцев и острому заболеванию; в домах ухода его обычно заполняют ежемесячно</w:t>
       </w:r>
       <w:r>
-        <w:t xml:space="preserve">64</w:t>
+        <w:t xml:space="preserve">66</w:t>
       </w:r>
       <w:r>
         <w:t xml:space="preserve">. Это не тот же индикатор, что «+5 % на оланзапине»: набор и потеря — две строки панели раздела 22, иначе кухня «скринит истощение», глядя на прибавку. Кто заполняет в ПНИ: медсестра или врач по инструкции инструмента; кухня даёт вес и факт поедания, категорию риска не ставит. Для лежачих без кресла-весов строка «вес» в карте — фикция. Порог потери по рамке Онтарио (≥5 % за 30 дней / ≥7,5 % за 90 / ≥10 % за 180)</w:t>
       </w:r>
       <w:r>
-        <w:t xml:space="preserve">23</w:t>
+        <w:t xml:space="preserve">25</w:t>
       </w:r>
       <w:r>
         <w:t xml:space="preserve"> </w:t>
@@ -6583,7 +6570,7 @@
         <w:t xml:space="preserve">— жителям с гиперфагией объёмы порционные, а не «возьми сам». Смысл конструкции двойной: клинический (ночное едение перестаёт быть подпольным — а подпольное всегда чревато объедением неподходящим) и правовой (еда ночью перестаёт быть «нарушением режима» и становится предусмотренной услугой). Данные по ночному едению при психических расстройствах (4–30 %</w:t>
       </w:r>
       <w:r>
-        <w:t xml:space="preserve">40</w:t>
+        <w:t xml:space="preserve">42</w:t>
       </w:r>
       <w:r>
         <w:t xml:space="preserve">) означают: в отделении на 30 человек это не гипотетика, а от одного до девяти жителей еженощно. Вопрос не «бывает ли», а «подпольно или организованно».</w:t>
@@ -6607,13 +6594,13 @@
         <w:t xml:space="preserve">Сниженный аппетит, «необъяснимые» эпизоды беспокойства и отказы от еды в ПНИ часто имеют одну незаметную причину — запор. У жителей на клозапине риск приобретает отдельный статус: запоры возникают у 30–60 % принимающих, при объективных исследованиях моторики ЖКТ признаки гипомотильности обнаруживаются до 80 %, а тяжёлый запор может завершиться илеусом, перфорацией и смертью — регулятор TGA (Австралия) ввёл для него рамочное предупреждение в инструкцию</w:t>
       </w:r>
       <w:r>
-        <w:t xml:space="preserve">65</w:t>
+        <w:t xml:space="preserve">67</w:t>
       </w:r>
       <w:r>
         <w:t xml:space="preserve">. Британская фармацевтическая служба прямо называет запор при клозапине потенциально фатальным и требует активного ведения: мониторинг стула и профилактические слабительные по назначению врача</w:t>
       </w:r>
       <w:r>
-        <w:t xml:space="preserve">66</w:t>
+        <w:t xml:space="preserve">68</w:t>
       </w:r>
       <w:r>
         <w:t xml:space="preserve">. Для организации питания это значит: деликатный учёт стула в постовом журнале (да/нет за сутки — без деталей); вода и клетчатка как часть меню, а не «по просьбе»; движение после еды как часть режима дня. Триггер эскалации — трое суток без стула у жителя из группы антихолинергической нагрузки — врач сегодня. Журнал стула содержит сведения о здоровье: доступ — пост и врач, не кухня и не «все смены»; основание обработки — оказание соцуслуг / 152-ФЗ (раздел 17.6); диагноз в журнале не пишется.</w:t>
@@ -6663,13 +6650,13 @@
         <w:t xml:space="preserve">дефицит распространён в психиатрической популяции, и рутинный скрининг рекомендован в профильной литературе</w:t>
       </w:r>
       <w:r>
-        <w:t xml:space="preserve">67</w:t>
+        <w:t xml:space="preserve">69</w:t>
       </w:r>
       <w:r>
         <w:t xml:space="preserve">; карбамазепин — фермент-индуктор и по данным мета-анализа ассоциирован со снижением 25(OH)D</w:t>
       </w:r>
       <w:r>
-        <w:t xml:space="preserve">68</w:t>
+        <w:t xml:space="preserve">70</w:t>
       </w:r>
       <w:r>
         <w:t xml:space="preserve">, а он уже есть в лекарственно-пищевой таблице раздела 11.</w:t>
@@ -6691,29 +6678,29 @@
         <w:t xml:space="preserve">дефицит нарастает с возрастом, связан с депрессией и когнитивными нарушениями и систематически недодиагностируется у пожилых</w:t>
       </w:r>
       <w:r>
+        <w:t xml:space="preserve">71</w:t>
+      </w:r>
+      <w:r>
+        <w:t xml:space="preserve">.</w:t>
+      </w:r>
+      <w:r>
+        <w:t xml:space="preserve"> </w:t>
+      </w:r>
+      <w:r>
+        <w:rPr>
+          <w:b/>
+          <w:bCs/>
+        </w:rPr>
+        <w:t xml:space="preserve">Железо:</w:t>
+      </w:r>
+      <w:r>
+        <w:t xml:space="preserve"> </w:t>
+      </w:r>
+      <w:r>
+        <w:t xml:space="preserve">редкое мясо плюс хронические потери дают анемию, маскирующуюся под «усталость и не ест». Практическая рамка: организация может только спросить и подсветить — пункт «профиль микронутриентов обсудить с врачом» в годовом маршруте жителей на антиконвульсантах и вегетарианцах; назначение анализов и добавок — исключительная зона врача</w:t>
+      </w:r>
+      <w:r>
         <w:t xml:space="preserve">69</w:t>
-      </w:r>
-      <w:r>
-        <w:t xml:space="preserve">.</w:t>
-      </w:r>
-      <w:r>
-        <w:t xml:space="preserve"> </w:t>
-      </w:r>
-      <w:r>
-        <w:rPr>
-          <w:b/>
-          <w:bCs/>
-        </w:rPr>
-        <w:t xml:space="preserve">Железо:</w:t>
-      </w:r>
-      <w:r>
-        <w:t xml:space="preserve"> </w:t>
-      </w:r>
-      <w:r>
-        <w:t xml:space="preserve">редкое мясо плюс хронические потери дают анемию, маскирующуюся под «усталость и не ест». Практическая рамка: организация может только спросить и подсветить — пункт «профиль микронутриентов обсудить с врачом» в годовом маршруте жителей на антиконвульсантах и вегетарианцах; назначение анализов и добавок — исключительная зона врача</w:t>
-      </w:r>
-      <w:r>
-        <w:t xml:space="preserve">67</w:t>
       </w:r>
       <w:r>
         <w:t xml:space="preserve">.</w:t>
@@ -6819,7 +6806,7 @@
         <w:t xml:space="preserve">Уже описано в разделе 9 как паттерн; здесь — как риск. Механика та же, что у дисфагии: большой непрожёванный кусок перекрывает дыхательные пути, и случаи удушья пищей (choking) — документированная причина смерти в психиатрических учреждениях</w:t>
       </w:r>
       <w:r>
-        <w:t xml:space="preserve">41</w:t>
+        <w:t xml:space="preserve">43</w:t>
       </w:r>
       <w:r>
         <w:t xml:space="preserve">. Меры: малые порции с добавкой, исключение крупных сухих кусков, посадка рядом с работником, обучение смены приёму Геймлиха — да, это часть пищевой безопасности, а не только первой помощи «вообще».</w:t>
@@ -6861,7 +6848,7 @@
         <w:t xml:space="preserve">При возбуждении или в качестве протеста. Меры: безопасная посуда (без стекла), finger food как штатная опция меню (британское руководство включает его именно для таких ситуаций)</w:t>
       </w:r>
       <w:r>
-        <w:t xml:space="preserve">37</w:t>
+        <w:t xml:space="preserve">39</w:t>
       </w:r>
       <w:r>
         <w:t xml:space="preserve">, отдельный стол, приём пищи после снижения возбуждения — отложенная порция вместо пропущенной (раздел 12).</w:t>
@@ -7018,7 +7005,7 @@
         <w:t xml:space="preserve">и вне доказательности: сила не изменяет ни гиперфагию, ни пикацизм, ни заглатывание. Изоляция при возбуждении — отдельная клиническая процедура со своими правилами (и питание в ней ведётся по протоколу раздела 12.4 и британского руководства</w:t>
       </w:r>
       <w:r>
-        <w:t xml:space="preserve">37</w:t>
+        <w:t xml:space="preserve">39</w:t>
       </w:r>
       <w:r>
         <w:t xml:space="preserve">) — но она не инструмент «дисциплины за столом». Локальный акт должен прямо запрещать: лишение еды как меру воздействия, ограничение питья, «штрафные» порции. Эта строка положения о питании защищает и жителя, и директора.</w:t>
@@ -7216,7 +7203,7 @@
         <w:t xml:space="preserve">Международный стандарт — Замечание общего порядка № 1 к ст. 12 Конвенции о правах инвалидов: замещающее принятие решений («мы знаем лучше») подлежит замене поддержанным — человек получает помощь, чтобы выразить собственную волю; воля и предпочтения не заменяются «лучшими интересами»</w:t>
       </w:r>
       <w:r>
-        <w:t xml:space="preserve">27</w:t>
+        <w:t xml:space="preserve">29</w:t>
       </w:r>
       <w:r>
         <w:t xml:space="preserve">. Российское право этой логике не противоречит: Закон № 3185-1 требует учитывать мнение недееспособного при решении вопросов, затрагивающих его интересы, включая условия проживания</w:t>
@@ -7268,10 +7255,10 @@
         <w:t xml:space="preserve">Вербальный выбор требует удержать в памяти два слова и соотнести их с опытом — задача, непосильная многим. Показ двух реальных порций снимает её: человек указывает, тянется, смотрит, отворачивается. Практика деменс-ухода прямо рекомендует визуальный выбор вместо вербального</w:t>
       </w:r>
       <w:r>
-        <w:t xml:space="preserve">70</w:t>
-      </w:r>
-      <w:r>
-        <w:t xml:space="preserve">37</w:t>
+        <w:t xml:space="preserve">72</w:t>
+      </w:r>
+      <w:r>
+        <w:t xml:space="preserve">39</w:t>
       </w:r>
       <w:r>
         <w:t xml:space="preserve">. Требование к системе: вариант Б должен физически существовать на линии — показ двух порций невозможен без минимальной вариативности (ступень 1, раздел 8).</w:t>
@@ -7295,7 +7282,7 @@
         <w:t xml:space="preserve">Тарелка — это голос: систематически несъедаемое блюдо — зафиксированное «нет», доедаемое до конца — «да». Журнал потребления (раздел 9) становится документом выявления предпочтений; муниципальные скандинавские стандарты прямо требуют документировать наблюдаемые предпочтения тех, кто не может сообщить их словами</w:t>
       </w:r>
       <w:r>
-        <w:t xml:space="preserve">71</w:t>
+        <w:t xml:space="preserve">73</w:t>
       </w:r>
       <w:r>
         <w:t xml:space="preserve">.</w:t>
@@ -7319,15 +7306,15 @@
         <w:t xml:space="preserve">Пока состояние позволяет, с жителем (и семьёй, прежними работниками) заполняется пищевая биография: любимое, нелюбимое, ритуалы, «детские» блюда, распорядок</w:t>
       </w:r>
       <w:r>
+        <w:t xml:space="preserve">31</w:t>
+      </w:r>
+      <w:r>
+        <w:t xml:space="preserve">. Документ фиксирует волю, выраженную в период максимальной ясности, и работает, когда ясности меньше, — прямая реализация принципа приоритета зафиксированной воли</w:t>
+      </w:r>
+      <w:r>
         <w:t xml:space="preserve">29</w:t>
       </w:r>
       <w:r>
-        <w:t xml:space="preserve">. Документ фиксирует волю, выраженную в период максимальной ясности, и работает, когда ясности меньше, — прямая реализация принципа приоритета зафиксированной воли</w:t>
-      </w:r>
-      <w:r>
-        <w:t xml:space="preserve">27</w:t>
-      </w:r>
-      <w:r>
         <w:t xml:space="preserve">. Форма — приложение 3.</w:t>
       </w:r>
     </w:p>
@@ -7349,7 +7336,7 @@
         <w:t xml:space="preserve">Семья, опекун, давние работники — источники интерпретации воли, а не «решающие за него». Их сведения входят в пищевую карту с указанием источника</w:t>
       </w:r>
       <w:r>
-        <w:t xml:space="preserve">27</w:t>
+        <w:t xml:space="preserve">29</w:t>
       </w:r>
       <w:r>
         <w:t xml:space="preserve">.</w:t>
@@ -7373,7 +7360,7 @@
         <w:t xml:space="preserve">Порядок фиксируется в локальном акте: (1) зафиксированная воля самого жителя (пищевая биография, устойчивые предпочтения); (2) текущая демонстрируемая воля (показ, жест); (3) сведения близких; (4) медицинские ограничения по назначению врача — они ограничивают пункты 1–3 только в рамках реальной клинической необходимости; (5) удобство кухни в иерархию не входит вовсе. Медицинское ограничение не отменяет выбор, а определяет его множество: австрийский стандарт требует вовлекать самого проживающего в решение о диете</w:t>
       </w:r>
       <w:r>
-        <w:t xml:space="preserve">38</w:t>
+        <w:t xml:space="preserve">40</w:t>
       </w:r>
       <w:r>
         <w:t xml:space="preserve">.</w:t>
@@ -7656,7 +7643,7 @@
         <w:t xml:space="preserve">. Международная рамка уже содержит образец: нормы Онтарио требуют при поступлении нутритивной оценки, включающей культурные, духовные и религиозные предпочтения, и планирования меню с их учётом</w:t>
       </w:r>
       <w:r>
-        <w:t xml:space="preserve">23</w:t>
+        <w:t xml:space="preserve">25</w:t>
       </w:r>
       <w:r>
         <w:t xml:space="preserve">; российская рамка такого пункта не содержит, но ничего не запрещает — «индивидуальные потребности» 442-ФЗ покрывают и его</w:t>
@@ -7702,7 +7689,7 @@
         <w:t xml:space="preserve">Для жителей с медицинскими показаниями (сахарный диабет, белково-энергетическая недостаточность, анемия) постное меню согласуется с врачом; «постное» не должно становиться «неполноценным» — ограничение по убеждению не отменяет нормы питания (приказ Минтруда 520н)</w:t>
       </w:r>
       <w:r>
-        <w:t xml:space="preserve">30</w:t>
+        <w:t xml:space="preserve">32</w:t>
       </w:r>
       <w:r>
         <w:t xml:space="preserve">, и постный суп на воде без белка не заменяет обеда.</w:t>
@@ -8324,7 +8311,7 @@
               <w:t xml:space="preserve">Толкование (GC1 как ориентир</w:t>
             </w:r>
             <w:r>
-              <w:t xml:space="preserve">27</w:t>
+              <w:t xml:space="preserve">29</w:t>
             </w:r>
             <w:r>
               <w:t xml:space="preserve">)</w:t>
@@ -8376,7 +8363,7 @@
               <w:t xml:space="preserve">Системное толкование + международная практика</w:t>
             </w:r>
             <w:r>
-              <w:t xml:space="preserve">38</w:t>
+              <w:t xml:space="preserve">40</w:t>
             </w:r>
           </w:p>
         </w:tc>
@@ -8833,7 +8820,7 @@
         <w:t xml:space="preserve">выбор хоть одним каналом (раздел 15). Ответы ставят жителя в одну из четырёх рабочих категорий на сегодня: выбирает сам / выбирает с поддержкой формата / выбор считывается наблюдением / выбор недоступен — действует стандартный вариант с пересмотром. Категория не присваивается навсегда: пересмотр при смене состояния, терапии, а для группы «недоступен» — не реже раза в квартал. Именно динамичность категории отличает поддерживаемое принятие решений от опеки</w:t>
       </w:r>
       <w:r>
-        <w:t xml:space="preserve">27</w:t>
+        <w:t xml:space="preserve">29</w:t>
       </w:r>
       <w:r>
         <w:t xml:space="preserve">: опека фиксирует неспособность, поддержка ищет формат, при котором способность проявляется.</w:t>
@@ -8857,13 +8844,13 @@
         <w:t xml:space="preserve">С 02.03.2015 ГК РФ содержит отдельный режим — ограничение дееспособности гражданина, который «вследствие психического расстройства может понимать значение своих действий или руководить ими лишь при помощи других лиц» (п. 2 ст. 30)</w:t>
       </w:r>
       <w:r>
-        <w:t xml:space="preserve">72</w:t>
+        <w:t xml:space="preserve">74</w:t>
       </w:r>
       <w:r>
         <w:t xml:space="preserve">. В отличие от полной недееспособности (ст. 29), такой гражданин самостоятельно совершает сделки, предусмотренные подпунктами 1 и 4 пункта 2 статьи 26 (мелкие бытовые и распоряжение предоставленными средствами), и совершает остальные сделки с письменного согласия попечителя (п. 2 ст. 30). Для ПНИ это прямая развилка: значительная часть жителей, признанных недееспособными, по клинической картине подпадает под критерии п. 2 ст. 30, и переход «ст. 29 → п. 2 ст. 30» (по заявлению, через суд и психиатрическую экспертизу — п. 3 ст. 29) расширяет бытовую автономию, включая выбор еды, без ущерба для защиты. Практика применения пока узкая: суды осторожно используют институт, литература отмечает его невостребованность и размытость критериев</w:t>
       </w:r>
       <w:r>
-        <w:t xml:space="preserve">72</w:t>
+        <w:t xml:space="preserve">74</w:t>
       </w:r>
       <w:r>
         <w:t xml:space="preserve">. Доклад не призывает к кампании по пересмотру решений — это компетенция суда и экспертизы; практический вывод один: в карте дееспособности жителя (приложение 37) фиксируется не только статус, но и его основание (ст. 29 или п. 2 ст. 30), потому что от него зависит объём самостоятельных бытовых решений, которые учреждение обязано уважать и обслуживать.</w:t>
@@ -9026,7 +9013,7 @@
         <w:t xml:space="preserve">и региональные нормы на их основе — базовая рамка рационов</w:t>
       </w:r>
       <w:r>
-        <w:t xml:space="preserve">30</w:t>
+        <w:t xml:space="preserve">32</w:t>
       </w:r>
       <w:r>
         <w:t xml:space="preserve">12</w:t>
@@ -9134,7 +9121,7 @@
         <w:t xml:space="preserve">3</w:t>
       </w:r>
       <w:r>
-        <w:t xml:space="preserve">73</w:t>
+        <w:t xml:space="preserve">75</w:t>
       </w:r>
       <w:r>
         <w:t xml:space="preserve"> </w:t>
@@ -9236,7 +9223,7 @@
               <w:t xml:space="preserve">Толкование + международная практика</w:t>
             </w:r>
             <w:r>
-              <w:t xml:space="preserve">38</w:t>
+              <w:t xml:space="preserve">40</w:t>
             </w:r>
           </w:p>
         </w:tc>
@@ -9417,7 +9404,7 @@
               <w:t xml:space="preserve">Практика + международные нормы</w:t>
             </w:r>
             <w:r>
-              <w:t xml:space="preserve">23</w:t>
+              <w:t xml:space="preserve">25</w:t>
             </w:r>
           </w:p>
         </w:tc>
@@ -9602,10 +9589,10 @@
         <w:t xml:space="preserve">— антимонопольная ответственность вплоть до уголовной (ст. 178 УК; практика ФАС)</w:t>
       </w:r>
       <w:r>
-        <w:t xml:space="preserve">74</w:t>
-      </w:r>
-      <w:r>
-        <w:t xml:space="preserve">75</w:t>
+        <w:t xml:space="preserve">76</w:t>
+      </w:r>
+      <w:r>
+        <w:t xml:space="preserve">77</w:t>
       </w:r>
       <w:r>
         <w:t xml:space="preserve">.</w:t>
@@ -9670,7 +9657,7 @@
         <w:t xml:space="preserve">; автоматического распространения на организации соцобслуживания они не имеют. Российская практика показывает обходную легализацию: региональные распоряжения применяют эти приказы к стационарным организациям соцобслуживания (пример — распоряжение Минсоцразвития Московской области 19РВ-32, на которое опирается ДДСОЛ с его советом по питанию)</w:t>
       </w:r>
       <w:r>
-        <w:t xml:space="preserve">21</w:t>
+        <w:t xml:space="preserve">24</w:t>
       </w:r>
       <w:r>
         <w:t xml:space="preserve">. Вывод для директора: если в вашем регионе такой «мостик» есть — лечебное питание оформляется по медицинской картотеке; если нет — диетические назначения оформляются через врача и положение о питании, без прямых ссылок на неадресные приказы.</w:t>
@@ -9732,10 +9719,10 @@
         <w:t xml:space="preserve">Россия подписала Конвенцию о правах инвалидов в 2008 году и ратифицировала её в 2012 году; конвенция действует как международный договор РФ. Статья 28 (достойный уровень жизни, включая достаточное питание) и Замечание общего порядка № 1 к ст. 12 (поддержанное принятие решений) — международный стандарт, который российские суды и органы используют как ориентир толкования</w:t>
       </w:r>
       <w:r>
-        <w:t xml:space="preserve">76</w:t>
-      </w:r>
-      <w:r>
-        <w:t xml:space="preserve">27</w:t>
+        <w:t xml:space="preserve">78</w:t>
+      </w:r>
+      <w:r>
+        <w:t xml:space="preserve">29</w:t>
       </w:r>
       <w:r>
         <w:t xml:space="preserve">.</w:t>
@@ -9787,7 +9774,7 @@
         <w:t xml:space="preserve">Конвенция о правах инвалидов с её акцентом на поддерживаемое принятие решений</w:t>
       </w:r>
       <w:r>
-        <w:t xml:space="preserve">27</w:t>
+        <w:t xml:space="preserve">29</w:t>
       </w:r>
       <w:r>
         <w:t xml:space="preserve"> </w:t>
@@ -9796,7 +9783,7 @@
         <w:t xml:space="preserve">— не прямой источник обязанностей кухни, но она задаёт направление, в котором движется мировое право: от замещающих решений («за него решат») к поддерживаемым («ему помогут решить»). Для директора это означает прагматичный прогноз: нормы о выборе, предпочтениях и участии будут ужесточаться, а не смягчаться — австралийский Стандарт 6</w:t>
       </w:r>
       <w:r>
-        <w:t xml:space="preserve">35</w:t>
+        <w:t xml:space="preserve">37</w:t>
       </w:r>
       <w:r>
         <w:t xml:space="preserve"> </w:t>
@@ -9805,7 +9792,7 @@
         <w:t xml:space="preserve">и онтарийские требования</w:t>
       </w:r>
       <w:r>
-        <w:t xml:space="preserve">23</w:t>
+        <w:t xml:space="preserve">25</w:t>
       </w:r>
       <w:r>
         <w:t xml:space="preserve"> </w:t>
@@ -9890,7 +9877,7 @@
         <w:t xml:space="preserve">Рекомендованные нормы Минтруда (приказ 520н</w:t>
       </w:r>
       <w:r>
-        <w:t xml:space="preserve">30</w:t>
+        <w:t xml:space="preserve">32</w:t>
       </w:r>
       <w:r>
         <w:t xml:space="preserve">) — ориентир, пока регион не сделал их императивными; СанПиН</w:t>
@@ -9970,7 +9957,7 @@
           <w:i/>
           <w:iCs/>
         </w:rPr>
-        <w:t xml:space="preserve">(не модераторы — в программе модератор этой сессии не указан, правка № 14): Е. В. Чистяков, директор СПб ГАСУСОН «ДСО „Серафимовский”»; Т. А. Нурбаев, директор СПб ГБСУСОН «ДСО „Тесовый берег”» (в программе у Нурбаева ошибочно стоит ГАСУСОН — по ЕГРЮЛ учреждение бюджетное, ИНН 7827661874, ОГРН 1027812404256). Шесть вопросов ниже воспроизведены дословно по программе семинара; в ответах «хозяин» читается как «руководитель учреждения» (правка № 15), вопрос 5 — как «баланс</w:t>
+        <w:t xml:space="preserve">(не модераторы — в программе модератор этой сессии не указан, правка № 14): Е. В. Чистяков, директор СПб ГАСУСОН «ДСО „Серафимовский”»; Т. А. Нурбаев, директор СПб ГБСУСОН «ДСО „Тесовый берег”» (в программе у Нурбаева ошибочно стоит ГАСУСОН — по ЕГРЮЛ учреждение бюджетное, ИНН 7827661874, ОГРН 1027812404256). Шесть вопросов ниже воспроизведены дословно по программе семинара с учётом правок к ней (№ 14–16): «хозяин» заменён на «руководителя» (правка № 15), вопрос 5 звучит как «баланс</w:t>
       </w:r>
       <w:r>
         <w:rPr>
@@ -10000,7 +9987,7 @@
           <w:i/>
           <w:iCs/>
         </w:rPr>
-        <w:t xml:space="preserve">правом выбора и медицинскими показаниями» (правка № 16). Ответы подготовлены на основании верифицированной нормативной базы и публичной практики 2024–2026 годов: все цифры, даты и реквизиты актов проверены по первоисточникам (consultant.ru, garant.ru, publication.pravo.gov.ru, mintrud.gov.ru, klerk.ru, peterburg-pravo.ru, tenmon.ru, tenderguru.ru, kcso-barnaul.gosuslugi.ru, официальный сайт ДСО «Серафимовский» www.pni9.ru); корректура 19.08.2026 — исправлены дата приказа Минтруда 520н, наборы продуктов для ПНИ/ДСО СПб по Постановлению 1284, тип акта о базовых нормативах 655,53 руб, разделение правовых оснований 195-ФЗ (изменения 3185-1 ст. 27, 30; не ст. 37/43).</w:t>
+        <w:t xml:space="preserve">выбором недееспособного проживающего „что ему есть“ и имеющимися у него медицинскими рекомендациями» (правка № 16). Ответы подготовлены на основании верифицированной нормативной базы и публичной практики 2024–2026 годов: все цифры, даты и реквизиты актов проверены по первоисточникам (consultant.ru, garant.ru, publication.pravo.gov.ru, mintrud.gov.ru, klerk.ru, peterburg-pravo.ru, tenmon.ru, tenderguru.ru, kcso-barnaul.gosuslugi.ru, официальный сайт ДСО «Серафимовский» www.pni9.ru); корректура 19.08.2026 — исправлены дата приказа Минтруда 520н, наборы продуктов для ПНИ/ДСО СПб по Постановлению 1284, тип акта о базовых нормативах 655,53 руб, разделение правовых оснований 195-ФЗ (изменения 3185-1 ст. 27, 30; не ст. 37/43).</w:t>
       </w:r>
     </w:p>
     <w:bookmarkStart w:id="149" w:name="общая-логика-раздела-как-устроены-ответы"/>
@@ -10100,13 +10087,13 @@
         <w:t xml:space="preserve">(зелёная зона 17.2) — вопрос лишь в том, как его организовать, чтобы не выйти в жёлтую или красную зону (17.3–17.4).</w:t>
       </w:r>
     </w:p>
-    <w:bookmarkStart w:id="143" w:name="X37f43b1a1924cdbbe382e041f81dc90ff097e01"/>
+    <w:bookmarkStart w:id="143" w:name="Xf316bd021ccbf0b0b07185388c96de71bd16ce9"/>
     <w:p>
       <w:pPr>
         <w:pStyle w:val="Heading4"/>
       </w:pPr>
       <w:r>
-        <w:t xml:space="preserve">Вопрос 1. Кто выбирает форму питания — проживающий в социальном доме или его хозяин?</w:t>
+        <w:t xml:space="preserve">Вопрос 1. Кто выбирает форму питания — проживающий социального дома или его руководитель?</w:t>
       </w:r>
     </w:p>
     <w:p>
@@ -10118,7 +10105,7 @@
           <w:i/>
           <w:iCs/>
         </w:rPr>
-        <w:t xml:space="preserve">Дословная формулировка программы. В ответах и на слайдах: «руководитель учреждения», не «хозяин» (правка № 15 к программе). Учреждение — организатор условий выбора, а не собственник воли проживающего.</w:t>
+        <w:t xml:space="preserve">Формулировка по программе с учётом правки № 15 (в исходной редакции программы — «хозяин»; на слайдах также «руководитель учреждения»). Учреждение — организатор условий выбора, а не собственник воли проживающего.</w:t>
       </w:r>
     </w:p>
     <w:p>
@@ -10154,7 +10141,71 @@
         <w:t xml:space="preserve"> </w:t>
       </w:r>
       <w:r>
-        <w:t xml:space="preserve">Закон РФ от 02.07.1992 № 3185-1 «О психиатрической помощи и гарантиях прав граждан при её оказании», статья 37 (права пациентов, получающих психиатрическую помощь) и статья 43 (распространение этих прав на лиц, страдающих психическими расстройствами и находящихся в стационарных учреждениях социального обслуживания): права пациента, в том числе право на гуманное отношение и уважение достоинства личности,</w:t>
+        <w:t xml:space="preserve">Закон РФ от 02.07.1992 № 3185-1 «О психиатрической помощи и гарантиях прав граждан при её оказании»:</w:t>
+      </w:r>
+      <w:r>
+        <w:t xml:space="preserve"> </w:t>
+      </w:r>
+      <w:r>
+        <w:rPr>
+          <w:b/>
+          <w:bCs/>
+        </w:rPr>
+        <w:t xml:space="preserve">статья 5 (ч. 2)</w:t>
+      </w:r>
+      <w:r>
+        <w:t xml:space="preserve"> </w:t>
+      </w:r>
+      <w:r>
+        <w:t xml:space="preserve">— право на уважительное и гуманное отношение, исключающее унижение человеческого достоинства;</w:t>
+      </w:r>
+      <w:r>
+        <w:t xml:space="preserve"> </w:t>
+      </w:r>
+      <w:r>
+        <w:rPr>
+          <w:b/>
+          <w:bCs/>
+        </w:rPr>
+        <w:t xml:space="preserve">статья 37</w:t>
+      </w:r>
+      <w:r>
+        <w:t xml:space="preserve"> </w:t>
+      </w:r>
+      <w:r>
+        <w:t xml:space="preserve">— права пациентов, находящихся в медицинских организациях, оказывающих психиатрическую помощь в стационарных условиях;</w:t>
+      </w:r>
+      <w:r>
+        <w:t xml:space="preserve"> </w:t>
+      </w:r>
+      <w:r>
+        <w:rPr>
+          <w:b/>
+          <w:bCs/>
+        </w:rPr>
+        <w:t xml:space="preserve">статья 43</w:t>
+      </w:r>
+      <w:r>
+        <w:t xml:space="preserve"> </w:t>
+      </w:r>
+      <w:r>
+        <w:t xml:space="preserve">— права лиц,</w:t>
+      </w:r>
+      <w:r>
+        <w:t xml:space="preserve"> </w:t>
+      </w:r>
+      <w:r>
+        <w:rPr>
+          <w:b/>
+          <w:bCs/>
+        </w:rPr>
+        <w:t xml:space="preserve">проживающих в стационарных организациях социального обслуживания</w:t>
+      </w:r>
+      <w:r>
+        <w:t xml:space="preserve"> </w:t>
+      </w:r>
+      <w:r>
+        <w:t xml:space="preserve">(ч. 1 ст. 43: проживающие пользуются правами, установленными ст. 37), и обязанности этих организаций. Права — включая гуманное отношение и достоинство (ст. 5) —</w:t>
       </w:r>
       <w:r>
         <w:t xml:space="preserve"> </w:t>
@@ -10167,7 +10218,7 @@
         <w:t xml:space="preserve">принадлежат самому жителю</w:t>
       </w:r>
       <w:r>
-        <w:t xml:space="preserve">, а не учреждению. Уточнение о редакции 22.07.2024: федеральный закон № 195-ФЗ от 22.07.2024 (вступает в силу с 01.03.2025) изменил в 3185-1 статьи</w:t>
+        <w:t xml:space="preserve">, а не учреждению. Уточнение о редакции 22.07.2024: федеральный закон № 195-ФЗ от 22.07.2024 (вступил в силу с 01.03.2025) изменил в 3185-1 статьи</w:t>
       </w:r>
       <w:r>
         <w:t xml:space="preserve"> </w:t>
@@ -10183,7 +10234,7 @@
         <w:t xml:space="preserve"> </w:t>
       </w:r>
       <w:r>
-        <w:t xml:space="preserve">(диспансерное наблюдение) и</w:t>
+        <w:t xml:space="preserve">(ч. 1 — диспансерное наблюдение) и</w:t>
       </w:r>
       <w:r>
         <w:t xml:space="preserve"> </w:t>
@@ -10199,17 +10250,17 @@
         <w:t xml:space="preserve"> </w:t>
       </w:r>
       <w:r>
-        <w:t xml:space="preserve">(участие органов внутренних дел), а также ряд статей 323-ФЗ и 3-ФЗ «О полиции»; статьи</w:t>
-      </w:r>
-      <w:r>
-        <w:t xml:space="preserve"> </w:t>
-      </w:r>
-      <w:r>
-        <w:rPr>
-          <w:b/>
-          <w:bCs/>
-        </w:rPr>
-        <w:t xml:space="preserve">37 и 43</w:t>
+        <w:t xml:space="preserve">(дополнена ч. 4 и 5 — обмен информацией с органами внутренних дел), а также ряд норм 323-ФЗ и закона «О полиции»; статьи</w:t>
+      </w:r>
+      <w:r>
+        <w:t xml:space="preserve"> </w:t>
+      </w:r>
+      <w:r>
+        <w:rPr>
+          <w:b/>
+          <w:bCs/>
+        </w:rPr>
+        <w:t xml:space="preserve">5, 37 и 43</w:t>
       </w:r>
       <w:r>
         <w:t xml:space="preserve"> </w:t>
@@ -10223,7 +10274,7 @@
         <w:pStyle w:val="BodyText"/>
       </w:pPr>
       <w:r>
-        <w:t xml:space="preserve">СанПиН 2.3/2.4.3590-20, п. 7.1.11 (и с 01.09.2026 — СанПиН 2.3/2.4.4282-26, п. 56 подп. 11, утв. постановлением Главного государственного санитарного врача РФ от 02.06.2026 № 18, действует до 01.09.2032) требует «организовать питание проживающих … не менее 3-х раз в день,</w:t>
+        <w:t xml:space="preserve">СанПиН 2.3/2.4.3590-20, п. 7.1.11 (формально срок действия постановления № 32 — до 01.01.2027, однако постановлением от 02.06.2026 № 18 СанПиН признан утратившим силу с 01.09.2026; с этой даты действует СанПиН 2.3/2.4.4282-26, п. 56 подп. 11 — до 01.09.2032) требует «организовать питание проживающих … не менее 3-х раз в день,</w:t>
       </w:r>
       <w:r>
         <w:t xml:space="preserve"> </w:t>
@@ -10236,7 +10287,7 @@
         <w:t xml:space="preserve">в том числе диетическое (лечебное) питание по медицинским показаниям</w:t>
       </w:r>
       <w:r>
-        <w:t xml:space="preserve">». Диетическое — по показаниям, основное — не «по показаниям», а как социально-бытовая услуга, реализуемая через ИППСУ (ст. 16 442-ФЗ). Право выбора в основном меню — реализация ст. 9 442-ФЗ («права получателя социальных услуг»), конкретизированной в ИППСУ.</w:t>
+        <w:t xml:space="preserve">». Диетическое — по показаниям, основное — не «по показаниям», а как социально-бытовая услуга, реализуемая через ИППСУ (ст. 16 442-ФЗ: программа составляется исходя из потребности гражданина). Право выбора в основном меню — реализация ст. 9 442-ФЗ (п. 1 — уважительное и гуманное отношение; п. 5 — защита прав и законных интересов получателя), конкретизированной в ИППСУ.</w:t>
       </w:r>
     </w:p>
     <w:p>
@@ -10585,7 +10636,7 @@
         <w:t xml:space="preserve"> </w:t>
       </w:r>
       <w:r>
-        <w:t xml:space="preserve">3185-1 (ст. 11, 37, 43 в действующей редакции; 195-ФЗ от 22.07.2024 изменил ст. 27, 30); 442-ФЗ (ст. 9, 16, 32 ч. 4); СанПиН 2.3/2.4.3590-20 п. 7.1.11; СанПиН 2.3/2.4.4282-26 п. 56(11), утв. пост. Гл. гос. санврача РФ от 02.06.2026 № 18; публикации: gov.spb.ru (2026), upchspb.ru/news/32938 (19.05.2026), precedent.tv об Успенском ПНИ (2025), upni.nso.ru/news/1916 (2024), bpni.nso.ru/news/2312 (2024), kcso-barnaul.gosuslugi.ru (Решение № 84 от 27.06.2025), tenmon.ru/tender/32616151967, tenderguru.ru/tender/95375953, www.pni9.ru (официальный сайт ДСО «Серафимовский»).</w:t>
+        <w:t xml:space="preserve">3185-1 (ст. 5 ч. 2, 11, 37, 43 в действующей редакции; 195-ФЗ от 22.07.2024, в силе с 01.03.2025, изменил ст. 27, 30); 442-ФЗ (ст. 9, 16, 21, 32 ч. 4); СанПиН 2.3/2.4.3590-20 п. 7.1.11; СанПиН 2.3/2.4.4282-26 п. 56(11), утв. пост. Гл. гос. санврача РФ от 02.06.2026 № 18; публикации: gov.spb.ru (2026), upchspb.ru/news/32938 (19.05.2026), precedent.tv об Успенском ПНИ (2025), upni.nso.ru/news/1916 (2024), bpni.nso.ru/news/2312 (2024), kcso-barnaul.gosuslugi.ru (Решение № 84 от 27.06.2025), tenmon.ru/tender/32616151967, tenderguru.ru/tender/95375953, www.pni9.ru (официальный сайт ДСО «Серафимовский»).</w:t>
       </w:r>
     </w:p>
     <w:bookmarkEnd w:id="143"/>
@@ -11347,17 +11398,17 @@
         <w:t xml:space="preserve"> </w:t>
       </w:r>
       <w:r>
-        <w:t xml:space="preserve">(consultant.ru/document/cons_doc_LAW_121895/f5209cf2cfebace44f8aa607b0511a22a2ec56de; minzdrav.gov.ru): «1. Лечебное питание — питание, обеспечивающее удовлетворение физиологических потребностей организма человека в пищевых веществах и энергии с учётом механизмов развития заболевания, особенностей течения основного и сопутствующего заболеваний и выполняющее профилактические и лечебные задачи. 2. Лечебное питание является</w:t>
-      </w:r>
-      <w:r>
-        <w:t xml:space="preserve"> </w:t>
-      </w:r>
-      <w:r>
-        <w:rPr>
-          <w:b/>
-          <w:bCs/>
-        </w:rPr>
-        <w:t xml:space="preserve">неотъемлемым компонентом лечебного процесса</w:t>
+        <w:t xml:space="preserve">(consultant.ru/document/cons_doc_LAW_121895/f5209cf2cfebace44f8aa607b0511a22a2ec56de; minzdrav.gov.ru): «1. Лечебное питание — питание, обеспечивающее удовлетворение физиологических потребностей организма человека в пищевых веществах и энергии с учётом механизмов развития заболевания, особенностей течения основного и сопутствующего заболеваний и выполняющее профилактические и лечебные задачи.</w:t>
+      </w:r>
+      <w:r>
+        <w:t xml:space="preserve"> </w:t>
+      </w:r>
+      <w:r>
+        <w:rPr>
+          <w:b/>
+          <w:bCs/>
+        </w:rPr>
+        <w:t xml:space="preserve">2 (ч. 2 ст. 39). Лечебное питание является неотъемлемым компонентом лечебного процесса</w:t>
       </w:r>
       <w:r>
         <w:t xml:space="preserve"> </w:t>
@@ -11373,7 +11424,7 @@
           <w:b/>
           <w:bCs/>
         </w:rPr>
-        <w:t xml:space="preserve">«неотъемлемый компонент лечебного процесса»</w:t>
+        <w:t xml:space="preserve">«неотъемлемый компонент лечебного процесса» (ч. 2 ст. 39)</w:t>
       </w:r>
       <w:r>
         <w:t xml:space="preserve"> </w:t>
@@ -11392,7 +11443,20 @@
         <w:t xml:space="preserve">медицинской деятельности</w:t>
       </w:r>
       <w:r>
-        <w:t xml:space="preserve">. Статья 32 323-ФЗ (медицинская помощь) и лицензионное законодательство (постановление Правительства РФ от 01.06.2021 № 852 «О лицензировании медицинской деятельности…», ФЗ от 04.05.2011 № 99-ФЗ) устанавливают, что медицинская деятельность подлежит лицензированию. Подзаконные акты (приказы 330, 395н, 920н, 1008н) конкретизируют лечебное питание</w:t>
+        <w:t xml:space="preserve">. Согласие на медицинское вмешательство (в том числе за недееспособного — законным представителем) регулирует</w:t>
+      </w:r>
+      <w:r>
+        <w:t xml:space="preserve"> </w:t>
+      </w:r>
+      <w:r>
+        <w:rPr>
+          <w:b/>
+          <w:bCs/>
+        </w:rPr>
+        <w:t xml:space="preserve">статья 20 323-ФЗ</w:t>
+      </w:r>
+      <w:r>
+        <w:t xml:space="preserve">; лицензирование медицинской деятельности — ФЗ от 04.05.2011 № 99-ФЗ и постановление Правительства РФ от 01.06.2021 № 852. Подзаконные акты (приказы 330, 395н, 920н, 1008н) конкретизируют лечебное питание</w:t>
       </w:r>
       <w:r>
         <w:t xml:space="preserve"> </w:t>
@@ -11724,7 +11788,7 @@
         <w:t xml:space="preserve"> </w:t>
       </w:r>
       <w:r>
-        <w:t xml:space="preserve">323-ФЗ ст. 32, 39 (consultant.ru/document/cons_doc_LAW_121895, minzdrav.gov.ru); приказы Минздрава 330 (2003, действующий), 395н (2013, ред. от 19.02.2024 № 70н, normativ.kontur.ru/document?moduleId=1&amp;documentId=468601), 920н (2012), 1008н (2020); СанПиН 2.3/2.4.3590-20 п. 7.1.11; СанПиН 2.3/2.4.4282-26 п. 56(11), утв. пост. Гл. гос. санврача РФ от 02.06.2026 № 18; 442-ФЗ ст. 16, 20, 24; публикации: upni.nso.ru (2024), invabeloretsk.ru (2025), www.pni9.ru (2025), precedent.tv (2025).</w:t>
+        <w:t xml:space="preserve">323-ФЗ ст. 20 (согласие), ст. 39 ч. 2 (лечебное питание; consultant.ru/document/cons_doc_LAW_121895, minzdrav.gov.ru); приказы Минздрава 330 (2003, действующий), 395н (2013, ред. от 19.02.2024 № 70н, normativ.kontur.ru/document?moduleId=1&amp;documentId=468601), 920н (2012), 1008н (2020); СанПиН 2.3/2.4.3590-20 п. 7.1.11; СанПиН 2.3/2.4.4282-26 п. 56(11), утв. пост. Гл. гос. санврача РФ от 02.06.2026 № 18; 442-ФЗ ст. 16, 20, 24; публикации: upni.nso.ru (2024), invabeloretsk.ru (2025), www.pni9.ru (2025), precedent.tv (2025).</w:t>
       </w:r>
     </w:p>
     <w:bookmarkEnd w:id="145"/>
@@ -12349,13 +12413,13 @@
       </w:r>
     </w:p>
     <w:bookmarkEnd w:id="146"/>
-    <w:bookmarkStart w:id="147" w:name="Xcab9b9fcf7f1977bedcc4ce981f053296b1b0f6"/>
+    <w:bookmarkStart w:id="147" w:name="X067f9e145751c9b52e9e452d61b742af4a426a6"/>
     <w:p>
       <w:pPr>
         <w:pStyle w:val="Heading4"/>
       </w:pPr>
       <w:r>
-        <w:t xml:space="preserve">Вопрос 5. Как соблюсти баланс права выбора недееспособного проживающего «что есть» и медицинскими показаниями?</w:t>
+        <w:t xml:space="preserve">Вопрос 5. Как соблюсти баланс между выбором недееспособного проживающего «что ему есть» и имеющимися у него медицинскими рекомендациями?</w:t>
       </w:r>
     </w:p>
     <w:p>
@@ -12807,7 +12871,7 @@
         <w:t xml:space="preserve">по конкретному решению в конкретный момент</w:t>
       </w:r>
       <w:r>
-        <w:t xml:space="preserve">; человек с психическим расстройством может быть способен принять решение об отказе от конкретного приёма пищи — и тогда его решение фиксируется и уважается (см. раздел 12.5 доклада). Конвенция ООН о правах инвалидов (ратифицирована РФ в 2012 г.), статья 12 (равенство перед законом) и Замечание общего порядка № 1 (2014 г.) —</w:t>
+        <w:t xml:space="preserve">; человек с психическим расстройством может быть способен принять решение об отказе от конкретного приёма пищи — и тогда его решение фиксируется и уважается (см. раздел 12.5 доклада). Конвенция ООН о правах инвалидов (ратифицирована ФЗ от 03.05.2012 № 46-ФЗ; РФ при ратификации сделала заявление о понимании ст. 12 и 29), статья 12 (равенство перед законом) и Замечание общего порядка № 1 (2014 г.) —</w:t>
       </w:r>
       <w:r>
         <w:t xml:space="preserve"> </w:t>
@@ -12820,7 +12884,7 @@
         <w:t xml:space="preserve">поддерживаемое принятие решений</w:t>
       </w:r>
       <w:r>
-        <w:t xml:space="preserve">, а не замещающее. Российская модель ст. 11 3185-1 сблизилась с этой логикой: информированное добровольное согласие даётся на каждое медицинское вмешательство, не «вообще».</w:t>
+        <w:t xml:space="preserve">: Комитет по правам инвалидов толкует замещающее принятие решений как несовместимое со ст. 12 и призывает государства заменить такие режимы поддерживаемыми (прямого «запрета» текст Конвенции не содержит — корректна именно эта формулировка). Российская модель ст. 11 3185-1 сблизилась с этой логикой: информированное добровольное согласие даётся на каждое медицинское вмешательство, не «вообще».</w:t>
       </w:r>
     </w:p>
     <w:p>
@@ -13239,7 +13303,23 @@
         <w:t xml:space="preserve">допустимый механизм закона</w:t>
       </w:r>
       <w:r>
-        <w:t xml:space="preserve">, а не подтверждённая публичная практика «уже работает в СПб, Татарстане и Новосибирской области» — такая формулировка из первой версии 17.12 снята как неверифицированная.</w:t>
+        <w:t xml:space="preserve">, а не подтверждённая публичная практика «уже работает в СПб, Татарстане и Новосибирской области» — такая формулировка из первой версии 17.12 снята как неверифицированная. Антимонопольные требования к закупкам (запрет на ограничение конкуренции, антиконкурентные соглашения) устанавливает</w:t>
+      </w:r>
+      <w:r>
+        <w:t xml:space="preserve"> </w:t>
+      </w:r>
+      <w:r>
+        <w:rPr>
+          <w:b/>
+          <w:bCs/>
+        </w:rPr>
+        <w:t xml:space="preserve">ст. 17 Федерального закона № 135-ФЗ «О защите конкуренции»</w:t>
+      </w:r>
+      <w:r>
+        <w:t xml:space="preserve"> </w:t>
+      </w:r>
+      <w:r>
+        <w:t xml:space="preserve">— именно на неё опирается практика ФАС по картелям на продуктовых поставках.</w:t>
       </w:r>
     </w:p>
     <w:p>
@@ -14144,7 +14224,7 @@
         <w:t xml:space="preserve"> </w:t>
       </w:r>
       <w:r>
-        <w:t xml:space="preserve">44-ФЗ (ст. 22, 25, 33, 34, 93, 94, 95); 223-ФЗ (для автономных — Серафимовский); 44-ФЗ (для бюджетных — Тесовый берег, извещение 0372200070825000244); 323-ФЗ ст. 39; СанПиН 2.3/2.4.3590-20; СанПиН 2.3/2.4.4282-26 (с 01.09.2026); региональные акты: Распоряжение Комитета по экономической политике и стратегическому планированию СПб от 28.05.2024 № 45-р (с изм. от 07.11.2024 № 330-р, docs.cntd.ru/document/1306902293), Распоряжение Комитета по социальной политике СПб от 13.12.2024 № 1366-р (gov.spb.ru/gov/otrasl/trud/socialnye-voprosy/tarify-na-socialnye-uslugi), Решение Управления Алтайского края № 84 от 27.06.2025 (kcso-barnaul.gosuslugi.ru); продуктовая корзина: vbr.ru/sovety/help/people-and-economic/prodyktovaya-korzina, sravni.ru/text/chto-takoe-potrebitelskaya-korzina-i-iz-chego-ona-sostoit/, yuridicheskaya-konsultaciya.ru/prozhitochnyj-minimum.html; тендеры: tenderguru.ru/tender/95375953, tenmon.ru/tender/32616151967, tenmon.ru/tender/32616197209; сайт ДСО «Серафимовский»: www.pni9.ru; разделы 17, 24, 29, 30, 31, 35, 42 настоящего доклада; приложения 1, 2, 7, 24, 25, 42.</w:t>
+        <w:t xml:space="preserve">44-ФЗ (ст. 22, 25, 33, 34, 93, 94, 95); 135-ФЗ ст. 17 (антимонопольные требования к закупкам); 223-ФЗ (для автономных — Серафимовский); 44-ФЗ (для бюджетных — Тесовый берег, извещение 0372200070825000244); 323-ФЗ ст. 39; СанПиН 2.3/2.4.3590-20; СанПиН 2.3/2.4.4282-26 (с 01.09.2026); региональные акты: Распоряжение Комитета по экономической политике и стратегическому планированию СПб от 28.05.2024 № 45-р (с изм. от 07.11.2024 № 330-р, docs.cntd.ru/document/1306902293), Распоряжение Комитета по социальной политике СПб от 13.12.2024 № 1366-р (gov.spb.ru/gov/otrasl/trud/socialnye-voprosy/tarify-na-socialnye-uslugi), Решение Управления Алтайского края № 84 от 27.06.2025 (kcso-barnaul.gosuslugi.ru); продуктовая корзина: vbr.ru/sovety/help/people-and-economic/prodyktovaya-korzina, sravni.ru/text/chto-takoe-potrebitelskaya-korzina-i-iz-chego-ona-sostoit/, yuridicheskaya-konsultaciya.ru/prozhitochnyj-minimum.html; тендеры: tenderguru.ru/tender/95375953, tenmon.ru/tender/32616151967, tenmon.ru/tender/32616197209; сайт ДСО «Серафимовский»: www.pni9.ru; разделы 17, 24, 29, 30, 31, 35, 42 настоящего доклада; приложения 1, 2, 7, 24, 25, 42.</w:t>
       </w:r>
     </w:p>
     <w:bookmarkEnd w:id="148"/>
@@ -15622,10 +15702,10 @@
         <w:t xml:space="preserve">Круглосуточная доступность перекусов — международная норма</w:t>
       </w:r>
       <w:r>
-        <w:t xml:space="preserve">35</w:t>
-      </w:r>
-      <w:r>
-        <w:t xml:space="preserve">31</w:t>
+        <w:t xml:space="preserve">37</w:t>
+      </w:r>
+      <w:r>
+        <w:t xml:space="preserve">33</w:t>
       </w:r>
       <w:r>
         <w:t xml:space="preserve">; в российском контуре это значит: ассортиментный перечень буфета утверждён (без энергетиков, с учётом раздела 11), продукты проходят тот же контур приёмки, сроки годности контролируются.</w:t>
@@ -15929,13 +16009,13 @@
         <w:t xml:space="preserve">Вспышка ОРИ или карантинное закрытие отделения — типовой кризис ПНИ, и в нём питание ломается первым: столовая закрыта, персонал перераспределён, доставки ограничены. Правовая и методическая рамка существует: при COVID-19 Минтруд выпускал методические рекомендации по работе стационарных организаций соцобслуживания (совместно с санитарной логикой Роспотребнадзора) — включая усиленный питьевой режим, раздельную посуду и дезинфекционный контур при раздаче в жилые комнаты</w:t>
       </w:r>
       <w:r>
-        <w:t xml:space="preserve">77</w:t>
+        <w:t xml:space="preserve">79</w:t>
       </w:r>
       <w:r>
         <w:t xml:space="preserve">; базовые методические рекомендации Минтруда по организации питания в учреждениях соцобслуживания требуют лечебно-профилактических продуктов, профилактики витаминной недостаточности и санитарно-эпидемиологической безопасности питания</w:t>
       </w:r>
       <w:r>
-        <w:t xml:space="preserve">78</w:t>
+        <w:t xml:space="preserve">80</w:t>
       </w:r>
       <w:r>
         <w:t xml:space="preserve">. Принципы доклада переносятся в карантин без потери:</w:t>
@@ -16448,7 +16528,7 @@
         <w:t xml:space="preserve">Из всех журналов самым «вторым» считается журнал замен — и зря: это единственный документ, доказывающий, что отказ жителя обернулся альтернативой, а не голодом. Американская норма об обязательной альтернативе при отказе</w:t>
       </w:r>
       <w:r>
-        <w:t xml:space="preserve">36</w:t>
+        <w:t xml:space="preserve">38</w:t>
       </w:r>
       <w:r>
         <w:t xml:space="preserve"> </w:t>
@@ -16731,7 +16811,7 @@
         <w:t xml:space="preserve">Международный ориентир, который мы приводим как переносимую норму (не российское требование): один работник — не более двух полностью кормимых жителей; еда не подаётся, пока помощь недоступна</w:t>
       </w:r>
       <w:r>
-        <w:t xml:space="preserve">23</w:t>
+        <w:t xml:space="preserve">25</w:t>
       </w:r>
       <w:r>
         <w:t xml:space="preserve">. Логика нормы прозрачна: тарелка, стоящая перед человеком, который не может есть сам и ждёт помощника, остывает и деморализует; аспирация «на скорость» при спешке — клинический риск (раздел 10).</w:t>
@@ -16917,19 +16997,19 @@
         <w:t xml:space="preserve">Немецкий стандарт требует от персонала кухни выходить к жителям и проводить дегустации</w:t>
       </w:r>
       <w:r>
-        <w:t xml:space="preserve">29</w:t>
+        <w:t xml:space="preserve">31</w:t>
       </w:r>
       <w:r>
         <w:t xml:space="preserve">; финская норма — персонал за общим столом</w:t>
       </w:r>
       <w:r>
-        <w:t xml:space="preserve">33</w:t>
+        <w:t xml:space="preserve">35</w:t>
       </w:r>
       <w:r>
         <w:t xml:space="preserve">; австралийский стандарт формулирует ожидание жителя «я выбираю, что, когда, где и как я ем»</w:t>
       </w:r>
       <w:r>
-        <w:t xml:space="preserve">35</w:t>
+        <w:t xml:space="preserve">37</w:t>
       </w:r>
       <w:r>
         <w:t xml:space="preserve">. Общий знаменатель: раздача — это сервисное взаимодействие, а не технологическая операция. Минимальный пакет без затрат: раздающий называет варианты вслух («гречка или рис?»), а не молча черпает; жителю дают 3–5 секунд на решение без давления очереди (предзаказ это обеспечивает); жалоба на блюдо принимается как данные, а не как претензия — и попадает в журнал.</w:t>
@@ -17003,13 +17083,13 @@
         <w:t xml:space="preserve">Международные программы среды (Pioneer, Eden, Green House</w:t>
       </w:r>
       <w:r>
-        <w:t xml:space="preserve">25</w:t>
-      </w:r>
-      <w:r>
-        <w:t xml:space="preserve">79</w:t>
-      </w:r>
-      <w:r>
-        <w:t xml:space="preserve">26</w:t>
+        <w:t xml:space="preserve">27</w:t>
+      </w:r>
+      <w:r>
+        <w:t xml:space="preserve">81</w:t>
+      </w:r>
+      <w:r>
+        <w:t xml:space="preserve">28</w:t>
       </w:r>
       <w:r>
         <w:t xml:space="preserve">) единодушны в одном: обед читается жителями по атмосфере раньше, чем по меню. Элементы нулевой стоимости с наибольшим эффектом: скатерти и салфетки вместо «голого пластика»; еда на столах до рассадки, а не поиск глазами; персонал не стоит полукругом «над» едящими; шумовой фон без бряцания тележек в часы еды; освещение рабочее, а не казённо-верхнее. Ни один элемент не требует закупки сверх мелочей — но все вместе они и есть «столовая против раздаточной». Проверка простая: фотография вашего зала в часы обеда рядом с фотографией домашней кухни — разница, которую видно на снимке, и есть программа работ на квартал.</w:t>
@@ -17275,10 +17355,10 @@
         <w:t xml:space="preserve">). Международный ориентир для цикла: 21 день (Онтарио) и 4 недели (Германия) против наших типовых 14</w:t>
       </w:r>
       <w:r>
-        <w:t xml:space="preserve">23</w:t>
-      </w:r>
-      <w:r>
-        <w:t xml:space="preserve">32</w:t>
+        <w:t xml:space="preserve">25</w:t>
+      </w:r>
+      <w:r>
+        <w:t xml:space="preserve">34</w:t>
       </w:r>
       <w:r>
         <w:t xml:space="preserve">; российский 14-дневный цикл — законный минимум, а не эталон, и его расширение — самая дешёвая форма разнообразия.</w:t>
@@ -17446,16 +17526,16 @@
         <w:t xml:space="preserve">Статистика говорит «что», но не «почему». Поэтому к трём регистрам добавляется четвёртый канал — прямой разговор: ящик пожеланий (практика российских учреждений), разбор меню на совете жителей (международная норма — совет резидентов рассматривает каждый цикл меню</w:t>
       </w:r>
       <w:r>
-        <w:t xml:space="preserve">23</w:t>
-      </w:r>
-      <w:r>
-        <w:t xml:space="preserve">80</w:t>
+        <w:t xml:space="preserve">25</w:t>
+      </w:r>
+      <w:r>
+        <w:t xml:space="preserve">82</w:t>
       </w:r>
       <w:r>
         <w:t xml:space="preserve">), дегустации новых блюд с голосованием (немецкая практика</w:t>
       </w:r>
       <w:r>
-        <w:t xml:space="preserve">29</w:t>
+        <w:t xml:space="preserve">31</w:t>
       </w:r>
       <w:r>
         <w:t xml:space="preserve">). Минимальная частота: раз в цикл меню. Формат и полномочия совета — раздел 34 и приложение 30.</w:t>
@@ -17469,7 +17549,7 @@
         <w:t xml:space="preserve">Важно: канал обратной связи изменит меню — иначе он умрёт за полгода. Правило ответа: каждое пожелание получает реакцию (принято / не принято с причиной) на следующем заседании; немецкий стандарт требует документированной системы жалоб со сроками ответа</w:t>
       </w:r>
       <w:r>
-        <w:t xml:space="preserve">32</w:t>
+        <w:t xml:space="preserve">34</w:t>
       </w:r>
       <w:r>
         <w:t xml:space="preserve"> </w:t>
@@ -17992,7 +18072,7 @@
         <w:t xml:space="preserve">Семинар «Пространство Новых Идей 2.0» собирает в Санкт-Петербурге руководителей стационарных организаций социального обслуживания со всей страны</w:t>
       </w:r>
       <w:r>
-        <w:t xml:space="preserve">81</w:t>
+        <w:t xml:space="preserve">83</w:t>
       </w:r>
       <w:r>
         <w:t xml:space="preserve">. Очищенный список участников (прилагается к докладу отдельным файлом) даёт точную картину:</w:t>
@@ -18040,7 +18120,7 @@
         <w:t xml:space="preserve">20</w:t>
       </w:r>
       <w:r>
-        <w:t xml:space="preserve">82</w:t>
+        <w:t xml:space="preserve">84</w:t>
       </w:r>
       <w:r>
         <w:t xml:space="preserve">:</w:t>
@@ -18466,13 +18546,13 @@
         <w:t xml:space="preserve">(приказ № 520н): суточные наборы продуктов для взрослых и детей</w:t>
       </w:r>
       <w:r>
-        <w:t xml:space="preserve">30</w:t>
+        <w:t xml:space="preserve">32</w:t>
       </w:r>
       <w:r>
         <w:t xml:space="preserve">. Региональный уровень — нормативные акты субъектов, которые принимают эти нормы как обязательные для подведомственных учреждений, конкретизируют и дополняют: примеры, проверенные в наших реестрах, — постановление Правительства Москвы № 1068-ПП, постановление администрации Псковской области № 206, постановление Правительства Красноярского края № 607-п, постановление Правительства Ленинградской области № 458, постановление Правительства ХМАО № 306-п</w:t>
       </w:r>
       <w:r>
-        <w:t xml:space="preserve">83</w:t>
+        <w:t xml:space="preserve">85</w:t>
       </w:r>
       <w:r>
         <w:t xml:space="preserve">13</w:t>
@@ -19327,7 +19407,7 @@
           <w:b/>
           <w:bCs/>
         </w:rPr>
-        <w:t xml:space="preserve">84</w:t>
+        <w:t xml:space="preserve">86</w:t>
       </w:r>
       <w:r>
         <w:rPr>
@@ -19482,7 +19562,7 @@
         <w:t xml:space="preserve">Дом-интернат для лиц с ментальными нарушениями ДДСОЛ публикует устройство питания</w:t>
       </w:r>
       <w:r>
-        <w:t xml:space="preserve">21</w:t>
+        <w:t xml:space="preserve">24</w:t>
       </w:r>
       <w:r>
         <w:t xml:space="preserve">: зимнее и летнее</w:t>
@@ -20266,7 +20346,7 @@
         <w:t xml:space="preserve">По каждой из шести практик неизвестно больше, чем известно: нет данных об экономике (изменилась ли сырьевая строка), об устойчивости (работает ли сегодня так же, как в день публикации), о жителях с тяжёлыми нарушениями (распространяется ли выбор на неговорящих), о проверках (было ли что-то спрошено). Новость подтверждает факт публичного сообщения на дату — и только; требование ТЗ искать для «устойчивости» локальные акты и повторные публикации выполнено там, где они нашлись (распоряжение ДДСОЛ</w:t>
       </w:r>
       <w:r>
-        <w:t xml:space="preserve">21</w:t>
+        <w:t xml:space="preserve">24</w:t>
       </w:r>
       <w:r>
         <w:t xml:space="preserve">, региональное решение по Иркутску</w:t>
@@ -20332,7 +20412,7 @@
         <w:t xml:space="preserve">, ДДСОЛ</w:t>
       </w:r>
       <w:r>
-        <w:t xml:space="preserve">21</w:t>
+        <w:t xml:space="preserve">24</w:t>
       </w:r>
       <w:r>
         <w:t xml:space="preserve">) показывает общую механику, а не общие лозунги.</w:t>
@@ -20532,10 +20612,10 @@
         <w:t xml:space="preserve">, — Британской диетической ассоциации (BDA)</w:t>
       </w:r>
       <w:r>
-        <w:t xml:space="preserve">37</w:t>
-      </w:r>
-      <w:r>
-        <w:t xml:space="preserve">85</w:t>
+        <w:t xml:space="preserve">39</w:t>
+      </w:r>
+      <w:r>
+        <w:t xml:space="preserve">87</w:t>
       </w:r>
       <w:r>
         <w:t xml:space="preserve">. Заимствуемые инструменты: гибкий завтрак для седацированных; меню без приборов (finger food) для состояний с риском; протокол питания в изоляции (посуда, текстура, фиксация потребления, эскалация); лекарственно-пищевая таблица в меню (наш раздел 11); self-catering на реабилитационных отделениях. Базовый стандарт — Regulation 14 регулятора CQC: учёт предпочтений</w:t>
@@ -20554,16 +20634,16 @@
         <w:t xml:space="preserve">, а не только по составу; отложенная еда для пропустивших</w:t>
       </w:r>
       <w:r>
-        <w:t xml:space="preserve">39</w:t>
+        <w:t xml:space="preserve">41</w:t>
       </w:r>
       <w:r>
         <w:t xml:space="preserve">. Практика «защищённых приёмов пищи» приводится с честной оговоркой: систематический обзор признаёт её доказательную базу недостаточной</w:t>
       </w:r>
       <w:r>
-        <w:t xml:space="preserve">86</w:t>
-      </w:r>
-      <w:r>
-        <w:t xml:space="preserve">87</w:t>
+        <w:t xml:space="preserve">88</w:t>
+      </w:r>
+      <w:r>
+        <w:t xml:space="preserve">89</w:t>
       </w:r>
       <w:r>
         <w:t xml:space="preserve">.</w:t>
@@ -20600,16 +20680,16 @@
         <w:t xml:space="preserve">, перекусы 24/7, меню с участием проживающих, текстуры по IDDSI с достойной подачей и процедурой «осознанного риска»</w:t>
       </w:r>
       <w:r>
-        <w:t xml:space="preserve">35</w:t>
-      </w:r>
-      <w:r>
-        <w:t xml:space="preserve">44</w:t>
+        <w:t xml:space="preserve">37</w:t>
+      </w:r>
+      <w:r>
+        <w:t xml:space="preserve">46</w:t>
       </w:r>
       <w:r>
         <w:t xml:space="preserve">. Финансовая подпорка — следствие скандала: медиана расходов на сырьё $8,00 AUD в день (исследование Hugo)</w:t>
       </w:r>
       <w:r>
-        <w:t xml:space="preserve">88</w:t>
+        <w:t xml:space="preserve">90</w:t>
       </w:r>
       <w:r>
         <w:t xml:space="preserve"> </w:t>
@@ -20628,7 +20708,7 @@
         <w:t xml:space="preserve">в обмен на обязательную ежеквартальную отчётность о расходах на питание</w:t>
       </w:r>
       <w:r>
-        <w:t xml:space="preserve">89</w:t>
+        <w:t xml:space="preserve">91</w:t>
       </w:r>
       <w:r>
         <w:t xml:space="preserve">. Механизм «деньги в обмен на прозрачность» — самый переносимый финансовый элемент международного опыта (раздел 29).</w:t>
@@ -20652,7 +20732,7 @@
         <w:t xml:space="preserve">Подзаконный акт O. Reg. 246/22 — самая детальная из найденных нормативных конструкций</w:t>
       </w:r>
       <w:r>
-        <w:t xml:space="preserve">23</w:t>
+        <w:t xml:space="preserve">25</w:t>
       </w:r>
       <w:r>
         <w:t xml:space="preserve">: цикл меню ≥21 день; выбор на всех приёмах пищи;</w:t>
@@ -20684,7 +20764,7 @@
         <w:t xml:space="preserve">. Профессиональные формы добавляют триггеры потребления: ≥25 % порции за 2 из 3 приёмов в течение недели; отказ от трёх приёмов подряд</w:t>
       </w:r>
       <w:r>
-        <w:t xml:space="preserve">56</w:t>
+        <w:t xml:space="preserve">58</w:t>
       </w:r>
       <w:r>
         <w:t xml:space="preserve">. Почти вся эта решётка переносима в российский локальный акт без изменения закона — что и сделано в разделах 12, 20, 21.</w:t>
@@ -20708,7 +20788,7 @@
         <w:t xml:space="preserve">Федеральное правило 42 CFR §483.60</w:t>
       </w:r>
       <w:r>
-        <w:t xml:space="preserve">36</w:t>
+        <w:t xml:space="preserve">38</w:t>
       </w:r>
       <w:r>
         <w:t xml:space="preserve">: при отказе от блюда</w:t>
@@ -20743,7 +20823,7 @@
         <w:t xml:space="preserve">(16 — при питательном перекусе на ночь). Нарушения фиксируются пронумерованными инспекционными F-тегами (F800–F807 — пищевой блок)</w:t>
       </w:r>
       <w:r>
-        <w:t xml:space="preserve">90</w:t>
+        <w:t xml:space="preserve">92</w:t>
       </w:r>
       <w:r>
         <w:t xml:space="preserve">: механика пронумерованных проверяемых пунктов переносима во внутренний аудит учреждения (приложения 18–24).</w:t>
@@ -20783,16 +20863,16 @@
         <w:t xml:space="preserve">с обязательным вечерним перекусом; шесть пищевых событий в день; пищевой совет (matråd) из проживающих</w:t>
       </w:r>
       <w:r>
-        <w:t xml:space="preserve">31</w:t>
-      </w:r>
-      <w:r>
-        <w:t xml:space="preserve">80</w:t>
+        <w:t xml:space="preserve">33</w:t>
+      </w:r>
+      <w:r>
+        <w:t xml:space="preserve">82</w:t>
       </w:r>
       <w:r>
         <w:t xml:space="preserve">. Муниципальные замеры (Талльберг) показали выполнение нормы интервала у 79 % проживающих — пример дешёвого честного индикатора, измеряемого одной строкой расписания</w:t>
       </w:r>
       <w:r>
-        <w:t xml:space="preserve">80</w:t>
+        <w:t xml:space="preserve">82</w:t>
       </w:r>
       <w:r>
         <w:t xml:space="preserve">. Финляндия:</w:t>
@@ -20814,10 +20894,10 @@
         <w:t xml:space="preserve">как национальная рекомендация</w:t>
       </w:r>
       <w:r>
-        <w:t xml:space="preserve">33</w:t>
-      </w:r>
-      <w:r>
-        <w:t xml:space="preserve">91</w:t>
+        <w:t xml:space="preserve">35</w:t>
+      </w:r>
+      <w:r>
+        <w:t xml:space="preserve">93</w:t>
       </w:r>
       <w:r>
         <w:t xml:space="preserve"> </w:t>
@@ -20876,10 +20956,10 @@
         <w:t xml:space="preserve">при критических состояниях и в терминальной фазе; цикл меню ≥4 недель; вегетарианское предложение ежедневно; замещающая еда для пропустивших; повара выходят к жителям с дегустациями</w:t>
       </w:r>
       <w:r>
-        <w:t xml:space="preserve">32</w:t>
-      </w:r>
-      <w:r>
-        <w:t xml:space="preserve">29</w:t>
+        <w:t xml:space="preserve">34</w:t>
+      </w:r>
+      <w:r>
+        <w:t xml:space="preserve">31</w:t>
       </w:r>
       <w:r>
         <w:t xml:space="preserve">. Австрийский стандарт 2022:</w:t>
@@ -20901,7 +20981,7 @@
         <w:t xml:space="preserve">— нет общего «диабетического стола», решение о диете индивидуально и с участием проживающего</w:t>
       </w:r>
       <w:r>
-        <w:t xml:space="preserve">38</w:t>
+        <w:t xml:space="preserve">40</w:t>
       </w:r>
       <w:r>
         <w:t xml:space="preserve">; исследование SUNRISE показало, что</w:t>
@@ -20917,7 +20997,7 @@
         <w:t xml:space="preserve">аппетитные названия блюд измеримо меняют выбор</w:t>
       </w:r>
       <w:r>
-        <w:t xml:space="preserve">92</w:t>
+        <w:t xml:space="preserve">94</w:t>
       </w:r>
       <w:r>
         <w:t xml:space="preserve"> </w:t>
@@ -20960,25 +21040,25 @@
         <w:t xml:space="preserve">и обязательной сдачей данных в национальную базу LIFE (2021)</w:t>
       </w:r>
       <w:r>
-        <w:t xml:space="preserve">93</w:t>
-      </w:r>
-      <w:r>
-        <w:t xml:space="preserve">94</w:t>
-      </w:r>
-      <w:r>
         <w:t xml:space="preserve">95</w:t>
       </w:r>
       <w:r>
+        <w:t xml:space="preserve">96</w:t>
+      </w:r>
+      <w:r>
+        <w:t xml:space="preserve">97</w:t>
+      </w:r>
+      <w:r>
         <w:t xml:space="preserve">. Измеримые связки: доплата — с меньшим риском ухудшения уровня ухода (HR 0,90)</w:t>
       </w:r>
       <w:r>
-        <w:t xml:space="preserve">96</w:t>
+        <w:t xml:space="preserve">98</w:t>
       </w:r>
       <w:r>
         <w:t xml:space="preserve">; два управляющих диетолога вместо одного — госпитализация 20,3 % против 30,6 %</w:t>
       </w:r>
       <w:r>
-        <w:t xml:space="preserve">97</w:t>
+        <w:t xml:space="preserve">99</w:t>
       </w:r>
       <w:r>
         <w:t xml:space="preserve">.</w:t>
@@ -21563,13 +21643,13 @@
         <w:t xml:space="preserve">Отдельного абзаца заслуживает норма, самая дешёвая в исполнении из всех: ограничение ночного голодного интервала. Швеция — не более 11 часов</w:t>
       </w:r>
       <w:r>
-        <w:t xml:space="preserve">31</w:t>
+        <w:t xml:space="preserve">33</w:t>
       </w:r>
       <w:r>
         <w:t xml:space="preserve">, США — не более 14 (16 с ночным перекусом)</w:t>
       </w:r>
       <w:r>
-        <w:t xml:space="preserve">36</w:t>
+        <w:t xml:space="preserve">38</w:t>
       </w:r>
       <w:r>
         <w:t xml:space="preserve">. Теперь типовой российский распорядок: ужин 17:30, завтрак 8:30 — пятнадцать часов. Это не экзотическое нарушение, а норма большинства зданий, и меняется она не ремонтом, а двумя решениями: сдвигом ужина или завтрака хотя бы на час и легитимизацией вечернего перекуса (кефир, хлеб — раздел 13.9). Проверка в вашем доме занимает минуту: возьмите распорядок и вычтите. Если получилось больше 13–14 часов — у вас есть первое конкретное изменение, не требующее ничего, кроме приказа о распорядке, и при этом измеримо влияющее на ночное едение, утреннее самочувствие и срывы.</w:t>
@@ -21589,25 +21669,25 @@
         <w:t xml:space="preserve">Япония — единственная из девяти систем, где норма о питании выросла из той же логики дефицита, что знакома российской отрасли: сначала надбавка за назначение специалиста по питанию (2005 год</w:t>
       </w:r>
       <w:r>
-        <w:t xml:space="preserve">93</w:t>
+        <w:t xml:space="preserve">95</w:t>
       </w:r>
       <w:r>
         <w:t xml:space="preserve">), через 16 лет — обязательность</w:t>
       </w:r>
       <w:r>
-        <w:t xml:space="preserve">95</w:t>
+        <w:t xml:space="preserve">97</w:t>
       </w:r>
       <w:r>
         <w:t xml:space="preserve">, параллельно — национальная база данных LIFE, делающая практики сопоставимыми</w:t>
       </w:r>
       <w:r>
-        <w:t xml:space="preserve">96</w:t>
+        <w:t xml:space="preserve">98</w:t>
       </w:r>
       <w:r>
         <w:t xml:space="preserve">. И именно Япония дала редкое исходное доказательство уровня системы: структурированная поддержка питания ассоциировалась со снижением госпитализаций (20,3 % против 30,6 %) и смертности (HR 0,90) в большой когорте</w:t>
       </w:r>
       <w:r>
-        <w:t xml:space="preserve">98</w:t>
+        <w:t xml:space="preserve">100</w:t>
       </w:r>
       <w:r>
         <w:t xml:space="preserve">. Урок двойной: изменение норм о питании — марафон в полтора десятилетия (планируйте соответственно, раздел 39), и оно начинается с денег за специалиста, а не с призывов к качеству. Для российской повестки это прямой аргумент в споре о ставках (раздел 38, вопрос 5).</w:t>
@@ -21647,7 +21727,7 @@
         <w:t xml:space="preserve">нормы Онтарио (диетолог 30 минут на жителя в месяц</w:t>
       </w:r>
       <w:r>
-        <w:t xml:space="preserve">23</w:t>
+        <w:t xml:space="preserve">25</w:t>
       </w:r>
       <w:r>
         <w:t xml:space="preserve">) описывают систему с другим финансированием; переносится принцип «время специалиста нормируется», а не минуты.</w:t>
@@ -21669,7 +21749,7 @@
         <w:t xml:space="preserve">американские F-теги</w:t>
       </w:r>
       <w:r>
-        <w:t xml:space="preserve">90</w:t>
+        <w:t xml:space="preserve">92</w:t>
       </w:r>
       <w:r>
         <w:t xml:space="preserve"> </w:t>
@@ -21694,7 +21774,7 @@
         <w:t xml:space="preserve">австралийский Стандарт 6 действует с 01.11.2025</w:t>
       </w:r>
       <w:r>
-        <w:t xml:space="preserve">35</w:t>
+        <w:t xml:space="preserve">37</w:t>
       </w:r>
       <w:r>
         <w:t xml:space="preserve"> </w:t>
@@ -21783,7 +21863,7 @@
         <w:t xml:space="preserve">Рандомизированное исследование Nijs и соавт. в учреждениях для людей с деменцией: общие блюда на столе дали рост качества жизни (+6,1 балла), массы тела (+1,5 кг) и потребления энергии (+991 кДж/день) против контроля</w:t>
       </w:r>
       <w:r>
-        <w:t xml:space="preserve">34</w:t>
+        <w:t xml:space="preserve">36</w:t>
       </w:r>
       <w:r>
         <w:t xml:space="preserve">. Перенос: механизм — социальность + саморегуляция порций; для отделений ПНИ с сохранным поведением за столом применимо точечно; для острых состояний — нет.</w:t>
@@ -21807,7 +21887,7 @@
         <w:t xml:space="preserve">Интервенционное исследование в пяти учреждениях: адресная программа подняла соответствие поданных текстур назначенным с 44 % до 90 % (жидкости: 31 % → 100 %), эффект держался 6 месяцев; барьер — осведомлённость персонала</w:t>
       </w:r>
       <w:r>
-        <w:t xml:space="preserve">43</w:t>
+        <w:t xml:space="preserve">45</w:t>
       </w:r>
       <w:r>
         <w:t xml:space="preserve">. Перенос прямой: популяция с дисфагией есть в любом ПНИ (раздел 10).</w:t>
@@ -21831,7 +21911,7 @@
         <w:t xml:space="preserve">Программы обучения персонала деменс-ухода (Montessori-based activities) улучшают самостоятельность еды и снижают проблемное поведение за столом</w:t>
       </w:r>
       <w:r>
-        <w:t xml:space="preserve">70</w:t>
+        <w:t xml:space="preserve">72</w:t>
       </w:r>
       <w:r>
         <w:t xml:space="preserve">. Перенос: применим для отделений с когнитивными нарушениями; это подход к обучению навыку, а не к меню.</w:t>
@@ -21855,10 +21935,10 @@
         <w:t xml:space="preserve">Крупные административные массивы: доплата ассоциирована с меньшим риском ухудшения ухода (HR 0,90); диетологи — с меньшей госпитализацией (20,3 % vs 30,6 %)</w:t>
       </w:r>
       <w:r>
-        <w:t xml:space="preserve">96</w:t>
-      </w:r>
-      <w:r>
-        <w:t xml:space="preserve">97</w:t>
+        <w:t xml:space="preserve">98</w:t>
+      </w:r>
+      <w:r>
+        <w:t xml:space="preserve">99</w:t>
       </w:r>
       <w:r>
         <w:t xml:space="preserve">.</w:t>
@@ -21918,10 +21998,10 @@
         <w:t xml:space="preserve">— исследования малочисленны и неоднородны</w:t>
       </w:r>
       <w:r>
-        <w:t xml:space="preserve">86</w:t>
-      </w:r>
-      <w:r>
-        <w:t xml:space="preserve">87</w:t>
+        <w:t xml:space="preserve">88</w:t>
+      </w:r>
+      <w:r>
+        <w:t xml:space="preserve">89</w:t>
       </w:r>
       <w:r>
         <w:t xml:space="preserve">. Вердикт доклада: разумно и бесплатно, но не «доказано»; внедряется как организационная гигиена без обещания эффекта.</w:t>
@@ -21945,7 +22025,7 @@
         <w:t xml:space="preserve">Мета-анализ: средний эффект порядка −1,4 кг</w:t>
       </w:r>
       <w:r>
-        <w:t xml:space="preserve">62</w:t>
+        <w:t xml:space="preserve">64</w:t>
       </w:r>
       <w:r>
         <w:t xml:space="preserve"> </w:t>
@@ -21954,7 +22034,7 @@
         <w:t xml:space="preserve">— статистически реальный, клинически скромный. Программы с диетологом сильнее</w:t>
       </w:r>
       <w:r>
-        <w:t xml:space="preserve">63</w:t>
+        <w:t xml:space="preserve">65</w:t>
       </w:r>
       <w:r>
         <w:t xml:space="preserve">. Вердикт: метаболическая стратегия строится на среде и мониторинге (раздел 13), а не на ожидании больших цифр.</w:t>
@@ -21978,10 +22058,10 @@
         <w:t xml:space="preserve">Оценки показывают улучшение показателей качества жизни и питания в моделях малого дома</w:t>
       </w:r>
       <w:r>
-        <w:t xml:space="preserve">26</w:t>
-      </w:r>
-      <w:r>
-        <w:t xml:space="preserve">79</w:t>
+        <w:t xml:space="preserve">28</w:t>
+      </w:r>
+      <w:r>
+        <w:t xml:space="preserve">81</w:t>
       </w:r>
       <w:r>
         <w:t xml:space="preserve">; это системные реформы (штат, архитектура, финансирование), а не «приёмы» — переносятся как горизонт, а не как действие на следующей неделе.</w:t>
@@ -22126,7 +22206,7 @@
               <w:t xml:space="preserve">Консенсус CRWG</w:t>
             </w:r>
             <w:r>
-              <w:t xml:space="preserve">59</w:t>
+              <w:t xml:space="preserve">61</w:t>
             </w:r>
           </w:p>
         </w:tc>
@@ -22164,7 +22244,7 @@
               <w:t xml:space="preserve">FEPWG</w:t>
             </w:r>
             <w:r>
-              <w:t xml:space="preserve">60</w:t>
+              <w:t xml:space="preserve">62</w:t>
             </w:r>
           </w:p>
         </w:tc>
@@ -22523,7 +22603,7 @@
         <w:t xml:space="preserve">(Нидерланды, учреждения для людей с деменцией и интеллектуальными нарушениями): семейный стиль подачи — общие блюда, выбор за столом, персонал за тем же столом — дал +6,1 балла качества жизни, +1,5 кг массы и +991 кДж суточного потребления против контроля</w:t>
       </w:r>
       <w:r>
-        <w:t xml:space="preserve">34</w:t>
+        <w:t xml:space="preserve">36</w:t>
       </w:r>
       <w:r>
         <w:t xml:space="preserve">. Это ближайшее к «вариативности» рандомизированное доказательство: не меню меняли, а социальную конструкцию стола — и эффект оказался клинически значимым.</w:t>
@@ -22545,7 +22625,7 @@
         <w:t xml:space="preserve">обучение персонала подняло соответствие текстур назначенным с 44 до 90 %</w:t>
       </w:r>
       <w:r>
-        <w:t xml:space="preserve">43</w:t>
+        <w:t xml:space="preserve">45</w:t>
       </w:r>
       <w:r>
         <w:t xml:space="preserve">; доказательство того, что главный резерв безопасности — не оборудование, а обучение.</w:t>
@@ -22567,7 +22647,7 @@
         <w:t xml:space="preserve">организация питания как сервиса ассоциировалась со снижением госпитализаций и смертности</w:t>
       </w:r>
       <w:r>
-        <w:t xml:space="preserve">98</w:t>
+        <w:t xml:space="preserve">100</w:t>
       </w:r>
       <w:r>
         <w:t xml:space="preserve">; единственное «исходное» доказательство на уровне системы. Заметьте, чего нет в этой тройке: ни одного российского исследования и ни одного исследования вариативного меню как такового. Это не случайность, а точная карта пробела раздела 27.4 — и точный ответ на вопрос «а где доказательства, что это надо делать у нас»: доказательства есть о механизмах (среда стола, текстуры, организация сервиса), доказательств «два варианта каши против одного» не существует ни в одной стране — и честный доклад обязан это произнести вслух.</w:t>
@@ -22682,7 +22762,7 @@
         <w:t xml:space="preserve">При парных эквивалентах второй вариант — та же заготовка в другой форме (раздел 19): нагрузка растёт на гастроёмкости и маркировку, а не на «второе производство». Зато впервые появляется обратная связь: повар видит, что его блюдо выбирают. Немецкая практика делает это инструментом мотивации — повар выходит к жителям с дегустациями</w:t>
       </w:r>
       <w:r>
-        <w:t xml:space="preserve">29</w:t>
+        <w:t xml:space="preserve">31</w:t>
       </w:r>
       <w:r>
         <w:t xml:space="preserve">; российская адаптация: дегустация новых блюд цикла с голосованием совета жителей.</w:t>
@@ -22772,7 +22852,7 @@
         <w:t xml:space="preserve">Ориентир 1:2 (один работник — не более двух полностью кормимых)</w:t>
       </w:r>
       <w:r>
-        <w:t xml:space="preserve">23</w:t>
+        <w:t xml:space="preserve">25</w:t>
       </w:r>
       <w:r>
         <w:t xml:space="preserve"> </w:t>
@@ -22939,7 +23019,7 @@
         <w:t xml:space="preserve">Международные данные подтверждают: главный барьер качества — осведомлённость персонала (в исследовании IDDSI — от 5 до 79 % в разных домах)</w:t>
       </w:r>
       <w:r>
-        <w:t xml:space="preserve">43</w:t>
+        <w:t xml:space="preserve">45</w:t>
       </w:r>
       <w:r>
         <w:t xml:space="preserve">. Обучение — самая дешёвая точка рычага во всём докладе.</w:t>
@@ -23165,7 +23245,7 @@
         <w:t xml:space="preserve">14</w:t>
       </w:r>
       <w:r>
-        <w:t xml:space="preserve">21</w:t>
+        <w:t xml:space="preserve">24</w:t>
       </w:r>
       <w:r>
         <w:t xml:space="preserve">; реальная валюта смены — выполнимость: процедура, которая укладывается в смену, выполняется; процедура, добавляющая час на «бумагу», саботируется молча и справедливо. Миф идеологический: «главное — объяснить про права» — права убеждают руководителей, а смену убеждает другое: меньше скандалов за столом, меньше недоеденных тарелок, ясные ответы на «а что мне делать, если…». Поэтому мотивационное ядро инструктажа — не ценности, а кейсы 1–22: смена узнаёт свои смены и получает маршруты. Ценности — обязательный фон, но фон не заменяет маршрут.</w:t>
@@ -23301,46 +23381,46 @@
         <w:t xml:space="preserve">— продукты на жителя в день. Международные ориентиры (с годом и валютой, не нормативы для РФ): медиана $8,00 AUD (Австралия, исследование Hugo)</w:t>
       </w:r>
       <w:r>
-        <w:t xml:space="preserve">88</w:t>
+        <w:t xml:space="preserve">90</w:t>
       </w:r>
       <w:r>
         <w:t xml:space="preserve">; Онтарио: «скандальные» $8,33 CAD, выросшие до $13,71 CAD после публичной кампании</w:t>
       </w:r>
       <w:r>
-        <w:t xml:space="preserve">99</w:t>
-      </w:r>
-      <w:r>
-        <w:t xml:space="preserve">100</w:t>
+        <w:t xml:space="preserve">101</w:t>
+      </w:r>
+      <w:r>
+        <w:t xml:space="preserve">102</w:t>
       </w:r>
       <w:r>
         <w:t xml:space="preserve">; США: более четверти домов в 2025 году опустились ниже $10 (данные отраслевой ассоциации ANFP — не госоргана)</w:t>
       </w:r>
       <w:r>
-        <w:t xml:space="preserve">101</w:t>
+        <w:t xml:space="preserve">103</w:t>
+      </w:r>
+      <w:r>
+        <w:t xml:space="preserve">104</w:t>
+      </w:r>
+      <w:r>
+        <w:t xml:space="preserve">. Урок для нас не в цифрах, а в механизме: во всех трёх странах изменения начались с</w:t>
+      </w:r>
+      <w:r>
+        <w:t xml:space="preserve"> </w:t>
+      </w:r>
+      <w:r>
+        <w:rPr>
+          <w:b/>
+          <w:bCs/>
+        </w:rPr>
+        <w:t xml:space="preserve">публикации сырьевой строки</w:t>
+      </w:r>
+      <w:r>
+        <w:t xml:space="preserve">91</w:t>
       </w:r>
       <w:r>
         <w:t xml:space="preserve">102</w:t>
       </w:r>
       <w:r>
-        <w:t xml:space="preserve">. Урок для нас не в цифрах, а в механизме: во всех трёх странах изменения начались с</w:t>
-      </w:r>
-      <w:r>
-        <w:t xml:space="preserve"> </w:t>
-      </w:r>
-      <w:r>
-        <w:rPr>
-          <w:b/>
-          <w:bCs/>
-        </w:rPr>
-        <w:t xml:space="preserve">публикации сырьевой строки</w:t>
-      </w:r>
-      <w:r>
-        <w:t xml:space="preserve">89</w:t>
-      </w:r>
-      <w:r>
-        <w:t xml:space="preserve">100</w:t>
-      </w:r>
-      <w:r>
         <w:t xml:space="preserve">.</w:t>
       </w:r>
     </w:p>
@@ -23362,7 +23442,7 @@
         <w:t xml:space="preserve">— сырьё + труд кухни + энергия + амортизация. Канадский аудит оценивал её в $27,91–54,85 за жителя в день — в 3–6 раз выше сырьевой строки</w:t>
       </w:r>
       <w:r>
-        <w:t xml:space="preserve">56</w:t>
+        <w:t xml:space="preserve">58</w:t>
       </w:r>
       <w:r>
         <w:t xml:space="preserve">. Вывод: экономия на сырьё при огромной полной стоимости — самая неэффективная экономия системы.</w:t>
@@ -23386,7 +23466,7 @@
         <w:t xml:space="preserve">— время помощников за столом. Оценка тех же канадских данных — до 45 минут в день на жителя группы помощи</w:t>
       </w:r>
       <w:r>
-        <w:t xml:space="preserve">56</w:t>
+        <w:t xml:space="preserve">58</w:t>
       </w:r>
       <w:r>
         <w:t xml:space="preserve">. Это самая дорогая и самая скрытая строка: она живёт в штатном расписании, а не в продуктовом бюджете.</w:t>
@@ -23410,10 +23490,10 @@
         <w:t xml:space="preserve">Формула (методика — приложение 25): расходы на продукты за месяц ÷ число жителей ÷ число дней = руб./житель/день. Три правила интерпретации: считать только продукты (без труда и коммуналки); сравнивать с собой в динамике и с региональными коллегами, а не с зарубежными долларами (структуры цен разные); публиковать — учредителю и совету жителей, потому что прозрачность строки во всех изученных странах работала на её рост</w:t>
       </w:r>
       <w:r>
-        <w:t xml:space="preserve">89</w:t>
-      </w:r>
-      <w:r>
-        <w:t xml:space="preserve">99</w:t>
+        <w:t xml:space="preserve">91</w:t>
+      </w:r>
+      <w:r>
+        <w:t xml:space="preserve">101</w:t>
       </w:r>
       <w:r>
         <w:t xml:space="preserve">. Если никто в доме не может назвать эту цифру за пять минут — это первая находка аудита (раздел 22).</w:t>
@@ -23866,7 +23946,7 @@
         <w:t xml:space="preserve">. Семидневный замер отходов до пилота и через 90 дней даёт собственную цифру, которая и есть честный ответ на вопрос «сколько экономит выбор» — у вас, а не в среднем. Международные аналоги (снижение остатков при улучшении качества и выбора) существуют</w:t>
       </w:r>
       <w:r>
-        <w:t xml:space="preserve">103</w:t>
+        <w:t xml:space="preserve">105</w:t>
       </w:r>
       <w:r>
         <w:t xml:space="preserve">, но переносятся только как гипотеза.</w:t>
@@ -23890,7 +23970,7 @@
         <w:t xml:space="preserve">Реальные источники изменения продуктовой строки: региональные нормы (их пересмотр — компетенция учредителя/региона), экономия отходов (по замеру), пожертвования и целевые программы, буфетная выручка (если предусмотрена уставной деятельностью). Инструмент разговора с учредителем — пакет из раздела 38: сырьевая строка в динамике, замер отходов, сравнение с международной механикой прозрачности</w:t>
       </w:r>
       <w:r>
-        <w:t xml:space="preserve">89</w:t>
+        <w:t xml:space="preserve">91</w:t>
       </w:r>
       <w:r>
         <w:t xml:space="preserve">. Австралийский урок для учредителя: надбавка $10 AUD была дана</w:t>
@@ -23906,7 +23986,7 @@
         <w:t xml:space="preserve">в обмен на ежеквартальную отчётность</w:t>
       </w:r>
       <w:r>
-        <w:t xml:space="preserve">89</w:t>
+        <w:t xml:space="preserve">91</w:t>
       </w:r>
       <w:r>
         <w:t xml:space="preserve"> </w:t>
@@ -23933,10 +24013,10 @@
         <w:t xml:space="preserve">Единственное предупреждение раздела: питание — худшее место для экономии бюджета. Механика ловушки изучена: сырьевая строка сжимается → качество падает → растут отходы и недоедание → растут соматические расходы и жалобы → система платит втрое в других строках</w:t>
       </w:r>
       <w:r>
-        <w:t xml:space="preserve">56</w:t>
-      </w:r>
-      <w:r>
-        <w:t xml:space="preserve">88</w:t>
+        <w:t xml:space="preserve">58</w:t>
+      </w:r>
+      <w:r>
+        <w:t xml:space="preserve">90</w:t>
       </w:r>
       <w:r>
         <w:t xml:space="preserve">. Директору, которому «режут продукты», аргумент не моральный, а арифметический: покажите полную стоимость недоедания (пневмонии, госпитализации) против копеечной экономии сырьевой строки.</w:t>
@@ -23978,13 +24058,13 @@
         <w:t xml:space="preserve">Десять слайдов мысленной презентации (не путать с семинарской): 1) сырьевая строка наша — факт, руб./житель/день; 2) динамика за год — факт; 3) сравнение с полной стоимостью — доля сырья в структуре (методика</w:t>
       </w:r>
       <w:r>
-        <w:t xml:space="preserve">56</w:t>
+        <w:t xml:space="preserve">58</w:t>
       </w:r>
       <w:r>
         <w:t xml:space="preserve">); 4) отходы в рублях — факт замера; 5) что сделано без денег — список; 6) эффект — числа до/после; 7) что стоит денег — три позиции с расчётом; 8) цена бездействия — риски в цифрах (отходы, жалобы, проверки</w:t>
       </w:r>
       <w:r>
-        <w:t xml:space="preserve">74</w:t>
+        <w:t xml:space="preserve">76</w:t>
       </w:r>
       <w:r>
         <w:t xml:space="preserve">); 9) просимое решение — одно, конкретное, с датой; 10) что отчётность будет показывать через квартал. Скелет работает потому, что каждый слайд — число или документ; эмоция в разговоре о деньгах проигрывает смете всегда.</w:t>
@@ -24004,7 +24084,7 @@
         <w:t xml:space="preserve">Канадский аудит полной стоимости питания</w:t>
       </w:r>
       <w:r>
-        <w:t xml:space="preserve">56</w:t>
+        <w:t xml:space="preserve">58</w:t>
       </w:r>
       <w:r>
         <w:t xml:space="preserve"> </w:t>
@@ -24013,10 +24093,10 @@
         <w:t xml:space="preserve">показал пропорцию, которую стоит помнить при любом разговоре об экономии: сырьё — меньшая часть полной стоимости, труд и инфраструктура — большая. Следствие: сокращение сырьевой строки — самая заметная и самая вредная экономия: она бьёт по жителям напрямую, экономит меньшую долю и производит скрытые издержки (вес, здоровье, жалобы, проверки). Обратная стратегия — эффективность большой доли (поток, трудозатраты, отходы) при стабильной сырьевой строке — внешне незаметна и реально действенна. Именно поэтому публикация сырьевой строки (раздел 29.3) — защита жителей: видимая строка сопротивляется сокращению лучше невидимой</w:t>
       </w:r>
       <w:r>
-        <w:t xml:space="preserve">89</w:t>
-      </w:r>
-      <w:r>
-        <w:t xml:space="preserve">99</w:t>
+        <w:t xml:space="preserve">91</w:t>
+      </w:r>
+      <w:r>
+        <w:t xml:space="preserve">101</w:t>
       </w:r>
       <w:r>
         <w:t xml:space="preserve">.</w:t>
@@ -24170,13 +24250,13 @@
         <w:t xml:space="preserve">Проверенная практика показывает масштаб рисков: ФАС раскрыла картель на торгах по поставке социально значимых продуктов — 543 торга на 4,7 млрд рублей (Москва, Московская область, Владимирская область, Дагестан; 2024)</w:t>
       </w:r>
       <w:r>
-        <w:t xml:space="preserve">74</w:t>
+        <w:t xml:space="preserve">76</w:t>
       </w:r>
       <w:r>
         <w:t xml:space="preserve">; в Челябинске — картель на 27 тендерах школьного питания со штрафом и уголовным делом по ст. 178 УК (2025)</w:t>
       </w:r>
       <w:r>
-        <w:t xml:space="preserve">75</w:t>
+        <w:t xml:space="preserve">77</w:t>
       </w:r>
       <w:r>
         <w:t xml:space="preserve">. Для директора учреждения-заказчика выводы три:</w:t>
@@ -24421,13 +24501,13 @@
         <w:t xml:space="preserve">Масштаб проблемы измерим: ФАС фиксировала картели на сотнях торгов по соцпитанию (543 торга на 4,7 млрд руб. за 2024 год)</w:t>
       </w:r>
       <w:r>
-        <w:t xml:space="preserve">74</w:t>
+        <w:t xml:space="preserve">76</w:t>
       </w:r>
       <w:r>
         <w:t xml:space="preserve">, а региональные дела доходят до штрафов в миллионы рублей</w:t>
       </w:r>
       <w:r>
-        <w:t xml:space="preserve">75</w:t>
+        <w:t xml:space="preserve">77</w:t>
       </w:r>
       <w:r>
         <w:t xml:space="preserve">. Директор — не следователь, но три признака обязан уметь видеть в своих закупках: одни и те же два-три поставщика поочерёдно «выигрывают» с близкими ценами годами; снижение от начальной цены ритуально мало (доли процента); «проигравший» в этом торге побеждает в соседнем с тем же раскладом. Один признак — не доказательство; устойчивая картина — основание для информации учредителя и, при его согласии, обращения в ФАС (анонимность заявителя законом предусмотрена). Прагматический смысл для темы доклада: картельная закупка — скрытый налог на сырьевую строку; разговор «дорого варить два варианта» иногда стоит начинать не с кухни, а с цен закупки.</w:t>
@@ -24602,7 +24682,7 @@
         <w:t xml:space="preserve">2</w:t>
       </w:r>
       <w:r>
-        <w:t xml:space="preserve">30</w:t>
+        <w:t xml:space="preserve">32</w:t>
       </w:r>
       <w:r>
         <w:t xml:space="preserve">; структура питания; роли; порядок учёта индивидуальных потребностей. Статус: утверждается директором, согласовывается с учредителем по регламенту региона.</w:t>
@@ -24644,10 +24724,10 @@
         <w:t xml:space="preserve">Двухнедельное или четырёхнедельное (ориентир цикличности из международных норм — 21–28 дней</w:t>
       </w:r>
       <w:r>
-        <w:t xml:space="preserve">23</w:t>
-      </w:r>
-      <w:r>
-        <w:t xml:space="preserve">32</w:t>
+        <w:t xml:space="preserve">25</w:t>
+      </w:r>
+      <w:r>
+        <w:t xml:space="preserve">34</w:t>
       </w:r>
       <w:r>
         <w:t xml:space="preserve">, в РФ императива цикла для СОСО нет — данные о региональных требованиях собирайте локально). В меню каждая вариативная позиция показывает пару эквивалентов с нутриентным обоснованием (раздел 19).</w:t>
@@ -24671,7 +24751,7 @@
         <w:t xml:space="preserve">Два журнала или один совмещённый: заказ (кто что выбрал, если модель с предварительным заказом) и замены (что выдано вместо отказанного). Второй важнее первого: он — доказательство исполнения нормы об альтернативе при отказе, существующей в нормах США прямо</w:t>
       </w:r>
       <w:r>
-        <w:t xml:space="preserve">36</w:t>
+        <w:t xml:space="preserve">38</w:t>
       </w:r>
       <w:r>
         <w:t xml:space="preserve"> </w:t>
@@ -24707,7 +24787,7 @@
         <w:t xml:space="preserve">Не медицинская карта, а рабочий инструмент: предпочтения, запреты, текстура (IDDSI при наличии показаний)</w:t>
       </w:r>
       <w:r>
-        <w:t xml:space="preserve">42</w:t>
+        <w:t xml:space="preserve">44</w:t>
       </w:r>
       <w:r>
         <w:t xml:space="preserve">, помощь, лекарственные ограничения (раздел 11). Формат — приложение 7; источник информации — наблюдение, житель, близкие, врач — по иерархии из раздела 15.</w:t>
@@ -24889,7 +24969,7 @@
         <w:t xml:space="preserve">Для учёта продуктов в СОСО применяются формы по приказу Минфина 52н; переход на электронные формы идёт поэтапно через приказы 61н, 142н, 100н, 157н, 174н</w:t>
       </w:r>
       <w:r>
-        <w:t xml:space="preserve">104</w:t>
+        <w:t xml:space="preserve">106</w:t>
       </w:r>
       <w:r>
         <w:t xml:space="preserve">. Практическое правило: не называйте конкретную форму «обязательной для вас», пока это не подтвердил учредитель или региональный орган — статус форм менялся не раз, а ошибка в обосновании документа обесценивает весь комплект. Форма учёта — не препятствие вариативности: журнал заказа живёт рядом с любой учётной формой, а не вместо неё.</w:t>
@@ -24967,7 +25047,7 @@
         <w:t xml:space="preserve">Документ без даты пересмотра стареет молча и опасно. Расписание комплекта: меню и пары — по циклу пересчёта (раздел 21.9); лекарственно-пищевая таблица — при каждой смене назначений и не реже раза в квартал; список риска — ежемесячно; положение — раз в год с оглядкой на изменения норм (учётные формы меняются этапами</w:t>
       </w:r>
       <w:r>
-        <w:t xml:space="preserve">104</w:t>
+        <w:t xml:space="preserve">106</w:t>
       </w:r>
       <w:r>
         <w:t xml:space="preserve">); панель — ежеквартально. Ответственный за актуальность каждого документа — в приказе об ответственных, одной строкой на документ. Проверка старения — вопросом при обходе: «покажите, когда это менялось последний раз»; документ, не менявшийся год в живой системе, либо мёртв, либо система неживая.</w:t>
@@ -25009,10 +25089,10 @@
         <w:t xml:space="preserve">Главный барьер вариативности, который называют директора, — не деньги и не санитария, а фраза «придут и спросят». Страх реальный, но размытый: редко кто может сказать, кто именно придёт и что именно спросит. Раздел разбирает проверку на составляющие и даёт сценарий ответа для каждого типа вопроса. Основа — материалы реальных административных дел</w:t>
       </w:r>
       <w:r>
-        <w:t xml:space="preserve">74</w:t>
-      </w:r>
-      <w:r>
-        <w:t xml:space="preserve">75</w:t>
+        <w:t xml:space="preserve">76</w:t>
+      </w:r>
+      <w:r>
+        <w:t xml:space="preserve">77</w:t>
       </w:r>
       <w:r>
         <w:t xml:space="preserve"> </w:t>
@@ -25149,7 +25229,7 @@
         <w:t xml:space="preserve">Ответ — журнал заказа и журнал замен: каждый житель получил либо выбранное, либо стандартное, либо зафиксированную замену. В США норма об альтернативе при отказе закреплена федерально</w:t>
       </w:r>
       <w:r>
-        <w:t xml:space="preserve">36</w:t>
+        <w:t xml:space="preserve">38</w:t>
       </w:r>
       <w:r>
         <w:t xml:space="preserve">; в РФ она выводится из права на уважение человеческого достоинства (ст. 37 в связке со ст. 43)</w:t>
@@ -25185,7 +25265,7 @@
         <w:t xml:space="preserve">14</w:t>
       </w:r>
       <w:r>
-        <w:t xml:space="preserve">21</w:t>
+        <w:t xml:space="preserve">24</w:t>
       </w:r>
       <w:r>
         <w:t xml:space="preserve">.</w:t>
@@ -25227,7 +25307,7 @@
         <w:t xml:space="preserve">Порядок действий: зафиксировать формулировку замечания точно; запросить норму, на которую ссылаются (по опыту административных дел, немотивированные отсылки к «нарушению порядка» разваливаются при запросе конкретики)</w:t>
       </w:r>
       <w:r>
-        <w:t xml:space="preserve">74</w:t>
+        <w:t xml:space="preserve">76</w:t>
       </w:r>
       <w:r>
         <w:t xml:space="preserve">; подключить учредителя на стадии возражения, а не после постановления; при штрафе — оценивать перспективу обжалования с учётом практики ВС РФ по делам о питании</w:t>
@@ -25362,7 +25442,7 @@
         <w:t xml:space="preserve">Судебная оптика по пищевым спорам видна и в практике ВС РФ: постановление от 21.02.2019 № 11-АД19-4 касается именно организации питания в стационарном учреждении соцобслуживания</w:t>
       </w:r>
       <w:r>
-        <w:t xml:space="preserve">22</w:t>
+        <w:t xml:space="preserve">23</w:t>
       </w:r>
       <w:r>
         <w:t xml:space="preserve">. ВС РФ прекратил производство по делу, указав, что дом-интернат не является организацией общественного питания: он организует питание проживающих в рамках социальной услуги, а не реализует услуги питания населению. Вывод управленческий двоякий: квалификация «питание — часть соцуслуги» защищает учреждение от чужих норм об общепите, но не отменяет требований к организации питания по санитарным правилам — и полный документальный след (меню, акты, журналы) остаётся главной защитой при любой проверке.</w:t>
@@ -25414,13 +25494,13 @@
         <w:t xml:space="preserve">Большинство «пищевых» жалоб — про невкусно, однообразно, «не ем это». Документированный выбор снимает самый массовый повод для жалоб; журнал замен закрывает сюжет «оставили голодным»; совет жителей (раздел 34) превращает потенциальных жалобщиков в соавторов меню. Международный опыт подтверждает механизм: нормы о выборе и альтернативах введены в США, Онтарио, Австралии именно как защита прав, и проверяющие системы этих стран оценивают дома по исполнению этих норм</w:t>
       </w:r>
       <w:r>
-        <w:t xml:space="preserve">36</w:t>
-      </w:r>
-      <w:r>
-        <w:t xml:space="preserve">23</w:t>
-      </w:r>
-      <w:r>
-        <w:t xml:space="preserve">35</w:t>
+        <w:t xml:space="preserve">38</w:t>
+      </w:r>
+      <w:r>
+        <w:t xml:space="preserve">25</w:t>
+      </w:r>
+      <w:r>
+        <w:t xml:space="preserve">37</w:t>
       </w:r>
       <w:r>
         <w:t xml:space="preserve">.</w:t>
@@ -25498,10 +25578,10 @@
         <w:t xml:space="preserve">Сверяя карту рисков с практикой дел</w:t>
       </w:r>
       <w:r>
-        <w:t xml:space="preserve">74</w:t>
-      </w:r>
-      <w:r>
-        <w:t xml:space="preserve">75</w:t>
+        <w:t xml:space="preserve">76</w:t>
+      </w:r>
+      <w:r>
+        <w:t xml:space="preserve">77</w:t>
       </w:r>
       <w:r>
         <w:t xml:space="preserve">, можно собрать четыре элемента, статистически значимее любых «правильных намерений».</w:t>
@@ -25631,10 +25711,10 @@
         <w:t xml:space="preserve">. Конвенция о правах инвалидов — ст. 28 (достаточный жизненный уровень и питание), а также Замечание общего порядка № 1 Комитета по правам инвалидов: поддержка в осуществлении правоспособности требует узнавать волю и предпочтения человека, а не решать «за него»</w:t>
       </w:r>
       <w:r>
-        <w:t xml:space="preserve">76</w:t>
-      </w:r>
-      <w:r>
-        <w:t xml:space="preserve">27</w:t>
+        <w:t xml:space="preserve">78</w:t>
+      </w:r>
+      <w:r>
+        <w:t xml:space="preserve">29</w:t>
       </w:r>
       <w:r>
         <w:t xml:space="preserve">. Сколько-нибудь развитой правовой конструкции «права на выбор блюда» в российском законе нет — это честная серая зона (раздел 17): выбор внедряется как способ реализации уже существующих прав, а не как новое право из ниоткуда.</w:t>
@@ -25701,7 +25781,7 @@
         <w:t xml:space="preserve">: совет жителей (по образцу ДДСОЛ, где совет по питанию — постоянная структура с распорядительным документом от 13.04.2017)</w:t>
       </w:r>
       <w:r>
-        <w:t xml:space="preserve">21</w:t>
+        <w:t xml:space="preserve">24</w:t>
       </w:r>
       <w:r>
         <w:t xml:space="preserve">. Совет обсуждает меню до его утверждения, проводит дегустации новых позиций, собирает и ранжирует пожелания, получает отчёт о том, что с пожеланиями стало. Это единственная модель, где участие переживает смену заведующих отделениями.</w:t>
@@ -25798,13 +25878,13 @@
         <w:t xml:space="preserve">(статус данных — раздел 23). Исключить их из участия — значит исключить большинство. Рабочие форматы: представительство через доверенных лиц (не обязательно опекуна-учреждение — о конфликте интересов раздел 16); наблюдательные методы фиксации предпочтений (показ, выбор, реакция — раздел 15) с занесением в пищевую карту; ротация «пробных обедов», где реакция жителей — данные для совета. Международные нормы требуют учитывать предпочтения независимо от когнитивного статуса — в Австралии это прямо прописано в Стандарте 6 с 01.11.2025</w:t>
       </w:r>
       <w:r>
-        <w:t xml:space="preserve">35</w:t>
+        <w:t xml:space="preserve">37</w:t>
       </w:r>
       <w:r>
         <w:t xml:space="preserve">, в Онтарио — через обязательный учёт preferences в плане питания</w:t>
       </w:r>
       <w:r>
-        <w:t xml:space="preserve">23</w:t>
+        <w:t xml:space="preserve">25</w:t>
       </w:r>
       <w:r>
         <w:t xml:space="preserve">.</w:t>
@@ -27116,7 +27196,7 @@
         <w:t xml:space="preserve">Ядро правды: часть жителей действительно не выбирает вербально. Ответ: выбор — это каналы, а не анкета: показ, наблюдение, биография, близкие (раздел 15). Австралийский Стандарт 6 с 01.11.2025 требует учитывать предпочтения независимо от когнитивного статуса</w:t>
       </w:r>
       <w:r>
-        <w:t xml:space="preserve">35</w:t>
+        <w:t xml:space="preserve">37</w:t>
       </w:r>
       <w:r>
         <w:t xml:space="preserve">. А там, где выбор недоступен и наблюдению, — действует гарантированный стандартный вариант: никто не обязан выбирать, чтобы поесть.</w:t>
@@ -27251,7 +27331,7 @@
         <w:t xml:space="preserve">Процедура замены: журнал, альтернатива, фиксация (разделы 12, 19). Норма об альтернативе при отказе — федеральная в США</w:t>
       </w:r>
       <w:r>
-        <w:t xml:space="preserve">36</w:t>
+        <w:t xml:space="preserve">38</w:t>
       </w:r>
       <w:r>
         <w:t xml:space="preserve">; у нас — выводимая из ст. 37/43 с документированием</w:t>
@@ -27281,7 +27361,7 @@
         <w:t xml:space="preserve">Совместимо через «мост»: региональные акты связывают СОСО с системой диет (пример — распоряжение 19РВ-32 в ДДСОЛ)</w:t>
       </w:r>
       <w:r>
-        <w:t xml:space="preserve">21</w:t>
+        <w:t xml:space="preserve">24</w:t>
       </w:r>
       <w:r>
         <w:t xml:space="preserve">, а внутри диеты тоже существуют пары. Диета — это ограничение множества, а не его сжатие до одного элемента.</w:t>
@@ -27580,7 +27660,7 @@
         <w:t xml:space="preserve">— рекомендация или основа императивного регионального норматива?</w:t>
       </w:r>
       <w:r>
-        <w:t xml:space="preserve">30</w:t>
+        <w:t xml:space="preserve">32</w:t>
       </w:r>
       <w:r>
         <w:t xml:space="preserve"> </w:t>
@@ -27625,7 +27705,7 @@
         <w:t xml:space="preserve">(по образцу распоряжения 19РВ-32)</w:t>
       </w:r>
       <w:r>
-        <w:t xml:space="preserve">21</w:t>
+        <w:t xml:space="preserve">24</w:t>
       </w:r>
       <w:r>
         <w:t xml:space="preserve"> </w:t>
@@ -27652,7 +27732,7 @@
         <w:t xml:space="preserve">— с учётом поэтапного перехода на электронные формы по приказам Минфина</w:t>
       </w:r>
       <w:r>
-        <w:t xml:space="preserve">104</w:t>
+        <w:t xml:space="preserve">106</w:t>
       </w:r>
       <w:r>
         <w:t xml:space="preserve"> </w:t>
@@ -27689,10 +27769,10 @@
         <w:t xml:space="preserve">— и можем ли мы публиковать её внутри системы (учредителю и совету жителей) по итогам квартала? Международный опыт показывает: прозрачность строки работает на её адекватность</w:t>
       </w:r>
       <w:r>
-        <w:t xml:space="preserve">89</w:t>
-      </w:r>
-      <w:r>
-        <w:t xml:space="preserve">99</w:t>
+        <w:t xml:space="preserve">91</w:t>
+      </w:r>
+      <w:r>
+        <w:t xml:space="preserve">101</w:t>
       </w:r>
       <w:r>
         <w:t xml:space="preserve">.</w:t>
@@ -27995,7 +28075,7 @@
         <w:t xml:space="preserve">Приказ 520н</w:t>
       </w:r>
       <w:r>
-        <w:t xml:space="preserve">30</w:t>
+        <w:t xml:space="preserve">32</w:t>
       </w:r>
       <w:r>
         <w:t xml:space="preserve"> </w:t>
@@ -28004,19 +28084,19 @@
         <w:t xml:space="preserve">задаёт нутриентные рамки; международные системы дополнительно закрепляют структуру выбора (два и более вариантов основных блюд — Онтарио</w:t>
       </w:r>
       <w:r>
-        <w:t xml:space="preserve">23</w:t>
+        <w:t xml:space="preserve">25</w:t>
       </w:r>
       <w:r>
         <w:t xml:space="preserve">, альтернатива при отказе — США</w:t>
       </w:r>
       <w:r>
-        <w:t xml:space="preserve">36</w:t>
+        <w:t xml:space="preserve">38</w:t>
       </w:r>
       <w:r>
         <w:t xml:space="preserve">, «что, когда, где и как я ем» — Австралия</w:t>
       </w:r>
       <w:r>
-        <w:t xml:space="preserve">35</w:t>
+        <w:t xml:space="preserve">37</w:t>
       </w:r>
       <w:r>
         <w:t xml:space="preserve">). Формула для обсуждения: в рекомендованные нормы — не меню, а принцип «не менее двух вариантов основной позиции там, где это технологически возможно».</w:t>
@@ -28040,7 +28120,7 @@
         <w:t xml:space="preserve">Сегодня приказы Минздрава о лечебном питании адресованы медицинским организациям, а СОСО живут в серой зоне (раздел 17). Варианты решения — совместный акт Минтруда и Минздрава или типовой региональный «мост» по образцу уже существующих</w:t>
       </w:r>
       <w:r>
-        <w:t xml:space="preserve">21</w:t>
+        <w:t xml:space="preserve">24</w:t>
       </w:r>
       <w:r>
         <w:t xml:space="preserve">. Пока стык не урегулирован, каждая организация решает клинические вопросы на свой страх и риск.</w:t>
@@ -28079,7 +28159,7 @@
         <w:t xml:space="preserve">Поэтапный переход на электронные формы (приказы 61н, 142н, 100н, 157н, 174н)</w:t>
       </w:r>
       <w:r>
-        <w:t xml:space="preserve">104</w:t>
+        <w:t xml:space="preserve">106</w:t>
       </w:r>
       <w:r>
         <w:t xml:space="preserve"> </w:t>
@@ -28182,7 +28262,7 @@
         <w:t xml:space="preserve">там, где его нет, — по готовому образцу</w:t>
       </w:r>
       <w:r>
-        <w:t xml:space="preserve">21</w:t>
+        <w:t xml:space="preserve">24</w:t>
       </w:r>
       <w:r>
         <w:t xml:space="preserve">.</w:t>
@@ -28254,7 +28334,7 @@
         <w:t xml:space="preserve">2</w:t>
       </w:r>
       <w:r>
-        <w:t xml:space="preserve">30</w:t>
+        <w:t xml:space="preserve">32</w:t>
       </w:r>
       <w:r>
         <w:t xml:space="preserve"> </w:t>
@@ -28299,10 +28379,10 @@
         <w:t xml:space="preserve">Механика изменения норм видна на японском примере</w:t>
       </w:r>
       <w:r>
-        <w:t xml:space="preserve">93</w:t>
-      </w:r>
-      <w:r>
         <w:t xml:space="preserve">95</w:t>
+      </w:r>
+      <w:r>
+        <w:t xml:space="preserve">97</w:t>
       </w:r>
       <w:r>
         <w:t xml:space="preserve"> </w:t>
@@ -28763,7 +28843,7 @@
         <w:t xml:space="preserve">Все нормы девяти зарубежных систем привязаны к реестру (INTERNATIONAL_PRACTICES.xlsx, 44 записи) с указанием акта, пункта и даты вступления в силу там, где она значима (например, австралийский Стандарт 6 — с 01.11.2025</w:t>
       </w:r>
       <w:r>
-        <w:t xml:space="preserve">35</w:t>
+        <w:t xml:space="preserve">37</w:t>
       </w:r>
       <w:r>
         <w:t xml:space="preserve">). Перенос норм на российскую почву везде обозначен как рекомендация или ориентир, а не как обязанность.</w:t>
@@ -28826,7 +28906,7 @@
         <w:t xml:space="preserve">14</w:t>
       </w:r>
       <w:r>
-        <w:t xml:space="preserve">21</w:t>
+        <w:t xml:space="preserve">24</w:t>
       </w:r>
       <w:r>
         <w:t xml:space="preserve">7</w:t>
@@ -28941,7 +29021,7 @@
         <w:t xml:space="preserve">реестры проверены в июле 2026 года; нормы (особенно региональные и учётные формы</w:t>
       </w:r>
       <w:r>
-        <w:t xml:space="preserve">104</w:t>
+        <w:t xml:space="preserve">106</w:t>
       </w:r>
       <w:r>
         <w:t xml:space="preserve">) меняются, и перед приказом каждый пункт проверяется заново — доклад обучает этой проверке, но не заменяет её. Пример: СанПиН 2.3/2.4.4282-26 утверждён 02.06.2026 и вступает в силу 01.09.2026, через несколько дней после семинара; в этой версии доклада переход от 3590-20 к 4282-26 зафиксирован, но локальные акты учреждения нужно перепривязать самостоятельно.</w:t>
@@ -29039,13 +29119,13 @@
         <w:t xml:space="preserve">Питание учреждения всё чаще обеспечивает не собственный пищеблок, а сторонняя организация: регионы централизуют производство в комбинатах питания и фабриках-кухнях, поставщики приходят с готовыми блюдами и своими поварами</w:t>
       </w:r>
       <w:r>
-        <w:t xml:space="preserve">105</w:t>
+        <w:t xml:space="preserve">107</w:t>
       </w:r>
       <w:r>
         <w:t xml:space="preserve">. Для директора это не «передача кухни», а смена модели управления: контракт становится местом, где решается, что и как едят жители. Санитарная рамка такой модели описана в отраслевой литературе и не зависит от того, кто стоит у плиты</w:t>
       </w:r>
       <w:r>
-        <w:t xml:space="preserve">105</w:t>
+        <w:t xml:space="preserve">107</w:t>
       </w:r>
       <w:r>
         <w:t xml:space="preserve">. Честная оговорка: публично подтверждённых кейсов внедрения вариативного меню именно на аутсорсинге в открытых источниках не найдено — это пробел доклада; раздел построен на переносе инструментов глав 19–22 и 30 в контрактную плоскость, а не на подтверждённых примерах. Задача раздела — показать, как вписать выбор в контракт и как проверять аутсорсера, не превращая учреждение в «приёмный пункт тарелок».</w:t>
@@ -29069,7 +29149,7 @@
         <w:t xml:space="preserve">Закупка услуг питания для казённых и бюджетных учреждений, как правило, идёт по контрактной системе (ФЗ от 05.04.2013 № 44-ФЗ)</w:t>
       </w:r>
       <w:r>
-        <w:t xml:space="preserve">106</w:t>
+        <w:t xml:space="preserve">108</w:t>
       </w:r>
       <w:r>
         <w:t xml:space="preserve">. Для автономных учреждений режим может быть 223-ФЗ при наличии положения о закупке — это та же оговорка, что в разделе 30.1, а не формула «всем 44-ФЗ». Санитарная рамка при этом не «уезжает» вместе с кухней: СанПиН 2.3/2.4.4282-26 прямо регулирует привлечённые предприятия. П. 56 подп. 12: при использовании готовых блюд из предприятий общественного питания в организации стационарного социального обслуживания выделяется помещение для приёма готовой продукции и отбора суточных проб — пробы отбирает ответственный работник пищеблока учреждения по процедуре подп. 4 п. 56 (каждое блюдо отдельно, холодные закуски/первые/гарниры/напитки — не менее 100 г, хранение не менее 48 часов при +2…+6 °C)</w:t>
@@ -29235,7 +29315,7 @@
         <w:t xml:space="preserve">меню-цикл с раскладкой и массой порций — приложение к контракту; сверка с нормами приказа Минтруда 520н</w:t>
       </w:r>
       <w:r>
-        <w:t xml:space="preserve">30</w:t>
+        <w:t xml:space="preserve">32</w:t>
       </w:r>
       <w:r>
         <w:t xml:space="preserve">.</w:t>
@@ -29391,7 +29471,7 @@
         <w:t xml:space="preserve">, сговоры поставщиков — практика ФАС</w:t>
       </w:r>
       <w:r>
-        <w:t xml:space="preserve">74</w:t>
+        <w:t xml:space="preserve">76</w:t>
       </w:r>
       <w:r>
         <w:t xml:space="preserve">.</w:t>
@@ -29415,25 +29495,25 @@
         <w:t xml:space="preserve">Полная стоимость приёма пищи в 3–6 раз выше сырьевой строки (раздел 29, канадский аудит)</w:t>
       </w:r>
       <w:r>
-        <w:t xml:space="preserve">56</w:t>
+        <w:t xml:space="preserve">58</w:t>
       </w:r>
       <w:r>
         <w:t xml:space="preserve">: аутсорсер оптимизирует прежде всего сырьё — самую видимую и самую малую часть стоимости. Поэтому контракт фиксирует не только цену порции, но и её состав: меню-цикл с раскладкой, массу порций, соответствие нормам 520н</w:t>
       </w:r>
       <w:r>
-        <w:t xml:space="preserve">30</w:t>
+        <w:t xml:space="preserve">32</w:t>
       </w:r>
       <w:r>
         <w:t xml:space="preserve">. Международный ориентир: британские стандарты питания в стационарах обязательны и для контрактных поставщиков</w:t>
       </w:r>
       <w:r>
-        <w:t xml:space="preserve">107</w:t>
+        <w:t xml:space="preserve">109</w:t>
       </w:r>
       <w:r>
         <w:t xml:space="preserve">; нормы Онтарио применяются независимо от способа обеспечения питания</w:t>
       </w:r>
       <w:r>
-        <w:t xml:space="preserve">23</w:t>
+        <w:t xml:space="preserve">25</w:t>
       </w:r>
       <w:r>
         <w:t xml:space="preserve">. Экономия, которую обещает аутсорсер, должна быть показана построками (сырьё, труд, энергия, логистика), а не «общей цифрой».</w:t>
@@ -30055,7 +30135,7 @@
         <w:t xml:space="preserve">Логика альтернативы при недоступности выбранного соответствует норме о замене при отказе (42 CFR §483.60 — как международный ориентир)</w:t>
       </w:r>
       <w:r>
-        <w:t xml:space="preserve">36</w:t>
+        <w:t xml:space="preserve">38</w:t>
       </w:r>
       <w:r>
         <w:t xml:space="preserve">; в российской рамке — исполнение обязанности обеспечить питание по СанПиН 2.3/2.4.3590-20</w:t>
@@ -30248,7 +30328,7 @@
         <w:t xml:space="preserve">Врачебное назначение — акт профессиональной компетенции, которую персонал СОСО не имеет права пересматривать; стык соцобслуживания и лечебного питания решается через региональный «мост» (раздел 24, пример — распоряжение 19РВ-32)</w:t>
       </w:r>
       <w:r>
-        <w:t xml:space="preserve">21</w:t>
+        <w:t xml:space="preserve">24</w:t>
       </w:r>
       <w:r>
         <w:t xml:space="preserve">. Право на выбор сохраняется внутри назначенных рамок (ст. 37, 43 закона 3185-1)</w:t>
@@ -30432,13 +30512,13 @@
         <w:t xml:space="preserve">Обязанность учитывать предпочтения независимо от когнитивного статуса прямо закреплена в международных нормах (австралийский Стандарт 6 с 01.11.2025</w:t>
       </w:r>
       <w:r>
-        <w:t xml:space="preserve">35</w:t>
+        <w:t xml:space="preserve">37</w:t>
       </w:r>
       <w:r>
         <w:t xml:space="preserve">; Онтарио — учёт preferences в плане питания</w:t>
       </w:r>
       <w:r>
-        <w:t xml:space="preserve">23</w:t>
+        <w:t xml:space="preserve">25</w:t>
       </w:r>
       <w:r>
         <w:t xml:space="preserve">). В российской рамке — реализация ст. 37 через процедуру</w:t>
@@ -30622,10 +30702,10 @@
         <w:t xml:space="preserve">Документ, не соответствующий фактам, — худшая из позиций перед любой проверкой (раздел 32); смысл норм о выборе — реальная, а не бумажная альтернатива</w:t>
       </w:r>
       <w:r>
-        <w:t xml:space="preserve">36</w:t>
-      </w:r>
-      <w:r>
-        <w:t xml:space="preserve">23</w:t>
+        <w:t xml:space="preserve">38</w:t>
+      </w:r>
+      <w:r>
+        <w:t xml:space="preserve">25</w:t>
       </w:r>
       <w:r>
         <w:t xml:space="preserve">.</w:t>
@@ -31018,13 +31098,13 @@
         <w:t xml:space="preserve">; седация как побочный эффект и её влияние на режим — клиническая реальность антипсихотической терапии</w:t>
       </w:r>
       <w:r>
-        <w:t xml:space="preserve">61</w:t>
+        <w:t xml:space="preserve">63</w:t>
       </w:r>
       <w:r>
         <w:t xml:space="preserve">. Международный ориентир гибкости: «что, когда, где и как я ем» (Стандарт 6)</w:t>
       </w:r>
       <w:r>
-        <w:t xml:space="preserve">35</w:t>
+        <w:t xml:space="preserve">37</w:t>
       </w:r>
       <w:r>
         <w:t xml:space="preserve">.</w:t>
@@ -31202,10 +31282,10 @@
         <w:t xml:space="preserve">Пищевая агрессия и гиперфагия — описанные паттерны поведения при психических расстройствах</w:t>
       </w:r>
       <w:r>
-        <w:t xml:space="preserve">40</w:t>
-      </w:r>
-      <w:r>
-        <w:t xml:space="preserve">108</w:t>
+        <w:t xml:space="preserve">42</w:t>
+      </w:r>
+      <w:r>
+        <w:t xml:space="preserve">110</w:t>
       </w:r>
       <w:r>
         <w:t xml:space="preserve">; обязанность защищать жителя от вредного воздействия других жителей — из общей логики ст. 37</w:t>
@@ -31353,7 +31433,7 @@
         <w:t xml:space="preserve">Форма наблюдения, запись о поперхиваниях, после врача — при подтверждении риска, назначение текстуры по IDDSI</w:t>
       </w:r>
       <w:r>
-        <w:t xml:space="preserve">42</w:t>
+        <w:t xml:space="preserve">44</w:t>
       </w:r>
       <w:r>
         <w:t xml:space="preserve">.</w:t>
@@ -31398,13 +31478,13 @@
         <w:t xml:space="preserve">9</w:t>
       </w:r>
       <w:r>
-        <w:t xml:space="preserve">41</w:t>
+        <w:t xml:space="preserve">43</w:t>
       </w:r>
       <w:r>
         <w:t xml:space="preserve">; связь текстуры с исходами показана в исследованиях внедрения IDDSI</w:t>
       </w:r>
       <w:r>
-        <w:t xml:space="preserve">43</w:t>
+        <w:t xml:space="preserve">45</w:t>
       </w:r>
       <w:r>
         <w:t xml:space="preserve">.</w:t>
@@ -31604,13 +31684,13 @@
         <w:t xml:space="preserve">IDDSI — международный стандарт описания текстур</w:t>
       </w:r>
       <w:r>
-        <w:t xml:space="preserve">42</w:t>
+        <w:t xml:space="preserve">44</w:t>
       </w:r>
       <w:r>
         <w:t xml:space="preserve">; внедрение стандарта улучшает соответствие назначенной текстуры фактической</w:t>
       </w:r>
       <w:r>
-        <w:t xml:space="preserve">43</w:t>
+        <w:t xml:space="preserve">45</w:t>
       </w:r>
       <w:r>
         <w:t xml:space="preserve">; исполнение врачебного назначения — обязанность, вытекающая из п. 7.1.12 СанПиН 3590-20 (с 01.09.2026 — п. 56 подп. 11 4282-26: питание по медицинским показаниям)</w:t>
@@ -31954,12 +32034,12 @@
         <w:t xml:space="preserve">Структурированный ответ на гиперфагию (раздел 13): объёмные низкокалорийные компоненты, дробный режим, ночная доступность там, где ночное едение — часть картины. Метаболический мониторинг веса, глюкозы, липидов — по стандартам для его терапии</w:t>
       </w:r>
       <w:r>
+        <w:t xml:space="preserve">63</w:t>
+      </w:r>
+      <w:r>
         <w:t xml:space="preserve">61</w:t>
       </w:r>
       <w:r>
-        <w:t xml:space="preserve">59</w:t>
-      </w:r>
-      <w:r>
         <w:t xml:space="preserve">.</w:t>
       </w:r>
     </w:p>
@@ -31984,13 +32064,13 @@
         <w:t xml:space="preserve">10</w:t>
       </w:r>
       <w:r>
-        <w:t xml:space="preserve">60</w:t>
+        <w:t xml:space="preserve">62</w:t>
       </w:r>
       <w:r>
         <w:t xml:space="preserve">; гиперфагия и ночное едение описаны как специфические синдромы</w:t>
       </w:r>
       <w:r>
-        <w:t xml:space="preserve">40</w:t>
+        <w:t xml:space="preserve">42</w:t>
       </w:r>
       <w:r>
         <w:t xml:space="preserve">; обязанность исполнять назначение — из п. 7.1.12 СанПиН 3590-20 (с 01.09.2026 — п. 56 подп. 11 4282-26)</w:t>
@@ -32174,7 +32254,7 @@
         <w:t xml:space="preserve">Различие «документ — практика» — ядро проверок реальности выбора в международных системах (рейтинги CQC оценивают фактический опыт жителей, а не положения)</w:t>
       </w:r>
       <w:r>
-        <w:t xml:space="preserve">39</w:t>
+        <w:t xml:space="preserve">41</w:t>
       </w:r>
       <w:r>
         <w:t xml:space="preserve">; ответственность за соответствие документов практике — управленческая (раздел 33).</w:t>
@@ -32338,7 +32418,7 @@
         <w:t xml:space="preserve">Форма сведения (приложение 7 + учётная форма), приказ о порядке учёта вариативных позиций, действующие учётные формы по 52н с учётом переходного статуса</w:t>
       </w:r>
       <w:r>
-        <w:t xml:space="preserve">104</w:t>
+        <w:t xml:space="preserve">106</w:t>
       </w:r>
       <w:r>
         <w:t xml:space="preserve">.</w:t>
@@ -32362,7 +32442,7 @@
         <w:t xml:space="preserve">Списание по факту выдачи: статистика выбора за месяц автоматически даёт пропорцию списания парных продуктов. Уточнить у учредителя признаваемую форму — статусы форм меняются поэтапно</w:t>
       </w:r>
       <w:r>
-        <w:t xml:space="preserve">104</w:t>
+        <w:t xml:space="preserve">106</w:t>
       </w:r>
       <w:r>
         <w:t xml:space="preserve">.</w:t>
@@ -32742,7 +32822,7 @@
         <w:t xml:space="preserve">; использование еды как рычага — маркер институциональной культуры, который международные системы оценки (CQC) трактуют как дефект ухода</w:t>
       </w:r>
       <w:r>
-        <w:t xml:space="preserve">39</w:t>
+        <w:t xml:space="preserve">41</w:t>
       </w:r>
       <w:r>
         <w:t xml:space="preserve">.</w:t>
@@ -32920,10 +33000,10 @@
         <w:t xml:space="preserve">Наблюдение — легитимный канал воли невербального жителя (раздел 15); учёт предпочтений независимо от способности их высказать — международная норма</w:t>
       </w:r>
       <w:r>
-        <w:t xml:space="preserve">35</w:t>
-      </w:r>
-      <w:r>
-        <w:t xml:space="preserve">23</w:t>
+        <w:t xml:space="preserve">37</w:t>
+      </w:r>
+      <w:r>
+        <w:t xml:space="preserve">25</w:t>
       </w:r>
       <w:r>
         <w:t xml:space="preserve">.</w:t>
@@ -33105,13 +33185,13 @@
         <w:t xml:space="preserve">Гибкие окна приёмов пищи (раздел 20) и ночная доступность там, где она показана (раздел 13); при массовом запросе — пересмотр самого распорядка: международный опыт идёт к «когда я ем» как элементу прав</w:t>
       </w:r>
       <w:r>
-        <w:t xml:space="preserve">35</w:t>
+        <w:t xml:space="preserve">37</w:t>
       </w:r>
       <w:r>
         <w:t xml:space="preserve">, а шведская норма ночного интервала (не более 11 часов) показывает: режимы проектируются от физиологии, а не от удобства кухни</w:t>
       </w:r>
       <w:r>
-        <w:t xml:space="preserve">31</w:t>
+        <w:t xml:space="preserve">33</w:t>
       </w:r>
       <w:r>
         <w:t xml:space="preserve">.</w:t>
@@ -33193,7 +33273,7 @@
         <w:t xml:space="preserve">В отделении 12 жителей нуждаются в помощи при еде. В смену — две сиделки. Норма помощи под «готовые руки» (1:2)</w:t>
       </w:r>
       <w:r>
-        <w:t xml:space="preserve">23</w:t>
+        <w:t xml:space="preserve">25</w:t>
       </w:r>
       <w:r>
         <w:t xml:space="preserve"> </w:t>
@@ -33310,7 +33390,7 @@
         <w:t xml:space="preserve">Замер трудозатрат кормления (минуты на жителя × число нуждающихся × приёмы пищи) — единственный честный аргумент в разговоре о ставках (раздел 29: стоимость кормления — самая скрытая строка)</w:t>
       </w:r>
       <w:r>
-        <w:t xml:space="preserve">56</w:t>
+        <w:t xml:space="preserve">58</w:t>
       </w:r>
       <w:r>
         <w:t xml:space="preserve">. Параллельно — форматы самостоятельности там, где они возможны (адаптивная посуда, «семейная» подача части блюд).</w:t>
@@ -33334,7 +33414,7 @@
         <w:t xml:space="preserve">Норма 1:2 при кормлении под «готовые руки» — онтарийский стандарт, используемый здесь как ориентир, а не как российский норматив</w:t>
       </w:r>
       <w:r>
-        <w:t xml:space="preserve">23</w:t>
+        <w:t xml:space="preserve">25</w:t>
       </w:r>
       <w:r>
         <w:t xml:space="preserve">; обязанность обеспечить потребление назначенного питания — из ст. 37/43 и СанПиН</w:t>
@@ -33521,10 +33601,10 @@
         <w:t xml:space="preserve">Прокурорский контур по жалобам — реальный риск-градиент (раздел 33)</w:t>
       </w:r>
       <w:r>
-        <w:t xml:space="preserve">74</w:t>
-      </w:r>
-      <w:r>
-        <w:t xml:space="preserve">75</w:t>
+        <w:t xml:space="preserve">76</w:t>
+      </w:r>
+      <w:r>
+        <w:t xml:space="preserve">77</w:t>
       </w:r>
       <w:r>
         <w:t xml:space="preserve">; ответ по существу — и правовая, и управленческая норма.</w:t>
@@ -33708,19 +33788,19 @@
         <w:t xml:space="preserve">; КПИ и общие замечания ККИ — о поддерживаемом принятии решений</w:t>
       </w:r>
       <w:r>
-        <w:t xml:space="preserve">76</w:t>
-      </w:r>
-      <w:r>
-        <w:t xml:space="preserve">27</w:t>
+        <w:t xml:space="preserve">78</w:t>
+      </w:r>
+      <w:r>
+        <w:t xml:space="preserve">29</w:t>
       </w:r>
       <w:r>
         <w:t xml:space="preserve">; международные нормы прямо требуют учёта предпочтений при когнитивных ограничениях</w:t>
       </w:r>
       <w:r>
-        <w:t xml:space="preserve">35</w:t>
-      </w:r>
-      <w:r>
-        <w:t xml:space="preserve">23</w:t>
+        <w:t xml:space="preserve">37</w:t>
+      </w:r>
+      <w:r>
+        <w:t xml:space="preserve">25</w:t>
       </w:r>
       <w:r>
         <w:t xml:space="preserve">.</w:t>
@@ -33920,7 +34000,7 @@
         <w:t xml:space="preserve">Стоимость кормления как скрытая строка — раздел 29</w:t>
       </w:r>
       <w:r>
-        <w:t xml:space="preserve">56</w:t>
+        <w:t xml:space="preserve">58</w:t>
       </w:r>
       <w:r>
         <w:t xml:space="preserve">; обязанность организации — обеспечить потребление питания имеющимися ресурсами с максимальным качеством и одновременно документировать дефицит (ст. 37/43)</w:t>
@@ -34110,7 +34190,7 @@
         <w:t xml:space="preserve">; мировая практика заказного питания (room service модели в госпиталях) показывает: выбор строится на предзаказе и организации, а не только на площадях</w:t>
       </w:r>
       <w:r>
-        <w:t xml:space="preserve">107</w:t>
+        <w:t xml:space="preserve">109</w:t>
       </w:r>
       <w:r>
         <w:t xml:space="preserve">.</w:t>
@@ -42923,7 +43003,7 @@
           <w:i/>
           <w:iCs/>
         </w:rPr>
-        <w:t xml:space="preserve">109</w:t>
+        <w:t xml:space="preserve">111</w:t>
       </w:r>
       <w:r>
         <w:rPr>
@@ -43697,7 +43777,7 @@
           <w:i/>
           <w:iCs/>
         </w:rPr>
-        <w:t xml:space="preserve">110</w:t>
+        <w:t xml:space="preserve">112</w:t>
       </w:r>
       <w:r>
         <w:rPr>
@@ -43711,14 +43791,14 @@
           <w:i/>
           <w:iCs/>
         </w:rPr>
-        <w:t xml:space="preserve">111</w:t>
+        <w:t xml:space="preserve">113</w:t>
       </w:r>
       <w:r>
         <w:rPr>
           <w:i/>
           <w:iCs/>
         </w:rPr>
-        <w:t xml:space="preserve">112</w:t>
+        <w:t xml:space="preserve">114</w:t>
       </w:r>
       <w:r>
         <w:rPr>
@@ -43911,7 +43991,7 @@
         <w:t xml:space="preserve">*Примечание — индикаторы дегидратации: тёмная моча, сухость языка, сонливость вне режима, снижение тургора кожи; любой из них — запись и сообщение врачу. Важно: по данным обзора, клинические признаки малоинформативны для диагностики обезвоживания — надёжен только объективный метод (осмоляльность сыворотки)</w:t>
       </w:r>
       <w:r>
-        <w:t xml:space="preserve">110</w:t>
+        <w:t xml:space="preserve">112</w:t>
       </w:r>
       <w:r>
         <w:t xml:space="preserve">; постовые признаки — повод к эскалации, а не диагноз.</w:t>
@@ -43935,7 +44015,7 @@
         <w:t xml:space="preserve">единица учёта — «стакан» (200 мл) или маркированная посуда; норма-ориентир для взрослых без ограничений — не менее 1,6 л/сутки для женщин и 2,0 л/сутки для мужчин (рекомендация ESPEN по гидратации в гериатрии; индивидуально, при сердечной, почечной патологии и иных ограничениях — только по назначению врача)</w:t>
       </w:r>
       <w:r>
-        <w:t xml:space="preserve">111</w:t>
+        <w:t xml:space="preserve">113</w:t>
       </w:r>
       <w:r>
         <w:t xml:space="preserve">; чайная пауза между приёмами пищи как «шестое пищевое событие» (раздел 10.7); у жителей на загущённых напитках — фактический объём выпитого (загущение снижает потребление — раздел 10.7).</w:t>
@@ -44091,7 +44171,7 @@
               <w:t xml:space="preserve">Детские наборы приказа Минтруда 520н (граммы на ребёнка)</w:t>
             </w:r>
             <w:r>
-              <w:t xml:space="preserve">30</w:t>
+              <w:t xml:space="preserve">32</w:t>
             </w:r>
             <w:r>
               <w:t xml:space="preserve">; среднесуточные наборы и массы порций для детей — приложения к СанПиН 4282-26</w:t>
@@ -44141,7 +44221,7 @@
               <w:t xml:space="preserve">; общие требования к детским организациям — СП 2.4.3648-20 (пост. ГГСВ РФ от 28.09.2020 № 28)</w:t>
             </w:r>
             <w:r>
-              <w:t xml:space="preserve">113</w:t>
+              <w:t xml:space="preserve">115</w:t>
             </w:r>
           </w:p>
         </w:tc>
@@ -44718,7 +44798,7 @@
               <w:t xml:space="preserve">Приказ Минтруда № 520н</w:t>
             </w:r>
             <w:r>
-              <w:t xml:space="preserve">30</w:t>
+              <w:t xml:space="preserve">32</w:t>
             </w:r>
           </w:p>
         </w:tc>
@@ -44804,7 +44884,7 @@
           <w:i/>
           <w:iCs/>
         </w:rPr>
-        <w:t xml:space="preserve">106</w:t>
+        <w:t xml:space="preserve">108</w:t>
       </w:r>
       <w:r>
         <w:rPr>
@@ -44866,7 +44946,7 @@
         <w:t xml:space="preserve">; нормы питания — рекомендуемые</w:t>
       </w:r>
       <w:r>
-        <w:t xml:space="preserve">30</w:t>
+        <w:t xml:space="preserve">32</w:t>
       </w:r>
       <w:r>
         <w:t xml:space="preserve">). Механизмы обеспечения выбора при собственном пищеблоке и при аутсорсинге совпадают по содержанию (журналы, замеры, гарантия стандартного варианта) и различаются только местом фиксации — контрактом.</w:t>
@@ -45811,6 +45891,48 @@
         <w:t xml:space="preserve"> </w:t>
       </w:r>
       <w:r>
+        <w:t xml:space="preserve">Приказ Минздрава России от 05.08.2003 № 330н «О мерах по совершенствованию лечебного питания в лечебно-профилактических учреждениях РФ» (Инструкция по организации лечебного питания, диеты по Певзнеру; действующая редакция — с изм., внесёнными приказом Минздрава России от 19.02.2024 № 70н). https://www.consultant.ru/document/cons_doc_LAW_44323/ (проверено: 19.08.2026)</w:t>
+      </w:r>
+    </w:p>
+    <w:p>
+      <w:pPr>
+        <w:pStyle w:val="BodyText"/>
+      </w:pPr>
+      <w:r>
+        <w:t xml:space="preserve">22.</w:t>
+      </w:r>
+      <w:r>
+        <w:t xml:space="preserve"> </w:t>
+      </w:r>
+      <w:r>
+        <w:t xml:space="preserve">Приказ Минздрава России от 21.06.2013 № 395н «Об утверждении норм лечебного питания» (действующая редакция — с изм., внесёнными приказом Минздрава России от 19.02.2024 № 70н). https://www.consultant.ru/document/cons_doc_LAW_149196/ (проверено: 19.08.2026)</w:t>
+      </w:r>
+    </w:p>
+    <w:p>
+      <w:pPr>
+        <w:pStyle w:val="BodyText"/>
+      </w:pPr>
+      <w:r>
+        <w:t xml:space="preserve">23.</w:t>
+      </w:r>
+      <w:r>
+        <w:t xml:space="preserve"> </w:t>
+      </w:r>
+      <w:r>
+        <w:t xml:space="preserve">Постановление ВС РФ от 21.02.2019 № 11-АД19-4 (переквалификация 6.6→6.7 КоАП). https://www.garant.ru/products/ipo/prime/doc/72095418/ (проверено: 23.07.2026)</w:t>
+      </w:r>
+    </w:p>
+    <w:p>
+      <w:pPr>
+        <w:pStyle w:val="BodyText"/>
+      </w:pPr>
+      <w:r>
+        <w:t xml:space="preserve">24.</w:t>
+      </w:r>
+      <w:r>
+        <w:t xml:space="preserve"> </w:t>
+      </w:r>
+      <w:r>
         <w:t xml:space="preserve">ДДСОЛ (Московская обл.): 14-дневное вариативное меню, совет по питанию, замены по желанию жителей с врачом. https://ddsol.ru/about/pitanie/ (проверено: 23.07.2026)</w:t>
       </w:r>
     </w:p>
@@ -45819,21 +45941,7 @@
         <w:pStyle w:val="BodyText"/>
       </w:pPr>
       <w:r>
-        <w:t xml:space="preserve">22.</w:t>
-      </w:r>
-      <w:r>
-        <w:t xml:space="preserve"> </w:t>
-      </w:r>
-      <w:r>
-        <w:t xml:space="preserve">Постановление ВС РФ от 21.02.2019 № 11-АД19-4 (переквалификация 6.6→6.7 КоАП). https://www.garant.ru/products/ipo/prime/doc/72095418/ (проверено: 23.07.2026)</w:t>
-      </w:r>
-    </w:p>
-    <w:p>
-      <w:pPr>
-        <w:pStyle w:val="BodyText"/>
-      </w:pPr>
-      <w:r>
-        <w:t xml:space="preserve">23.</w:t>
+        <w:t xml:space="preserve">25.</w:t>
       </w:r>
       <w:r>
         <w:t xml:space="preserve"> </w:t>
@@ -45847,7 +45955,7 @@
         <w:pStyle w:val="BodyText"/>
       </w:pPr>
       <w:r>
-        <w:t xml:space="preserve">24.</w:t>
+        <w:t xml:space="preserve">26.</w:t>
       </w:r>
       <w:r>
         <w:t xml:space="preserve"> </w:t>
@@ -45861,7 +45969,7 @@
         <w:pStyle w:val="BodyText"/>
       </w:pPr>
       <w:r>
-        <w:t xml:space="preserve">25.</w:t>
+        <w:t xml:space="preserve">27.</w:t>
       </w:r>
       <w:r>
         <w:t xml:space="preserve"> </w:t>
@@ -45875,7 +45983,7 @@
         <w:pStyle w:val="BodyText"/>
       </w:pPr>
       <w:r>
-        <w:t xml:space="preserve">26.</w:t>
+        <w:t xml:space="preserve">28.</w:t>
       </w:r>
       <w:r>
         <w:t xml:space="preserve"> </w:t>
@@ -45889,7 +45997,7 @@
         <w:pStyle w:val="BodyText"/>
       </w:pPr>
       <w:r>
-        <w:t xml:space="preserve">27.</w:t>
+        <w:t xml:space="preserve">29.</w:t>
       </w:r>
       <w:r>
         <w:t xml:space="preserve"> </w:t>
@@ -45903,7 +46011,7 @@
         <w:pStyle w:val="BodyText"/>
       </w:pPr>
       <w:r>
-        <w:t xml:space="preserve">28.</w:t>
+        <w:t xml:space="preserve">30.</w:t>
       </w:r>
       <w:r>
         <w:t xml:space="preserve"> </w:t>
@@ -45917,7 +46025,7 @@
         <w:pStyle w:val="BodyText"/>
       </w:pPr>
       <w:r>
-        <w:t xml:space="preserve">29.</w:t>
+        <w:t xml:space="preserve">31.</w:t>
       </w:r>
       <w:r>
         <w:t xml:space="preserve"> </w:t>
@@ -45931,7 +46039,7 @@
         <w:pStyle w:val="BodyText"/>
       </w:pPr>
       <w:r>
-        <w:t xml:space="preserve">30.</w:t>
+        <w:t xml:space="preserve">32.</w:t>
       </w:r>
       <w:r>
         <w:t xml:space="preserve"> </w:t>
@@ -45945,7 +46053,7 @@
         <w:pStyle w:val="BodyText"/>
       </w:pPr>
       <w:r>
-        <w:t xml:space="preserve">31.</w:t>
+        <w:t xml:space="preserve">33.</w:t>
       </w:r>
       <w:r>
         <w:t xml:space="preserve"> </w:t>
@@ -45959,7 +46067,7 @@
         <w:pStyle w:val="BodyText"/>
       </w:pPr>
       <w:r>
-        <w:t xml:space="preserve">32.</w:t>
+        <w:t xml:space="preserve">34.</w:t>
       </w:r>
       <w:r>
         <w:t xml:space="preserve"> </w:t>
@@ -45973,7 +46081,7 @@
         <w:pStyle w:val="BodyText"/>
       </w:pPr>
       <w:r>
-        <w:t xml:space="preserve">33.</w:t>
+        <w:t xml:space="preserve">35.</w:t>
       </w:r>
       <w:r>
         <w:t xml:space="preserve"> </w:t>
@@ -45987,7 +46095,7 @@
         <w:pStyle w:val="BodyText"/>
       </w:pPr>
       <w:r>
-        <w:t xml:space="preserve">34.</w:t>
+        <w:t xml:space="preserve">36.</w:t>
       </w:r>
       <w:r>
         <w:t xml:space="preserve"> </w:t>
@@ -46001,7 +46109,7 @@
         <w:pStyle w:val="BodyText"/>
       </w:pPr>
       <w:r>
-        <w:t xml:space="preserve">35.</w:t>
+        <w:t xml:space="preserve">37.</w:t>
       </w:r>
       <w:r>
         <w:t xml:space="preserve"> </w:t>
@@ -46015,7 +46123,7 @@
         <w:pStyle w:val="BodyText"/>
       </w:pPr>
       <w:r>
-        <w:t xml:space="preserve">36.</w:t>
+        <w:t xml:space="preserve">38.</w:t>
       </w:r>
       <w:r>
         <w:t xml:space="preserve"> </w:t>
@@ -46029,7 +46137,7 @@
         <w:pStyle w:val="BodyText"/>
       </w:pPr>
       <w:r>
-        <w:t xml:space="preserve">37.</w:t>
+        <w:t xml:space="preserve">39.</w:t>
       </w:r>
       <w:r>
         <w:t xml:space="preserve"> </w:t>
@@ -46043,7 +46151,7 @@
         <w:pStyle w:val="BodyText"/>
       </w:pPr>
       <w:r>
-        <w:t xml:space="preserve">38.</w:t>
+        <w:t xml:space="preserve">40.</w:t>
       </w:r>
       <w:r>
         <w:t xml:space="preserve"> </w:t>
@@ -46057,7 +46165,7 @@
         <w:pStyle w:val="BodyText"/>
       </w:pPr>
       <w:r>
-        <w:t xml:space="preserve">39.</w:t>
+        <w:t xml:space="preserve">41.</w:t>
       </w:r>
       <w:r>
         <w:t xml:space="preserve"> </w:t>
@@ -46071,7 +46179,7 @@
         <w:pStyle w:val="BodyText"/>
       </w:pPr>
       <w:r>
-        <w:t xml:space="preserve">40.</w:t>
+        <w:t xml:space="preserve">42.</w:t>
       </w:r>
       <w:r>
         <w:t xml:space="preserve"> </w:t>
@@ -46085,7 +46193,7 @@
         <w:pStyle w:val="BodyText"/>
       </w:pPr>
       <w:r>
-        <w:t xml:space="preserve">41.</w:t>
+        <w:t xml:space="preserve">43.</w:t>
       </w:r>
       <w:r>
         <w:t xml:space="preserve"> </w:t>
@@ -46099,7 +46207,7 @@
         <w:pStyle w:val="BodyText"/>
       </w:pPr>
       <w:r>
-        <w:t xml:space="preserve">42.</w:t>
+        <w:t xml:space="preserve">44.</w:t>
       </w:r>
       <w:r>
         <w:t xml:space="preserve"> </w:t>
@@ -46113,7 +46221,7 @@
         <w:pStyle w:val="BodyText"/>
       </w:pPr>
       <w:r>
-        <w:t xml:space="preserve">43.</w:t>
+        <w:t xml:space="preserve">45.</w:t>
       </w:r>
       <w:r>
         <w:t xml:space="preserve"> </w:t>
@@ -46127,7 +46235,7 @@
         <w:pStyle w:val="BodyText"/>
       </w:pPr>
       <w:r>
-        <w:t xml:space="preserve">44.</w:t>
+        <w:t xml:space="preserve">46.</w:t>
       </w:r>
       <w:r>
         <w:t xml:space="preserve"> </w:t>
@@ -46141,7 +46249,7 @@
         <w:pStyle w:val="BodyText"/>
       </w:pPr>
       <w:r>
-        <w:t xml:space="preserve">45.</w:t>
+        <w:t xml:space="preserve">47.</w:t>
       </w:r>
       <w:r>
         <w:t xml:space="preserve"> </w:t>
@@ -46155,7 +46263,7 @@
         <w:pStyle w:val="BodyText"/>
       </w:pPr>
       <w:r>
-        <w:t xml:space="preserve">46.</w:t>
+        <w:t xml:space="preserve">48.</w:t>
       </w:r>
       <w:r>
         <w:t xml:space="preserve"> </w:t>
@@ -46169,7 +46277,7 @@
         <w:pStyle w:val="BodyText"/>
       </w:pPr>
       <w:r>
-        <w:t xml:space="preserve">47.</w:t>
+        <w:t xml:space="preserve">49.</w:t>
       </w:r>
       <w:r>
         <w:t xml:space="preserve"> </w:t>
@@ -46183,7 +46291,7 @@
         <w:pStyle w:val="BodyText"/>
       </w:pPr>
       <w:r>
-        <w:t xml:space="preserve">48.</w:t>
+        <w:t xml:space="preserve">50.</w:t>
       </w:r>
       <w:r>
         <w:t xml:space="preserve"> </w:t>
@@ -46197,7 +46305,7 @@
         <w:pStyle w:val="BodyText"/>
       </w:pPr>
       <w:r>
-        <w:t xml:space="preserve">49.</w:t>
+        <w:t xml:space="preserve">51.</w:t>
       </w:r>
       <w:r>
         <w:t xml:space="preserve"> </w:t>
@@ -46211,7 +46319,7 @@
         <w:pStyle w:val="BodyText"/>
       </w:pPr>
       <w:r>
-        <w:t xml:space="preserve">50.</w:t>
+        <w:t xml:space="preserve">52.</w:t>
       </w:r>
       <w:r>
         <w:t xml:space="preserve"> </w:t>
@@ -46225,7 +46333,7 @@
         <w:pStyle w:val="BodyText"/>
       </w:pPr>
       <w:r>
-        <w:t xml:space="preserve">51.</w:t>
+        <w:t xml:space="preserve">53.</w:t>
       </w:r>
       <w:r>
         <w:t xml:space="preserve"> </w:t>
@@ -46239,7 +46347,7 @@
         <w:pStyle w:val="BodyText"/>
       </w:pPr>
       <w:r>
-        <w:t xml:space="preserve">52.</w:t>
+        <w:t xml:space="preserve">54.</w:t>
       </w:r>
       <w:r>
         <w:t xml:space="preserve"> </w:t>
@@ -46253,7 +46361,7 @@
         <w:pStyle w:val="BodyText"/>
       </w:pPr>
       <w:r>
-        <w:t xml:space="preserve">53.</w:t>
+        <w:t xml:space="preserve">55.</w:t>
       </w:r>
       <w:r>
         <w:t xml:space="preserve"> </w:t>
@@ -46267,7 +46375,7 @@
         <w:pStyle w:val="BodyText"/>
       </w:pPr>
       <w:r>
-        <w:t xml:space="preserve">54.</w:t>
+        <w:t xml:space="preserve">56.</w:t>
       </w:r>
       <w:r>
         <w:t xml:space="preserve"> </w:t>
@@ -46281,7 +46389,7 @@
         <w:pStyle w:val="BodyText"/>
       </w:pPr>
       <w:r>
-        <w:t xml:space="preserve">55.</w:t>
+        <w:t xml:space="preserve">57.</w:t>
       </w:r>
       <w:r>
         <w:t xml:space="preserve"> </w:t>
@@ -46295,7 +46403,7 @@
         <w:pStyle w:val="BodyText"/>
       </w:pPr>
       <w:r>
-        <w:t xml:space="preserve">56.</w:t>
+        <w:t xml:space="preserve">58.</w:t>
       </w:r>
       <w:r>
         <w:t xml:space="preserve"> </w:t>
@@ -46309,7 +46417,7 @@
         <w:pStyle w:val="BodyText"/>
       </w:pPr>
       <w:r>
-        <w:t xml:space="preserve">57.</w:t>
+        <w:t xml:space="preserve">59.</w:t>
       </w:r>
       <w:r>
         <w:t xml:space="preserve"> </w:t>
@@ -46323,7 +46431,7 @@
         <w:pStyle w:val="BodyText"/>
       </w:pPr>
       <w:r>
-        <w:t xml:space="preserve">58.</w:t>
+        <w:t xml:space="preserve">60.</w:t>
       </w:r>
       <w:r>
         <w:t xml:space="preserve"> </w:t>
@@ -46337,7 +46445,7 @@
         <w:pStyle w:val="BodyText"/>
       </w:pPr>
       <w:r>
-        <w:t xml:space="preserve">59.</w:t>
+        <w:t xml:space="preserve">61.</w:t>
       </w:r>
       <w:r>
         <w:t xml:space="preserve"> </w:t>
@@ -46351,7 +46459,7 @@
         <w:pStyle w:val="BodyText"/>
       </w:pPr>
       <w:r>
-        <w:t xml:space="preserve">60.</w:t>
+        <w:t xml:space="preserve">62.</w:t>
       </w:r>
       <w:r>
         <w:t xml:space="preserve"> </w:t>
@@ -46365,7 +46473,7 @@
         <w:pStyle w:val="BodyText"/>
       </w:pPr>
       <w:r>
-        <w:t xml:space="preserve">61.</w:t>
+        <w:t xml:space="preserve">63.</w:t>
       </w:r>
       <w:r>
         <w:t xml:space="preserve"> </w:t>
@@ -46379,7 +46487,7 @@
         <w:pStyle w:val="BodyText"/>
       </w:pPr>
       <w:r>
-        <w:t xml:space="preserve">62.</w:t>
+        <w:t xml:space="preserve">64.</w:t>
       </w:r>
       <w:r>
         <w:t xml:space="preserve"> </w:t>
@@ -46393,7 +46501,7 @@
         <w:pStyle w:val="BodyText"/>
       </w:pPr>
       <w:r>
-        <w:t xml:space="preserve">63.</w:t>
+        <w:t xml:space="preserve">65.</w:t>
       </w:r>
       <w:r>
         <w:t xml:space="preserve"> </w:t>
@@ -46407,7 +46515,7 @@
         <w:pStyle w:val="BodyText"/>
       </w:pPr>
       <w:r>
-        <w:t xml:space="preserve">64.</w:t>
+        <w:t xml:space="preserve">66.</w:t>
       </w:r>
       <w:r>
         <w:t xml:space="preserve"> </w:t>
@@ -46421,7 +46529,7 @@
         <w:pStyle w:val="BodyText"/>
       </w:pPr>
       <w:r>
-        <w:t xml:space="preserve">65.</w:t>
+        <w:t xml:space="preserve">67.</w:t>
       </w:r>
       <w:r>
         <w:t xml:space="preserve"> </w:t>
@@ -46435,7 +46543,7 @@
         <w:pStyle w:val="BodyText"/>
       </w:pPr>
       <w:r>
-        <w:t xml:space="preserve">66.</w:t>
+        <w:t xml:space="preserve">68.</w:t>
       </w:r>
       <w:r>
         <w:t xml:space="preserve"> </w:t>
@@ -46449,7 +46557,7 @@
         <w:pStyle w:val="BodyText"/>
       </w:pPr>
       <w:r>
-        <w:t xml:space="preserve">67.</w:t>
+        <w:t xml:space="preserve">69.</w:t>
       </w:r>
       <w:r>
         <w:t xml:space="preserve"> </w:t>
@@ -46463,7 +46571,7 @@
         <w:pStyle w:val="BodyText"/>
       </w:pPr>
       <w:r>
-        <w:t xml:space="preserve">68.</w:t>
+        <w:t xml:space="preserve">70.</w:t>
       </w:r>
       <w:r>
         <w:t xml:space="preserve"> </w:t>
@@ -46477,7 +46585,7 @@
         <w:pStyle w:val="BodyText"/>
       </w:pPr>
       <w:r>
-        <w:t xml:space="preserve">69.</w:t>
+        <w:t xml:space="preserve">71.</w:t>
       </w:r>
       <w:r>
         <w:t xml:space="preserve"> </w:t>
@@ -46491,7 +46599,7 @@
         <w:pStyle w:val="BodyText"/>
       </w:pPr>
       <w:r>
-        <w:t xml:space="preserve">70.</w:t>
+        <w:t xml:space="preserve">72.</w:t>
       </w:r>
       <w:r>
         <w:t xml:space="preserve"> </w:t>
@@ -46505,7 +46613,7 @@
         <w:pStyle w:val="BodyText"/>
       </w:pPr>
       <w:r>
-        <w:t xml:space="preserve">71.</w:t>
+        <w:t xml:space="preserve">73.</w:t>
       </w:r>
       <w:r>
         <w:t xml:space="preserve"> </w:t>
@@ -46519,7 +46627,7 @@
         <w:pStyle w:val="BodyText"/>
       </w:pPr>
       <w:r>
-        <w:t xml:space="preserve">72.</w:t>
+        <w:t xml:space="preserve">74.</w:t>
       </w:r>
       <w:r>
         <w:t xml:space="preserve"> </w:t>
@@ -46533,7 +46641,7 @@
         <w:pStyle w:val="BodyText"/>
       </w:pPr>
       <w:r>
-        <w:t xml:space="preserve">73.</w:t>
+        <w:t xml:space="preserve">75.</w:t>
       </w:r>
       <w:r>
         <w:t xml:space="preserve"> </w:t>
@@ -46547,7 +46655,7 @@
         <w:pStyle w:val="BodyText"/>
       </w:pPr>
       <w:r>
-        <w:t xml:space="preserve">74.</w:t>
+        <w:t xml:space="preserve">76.</w:t>
       </w:r>
       <w:r>
         <w:t xml:space="preserve"> </w:t>
@@ -46561,7 +46669,7 @@
         <w:pStyle w:val="BodyText"/>
       </w:pPr>
       <w:r>
-        <w:t xml:space="preserve">75.</w:t>
+        <w:t xml:space="preserve">77.</w:t>
       </w:r>
       <w:r>
         <w:t xml:space="preserve"> </w:t>
@@ -46575,7 +46683,7 @@
         <w:pStyle w:val="BodyText"/>
       </w:pPr>
       <w:r>
-        <w:t xml:space="preserve">76.</w:t>
+        <w:t xml:space="preserve">78.</w:t>
       </w:r>
       <w:r>
         <w:t xml:space="preserve"> </w:t>
@@ -46589,7 +46697,7 @@
         <w:pStyle w:val="BodyText"/>
       </w:pPr>
       <w:r>
-        <w:t xml:space="preserve">77.</w:t>
+        <w:t xml:space="preserve">79.</w:t>
       </w:r>
       <w:r>
         <w:t xml:space="preserve"> </w:t>
@@ -46603,7 +46711,7 @@
         <w:pStyle w:val="BodyText"/>
       </w:pPr>
       <w:r>
-        <w:t xml:space="preserve">78.</w:t>
+        <w:t xml:space="preserve">80.</w:t>
       </w:r>
       <w:r>
         <w:t xml:space="preserve"> </w:t>
@@ -46617,7 +46725,7 @@
         <w:pStyle w:val="BodyText"/>
       </w:pPr>
       <w:r>
-        <w:t xml:space="preserve">79.</w:t>
+        <w:t xml:space="preserve">81.</w:t>
       </w:r>
       <w:r>
         <w:t xml:space="preserve"> </w:t>
@@ -46631,7 +46739,7 @@
         <w:pStyle w:val="BodyText"/>
       </w:pPr>
       <w:r>
-        <w:t xml:space="preserve">80.</w:t>
+        <w:t xml:space="preserve">82.</w:t>
       </w:r>
       <w:r>
         <w:t xml:space="preserve"> </w:t>
@@ -46645,7 +46753,7 @@
         <w:pStyle w:val="BodyText"/>
       </w:pPr>
       <w:r>
-        <w:t xml:space="preserve">81.</w:t>
+        <w:t xml:space="preserve">83.</w:t>
       </w:r>
       <w:r>
         <w:t xml:space="preserve"> </w:t>
@@ -46659,7 +46767,7 @@
         <w:pStyle w:val="BodyText"/>
       </w:pPr>
       <w:r>
-        <w:t xml:space="preserve">82.</w:t>
+        <w:t xml:space="preserve">84.</w:t>
       </w:r>
       <w:r>
         <w:t xml:space="preserve"> </w:t>
@@ -46673,7 +46781,7 @@
         <w:pStyle w:val="BodyText"/>
       </w:pPr>
       <w:r>
-        <w:t xml:space="preserve">83.</w:t>
+        <w:t xml:space="preserve">85.</w:t>
       </w:r>
       <w:r>
         <w:t xml:space="preserve"> </w:t>
@@ -46687,7 +46795,7 @@
         <w:pStyle w:val="BodyText"/>
       </w:pPr>
       <w:r>
-        <w:t xml:space="preserve">84.</w:t>
+        <w:t xml:space="preserve">86.</w:t>
       </w:r>
       <w:r>
         <w:t xml:space="preserve"> </w:t>
@@ -46701,7 +46809,7 @@
         <w:pStyle w:val="BodyText"/>
       </w:pPr>
       <w:r>
-        <w:t xml:space="preserve">85.</w:t>
+        <w:t xml:space="preserve">87.</w:t>
       </w:r>
       <w:r>
         <w:t xml:space="preserve"> </w:t>
@@ -46715,7 +46823,7 @@
         <w:pStyle w:val="BodyText"/>
       </w:pPr>
       <w:r>
-        <w:t xml:space="preserve">86.</w:t>
+        <w:t xml:space="preserve">88.</w:t>
       </w:r>
       <w:r>
         <w:t xml:space="preserve"> </w:t>
@@ -46729,7 +46837,7 @@
         <w:pStyle w:val="BodyText"/>
       </w:pPr>
       <w:r>
-        <w:t xml:space="preserve">87.</w:t>
+        <w:t xml:space="preserve">89.</w:t>
       </w:r>
       <w:r>
         <w:t xml:space="preserve"> </w:t>
@@ -46743,7 +46851,7 @@
         <w:pStyle w:val="BodyText"/>
       </w:pPr>
       <w:r>
-        <w:t xml:space="preserve">88.</w:t>
+        <w:t xml:space="preserve">90.</w:t>
       </w:r>
       <w:r>
         <w:t xml:space="preserve"> </w:t>
@@ -46757,7 +46865,7 @@
         <w:pStyle w:val="BodyText"/>
       </w:pPr>
       <w:r>
-        <w:t xml:space="preserve">89.</w:t>
+        <w:t xml:space="preserve">91.</w:t>
       </w:r>
       <w:r>
         <w:t xml:space="preserve"> </w:t>
@@ -46771,7 +46879,7 @@
         <w:pStyle w:val="BodyText"/>
       </w:pPr>
       <w:r>
-        <w:t xml:space="preserve">90.</w:t>
+        <w:t xml:space="preserve">92.</w:t>
       </w:r>
       <w:r>
         <w:t xml:space="preserve"> </w:t>
@@ -46785,7 +46893,7 @@
         <w:pStyle w:val="BodyText"/>
       </w:pPr>
       <w:r>
-        <w:t xml:space="preserve">91.</w:t>
+        <w:t xml:space="preserve">93.</w:t>
       </w:r>
       <w:r>
         <w:t xml:space="preserve"> </w:t>
@@ -46799,7 +46907,7 @@
         <w:pStyle w:val="BodyText"/>
       </w:pPr>
       <w:r>
-        <w:t xml:space="preserve">92.</w:t>
+        <w:t xml:space="preserve">94.</w:t>
       </w:r>
       <w:r>
         <w:t xml:space="preserve"> </w:t>
@@ -46813,7 +46921,7 @@
         <w:pStyle w:val="BodyText"/>
       </w:pPr>
       <w:r>
-        <w:t xml:space="preserve">93.</w:t>
+        <w:t xml:space="preserve">95.</w:t>
       </w:r>
       <w:r>
         <w:t xml:space="preserve"> </w:t>
@@ -46827,7 +46935,7 @@
         <w:pStyle w:val="BodyText"/>
       </w:pPr>
       <w:r>
-        <w:t xml:space="preserve">94.</w:t>
+        <w:t xml:space="preserve">96.</w:t>
       </w:r>
       <w:r>
         <w:t xml:space="preserve"> </w:t>
@@ -46841,7 +46949,7 @@
         <w:pStyle w:val="BodyText"/>
       </w:pPr>
       <w:r>
-        <w:t xml:space="preserve">95.</w:t>
+        <w:t xml:space="preserve">97.</w:t>
       </w:r>
       <w:r>
         <w:t xml:space="preserve"> </w:t>
@@ -46855,7 +46963,7 @@
         <w:pStyle w:val="BodyText"/>
       </w:pPr>
       <w:r>
-        <w:t xml:space="preserve">96.</w:t>
+        <w:t xml:space="preserve">98.</w:t>
       </w:r>
       <w:r>
         <w:t xml:space="preserve"> </w:t>
@@ -46869,7 +46977,7 @@
         <w:pStyle w:val="BodyText"/>
       </w:pPr>
       <w:r>
-        <w:t xml:space="preserve">97.</w:t>
+        <w:t xml:space="preserve">99.</w:t>
       </w:r>
       <w:r>
         <w:t xml:space="preserve"> </w:t>
@@ -46883,7 +46991,7 @@
         <w:pStyle w:val="BodyText"/>
       </w:pPr>
       <w:r>
-        <w:t xml:space="preserve">98.</w:t>
+        <w:t xml:space="preserve">100.</w:t>
       </w:r>
       <w:r>
         <w:t xml:space="preserve"> </w:t>
@@ -46897,7 +47005,7 @@
         <w:pStyle w:val="BodyText"/>
       </w:pPr>
       <w:r>
-        <w:t xml:space="preserve">99.</w:t>
+        <w:t xml:space="preserve">101.</w:t>
       </w:r>
       <w:r>
         <w:t xml:space="preserve"> </w:t>
@@ -46911,7 +47019,7 @@
         <w:pStyle w:val="BodyText"/>
       </w:pPr>
       <w:r>
-        <w:t xml:space="preserve">100.</w:t>
+        <w:t xml:space="preserve">102.</w:t>
       </w:r>
       <w:r>
         <w:t xml:space="preserve"> </w:t>
@@ -46925,7 +47033,7 @@
         <w:pStyle w:val="BodyText"/>
       </w:pPr>
       <w:r>
-        <w:t xml:space="preserve">101.</w:t>
+        <w:t xml:space="preserve">103.</w:t>
       </w:r>
       <w:r>
         <w:t xml:space="preserve"> </w:t>
@@ -46939,7 +47047,7 @@
         <w:pStyle w:val="BodyText"/>
       </w:pPr>
       <w:r>
-        <w:t xml:space="preserve">102.</w:t>
+        <w:t xml:space="preserve">104.</w:t>
       </w:r>
       <w:r>
         <w:t xml:space="preserve"> </w:t>
@@ -46953,7 +47061,7 @@
         <w:pStyle w:val="BodyText"/>
       </w:pPr>
       <w:r>
-        <w:t xml:space="preserve">103.</w:t>
+        <w:t xml:space="preserve">105.</w:t>
       </w:r>
       <w:r>
         <w:t xml:space="preserve"> </w:t>
@@ -46967,7 +47075,7 @@
         <w:pStyle w:val="BodyText"/>
       </w:pPr>
       <w:r>
-        <w:t xml:space="preserve">104.</w:t>
+        <w:t xml:space="preserve">106.</w:t>
       </w:r>
       <w:r>
         <w:t xml:space="preserve"> </w:t>
@@ -46981,7 +47089,7 @@
         <w:pStyle w:val="BodyText"/>
       </w:pPr>
       <w:r>
-        <w:t xml:space="preserve">105.</w:t>
+        <w:t xml:space="preserve">107.</w:t>
       </w:r>
       <w:r>
         <w:t xml:space="preserve"> </w:t>
@@ -46995,7 +47103,7 @@
         <w:pStyle w:val="BodyText"/>
       </w:pPr>
       <w:r>
-        <w:t xml:space="preserve">106.</w:t>
+        <w:t xml:space="preserve">108.</w:t>
       </w:r>
       <w:r>
         <w:t xml:space="preserve"> </w:t>
@@ -47009,7 +47117,7 @@
         <w:pStyle w:val="BodyText"/>
       </w:pPr>
       <w:r>
-        <w:t xml:space="preserve">107.</w:t>
+        <w:t xml:space="preserve">109.</w:t>
       </w:r>
       <w:r>
         <w:t xml:space="preserve"> </w:t>
@@ -47023,7 +47131,7 @@
         <w:pStyle w:val="BodyText"/>
       </w:pPr>
       <w:r>
-        <w:t xml:space="preserve">108.</w:t>
+        <w:t xml:space="preserve">110.</w:t>
       </w:r>
       <w:r>
         <w:t xml:space="preserve"> </w:t>
@@ -47037,7 +47145,7 @@
         <w:pStyle w:val="BodyText"/>
       </w:pPr>
       <w:r>
-        <w:t xml:space="preserve">109.</w:t>
+        <w:t xml:space="preserve">111.</w:t>
       </w:r>
       <w:r>
         <w:t xml:space="preserve"> </w:t>
@@ -47051,7 +47159,7 @@
         <w:pStyle w:val="BodyText"/>
       </w:pPr>
       <w:r>
-        <w:t xml:space="preserve">110.</w:t>
+        <w:t xml:space="preserve">112.</w:t>
       </w:r>
       <w:r>
         <w:t xml:space="preserve"> </w:t>
@@ -47065,7 +47173,7 @@
         <w:pStyle w:val="BodyText"/>
       </w:pPr>
       <w:r>
-        <w:t xml:space="preserve">111.</w:t>
+        <w:t xml:space="preserve">113.</w:t>
       </w:r>
       <w:r>
         <w:t xml:space="preserve"> </w:t>
@@ -47079,7 +47187,7 @@
         <w:pStyle w:val="BodyText"/>
       </w:pPr>
       <w:r>
-        <w:t xml:space="preserve">112.</w:t>
+        <w:t xml:space="preserve">114.</w:t>
       </w:r>
       <w:r>
         <w:t xml:space="preserve"> </w:t>
@@ -47093,7 +47201,7 @@
         <w:pStyle w:val="BodyText"/>
       </w:pPr>
       <w:r>
-        <w:t xml:space="preserve">113.</w:t>
+        <w:t xml:space="preserve">115.</w:t>
       </w:r>
       <w:r>
         <w:t xml:space="preserve"> </w:t>

--- a/01_доклад/Не_просто_накормить_доклад.docx
+++ b/01_доклад/Не_просто_накормить_доклад.docx
@@ -745,7 +745,23 @@
         <w:t xml:space="preserve"> </w:t>
       </w:r>
       <w:r>
-        <w:t xml:space="preserve">На дискуссии 26.08 (14.00–15.30, площадка № 2; со-эксперт — директор ДСО «Тесовый берег» Т. А. Нурбаев; модератор в программе не указан) обсуждаются шесть вопросов раздела 17.12. Формулировка «хозяин» в программе заменяется на «руководитель учреждения».</w:t>
+        <w:t xml:space="preserve">На дискуссии 26.08 (14.00–15.30, площадка № 2 — ДСО «Тесовый берег», п. Молодёжное;</w:t>
+      </w:r>
+      <w:r>
+        <w:t xml:space="preserve"> </w:t>
+      </w:r>
+      <w:r>
+        <w:rPr>
+          <w:b/>
+          <w:bCs/>
+        </w:rPr>
+        <w:t xml:space="preserve">модераторы — Чистяков Е. В. и Нурбаев Т. А.</w:t>
+      </w:r>
+      <w:r>
+        <w:t xml:space="preserve"> </w:t>
+      </w:r>
+      <w:r>
+        <w:t xml:space="preserve">по обновлённой программе) обсуждаются шесть вопросов раздела 17.12; формулировки «руководитель» и «баланс между» вошли в текст программы.</w:t>
       </w:r>
       <w:r>
         <w:t xml:space="preserve"> </w:t>
@@ -9927,7 +9943,7 @@
           <w:i/>
           <w:iCs/>
         </w:rPr>
-        <w:t xml:space="preserve">(Обновлено 20.08.2026 по итогам полной верификации фактов; доработано 19.08.2026 после сверки с программой семинара и правками к ней. Дискуссия 26.08, 14.00–15.30, площадка № 2: «Организация питания: опыт реализации проектов».</w:t>
+        <w:t xml:space="preserve">(Обновлено 21.08.2026 по обновлённой программе семинара («ПРОГРАММА(1)»); ранее — 20.08.2026 по итогам полной верификации фактов. Дискуссия 26.08, 14.00–15.30, площадка № 2: «Организация питания: опыт реализации проектов».</w:t>
       </w:r>
       <w:r>
         <w:rPr>
@@ -9943,7 +9959,7 @@
           <w:i/>
           <w:iCs/>
         </w:rPr>
-        <w:t xml:space="preserve">Эксперты</w:t>
+        <w:t xml:space="preserve">Модераторы сессии (обновлённая программа):</w:t>
       </w:r>
       <w:r>
         <w:rPr>
@@ -9957,7 +9973,7 @@
           <w:i/>
           <w:iCs/>
         </w:rPr>
-        <w:t xml:space="preserve">(не модераторы — в программе модератор этой сессии не указан, правка № 14): Е. В. Чистяков, директор СПб ГАСУСОН «ДСО „Серафимовский”»; Т. А. Нурбаев, директор СПб ГБСУСОН «ДСО „Тесовый берег”» (в программе у Нурбаева ошибочно стоит ГАСУСОН — по ЕГРЮЛ учреждение бюджетное, ИНН 7827661874, ОГРН 1027812404256). Шесть вопросов ниже воспроизведены дословно по программе семинара с учётом правок к ней (№ 14–16): «хозяин» заменён на «руководителя» (правка № 15), вопрос 5 звучит как «баланс</w:t>
+        <w:t xml:space="preserve">Е. В. Чистяков, директор СПб ГАСУСОН «ДСО „Серафимовский”»; Т. А. Нурбаев, директор СПб ГБСУСОН «ДСО „Тесовый берег”» — прежняя правка № 14 («модератор не указан») снята организаторами. Площадка № 2 — сам ДСО «Тесовый берег» (Санкт-Петербург, п. Молодёжное, Средневыборгское шоссе, д. 14): сессия о питании проходит в доме со-модератора; в программе у Нурбаева указано ГБСУСОН — верно, по ЕГРЮЛ учреждение бюджетное, ИНН 7827661874, ОГРН 1027812404256. Шесть вопросов ниже воспроизведены дословно по обновлённой программе (правки № 15–16 вошли в её текст): «руководитель» вместо «хозяина» (правка № 15), вопрос 5 — «баланс</w:t>
       </w:r>
       <w:r>
         <w:rPr>
@@ -9987,7 +10003,7 @@
           <w:i/>
           <w:iCs/>
         </w:rPr>
-        <w:t xml:space="preserve">выбором недееспособного проживающего „что ему есть“ и имеющимися у него медицинскими рекомендациями» (правка № 16). Ответы подготовлены на основании верифицированной нормативной базы и публичной практики 2024–2026 годов: все цифры, даты и реквизиты актов проверены по первоисточникам (consultant.ru, garant.ru, publication.pravo.gov.ru, mintrud.gov.ru, klerk.ru, peterburg-pravo.ru, tenmon.ru, tenderguru.ru, kcso-barnaul.gosuslugi.ru, официальный сайт ДСО «Серафимовский» www.pni9.ru); корректура 19.08.2026 — исправлены дата приказа Минтруда 520н, наборы продуктов для ПНИ/ДСО СПб по Постановлению 1284, тип акта о базовых нормативах 655,53 руб, разделение правовых оснований 195-ФЗ (изменения 3185-1 ст. 27, 30; не ст. 37/43).</w:t>
+        <w:t xml:space="preserve">выбором недееспособного проживающего „что ему есть“ и имеющимися у него медицинскими рекомендациями» (правка № 16). Ответы подготовлены на основании верифицированной нормативной базы и публичной практики 2024–2026 годов: все цифры, даты и реквизиты актов проверены по первоисточникам (consultant.ru, garant.ru, publication.pravo.gov.ru, mintrud.gov.ru, klerk.ru, peterburg-pravo.ru, tenmon.ru, tenderguru.ru, kcso-barnaul.gosuslugi.ru, официальный сайт ДСО «Серафимовский» www.pni9.ru).</w:t>
       </w:r>
     </w:p>
     <w:bookmarkStart w:id="149" w:name="общая-логика-раздела-как-устроены-ответы"/>
@@ -15062,10 +15078,10 @@
           <w:b/>
           <w:bCs/>
         </w:rPr>
-        <w:t xml:space="preserve">дискуссия экспертов</w:t>
-      </w:r>
-      <w:r>
-        <w:t xml:space="preserve">, не лекция одного директора. Модератора в программе нет: регламент выступлений нужно согласовать с оргкомитетом до 25.08 (правка № 14). Рабочая схема без модератора:</w:t>
+        <w:t xml:space="preserve">дискуссия двух модераторов</w:t>
+      </w:r>
+      <w:r>
+        <w:t xml:space="preserve">, не лекция одного директора: обновлённая программа назначает Чистякова и Нурбаева модераторами сессии (правка № 14 «без модератора» снята), а площадка № 2 — дом Нурбаева, «Тесовый берег»: зал живёт его распорядком, и это часть содержательного поля сессии. Рабочая схема на 90 минут:</w:t>
       </w:r>
     </w:p>
     <w:p>
@@ -15174,7 +15190,7 @@
         <w:pStyle w:val="FirstParagraph"/>
       </w:pPr>
       <w:r>
-        <w:t xml:space="preserve">Питание — не отдельный «кухонный» трек. Вопросы других сессий, если их не закрыть здесь, вернутся в зал 26.08 как «а вчера нам говорили другое». Ниже — только те пересечения, где есть норма или раздел этого доклада. Формулировки вопросов — по программе (PDF от 19.08.2026) с учётом правок № 6, 15, 16.</w:t>
+        <w:t xml:space="preserve">Питание — не отдельный «кухонный» трек. Вопросы других сессий, если их не закрыть здесь, вернутся в зал 26.08 как «а вчера нам говорили другое». Ниже — только те пересечения, где есть норма или раздел этого доклада. Формулировки — по обновлённой программе («ПРОГРАММА(1)», 21.08.2026); правки № 15–16 вошли в её текст.</w:t>
       </w:r>
     </w:p>
     <w:bookmarkStart w:id="154" w:name="право-быть-человеком"/>
@@ -15330,13 +15346,13 @@
       </w:r>
     </w:p>
     <w:bookmarkEnd w:id="156"/>
-    <w:bookmarkStart w:id="157" w:name="как-наладить-жизнь-в-доме"/>
+    <w:bookmarkStart w:id="157" w:name="как-наладить-жизнь-в-доме-мозговой-штурм"/>
     <w:p>
       <w:pPr>
         <w:pStyle w:val="Heading3"/>
       </w:pPr>
       <w:r>
-        <w:t xml:space="preserve">17.13.4. 25.08, 16.15–18.00. «Как наладить жизнь в доме?»</w:t>
+        <w:t xml:space="preserve">17.13.4. 26.08, 16.00–17.45. «Как наладить жизнь в доме?» (мозговой штурм)</w:t>
       </w:r>
     </w:p>
     <w:p>
@@ -15400,13 +15416,13 @@
       </w:r>
     </w:p>
     <w:bookmarkEnd w:id="159"/>
-    <w:bookmarkStart w:id="160" w:name="лекция-а.-к.-федермессер-о-достоинстве"/>
+    <w:bookmarkStart w:id="160" w:name="Xce123359dd0ee26d0b5ca0dca3a53f9341eaa84"/>
     <w:p>
       <w:pPr>
         <w:pStyle w:val="Heading3"/>
       </w:pPr>
       <w:r>
-        <w:t xml:space="preserve">17.13.7. 26.08, 16.00–17.30. Лекция А. К. Федермессер о достоинстве</w:t>
+        <w:t xml:space="preserve">17.13.7. 26.08, 16.15–17.45. Интерактивная лекция А. К. Федермессер «Как обеспечить соблюдение права на достоинство»</w:t>
       </w:r>
     </w:p>
     <w:p>

--- a/01_доклад/Не_просто_накормить_доклад.docx
+++ b/01_доклад/Не_просто_накормить_доклад.docx
@@ -259,7 +259,7 @@
         <w:t xml:space="preserve">6</w:t>
       </w:r>
       <w:r>
-        <w:t xml:space="preserve">. В вашем доме цифра будет другой. Логика та же: выбор блюда — не сделка; опекун учитывает мнение (ст. 29 ГК).</w:t>
+        <w:t xml:space="preserve">. В вашем доме цифра будет другой. Логика та же: повседневное пищевое предпочтение обычно не является сделкой; опекун учитывает мнение (ст. 29 ГК).</w:t>
       </w:r>
     </w:p>
     <w:p>
@@ -689,7 +689,7 @@
         <w:t xml:space="preserve">6</w:t>
       </w:r>
       <w:r>
-        <w:t xml:space="preserve">. Сделки совершает опекун (ст. 29 ГК РФ). Выбор блюда — не сделка. Опекун учитывает мнение подопечного (ст. 29 ГК, 48-ФЗ). Статья 43 Закона № 3185-1 задаёт статус проживающих, не эту обязанность. 442-ФЗ — права получателя и ИППСУ. Кто не говорит — показ двух порций, наблюдение, пищевая биография. Разделы 15, 16.</w:t>
+        <w:t xml:space="preserve">. Сделки совершает опекун (ст. 29 ГК РФ). Повседневное предпочтение обычно не сделка — а мнение недееспособного обязаны выяснять и учитывать. Опекун учитывает мнение подопечного (ст. 29 ГК, 48-ФЗ). Статья 43 Закона № 3185-1 задаёт статус проживающих, не эту обязанность. 442-ФЗ — права получателя и ИППСУ. Кто не говорит — показ двух порций, наблюдение, пищевая биография. Разделы 15, 16.</w:t>
       </w:r>
     </w:p>
     <w:p>
@@ -1059,10 +1059,42 @@
     </w:p>
     <w:p>
       <w:pPr>
+        <w:pStyle w:val="Compact"/>
+        <w:numPr>
+          <w:ilvl w:val="0"/>
+          <w:numId w:val="1002"/>
+        </w:numPr>
+      </w:pPr>
+      <w:r>
+        <w:rPr>
+          <w:b/>
+          <w:bCs/>
+        </w:rPr>
+        <w:t xml:space="preserve">Ночной интервал:</w:t>
+      </w:r>
+      <w:r>
+        <w:t xml:space="preserve"> </w:t>
+      </w:r>
+      <w:r>
+        <w:t xml:space="preserve">фактический интервал «ужин — завтрак» замерен и не превышает 14 часов; при превышении — сдвиг расписания (ужин позже или завтрак раньше) либо введение вечернего перекуса по согласованию с врачом (раздел 13.9).</w:t>
+      </w:r>
+      <w:r>
+        <w:t xml:space="preserve"> </w:t>
+      </w:r>
+      <w:r>
+        <w:rPr>
+          <w:i/>
+          <w:iCs/>
+        </w:rPr>
+        <w:t xml:space="preserve">(Уточнение 19.08.2026.)</w:t>
+      </w:r>
+    </w:p>
+    <w:p>
+      <w:pPr>
         <w:pStyle w:val="FirstParagraph"/>
       </w:pPr>
       <w:r>
-        <w:t xml:space="preserve">Если хотя бы один пункт не выполняется — начните с него, а не с выбора блюд.</w:t>
+        <w:t xml:space="preserve">Если хотя бы один из шести пунктов не выполняется — начните с него, а не с выбора блюд.</w:t>
       </w:r>
     </w:p>
     <w:p>
@@ -3242,7 +3274,7 @@
         <w:pStyle w:val="FirstParagraph"/>
       </w:pPr>
       <w:r>
-        <w:t xml:space="preserve">Между мономеню и «полным выбором» — не пропасть, а лестница. Каждая ступень — работающая модель с известной ценой и рисками; две нижние подтверждены российской практикой</w:t>
+        <w:t xml:space="preserve">Между мономеню и «полным выбором» — не пропасть, а лестница. Каждая модель (М0–М5) — рабочая конфигурация с известной ценой и рисками; две нижние подтверждены российской практикой</w:t>
       </w:r>
       <w:r>
         <w:t xml:space="preserve">1</w:t>
@@ -3266,7 +3298,7 @@
           <w:b/>
           <w:bCs/>
         </w:rPr>
-        <w:t xml:space="preserve">Ступень 0. Мономеню с учётом отказов.</w:t>
+        <w:t xml:space="preserve">Модель М0. Мономеню с учётом отказов.</w:t>
       </w:r>
       <w:r>
         <w:t xml:space="preserve"> </w:t>
@@ -3290,7 +3322,7 @@
           <w:b/>
           <w:bCs/>
         </w:rPr>
-        <w:t xml:space="preserve">Ступень 1. Выбор из двух вариантов в одной позиции.</w:t>
+        <w:t xml:space="preserve">Модель М1. Выбор из двух вариантов в одной позиции.</w:t>
       </w:r>
       <w:r>
         <w:t xml:space="preserve"> </w:t>
@@ -3314,7 +3346,7 @@
           <w:b/>
           <w:bCs/>
         </w:rPr>
-        <w:t xml:space="preserve">Ступень 2. Выбор по всем основным позициям ежедневно.</w:t>
+        <w:t xml:space="preserve">Модель М2. Выбор по всем основным позициям ежедневно.</w:t>
       </w:r>
       <w:r>
         <w:t xml:space="preserve"> </w:t>
@@ -3347,7 +3379,7 @@
           <w:b/>
           <w:bCs/>
         </w:rPr>
-        <w:t xml:space="preserve">Ступень 3. Выбор на линии раздачи («шведский стол»).</w:t>
+        <w:t xml:space="preserve">Модель М3. Выбор на линии раздачи («шведский стол»).</w:t>
       </w:r>
       <w:r>
         <w:t xml:space="preserve"> </w:t>
@@ -3380,7 +3412,7 @@
           <w:b/>
           <w:bCs/>
         </w:rPr>
-        <w:t xml:space="preserve">Ступень 4. Семейная подача за столом.</w:t>
+        <w:t xml:space="preserve">Модель М4. Семейная подача за столом.</w:t>
       </w:r>
       <w:r>
         <w:t xml:space="preserve"> </w:t>
@@ -3404,7 +3436,7 @@
           <w:b/>
           <w:bCs/>
         </w:rPr>
-        <w:t xml:space="preserve">Ступень 5. «Своя кухня».</w:t>
+        <w:t xml:space="preserve">Модель М5. «Своя кухня».</w:t>
       </w:r>
       <w:r>
         <w:t xml:space="preserve"> </w:t>
@@ -3443,7 +3475,7 @@
         <w:pStyle w:val="FirstParagraph"/>
       </w:pPr>
       <w:r>
-        <w:t xml:space="preserve">Внедрение любой ступени проверяется пятью критериями; формальная «вариативность» отсеивается ими безошибочно (раздел 22 и приложение 24):</w:t>
+        <w:t xml:space="preserve">Внедрение любой модели проверяется пятью критериями; формальная «вариативность» отсеивается ими безошибочно (раздел 22 и приложение 24):</w:t>
       </w:r>
     </w:p>
     <w:p>
@@ -3577,7 +3609,7 @@
         <w:pStyle w:val="FirstParagraph"/>
       </w:pPr>
       <w:r>
-        <w:t xml:space="preserve">Не существует вопроса «вводить ли вариативность» — существует вопрос «какая ступень нам по силам в этом году». Лестница позволяет начать там, где вы стоите: дом с хаотичными журналами начинает со ступени 0; дом с порядком в документах — со ступени 1 на одном отделении; дом с устоявшимся пилотом — со ступени 2. Российские подтверждённые практики занимают ступени 1–2</w:t>
+        <w:t xml:space="preserve">Не существует вопроса «вводить ли вариативность» — существует вопрос «какая модель (М0–М5) нам по силам в этом году». Лестница позволяет начать там, где вы стоите: дом с хаотичными журналами начинает с модели М0; дом с порядком в документах — с модели М1 на одном отделении; дом с устоявшимся пилотом — с модели М2. Российские подтверждённые практики занимают модели М1–М2</w:t>
       </w:r>
       <w:r>
         <w:t xml:space="preserve">1</w:t>
@@ -3610,7 +3642,7 @@
         <w:pStyle w:val="FirstParagraph"/>
       </w:pPr>
       <w:r>
-        <w:t xml:space="preserve">Лестница работает в обе стороны, и движение вниз — более частый сюжет, чем движение вверх. Типовая механика регресса из трёх шагов: уходит инициатор (заведующая, диетсестра) → процедура показа меню «временно» упрощается → через квартал журнал ведётся «для проверки», а выбор снова делает кухня. Внешне организация остаётся «внедрившей» — положение-то действует. Признаки регресса читаются в панели чисел раньше, чем в жалобах: падает доля выбирающих, растёт доля «стандартных», журнал срывов пустеет (не потому что срывов нет, а потому что записывать перестали). Противоядие одно: владение ступенью закрепляется не человеком, а документом и ритмом — приказ, ротация ответственных, квартальная панель (раздел 31). Практика, которая пережила смену двух заведующих, считается устоявшейся; до этого рубежа она — проект конкретного энтузиаста.</w:t>
+        <w:t xml:space="preserve">Лестница работает в обе стороны, и движение вниз — более частый сюжет, чем движение вверх. Типовая механика регресса из трёх шагов: уходит инициатор (заведующая, диетсестра) → процедура показа меню «временно» упрощается → через квартал журнал ведётся «для проверки», а выбор снова делает кухня. Внешне организация остаётся «внедрившей» — положение-то действует. Признаки регресса читаются в панели чисел раньше, чем в жалобах: падает доля выбирающих, растёт доля «стандартных», журнал срывов пустеет (не потому что срывов нет, а потому что записывать перестали). Противоядие одно: владение моделью закрепляется не человеком, а документом и ритмом — приказ, ротация ответственных, квартальная панель (раздел 31). Практика, которая пережила смену двух заведующих, считается устоявшейся; до этого рубежа она — проект конкретного энтузиаста.</w:t>
       </w:r>
     </w:p>
     <w:bookmarkEnd w:id="46"/>
@@ -3628,7 +3660,19 @@
         <w:pStyle w:val="FirstParagraph"/>
       </w:pPr>
       <w:r>
-        <w:t xml:space="preserve">Не путайте эту лестницу с лестницей моделей раздела 8.2: там ступени — способы организации раздачи (два варианта, шведский стол, семейная подача, своя кухня), здесь — мера контроля над едой, возвращённого жителю. Это разные оси, и их ступени не совпадают по номерам. Любая ступень измеряется в конечном счёте одним вопросом: что изменилось в тарелке конкретного жителя сегодня? Проверка ступени через жителя, а не через документ: на нулевой — его еда определена тремя ступенями чужих решений (регион — кухня — смена); на первой — его спросили, но тарелка та же; на второй — его выбор дошёл до тарелки сегодня; на третьей — до неё дошли ещё время и место; на четвёртой — он влияет на меню через совет; на пятой — еда снова часть его жизни, а не процедуры. Вопрос «на какой мы ступени» звучит абстрактно до тех пор, пока не задаётся про одного жителя по имени — дальше он звучит как план.</w:t>
+        <w:rPr>
+          <w:i/>
+          <w:iCs/>
+        </w:rPr>
+        <w:t xml:space="preserve">Примечание (уточнение 19.08.2026): нумерация ступеней участия (0–5) не совпадает с моделями организации (М0–М5, раздел 8.2). Это разные оси измерения: модели описывают технологию раздачи, ступени участия — меру контроля над едой, возвращённого жителю.</w:t>
+      </w:r>
+    </w:p>
+    <w:p>
+      <w:pPr>
+        <w:pStyle w:val="BodyText"/>
+      </w:pPr>
+      <w:r>
+        <w:t xml:space="preserve">Не путайте эту лестницу с лестницей моделей раздела 8.2: там модели (М0–М5) — способы организации раздачи (два варианта, шведский стол, семейная подача, своя кухня), здесь — мера контроля над едой, возвращённого жителю. Это разные оси, и их ступени не совпадают по номерам. Любая ступень измеряется в конечном счёте одним вопросом: что изменилось в тарелке конкретного жителя сегодня? Проверка ступени через жителя, а не через документ: на нулевой — его еда определена тремя ступенями чужих решений (регион — кухня — смена); на первой — его спросили, но тарелка та же; на второй — его выбор дошёл до тарелки сегодня; на третьей — до неё дошли ещё время и место; на четвёртой — он влияет на меню через совет; на пятой — еда снова часть его жизни, а не процедуры. Вопрос «на какой мы ступени» звучит абстрактно до тех пор, пока не задаётся про одного жителя по имени — дальше он звучит как план.</w:t>
       </w:r>
       <w:r>
         <w:t xml:space="preserve"> </w:t>
@@ -6000,10 +6044,20 @@
         <w:pStyle w:val="FirstParagraph"/>
       </w:pPr>
       <w:r>
-        <w:t xml:space="preserve">«Кормить силой» в бытовом смысле недопустимо безоговорочно: это насилие, прямо противоречащее и правам пациента по ст. 37 Закона № 3185-1 (гуманное отношение, уважение человеческого достоинства), и общим началам законодательства об охране здоровья</w:t>
+        <w:t xml:space="preserve">«Кормить силой» в бытовом смысле недопустимо безоговорочно: это насилие, прямо противоречащее и правам пациента по ст. 37 (ч. 2 — гуманное обращение и уважение достоинства) Закона № 3185-1 в связи со ст. 43, и общим началам законодательства об охране здоровья</w:t>
       </w:r>
       <w:r>
         <w:t xml:space="preserve">7</w:t>
+      </w:r>
+      <w:r>
+        <w:t xml:space="preserve"> </w:t>
+      </w:r>
+      <w:r>
+        <w:rPr>
+          <w:i/>
+          <w:iCs/>
+        </w:rPr>
+        <w:t xml:space="preserve">(уточнение 19.08.2026)</w:t>
       </w:r>
       <w:r>
         <w:t xml:space="preserve">. Иное — медицинское искусственное питание: решение о нём принимает врач в рамках законодательства об охране здоровья и правил оказания психиатрической помощи; это клиническая, а не административная плоскость, и доклад в неё не входит. Граница для персонала формулируется одной фразой: еду предлагают, заменяют, адаптируют, фиксируют и эскалируют — но не вводят силой.</w:t>
@@ -6254,10 +6308,20 @@
         <w:t xml:space="preserve">12</w:t>
       </w:r>
       <w:r>
-        <w:t xml:space="preserve">. Консенсусное определение клинически значимой прибавки (≥7 % массы тела) при длительном применении (около 38 недель, Campforts и соавт., 2023) достигается при клозапине у 76,3 % пациентов, при оланзапине — у 36,9 %, при рисперидоне — у 23,0 %</w:t>
+        <w:t xml:space="preserve">. Консенсусное определение клинически значимой прибавки (≥7 % массы тела) при длительном применении (около 38 недель, Campforts и соавт., 2026, BJPsych Open) достигается при клозапине у 76,3 % пациентов, при оланзапине — у 36,9 %, при рисперидоне — у 23,0 %</w:t>
       </w:r>
       <w:r>
         <w:t xml:space="preserve">60</w:t>
+      </w:r>
+      <w:r>
+        <w:t xml:space="preserve"> </w:t>
+      </w:r>
+      <w:r>
+        <w:rPr>
+          <w:i/>
+          <w:iCs/>
+        </w:rPr>
+        <w:t xml:space="preserve">(год уточнён по реестру 19.08.2026; в прежних версиях ошибочно 2023)</w:t>
       </w:r>
       <w:r>
         <w:t xml:space="preserve">. При первом эпизоде психоза скорость максимальна: долгосрочная прибавка достигает +9,34 кг (оланзапин) и +7,19 кг (клозапин)</w:t>
@@ -7887,7 +7951,7 @@
         <w:t xml:space="preserve"> </w:t>
       </w:r>
       <w:r>
-        <w:t xml:space="preserve">(п. 1 ст. 30; при ограничении дееспособности вследствие психического расстройства — п. 2 ст. 30 со ссылкой на подп. 1 п. 2 ст. 26), а не недееспособным — эти режимы нельзя смешивать. Выбор блюда при раздаче — не сделка, а элемент ухода и реализации права на достоинство; он не требует дееспособности.</w:t>
+        <w:t xml:space="preserve">(п. 1 ст. 30; при ограничении дееспособности вследствие психического расстройства — п. 2 ст. 30 со ссылкой на подп. 1 п. 2 ст. 26), а не недееспособным — эти режимы нельзя смешивать. Повседневное пищевое предпочтение (выбор блюда при раздаче) обычно не относится к гражданско-правовым сделкам — это элемент ухода и реализации права на достоинство; недееспособность сама по себе не устраняет обязанности выяснять и учитывать мнение человека (ст. 29 ГК, 48-ФЗ).</w:t>
       </w:r>
       <w:r>
         <w:t xml:space="preserve"> </w:t>
@@ -15431,7 +15495,7 @@
         <w:pStyle w:val="FirstParagraph"/>
       </w:pPr>
       <w:r>
-        <w:t xml:space="preserve">Вопросы 1–4: интересы подопечного, кто их выявляет, алгоритмы. На столе это вопрос 5 дискуссии 26.08. Алгоритм уже есть: выбор блюда — не сделка и не медицинское вмешательство (ст. 29 ГК, ст. 11 3185-1 применяется к диете, не к «котлета или рыба»). Иерархия источников воли — раздел 16.4. Опекун содействует, не подменяет. Назначение диеты — извещение опеки не позднее следующего дня (ч. 3 ст. 11 3185-1).</w:t>
+        <w:t xml:space="preserve">Вопросы 1–4: интересы подопечного, кто их выявляет, алгоритмы. На столе это вопрос 5 дискуссии 26.08. Алгоритм уже есть: повседневное предпочтение обычно не сделка и не медицинское вмешательство (ст. 29 ГК, ст. 11 3185-1 применяется к диете, не к «котлета или рыба»). Иерархия источников воли — раздел 16.4. Опекун содействует, не подменяет. Назначение диеты — извещение опеки не позднее следующего дня (ч. 3 ст. 11 3185-1).</w:t>
       </w:r>
     </w:p>
     <w:bookmarkEnd w:id="158"/>
@@ -15928,7 +15992,7 @@
         <w:pStyle w:val="FirstParagraph"/>
       </w:pPr>
       <w:r>
-        <w:t xml:space="preserve">Вариативность не создаёт новых санитарных требований — она удваивает точки применения существующих. Если контур (пробы, температуры, маркировка, журналы) работает фактически, второй вариант проходит его без проблем; если контур имитируется, вариативность удвоит имитацию и риск. Поэтому санитарная готовность — обязательная ступень 0 дорожной карты (раздел 35): сначала контур, потом выбор.</w:t>
+        <w:t xml:space="preserve">Вариативность не создаёт новых санитарных требований — она удваивает точки применения существующих. Если контур (пробы, температуры, маркировка, журналы) работает фактически, второй вариант проходит его без проблем; если контур имитируется, вариативность удвоит имитацию и риск. Поэтому санитарная готовность — обязательная модель М0 дорожной карты (раздел 35): сначала контур, потом выбор.</w:t>
       </w:r>
     </w:p>
     <w:bookmarkEnd w:id="171"/>
@@ -16216,7 +16280,7 @@
         <w:pStyle w:val="FirstParagraph"/>
       </w:pPr>
       <w:r>
-        <w:t xml:space="preserve">Вариативность ступеней 1–2 (раздел 8) не требует второй линии производства. Она требует второго варианта</w:t>
+        <w:t xml:space="preserve">Вариативность моделей М1–М2 (раздел 8) не требует второй линии производства. Она требует второго варианта</w:t>
       </w:r>
       <w:r>
         <w:t xml:space="preserve"> </w:t>
@@ -17375,7 +17439,7 @@
         <w:t xml:space="preserve">два варианта на подносе</w:t>
       </w:r>
       <w:r>
-        <w:t xml:space="preserve">, а не вторая очередь в коридоре: житель видит обе порции (или картинки на двери), показывает, стандартный вариант всегда есть, журнал заказа ведётся на посту. Температура доходит до комнаты по технологическим документам, замер — на последней выдаче, не только на линии (та же логика, что при карантине, раздел 18.11 и приложение 45). Помощь приходит с едой, а не после неё (раздел 20.3). Проверка ступени для постельного жителя та же, что для ходячего: вчера был ли у него реальный второй вариант — на подносе, не в положении.</w:t>
+        <w:t xml:space="preserve">, а не вторая очередь в коридоре: житель видит обе порции (или картинки на двери), показывает, стандартный вариант всегда есть, журнал заказа ведётся на посту. Температура доходит до комнаты по технологическим документам, замер — на последней выдаче, не только на линии (та же логика, что при карантине, раздел 18.11 и приложение 45). Помощь приходит с едой, а не после неё (раздел 20.3). Проверка модели для постельного жителя та же, что для ходячего: вчера был ли у него реальный второй вариант — на подносе, не в положении.</w:t>
       </w:r>
     </w:p>
     <w:bookmarkEnd w:id="197"/>
@@ -18875,6 +18939,24 @@
         <w:t xml:space="preserve">Различия между регионами — в деталях граммов, категориях и степени свободы таблиц замен. Систематического сопоставления всех 89 субъектов не существует (мы не нашли такого обзора — фиксируем как пробел данных); поэтому любые обобщения о «российских нормах вообще» следует делать осторожно.</w:t>
       </w:r>
     </w:p>
+    <w:p>
+      <w:pPr>
+        <w:pStyle w:val="BodyText"/>
+      </w:pPr>
+      <w:r>
+        <w:t xml:space="preserve">Важное уточнение: приказ Минтруда 520н имеет статус «рекомендуемые нормы» на федеральном уровне (не регистрировался в Минюсте — рекомендательный, а не императивный акт). Однако в ряде субъектов РФ региональные нормативные акты прямо ссылаются на 520н как на основу для подведомственных учреждений, что делает эти нормы обязательными в данном регионе независимо от федерального статуса. При проверке своей региональной рамки (раздел 24.4, шаг 1) уточняйте не только наличие регионального акта, но и его ссылочный аппарат на федеральные нормы.</w:t>
+      </w:r>
+      <w:r>
+        <w:t xml:space="preserve"> </w:t>
+      </w:r>
+      <w:r>
+        <w:rPr>
+          <w:i/>
+          <w:iCs/>
+        </w:rPr>
+        <w:t xml:space="preserve">(Уточнение 19.08.2026.)</w:t>
+      </w:r>
+    </w:p>
     <w:bookmarkEnd w:id="225"/>
     <w:bookmarkStart w:id="226" w:name="Xcfa3776335e25a79da1ea8ead29f95cd9d002ec"/>
     <w:p>
@@ -18962,7 +19044,7 @@
         <w:t xml:space="preserve"> </w:t>
       </w:r>
       <w:r>
-        <w:t xml:space="preserve">(Воронежская, Московская, Ульяновская области): реабилитационная рамка, где питание — элемент восстановления навыков; ближе к ступеням 3–5 лестницы (раздел 8).</w:t>
+        <w:t xml:space="preserve">(Воронежская, Московская, Ульяновская области): реабилитационная рамка, где питание — элемент восстановления навыков; ближе к моделям М3–М5 лестницы (раздел 8).</w:t>
       </w:r>
     </w:p>
     <w:p>
@@ -19281,7 +19363,7 @@
         <w:pStyle w:val="BodyText"/>
       </w:pPr>
       <w:r>
-        <w:t xml:space="preserve">Разбор конфигурации: ступень 1 лестницы (раздел 8) — точечный выбор на ключевых приёмах и днях; вариативность встроена в структуру норм (ответственная — диетсестра), что снимает конфликт «выбор против раскладки». Чего в источнике нет: охват (все отделения или часть), учёт невербального выбора, статистика, влияние на отходы, судьба после 2024 года. Данных нет — и это повод для прямого контакта, а не для домыслов.</w:t>
+        <w:t xml:space="preserve">Разбор конфигурации: модель М1 лестницы (раздел 8) — точечный выбор на ключевых приёмах и днях; вариативность встроена в структуру норм (ответственная — диетсестра), что снимает конфликт «выбор против раскладки». Чего в источнике нет: охват (все отделения или часть), учёт невербального выбора, статистика, влияние на отходы, судьба после 2024 года. Данных нет — и это повод для прямого контакта, а не для домыслов.</w:t>
       </w:r>
     </w:p>
     <w:bookmarkEnd w:id="233"/>
@@ -19339,7 +19421,7 @@
         <w:pStyle w:val="BodyText"/>
       </w:pPr>
       <w:r>
-        <w:t xml:space="preserve">Разбор конфигурации: ступень 2 — ежедневный выбор по всем основным позициям, полный охват. Два ценнейших для семинара факта из первых рук: (1) главное сопротивление было внутренним (страхи персонала) и не материализовалось; (2) внедрение сопровождалось бытовым апгрейдом (посуда) и обучением жителей — вариативность как программа, а не как приказ. Успенский ПНИ — участник семинара (№ 117 по приложению).</w:t>
+        <w:t xml:space="preserve">Разбор конфигурации: модель М2 — ежедневный выбор по всем основным позициям, полный охват. Два ценнейших для семинара факта из первых рук: (1) главное сопротивление было внутренним (страхи персонала) и не материализовалось; (2) внедрение сопровождалось бытовым апгрейдом (посуда) и обучением жителей — вариативность как программа, а не как приказ. Успенский ПНИ — участник семинара (№ 117 по приложению).</w:t>
       </w:r>
     </w:p>
     <w:bookmarkEnd w:id="234"/>
@@ -19523,7 +19605,7 @@
         <w:pStyle w:val="BodyText"/>
       </w:pPr>
       <w:r>
-        <w:t xml:space="preserve">Разбор конфигурации: ступень 1 — заказ накануне для части жителей (модель, близкая к пилоту раздела 35). Два факта, которых нет ни в одном другом публичном российском кейсе. Первый: старт</w:t>
+        <w:t xml:space="preserve">Разбор конфигурации: модель М1 — заказ накануне для части жителей (конфигурация, близкая к пилоту раздела 35). Два факта, которых нет ни в одном другом публичном российском кейсе. Первый: старт</w:t>
       </w:r>
       <w:r>
         <w:t xml:space="preserve"> </w:t>
@@ -19819,7 +19901,7 @@
               <w:pStyle w:val="Compact"/>
             </w:pPr>
             <w:r>
-              <w:t xml:space="preserve">Ступень</w:t>
+              <w:t xml:space="preserve">Модель</w:t>
             </w:r>
           </w:p>
         </w:tc>
@@ -19898,7 +19980,7 @@
               <w:pStyle w:val="Compact"/>
             </w:pPr>
             <w:r>
-              <w:t xml:space="preserve">1</w:t>
+              <w:t xml:space="preserve">М1</w:t>
             </w:r>
           </w:p>
         </w:tc>
@@ -19977,7 +20059,7 @@
               <w:pStyle w:val="Compact"/>
             </w:pPr>
             <w:r>
-              <w:t xml:space="preserve">2</w:t>
+              <w:t xml:space="preserve">М2</w:t>
             </w:r>
           </w:p>
         </w:tc>
@@ -20056,7 +20138,7 @@
               <w:pStyle w:val="Compact"/>
             </w:pPr>
             <w:r>
-              <w:t xml:space="preserve">1→2</w:t>
+              <w:t xml:space="preserve">М1→М2</w:t>
             </w:r>
           </w:p>
         </w:tc>
@@ -20135,7 +20217,7 @@
               <w:pStyle w:val="Compact"/>
             </w:pPr>
             <w:r>
-              <w:t xml:space="preserve">1</w:t>
+              <w:t xml:space="preserve">М1</w:t>
             </w:r>
           </w:p>
         </w:tc>
@@ -20214,7 +20296,7 @@
               <w:pStyle w:val="Compact"/>
             </w:pPr>
             <w:r>
-              <w:t xml:space="preserve">2</w:t>
+              <w:t xml:space="preserve">М2</w:t>
             </w:r>
           </w:p>
         </w:tc>
@@ -21813,7 +21895,23 @@
         <w:t xml:space="preserve">37</w:t>
       </w:r>
       <w:r>
-        <w:t xml:space="preserve">. Теперь типовой российский распорядок: ужин 17:30, завтрак 8:30 — пятнадцать часов. Это не экзотическое нарушение, а норма большинства зданий, и меняется она не ремонтом, а двумя решениями: сдвигом ужина или завтрака хотя бы на час и легитимизацией вечернего перекуса (кефир, хлеб — раздел 13.9). Проверка в вашем доме занимает минуту: возьмите распорядок и вычтите. Если получилось больше 13–14 часов — у вас есть первое конкретное изменение, не требующее ничего, кроме приказа о распорядке, и при этом измеримо влияющее на ночное едение, утреннее самочувствие и срывы.</w:t>
+        <w:t xml:space="preserve">.</w:t>
+      </w:r>
+      <w:r>
+        <w:t xml:space="preserve"> </w:t>
+      </w:r>
+      <w:r>
+        <w:rPr>
+          <w:i/>
+          <w:iCs/>
+        </w:rPr>
+        <w:t xml:space="preserve">Оговорка сопоставимости: это нормы разных систем регулирования (национальные правила и условия сертификации CMS), определения «приёма пищи» и учёт перекусов различаются — прямое нормативное сравнение ограничено; рабочая инструкция — считать фактический интервал своего дома по каждому режиму питания и отдельно проверять доступность позднего перекуса.</w:t>
+      </w:r>
+      <w:r>
+        <w:t xml:space="preserve"> </w:t>
+      </w:r>
+      <w:r>
+        <w:t xml:space="preserve">Теперь типовой российский распорядок: ужин 17:30, завтрак 8:30 — пятнадцать часов. Это не экзотическое нарушение, а норма большинства зданий, и меняется она не ремонтом, а двумя решениями: сдвигом ужина или завтрака хотя бы на час и легитимизацией вечернего перекуса (кефир, хлеб — раздел 13.9). Проверка в вашем доме занимает минуту: возьмите распорядок и вычтите. Если получилось больше 13–14 часов — у вас есть первое конкретное изменение, не требующее ничего, кроме приказа о распорядке, и при этом измеримо влияющее на ночное едение, утреннее самочувствие и срывы.</w:t>
       </w:r>
       <w:r>
         <w:t xml:space="preserve"> </w:t>
@@ -27253,7 +27351,7 @@
         <w:t xml:space="preserve"> </w:t>
       </w:r>
       <w:r>
-        <w:t xml:space="preserve">(кейс 22): весь год строится вокруг предзаказа и буфета; ступень лестницы фиксируется как «максимум для данной инфраструктуры» и не маскируется под полную вариативность; реконструкция — отдельной повесткой с учредителем ежегодно.</w:t>
+        <w:t xml:space="preserve">(кейс 22): весь год строится вокруг предзаказа и буфета; модель лестницы фиксируется как «максимум для данной инфраструктуры» и не маскируется под полную вариативность; реконструкция — отдельной повесткой с учредителем ежегодно.</w:t>
       </w:r>
       <w:r>
         <w:t xml:space="preserve"> </w:t>
@@ -27282,7 +27380,7 @@
         <w:t xml:space="preserve">Ветка «учредитель против»</w:t>
       </w:r>
       <w:r>
-        <w:t xml:space="preserve">: год строится на замерах и документах без изменения линии (замеры не требуют согласования); собранная доказательная база — предмет повторного разговора на следующий цикл; параллельно — региональная группа семинара как внешний аргумент (раздел 40). Общий принцип веток: обеднённый сценарий — не «урезанный базовый», а другой маршрут к той же ступени; его отличие — темп, а не направление.</w:t>
+        <w:t xml:space="preserve">: год строится на замерах и документах без изменения линии (замеры не требуют согласования); собранная доказательная база — предмет повторного разговора на следующий цикл; параллельно — региональная группа семинара как внешний аргумент (раздел 40). Общий принцип веток: обеднённый сценарий — не «урезанный базовый», а другой маршрут к той же модели; его отличие — темп, а не направление.</w:t>
       </w:r>
     </w:p>
     <w:bookmarkEnd w:id="350"/>
@@ -32180,7 +32278,7 @@
         <w:t xml:space="preserve"> </w:t>
       </w:r>
       <w:r>
-        <w:t xml:space="preserve">ст. 29–30: недееспособность/ограниченная дееспособность; выбор блюда — не сделка и не медвмешательство;</w:t>
+        <w:t xml:space="preserve">ст. 29–30: недееспособность/ограниченная дееспособность; повседневное предпочтение обычно не сделка и не медвмешательство;</w:t>
       </w:r>
     </w:p>
     <w:p>
@@ -32917,13 +33015,13 @@
           <w:b/>
           <w:bCs/>
         </w:rPr>
-        <w:t xml:space="preserve">Ночной интервал</w:t>
-      </w:r>
-      <w:r>
-        <w:t xml:space="preserve"> </w:t>
-      </w:r>
-      <w:r>
-        <w:t xml:space="preserve">ужин→завтрак, часы (цель — меньше 12–13);</w:t>
+        <w:t xml:space="preserve">Доля жителей с заполненным пищевым профилем</w:t>
+      </w:r>
+      <w:r>
+        <w:t xml:space="preserve"> </w:t>
+      </w:r>
+      <w:r>
+        <w:t xml:space="preserve">(профиль — основа любого выбора);</w:t>
       </w:r>
     </w:p>
     <w:p>
@@ -32939,10 +33037,10 @@
           <w:b/>
           <w:bCs/>
         </w:rPr>
-        <w:t xml:space="preserve">Доля несъеденного</w:t>
-      </w:r>
-      <w:r>
-        <w:t xml:space="preserve">, % (замер построчно по тарелкам, не «в среднем»);</w:t>
+        <w:t xml:space="preserve">Доля приёмов пищи, где доступен реальный выбор</w:t>
+      </w:r>
+      <w:r>
+        <w:t xml:space="preserve">, % (включая постельных — два варианта на подносе);</w:t>
       </w:r>
     </w:p>
     <w:p>
@@ -32958,13 +33056,10 @@
           <w:b/>
           <w:bCs/>
         </w:rPr>
-        <w:t xml:space="preserve">Доля жителей с реальным выбором</w:t>
-      </w:r>
-      <w:r>
-        <w:t xml:space="preserve"> </w:t>
-      </w:r>
-      <w:r>
-        <w:t xml:space="preserve">вчера, % (включая постельных — два варианта на подносе);</w:t>
+        <w:t xml:space="preserve">Доля фактически исполненных заказов</w:t>
+      </w:r>
+      <w:r>
+        <w:t xml:space="preserve">, % (выбрал — получил);</w:t>
       </w:r>
     </w:p>
     <w:p>
@@ -32980,13 +33075,13 @@
           <w:b/>
           <w:bCs/>
         </w:rPr>
-        <w:t xml:space="preserve">Отказы от еды</w:t>
-      </w:r>
-      <w:r>
-        <w:t xml:space="preserve"> </w:t>
-      </w:r>
-      <w:r>
-        <w:t xml:space="preserve">за неделю, штук (эскалация к врачу по правилу трёх);</w:t>
+        <w:t xml:space="preserve">Отказы, неплановые замены и пищевые отходы</w:t>
+      </w:r>
+      <w:r>
+        <w:t xml:space="preserve"> </w:t>
+      </w:r>
+      <w:r>
+        <w:t xml:space="preserve">(замер построчно по тарелкам, не «в среднем»);</w:t>
       </w:r>
     </w:p>
     <w:p>
@@ -33002,18 +33097,42 @@
           <w:b/>
           <w:bCs/>
         </w:rPr>
-        <w:t xml:space="preserve">Жалобы/пожелания по еде</w:t>
-      </w:r>
-      <w:r>
-        <w:t xml:space="preserve"> </w:t>
-      </w:r>
-      <w:r>
-        <w:t xml:space="preserve">в совете жителей, штук (еда — первая тема советов).</w:t>
+        <w:t xml:space="preserve">События риска:</w:t>
+      </w:r>
+      <w:r>
+        <w:t xml:space="preserve"> </w:t>
+      </w:r>
+      <w:r>
+        <w:t xml:space="preserve">поперхивания, пропуски питания, клинически значимая потеря массы.</w:t>
       </w:r>
     </w:p>
     <w:p>
       <w:pPr>
         <w:pStyle w:val="FirstParagraph"/>
+      </w:pPr>
+      <w:r>
+        <w:t xml:space="preserve">Ночной интервал ужин→завтрак остаётся нулевым замером (часы, цель — меньше 12–13).</w:t>
+      </w:r>
+      <w:r>
+        <w:t xml:space="preserve"> </w:t>
+      </w:r>
+      <w:r>
+        <w:rPr>
+          <w:b/>
+          <w:bCs/>
+        </w:rPr>
+        <w:t xml:space="preserve">Не превращайте «% выбравших вариант» в KPI успеха:</w:t>
+      </w:r>
+      <w:r>
+        <w:t xml:space="preserve"> </w:t>
+      </w:r>
+      <w:r>
+        <w:t xml:space="preserve">человек вправе выбрать стандартное блюдо или не выбирать вовсе; успех — доступность и исполнение осмысленного выбора, а не максимум выборов.</w:t>
+      </w:r>
+    </w:p>
+    <w:p>
+      <w:pPr>
+        <w:pStyle w:val="BodyText"/>
       </w:pPr>
       <w:r>
         <w:rPr>
@@ -37396,7 +37515,7 @@
       </w:r>
     </w:p>
     <w:bookmarkEnd w:id="454"/>
-    <w:bookmarkStart w:id="461" w:name="приложения-16"/>
+    <w:bookmarkStart w:id="462" w:name="приложения-16"/>
     <w:p>
       <w:pPr>
         <w:pStyle w:val="Heading1"/>
@@ -37417,24 +37536,243 @@
         <w:t xml:space="preserve">Единый дисклеймер для всех приложений 1–36 (приводится на каждом шаблоне): «Проект локальной формы. Не является нормативно установленным документом. Требует адаптации под региональное законодательство, учётную политику, структуру учреждения, медицинскую лицензию и требования учредителя».</w:t>
       </w:r>
     </w:p>
-    <w:bookmarkStart w:id="455" w:name="Xa3e7a35ad6bc4363cb5123b7b98cea964d2ea8f"/>
-    <w:p>
-      <w:pPr>
-        <w:pStyle w:val="Heading2"/>
-      </w:pPr>
-      <w:r>
-        <w:t xml:space="preserve">Приложение 1. Чек-лист готовности учреждения</w:t>
-      </w:r>
-    </w:p>
-    <w:p>
-      <w:pPr>
-        <w:pStyle w:val="FirstParagraph"/>
-      </w:pPr>
+    <w:bookmarkStart w:id="455" w:name="Xa01eae0c97c436b9b4dae608b9a42c44d871c78"/>
+    <w:p>
+      <w:pPr>
+        <w:pStyle w:val="Heading3"/>
+      </w:pPr>
+      <w:r>
+        <w:t xml:space="preserve">Порядок внедрения приложений: приоритеты по срокам</w:t>
+      </w:r>
+      <w:r>
+        <w:t xml:space="preserve"> </w:t>
+      </w:r>
       <w:r>
         <w:rPr>
           <w:i/>
           <w:iCs/>
         </w:rPr>
+        <w:t xml:space="preserve">(уточнение 19.08.2026)</w:t>
+      </w:r>
+    </w:p>
+    <w:tbl>
+      <w:tblPr>
+        <w:tblStyle w:val="Table"/>
+        <w:tblW w:type="pct" w:w="5000"/>
+        <w:tblLayout w:type="fixed"/>
+        <w:tblLook w:firstRow="1" w:lastRow="0" w:firstColumn="0" w:lastColumn="0" w:noHBand="0" w:noVBand="0" w:val="0020"/>
+      </w:tblPr>
+      <w:tblGrid>
+        <w:gridCol w:w="2640"/>
+        <w:gridCol w:w="2640"/>
+        <w:gridCol w:w="2640"/>
+      </w:tblGrid>
+      <w:tr>
+        <w:trPr>
+          <w:tblHeader w:val="on"/>
+        </w:trPr>
+        <w:tc>
+          <w:tcPr/>
+          <w:p>
+            <w:pPr>
+              <w:pStyle w:val="Compact"/>
+            </w:pPr>
+            <w:r>
+              <w:t xml:space="preserve">Срок</w:t>
+            </w:r>
+          </w:p>
+        </w:tc>
+        <w:tc>
+          <w:tcPr/>
+          <w:p>
+            <w:pPr>
+              <w:pStyle w:val="Compact"/>
+            </w:pPr>
+            <w:r>
+              <w:t xml:space="preserve">Приложения</w:t>
+            </w:r>
+          </w:p>
+        </w:tc>
+        <w:tc>
+          <w:tcPr/>
+          <w:p>
+            <w:pPr>
+              <w:pStyle w:val="Compact"/>
+            </w:pPr>
+            <w:r>
+              <w:t xml:space="preserve">Назначение</w:t>
+            </w:r>
+          </w:p>
+        </w:tc>
+      </w:tr>
+      <w:tr>
+        <w:tc>
+          <w:tcPr/>
+          <w:p>
+            <w:pPr>
+              <w:pStyle w:val="Compact"/>
+            </w:pPr>
+            <w:r>
+              <w:t xml:space="preserve">Первая неделя</w:t>
+            </w:r>
+          </w:p>
+        </w:tc>
+        <w:tc>
+          <w:tcPr/>
+          <w:p>
+            <w:pPr>
+              <w:pStyle w:val="Compact"/>
+            </w:pPr>
+            <w:r>
+              <w:t xml:space="preserve">25 (замер отходов), 9 (журнал отказов), 21 (лекарственно-пищевая таблица)</w:t>
+            </w:r>
+          </w:p>
+        </w:tc>
+        <w:tc>
+          <w:tcPr/>
+          <w:p>
+            <w:pPr>
+              <w:pStyle w:val="Compact"/>
+            </w:pPr>
+            <w:r>
+              <w:t xml:space="preserve">Базовые измерения и безопасность</w:t>
+            </w:r>
+          </w:p>
+        </w:tc>
+      </w:tr>
+      <w:tr>
+        <w:tc>
+          <w:tcPr/>
+          <w:p>
+            <w:pPr>
+              <w:pStyle w:val="Compact"/>
+            </w:pPr>
+            <w:r>
+              <w:t xml:space="preserve">Первый месяц</w:t>
+            </w:r>
+          </w:p>
+        </w:tc>
+        <w:tc>
+          <w:tcPr/>
+          <w:p>
+            <w:pPr>
+              <w:pStyle w:val="Compact"/>
+            </w:pPr>
+            <w:r>
+              <w:t xml:space="preserve">7 (журнал заказа), 8 (журнал срывов), 2 (карта предпочтений), 28 (приказ о пилоте), 29 (положение)</w:t>
+            </w:r>
+          </w:p>
+        </w:tc>
+        <w:tc>
+          <w:tcPr/>
+          <w:p>
+            <w:pPr>
+              <w:pStyle w:val="Compact"/>
+            </w:pPr>
+            <w:r>
+              <w:t xml:space="preserve">Документальный каркас пилота</w:t>
+            </w:r>
+          </w:p>
+        </w:tc>
+      </w:tr>
+      <w:tr>
+        <w:tc>
+          <w:tcPr/>
+          <w:p>
+            <w:pPr>
+              <w:pStyle w:val="Compact"/>
+            </w:pPr>
+            <w:r>
+              <w:t xml:space="preserve">Первый квартал</w:t>
+            </w:r>
+          </w:p>
+        </w:tc>
+        <w:tc>
+          <w:tcPr/>
+          <w:p>
+            <w:pPr>
+              <w:pStyle w:val="Compact"/>
+            </w:pPr>
+            <w:r>
+              <w:t xml:space="preserve">3 (пищевая биография), 6 (наблюдение невербальных), 17 (матрица ролей), 30 (совет жителей), 35 (панель чисел)</w:t>
+            </w:r>
+          </w:p>
+        </w:tc>
+        <w:tc>
+          <w:tcPr/>
+          <w:p>
+            <w:pPr>
+              <w:pStyle w:val="Compact"/>
+            </w:pPr>
+            <w:r>
+              <w:t xml:space="preserve">Системное закрепление</w:t>
+            </w:r>
+          </w:p>
+        </w:tc>
+      </w:tr>
+      <w:tr>
+        <w:tc>
+          <w:tcPr/>
+          <w:p>
+            <w:pPr>
+              <w:pStyle w:val="Compact"/>
+            </w:pPr>
+            <w:r>
+              <w:t xml:space="preserve">По мере необходимости</w:t>
+            </w:r>
+          </w:p>
+        </w:tc>
+        <w:tc>
+          <w:tcPr/>
+          <w:p>
+            <w:pPr>
+              <w:pStyle w:val="Compact"/>
+            </w:pPr>
+            <w:r>
+              <w:t xml:space="preserve">Остальные 32 приложения</w:t>
+            </w:r>
+          </w:p>
+        </w:tc>
+        <w:tc>
+          <w:tcPr/>
+          <w:p>
+            <w:pPr>
+              <w:pStyle w:val="Compact"/>
+            </w:pPr>
+            <w:r>
+              <w:t xml:space="preserve">Специфические ситуации</w:t>
+            </w:r>
+          </w:p>
+        </w:tc>
+      </w:tr>
+    </w:tbl>
+    <w:p>
+      <w:pPr>
+        <w:pStyle w:val="BodyText"/>
+      </w:pPr>
+      <w:r>
+        <w:t xml:space="preserve">Все приложения являются проектами локальных форм и требуют адаптации под региональное законодательство и согласования с учредителем.</w:t>
+      </w:r>
+    </w:p>
+    <w:bookmarkEnd w:id="455"/>
+    <w:bookmarkStart w:id="456" w:name="Xa3e7a35ad6bc4363cb5123b7b98cea964d2ea8f"/>
+    <w:p>
+      <w:pPr>
+        <w:pStyle w:val="Heading2"/>
+      </w:pPr>
+      <w:r>
+        <w:t xml:space="preserve">Приложение 1. Чек-лист готовности учреждения</w:t>
+      </w:r>
+    </w:p>
+    <w:p>
+      <w:pPr>
+        <w:pStyle w:val="FirstParagraph"/>
+      </w:pPr>
+      <w:r>
+        <w:rPr>
+          <w:i/>
+          <w:iCs/>
+        </w:rPr>
         <w:t xml:space="preserve">Проект локальной формы. Не является нормативно установленным документом. Требует адаптации.</w:t>
       </w:r>
     </w:p>
@@ -37574,8 +37912,8 @@
         <w:t xml:space="preserve">Дата: ________ Подписи: директор ________ зав. производством ________ врач ________</w:t>
       </w:r>
     </w:p>
-    <w:bookmarkEnd w:id="455"/>
-    <w:bookmarkStart w:id="456" w:name="Xf65812dc9e7dea6b638f64102111f86053fcd4e"/>
+    <w:bookmarkEnd w:id="456"/>
+    <w:bookmarkStart w:id="457" w:name="Xf65812dc9e7dea6b638f64102111f86053fcd4e"/>
     <w:p>
       <w:pPr>
         <w:pStyle w:val="Heading2"/>
@@ -37996,8 +38334,8 @@
         <w:t xml:space="preserve">Дата заполнения: ________ Заполнил: ________ Дата пересмотра: ________</w:t>
       </w:r>
     </w:p>
-    <w:bookmarkEnd w:id="456"/>
-    <w:bookmarkStart w:id="457" w:name="приложение-3.-пищевая-биография"/>
+    <w:bookmarkEnd w:id="457"/>
+    <w:bookmarkStart w:id="458" w:name="приложение-3.-пищевая-биография"/>
     <w:p>
       <w:pPr>
         <w:pStyle w:val="Heading2"/>
@@ -38118,8 +38456,8 @@
         <w:t xml:space="preserve">Запись ведётся в свободной форме, 5–15 предложений. Выдержки переносятся в карту предпочтений (приложение 2). Документ хранится в отделении, доступен смене.</w:t>
       </w:r>
     </w:p>
-    <w:bookmarkEnd w:id="457"/>
-    <w:bookmarkStart w:id="458" w:name="приложение-4.-простая-форма-выбора"/>
+    <w:bookmarkEnd w:id="458"/>
+    <w:bookmarkStart w:id="459" w:name="приложение-4.-простая-форма-выбора"/>
     <w:p>
       <w:pPr>
         <w:pStyle w:val="Heading2"/>
@@ -38375,8 +38713,8 @@
         <w:t xml:space="preserve">Правила заполнения: выбор фиксируется в присутствии жителя; «стандартный» отмечается, если житель не выбрал (это нормальный итог, а не сбой); лист передаётся на кухню до ____ часов.</w:t>
       </w:r>
     </w:p>
-    <w:bookmarkEnd w:id="458"/>
-    <w:bookmarkStart w:id="459" w:name="приложение-5.-визуальное-меню"/>
+    <w:bookmarkEnd w:id="459"/>
+    <w:bookmarkStart w:id="460" w:name="приложение-5.-визуальное-меню"/>
     <w:p>
       <w:pPr>
         <w:pStyle w:val="Heading2"/>
@@ -38485,8 +38823,8 @@
         <w:t xml:space="preserve">Ответственный за изготовление и обновление: ________ (фамилия в приказе).</w:t>
       </w:r>
     </w:p>
-    <w:bookmarkEnd w:id="459"/>
-    <w:bookmarkStart w:id="460" w:name="X753a5cc2dca48c6462e6ee20e2bb6f8ebd5e6e9"/>
+    <w:bookmarkEnd w:id="460"/>
+    <w:bookmarkStart w:id="461" w:name="X753a5cc2dca48c6462e6ee20e2bb6f8ebd5e6e9"/>
     <w:p>
       <w:pPr>
         <w:pStyle w:val="Heading2"/>
@@ -38591,9 +38929,9 @@
         <w:t xml:space="preserve">Подпись: ________ Подтверждающее наблюдение (через 1–2 недели): дата ________ вывод совпал ☐ уточнён ☐</w:t>
       </w:r>
     </w:p>
-    <w:bookmarkEnd w:id="460"/>
     <w:bookmarkEnd w:id="461"/>
-    <w:bookmarkStart w:id="468" w:name="приложения-712"/>
+    <w:bookmarkEnd w:id="462"/>
+    <w:bookmarkStart w:id="469" w:name="приложения-712"/>
     <w:p>
       <w:pPr>
         <w:pStyle w:val="Heading1"/>
@@ -38602,7 +38940,7 @@
         <w:t xml:space="preserve">Приложения 7–12</w:t>
       </w:r>
     </w:p>
-    <w:bookmarkStart w:id="462" w:name="Xada162c36464f9ca9a47fa28c272c65bb8735e7"/>
+    <w:bookmarkStart w:id="463" w:name="Xada162c36464f9ca9a47fa28c272c65bb8735e7"/>
     <w:p>
       <w:pPr>
         <w:pStyle w:val="Heading2"/>
@@ -38918,8 +39256,8 @@
         <w:t xml:space="preserve">Ежемесячно итоги суммируются → статистика выбора для пересчёта меню и списаний (разделы 21, 29).</w:t>
       </w:r>
     </w:p>
-    <w:bookmarkEnd w:id="462"/>
-    <w:bookmarkStart w:id="463" w:name="приложение-8.-журнал-срывов-выбора"/>
+    <w:bookmarkEnd w:id="463"/>
+    <w:bookmarkStart w:id="464" w:name="приложение-8.-журнал-срывов-выбора"/>
     <w:p>
       <w:pPr>
         <w:pStyle w:val="Heading2"/>
@@ -39113,8 +39451,8 @@
         <w:t xml:space="preserve">Разбор — на еженедельной планёрке: серия из трёх срывов одной позиции → пересчёт объёмов или замена пары (раздел 21).</w:t>
       </w:r>
     </w:p>
-    <w:bookmarkEnd w:id="463"/>
-    <w:bookmarkStart w:id="464" w:name="приложение-9.-журнал-отказов-от-еды"/>
+    <w:bookmarkEnd w:id="464"/>
+    <w:bookmarkStart w:id="465" w:name="приложение-9.-журнал-отказов-от-еды"/>
     <w:p>
       <w:pPr>
         <w:pStyle w:val="Heading2"/>
@@ -39284,8 +39622,8 @@
         <w:t xml:space="preserve">три отказа подряд у одного жителя — сообщение врачу в тот же день. Отказ с бредовой мотивировкой («отравлено») — сообщение врачу при первом эпизоде.</w:t>
       </w:r>
     </w:p>
-    <w:bookmarkEnd w:id="464"/>
-    <w:bookmarkStart w:id="465" w:name="X6666f85e8a336d5742c526c0b8279bc6ecdc9c2"/>
+    <w:bookmarkEnd w:id="465"/>
+    <w:bookmarkStart w:id="466" w:name="X6666f85e8a336d5742c526c0b8279bc6ecdc9c2"/>
     <w:p>
       <w:pPr>
         <w:pStyle w:val="Heading2"/>
@@ -39432,8 +39770,8 @@
         <w:t xml:space="preserve">Запрещено: уговаривать давлением, ставить условия («съешь — получишь»), заменять отказ наказанием любой формы.</w:t>
       </w:r>
     </w:p>
-    <w:bookmarkEnd w:id="465"/>
-    <w:bookmarkStart w:id="466" w:name="X2f8b89104c3c9ab5e9fcfa60c2e1101424159b2"/>
+    <w:bookmarkEnd w:id="466"/>
+    <w:bookmarkStart w:id="467" w:name="X2f8b89104c3c9ab5e9fcfa60c2e1101424159b2"/>
     <w:p>
       <w:pPr>
         <w:pStyle w:val="Heading2"/>
@@ -39594,8 +39932,8 @@
         <w:t xml:space="preserve">Все шаги документируются в журнале отказов (приложение 9).</w:t>
       </w:r>
     </w:p>
-    <w:bookmarkEnd w:id="466"/>
-    <w:bookmarkStart w:id="467" w:name="X39dc08d6c0f0085bfe98d8df4828184da752540"/>
+    <w:bookmarkEnd w:id="467"/>
+    <w:bookmarkStart w:id="468" w:name="X39dc08d6c0f0085bfe98d8df4828184da752540"/>
     <w:p>
       <w:pPr>
         <w:pStyle w:val="Heading2"/>
@@ -39726,9 +40064,9 @@
         <w:t xml:space="preserve">Связь с документами: список риска и текстуры — приложение 21 (медицинский контур); основания — раздел 10 доклада.</w:t>
       </w:r>
     </w:p>
-    <w:bookmarkEnd w:id="467"/>
     <w:bookmarkEnd w:id="468"/>
-    <w:bookmarkStart w:id="475" w:name="приложения-1318"/>
+    <w:bookmarkEnd w:id="469"/>
+    <w:bookmarkStart w:id="476" w:name="приложения-1318"/>
     <w:p>
       <w:pPr>
         <w:pStyle w:val="Heading1"/>
@@ -39737,7 +40075,7 @@
         <w:t xml:space="preserve">Приложения 13–18</w:t>
       </w:r>
     </w:p>
-    <w:bookmarkStart w:id="469" w:name="X5a5aab8d458c4a90b541c5ff8c9118341aef62c"/>
+    <w:bookmarkStart w:id="470" w:name="X5a5aab8d458c4a90b541c5ff8c9118341aef62c"/>
     <w:p>
       <w:pPr>
         <w:pStyle w:val="Heading2"/>
@@ -39890,8 +40228,8 @@
         <w:t xml:space="preserve">форма наблюдения, запись врача, при назначении — обновление карты.</w:t>
       </w:r>
     </w:p>
-    <w:bookmarkEnd w:id="469"/>
-    <w:bookmarkStart w:id="470" w:name="приложение-14.-алгоритм-при-пикацизме"/>
+    <w:bookmarkEnd w:id="470"/>
+    <w:bookmarkStart w:id="471" w:name="приложение-14.-алгоритм-при-пикацизме"/>
     <w:p>
       <w:pPr>
         <w:pStyle w:val="Heading2"/>
@@ -40052,8 +40390,8 @@
         <w:t xml:space="preserve">записи наблюдения, назначения врача, протокол осмотра среды (раз в неделю, подпись старшей смены).</w:t>
       </w:r>
     </w:p>
-    <w:bookmarkEnd w:id="470"/>
-    <w:bookmarkStart w:id="471" w:name="X1ab7f53dc45c8d0e3a308abf946a595d4a4f12a"/>
+    <w:bookmarkEnd w:id="471"/>
+    <w:bookmarkStart w:id="472" w:name="X1ab7f53dc45c8d0e3a308abf946a595d4a4f12a"/>
     <w:p>
       <w:pPr>
         <w:pStyle w:val="Heading2"/>
@@ -40206,8 +40544,8 @@
         <w:t xml:space="preserve">лишение еды или десерта как наказание; вынос из столовой без еды; публичное отчитывание.</w:t>
       </w:r>
     </w:p>
-    <w:bookmarkEnd w:id="471"/>
-    <w:bookmarkStart w:id="472" w:name="X8d677485a89b204bb25738537ed3017d2c2d8fe"/>
+    <w:bookmarkEnd w:id="472"/>
+    <w:bookmarkStart w:id="473" w:name="X8d677485a89b204bb25738537ed3017d2c2d8fe"/>
     <w:p>
       <w:pPr>
         <w:pStyle w:val="Heading2"/>
@@ -40368,8 +40706,8 @@
         <w:t xml:space="preserve">уничтожение остатков и проб, «тихое» снятие позиции без записей, поиск виноватого до установления фактов.</w:t>
       </w:r>
     </w:p>
-    <w:bookmarkEnd w:id="472"/>
-    <w:bookmarkStart w:id="473" w:name="X7de1b360fb2cd2d4f99e82753c317ef0bd419fc"/>
+    <w:bookmarkEnd w:id="473"/>
+    <w:bookmarkStart w:id="474" w:name="X7de1b360fb2cd2d4f99e82753c317ef0bd419fc"/>
     <w:p>
       <w:pPr>
         <w:pStyle w:val="Heading2"/>
@@ -41417,8 +41755,8 @@
         <w:t xml:space="preserve">Утверждено приказом № ___ от ______</w:t>
       </w:r>
     </w:p>
-    <w:bookmarkEnd w:id="473"/>
-    <w:bookmarkStart w:id="474" w:name="Xd468ec665b3de6bc4f2fddca2b9f513fb883232"/>
+    <w:bookmarkEnd w:id="474"/>
+    <w:bookmarkStart w:id="475" w:name="Xd468ec665b3de6bc4f2fddca2b9f513fb883232"/>
     <w:p>
       <w:pPr>
         <w:pStyle w:val="Heading2"/>
@@ -41543,9 +41881,9 @@
         <w:t xml:space="preserve">Подпись: ________ Дата: ________</w:t>
       </w:r>
     </w:p>
-    <w:bookmarkEnd w:id="474"/>
     <w:bookmarkEnd w:id="475"/>
-    <w:bookmarkStart w:id="482" w:name="приложения-1924"/>
+    <w:bookmarkEnd w:id="476"/>
+    <w:bookmarkStart w:id="483" w:name="приложения-1924"/>
     <w:p>
       <w:pPr>
         <w:pStyle w:val="Heading1"/>
@@ -41554,7 +41892,7 @@
         <w:t xml:space="preserve">Приложения 19–24</w:t>
       </w:r>
     </w:p>
-    <w:bookmarkStart w:id="476" w:name="Xa6ffa2a087f64a3cb348ef06217f1784c7269a9"/>
+    <w:bookmarkStart w:id="477" w:name="Xa6ffa2a087f64a3cb348ef06217f1784c7269a9"/>
     <w:p>
       <w:pPr>
         <w:pStyle w:val="Heading2"/>
@@ -41679,8 +42017,8 @@
         <w:t xml:space="preserve">Зав. производством: ________</w:t>
       </w:r>
     </w:p>
-    <w:bookmarkEnd w:id="476"/>
-    <w:bookmarkStart w:id="477" w:name="X218738cdd1c541046a52f07a3e6ba36f75dc340"/>
+    <w:bookmarkEnd w:id="477"/>
+    <w:bookmarkStart w:id="478" w:name="X218738cdd1c541046a52f07a3e6ba36f75dc340"/>
     <w:p>
       <w:pPr>
         <w:pStyle w:val="Heading2"/>
@@ -41793,8 +42131,8 @@
         <w:t xml:space="preserve">Старшая смены: ________</w:t>
       </w:r>
     </w:p>
-    <w:bookmarkEnd w:id="477"/>
-    <w:bookmarkStart w:id="478" w:name="X5fa5003cd66cfa9ba8346aed6839e74acfacdd3"/>
+    <w:bookmarkEnd w:id="478"/>
+    <w:bookmarkStart w:id="479" w:name="X5fa5003cd66cfa9ba8346aed6839e74acfacdd3"/>
     <w:p>
       <w:pPr>
         <w:pStyle w:val="Heading2"/>
@@ -42097,8 +42435,8 @@
         <w:t xml:space="preserve">Врач: ________</w:t>
       </w:r>
     </w:p>
-    <w:bookmarkEnd w:id="478"/>
-    <w:bookmarkStart w:id="479" w:name="приложение-22.-чек-лист-закупок"/>
+    <w:bookmarkEnd w:id="479"/>
+    <w:bookmarkStart w:id="480" w:name="приложение-22.-чек-лист-закупок"/>
     <w:p>
       <w:pPr>
         <w:pStyle w:val="Heading2"/>
@@ -42203,8 +42541,8 @@
         <w:t xml:space="preserve">Признаки картельного поведения (одинаковые цены, поочерёдные победы) — основание для обращения в ФАС; ответственный знает порядок — ☐</w:t>
       </w:r>
     </w:p>
-    <w:bookmarkEnd w:id="479"/>
-    <w:bookmarkStart w:id="480" w:name="Xc3551a33741e7a4cee0c254e0a4a7bbc286e7a6"/>
+    <w:bookmarkEnd w:id="480"/>
+    <w:bookmarkStart w:id="481" w:name="Xc3551a33741e7a4cee0c254e0a4a7bbc286e7a6"/>
     <w:p>
       <w:pPr>
         <w:pStyle w:val="Heading2"/>
@@ -42305,8 +42643,8 @@
         <w:t xml:space="preserve">Главный бухгалтер: ________</w:t>
       </w:r>
     </w:p>
-    <w:bookmarkEnd w:id="480"/>
-    <w:bookmarkStart w:id="481" w:name="X37e42faa10fbd7e02969bc67dd43ccfe158010b"/>
+    <w:bookmarkEnd w:id="481"/>
+    <w:bookmarkStart w:id="482" w:name="X37e42faa10fbd7e02969bc67dd43ccfe158010b"/>
     <w:p>
       <w:pPr>
         <w:pStyle w:val="Heading2"/>
@@ -42425,9 +42763,9 @@
         <w:t xml:space="preserve">Провёл: ________ Дата: ________</w:t>
       </w:r>
     </w:p>
-    <w:bookmarkEnd w:id="481"/>
     <w:bookmarkEnd w:id="482"/>
-    <w:bookmarkStart w:id="489" w:name="приложения-2530"/>
+    <w:bookmarkEnd w:id="483"/>
+    <w:bookmarkStart w:id="490" w:name="приложения-2530"/>
     <w:p>
       <w:pPr>
         <w:pStyle w:val="Heading1"/>
@@ -42436,7 +42774,7 @@
         <w:t xml:space="preserve">Приложения 25–30</w:t>
       </w:r>
     </w:p>
-    <w:bookmarkStart w:id="483" w:name="X6a36b781076e470695e1ea4ac07ccc35ecb0e9e"/>
+    <w:bookmarkStart w:id="484" w:name="X6a36b781076e470695e1ea4ac07ccc35ecb0e9e"/>
     <w:p>
       <w:pPr>
         <w:pStyle w:val="Heading2"/>
@@ -42772,8 +43110,8 @@
         <w:t xml:space="preserve">Правила честности: не менять меню на неделю замера «получше»; не анонсировать замер сменам как проверку (искажение поведения); фиксировать аномальные дни (праздник, похороны, обострение) в примечании, а не исключать молча.</w:t>
       </w:r>
     </w:p>
-    <w:bookmarkEnd w:id="483"/>
-    <w:bookmarkStart w:id="484" w:name="X8fc93102f33179c60fb8ab082b966f1bcb37b29"/>
+    <w:bookmarkEnd w:id="484"/>
+    <w:bookmarkStart w:id="485" w:name="X8fc93102f33179c60fb8ab082b966f1bcb37b29"/>
     <w:p>
       <w:pPr>
         <w:pStyle w:val="Heading2"/>
@@ -42967,8 +43305,8 @@
         <w:t xml:space="preserve">Расчёт дефицита: потребность (жители × нормативные минуты) − имеющиеся минуты = дефицит в минутах → пересчёт в ставки (делением на продолжительность рабочего времени). Результат — основание для формы сообщения учредителю (приложение 33).</w:t>
       </w:r>
     </w:p>
-    <w:bookmarkEnd w:id="484"/>
-    <w:bookmarkStart w:id="485" w:name="X1a88a1e668c6622a825d31d71af8140fe1d4385"/>
+    <w:bookmarkEnd w:id="485"/>
+    <w:bookmarkStart w:id="486" w:name="X1a88a1e668c6622a825d31d71af8140fe1d4385"/>
     <w:p>
       <w:pPr>
         <w:pStyle w:val="Heading2"/>
@@ -43579,8 +43917,8 @@
         <w:t xml:space="preserve">журналы, замеры, инциденты и их разбор.</w:t>
       </w:r>
     </w:p>
-    <w:bookmarkEnd w:id="485"/>
-    <w:bookmarkStart w:id="486" w:name="X51f9bbab29d3b984898a45f0141b6aebb8dfc47"/>
+    <w:bookmarkEnd w:id="486"/>
+    <w:bookmarkStart w:id="487" w:name="X51f9bbab29d3b984898a45f0141b6aebb8dfc47"/>
     <w:p>
       <w:pPr>
         <w:pStyle w:val="Heading2"/>
@@ -43821,8 +44159,8 @@
         <w:t xml:space="preserve">Директор ________ /подпись/</w:t>
       </w:r>
     </w:p>
-    <w:bookmarkEnd w:id="486"/>
-    <w:bookmarkStart w:id="487" w:name="X80994539bf07d31805b45b0894755b661ca721b"/>
+    <w:bookmarkEnd w:id="487"/>
+    <w:bookmarkStart w:id="488" w:name="X80994539bf07d31805b45b0894755b661ca721b"/>
     <w:p>
       <w:pPr>
         <w:pStyle w:val="Heading2"/>
@@ -44049,8 +44387,8 @@
         <w:t xml:space="preserve">— со ссылкой на положение (приложение 30).</w:t>
       </w:r>
     </w:p>
-    <w:bookmarkEnd w:id="487"/>
-    <w:bookmarkStart w:id="488" w:name="X0e433254c08fd87936ce64c74d91db3e899ea51"/>
+    <w:bookmarkEnd w:id="488"/>
+    <w:bookmarkStart w:id="489" w:name="X0e433254c08fd87936ce64c74d91db3e899ea51"/>
     <w:p>
       <w:pPr>
         <w:pStyle w:val="Heading2"/>
@@ -44203,9 +44541,9 @@
         <w:t xml:space="preserve">дата, состав, вопросы, решения, сроки, ответственные.</w:t>
       </w:r>
     </w:p>
-    <w:bookmarkEnd w:id="488"/>
     <w:bookmarkEnd w:id="489"/>
-    <w:bookmarkStart w:id="497" w:name="приложения-3136"/>
+    <w:bookmarkEnd w:id="490"/>
+    <w:bookmarkStart w:id="498" w:name="приложения-3136"/>
     <w:p>
       <w:pPr>
         <w:pStyle w:val="Heading1"/>
@@ -44214,7 +44552,7 @@
         <w:t xml:space="preserve">Приложения 31–36</w:t>
       </w:r>
     </w:p>
-    <w:bookmarkStart w:id="490" w:name="X74b7ed3ec55af6d91bed37e5d2ddaf11decdf87"/>
+    <w:bookmarkStart w:id="491" w:name="X74b7ed3ec55af6d91bed37e5d2ddaf11decdf87"/>
     <w:p>
       <w:pPr>
         <w:pStyle w:val="Heading2"/>
@@ -44355,8 +44693,8 @@
         <w:t xml:space="preserve">Житель за столом — хозяин своей тарелки. Ваша работа — чтобы выбор был реальным.</w:t>
       </w:r>
     </w:p>
-    <w:bookmarkEnd w:id="490"/>
-    <w:bookmarkStart w:id="491" w:name="приложение-32.-памятка-родственникам"/>
+    <w:bookmarkEnd w:id="491"/>
+    <w:bookmarkStart w:id="492" w:name="приложение-32.-памятка-родственникам"/>
     <w:p>
       <w:pPr>
         <w:pStyle w:val="Heading2"/>
@@ -44449,8 +44787,8 @@
         <w:t xml:space="preserve">Вопросы о еде — старшая смена отделения; предложения — совет жителей; жалобы — директор (срок ответа ___ дней). Передачи: принимаются ___ (перечень ограничений по санитарным правилам — см. на стенде).</w:t>
       </w:r>
     </w:p>
-    <w:bookmarkEnd w:id="491"/>
-    <w:bookmarkStart w:id="492" w:name="X82c125b8292fd26aa39775bb4d7dd1f90d897b5"/>
+    <w:bookmarkEnd w:id="492"/>
+    <w:bookmarkStart w:id="493" w:name="X82c125b8292fd26aa39775bb4d7dd1f90d897b5"/>
     <w:p>
       <w:pPr>
         <w:pStyle w:val="Heading2"/>
@@ -44652,8 +44990,8 @@
         <w:t xml:space="preserve">Приложения: формы замеров, расчёты. Директор ________ /подпись/</w:t>
       </w:r>
     </w:p>
-    <w:bookmarkEnd w:id="492"/>
-    <w:bookmarkStart w:id="493" w:name="X789ec23c2ea3b16851acb085f413b0f531b35c6"/>
+    <w:bookmarkEnd w:id="493"/>
+    <w:bookmarkStart w:id="494" w:name="X789ec23c2ea3b16851acb085f413b0f531b35c6"/>
     <w:p>
       <w:pPr>
         <w:pStyle w:val="Heading2"/>
@@ -44812,8 +45150,8 @@
         <w:t xml:space="preserve">Составил: ________ Утвердил: директор ________</w:t>
       </w:r>
     </w:p>
-    <w:bookmarkEnd w:id="493"/>
-    <w:bookmarkStart w:id="494" w:name="X086ba4feabce146ee7cefe67fc0dd3cf39b9a14"/>
+    <w:bookmarkEnd w:id="494"/>
+    <w:bookmarkStart w:id="495" w:name="X086ba4feabce146ee7cefe67fc0dd3cf39b9a14"/>
     <w:p>
       <w:pPr>
         <w:pStyle w:val="Heading2"/>
@@ -45600,8 +45938,8 @@
         <w:t xml:space="preserve">Три вывода квартала (по одному предложению): ________</w:t>
       </w:r>
     </w:p>
-    <w:bookmarkEnd w:id="494"/>
-    <w:bookmarkStart w:id="495" w:name="X0a8dfb448bdd8c6d48bd7e01d22853479963be3"/>
+    <w:bookmarkEnd w:id="495"/>
+    <w:bookmarkStart w:id="496" w:name="X0a8dfb448bdd8c6d48bd7e01d22853479963be3"/>
     <w:p>
       <w:pPr>
         <w:pStyle w:val="Heading2"/>
@@ -45721,8 +46059,8 @@
         </w:pict>
       </w:r>
     </w:p>
-    <w:bookmarkEnd w:id="495"/>
-    <w:bookmarkStart w:id="496" w:name="правила-применения-приложений"/>
+    <w:bookmarkEnd w:id="496"/>
+    <w:bookmarkStart w:id="497" w:name="правила-применения-приложений"/>
     <w:p>
       <w:pPr>
         <w:pStyle w:val="Heading2"/>
@@ -45739,9 +46077,9 @@
         <w:t xml:space="preserve">Все 38 форм — единый комплект: формы наблюдения питают карты, карты — меню и закупки, журналы — панель, панель — отчёты учредителю. Внедрять комплект рекомендуется в последовательности дорожной карты (раздел 36): сначала замеры (25–26) и карты (2–3, 6, 37), затем журналы (7–9) и алгоритмы (10–16), затем управленческий слой (17–24, 27–35) и памятка жителю (38). Дисклеймер о локальном статусе сохраняется на каждой форме после адаптации — до тех пор, пока форма не утверждена локальным актом организации.</w:t>
       </w:r>
     </w:p>
-    <w:bookmarkEnd w:id="496"/>
     <w:bookmarkEnd w:id="497"/>
-    <w:bookmarkStart w:id="500" w:name="приложения-3738"/>
+    <w:bookmarkEnd w:id="498"/>
+    <w:bookmarkStart w:id="501" w:name="приложения-3738"/>
     <w:p>
       <w:pPr>
         <w:pStyle w:val="Heading1"/>
@@ -45750,7 +46088,7 @@
         <w:t xml:space="preserve">Приложения 37–38</w:t>
       </w:r>
     </w:p>
-    <w:bookmarkStart w:id="498" w:name="X330d8c52f6f84b4fb58773a942a68b4c8bfa2b5"/>
+    <w:bookmarkStart w:id="499" w:name="X330d8c52f6f84b4fb58773a942a68b4c8bfa2b5"/>
     <w:p>
       <w:pPr>
         <w:pStyle w:val="Heading2"/>
@@ -46114,8 +46452,8 @@
         <w:t xml:space="preserve">Правило формы: каждая строка либо заполнена, либо помечена «данных нет» — пустых строк нет. Паспорт не заменяет медицинскую документацию; он собирает на одном листе то, что иначе размазано по пяти журналам.</w:t>
       </w:r>
     </w:p>
-    <w:bookmarkEnd w:id="498"/>
-    <w:bookmarkStart w:id="499" w:name="X4f472269a4581c67c44986ad14621e98809b3c4"/>
+    <w:bookmarkEnd w:id="499"/>
+    <w:bookmarkStart w:id="500" w:name="X4f472269a4581c67c44986ad14621e98809b3c4"/>
     <w:p>
       <w:pPr>
         <w:pStyle w:val="Heading2"/>
@@ -46514,9 +46852,9 @@
         <w:t xml:space="preserve">Обратная сторона листа 1: «Куда пожаловаться» — имя и кабинет ответственного, ящик для записок совета жителей, телефон доверия учредителя. Лист 2 не хранит диагноз и не вывешивается в коридоре с фамилиями — это заказ на приём (раздел 17.6).</w:t>
       </w:r>
     </w:p>
-    <w:bookmarkEnd w:id="499"/>
     <w:bookmarkEnd w:id="500"/>
-    <w:bookmarkStart w:id="505" w:name="приложения-3942"/>
+    <w:bookmarkEnd w:id="501"/>
+    <w:bookmarkStart w:id="506" w:name="приложения-3942"/>
     <w:p>
       <w:pPr>
         <w:pStyle w:val="Heading1"/>
@@ -46525,7 +46863,7 @@
         <w:t xml:space="preserve">Приложения 39–42</w:t>
       </w:r>
     </w:p>
-    <w:bookmarkStart w:id="501" w:name="X7f9e4a7396ed3526b453d033791655f644a1133"/>
+    <w:bookmarkStart w:id="502" w:name="X7f9e4a7396ed3526b453d033791655f644a1133"/>
     <w:p>
       <w:pPr>
         <w:pStyle w:val="Heading2"/>
@@ -46874,8 +47212,8 @@
         <w:t xml:space="preserve">до 25.08.2026 — сверить положение о питании и чек-листы пищеблока с текстами обоих СанПиН (3590-20 действует до 01.09.2026); с 01.09.2026 — перепривязка журналов и форм на пункты 4282-26, обновление памятки персоналу пищеблока, уведомление учредителя одной страницей (что меняется, что остаётся). Модель выбора блюд при переходе не меняется: ни одна из редакций не ограничивает число вариантов (раздел 18).</w:t>
       </w:r>
     </w:p>
-    <w:bookmarkEnd w:id="501"/>
-    <w:bookmarkStart w:id="502" w:name="Xe97a486ae69a61999a601eb1a1a67f5eec6a704"/>
+    <w:bookmarkEnd w:id="502"/>
+    <w:bookmarkStart w:id="503" w:name="Xe97a486ae69a61999a601eb1a1a67f5eec6a704"/>
     <w:p>
       <w:pPr>
         <w:pStyle w:val="Heading2"/>
@@ -47168,8 +47506,8 @@
         <w:t xml:space="preserve">Маркировка: объёмные ориентиры — не норматив; ограничение питьевого режима — только врачебное назначение.</w:t>
       </w:r>
     </w:p>
-    <w:bookmarkEnd w:id="502"/>
-    <w:bookmarkStart w:id="503" w:name="Xf0da4e21bc6ac72f211950b0e15e44bc783d835"/>
+    <w:bookmarkEnd w:id="503"/>
+    <w:bookmarkStart w:id="504" w:name="Xf0da4e21bc6ac72f211950b0e15e44bc783d835"/>
     <w:p>
       <w:pPr>
         <w:pStyle w:val="Heading2"/>
@@ -47399,8 +47737,8 @@
         </w:tc>
       </w:tr>
     </w:tbl>
-    <w:bookmarkEnd w:id="503"/>
-    <w:bookmarkStart w:id="504" w:name="X4cf1bfb5485b1cb49be0dd81c82cc345f0356c3"/>
+    <w:bookmarkEnd w:id="504"/>
+    <w:bookmarkStart w:id="505" w:name="X4cf1bfb5485b1cb49be0dd81c82cc345f0356c3"/>
     <w:p>
       <w:pPr>
         <w:pStyle w:val="Heading2"/>
@@ -47518,9 +47856,9 @@
         <w:t xml:space="preserve">Маркировка: калькулятор считает гипотезу, а не доказывает её; формула доклада «замер до и после» остаётся обязательной.</w:t>
       </w:r>
     </w:p>
-    <w:bookmarkEnd w:id="504"/>
     <w:bookmarkEnd w:id="505"/>
-    <w:bookmarkStart w:id="508" w:name="приложения-4344"/>
+    <w:bookmarkEnd w:id="506"/>
+    <w:bookmarkStart w:id="509" w:name="приложения-4344"/>
     <w:p>
       <w:pPr>
         <w:pStyle w:val="Heading1"/>
@@ -47529,7 +47867,7 @@
         <w:t xml:space="preserve">Приложения 43–44</w:t>
       </w:r>
     </w:p>
-    <w:bookmarkStart w:id="506" w:name="Xa8a5ef8d63b14c1a0a54f9005ff29c9c00983b3"/>
+    <w:bookmarkStart w:id="507" w:name="Xa8a5ef8d63b14c1a0a54f9005ff29c9c00983b3"/>
     <w:p>
       <w:pPr>
         <w:pStyle w:val="Heading2"/>
@@ -48031,8 +48369,8 @@
         <w:t xml:space="preserve">.</w:t>
       </w:r>
     </w:p>
-    <w:bookmarkEnd w:id="506"/>
-    <w:bookmarkStart w:id="507" w:name="X38681eb6e8b2638de4891da2e58a2f33bec72da"/>
+    <w:bookmarkEnd w:id="507"/>
+    <w:bookmarkStart w:id="508" w:name="X38681eb6e8b2638de4891da2e58a2f33bec72da"/>
     <w:p>
       <w:pPr>
         <w:pStyle w:val="Heading2"/>
@@ -48121,9 +48459,9 @@
         <w:t xml:space="preserve">С уважением, ________________</w:t>
       </w:r>
     </w:p>
-    <w:bookmarkEnd w:id="507"/>
     <w:bookmarkEnd w:id="508"/>
-    <w:bookmarkStart w:id="509" w:name="X372c005c9dccc436e3f9409fd7b8e9acfac5391"/>
+    <w:bookmarkEnd w:id="509"/>
+    <w:bookmarkStart w:id="510" w:name="X372c005c9dccc436e3f9409fd7b8e9acfac5391"/>
     <w:p>
       <w:pPr>
         <w:pStyle w:val="Heading1"/>
@@ -48621,8 +48959,8 @@
         <w:t xml:space="preserve">следующий пересмотр: не реже раза в год или после каждой вспышки.</w:t>
       </w:r>
     </w:p>
-    <w:bookmarkEnd w:id="509"/>
-    <w:bookmarkStart w:id="510" w:name="X3b733d5e1c111b3a47ab6a3f3960de1799a76f6"/>
+    <w:bookmarkEnd w:id="510"/>
+    <w:bookmarkStart w:id="511" w:name="X3b733d5e1c111b3a47ab6a3f3960de1799a76f6"/>
     <w:p>
       <w:pPr>
         <w:pStyle w:val="Heading1"/>
@@ -48719,7 +49057,7 @@
         <w:t xml:space="preserve">[[INF:inf9_dokazatelno]]</w:t>
       </w:r>
     </w:p>
-    <w:bookmarkEnd w:id="510"/>
+    <w:bookmarkEnd w:id="511"/>
     <w:sectPr>
       <w:footnotePr>
         <w:numRestart w:val="eachSect"/>

--- a/01_доклад/Не_просто_накормить_доклад.docx
+++ b/01_доклад/Не_просто_накормить_доклад.docx
@@ -10557,7 +10557,7 @@
         <w:t xml:space="preserve"> </w:t>
       </w:r>
       <w:r>
-        <w:t xml:space="preserve">— в ч. 4 ст. 32 (см. разъяснения прокуратуры Хабаровского края и ГАС «Азбука права»). Питание — часть платы. В 2024–2025 годах в четырёх публичных кейсах (Серафимовский, Успенский ПНИ, Новосибирский ПНИ, Иркутский ПНИ/ДСО) учреждения ввели вариативное меню</w:t>
+        <w:t xml:space="preserve">— в ч. 4 ст. 32 (см. разъяснения прокуратуры Хабаровского края и ГАС «Азбука права»). Питание — часть платы. В 2024–2025 годах в четырёх публичных кейсах (Серафимовский, Успенский ПНИ, Болотнинский ПНИ, Иркутский ПНИ/ДСО) учреждения ввели вариативное меню</w:t>
       </w:r>
       <w:r>
         <w:t xml:space="preserve"> </w:t>
@@ -10626,7 +10626,36 @@
         <w:t xml:space="preserve"> </w:t>
       </w:r>
       <w:r>
-        <w:t xml:space="preserve">Внедрена система «шведского стола» — каждый житель самостоятельно выбирает блюда; особым вниманием охвачено диетическое питание при сахарном диабете и патологии ЖКТ. Цитата зам. министра труда и соцразвития Новосибирской области В. А. Машанова: «для людей с хроническими заболеваниями, такими как сахарный диабет и патологии ЖКТ, реализовано в общем пространстве выбора — отдельная линия/зона для диетических блюд» (precedent.tv, 2025; публикации 2024–2025).</w:t>
+        <w:t xml:space="preserve">Модель М2, не шведская линия: вариативное меню</w:t>
+      </w:r>
+      <w:r>
+        <w:t xml:space="preserve"> </w:t>
+      </w:r>
+      <w:r>
+        <w:rPr>
+          <w:b/>
+          <w:bCs/>
+        </w:rPr>
+        <w:t xml:space="preserve">во всех отделениях</w:t>
+      </w:r>
+      <w:r>
+        <w:t xml:space="preserve">; ежедневно —</w:t>
+      </w:r>
+      <w:r>
+        <w:t xml:space="preserve"> </w:t>
+      </w:r>
+      <w:r>
+        <w:rPr>
+          <w:b/>
+          <w:bCs/>
+        </w:rPr>
+        <w:t xml:space="preserve">два вторых блюда, два салата, два напитка</w:t>
+      </w:r>
+      <w:r>
+        <w:t xml:space="preserve"> </w:t>
+      </w:r>
+      <w:r>
+        <w:t xml:space="preserve">(upni.nso.ru/news/1916, 13.08.2024, код S016). Диетические ограничения — по назначению врача внутри того же выбора, а не отдельной буфетной зоной. Шведская / самообслуживающая линия публично описана у ДДСОЛ (S019), не здесь.</w:t>
       </w:r>
     </w:p>
     <w:p>
@@ -10642,26 +10671,26 @@
           <w:b/>
           <w:bCs/>
         </w:rPr>
-        <w:t xml:space="preserve">Новосибирский ПНИ.</w:t>
-      </w:r>
-      <w:r>
-        <w:t xml:space="preserve"> </w:t>
-      </w:r>
-      <w:r>
-        <w:t xml:space="preserve">В марте 2024 года все отделения перешли на вариативное меню — два варианта вторых блюд, два варианта салатов, два варианта напитков на каждый приём пищи (upni.nso.ru/news/1916, 2024). Для диетических столов (диабет, ЖКТ) вариативность реализована</w:t>
-      </w:r>
-      <w:r>
-        <w:t xml:space="preserve"> </w:t>
-      </w:r>
-      <w:r>
-        <w:rPr>
-          <w:b/>
-          <w:bCs/>
-        </w:rPr>
-        <w:t xml:space="preserve">внутри диеты</w:t>
-      </w:r>
-      <w:r>
-        <w:t xml:space="preserve">: на каждую диету — два эквивалентных варианта, согласованных с диетологом.</w:t>
+        <w:t xml:space="preserve">Болотнинский ПНИ (Новосибирская обл.).</w:t>
+      </w:r>
+      <w:r>
+        <w:t xml:space="preserve"> </w:t>
+      </w:r>
+      <w:r>
+        <w:t xml:space="preserve">Модель М1: вариативное питание</w:t>
+      </w:r>
+      <w:r>
+        <w:t xml:space="preserve"> </w:t>
+      </w:r>
+      <w:r>
+        <w:rPr>
+          <w:b/>
+          <w:bCs/>
+        </w:rPr>
+        <w:t xml:space="preserve">несколько раз в неделю</w:t>
+      </w:r>
+      <w:r>
+        <w:t xml:space="preserve">; на завтрак и обед — выбор ключевых позиций, перечень определяет диетсестра (bpni.nso.ru/news/2312, 2024, код S015). Не путать с Успенским (S016) и не называть «Новосибирским ПНИ» как отдельный дом.</w:t>
       </w:r>
     </w:p>
     <w:p>
@@ -10793,7 +10822,7 @@
         <w:t xml:space="preserve"> </w:t>
       </w:r>
       <w:r>
-        <w:t xml:space="preserve">3185-1 (ст. 5 ч. 2, 11, 37, 43 в действующей редакции; 195-ФЗ от 22.07.2024, в силе с 01.03.2025, изменил ст. 27, 30); 442-ФЗ (ст. 9, 16, 21, 32 ч. 4); СанПиН 2.3/2.4.3590-20 п. 7.1.11; СанПиН 2.3/2.4.4282-26 п. 56(11), утв. пост. Гл. гос. санврача РФ от 02.06.2026 № 18; публикации: gov.spb.ru (2026), upchspb.ru/news/32938 (19.05.2026), precedent.tv об Успенском ПНИ (2025), upni.nso.ru/news/1916 (2024), bpni.nso.ru/news/2312 (2024), kcso-barnaul.gosuslugi.ru (Решение № 84 от 27.06.2025), tenmon.ru/tender/32616151967, tenderguru.ru/tender/95375953, www.pni9.ru (официальный сайт ДСО «Серафимовский»).</w:t>
+        <w:t xml:space="preserve">3185-1 (ст. 5 ч. 2, 11, 37, 43 в действующей редакции; 195-ФЗ от 22.07.2024, в силе с 01.03.2025, изменил ст. 27, 30); 442-ФЗ (ст. 9, 16, 21, 32 ч. 4); СанПиН 2.3/2.4.3590-20 п. 7.1.11; СанПиН 2.3/2.4.4282-26 п. 56(11), утв. пост. Гл. гос. санврача РФ от 02.06.2026 № 18; публикации: gov.spb.ru (2026), upchspb.ru/news/32938 (19.05.2026), upni.nso.ru/news/1916 (Успенский ПНИ, S016, 2024), bpni.nso.ru/news/2312 (Болотнинский ПНИ, S015, 2024), kcso-barnaul.gosuslugi.ru (Решение № 84 от 27.06.2025), tenmon.ru/tender/32616151967, tenderguru.ru/tender/95375953, www.pni9.ru (официальный сайт ДСО «Серафимовский»).</w:t>
       </w:r>
     </w:p>
     <w:bookmarkEnd w:id="145"/>
@@ -11780,7 +11809,32 @@
         <w:t xml:space="preserve"> </w:t>
       </w:r>
       <w:r>
-        <w:t xml:space="preserve">в системе «шведского стола» диетическое питание для жителей с сахарным диабетом и патологией ЖКТ охвачено особым вниманием (precedent.tv, 2025; invabeloretsk.ru, 2025). Это</w:t>
+        <w:t xml:space="preserve">при модели М2 (два вторых, два салата, два напитка ежедневно, все отделения)</w:t>
+      </w:r>
+      <w:r>
+        <w:t xml:space="preserve">2</w:t>
+      </w:r>
+      <w:r>
+        <w:t xml:space="preserve"> </w:t>
+      </w:r>
+      <w:r>
+        <w:t xml:space="preserve">диетическое питание назначается врачом и реализуется</w:t>
+      </w:r>
+      <w:r>
+        <w:t xml:space="preserve"> </w:t>
+      </w:r>
+      <w:r>
+        <w:rPr>
+          <w:b/>
+          <w:bCs/>
+        </w:rPr>
+        <w:t xml:space="preserve">внутри</w:t>
+      </w:r>
+      <w:r>
+        <w:t xml:space="preserve"> </w:t>
+      </w:r>
+      <w:r>
+        <w:t xml:space="preserve">выбора, а не отдельной шведской линией. Это</w:t>
       </w:r>
       <w:r>
         <w:t xml:space="preserve"> </w:t>
@@ -11945,7 +11999,7 @@
         <w:t xml:space="preserve"> </w:t>
       </w:r>
       <w:r>
-        <w:t xml:space="preserve">323-ФЗ ст. 20 (согласие), ст. 39 ч. 2 (лечебное питание; consultant.ru/document/cons_doc_LAW_121895, minzdrav.gov.ru); приказы Минздрава 330 (2003, действующий), 395н (2013, ред. от 19.02.2024 № 70н, normativ.kontur.ru/document?moduleId=1&amp;documentId=468601), 920н (2012), 1008н (2020); СанПиН 2.3/2.4.3590-20 п. 7.1.11; СанПиН 2.3/2.4.4282-26 п. 56(11), утв. пост. Гл. гос. санврача РФ от 02.06.2026 № 18; 442-ФЗ ст. 16, 20, 24; публикации: upni.nso.ru (2024), invabeloretsk.ru (2025), www.pni9.ru (2025), precedent.tv (2025).</w:t>
+        <w:t xml:space="preserve">323-ФЗ ст. 20 (согласие), ст. 39 ч. 2 (лечебное питание; consultant.ru/document/cons_doc_LAW_121895, minzdrav.gov.ru); приказы Минздрава 330 (2003, действующий), 395н (2013, ред. от 19.02.2024 № 70н, normativ.kontur.ru/document?moduleId=1&amp;documentId=468601), 920н (2012), 1008н (2020); СанПиН 2.3/2.4.3590-20 п. 7.1.11; СанПиН 2.3/2.4.4282-26 п. 56(11), утв. пост. Гл. гос. санврача РФ от 02.06.2026 № 18; 442-ФЗ ст. 16, 20, 24; публикации: upni.nso.ru (2024, S016), www.pni9.ru (2025).</w:t>
       </w:r>
     </w:p>
     <w:bookmarkEnd w:id="147"/>
@@ -12053,7 +12107,16 @@
         <w:t xml:space="preserve"> </w:t>
       </w:r>
       <w:r>
-        <w:t xml:space="preserve">Основное меню — два варианта второго блюда, эквивалентных по макронутриентам; диетическое меню — отдельный набор, также с вариантами (например, две крупы для диабетического стола). Учреждение готовит четыре позиции на обед (2 основных + 2 диетических) — но это уже возможно только при наличии второй линии раздачи или буфетной зоны. Применяется в Успенском ПНИ (Новосибирская обл.), Серафимовском (частично), Новосибирском ПНИ.</w:t>
+        <w:t xml:space="preserve">Основное меню — два варианта второго блюда, эквивалентных по макронутриентам; диетическое меню — отдельный набор, также с вариантами (например, две крупы для диабетического стола). Учреждение готовит четыре позиции на обед (2 основных + 2 диетических) — это возможно на одной линии с двумя гастроёмкостями, без буфета. Близкая конфигурация — Успенский ПНИ (модель М2: два вторых, два салата, два напитка)</w:t>
+      </w:r>
+      <w:r>
+        <w:t xml:space="preserve">2</w:t>
+      </w:r>
+      <w:r>
+        <w:t xml:space="preserve"> </w:t>
+      </w:r>
+      <w:r>
+        <w:t xml:space="preserve">и Серафимовский (заказ накануне, частично).</w:t>
       </w:r>
     </w:p>
     <w:p>
@@ -12149,7 +12212,35 @@
         <w:t xml:space="preserve"> </w:t>
       </w:r>
       <w:r>
-        <w:t xml:space="preserve">Самая продвинутая: житель сам проходит линию раздачи; диетическая зона выделена физически (отдельная витрина, отдельный повар). Применяется в Успенском ПНИ (precedent.tv, 2025). Требует: наличие буфетной зоны, дополнительный повар на диетической линии, чёткая маркировка «без сахара / протёртое / щадящее», журнал выбора.</w:t>
+        <w:t xml:space="preserve">Самая продвинутая: житель сам проходит линию раздачи; диетическая зона выделена физически (отдельная витрина, отдельный повар). Публично самообслуживающая / буфетная линия описана у ДДСОЛ</w:t>
+      </w:r>
+      <w:r>
+        <w:t xml:space="preserve">22</w:t>
+      </w:r>
+      <w:r>
+        <w:t xml:space="preserve">,</w:t>
+      </w:r>
+      <w:r>
+        <w:t xml:space="preserve"> </w:t>
+      </w:r>
+      <w:r>
+        <w:rPr>
+          <w:b/>
+          <w:bCs/>
+        </w:rPr>
+        <w:t xml:space="preserve">не</w:t>
+      </w:r>
+      <w:r>
+        <w:t xml:space="preserve"> </w:t>
+      </w:r>
+      <w:r>
+        <w:t xml:space="preserve">у Успенского ПНИ (Успенский — модель М2</w:t>
+      </w:r>
+      <w:r>
+        <w:t xml:space="preserve">2</w:t>
+      </w:r>
+      <w:r>
+        <w:t xml:space="preserve">). Требует: наличие буфетной зоны, дополнительный повар на диетической линии, чёткая маркировка «без сахара / протёртое / щадящее», журнал выбора. Отдельную «диет-зону» как факт конкретного дома доклад не утверждает, если её нет в первоисточнике.</w:t>
       </w:r>
     </w:p>
     <w:p>
@@ -12403,60 +12494,35 @@
           <w:b/>
           <w:bCs/>
         </w:rPr>
-        <w:t xml:space="preserve">Практика Новосибирского ПНИ.</w:t>
-      </w:r>
-      <w:r>
-        <w:t xml:space="preserve"> </w:t>
-      </w:r>
-      <w:r>
-        <w:t xml:space="preserve">В марте 2024 года все отделения перешли на вариативное меню с двумя вариантами вторых блюд. Для диетических столов (диабет, ЖКТ) вариативность реализована</w:t>
-      </w:r>
-      <w:r>
-        <w:t xml:space="preserve"> </w:t>
-      </w:r>
-      <w:r>
-        <w:rPr>
-          <w:b/>
-          <w:bCs/>
-        </w:rPr>
-        <w:t xml:space="preserve">внутри диеты</w:t>
-      </w:r>
-      <w:r>
-        <w:t xml:space="preserve">: на каждую диету — два эквивалентных варианта, согласованных с диетологом (upni.nso.ru/news/1916, 2024).</w:t>
-      </w:r>
-    </w:p>
-    <w:p>
-      <w:pPr>
-        <w:pStyle w:val="BodyText"/>
-      </w:pPr>
-      <w:r>
-        <w:rPr>
-          <w:b/>
-          <w:bCs/>
-        </w:rPr>
         <w:t xml:space="preserve">Практика Успенского ПНИ (Новосибирская обл.).</w:t>
       </w:r>
       <w:r>
         <w:t xml:space="preserve"> </w:t>
       </w:r>
       <w:r>
-        <w:t xml:space="preserve">В системе «шведского стола» диетическое питание «для людей с хроническими заболеваниями, такими как сахарный диабет и патологии ЖКТ» реализовано</w:t>
-      </w:r>
-      <w:r>
-        <w:t xml:space="preserve"> </w:t>
-      </w:r>
-      <w:r>
-        <w:rPr>
-          <w:b/>
-          <w:bCs/>
-        </w:rPr>
-        <w:t xml:space="preserve">в общем пространстве</w:t>
-      </w:r>
-      <w:r>
-        <w:t xml:space="preserve"> </w:t>
-      </w:r>
-      <w:r>
-        <w:t xml:space="preserve">выбора: отдельная линия/зона для диетических блюд, жители с диетой выбирают между эквивалентными диетическими блюдами (precedent.tv, 2025; invabeloretsk.ru, 2025).</w:t>
+        <w:t xml:space="preserve">Модель М2: два вторых, два салата, два напитка ежедневно, все отделения</w:t>
+      </w:r>
+      <w:r>
+        <w:t xml:space="preserve">2</w:t>
+      </w:r>
+      <w:r>
+        <w:t xml:space="preserve">. Диетическое питание — по назначению врача</w:t>
+      </w:r>
+      <w:r>
+        <w:t xml:space="preserve"> </w:t>
+      </w:r>
+      <w:r>
+        <w:rPr>
+          <w:b/>
+          <w:bCs/>
+        </w:rPr>
+        <w:t xml:space="preserve">внутри</w:t>
+      </w:r>
+      <w:r>
+        <w:t xml:space="preserve"> </w:t>
+      </w:r>
+      <w:r>
+        <w:t xml:space="preserve">этого выбора, не шведской линией. Не смешивать с ДДСОЛ (S019). Не называть этот дом «Новосибирским ПНИ»: URL upni.nso.ru/news/1916 — Успенский.</w:t>
       </w:r>
     </w:p>
     <w:p>
@@ -12550,7 +12616,7 @@
         <w:t xml:space="preserve"> </w:t>
       </w:r>
       <w:r>
-        <w:t xml:space="preserve">442-ФЗ ст. 9, 16, 20, 24; 323-ФЗ ст. 39; 3185-1 ст. 37, 43; приказы Минздрава 330, 395н, 1008н; СанПиН 2.3/2.4.3590-20 п. 7.1.11, п. 8.1.5; СанПиН 2.3/2.4.4282-26 п. 56(11) (с 01.09.2026); раздел 8 настоящего доклада; приложения 1, 5, 7, 8; публикации: upni.nso.ru (2024), precedent.tv (2025), invabeloretsk.ru (2025); реквизиты Тесового берега — ЕГРЮЛ/агрегаторы (rusprofile.ru/id/388015, checko.ru); закупка 0372200070825000244 — tenderguru.ru/tender/90473908. Программа семинара</w:t>
+        <w:t xml:space="preserve">442-ФЗ ст. 9, 16, 20, 24; 323-ФЗ ст. 39; 3185-1 ст. 37, 43; приказы Минздрава 330, 395н, 1008н; СанПиН 2.3/2.4.3590-20 п. 7.1.11, п. 8.1.5; СанПиН 2.3/2.4.4282-26 п. 56(11) (с 01.09.2026); раздел 8 настоящего доклада; приложения 1, 5, 7, 8; публикации: upni.nso.ru (2024, S016), ddsol.ru/about/pitanie/ (S019); реквизиты Тесового берега — ЕГРЮЛ/агрегаторы (rusprofile.ru/id/388015, checko.ru); закупка 0372200070825000244 — tenderguru.ru/tender/90473908. Программа семинара</w:t>
       </w:r>
       <w:r>
         <w:t xml:space="preserve"> </w:t>
@@ -14556,7 +14622,7 @@
               <w:pStyle w:val="Compact"/>
             </w:pPr>
             <w:r>
-              <w:t xml:space="preserve">Серафимовский, Успенский ПНИ, Новосибирский ПНИ, Иркутский ПНИ/ДСО</w:t>
+              <w:t xml:space="preserve">Серафимовский, Успенский ПНИ (М2), Болотнинский ПНИ (М1), Иркутский ПНИ/ДСО</w:t>
             </w:r>
           </w:p>
         </w:tc>
@@ -14714,7 +14780,7 @@
               <w:pStyle w:val="Compact"/>
             </w:pPr>
             <w:r>
-              <w:t xml:space="preserve">Серафимовский: «диет столы» поверх основного; Успенский ПНИ: шведский стол с диет-зоной</w:t>
+              <w:t xml:space="preserve">Серафимовский: «диет столы» поверх основного; Успенский ПНИ: модель М2, диета внутри выбора</w:t>
             </w:r>
           </w:p>
         </w:tc>
@@ -14793,7 +14859,7 @@
               <w:pStyle w:val="Compact"/>
             </w:pPr>
             <w:r>
-              <w:t xml:space="preserve">Серафимовский (диетстолы поверх основного, www.pni9.ru); Успенский ПНИ (шведский стол). Тесовый берег — модель кухни публично не описана</w:t>
+              <w:t xml:space="preserve">Серафимовский (диетстолы поверх основного, www.pni9.ru); Успенский ПНИ (модель М2, не шведская линия). Тесовый берег — модель кухни публично не описана</w:t>
             </w:r>
           </w:p>
         </w:tc>
@@ -31219,7 +31285,7 @@
         <w:t xml:space="preserve"> </w:t>
       </w:r>
       <w:r>
-        <w:t xml:space="preserve">[M-crwg] Мета-анализ CRWG (прибавка ≥7% за 38 нед): клозапин 76,3%, оланзапин 36,9%, рисперидон 23,0% (BJPsych Open, 2026) (2026). https://www.cambridge.org/core/journals/bjpsych-open/article/association-between-antipsychotic-medication-and-clinically-relevant-weight-change-metaanalysis/C2DC78D062978D7C805E0E9B99B7911F</w:t>
+        <w:t xml:space="preserve">[M-crwg] Мета-анализ CRWG (прибавка ≥7% за 38 нед): клозапин 76,3%, оланзапин 36,9%, рисперидон 23,0% (BJPsych Open, January 2023, DOI 10.1192/bjo.2022.619). Campforts 2026 — другая статья (семаглутид/метформин). (2023). https://www.cambridge.org/core/journals/bjpsych-open/article/association-between-antipsychotic-medication-and-clinically-relevant-weight-change-metaanalysis/C2DC78D062978D7C805E0E9B99B7911F</w:t>
       </w:r>
     </w:p>
     <w:p>
@@ -32016,22 +32082,16 @@
         <w:pStyle w:val="FirstParagraph"/>
       </w:pPr>
       <w:r>
-        <w:t xml:space="preserve">Это выжимка полного методического руководства (250 страниц, 45 приложений) для руководителя стационарной организации социального обслуживания, у которого есть один вечер. Полная версия — «Не_просто_накормить_доклад» (четыре формата PDF в</w:t>
-      </w:r>
-      <w:r>
-        <w:t xml:space="preserve"> </w:t>
+        <w:t xml:space="preserve">Это выжимка полного методического руководства (официальная вёрстка — около 332 страниц, 45 приложений) для руководителя стационарной организации социального обслуживания, у которого есть один вечер. Полная версия для внедрения — PDF «стиль claude» (</w:t>
       </w:r>
       <w:r>
         <w:rPr>
           <w:rStyle w:val="VerbatimChar"/>
         </w:rPr>
-        <w:t xml:space="preserve">01_доклад/</w:t>
-      </w:r>
-      <w:r>
-        <w:t xml:space="preserve"> </w:t>
-      </w:r>
-      <w:r>
-        <w:t xml:space="preserve">репозитория); устный формат — презентация дискуссии «Организация питания: опыт реализации проектов» (26.08.2026, площадка № 2 — ДСО «Тесовый берег»).</w:t>
+        <w:t xml:space="preserve">01_доклад/Не_просто_накормить_доклад_стиль_claude.pdf</w:t>
+      </w:r>
+      <w:r>
+        <w:t xml:space="preserve">); устный формат — презентация дискуссии «Организация питания: опыт реализации проектов» (26.08.2026, площадка № 2 — ДСО «Тесовый берег»).</w:t>
       </w:r>
     </w:p>
     <w:p>
@@ -32079,13 +32139,13 @@
           <w:b/>
           <w:bCs/>
         </w:rPr>
-        <w:t xml:space="preserve">2. Выбор уже разрешён законом.</w:t>
-      </w:r>
-      <w:r>
-        <w:t xml:space="preserve"> </w:t>
-      </w:r>
-      <w:r>
-        <w:t xml:space="preserve">Ни один федеральный акт не запрещает вариативное меню; таблицы замены продуктов в раскладках — существующий легальный механизм. Запрет появился бы не из норм, а из привычки.</w:t>
+        <w:t xml:space="preserve">2. Закон не запрещает выбор блюда — и не обязывает давать его каждый день.</w:t>
+      </w:r>
+      <w:r>
+        <w:t xml:space="preserve"> </w:t>
+      </w:r>
+      <w:r>
+        <w:t xml:space="preserve">Федеральное право не требует шведской линии и не требует ежедневного выбора; запрета тоже нет. Ответ проверяющему — не «запрета нет», а комплект документов: положение, журнал заказа, журнал замен, пищевые карты, согласование с учредителем (раздел 4.2). Таблицы замены продуктов в раскладках — законный механизм внутри этого комплекта.</w:t>
       </w:r>
     </w:p>
     <w:p>
@@ -32315,7 +32375,7 @@
         <w:pStyle w:val="FirstParagraph"/>
       </w:pPr>
       <w:r>
-        <w:t xml:space="preserve">Разрыв смертности людей с тяжёлыми психическими расстройствами с общей популяцией — 15–20 лет, и существенная часть этого разрыва происходит за столом: метаболические эффекты антипсихотиков (прибавка веса до +3 кг за шесть недель в зависимости от препарата), расстройства глотания у 22–70 % проживающих, аспирационные пневмонии со смертностью в семь раз выше популяционной. Ночной интервал «ужин в 17:30 — завтрак в 8:30» (15 часов без еды) усугубляет и вес, и поведение. Организация стола — это первая линия профилактики, а не «бытовая услуга».</w:t>
+        <w:t xml:space="preserve">Разрыв смертности людей с тяжёлыми психическими расстройствами с общей популяцией — 15–20 лет, и существенная часть этого разрыва происходит за столом: метаболические эффекты антипсихотиков (прибавка веса до +3 кг за шесть недель в зависимости от препарата), расстройства глотания у 21,9–69,5 % в отдельных изученных клинических группах (переносить этот диапазон на все российские ДСО нельзя), аспирационные пневмонии со смертностью в семь раз выше популяционной. Ночной интервал «ужин в 17:30 — завтрак в 8:30» (15 часов без еды) усугубляет и вес, и поведение. Организация стола — это первая линия профилактики, а не «бытовая услуга».</w:t>
       </w:r>
     </w:p>
     <w:bookmarkEnd w:id="408"/>
@@ -32565,7 +32625,7 @@
         <w:pStyle w:val="FirstParagraph"/>
       </w:pPr>
       <w:r>
-        <w:t xml:space="preserve">Ступень 0 — мономеню с учётом отказов · 1 — выбор из двух в одной позиции · 2 — выбор по всем позициям · 3 — шведская линия · 4 — семейная подача · 5 — своя кухня. Ступени 1–2 подтверждены публичной практикой 2024–2026 (Новосибирская и Иркутская области, Санкт-Петербург); 3–5 — горизонт, а не требование. Вторая ось — участие: дошёл ли выбор жителя до тарелки (0–5, от «выбора нет» до «еда снова часть жизни»). Проект поднимается сразу по двум осям; ступень выбирают по жителю, а не по бюджету.</w:t>
+        <w:t xml:space="preserve">Модель М0 — мономеню с учётом отказов · М1 — выбор из двух в одной позиции · М2 — выбор по всем позициям · М3 — шведская линия · М4 — семейная подача · М5 — своя кухня. Модели М1–М2 подтверждены публичной практикой 2024–2026 (Болотнинский, Успенский, Иркутск); М3–М5 — горизонт, а не требование. Вторая ось — участие: дошёл ли выбор жителя до тарелки (0–5, от «выбора нет» до «еда снова часть жизни»). Проект поднимается сразу по двум осям; модель выбирают по жителю, а не по бюджету.</w:t>
       </w:r>
     </w:p>
     <w:bookmarkEnd w:id="411"/>
@@ -32805,7 +32865,7 @@
         <w:t xml:space="preserve"> </w:t>
       </w:r>
       <w:r>
-        <w:t xml:space="preserve">Старт — «два вторых блюда» на линии; в Успенском — шведская линия с отдельной зоной диетических блюд для диабетиков и ЖКТ. Пример того, как вариативность начинается без новых денег: внутри существующей раскладки.</w:t>
+        <w:t xml:space="preserve">Болотнинский — модель М1: два варианта на ключевых приёмах несколько раз в неделю. Успенский — модель М2, не М3: все отделения, два вторых, два салата, два напитка ежедневно. Шведская линия (М3) публично описана у ДДСОЛ, не у Успенского. Пример того, как вариативность М1–М2 начинается без новых денег: внутри существующей раскладки.</w:t>
       </w:r>
     </w:p>
     <w:p>
@@ -32913,7 +32973,7 @@
         <w:t xml:space="preserve"> </w:t>
       </w:r>
       <w:r>
-        <w:t xml:space="preserve">Ступени 1–2 укладываются в существующую раскладку (пары эквивалентов стоят копейки на порцию); полная стоимость обеда в 3–6 раз выше сырьевой строки, поэтому настоящая экономия — отходы и закупочная процедура, а не белок в тарелке.</w:t>
+        <w:t xml:space="preserve">Модели М1–М2 укладываются в существующую раскладку (пары эквивалентов стоят копейки на порцию); полная стоимость обеда в 3–6 раз выше сырьевой строки, поэтому настоящая экономия — отходы и закупочная процедура, а не белок в тарелке.</w:t>
       </w:r>
     </w:p>
     <w:p>
@@ -33194,7 +33254,7 @@
           <w:i/>
           <w:iCs/>
         </w:rPr>
-        <w:t xml:space="preserve">Полная версия: «Не просто накормить. Как организовать безопасное, достойное и вариативное питание людей с психическими нарушениями в домах социального обслуживания» (250 стр., разделы 1–44, приложения 1–45). Репозиторий: github.com/qlolp/seminar-variable-food-2026. Версия 1.2 — 21.08.2026.</w:t>
+        <w:t xml:space="preserve">Полная версия: «Не просто накормить. Как организовать безопасное, достойное и вариативное питание людей с психическими нарушениями в домах социального обслуживания» (официальная вёрстка — около 332 стр.; зальная — PDF «стиль claude»; разделы 1–44, приложения 1–45). На сессию 26.08 в зал кладут три предмета: презентацию v4, памятку на 2 страницы и один PDF руководства. Версия 1.4 — 20.08.2026.</w:t>
       </w:r>
     </w:p>
     <w:bookmarkEnd w:id="422"/>
